--- a/taniguchi/api/Fix/API設計書_現有品調査.docx
+++ b/taniguchi/api/Fix/API設計書_現有品調査.docx
@@ -1,284 +1,5 @@
 
-<file path=customXml\item1.xml><?xml version="1.0" encoding="utf-8"?>
-<p:properties xmlns:p="http://schemas.microsoft.com/office/2006/metadata/properties" xmlns:xsi="http://www.w3.org/2001/XMLSchema-instance" xmlns:pc="http://schemas.microsoft.com/office/infopath/2007/PartnerControls">
-  <documentManagement/>
-</p:properties>
-</file>
-
-<file path=customXml\item2.xml><?xml version="1.0" encoding="utf-8"?>
-<ct:contentTypeSchema xmlns:ct="http://schemas.microsoft.com/office/2006/metadata/contentType" xmlns:ma="http://schemas.microsoft.com/office/2006/metadata/properties/metaAttributes" ct:_="" ma:_="" ma:contentTypeName="ドキュメント" ma:contentTypeID="0x010100980A9EDA4423B04DB8E0445FEDD7979D" ma:contentTypeVersion="7" ma:contentTypeDescription="新しいドキュメントを作成します。" ma:contentTypeScope="" ma:versionID="ae2973d07f0a8b338627d92cf3d61aa1">
-  <xsd:schema xmlns:xsd="http://www.w3.org/2001/XMLSchema" xmlns:xs="http://www.w3.org/2001/XMLSchema" xmlns:p="http://schemas.microsoft.com/office/2006/metadata/properties" xmlns:ns2="927401a0-f477-47ea-a92d-ddff39ed07e6" targetNamespace="http://schemas.microsoft.com/office/2006/metadata/properties" ma:root="true" ma:fieldsID="e5a487444864ebd2c47c4b9587078a69" ns2:_="">
-    <xsd:import namespace="927401a0-f477-47ea-a92d-ddff39ed07e6"/>
-    <xsd:element name="properties">
-      <xsd:complexType>
-        <xsd:sequence>
-          <xsd:element name="documentManagement">
-            <xsd:complexType>
-              <xsd:all>
-                <xsd:element ref="ns2:MediaServiceMetadata" minOccurs="0"/>
-                <xsd:element ref="ns2:MediaServiceFastMetadata" minOccurs="0"/>
-                <xsd:element ref="ns2:MediaServiceSearchProperties" minOccurs="0"/>
-                <xsd:element ref="ns2:MediaServiceDateTaken" minOccurs="0"/>
-                <xsd:element ref="ns2:MediaServiceGenerationTime" minOccurs="0"/>
-                <xsd:element ref="ns2:MediaServiceEventHashCode" minOccurs="0"/>
-                <xsd:element ref="ns2:MediaLengthInSeconds" minOccurs="0"/>
-              </xsd:all>
-            </xsd:complexType>
-          </xsd:element>
-        </xsd:sequence>
-      </xsd:complexType>
-    </xsd:element>
-  </xsd:schema>
-  <xsd:schema xmlns:xsd="http://www.w3.org/2001/XMLSchema" xmlns:xs="http://www.w3.org/2001/XMLSchema" xmlns:dms="http://schemas.microsoft.com/office/2006/documentManagement/types" xmlns:pc="http://schemas.microsoft.com/office/infopath/2007/PartnerControls" targetNamespace="927401a0-f477-47ea-a92d-ddff39ed07e6" elementFormDefault="qualified">
-    <xsd:import namespace="http://schemas.microsoft.com/office/2006/documentManagement/types"/>
-    <xsd:import namespace="http://schemas.microsoft.com/office/infopath/2007/PartnerControls"/>
-    <xsd:element name="MediaServiceMetadata" ma:index="8" nillable="true" ma:displayName="MediaServiceMetadata" ma:hidden="true" ma:internalName="MediaServiceMetadata" ma:readOnly="true">
-      <xsd:simpleType>
-        <xsd:restriction base="dms:Note"/>
-      </xsd:simpleType>
-    </xsd:element>
-    <xsd:element name="MediaServiceFastMetadata" ma:index="9" nillable="true" ma:displayName="MediaServiceFastMetadata" ma:hidden="true" ma:internalName="MediaServiceFastMetadata" ma:readOnly="true">
-      <xsd:simpleType>
-        <xsd:restriction base="dms:Note"/>
-      </xsd:simpleType>
-    </xsd:element>
-    <xsd:element name="MediaServiceSearchProperties" ma:index="10" nillable="true" ma:displayName="MediaServiceSearchProperties" ma:hidden="true" ma:internalName="MediaServiceSearchProperties" ma:readOnly="true">
-      <xsd:simpleType>
-        <xsd:restriction base="dms:Note"/>
-      </xsd:simpleType>
-    </xsd:element>
-    <xsd:element name="MediaServiceDateTaken" ma:index="11" nillable="true" ma:displayName="MediaServiceDateTaken" ma:hidden="true" ma:indexed="true" ma:internalName="MediaServiceDateTaken" ma:readOnly="true">
-      <xsd:simpleType>
-        <xsd:restriction base="dms:Text"/>
-      </xsd:simpleType>
-    </xsd:element>
-    <xsd:element name="MediaServiceGenerationTime" ma:index="12" nillable="true" ma:displayName="MediaServiceGenerationTime" ma:hidden="true" ma:internalName="MediaServiceGenerationTime" ma:readOnly="true">
-      <xsd:simpleType>
-        <xsd:restriction base="dms:Text"/>
-      </xsd:simpleType>
-    </xsd:element>
-    <xsd:element name="MediaServiceEventHashCode" ma:index="13" nillable="true" ma:displayName="MediaServiceEventHashCode" ma:hidden="true" ma:internalName="MediaServiceEventHashCode" ma:readOnly="true">
-      <xsd:simpleType>
-        <xsd:restriction base="dms:Text"/>
-      </xsd:simpleType>
-    </xsd:element>
-    <xsd:element name="MediaLengthInSeconds" ma:index="14" nillable="true" ma:displayName="MediaLengthInSeconds" ma:hidden="true" ma:internalName="MediaLengthInSeconds" ma:readOnly="true">
-      <xsd:simpleType>
-        <xsd:restriction base="dms:Unknown"/>
-      </xsd:simpleType>
-    </xsd:element>
-  </xsd:schema>
-  <xsd:schema xmlns="http://schemas.openxmlformats.org/package/2006/metadata/core-properties" xmlns:xsd="http://www.w3.org/2001/XMLSchema" xmlns:xsi="http://www.w3.org/2001/XMLSchema-instance" xmlns:dc="http://purl.org/dc/elements/1.1/" xmlns:dcterms="http://purl.org/dc/terms/" xmlns:odoc="http://schemas.microsoft.com/internal/obd" targetNamespace="http://schemas.openxmlformats.org/package/2006/metadata/core-properties" elementFormDefault="qualified" attributeFormDefault="unqualified" blockDefault="#all">
-    <xsd:import namespace="http://purl.org/dc/elements/1.1/" schemaLocation="http://dublincore.org/schemas/xmls/qdc/2003/04/02/dc.xsd"/>
-    <xsd:import namespace="http://purl.org/dc/terms/" schemaLocation="http://dublincore.org/schemas/xmls/qdc/2003/04/02/dcterms.xsd"/>
-    <xsd:element name="coreProperties" type="CT_coreProperties"/>
-    <xsd:complexType name="CT_coreProperties">
-      <xsd:all>
-        <xsd:element ref="dc:creator" minOccurs="0" maxOccurs="1"/>
-        <xsd:element ref="dcterms:created" minOccurs="0" maxOccurs="1"/>
-        <xsd:element ref="dc:identifier" minOccurs="0" maxOccurs="1"/>
-        <xsd:element name="contentType" minOccurs="0" maxOccurs="1" type="xsd:string" ma:index="0" ma:displayName="コンテンツ タイプ"/>
-        <xsd:element ref="dc:title" minOccurs="0" maxOccurs="1" ma:index="4" ma:displayName="タイトル"/>
-        <xsd:element ref="dc:subject" minOccurs="0" maxOccurs="1"/>
-        <xsd:element ref="dc:description" minOccurs="0" maxOccurs="1"/>
-        <xsd:element name="keywords" minOccurs="0" maxOccurs="1" type="xsd:string"/>
-        <xsd:element ref="dc:language" minOccurs="0" maxOccurs="1"/>
-        <xsd:element name="category" minOccurs="0" maxOccurs="1" type="xsd:string"/>
-        <xsd:element name="version" minOccurs="0" maxOccurs="1" type="xsd:string"/>
-        <xsd:element name="revision" minOccurs="0" maxOccurs="1" type="xsd:string">
-          <xsd:annotation>
-            <xsd:documentation>
-                        This value indicates the number of saves or revisions. The application is responsible for updating this value after each revision.
-                    </xsd:documentation>
-          </xsd:annotation>
-        </xsd:element>
-        <xsd:element name="lastModifiedBy" minOccurs="0" maxOccurs="1" type="xsd:string"/>
-        <xsd:element ref="dcterms:modified" minOccurs="0" maxOccurs="1"/>
-        <xsd:element name="contentStatus" minOccurs="0" maxOccurs="1" type="xsd:string"/>
-      </xsd:all>
-    </xsd:complexType>
-  </xsd:schema>
-  <xs:schema xmlns:pc="http://schemas.microsoft.com/office/infopath/2007/PartnerControls" xmlns:xs="http://www.w3.org/2001/XMLSchema" targetNamespace="http://schemas.microsoft.com/office/infopath/2007/PartnerControls" elementFormDefault="qualified" attributeFormDefault="unqualified">
-    <xs:element name="Person">
-      <xs:complexType>
-        <xs:sequence>
-          <xs:element ref="pc:DisplayName" minOccurs="0"/>
-          <xs:element ref="pc:AccountId" minOccurs="0"/>
-          <xs:element ref="pc:AccountType" minOccurs="0"/>
-        </xs:sequence>
-      </xs:complexType>
-    </xs:element>
-    <xs:element name="DisplayName" type="xs:string"/>
-    <xs:element name="AccountId" type="xs:string"/>
-    <xs:element name="AccountType" type="xs:string"/>
-    <xs:element name="BDCAssociatedEntity">
-      <xs:complexType>
-        <xs:sequence>
-          <xs:element ref="pc:BDCEntity" minOccurs="0" maxOccurs="unbounded"/>
-        </xs:sequence>
-        <xs:attribute ref="pc:EntityNamespace"/>
-        <xs:attribute ref="pc:EntityName"/>
-        <xs:attribute ref="pc:SystemInstanceName"/>
-        <xs:attribute ref="pc:AssociationName"/>
-      </xs:complexType>
-    </xs:element>
-    <xs:attribute name="EntityNamespace" type="xs:string"/>
-    <xs:attribute name="EntityName" type="xs:string"/>
-    <xs:attribute name="SystemInstanceName" type="xs:string"/>
-    <xs:attribute name="AssociationName" type="xs:string"/>
-    <xs:element name="BDCEntity">
-      <xs:complexType>
-        <xs:sequence>
-          <xs:element ref="pc:EntityDisplayName" minOccurs="0"/>
-          <xs:element ref="pc:EntityInstanceReference" minOccurs="0"/>
-          <xs:element ref="pc:EntityId1" minOccurs="0"/>
-          <xs:element ref="pc:EntityId2" minOccurs="0"/>
-          <xs:element ref="pc:EntityId3" minOccurs="0"/>
-          <xs:element ref="pc:EntityId4" minOccurs="0"/>
-          <xs:element ref="pc:EntityId5" minOccurs="0"/>
-        </xs:sequence>
-      </xs:complexType>
-    </xs:element>
-    <xs:element name="EntityDisplayName" type="xs:string"/>
-    <xs:element name="EntityInstanceReference" type="xs:string"/>
-    <xs:element name="EntityId1" type="xs:string"/>
-    <xs:element name="EntityId2" type="xs:string"/>
-    <xs:element name="EntityId3" type="xs:string"/>
-    <xs:element name="EntityId4" type="xs:string"/>
-    <xs:element name="EntityId5" type="xs:string"/>
-    <xs:element name="Terms">
-      <xs:complexType>
-        <xs:sequence>
-          <xs:element ref="pc:TermInfo" minOccurs="0" maxOccurs="unbounded"/>
-        </xs:sequence>
-      </xs:complexType>
-    </xs:element>
-    <xs:element name="TermInfo">
-      <xs:complexType>
-        <xs:sequence>
-          <xs:element ref="pc:TermName" minOccurs="0"/>
-          <xs:element ref="pc:TermId" minOccurs="0"/>
-        </xs:sequence>
-      </xs:complexType>
-    </xs:element>
-    <xs:element name="TermName" type="xs:string"/>
-    <xs:element name="TermId" type="xs:string"/>
-  </xs:schema>
-</ct:contentTypeSchema>
-</file>
-
-<file path=customXml\item3.xml><?xml version="1.0" encoding="utf-8"?>
-<?mso-contentType ?>
-<FormTemplates xmlns="http://schemas.microsoft.com/sharepoint/v3/contenttype/forms">
-  <Display>DocumentLibraryForm</Display>
-  <Edit>DocumentLibraryForm</Edit>
-  <New>DocumentLibraryForm</New>
-</FormTemplates>
-</file>
-
-<file path=customXml\item4.xml><?xml version="1.0" encoding="utf-8"?>
-<b:Sources xmlns:b="http://schemas.openxmlformats.org/officeDocument/2006/bibliography" xmlns="http://schemas.openxmlformats.org/officeDocument/2006/bibliography" SelectedStyle="/APASixthEditionOfficeOnline.xsl" StyleName="APA" Version="6"/>
-</file>
-
-<file path=customXml\itemProps1.xml><?xml version="1.0" encoding="utf-8"?>
-<ds:datastoreItem xmlns:ds="http://schemas.openxmlformats.org/officeDocument/2006/customXml" ds:itemID="{D3BCF3CB-61D5-4782-9982-1529DA68D8A5}">
-  <ds:schemaRefs>
-    <ds:schemaRef ds:uri="http://schemas.microsoft.com/office/2006/metadata/properties"/>
-    <ds:schemaRef ds:uri="http://schemas.microsoft.com/office/infopath/2007/PartnerControls"/>
-  </ds:schemaRefs>
-</ds:datastoreItem>
-</file>
-
-<file path=customXml\itemProps2.xml><?xml version="1.0" encoding="utf-8"?>
-<ds:datastoreItem xmlns:ds="http://schemas.openxmlformats.org/officeDocument/2006/customXml" ds:itemID="{00976E19-0F6D-447D-99EA-E239DB62938F}">
-  <ds:schemaRefs>
-    <ds:schemaRef ds:uri="http://schemas.microsoft.com/office/2006/metadata/contentType"/>
-    <ds:schemaRef ds:uri="http://schemas.microsoft.com/office/2006/metadata/properties/metaAttributes"/>
-    <ds:schemaRef ds:uri="http://www.w3.org/2001/XMLSchema"/>
-    <ds:schemaRef ds:uri="http://schemas.microsoft.com/office/2006/metadata/properties"/>
-    <ds:schemaRef ds:uri="927401a0-f477-47ea-a92d-ddff39ed07e6"/>
-    <ds:schemaRef ds:uri="http://schemas.microsoft.com/office/2006/documentManagement/types"/>
-    <ds:schemaRef ds:uri="http://schemas.microsoft.com/office/infopath/2007/PartnerControls"/>
-    <ds:schemaRef ds:uri="http://schemas.openxmlformats.org/package/2006/metadata/core-properties"/>
-    <ds:schemaRef ds:uri="http://purl.org/dc/elements/1.1/"/>
-    <ds:schemaRef ds:uri="http://purl.org/dc/terms/"/>
-    <ds:schemaRef ds:uri="http://schemas.microsoft.com/internal/obd"/>
-  </ds:schemaRefs>
-</ds:datastoreItem>
-</file>
-
-<file path=customXml\itemProps3.xml><?xml version="1.0" encoding="utf-8"?>
-<ds:datastoreItem xmlns:ds="http://schemas.openxmlformats.org/officeDocument/2006/customXml" ds:itemID="{812A22FD-A03A-40FC-8882-33DA0C3EFC8E}">
-  <ds:schemaRefs>
-    <ds:schemaRef ds:uri="http://schemas.microsoft.com/sharepoint/v3/contenttype/forms"/>
-  </ds:schemaRefs>
-</ds:datastoreItem>
-</file>
-
-<file path=customXml\itemProps4.xml><?xml version="1.0" encoding="utf-8"?>
-<ds:datastoreItem xmlns:ds="http://schemas.openxmlformats.org/officeDocument/2006/customXml" ds:itemID="{10C87B47-89E1-434B-B69B-80E10AEF4092}">
-  <ds:schemaRefs>
-    <ds:schemaRef ds:uri="http://schemas.openxmlformats.org/officeDocument/2006/bibliography"/>
-  </ds:schemaRefs>
-</ds:datastoreItem>
-</file>
-
-<file path=docProps\app.xml><?xml version="1.0" encoding="utf-8"?>
-<Properties xmlns="http://schemas.openxmlformats.org/officeDocument/2006/extended-properties" xmlns:vt="http://schemas.openxmlformats.org/officeDocument/2006/docPropsVTypes">
-  <Template>Normal.dotm</Template>
-  <TotalTime>96</TotalTime>
-  <Pages>25</Pages>
-  <Words>2918</Words>
-  <Characters>16635</Characters>
-  <Application>Microsoft Office Word</Application>
-  <DocSecurity>0</DocSecurity>
-  <Lines>138</Lines>
-  <Paragraphs>39</Paragraphs>
-  <ScaleCrop>false</ScaleCrop>
-  <HeadingPairs>
-    <vt:vector size="2" baseType="variant">
-      <vt:variant>
-        <vt:lpstr>タイトル</vt:lpstr>
-      </vt:variant>
-      <vt:variant>
-        <vt:i4>1</vt:i4>
-      </vt:variant>
-    </vt:vector>
-  </HeadingPairs>
-  <TitlesOfParts>
-    <vt:vector size="1" baseType="lpstr">
-      <vt:lpstr>API 設計書現有品調査</vt:lpstr>
-    </vt:vector>
-  </TitlesOfParts>
-  <Company/>
-  <LinksUpToDate>false</LinksUpToDate>
-  <CharactersWithSpaces>19514</CharactersWithSpaces>
-  <SharedDoc>false</SharedDoc>
-  <HyperlinksChanged>false</HyperlinksChanged>
-  <AppVersion>16.0000</AppVersion>
-</Properties>
-</file>
-
-<file path=docProps\core.xml><?xml version="1.0" encoding="utf-8"?>
-<cp:coreProperties xmlns:cp="http://schemas.openxmlformats.org/package/2006/metadata/core-properties" xmlns:dc="http://purl.org/dc/elements/1.1/" xmlns:dcterms="http://purl.org/dc/terms/" xmlns:dcmitype="http://purl.org/dc/dcmitype/" xmlns:xsi="http://www.w3.org/2001/XMLSchema-instance">
-  <dc:title>API設計書　　　　　　　現有品調査</dc:title>
-  <dc:subject>対象システム：医療機器管理システム</dc:subject>
-  <cp:lastModifiedBy>緑 谷口</cp:lastModifiedBy>
-  <cp:revision>53</cp:revision>
-  <dcterms:created xsi:type="dcterms:W3CDTF">2026-03-01T00:24:00Z</dcterms:created>
-  <dcterms:modified xsi:type="dcterms:W3CDTF">2026-03-16T10:43:00Z</dcterms:modified>
-</cp:coreProperties>
-</file>
-
-<file path=docProps\custom.xml><?xml version="1.0" encoding="utf-8"?>
-<Properties xmlns="http://schemas.openxmlformats.org/officeDocument/2006/custom-properties" xmlns:vt="http://schemas.openxmlformats.org/officeDocument/2006/docPropsVTypes">
-  <property fmtid="{D5CDD505-2E9C-101B-9397-08002B2CF9AE}" pid="2" name="ContentTypeId">
-    <vt:lpwstr>0x010100980A9EDA4423B04DB8E0445FEDD7979D</vt:lpwstr>
-  </property>
-</Properties>
-</file>
-
-<file path=word\document.xml><?xml version="1.0" encoding="utf-8"?>
+<file path=word/document.xml><?xml version="1.0" encoding="utf-8"?>
 <w:document xmlns:wpc="http://schemas.microsoft.com/office/word/2010/wordprocessingCanvas" xmlns:cx="http://schemas.microsoft.com/office/drawing/2014/chartex" xmlns:cx1="http://schemas.microsoft.com/office/drawing/2015/9/8/chartex" xmlns:cx2="http://schemas.microsoft.com/office/drawing/2015/10/21/chartex" xmlns:cx3="http://schemas.microsoft.com/office/drawing/2016/5/9/chartex" xmlns:cx4="http://schemas.microsoft.com/office/drawing/2016/5/10/chartex" xmlns:cx5="http://schemas.microsoft.com/office/drawing/2016/5/11/chartex" xmlns:cx6="http://schemas.microsoft.com/office/drawing/2016/5/12/chartex" xmlns:cx7="http://schemas.microsoft.com/office/drawing/2016/5/13/chartex" xmlns:cx8="http://schemas.microsoft.com/office/drawing/2016/5/14/chartex" xmlns:mc="http://schemas.openxmlformats.org/markup-compatibility/2006" xmlns:aink="http://schemas.microsoft.com/office/drawing/2016/ink" xmlns:am3d="http://schemas.microsoft.com/office/drawing/2017/model3d" xmlns:o="urn:schemas-microsoft-com:office:office" xmlns:oel="http://schemas.microsoft.com/office/2019/extlst" xmlns:r="http://schemas.openxmlformats.org/officeDocument/2006/relationships" xmlns:m="http://schemas.openxmlformats.org/officeDocument/2006/math" xmlns:v="urn:schemas-microsoft-com:vml" xmlns:wp14="http://schemas.microsoft.com/office/word/2010/wordprocessingDrawing" xmlns:wp="http://schemas.openxmlformats.org/drawingml/2006/wordprocessingDrawing" xmlns:w10="urn:schemas-microsoft-com:office:word" xmlns:w="http://schemas.openxmlformats.org/wordprocessingml/2006/main" xmlns:w14="http://schemas.microsoft.com/office/word/2010/wordml" xmlns:w15="http://schemas.microsoft.com/office/word/2012/wordml" xmlns:w16cex="http://schemas.microsoft.com/office/word/2018/wordml/cex" xmlns:w16cid="http://schemas.microsoft.com/office/word/2016/wordml/cid" xmlns:w16="http://schemas.microsoft.com/office/word/2018/wordml" xmlns:w16du="http://schemas.microsoft.com/office/word/2023/wordml/word16du" xmlns:w16sdtdh="http://schemas.microsoft.com/office/word/2020/wordml/sdtdatahash" xmlns:w16sdtfl="http://schemas.microsoft.com/office/word/2024/wordml/sdtformatlock" xmlns:w16se="http://schemas.microsoft.com/office/word/2015/wordml/symex" xmlns:wpg="http://schemas.microsoft.com/office/word/2010/wordprocessingGroup" xmlns:wpi="http://schemas.microsoft.com/office/word/2010/wordprocessingInk" xmlns:wne="http://schemas.microsoft.com/office/word/2006/wordml" xmlns:wps="http://schemas.microsoft.com/office/word/2010/wordprocessingShape" mc:Ignorable="w14 w15 w16se w16cid w16 w16cex w16sdtdh w16sdtfl w16du wp14">
   <w:body>
     <w:bookmarkStart w:id="0" w:name="_tad0l5kfozhu" w:colFirst="0" w:colLast="0" w:displacedByCustomXml="next"/>
@@ -396,7 +117,6 @@
                                     <w:dataBinding w:prefixMappings="xmlns:ns0='http://purl.org/dc/elements/1.1/' xmlns:ns1='http://schemas.openxmlformats.org/package/2006/metadata/core-properties' " w:xpath="/ns1:coreProperties[1]/ns0:title[1]" w:storeItemID="{6C3C8BC8-F283-45AE-878A-BAB7291924A1}"/>
                                     <w:text/>
                                   </w:sdtPr>
-                                  <w:sdtEndPr/>
                                   <w:sdtContent>
                                     <w:r>
                                       <w:rPr>
@@ -446,7 +166,6 @@
                                   <w:dataBinding w:prefixMappings="xmlns:ns0='http://purl.org/dc/elements/1.1/' xmlns:ns1='http://schemas.openxmlformats.org/package/2006/metadata/core-properties' " w:xpath="/ns1:coreProperties[1]/ns0:subject[1]" w:storeItemID="{6C3C8BC8-F283-45AE-878A-BAB7291924A1}"/>
                                   <w:text/>
                                 </w:sdtPr>
-                                <w:sdtEndPr/>
                                 <w:sdtContent>
                                   <w:p>
                                     <w:pPr>
@@ -2994,6 +2713,7 @@
         <w:rPr>
           <w:noProof/>
         </w:rPr>
+        <w:lastRenderedPageBreak/>
         <w:t>レスポンス（201：OfflineSurveyUploadResponse）</w:t>
       </w:r>
       <w:r>
@@ -3439,7 +3159,6 @@
         <w:rPr>
           <w:noProof/>
         </w:rPr>
-        <w:lastRenderedPageBreak/>
         <w:t>リクエストパラメータ</w:t>
       </w:r>
       <w:r>
@@ -4636,11 +4355,9 @@
     <w:p>
       <w:pPr>
         <w:pStyle w:val="10"/>
-        <w:rPr>
-          <w:rFonts w:hint="eastAsia"/>
-        </w:rPr>
-      </w:pPr>
-      <w:r>
+      </w:pPr>
+      <w:r>
+        <w:lastRenderedPageBreak/>
         <w:fldChar w:fldCharType="end"/>
       </w:r>
       <w:bookmarkStart w:id="1" w:name="_Toc224582691"/>
@@ -4655,9 +4372,6 @@
     <w:p>
       <w:pPr>
         <w:pStyle w:val="2"/>
-        <w:rPr>
-          <w:rFonts w:hint="eastAsia"/>
-        </w:rPr>
       </w:pPr>
       <w:bookmarkStart w:id="2" w:name="_Toc224582692"/>
       <w:r>
@@ -4669,11 +4383,6 @@
       <w:bookmarkEnd w:id="2"/>
     </w:p>
     <w:p>
-      <w:pPr>
-        <w:rPr>
-          <w:rFonts w:hint="eastAsia"/>
-        </w:rPr>
-      </w:pPr>
       <w:r>
         <w:rPr>
           <w:rFonts w:hint="eastAsia"/>
@@ -4682,11 +4391,6 @@
       </w:r>
     </w:p>
     <w:p>
-      <w:pPr>
-        <w:rPr>
-          <w:rFonts w:hint="eastAsia"/>
-        </w:rPr>
-      </w:pPr>
       <w:r>
         <w:rPr>
           <w:rFonts w:hint="eastAsia"/>
@@ -4702,9 +4406,6 @@
           <w:numId w:val="120"/>
         </w:numPr>
         <w:ind w:leftChars="0"/>
-        <w:rPr>
-          <w:rFonts w:hint="eastAsia"/>
-        </w:rPr>
       </w:pPr>
       <w:r>
         <w:rPr>
@@ -4721,9 +4422,6 @@
           <w:numId w:val="120"/>
         </w:numPr>
         <w:ind w:leftChars="0"/>
-        <w:rPr>
-          <w:rFonts w:hint="eastAsia"/>
-        </w:rPr>
       </w:pPr>
       <w:r>
         <w:rPr>
@@ -4740,9 +4438,6 @@
           <w:numId w:val="120"/>
         </w:numPr>
         <w:ind w:leftChars="0"/>
-        <w:rPr>
-          <w:rFonts w:hint="eastAsia"/>
-        </w:rPr>
       </w:pPr>
       <w:r>
         <w:rPr>
@@ -4759,9 +4454,6 @@
           <w:numId w:val="120"/>
         </w:numPr>
         <w:ind w:leftChars="0"/>
-        <w:rPr>
-          <w:rFonts w:hint="eastAsia"/>
-        </w:rPr>
       </w:pPr>
       <w:r>
         <w:rPr>
@@ -4773,9 +4465,6 @@
     <w:p>
       <w:pPr>
         <w:pStyle w:val="2"/>
-        <w:rPr>
-          <w:rFonts w:hint="eastAsia"/>
-        </w:rPr>
       </w:pPr>
       <w:bookmarkStart w:id="3" w:name="_Toc224582693"/>
       <w:r>
@@ -4787,11 +4476,6 @@
       <w:bookmarkEnd w:id="3"/>
     </w:p>
     <w:p>
-      <w:pPr>
-        <w:rPr>
-          <w:rFonts w:hint="eastAsia"/>
-        </w:rPr>
-      </w:pPr>
       <w:r>
         <w:rPr>
           <w:rFonts w:hint="eastAsia"/>
@@ -4800,25 +4484,16 @@
       </w:r>
     </w:p>
     <w:p>
-      <w:pPr>
+      <w:r>
         <w:rPr>
           <w:rFonts w:hint="eastAsia"/>
         </w:rPr>
-      </w:pPr>
-      <w:r>
-        <w:rPr>
-          <w:rFonts w:hint="eastAsia"/>
-        </w:rPr>
-        <w:lastRenderedPageBreak/>
         <w:t>本API設計書では、オンラインで行うマスタダウンロード・調査結果送信・送信後データ修正を対象とする。`/survey-location`、`/asset-survey`、`/history` はPWAのローカル実装として扱い、画面単位の個別APIは設けない。</w:t>
       </w:r>
     </w:p>
     <w:p>
       <w:pPr>
         <w:pStyle w:val="2"/>
-        <w:rPr>
-          <w:rFonts w:hint="eastAsia"/>
-        </w:rPr>
       </w:pPr>
       <w:bookmarkStart w:id="4" w:name="_Toc224582694"/>
       <w:r>
@@ -5011,6 +4686,7 @@
               <w:rPr>
                 <w:rFonts w:hint="eastAsia"/>
               </w:rPr>
+              <w:lastRenderedPageBreak/>
               <w:t>調査レコード</w:t>
             </w:r>
           </w:p>
@@ -5030,13 +4706,9 @@
         </w:tc>
       </w:tr>
     </w:tbl>
-    <w:p/>
     <w:p>
       <w:pPr>
         <w:pStyle w:val="2"/>
-        <w:rPr>
-          <w:rFonts w:hint="eastAsia"/>
-        </w:rPr>
       </w:pPr>
       <w:bookmarkStart w:id="5" w:name="_Toc224582695"/>
       <w:r>
@@ -5158,6 +4830,13 @@
               <w:t>/offline-prep / /registration-edit</w:t>
             </w:r>
           </w:p>
+          <w:p>
+            <w:pPr>
+              <w:rPr>
+                <w:rFonts w:hint="eastAsia"/>
+              </w:rPr>
+            </w:pPr>
+          </w:p>
         </w:tc>
       </w:tr>
       <w:tr>
@@ -5189,13 +4868,9 @@
         </w:tc>
       </w:tr>
     </w:tbl>
-    <w:p/>
     <w:p>
       <w:pPr>
         <w:pStyle w:val="10"/>
-        <w:rPr>
-          <w:rFonts w:hint="eastAsia"/>
-        </w:rPr>
       </w:pPr>
       <w:bookmarkStart w:id="6" w:name="_Toc224582696"/>
       <w:r>
@@ -5209,9 +4884,6 @@
     <w:p>
       <w:pPr>
         <w:pStyle w:val="2"/>
-        <w:rPr>
-          <w:rFonts w:hint="eastAsia"/>
-        </w:rPr>
       </w:pPr>
       <w:bookmarkStart w:id="7" w:name="_Toc224582697"/>
       <w:r>
@@ -5223,11 +4895,6 @@
       <w:bookmarkEnd w:id="7"/>
     </w:p>
     <w:p>
-      <w:pPr>
-        <w:rPr>
-          <w:rFonts w:hint="eastAsia"/>
-        </w:rPr>
-      </w:pPr>
       <w:r>
         <w:rPr>
           <w:rFonts w:hint="eastAsia"/>
@@ -5236,25 +4903,16 @@
       </w:r>
     </w:p>
     <w:p>
-      <w:pPr>
+      <w:r>
         <w:rPr>
           <w:rFonts w:hint="eastAsia"/>
         </w:rPr>
-      </w:pPr>
-      <w:r>
-        <w:rPr>
-          <w:rFonts w:hint="eastAsia"/>
-        </w:rPr>
-        <w:lastRenderedPageBreak/>
         <w:t>調査場所選択、現有品入力、履歴表示は PWA のローカル実装として扱い、これらの画面単位の個別APIは設けない。送信後データの一覧表示、インライン編集、写真モーダル、確定のみ `/registration-edit` の API 対象とする。</w:t>
       </w:r>
     </w:p>
     <w:p>
       <w:pPr>
         <w:pStyle w:val="2"/>
-        <w:rPr>
-          <w:rFonts w:hint="eastAsia"/>
-        </w:rPr>
       </w:pPr>
       <w:bookmarkStart w:id="8" w:name="_Toc224582698"/>
       <w:r>
@@ -5266,11 +4924,6 @@
       <w:bookmarkEnd w:id="8"/>
     </w:p>
     <w:p>
-      <w:pPr>
-        <w:rPr>
-          <w:rFonts w:hint="eastAsia"/>
-        </w:rPr>
-      </w:pPr>
       <w:r>
         <w:rPr>
           <w:rFonts w:hint="eastAsia"/>
@@ -5279,11 +4932,6 @@
       </w:r>
     </w:p>
     <w:p>
-      <w:pPr>
-        <w:rPr>
-          <w:rFonts w:hint="eastAsia"/>
-        </w:rPr>
-      </w:pPr>
       <w:r>
         <w:rPr>
           <w:rFonts w:hint="eastAsia"/>
@@ -5292,11 +4940,6 @@
       </w:r>
     </w:p>
     <w:p>
-      <w:pPr>
-        <w:rPr>
-          <w:rFonts w:hint="eastAsia"/>
-        </w:rPr>
-      </w:pPr>
       <w:r>
         <w:rPr>
           <w:rFonts w:hint="eastAsia"/>
@@ -5305,11 +4948,6 @@
       </w:r>
     </w:p>
     <w:p>
-      <w:pPr>
-        <w:rPr>
-          <w:rFonts w:hint="eastAsia"/>
-        </w:rPr>
-      </w:pPr>
       <w:r>
         <w:rPr>
           <w:rFonts w:hint="eastAsia"/>
@@ -5318,11 +4956,6 @@
       </w:r>
     </w:p>
     <w:p>
-      <w:pPr>
-        <w:rPr>
-          <w:rFonts w:hint="eastAsia"/>
-        </w:rPr>
-      </w:pPr>
       <w:r>
         <w:rPr>
           <w:rFonts w:hint="eastAsia"/>
@@ -5331,11 +4964,6 @@
       </w:r>
     </w:p>
     <w:p>
-      <w:pPr>
-        <w:rPr>
-          <w:rFonts w:hint="eastAsia"/>
-        </w:rPr>
-      </w:pPr>
       <w:r>
         <w:rPr>
           <w:rFonts w:hint="eastAsia"/>
@@ -5344,11 +4972,6 @@
       </w:r>
     </w:p>
     <w:p>
-      <w:pPr>
-        <w:rPr>
-          <w:rFonts w:hint="eastAsia"/>
-        </w:rPr>
-      </w:pPr>
       <w:r>
         <w:rPr>
           <w:rFonts w:hint="eastAsia"/>
@@ -5359,15 +4982,13 @@
     <w:p>
       <w:pPr>
         <w:pStyle w:val="2"/>
+      </w:pPr>
+      <w:bookmarkStart w:id="9" w:name="_Toc224582699"/>
+      <w:r>
         <w:rPr>
           <w:rFonts w:hint="eastAsia"/>
         </w:rPr>
-      </w:pPr>
-      <w:bookmarkStart w:id="9" w:name="_Toc224582699"/>
-      <w:r>
-        <w:rPr>
-          <w:rFonts w:hint="eastAsia"/>
-        </w:rPr>
+        <w:lastRenderedPageBreak/>
         <w:t>使用テーブル</w:t>
       </w:r>
       <w:bookmarkEnd w:id="9"/>
@@ -5517,7 +5138,15 @@
             <w:tcW w:w="1667" w:type="pct"/>
           </w:tcPr>
           <w:p>
-            <w:r>
+            <w:pPr>
+              <w:rPr>
+                <w:lang w:val="en-US"/>
+              </w:rPr>
+            </w:pPr>
+            <w:r>
+              <w:rPr>
+                <w:lang w:val="en-US"/>
+              </w:rPr>
               <w:t>facility_location_id, facility_id, building, floor, department_name, section_name, room_name</w:t>
             </w:r>
           </w:p>
@@ -5529,7 +5158,15 @@
             <w:tcW w:w="1666" w:type="pct"/>
           </w:tcPr>
           <w:p>
-            <w:r>
+            <w:pPr>
+              <w:rPr>
+                <w:lang w:val="en-US"/>
+              </w:rPr>
+            </w:pPr>
+            <w:r>
+              <w:rPr>
+                <w:lang w:val="en-US"/>
+              </w:rPr>
               <w:t>asset_categories / asset_large_classes / asset_medium_classes / asset_items / manufacturers / models</w:t>
             </w:r>
           </w:p>
@@ -5590,7 +5227,15 @@
             <w:tcW w:w="1667" w:type="pct"/>
           </w:tcPr>
           <w:p>
-            <w:r>
+            <w:pPr>
+              <w:rPr>
+                <w:lang w:val="en-US"/>
+              </w:rPr>
+            </w:pPr>
+            <w:r>
+              <w:rPr>
+                <w:lang w:val="en-US"/>
+              </w:rPr>
               <w:t>asset_survey_session_id, facility_id, created_by_user_id, started_at, ended_at, status</w:t>
             </w:r>
           </w:p>
@@ -5625,12 +5270,16 @@
             <w:tcW w:w="1667" w:type="pct"/>
           </w:tcPr>
           <w:p>
-            <w:r>
-              <w:t>asset_survey_record_id, asset_survey_session_id, facility_location_id, category_id, large_class_id, medium_class_id, asset_item_id, manufacturer_id, model_id, survey_date, s</w:t>
-            </w:r>
-            <w:r>
-              <w:lastRenderedPageBreak/>
-              <w:t>urveyor_user_id, confirmed_by_user_id, confirmed_at, building, floor, department_name, section_name, room_name, qr_identifier, detail_type, parent_asset_survey_record_id, asset_no, equipment_no, serial_no, purchased_on, width_mm, depth_mm, height_mm, remarks, survey_status</w:t>
+            <w:pPr>
+              <w:rPr>
+                <w:lang w:val="en-US"/>
+              </w:rPr>
+            </w:pPr>
+            <w:r>
+              <w:rPr>
+                <w:lang w:val="en-US"/>
+              </w:rPr>
+              <w:t>asset_survey_record_id, asset_survey_session_id, facility_location_id, category_id, large_class_id, medium_class_id, asset_item_id, manufacturer_id, model_id, survey_date, surveyor_user_id, confirmed_by_user_id, confirmed_at, building, floor, department_name, section_name, room_name, qr_identifier, detail_type, parent_asset_survey_record_id, asset_no, equipment_no, serial_no, purchased_on, width_mm, depth_mm, height_mm, remarks, survey_status</w:t>
             </w:r>
           </w:p>
         </w:tc>
@@ -5665,7 +5314,15 @@
             <w:tcW w:w="1667" w:type="pct"/>
           </w:tcPr>
           <w:p>
-            <w:r>
+            <w:pPr>
+              <w:rPr>
+                <w:lang w:val="en-US"/>
+              </w:rPr>
+            </w:pPr>
+            <w:r>
+              <w:rPr>
+                <w:lang w:val="en-US"/>
+              </w:rPr>
               <w:t>application_document_id, asset_survey_record_id, owner_type, document_category, file_name, file_path, is_primary, taken_at, taken_by_user_id, uploaded_by_user_id, uploaded_at, deleted_at</w:t>
             </w:r>
           </w:p>
@@ -5700,7 +5357,15 @@
             <w:tcW w:w="1667" w:type="pct"/>
           </w:tcPr>
           <w:p>
-            <w:r>
+            <w:pPr>
+              <w:rPr>
+                <w:lang w:val="en-US"/>
+              </w:rPr>
+            </w:pPr>
+            <w:r>
+              <w:rPr>
+                <w:lang w:val="en-US"/>
+              </w:rPr>
               <w:t>asset_survey_photo_id, asset_survey_record_id, file_name, file_path, is_primary</w:t>
             </w:r>
           </w:p>
@@ -5739,16 +5404,19 @@
               <w:t>qr_identifier, facility_id</w:t>
             </w:r>
           </w:p>
+          <w:p>
+            <w:pPr>
+              <w:rPr>
+                <w:rFonts w:hint="eastAsia"/>
+              </w:rPr>
+            </w:pPr>
+          </w:p>
         </w:tc>
       </w:tr>
     </w:tbl>
-    <w:p/>
     <w:p>
       <w:pPr>
         <w:pStyle w:val="10"/>
-        <w:rPr>
-          <w:rFonts w:hint="eastAsia"/>
-        </w:rPr>
       </w:pPr>
       <w:bookmarkStart w:id="10" w:name="_Toc224582700"/>
       <w:r>
@@ -5762,9 +5430,6 @@
     <w:p>
       <w:pPr>
         <w:pStyle w:val="2"/>
-        <w:rPr>
-          <w:rFonts w:hint="eastAsia"/>
-        </w:rPr>
       </w:pPr>
       <w:bookmarkStart w:id="11" w:name="_Toc224582701"/>
       <w:r>
@@ -5783,9 +5448,6 @@
           <w:numId w:val="121"/>
         </w:numPr>
         <w:ind w:leftChars="0"/>
-        <w:rPr>
-          <w:rFonts w:hint="eastAsia"/>
-        </w:rPr>
       </w:pPr>
       <w:r>
         <w:rPr>
@@ -5802,9 +5464,6 @@
           <w:numId w:val="121"/>
         </w:numPr>
         <w:ind w:leftChars="0"/>
-        <w:rPr>
-          <w:rFonts w:hint="eastAsia"/>
-        </w:rPr>
       </w:pPr>
       <w:r>
         <w:rPr>
@@ -5821,9 +5480,6 @@
           <w:numId w:val="121"/>
         </w:numPr>
         <w:ind w:leftChars="0"/>
-        <w:rPr>
-          <w:rFonts w:hint="eastAsia"/>
-        </w:rPr>
       </w:pPr>
       <w:r>
         <w:rPr>
@@ -5840,9 +5496,6 @@
           <w:numId w:val="121"/>
         </w:numPr>
         <w:ind w:leftChars="0"/>
-        <w:rPr>
-          <w:rFonts w:hint="eastAsia"/>
-        </w:rPr>
       </w:pPr>
       <w:r>
         <w:rPr>
@@ -5859,9 +5512,6 @@
           <w:numId w:val="121"/>
         </w:numPr>
         <w:ind w:leftChars="0"/>
-        <w:rPr>
-          <w:rFonts w:hint="eastAsia"/>
-        </w:rPr>
       </w:pPr>
       <w:r>
         <w:rPr>
@@ -5873,26 +5523,17 @@
     <w:p>
       <w:pPr>
         <w:pStyle w:val="2"/>
+      </w:pPr>
+      <w:bookmarkStart w:id="12" w:name="_Toc224582702"/>
+      <w:r>
         <w:rPr>
           <w:rFonts w:hint="eastAsia"/>
         </w:rPr>
-      </w:pPr>
-      <w:bookmarkStart w:id="12" w:name="_Toc224582702"/>
-      <w:r>
-        <w:rPr>
-          <w:rFonts w:hint="eastAsia"/>
-        </w:rPr>
-        <w:lastRenderedPageBreak/>
         <w:t>認証方式</w:t>
       </w:r>
       <w:bookmarkEnd w:id="12"/>
     </w:p>
     <w:p>
-      <w:pPr>
-        <w:rPr>
-          <w:rFonts w:hint="eastAsia"/>
-        </w:rPr>
-      </w:pPr>
       <w:r>
         <w:rPr>
           <w:rFonts w:hint="eastAsia"/>
@@ -5903,9 +5544,6 @@
     <w:p>
       <w:pPr>
         <w:pStyle w:val="2"/>
-        <w:rPr>
-          <w:rFonts w:hint="eastAsia"/>
-        </w:rPr>
       </w:pPr>
       <w:bookmarkStart w:id="13" w:name="_Toc224582703"/>
       <w:r>
@@ -5917,11 +5555,6 @@
       <w:bookmarkEnd w:id="13"/>
     </w:p>
     <w:p>
-      <w:pPr>
-        <w:rPr>
-          <w:rFonts w:hint="eastAsia"/>
-        </w:rPr>
-      </w:pPr>
       <w:r>
         <w:rPr>
           <w:rFonts w:hint="eastAsia"/>
@@ -5965,6 +5598,7 @@
                 <w:rFonts w:hint="eastAsia"/>
                 <w:b/>
               </w:rPr>
+              <w:lastRenderedPageBreak/>
               <w:t>処理</w:t>
             </w:r>
           </w:p>
@@ -6134,13 +5768,9 @@
         </w:tc>
       </w:tr>
     </w:tbl>
-    <w:p/>
     <w:p>
       <w:pPr>
         <w:pStyle w:val="2"/>
-        <w:rPr>
-          <w:rFonts w:hint="eastAsia"/>
-        </w:rPr>
       </w:pPr>
       <w:bookmarkStart w:id="14" w:name="_Toc224582704"/>
       <w:r>
@@ -6159,9 +5789,6 @@
           <w:numId w:val="122"/>
         </w:numPr>
         <w:ind w:leftChars="0"/>
-        <w:rPr>
-          <w:rFonts w:hint="eastAsia"/>
-        </w:rPr>
       </w:pPr>
       <w:r>
         <w:rPr>
@@ -6178,9 +5805,6 @@
           <w:numId w:val="122"/>
         </w:numPr>
         <w:ind w:leftChars="0"/>
-        <w:rPr>
-          <w:rFonts w:hint="eastAsia"/>
-        </w:rPr>
       </w:pPr>
       <w:r>
         <w:rPr>
@@ -6197,9 +5821,6 @@
           <w:numId w:val="122"/>
         </w:numPr>
         <w:ind w:leftChars="0"/>
-        <w:rPr>
-          <w:rFonts w:hint="eastAsia"/>
-        </w:rPr>
       </w:pPr>
       <w:r>
         <w:rPr>
@@ -6211,9 +5832,6 @@
     <w:p>
       <w:pPr>
         <w:pStyle w:val="2"/>
-        <w:rPr>
-          <w:rFonts w:hint="eastAsia"/>
-        </w:rPr>
       </w:pPr>
       <w:bookmarkStart w:id="15" w:name="_Toc224582705"/>
       <w:r>
@@ -6227,9 +5845,6 @@
     <w:p>
       <w:pPr>
         <w:pStyle w:val="3"/>
-        <w:rPr>
-          <w:rFonts w:hint="eastAsia"/>
-        </w:rPr>
       </w:pPr>
       <w:bookmarkStart w:id="16" w:name="_Toc224582706"/>
       <w:r>
@@ -6478,20 +6093,15 @@
         </w:tc>
       </w:tr>
     </w:tbl>
-    <w:p/>
     <w:p>
       <w:pPr>
         <w:pStyle w:val="10"/>
+      </w:pPr>
+      <w:bookmarkStart w:id="17" w:name="_Toc224582707"/>
+      <w:r>
         <w:rPr>
           <w:rFonts w:hint="eastAsia"/>
         </w:rPr>
-      </w:pPr>
-      <w:bookmarkStart w:id="17" w:name="_Toc224582707"/>
-      <w:r>
-        <w:rPr>
-          <w:rFonts w:hint="eastAsia"/>
-        </w:rPr>
-        <w:lastRenderedPageBreak/>
         <w:t>第4章 API一覧</w:t>
       </w:r>
       <w:bookmarkEnd w:id="17"/>
@@ -6499,9 +6109,6 @@
     <w:p>
       <w:pPr>
         <w:pStyle w:val="2"/>
-        <w:rPr>
-          <w:rFonts w:hint="eastAsia"/>
-        </w:rPr>
       </w:pPr>
       <w:bookmarkStart w:id="18" w:name="_Toc224582708"/>
       <w:r>
@@ -6756,20 +6363,27 @@
         </w:tc>
       </w:tr>
     </w:tbl>
-    <w:p/>
     <w:p>
       <w:pPr>
         <w:pStyle w:val="2"/>
         <w:rPr>
+          <w:lang w:val="en-US"/>
+        </w:rPr>
+      </w:pPr>
+      <w:bookmarkStart w:id="19" w:name="_Toc224582709"/>
+      <w:r>
+        <w:rPr>
           <w:rFonts w:hint="eastAsia"/>
         </w:rPr>
-      </w:pPr>
-      <w:bookmarkStart w:id="19" w:name="_Toc224582709"/>
+        <w:lastRenderedPageBreak/>
+        <w:t>調査登録内容修正</w:t>
+      </w:r>
       <w:r>
         <w:rPr>
           <w:rFonts w:hint="eastAsia"/>
-        </w:rPr>
-        <w:t>調査登録内容修正（/registration-edit）</w:t>
+          <w:lang w:val="en-US"/>
+        </w:rPr>
+        <w:t>（/registration-edit）</w:t>
       </w:r>
       <w:bookmarkEnd w:id="19"/>
     </w:p>
@@ -6984,7 +6598,15 @@
             <w:tcW w:w="1000" w:type="pct"/>
           </w:tcPr>
           <w:p>
-            <w:r>
+            <w:pPr>
+              <w:rPr>
+                <w:lang w:val="en-US"/>
+              </w:rPr>
+            </w:pPr>
+            <w:r>
+              <w:rPr>
+                <w:lang w:val="en-US"/>
+              </w:rPr>
               <w:t>/registration-edit/records/{recordId}/photos</w:t>
             </w:r>
           </w:p>
@@ -7049,6 +6671,13 @@
               <w:t>/registration-edit/records/{recordId}</w:t>
             </w:r>
           </w:p>
+          <w:p>
+            <w:pPr>
+              <w:rPr>
+                <w:rFonts w:hint="eastAsia"/>
+              </w:rPr>
+            </w:pPr>
+          </w:p>
         </w:tc>
         <w:tc>
           <w:tcPr>
@@ -7106,7 +6735,15 @@
             <w:tcW w:w="1000" w:type="pct"/>
           </w:tcPr>
           <w:p>
-            <w:r>
+            <w:pPr>
+              <w:rPr>
+                <w:lang w:val="en-US"/>
+              </w:rPr>
+            </w:pPr>
+            <w:r>
+              <w:rPr>
+                <w:lang w:val="en-US"/>
+              </w:rPr>
               <w:t>/registration-edit/records/{recordId}/photos/{photoId}</w:t>
             </w:r>
           </w:p>
@@ -7171,6 +6808,13 @@
               <w:t>/registration-edit/records/confirm</w:t>
             </w:r>
           </w:p>
+          <w:p>
+            <w:pPr>
+              <w:rPr>
+                <w:rFonts w:hint="eastAsia"/>
+              </w:rPr>
+            </w:pPr>
+          </w:p>
         </w:tc>
         <w:tc>
           <w:tcPr>
@@ -7200,20 +6844,15 @@
         </w:tc>
       </w:tr>
     </w:tbl>
-    <w:p/>
     <w:p>
       <w:pPr>
         <w:pStyle w:val="10"/>
+      </w:pPr>
+      <w:bookmarkStart w:id="20" w:name="_Toc224582710"/>
+      <w:r>
         <w:rPr>
           <w:rFonts w:hint="eastAsia"/>
         </w:rPr>
-      </w:pPr>
-      <w:bookmarkStart w:id="20" w:name="_Toc224582710"/>
-      <w:r>
-        <w:rPr>
-          <w:rFonts w:hint="eastAsia"/>
-        </w:rPr>
-        <w:lastRenderedPageBreak/>
         <w:t>第5章 現有品調査機能設計</w:t>
       </w:r>
       <w:bookmarkEnd w:id="20"/>
@@ -7221,9 +6860,6 @@
     <w:p>
       <w:pPr>
         <w:pStyle w:val="2"/>
-        <w:rPr>
-          <w:rFonts w:hint="eastAsia"/>
-        </w:rPr>
       </w:pPr>
       <w:bookmarkStart w:id="21" w:name="_Toc224582711"/>
       <w:r>
@@ -7235,11 +6871,6 @@
       <w:bookmarkEnd w:id="21"/>
     </w:p>
     <w:p>
-      <w:pPr>
-        <w:rPr>
-          <w:rFonts w:hint="eastAsia"/>
-        </w:rPr>
-      </w:pPr>
       <w:r>
         <w:rPr>
           <w:rFonts w:hint="eastAsia"/>
@@ -7250,9 +6881,6 @@
     <w:p>
       <w:pPr>
         <w:pStyle w:val="4"/>
-        <w:rPr>
-          <w:rFonts w:hint="eastAsia"/>
-        </w:rPr>
       </w:pPr>
       <w:r>
         <w:rPr>
@@ -7272,11 +6900,6 @@
       </w:r>
     </w:p>
     <w:p>
-      <w:pPr>
-        <w:rPr>
-          <w:rFonts w:hint="eastAsia"/>
-        </w:rPr>
-      </w:pPr>
       <w:r>
         <w:rPr>
           <w:rFonts w:hint="eastAsia"/>
@@ -7287,15 +6910,13 @@
     <w:p>
       <w:pPr>
         <w:pStyle w:val="3"/>
+      </w:pPr>
+      <w:bookmarkStart w:id="22" w:name="_Toc224582712"/>
+      <w:r>
         <w:rPr>
           <w:rFonts w:hint="eastAsia"/>
         </w:rPr>
-      </w:pPr>
-      <w:bookmarkStart w:id="22" w:name="_Toc224582712"/>
-      <w:r>
-        <w:rPr>
-          <w:rFonts w:hint="eastAsia"/>
-        </w:rPr>
+        <w:lastRenderedPageBreak/>
         <w:t>リクエストパラメータ</w:t>
       </w:r>
       <w:bookmarkEnd w:id="22"/>
@@ -7478,13 +7099,9 @@
         </w:tc>
       </w:tr>
     </w:tbl>
-    <w:p/>
     <w:p>
       <w:pPr>
         <w:pStyle w:val="4"/>
-        <w:rPr>
-          <w:rFonts w:hint="eastAsia"/>
-        </w:rPr>
       </w:pPr>
       <w:r>
         <w:rPr>
@@ -7494,11 +7111,6 @@
       </w:r>
     </w:p>
     <w:p>
-      <w:pPr>
-        <w:rPr>
-          <w:rFonts w:hint="eastAsia"/>
-        </w:rPr>
-      </w:pPr>
       <w:r>
         <w:rPr>
           <w:rFonts w:hint="eastAsia"/>
@@ -7507,11 +7119,6 @@
       </w:r>
     </w:p>
     <w:p>
-      <w:pPr>
-        <w:rPr>
-          <w:rFonts w:hint="eastAsia"/>
-        </w:rPr>
-      </w:pPr>
       <w:r>
         <w:rPr>
           <w:rFonts w:hint="eastAsia"/>
@@ -7522,9 +7129,6 @@
     <w:p>
       <w:pPr>
         <w:pStyle w:val="4"/>
-        <w:rPr>
-          <w:rFonts w:hint="eastAsia"/>
-        </w:rPr>
       </w:pPr>
       <w:r>
         <w:rPr>
@@ -7534,11 +7138,6 @@
       </w:r>
     </w:p>
     <w:p>
-      <w:pPr>
-        <w:rPr>
-          <w:rFonts w:hint="eastAsia"/>
-        </w:rPr>
-      </w:pPr>
       <w:r>
         <w:rPr>
           <w:rFonts w:hint="eastAsia"/>
@@ -7547,11 +7146,6 @@
       </w:r>
     </w:p>
     <w:p>
-      <w:pPr>
-        <w:rPr>
-          <w:rFonts w:hint="eastAsia"/>
-        </w:rPr>
-      </w:pPr>
       <w:r>
         <w:rPr>
           <w:rFonts w:hint="eastAsia"/>
@@ -7560,11 +7154,6 @@
       </w:r>
     </w:p>
     <w:p>
-      <w:pPr>
-        <w:rPr>
-          <w:rFonts w:hint="eastAsia"/>
-        </w:rPr>
-      </w:pPr>
       <w:r>
         <w:rPr>
           <w:rFonts w:hint="eastAsia"/>
@@ -7573,11 +7162,6 @@
       </w:r>
     </w:p>
     <w:p>
-      <w:pPr>
-        <w:rPr>
-          <w:rFonts w:hint="eastAsia"/>
-        </w:rPr>
-      </w:pPr>
       <w:r>
         <w:rPr>
           <w:rFonts w:hint="eastAsia"/>
@@ -7588,9 +7172,6 @@
     <w:p>
       <w:pPr>
         <w:pStyle w:val="3"/>
-        <w:rPr>
-          <w:rFonts w:hint="eastAsia"/>
-        </w:rPr>
       </w:pPr>
       <w:bookmarkStart w:id="23" w:name="_Toc224582713"/>
       <w:r>
@@ -7890,7 +7471,6 @@
           </w:tcPr>
           <w:p>
             <w:r>
-              <w:lastRenderedPageBreak/>
               <w:t>assetLargeClasses</w:t>
             </w:r>
           </w:p>
@@ -8114,14 +7694,12 @@
     <w:p>
       <w:pPr>
         <w:pStyle w:val="4"/>
+      </w:pPr>
+      <w:r>
         <w:rPr>
           <w:rFonts w:hint="eastAsia"/>
         </w:rPr>
-      </w:pPr>
-      <w:r>
-        <w:rPr>
-          <w:rFonts w:hint="eastAsia"/>
-        </w:rPr>
+        <w:lastRenderedPageBreak/>
         <w:t>facility要素（OfflinePrepFacility）</w:t>
       </w:r>
     </w:p>
@@ -8270,6 +7848,13 @@
               <w:t>施設ID</w:t>
             </w:r>
           </w:p>
+          <w:p>
+            <w:pPr>
+              <w:rPr>
+                <w:rFonts w:hint="eastAsia"/>
+              </w:rPr>
+            </w:pPr>
+          </w:p>
         </w:tc>
       </w:tr>
       <w:tr>
@@ -8315,22 +7900,42 @@
               <w:t>施設名</w:t>
             </w:r>
           </w:p>
+          <w:p>
+            <w:pPr>
+              <w:rPr>
+                <w:rFonts w:hint="eastAsia"/>
+              </w:rPr>
+            </w:pPr>
+          </w:p>
         </w:tc>
       </w:tr>
     </w:tbl>
-    <w:p/>
     <w:p>
       <w:pPr>
         <w:pStyle w:val="4"/>
         <w:rPr>
+          <w:lang w:val="en-US"/>
+        </w:rPr>
+      </w:pPr>
+      <w:r>
+        <w:rPr>
           <w:rFonts w:hint="eastAsia"/>
-        </w:rPr>
-      </w:pPr>
+          <w:lang w:val="en-US"/>
+        </w:rPr>
+        <w:t>facilityLocations</w:t>
+      </w:r>
       <w:r>
         <w:rPr>
           <w:rFonts w:hint="eastAsia"/>
         </w:rPr>
-        <w:t>facilityLocations要素（OfflinePrepFacilityLocation）</w:t>
+        <w:t>要素</w:t>
+      </w:r>
+      <w:r>
+        <w:rPr>
+          <w:rFonts w:hint="eastAsia"/>
+          <w:lang w:val="en-US"/>
+        </w:rPr>
+        <w:t>（OfflinePrepFacilityLocation）</w:t>
       </w:r>
     </w:p>
     <w:tbl>
@@ -8706,13 +8311,9 @@
         </w:tc>
       </w:tr>
     </w:tbl>
-    <w:p/>
     <w:p>
       <w:pPr>
         <w:pStyle w:val="3"/>
-        <w:rPr>
-          <w:rFonts w:hint="eastAsia"/>
-        </w:rPr>
       </w:pPr>
       <w:bookmarkStart w:id="24" w:name="_Toc224582714"/>
       <w:r>
@@ -9014,30 +8615,20 @@
         </w:tc>
       </w:tr>
     </w:tbl>
-    <w:p/>
     <w:p>
       <w:pPr>
         <w:pStyle w:val="2"/>
+      </w:pPr>
+      <w:bookmarkStart w:id="25" w:name="_Toc224582715"/>
+      <w:r>
         <w:rPr>
           <w:rFonts w:hint="eastAsia"/>
         </w:rPr>
-      </w:pPr>
-      <w:bookmarkStart w:id="25" w:name="_Toc224582715"/>
-      <w:r>
-        <w:rPr>
-          <w:rFonts w:hint="eastAsia"/>
-        </w:rPr>
-        <w:lastRenderedPageBreak/>
         <w:t>調査結果アップロード（/offline-prep/survey/upload）</w:t>
       </w:r>
       <w:bookmarkEnd w:id="25"/>
     </w:p>
     <w:p>
-      <w:pPr>
-        <w:rPr>
-          <w:rFonts w:hint="eastAsia"/>
-        </w:rPr>
-      </w:pPr>
       <w:r>
         <w:rPr>
           <w:rFonts w:hint="eastAsia"/>
@@ -9048,9 +8639,6 @@
     <w:p>
       <w:pPr>
         <w:pStyle w:val="4"/>
-        <w:rPr>
-          <w:rFonts w:hint="eastAsia"/>
-        </w:rPr>
       </w:pPr>
       <w:r>
         <w:rPr>
@@ -9070,11 +8658,6 @@
       </w:r>
     </w:p>
     <w:p>
-      <w:pPr>
-        <w:rPr>
-          <w:rFonts w:hint="eastAsia"/>
-        </w:rPr>
-      </w:pPr>
       <w:r>
         <w:rPr>
           <w:rFonts w:hint="eastAsia"/>
@@ -9085,15 +8668,13 @@
     <w:p>
       <w:pPr>
         <w:pStyle w:val="3"/>
+      </w:pPr>
+      <w:bookmarkStart w:id="26" w:name="_Toc224582716"/>
+      <w:r>
         <w:rPr>
           <w:rFonts w:hint="eastAsia"/>
         </w:rPr>
-      </w:pPr>
-      <w:bookmarkStart w:id="26" w:name="_Toc224582716"/>
-      <w:r>
-        <w:rPr>
-          <w:rFonts w:hint="eastAsia"/>
-        </w:rPr>
+        <w:lastRenderedPageBreak/>
         <w:t>リクエスト（OfflineSurveyUploadRequest）</w:t>
       </w:r>
       <w:bookmarkEnd w:id="26"/>
@@ -9381,19 +8962,32 @@
         </w:tc>
       </w:tr>
     </w:tbl>
-    <w:p/>
     <w:p>
       <w:pPr>
         <w:pStyle w:val="4"/>
         <w:rPr>
+          <w:lang w:val="en-US"/>
+        </w:rPr>
+      </w:pPr>
+      <w:r>
+        <w:rPr>
           <w:rFonts w:hint="eastAsia"/>
-        </w:rPr>
-      </w:pPr>
+          <w:lang w:val="en-US"/>
+        </w:rPr>
+        <w:t>records</w:t>
+      </w:r>
       <w:r>
         <w:rPr>
           <w:rFonts w:hint="eastAsia"/>
         </w:rPr>
-        <w:t>records要素（OfflineSurveyRecordInput）</w:t>
+        <w:t>要素</w:t>
+      </w:r>
+      <w:r>
+        <w:rPr>
+          <w:rFonts w:hint="eastAsia"/>
+          <w:lang w:val="en-US"/>
+        </w:rPr>
+        <w:t>（OfflineSurveyRecordInput）</w:t>
       </w:r>
     </w:p>
     <w:tbl>
@@ -9820,7 +9414,6 @@
           </w:tcPr>
           <w:p>
             <w:r>
-              <w:lastRenderedPageBreak/>
               <w:t>sectionName</w:t>
             </w:r>
           </w:p>
@@ -10178,6 +9771,7 @@
           </w:tcPr>
           <w:p>
             <w:r>
+              <w:lastRenderedPageBreak/>
               <w:t>manufacturerId</w:t>
             </w:r>
           </w:p>
@@ -10982,19 +10576,32 @@
         </w:tc>
       </w:tr>
     </w:tbl>
-    <w:p/>
     <w:p>
       <w:pPr>
         <w:pStyle w:val="4"/>
         <w:rPr>
+          <w:lang w:val="en-US"/>
+        </w:rPr>
+      </w:pPr>
+      <w:r>
+        <w:rPr>
           <w:rFonts w:hint="eastAsia"/>
-        </w:rPr>
-      </w:pPr>
+          <w:lang w:val="en-US"/>
+        </w:rPr>
+        <w:t>photos</w:t>
+      </w:r>
       <w:r>
         <w:rPr>
           <w:rFonts w:hint="eastAsia"/>
         </w:rPr>
-        <w:t>photos要素（OfflineSurveyPhotoInput）</w:t>
+        <w:t>要素</w:t>
+      </w:r>
+      <w:r>
+        <w:rPr>
+          <w:rFonts w:hint="eastAsia"/>
+          <w:lang w:val="en-US"/>
+        </w:rPr>
+        <w:t>（OfflineSurveyPhotoInput）</w:t>
       </w:r>
     </w:p>
     <w:tbl>
@@ -11151,7 +10758,6 @@
           </w:tcPr>
           <w:p>
             <w:r>
-              <w:lastRenderedPageBreak/>
               <w:t>fileName</w:t>
             </w:r>
           </w:p>
@@ -11372,23 +10978,16 @@
     <w:p>
       <w:pPr>
         <w:pStyle w:val="4"/>
+      </w:pPr>
+      <w:r>
         <w:rPr>
           <w:rFonts w:hint="eastAsia"/>
         </w:rPr>
-      </w:pPr>
-      <w:r>
-        <w:rPr>
-          <w:rFonts w:hint="eastAsia"/>
-        </w:rPr>
+        <w:lastRenderedPageBreak/>
         <w:t>権限チェック</w:t>
       </w:r>
     </w:p>
     <w:p>
-      <w:pPr>
-        <w:rPr>
-          <w:rFonts w:hint="eastAsia"/>
-        </w:rPr>
-      </w:pPr>
       <w:r>
         <w:rPr>
           <w:rFonts w:hint="eastAsia"/>
@@ -11397,11 +10996,6 @@
       </w:r>
     </w:p>
     <w:p>
-      <w:pPr>
-        <w:rPr>
-          <w:rFonts w:hint="eastAsia"/>
-        </w:rPr>
-      </w:pPr>
       <w:r>
         <w:rPr>
           <w:rFonts w:hint="eastAsia"/>
@@ -11412,9 +11006,6 @@
     <w:p>
       <w:pPr>
         <w:pStyle w:val="4"/>
-        <w:rPr>
-          <w:rFonts w:hint="eastAsia"/>
-        </w:rPr>
       </w:pPr>
       <w:r>
         <w:rPr>
@@ -11424,11 +11015,6 @@
       </w:r>
     </w:p>
     <w:p>
-      <w:pPr>
-        <w:rPr>
-          <w:rFonts w:hint="eastAsia"/>
-        </w:rPr>
-      </w:pPr>
       <w:r>
         <w:rPr>
           <w:rFonts w:hint="eastAsia"/>
@@ -11437,11 +11023,6 @@
       </w:r>
     </w:p>
     <w:p>
-      <w:pPr>
-        <w:rPr>
-          <w:rFonts w:hint="eastAsia"/>
-        </w:rPr>
-      </w:pPr>
       <w:r>
         <w:rPr>
           <w:rFonts w:hint="eastAsia"/>
@@ -11450,11 +11031,6 @@
       </w:r>
     </w:p>
     <w:p>
-      <w:pPr>
-        <w:rPr>
-          <w:rFonts w:hint="eastAsia"/>
-        </w:rPr>
-      </w:pPr>
       <w:r>
         <w:rPr>
           <w:rFonts w:hint="eastAsia"/>
@@ -11463,11 +11039,6 @@
       </w:r>
     </w:p>
     <w:p>
-      <w:pPr>
-        <w:rPr>
-          <w:rFonts w:hint="eastAsia"/>
-        </w:rPr>
-      </w:pPr>
       <w:r>
         <w:rPr>
           <w:rFonts w:hint="eastAsia"/>
@@ -11476,11 +11047,6 @@
       </w:r>
     </w:p>
     <w:p>
-      <w:pPr>
-        <w:rPr>
-          <w:rFonts w:hint="eastAsia"/>
-        </w:rPr>
-      </w:pPr>
       <w:r>
         <w:rPr>
           <w:rFonts w:hint="eastAsia"/>
@@ -11489,11 +11055,6 @@
       </w:r>
     </w:p>
     <w:p>
-      <w:pPr>
-        <w:rPr>
-          <w:rFonts w:hint="eastAsia"/>
-        </w:rPr>
-      </w:pPr>
       <w:r>
         <w:rPr>
           <w:rFonts w:hint="eastAsia"/>
@@ -11502,11 +11063,6 @@
       </w:r>
     </w:p>
     <w:p>
-      <w:pPr>
-        <w:rPr>
-          <w:rFonts w:hint="eastAsia"/>
-        </w:rPr>
-      </w:pPr>
       <w:r>
         <w:rPr>
           <w:rFonts w:hint="eastAsia"/>
@@ -11515,11 +11071,6 @@
       </w:r>
     </w:p>
     <w:p>
-      <w:pPr>
-        <w:rPr>
-          <w:rFonts w:hint="eastAsia"/>
-        </w:rPr>
-      </w:pPr>
       <w:r>
         <w:rPr>
           <w:rFonts w:hint="eastAsia"/>
@@ -11528,11 +11079,6 @@
       </w:r>
     </w:p>
     <w:p>
-      <w:pPr>
-        <w:rPr>
-          <w:rFonts w:hint="eastAsia"/>
-        </w:rPr>
-      </w:pPr>
       <w:r>
         <w:rPr>
           <w:rFonts w:hint="eastAsia"/>
@@ -11543,9 +11089,6 @@
     <w:p>
       <w:pPr>
         <w:pStyle w:val="3"/>
-        <w:rPr>
-          <w:rFonts w:hint="eastAsia"/>
-        </w:rPr>
       </w:pPr>
       <w:bookmarkStart w:id="27" w:name="_Toc224582717"/>
       <w:r>
@@ -11710,7 +11253,6 @@
           </w:tcPr>
           <w:p>
             <w:r>
-              <w:lastRenderedPageBreak/>
               <w:t>uploadedRecordCount</w:t>
             </w:r>
           </w:p>
@@ -11844,15 +11386,13 @@
     <w:p>
       <w:pPr>
         <w:pStyle w:val="3"/>
+      </w:pPr>
+      <w:bookmarkStart w:id="28" w:name="_Toc224582718"/>
+      <w:r>
         <w:rPr>
           <w:rFonts w:hint="eastAsia"/>
         </w:rPr>
-      </w:pPr>
-      <w:bookmarkStart w:id="28" w:name="_Toc224582718"/>
-      <w:r>
-        <w:rPr>
-          <w:rFonts w:hint="eastAsia"/>
-        </w:rPr>
+        <w:lastRenderedPageBreak/>
         <w:t>ステータスコード</w:t>
       </w:r>
       <w:bookmarkEnd w:id="28"/>
@@ -12183,13 +11723,9 @@
         </w:tc>
       </w:tr>
     </w:tbl>
-    <w:p/>
     <w:p>
       <w:pPr>
         <w:pStyle w:val="2"/>
-        <w:rPr>
-          <w:rFonts w:hint="eastAsia"/>
-        </w:rPr>
       </w:pPr>
       <w:bookmarkStart w:id="29" w:name="_Toc224582719"/>
       <w:r>
@@ -12201,11 +11737,6 @@
       <w:bookmarkEnd w:id="29"/>
     </w:p>
     <w:p>
-      <w:pPr>
-        <w:rPr>
-          <w:rFonts w:hint="eastAsia"/>
-        </w:rPr>
-      </w:pPr>
       <w:r>
         <w:rPr>
           <w:rFonts w:hint="eastAsia"/>
@@ -12216,9 +11747,6 @@
     <w:p>
       <w:pPr>
         <w:pStyle w:val="4"/>
-        <w:rPr>
-          <w:rFonts w:hint="eastAsia"/>
-        </w:rPr>
       </w:pPr>
       <w:r>
         <w:rPr>
@@ -12238,11 +11766,6 @@
       </w:r>
     </w:p>
     <w:p>
-      <w:pPr>
-        <w:rPr>
-          <w:rFonts w:hint="eastAsia"/>
-        </w:rPr>
-      </w:pPr>
       <w:r>
         <w:rPr>
           <w:rFonts w:hint="eastAsia"/>
@@ -12253,9 +11776,6 @@
     <w:p>
       <w:pPr>
         <w:pStyle w:val="3"/>
-        <w:rPr>
-          <w:rFonts w:hint="eastAsia"/>
-        </w:rPr>
       </w:pPr>
       <w:bookmarkStart w:id="30" w:name="_Toc224582720"/>
       <w:r>
@@ -12670,7 +12190,6 @@
           </w:tcPr>
           <w:p>
             <w:r>
-              <w:lastRenderedPageBreak/>
               <w:t>surveyorUserId</w:t>
             </w:r>
           </w:p>
@@ -12836,6 +12355,7 @@
           </w:tcPr>
           <w:p>
             <w:r>
+              <w:lastRenderedPageBreak/>
               <w:t>mediumClassId</w:t>
             </w:r>
           </w:p>
@@ -12885,13 +12405,9 @@
         </w:tc>
       </w:tr>
     </w:tbl>
-    <w:p/>
     <w:p>
       <w:pPr>
         <w:pStyle w:val="4"/>
-        <w:rPr>
-          <w:rFonts w:hint="eastAsia"/>
-        </w:rPr>
       </w:pPr>
       <w:r>
         <w:rPr>
@@ -12901,11 +12417,6 @@
       </w:r>
     </w:p>
     <w:p>
-      <w:pPr>
-        <w:rPr>
-          <w:rFonts w:hint="eastAsia"/>
-        </w:rPr>
-      </w:pPr>
       <w:r>
         <w:rPr>
           <w:rFonts w:hint="eastAsia"/>
@@ -12914,11 +12425,6 @@
       </w:r>
     </w:p>
     <w:p>
-      <w:pPr>
-        <w:rPr>
-          <w:rFonts w:hint="eastAsia"/>
-        </w:rPr>
-      </w:pPr>
       <w:r>
         <w:rPr>
           <w:rFonts w:hint="eastAsia"/>
@@ -12929,9 +12435,6 @@
     <w:p>
       <w:pPr>
         <w:pStyle w:val="4"/>
-        <w:rPr>
-          <w:rFonts w:hint="eastAsia"/>
-        </w:rPr>
       </w:pPr>
       <w:r>
         <w:rPr>
@@ -12941,11 +12444,6 @@
       </w:r>
     </w:p>
     <w:p>
-      <w:pPr>
-        <w:rPr>
-          <w:rFonts w:hint="eastAsia"/>
-        </w:rPr>
-      </w:pPr>
       <w:r>
         <w:rPr>
           <w:rFonts w:hint="eastAsia"/>
@@ -12954,11 +12452,6 @@
       </w:r>
     </w:p>
     <w:p>
-      <w:pPr>
-        <w:rPr>
-          <w:rFonts w:hint="eastAsia"/>
-        </w:rPr>
-      </w:pPr>
       <w:r>
         <w:rPr>
           <w:rFonts w:hint="eastAsia"/>
@@ -12967,11 +12460,6 @@
       </w:r>
     </w:p>
     <w:p>
-      <w:pPr>
-        <w:rPr>
-          <w:rFonts w:hint="eastAsia"/>
-        </w:rPr>
-      </w:pPr>
       <w:r>
         <w:rPr>
           <w:rFonts w:hint="eastAsia"/>
@@ -12980,11 +12468,6 @@
       </w:r>
     </w:p>
     <w:p>
-      <w:pPr>
-        <w:rPr>
-          <w:rFonts w:hint="eastAsia"/>
-        </w:rPr>
-      </w:pPr>
       <w:r>
         <w:rPr>
           <w:rFonts w:hint="eastAsia"/>
@@ -12993,11 +12476,6 @@
       </w:r>
     </w:p>
     <w:p>
-      <w:pPr>
-        <w:rPr>
-          <w:rFonts w:hint="eastAsia"/>
-        </w:rPr>
-      </w:pPr>
       <w:r>
         <w:rPr>
           <w:rFonts w:hint="eastAsia"/>
@@ -13006,11 +12484,6 @@
       </w:r>
     </w:p>
     <w:p>
-      <w:pPr>
-        <w:rPr>
-          <w:rFonts w:hint="eastAsia"/>
-        </w:rPr>
-      </w:pPr>
       <w:r>
         <w:rPr>
           <w:rFonts w:hint="eastAsia"/>
@@ -13021,9 +12494,6 @@
     <w:p>
       <w:pPr>
         <w:pStyle w:val="3"/>
-        <w:rPr>
-          <w:rFonts w:hint="eastAsia"/>
-        </w:rPr>
       </w:pPr>
       <w:bookmarkStart w:id="31" w:name="_Toc224582721"/>
       <w:r>
@@ -13227,19 +12697,32 @@
         </w:tc>
       </w:tr>
     </w:tbl>
-    <w:p/>
     <w:p>
       <w:pPr>
         <w:pStyle w:val="4"/>
         <w:rPr>
+          <w:lang w:val="en-US"/>
+        </w:rPr>
+      </w:pPr>
+      <w:r>
+        <w:rPr>
           <w:rFonts w:hint="eastAsia"/>
-        </w:rPr>
-      </w:pPr>
+          <w:lang w:val="en-US"/>
+        </w:rPr>
+        <w:t>items</w:t>
+      </w:r>
       <w:r>
         <w:rPr>
           <w:rFonts w:hint="eastAsia"/>
         </w:rPr>
-        <w:t>items要素（RegistrationEditRecordSummary）</w:t>
+        <w:t>要素</w:t>
+      </w:r>
+      <w:r>
+        <w:rPr>
+          <w:rFonts w:hint="eastAsia"/>
+          <w:lang w:val="en-US"/>
+        </w:rPr>
+        <w:t>（RegistrationEditRecordSummary）</w:t>
       </w:r>
     </w:p>
     <w:tbl>
@@ -13666,7 +13149,6 @@
           </w:tcPr>
           <w:p>
             <w:r>
-              <w:lastRenderedPageBreak/>
               <w:t>categoryId</w:t>
             </w:r>
           </w:p>
@@ -13799,6 +13281,7 @@
           </w:tcPr>
           <w:p>
             <w:r>
+              <w:lastRenderedPageBreak/>
               <w:t>assetItemId</w:t>
             </w:r>
           </w:p>
@@ -14819,13 +14302,9 @@
         </w:tc>
       </w:tr>
     </w:tbl>
-    <w:p/>
     <w:p>
       <w:pPr>
         <w:pStyle w:val="3"/>
-        <w:rPr>
-          <w:rFonts w:hint="eastAsia"/>
-        </w:rPr>
       </w:pPr>
       <w:bookmarkStart w:id="32" w:name="_Toc224582722"/>
       <w:r>
@@ -14993,7 +14472,6 @@
           </w:tcPr>
           <w:p>
             <w:r>
-              <w:lastRenderedPageBreak/>
               <w:t>401</w:t>
             </w:r>
           </w:p>
@@ -15098,24 +14576,30 @@
       <w:pPr>
         <w:pStyle w:val="2"/>
         <w:rPr>
+          <w:lang w:val="en-US"/>
+        </w:rPr>
+      </w:pPr>
+      <w:bookmarkStart w:id="33" w:name="_Toc224582723"/>
+      <w:r>
+        <w:rPr>
           <w:rFonts w:hint="eastAsia"/>
         </w:rPr>
-      </w:pPr>
-      <w:bookmarkStart w:id="33" w:name="_Toc224582723"/>
+        <w:lastRenderedPageBreak/>
+        <w:t>調査写真一覧取得</w:t>
+      </w:r>
+      <w:r>
+        <w:br/>
+      </w:r>
       <w:r>
         <w:rPr>
           <w:rFonts w:hint="eastAsia"/>
-        </w:rPr>
-        <w:t>調査写真一覧取得（/registration-edit/records/{recordId}/photos）</w:t>
+          <w:lang w:val="en-US"/>
+        </w:rPr>
+        <w:t>（/registration-edit/records/{recordId}/photos）</w:t>
       </w:r>
       <w:bookmarkEnd w:id="33"/>
     </w:p>
     <w:p>
-      <w:pPr>
-        <w:rPr>
-          <w:rFonts w:hint="eastAsia"/>
-        </w:rPr>
-      </w:pPr>
       <w:r>
         <w:rPr>
           <w:rFonts w:hint="eastAsia"/>
@@ -15126,9 +14610,6 @@
     <w:p>
       <w:pPr>
         <w:pStyle w:val="4"/>
-        <w:rPr>
-          <w:rFonts w:hint="eastAsia"/>
-        </w:rPr>
       </w:pPr>
       <w:r>
         <w:rPr>
@@ -15148,11 +14629,6 @@
       </w:r>
     </w:p>
     <w:p>
-      <w:pPr>
-        <w:rPr>
-          <w:rFonts w:hint="eastAsia"/>
-        </w:rPr>
-      </w:pPr>
       <w:r>
         <w:rPr>
           <w:rFonts w:hint="eastAsia"/>
@@ -15163,9 +14639,6 @@
     <w:p>
       <w:pPr>
         <w:pStyle w:val="3"/>
-        <w:rPr>
-          <w:rFonts w:hint="eastAsia"/>
-        </w:rPr>
       </w:pPr>
       <w:bookmarkStart w:id="34" w:name="_Toc224582724"/>
       <w:r>
@@ -15354,13 +14827,9 @@
         </w:tc>
       </w:tr>
     </w:tbl>
-    <w:p/>
     <w:p>
       <w:pPr>
         <w:pStyle w:val="4"/>
-        <w:rPr>
-          <w:rFonts w:hint="eastAsia"/>
-        </w:rPr>
       </w:pPr>
       <w:r>
         <w:rPr>
@@ -15370,11 +14839,6 @@
       </w:r>
     </w:p>
     <w:p>
-      <w:pPr>
-        <w:rPr>
-          <w:rFonts w:hint="eastAsia"/>
-        </w:rPr>
-      </w:pPr>
       <w:r>
         <w:rPr>
           <w:rFonts w:hint="eastAsia"/>
@@ -15383,11 +14847,6 @@
       </w:r>
     </w:p>
     <w:p>
-      <w:pPr>
-        <w:rPr>
-          <w:rFonts w:hint="eastAsia"/>
-        </w:rPr>
-      </w:pPr>
       <w:r>
         <w:rPr>
           <w:rFonts w:hint="eastAsia"/>
@@ -15398,9 +14857,6 @@
     <w:p>
       <w:pPr>
         <w:pStyle w:val="4"/>
-        <w:rPr>
-          <w:rFonts w:hint="eastAsia"/>
-        </w:rPr>
       </w:pPr>
       <w:r>
         <w:rPr>
@@ -15410,11 +14866,6 @@
       </w:r>
     </w:p>
     <w:p>
-      <w:pPr>
-        <w:rPr>
-          <w:rFonts w:hint="eastAsia"/>
-        </w:rPr>
-      </w:pPr>
       <w:r>
         <w:rPr>
           <w:rFonts w:hint="eastAsia"/>
@@ -15423,11 +14874,6 @@
       </w:r>
     </w:p>
     <w:p>
-      <w:pPr>
-        <w:rPr>
-          <w:rFonts w:hint="eastAsia"/>
-        </w:rPr>
-      </w:pPr>
       <w:r>
         <w:rPr>
           <w:rFonts w:hint="eastAsia"/>
@@ -15438,9 +14884,6 @@
     <w:p>
       <w:pPr>
         <w:pStyle w:val="3"/>
-        <w:rPr>
-          <w:rFonts w:hint="eastAsia"/>
-        </w:rPr>
       </w:pPr>
       <w:bookmarkStart w:id="35" w:name="_Toc224582725"/>
       <w:r>
@@ -15599,19 +15042,32 @@
         </w:tc>
       </w:tr>
     </w:tbl>
-    <w:p/>
     <w:p>
       <w:pPr>
         <w:pStyle w:val="4"/>
         <w:rPr>
+          <w:lang w:val="en-US"/>
+        </w:rPr>
+      </w:pPr>
+      <w:r>
+        <w:rPr>
           <w:rFonts w:hint="eastAsia"/>
-        </w:rPr>
-      </w:pPr>
+          <w:lang w:val="en-US"/>
+        </w:rPr>
+        <w:t>items</w:t>
+      </w:r>
       <w:r>
         <w:rPr>
           <w:rFonts w:hint="eastAsia"/>
         </w:rPr>
-        <w:t>items要素（RegistrationEditPhoto）</w:t>
+        <w:t>要素</w:t>
+      </w:r>
+      <w:r>
+        <w:rPr>
+          <w:rFonts w:hint="eastAsia"/>
+          <w:lang w:val="en-US"/>
+        </w:rPr>
+        <w:t>（RegistrationEditPhoto）</w:t>
       </w:r>
     </w:p>
     <w:tbl>
@@ -15768,7 +15224,6 @@
           </w:tcPr>
           <w:p>
             <w:r>
-              <w:lastRenderedPageBreak/>
               <w:t>fileName</w:t>
             </w:r>
           </w:p>
@@ -15904,6 +15359,7 @@
           </w:tcPr>
           <w:p>
             <w:r>
+              <w:lastRenderedPageBreak/>
               <w:t>takenByUserId</w:t>
             </w:r>
           </w:p>
@@ -15988,13 +15444,9 @@
         </w:tc>
       </w:tr>
     </w:tbl>
-    <w:p/>
     <w:p>
       <w:pPr>
         <w:pStyle w:val="3"/>
-        <w:rPr>
-          <w:rFonts w:hint="eastAsia"/>
-        </w:rPr>
       </w:pPr>
       <w:bookmarkStart w:id="36" w:name="_Toc224582726"/>
       <w:r>
@@ -16261,29 +15713,29 @@
         </w:tc>
       </w:tr>
     </w:tbl>
-    <w:p/>
     <w:p>
       <w:pPr>
         <w:pStyle w:val="2"/>
+      </w:pPr>
+      <w:bookmarkStart w:id="37" w:name="_Toc224582727"/>
+      <w:r>
         <w:rPr>
           <w:rFonts w:hint="eastAsia"/>
         </w:rPr>
-      </w:pPr>
-      <w:bookmarkStart w:id="37" w:name="_Toc224582727"/>
+        <w:t>調査レコード更新</w:t>
+      </w:r>
+      <w:r>
+        <w:br/>
+      </w:r>
       <w:r>
         <w:rPr>
           <w:rFonts w:hint="eastAsia"/>
         </w:rPr>
-        <w:t>調査レコード更新（/registration-edit/records/{recordId}）</w:t>
+        <w:t>（/registration-edit/records/{recordId}）</w:t>
       </w:r>
       <w:bookmarkEnd w:id="37"/>
     </w:p>
     <w:p>
-      <w:pPr>
-        <w:rPr>
-          <w:rFonts w:hint="eastAsia"/>
-        </w:rPr>
-      </w:pPr>
       <w:r>
         <w:rPr>
           <w:rFonts w:hint="eastAsia"/>
@@ -16294,9 +15746,6 @@
     <w:p>
       <w:pPr>
         <w:pStyle w:val="4"/>
-        <w:rPr>
-          <w:rFonts w:hint="eastAsia"/>
-        </w:rPr>
       </w:pPr>
       <w:r>
         <w:rPr>
@@ -16316,11 +15765,6 @@
       </w:r>
     </w:p>
     <w:p>
-      <w:pPr>
-        <w:rPr>
-          <w:rFonts w:hint="eastAsia"/>
-        </w:rPr>
-      </w:pPr>
       <w:r>
         <w:rPr>
           <w:rFonts w:hint="eastAsia"/>
@@ -16331,9 +15775,6 @@
     <w:p>
       <w:pPr>
         <w:pStyle w:val="3"/>
-        <w:rPr>
-          <w:rFonts w:hint="eastAsia"/>
-        </w:rPr>
       </w:pPr>
       <w:bookmarkStart w:id="38" w:name="_Toc224582728"/>
       <w:r>
@@ -16522,13 +15963,9 @@
         </w:tc>
       </w:tr>
     </w:tbl>
-    <w:p/>
     <w:p>
       <w:pPr>
         <w:pStyle w:val="3"/>
-        <w:rPr>
-          <w:rFonts w:hint="eastAsia"/>
-        </w:rPr>
       </w:pPr>
       <w:bookmarkStart w:id="39" w:name="_Toc224582729"/>
       <w:r>
@@ -16738,7 +16175,6 @@
           </w:tcPr>
           <w:p>
             <w:r>
-              <w:lastRenderedPageBreak/>
               <w:t>floor</w:t>
             </w:r>
           </w:p>
@@ -16874,6 +16310,7 @@
           </w:tcPr>
           <w:p>
             <w:r>
+              <w:lastRenderedPageBreak/>
               <w:t>roomName</w:t>
             </w:r>
           </w:p>
@@ -17891,13 +17328,9 @@
         </w:tc>
       </w:tr>
     </w:tbl>
-    <w:p/>
     <w:p>
       <w:pPr>
         <w:pStyle w:val="4"/>
-        <w:rPr>
-          <w:rFonts w:hint="eastAsia"/>
-        </w:rPr>
       </w:pPr>
       <w:r>
         <w:rPr>
@@ -17907,11 +17340,6 @@
       </w:r>
     </w:p>
     <w:p>
-      <w:pPr>
-        <w:rPr>
-          <w:rFonts w:hint="eastAsia"/>
-        </w:rPr>
-      </w:pPr>
       <w:r>
         <w:rPr>
           <w:rFonts w:hint="eastAsia"/>
@@ -17920,11 +17348,6 @@
       </w:r>
     </w:p>
     <w:p>
-      <w:pPr>
-        <w:rPr>
-          <w:rFonts w:hint="eastAsia"/>
-        </w:rPr>
-      </w:pPr>
       <w:r>
         <w:rPr>
           <w:rFonts w:hint="eastAsia"/>
@@ -17935,9 +17358,6 @@
     <w:p>
       <w:pPr>
         <w:pStyle w:val="4"/>
-        <w:rPr>
-          <w:rFonts w:hint="eastAsia"/>
-        </w:rPr>
       </w:pPr>
       <w:r>
         <w:rPr>
@@ -17947,11 +17367,6 @@
       </w:r>
     </w:p>
     <w:p>
-      <w:pPr>
-        <w:rPr>
-          <w:rFonts w:hint="eastAsia"/>
-        </w:rPr>
-      </w:pPr>
       <w:r>
         <w:rPr>
           <w:rFonts w:hint="eastAsia"/>
@@ -17960,11 +17375,6 @@
       </w:r>
     </w:p>
     <w:p>
-      <w:pPr>
-        <w:rPr>
-          <w:rFonts w:hint="eastAsia"/>
-        </w:rPr>
-      </w:pPr>
       <w:r>
         <w:rPr>
           <w:rFonts w:hint="eastAsia"/>
@@ -17973,38 +17383,23 @@
       </w:r>
     </w:p>
     <w:p>
-      <w:pPr>
+      <w:r>
         <w:rPr>
           <w:rFonts w:hint="eastAsia"/>
         </w:rPr>
-      </w:pPr>
-      <w:r>
-        <w:rPr>
-          <w:rFonts w:hint="eastAsia"/>
-        </w:rPr>
-        <w:lastRenderedPageBreak/>
         <w:t>自由記述のまま保存する場合は表示値を保持し、未確定のマスタIDは `NULL` のままとする</w:t>
       </w:r>
     </w:p>
     <w:p>
-      <w:pPr>
+      <w:r>
         <w:rPr>
           <w:rFonts w:hint="eastAsia"/>
         </w:rPr>
-      </w:pPr>
-      <w:r>
-        <w:rPr>
-          <w:rFonts w:hint="eastAsia"/>
-        </w:rPr>
+        <w:lastRenderedPageBreak/>
         <w:t>本体/明細/付属品の紐付け更新時は `detail_type` と `parent_asset_survey_record_id` を更新する</w:t>
       </w:r>
     </w:p>
     <w:p>
-      <w:pPr>
-        <w:rPr>
-          <w:rFonts w:hint="eastAsia"/>
-        </w:rPr>
-      </w:pPr>
       <w:r>
         <w:rPr>
           <w:rFonts w:hint="eastAsia"/>
@@ -18015,9 +17410,6 @@
     <w:p>
       <w:pPr>
         <w:pStyle w:val="3"/>
-        <w:rPr>
-          <w:rFonts w:hint="eastAsia"/>
-        </w:rPr>
       </w:pPr>
       <w:bookmarkStart w:id="40" w:name="_Toc224582730"/>
       <w:r>
@@ -18150,6 +17542,13 @@
               <w:t>RegistrationEditRecordSummary</w:t>
             </w:r>
           </w:p>
+          <w:p>
+            <w:pPr>
+              <w:rPr>
+                <w:rFonts w:hint="eastAsia"/>
+              </w:rPr>
+            </w:pPr>
+          </w:p>
         </w:tc>
         <w:tc>
           <w:tcPr>
@@ -18176,13 +17575,9 @@
         </w:tc>
       </w:tr>
     </w:tbl>
-    <w:p/>
     <w:p>
       <w:pPr>
         <w:pStyle w:val="3"/>
-        <w:rPr>
-          <w:rFonts w:hint="eastAsia"/>
-        </w:rPr>
       </w:pPr>
       <w:bookmarkStart w:id="41" w:name="_Toc224582731"/>
       <w:r>
@@ -18554,29 +17949,30 @@
         </w:tc>
       </w:tr>
     </w:tbl>
-    <w:p/>
     <w:p>
       <w:pPr>
         <w:pStyle w:val="2"/>
         <w:rPr>
+          <w:lang w:val="en-US"/>
+        </w:rPr>
+      </w:pPr>
+      <w:bookmarkStart w:id="42" w:name="_Toc224582732"/>
+      <w:r>
+        <w:rPr>
           <w:rFonts w:hint="eastAsia"/>
         </w:rPr>
-      </w:pPr>
-      <w:bookmarkStart w:id="42" w:name="_Toc224582732"/>
+        <w:t>調査写真削除</w:t>
+      </w:r>
       <w:r>
         <w:rPr>
           <w:rFonts w:hint="eastAsia"/>
-        </w:rPr>
-        <w:t>調査写真削除（/registration-edit/records/{recordId}/photos/{photoId}）</w:t>
+          <w:lang w:val="en-US"/>
+        </w:rPr>
+        <w:t>（/registration-edit/records/{recordId}/photos/{photoId}）</w:t>
       </w:r>
       <w:bookmarkEnd w:id="42"/>
     </w:p>
     <w:p>
-      <w:pPr>
-        <w:rPr>
-          <w:rFonts w:hint="eastAsia"/>
-        </w:rPr>
-      </w:pPr>
       <w:r>
         <w:rPr>
           <w:rFonts w:hint="eastAsia"/>
@@ -18587,9 +17983,6 @@
     <w:p>
       <w:pPr>
         <w:pStyle w:val="4"/>
-        <w:rPr>
-          <w:rFonts w:hint="eastAsia"/>
-        </w:rPr>
       </w:pPr>
       <w:r>
         <w:rPr>
@@ -18609,11 +18002,6 @@
       </w:r>
     </w:p>
     <w:p>
-      <w:pPr>
-        <w:rPr>
-          <w:rFonts w:hint="eastAsia"/>
-        </w:rPr>
-      </w:pPr>
       <w:r>
         <w:rPr>
           <w:rFonts w:hint="eastAsia"/>
@@ -18624,15 +18012,13 @@
     <w:p>
       <w:pPr>
         <w:pStyle w:val="3"/>
+      </w:pPr>
+      <w:bookmarkStart w:id="43" w:name="_Toc224582733"/>
+      <w:r>
         <w:rPr>
           <w:rFonts w:hint="eastAsia"/>
         </w:rPr>
-      </w:pPr>
-      <w:bookmarkStart w:id="43" w:name="_Toc224582733"/>
-      <w:r>
-        <w:rPr>
-          <w:rFonts w:hint="eastAsia"/>
-        </w:rPr>
+        <w:lastRenderedPageBreak/>
         <w:t>リクエストパラメータ</w:t>
       </w:r>
       <w:bookmarkEnd w:id="43"/>
@@ -18821,7 +18207,6 @@
           </w:tcPr>
           <w:p>
             <w:r>
-              <w:lastRenderedPageBreak/>
               <w:t>photoId</w:t>
             </w:r>
           </w:p>
@@ -18926,13 +18311,9 @@
         </w:tc>
       </w:tr>
     </w:tbl>
-    <w:p/>
     <w:p>
       <w:pPr>
         <w:pStyle w:val="4"/>
-        <w:rPr>
-          <w:rFonts w:hint="eastAsia"/>
-        </w:rPr>
       </w:pPr>
       <w:r>
         <w:rPr>
@@ -18942,11 +18323,6 @@
       </w:r>
     </w:p>
     <w:p>
-      <w:pPr>
-        <w:rPr>
-          <w:rFonts w:hint="eastAsia"/>
-        </w:rPr>
-      </w:pPr>
       <w:r>
         <w:rPr>
           <w:rFonts w:hint="eastAsia"/>
@@ -18955,11 +18331,6 @@
       </w:r>
     </w:p>
     <w:p>
-      <w:pPr>
-        <w:rPr>
-          <w:rFonts w:hint="eastAsia"/>
-        </w:rPr>
-      </w:pPr>
       <w:r>
         <w:rPr>
           <w:rFonts w:hint="eastAsia"/>
@@ -18970,9 +18341,6 @@
     <w:p>
       <w:pPr>
         <w:pStyle w:val="4"/>
-        <w:rPr>
-          <w:rFonts w:hint="eastAsia"/>
-        </w:rPr>
       </w:pPr>
       <w:r>
         <w:rPr>
@@ -18982,11 +18350,6 @@
       </w:r>
     </w:p>
     <w:p>
-      <w:pPr>
-        <w:rPr>
-          <w:rFonts w:hint="eastAsia"/>
-        </w:rPr>
-      </w:pPr>
       <w:r>
         <w:rPr>
           <w:rFonts w:hint="eastAsia"/>
@@ -18995,11 +18358,6 @@
       </w:r>
     </w:p>
     <w:p>
-      <w:pPr>
-        <w:rPr>
-          <w:rFonts w:hint="eastAsia"/>
-        </w:rPr>
-      </w:pPr>
       <w:r>
         <w:rPr>
           <w:rFonts w:hint="eastAsia"/>
@@ -19008,11 +18366,6 @@
       </w:r>
     </w:p>
     <w:p>
-      <w:pPr>
-        <w:rPr>
-          <w:rFonts w:hint="eastAsia"/>
-        </w:rPr>
-      </w:pPr>
       <w:r>
         <w:rPr>
           <w:rFonts w:hint="eastAsia"/>
@@ -19021,11 +18374,6 @@
       </w:r>
     </w:p>
     <w:p>
-      <w:pPr>
-        <w:rPr>
-          <w:rFonts w:hint="eastAsia"/>
-        </w:rPr>
-      </w:pPr>
       <w:r>
         <w:rPr>
           <w:rFonts w:hint="eastAsia"/>
@@ -19036,9 +18384,6 @@
     <w:p>
       <w:pPr>
         <w:pStyle w:val="3"/>
-        <w:rPr>
-          <w:rFonts w:hint="eastAsia"/>
-        </w:rPr>
       </w:pPr>
       <w:bookmarkStart w:id="44" w:name="_Toc224582734"/>
       <w:r>
@@ -19242,13 +18587,9 @@
         </w:tc>
       </w:tr>
     </w:tbl>
-    <w:p/>
     <w:p>
       <w:pPr>
         <w:pStyle w:val="3"/>
-        <w:rPr>
-          <w:rFonts w:hint="eastAsia"/>
-        </w:rPr>
       </w:pPr>
       <w:bookmarkStart w:id="45" w:name="_Toc224582735"/>
       <w:r>
@@ -19451,6 +18792,7 @@
           </w:tcPr>
           <w:p>
             <w:r>
+              <w:lastRenderedPageBreak/>
               <w:t>404</w:t>
             </w:r>
           </w:p>
@@ -19515,30 +18857,20 @@
         </w:tc>
       </w:tr>
     </w:tbl>
-    <w:p/>
     <w:p>
       <w:pPr>
         <w:pStyle w:val="2"/>
+      </w:pPr>
+      <w:bookmarkStart w:id="46" w:name="_Toc224582736"/>
+      <w:r>
         <w:rPr>
           <w:rFonts w:hint="eastAsia"/>
         </w:rPr>
-      </w:pPr>
-      <w:bookmarkStart w:id="46" w:name="_Toc224582736"/>
-      <w:r>
-        <w:rPr>
-          <w:rFonts w:hint="eastAsia"/>
-        </w:rPr>
-        <w:lastRenderedPageBreak/>
         <w:t>調査レコード確定（/registration-edit/records/confirm）</w:t>
       </w:r>
       <w:bookmarkEnd w:id="46"/>
     </w:p>
     <w:p>
-      <w:pPr>
-        <w:rPr>
-          <w:rFonts w:hint="eastAsia"/>
-        </w:rPr>
-      </w:pPr>
       <w:r>
         <w:rPr>
           <w:rFonts w:hint="eastAsia"/>
@@ -19549,9 +18881,6 @@
     <w:p>
       <w:pPr>
         <w:pStyle w:val="4"/>
-        <w:rPr>
-          <w:rFonts w:hint="eastAsia"/>
-        </w:rPr>
       </w:pPr>
       <w:r>
         <w:rPr>
@@ -19571,11 +18900,6 @@
       </w:r>
     </w:p>
     <w:p>
-      <w:pPr>
-        <w:rPr>
-          <w:rFonts w:hint="eastAsia"/>
-        </w:rPr>
-      </w:pPr>
       <w:r>
         <w:rPr>
           <w:rFonts w:hint="eastAsia"/>
@@ -19586,9 +18910,6 @@
     <w:p>
       <w:pPr>
         <w:pStyle w:val="3"/>
-        <w:rPr>
-          <w:rFonts w:hint="eastAsia"/>
-        </w:rPr>
       </w:pPr>
       <w:bookmarkStart w:id="47" w:name="_Toc224582737"/>
       <w:r>
@@ -19747,13 +19068,9 @@
         </w:tc>
       </w:tr>
     </w:tbl>
-    <w:p/>
     <w:p>
       <w:pPr>
         <w:pStyle w:val="4"/>
-        <w:rPr>
-          <w:rFonts w:hint="eastAsia"/>
-        </w:rPr>
       </w:pPr>
       <w:r>
         <w:rPr>
@@ -19763,11 +19080,6 @@
       </w:r>
     </w:p>
     <w:p>
-      <w:pPr>
-        <w:rPr>
-          <w:rFonts w:hint="eastAsia"/>
-        </w:rPr>
-      </w:pPr>
       <w:r>
         <w:rPr>
           <w:rFonts w:hint="eastAsia"/>
@@ -19776,11 +19088,6 @@
       </w:r>
     </w:p>
     <w:p>
-      <w:pPr>
-        <w:rPr>
-          <w:rFonts w:hint="eastAsia"/>
-        </w:rPr>
-      </w:pPr>
       <w:r>
         <w:rPr>
           <w:rFonts w:hint="eastAsia"/>
@@ -19791,9 +19098,6 @@
     <w:p>
       <w:pPr>
         <w:pStyle w:val="4"/>
-        <w:rPr>
-          <w:rFonts w:hint="eastAsia"/>
-        </w:rPr>
       </w:pPr>
       <w:r>
         <w:rPr>
@@ -19803,11 +19107,6 @@
       </w:r>
     </w:p>
     <w:p>
-      <w:pPr>
-        <w:rPr>
-          <w:rFonts w:hint="eastAsia"/>
-        </w:rPr>
-      </w:pPr>
       <w:r>
         <w:rPr>
           <w:rFonts w:hint="eastAsia"/>
@@ -19816,11 +19115,6 @@
       </w:r>
     </w:p>
     <w:p>
-      <w:pPr>
-        <w:rPr>
-          <w:rFonts w:hint="eastAsia"/>
-        </w:rPr>
-      </w:pPr>
       <w:r>
         <w:rPr>
           <w:rFonts w:hint="eastAsia"/>
@@ -19829,11 +19123,6 @@
       </w:r>
     </w:p>
     <w:p>
-      <w:pPr>
-        <w:rPr>
-          <w:rFonts w:hint="eastAsia"/>
-        </w:rPr>
-      </w:pPr>
       <w:r>
         <w:rPr>
           <w:rFonts w:hint="eastAsia"/>
@@ -19842,11 +19131,6 @@
       </w:r>
     </w:p>
     <w:p>
-      <w:pPr>
-        <w:rPr>
-          <w:rFonts w:hint="eastAsia"/>
-        </w:rPr>
-      </w:pPr>
       <w:r>
         <w:rPr>
           <w:rFonts w:hint="eastAsia"/>
@@ -19855,11 +19139,6 @@
       </w:r>
     </w:p>
     <w:p>
-      <w:pPr>
-        <w:rPr>
-          <w:rFonts w:hint="eastAsia"/>
-        </w:rPr>
-      </w:pPr>
       <w:r>
         <w:rPr>
           <w:rFonts w:hint="eastAsia"/>
@@ -19870,9 +19149,6 @@
     <w:p>
       <w:pPr>
         <w:pStyle w:val="3"/>
-        <w:rPr>
-          <w:rFonts w:hint="eastAsia"/>
-        </w:rPr>
       </w:pPr>
       <w:bookmarkStart w:id="48" w:name="_Toc224582738"/>
       <w:r>
@@ -20037,6 +19313,7 @@
           </w:tcPr>
           <w:p>
             <w:r>
+              <w:lastRenderedPageBreak/>
               <w:t>failedRecordIds</w:t>
             </w:r>
           </w:p>
@@ -20076,13 +19353,9 @@
         </w:tc>
       </w:tr>
     </w:tbl>
-    <w:p/>
     <w:p>
       <w:pPr>
         <w:pStyle w:val="3"/>
-        <w:rPr>
-          <w:rFonts w:hint="eastAsia"/>
-        </w:rPr>
       </w:pPr>
       <w:bookmarkStart w:id="49" w:name="_Toc224582739"/>
       <w:r>
@@ -20180,7 +19453,6 @@
           </w:tcPr>
           <w:p>
             <w:r>
-              <w:lastRenderedPageBreak/>
               <w:t>200</w:t>
             </w:r>
           </w:p>
@@ -20385,13 +19657,9 @@
         </w:tc>
       </w:tr>
     </w:tbl>
-    <w:p/>
     <w:p>
       <w:pPr>
         <w:pStyle w:val="10"/>
-        <w:rPr>
-          <w:rFonts w:hint="eastAsia"/>
-        </w:rPr>
       </w:pPr>
       <w:bookmarkStart w:id="50" w:name="_Toc224582740"/>
       <w:r>
@@ -20410,9 +19678,6 @@
           <w:numId w:val="123"/>
         </w:numPr>
         <w:ind w:leftChars="0"/>
-        <w:rPr>
-          <w:rFonts w:hint="eastAsia"/>
-        </w:rPr>
       </w:pPr>
       <w:r>
         <w:rPr>
@@ -20429,9 +19694,6 @@
           <w:numId w:val="123"/>
         </w:numPr>
         <w:ind w:leftChars="0"/>
-        <w:rPr>
-          <w:rFonts w:hint="eastAsia"/>
-        </w:rPr>
       </w:pPr>
       <w:r>
         <w:rPr>
@@ -20448,9 +19710,6 @@
           <w:numId w:val="123"/>
         </w:numPr>
         <w:ind w:leftChars="0"/>
-        <w:rPr>
-          <w:rFonts w:hint="eastAsia"/>
-        </w:rPr>
       </w:pPr>
       <w:r>
         <w:rPr>
@@ -20467,9 +19726,6 @@
           <w:numId w:val="123"/>
         </w:numPr>
         <w:ind w:leftChars="0"/>
-        <w:rPr>
-          <w:rFonts w:hint="eastAsia"/>
-        </w:rPr>
       </w:pPr>
       <w:r>
         <w:rPr>
@@ -20481,9 +19737,6 @@
     <w:p>
       <w:pPr>
         <w:pStyle w:val="10"/>
-        <w:rPr>
-          <w:rFonts w:hint="eastAsia"/>
-        </w:rPr>
       </w:pPr>
       <w:bookmarkStart w:id="51" w:name="_Toc224582741"/>
       <w:r>
@@ -20756,6 +20009,7 @@
           </w:tcPr>
           <w:p>
             <w:r>
+              <w:lastRenderedPageBreak/>
               <w:t>OFFLINE_PREP_422_RECORD_RELATION_INVALID</w:t>
             </w:r>
           </w:p>
@@ -20826,7 +20080,6 @@
           </w:tcPr>
           <w:p>
             <w:r>
-              <w:lastRenderedPageBreak/>
               <w:t>REG_EDIT_404_PHOTO_NOT_FOUND</w:t>
             </w:r>
           </w:p>
@@ -20961,13 +20214,9 @@
         </w:tc>
       </w:tr>
     </w:tbl>
-    <w:p/>
     <w:p>
       <w:pPr>
         <w:pStyle w:val="10"/>
-        <w:rPr>
-          <w:rFonts w:hint="eastAsia"/>
-        </w:rPr>
       </w:pPr>
       <w:bookmarkStart w:id="52" w:name="_Toc224582742"/>
       <w:r>
@@ -20986,15 +20235,12 @@
           <w:numId w:val="124"/>
         </w:numPr>
         <w:ind w:leftChars="0"/>
+      </w:pPr>
+      <w:r>
         <w:rPr>
           <w:rFonts w:hint="eastAsia"/>
         </w:rPr>
-      </w:pPr>
-      <w:r>
-        <w:rPr>
-          <w:rFonts w:hint="eastAsia"/>
-        </w:rPr>
-        <w:t>現有品調査API設計書の対象画面範囲を変更する場合は、先に `taniguchi/機能要件.md` の方針メモを更新する</w:t>
+        <w:t>写真保存ルールやオブジェクトキー命名規則を変更する場合は、`application_documents` と `asset_survey_photos` VIEW の整合を必ず確認する</w:t>
       </w:r>
     </w:p>
     <w:p>
@@ -21005,28 +20251,6 @@
           <w:numId w:val="124"/>
         </w:numPr>
         <w:ind w:leftChars="0"/>
-        <w:rPr>
-          <w:rFonts w:hint="eastAsia"/>
-        </w:rPr>
-      </w:pPr>
-      <w:r>
-        <w:rPr>
-          <w:rFonts w:hint="eastAsia"/>
-        </w:rPr>
-        <w:t>写真保存ルールやオブジェクトキー命名規則を変更する場合は、`application_documents` と `asset_survey_photos` VIEW の整合を必ず確認する</w:t>
-      </w:r>
-    </w:p>
-    <w:p>
-      <w:pPr>
-        <w:pStyle w:val="afffffff8"/>
-        <w:numPr>
-          <w:ilvl w:val="0"/>
-          <w:numId w:val="124"/>
-        </w:numPr>
-        <w:ind w:leftChars="0"/>
-        <w:rPr>
-          <w:rFonts w:hint="eastAsia"/>
-        </w:rPr>
       </w:pPr>
       <w:r>
         <w:rPr>
@@ -21048,7 +20272,7 @@
 </w:document>
 </file>
 
-<file path=word\endnotes.xml><?xml version="1.0" encoding="utf-8"?>
+<file path=word/endnotes.xml><?xml version="1.0" encoding="utf-8"?>
 <w:endnotes xmlns:wpc="http://schemas.microsoft.com/office/word/2010/wordprocessingCanvas" xmlns:cx="http://schemas.microsoft.com/office/drawing/2014/chartex" xmlns:cx1="http://schemas.microsoft.com/office/drawing/2015/9/8/chartex" xmlns:cx2="http://schemas.microsoft.com/office/drawing/2015/10/21/chartex" xmlns:cx3="http://schemas.microsoft.com/office/drawing/2016/5/9/chartex" xmlns:cx4="http://schemas.microsoft.com/office/drawing/2016/5/10/chartex" xmlns:cx5="http://schemas.microsoft.com/office/drawing/2016/5/11/chartex" xmlns:cx6="http://schemas.microsoft.com/office/drawing/2016/5/12/chartex" xmlns:cx7="http://schemas.microsoft.com/office/drawing/2016/5/13/chartex" xmlns:cx8="http://schemas.microsoft.com/office/drawing/2016/5/14/chartex" xmlns:mc="http://schemas.openxmlformats.org/markup-compatibility/2006" xmlns:aink="http://schemas.microsoft.com/office/drawing/2016/ink" xmlns:am3d="http://schemas.microsoft.com/office/drawing/2017/model3d" xmlns:o="urn:schemas-microsoft-com:office:office" xmlns:oel="http://schemas.microsoft.com/office/2019/extlst" xmlns:r="http://schemas.openxmlformats.org/officeDocument/2006/relationships" xmlns:m="http://schemas.openxmlformats.org/officeDocument/2006/math" xmlns:v="urn:schemas-microsoft-com:vml" xmlns:wp14="http://schemas.microsoft.com/office/word/2010/wordprocessingDrawing" xmlns:wp="http://schemas.openxmlformats.org/drawingml/2006/wordprocessingDrawing" xmlns:w10="urn:schemas-microsoft-com:office:word" xmlns:w="http://schemas.openxmlformats.org/wordprocessingml/2006/main" xmlns:w14="http://schemas.microsoft.com/office/word/2010/wordml" xmlns:w15="http://schemas.microsoft.com/office/word/2012/wordml" xmlns:w16cex="http://schemas.microsoft.com/office/word/2018/wordml/cex" xmlns:w16cid="http://schemas.microsoft.com/office/word/2016/wordml/cid" xmlns:w16="http://schemas.microsoft.com/office/word/2018/wordml" xmlns:w16du="http://schemas.microsoft.com/office/word/2023/wordml/word16du" xmlns:w16sdtdh="http://schemas.microsoft.com/office/word/2020/wordml/sdtdatahash" xmlns:w16sdtfl="http://schemas.microsoft.com/office/word/2024/wordml/sdtformatlock" xmlns:w16se="http://schemas.microsoft.com/office/word/2015/wordml/symex" xmlns:wpg="http://schemas.microsoft.com/office/word/2010/wordprocessingGroup" xmlns:wpi="http://schemas.microsoft.com/office/word/2010/wordprocessingInk" xmlns:wne="http://schemas.microsoft.com/office/word/2006/wordml" xmlns:wps="http://schemas.microsoft.com/office/word/2010/wordprocessingShape" mc:Ignorable="w14 w15 w16se w16cid w16 w16cex w16sdtdh w16sdtfl w16du wp14">
   <w:endnote w:type="separator" w:id="-1">
     <w:p>
@@ -21073,97 +20297,7 @@
 </w:endnotes>
 </file>
 
-<file path=word\fontTable.xml><?xml version="1.0" encoding="utf-8"?>
-<w:fonts xmlns:mc="http://schemas.openxmlformats.org/markup-compatibility/2006" xmlns:r="http://schemas.openxmlformats.org/officeDocument/2006/relationships" xmlns:w="http://schemas.openxmlformats.org/wordprocessingml/2006/main" xmlns:w14="http://schemas.microsoft.com/office/word/2010/wordml" xmlns:w15="http://schemas.microsoft.com/office/word/2012/wordml" xmlns:w16cex="http://schemas.microsoft.com/office/word/2018/wordml/cex" xmlns:w16cid="http://schemas.microsoft.com/office/word/2016/wordml/cid" xmlns:w16="http://schemas.microsoft.com/office/word/2018/wordml" xmlns:w16du="http://schemas.microsoft.com/office/word/2023/wordml/word16du" xmlns:w16sdtdh="http://schemas.microsoft.com/office/word/2020/wordml/sdtdatahash" xmlns:w16sdtfl="http://schemas.microsoft.com/office/word/2024/wordml/sdtformatlock" xmlns:w16se="http://schemas.microsoft.com/office/word/2015/wordml/symex" mc:Ignorable="w14 w15 w16se w16cid w16 w16cex w16sdtdh w16sdtfl w16du">
-  <w:font w:name="Wingdings">
-    <w:panose1 w:val="05000000000000000000"/>
-    <w:charset w:val="02"/>
-    <w:family w:val="auto"/>
-    <w:pitch w:val="variable"/>
-    <w:sig w:usb0="00000000" w:usb1="10000000" w:usb2="00000000" w:usb3="00000000" w:csb0="80000000" w:csb1="00000000"/>
-  </w:font>
-  <w:font w:name="Times New Roman">
-    <w:panose1 w:val="02020603050405020304"/>
-    <w:charset w:val="00"/>
-    <w:family w:val="roman"/>
-    <w:pitch w:val="variable"/>
-    <w:sig w:usb0="E0002EFF" w:usb1="C000785B" w:usb2="00000009" w:usb3="00000000" w:csb0="000001FF" w:csb1="00000000"/>
-  </w:font>
-  <w:font w:name="Symbol">
-    <w:panose1 w:val="05050102010706020507"/>
-    <w:charset w:val="02"/>
-    <w:family w:val="roman"/>
-    <w:pitch w:val="variable"/>
-    <w:sig w:usb0="00000000" w:usb1="10000000" w:usb2="00000000" w:usb3="00000000" w:csb0="80000000" w:csb1="00000000"/>
-  </w:font>
-  <w:font w:name="Courier New">
-    <w:panose1 w:val="02070309020205020404"/>
-    <w:charset w:val="00"/>
-    <w:family w:val="modern"/>
-    <w:pitch w:val="fixed"/>
-    <w:sig w:usb0="E0002EFF" w:usb1="C0007843" w:usb2="00000009" w:usb3="00000000" w:csb0="000001FF" w:csb1="00000000"/>
-  </w:font>
-  <w:font w:name="ＭＳ ゴシック">
-    <w:altName w:val="MS Gothic"/>
-    <w:panose1 w:val="020B0609070205080204"/>
-    <w:charset w:val="80"/>
-    <w:family w:val="modern"/>
-    <w:pitch w:val="fixed"/>
-    <w:sig w:usb0="E00002FF" w:usb1="6AC7FDFB" w:usb2="08000012" w:usb3="00000000" w:csb0="0002009F" w:csb1="00000000"/>
-  </w:font>
-  <w:font w:name="Arial">
-    <w:panose1 w:val="020B0604020202020204"/>
-    <w:charset w:val="00"/>
-    <w:family w:val="swiss"/>
-    <w:pitch w:val="variable"/>
-    <w:sig w:usb0="E0002EFF" w:usb1="C000785B" w:usb2="00000009" w:usb3="00000000" w:csb0="000001FF" w:csb1="00000000"/>
-  </w:font>
-  <w:font w:name="ＭＳ 明朝">
-    <w:altName w:val="MS Mincho"/>
-    <w:panose1 w:val="02020609040205080304"/>
-    <w:charset w:val="80"/>
-    <w:family w:val="roman"/>
-    <w:pitch w:val="fixed"/>
-    <w:sig w:usb0="E00002FF" w:usb1="6AC7FDFB" w:usb2="08000012" w:usb3="00000000" w:csb0="0002009F" w:csb1="00000000"/>
-  </w:font>
-  <w:font w:name="Meiryo UI">
-    <w:panose1 w:val="020B0604030504040204"/>
-    <w:charset w:val="80"/>
-    <w:family w:val="modern"/>
-    <w:pitch w:val="variable"/>
-    <w:sig w:usb0="E00002FF" w:usb1="6AC7FFFF" w:usb2="08000012" w:usb3="00000000" w:csb0="0002009F" w:csb1="00000000"/>
-    <w:embedRegular r:id="rId1" w:subsetted="1" w:fontKey="{EE111DAD-C87A-4BD9-9D60-E3092DDD773B}"/>
-    <w:embedBold r:id="rId2" w:subsetted="1" w:fontKey="{F127FC9C-FD9D-4AAE-B3B0-8084A1D72DB8}"/>
-    <w:embedItalic r:id="rId3" w:subsetted="1" w:fontKey="{5FD6A4CF-3C8E-4E8F-8B71-56412CB7CC2B}"/>
-  </w:font>
-  <w:font w:name="Cambria">
-    <w:panose1 w:val="02040503050406030204"/>
-    <w:charset w:val="00"/>
-    <w:family w:val="roman"/>
-    <w:pitch w:val="variable"/>
-    <w:sig w:usb0="E00006FF" w:usb1="420024FF" w:usb2="02000000" w:usb3="00000000" w:csb0="0000019F" w:csb1="00000000"/>
-    <w:embedRegular r:id="rId4" w:fontKey="{3C44D553-989D-4C87-BC4A-696708D254DD}"/>
-  </w:font>
-  <w:font w:name="ＭＳ Ｐゴシック">
-    <w:altName w:val="MS PGothic"/>
-    <w:panose1 w:val="020B0600070205080204"/>
-    <w:charset w:val="80"/>
-    <w:family w:val="modern"/>
-    <w:pitch w:val="variable"/>
-    <w:sig w:usb0="E00002FF" w:usb1="6AC7FDFB" w:usb2="08000012" w:usb3="00000000" w:csb0="0002009F" w:csb1="00000000"/>
-  </w:font>
-  <w:font w:name="Calibri">
-    <w:panose1 w:val="020F0502020204030204"/>
-    <w:charset w:val="00"/>
-    <w:family w:val="swiss"/>
-    <w:pitch w:val="variable"/>
-    <w:sig w:usb0="E4002EFF" w:usb1="C200247B" w:usb2="00000009" w:usb3="00000000" w:csb0="000001FF" w:csb1="00000000"/>
-    <w:embedRegular r:id="rId5" w:fontKey="{8DD45BEE-3EFC-425C-AE92-8A1ABFCBF242}"/>
-  </w:font>
-</w:fonts>
-</file>
-
-<file path=word\footnotes.xml><?xml version="1.0" encoding="utf-8"?>
+<file path=word/footnotes.xml><?xml version="1.0" encoding="utf-8"?>
 <w:footnotes xmlns:wpc="http://schemas.microsoft.com/office/word/2010/wordprocessingCanvas" xmlns:cx="http://schemas.microsoft.com/office/drawing/2014/chartex" xmlns:cx1="http://schemas.microsoft.com/office/drawing/2015/9/8/chartex" xmlns:cx2="http://schemas.microsoft.com/office/drawing/2015/10/21/chartex" xmlns:cx3="http://schemas.microsoft.com/office/drawing/2016/5/9/chartex" xmlns:cx4="http://schemas.microsoft.com/office/drawing/2016/5/10/chartex" xmlns:cx5="http://schemas.microsoft.com/office/drawing/2016/5/11/chartex" xmlns:cx6="http://schemas.microsoft.com/office/drawing/2016/5/12/chartex" xmlns:cx7="http://schemas.microsoft.com/office/drawing/2016/5/13/chartex" xmlns:cx8="http://schemas.microsoft.com/office/drawing/2016/5/14/chartex" xmlns:mc="http://schemas.openxmlformats.org/markup-compatibility/2006" xmlns:aink="http://schemas.microsoft.com/office/drawing/2016/ink" xmlns:am3d="http://schemas.microsoft.com/office/drawing/2017/model3d" xmlns:o="urn:schemas-microsoft-com:office:office" xmlns:oel="http://schemas.microsoft.com/office/2019/extlst" xmlns:r="http://schemas.openxmlformats.org/officeDocument/2006/relationships" xmlns:m="http://schemas.openxmlformats.org/officeDocument/2006/math" xmlns:v="urn:schemas-microsoft-com:vml" xmlns:wp14="http://schemas.microsoft.com/office/word/2010/wordprocessingDrawing" xmlns:wp="http://schemas.openxmlformats.org/drawingml/2006/wordprocessingDrawing" xmlns:w10="urn:schemas-microsoft-com:office:word" xmlns:w="http://schemas.openxmlformats.org/wordprocessingml/2006/main" xmlns:w14="http://schemas.microsoft.com/office/word/2010/wordml" xmlns:w15="http://schemas.microsoft.com/office/word/2012/wordml" xmlns:w16cex="http://schemas.microsoft.com/office/word/2018/wordml/cex" xmlns:w16cid="http://schemas.microsoft.com/office/word/2016/wordml/cid" xmlns:w16="http://schemas.microsoft.com/office/word/2018/wordml" xmlns:w16du="http://schemas.microsoft.com/office/word/2023/wordml/word16du" xmlns:w16sdtdh="http://schemas.microsoft.com/office/word/2020/wordml/sdtdatahash" xmlns:w16sdtfl="http://schemas.microsoft.com/office/word/2024/wordml/sdtformatlock" xmlns:w16se="http://schemas.microsoft.com/office/word/2015/wordml/symex" xmlns:wpg="http://schemas.microsoft.com/office/word/2010/wordprocessingGroup" xmlns:wpi="http://schemas.microsoft.com/office/word/2010/wordprocessingInk" xmlns:wne="http://schemas.microsoft.com/office/word/2006/wordml" xmlns:wps="http://schemas.microsoft.com/office/word/2010/wordprocessingShape" mc:Ignorable="w14 w15 w16se w16cid w16 w16cex w16sdtdh w16sdtfl w16du wp14">
   <w:footnote w:type="separator" w:id="-1">
     <w:p>
@@ -21188,7 +20322,7 @@
 </w:footnotes>
 </file>
 
-<file path=word\numbering.xml><?xml version="1.0" encoding="utf-8"?>
+<file path=word/numbering.xml><?xml version="1.0" encoding="utf-8"?>
 <w:numbering xmlns:wpc="http://schemas.microsoft.com/office/word/2010/wordprocessingCanvas" xmlns:cx="http://schemas.microsoft.com/office/drawing/2014/chartex" xmlns:cx1="http://schemas.microsoft.com/office/drawing/2015/9/8/chartex" xmlns:cx2="http://schemas.microsoft.com/office/drawing/2015/10/21/chartex" xmlns:cx3="http://schemas.microsoft.com/office/drawing/2016/5/9/chartex" xmlns:cx4="http://schemas.microsoft.com/office/drawing/2016/5/10/chartex" xmlns:cx5="http://schemas.microsoft.com/office/drawing/2016/5/11/chartex" xmlns:cx6="http://schemas.microsoft.com/office/drawing/2016/5/12/chartex" xmlns:cx7="http://schemas.microsoft.com/office/drawing/2016/5/13/chartex" xmlns:cx8="http://schemas.microsoft.com/office/drawing/2016/5/14/chartex" xmlns:mc="http://schemas.openxmlformats.org/markup-compatibility/2006" xmlns:aink="http://schemas.microsoft.com/office/drawing/2016/ink" xmlns:am3d="http://schemas.microsoft.com/office/drawing/2017/model3d" xmlns:o="urn:schemas-microsoft-com:office:office" xmlns:oel="http://schemas.microsoft.com/office/2019/extlst" xmlns:r="http://schemas.openxmlformats.org/officeDocument/2006/relationships" xmlns:m="http://schemas.openxmlformats.org/officeDocument/2006/math" xmlns:v="urn:schemas-microsoft-com:vml" xmlns:wp14="http://schemas.microsoft.com/office/word/2010/wordprocessingDrawing" xmlns:wp="http://schemas.openxmlformats.org/drawingml/2006/wordprocessingDrawing" xmlns:w10="urn:schemas-microsoft-com:office:word" xmlns:w="http://schemas.openxmlformats.org/wordprocessingml/2006/main" xmlns:w14="http://schemas.microsoft.com/office/word/2010/wordml" xmlns:w15="http://schemas.microsoft.com/office/word/2012/wordml" xmlns:w16cex="http://schemas.microsoft.com/office/word/2018/wordml/cex" xmlns:w16cid="http://schemas.microsoft.com/office/word/2016/wordml/cid" xmlns:w16="http://schemas.microsoft.com/office/word/2018/wordml" xmlns:w16du="http://schemas.microsoft.com/office/word/2023/wordml/word16du" xmlns:w16sdtdh="http://schemas.microsoft.com/office/word/2020/wordml/sdtdatahash" xmlns:w16sdtfl="http://schemas.microsoft.com/office/word/2024/wordml/sdtformatlock" xmlns:w16se="http://schemas.microsoft.com/office/word/2015/wordml/symex" xmlns:wpg="http://schemas.microsoft.com/office/word/2010/wordprocessingGroup" xmlns:wpi="http://schemas.microsoft.com/office/word/2010/wordprocessingInk" xmlns:wne="http://schemas.microsoft.com/office/word/2006/wordml" xmlns:wps="http://schemas.microsoft.com/office/word/2010/wordprocessingShape" mc:Ignorable="w14 w15 w16se w16cid w16 w16cex w16sdtdh w16sdtfl w16du wp14">
   <w:abstractNum w:abstractNumId="0" w15:restartNumberingAfterBreak="0">
     <w:nsid w:val="00100367"/>
@@ -21203,7 +20337,7 @@
         <w:ind w:left="440" w:hanging="440"/>
       </w:pPr>
       <w:rPr>
-        <w:rFonts w:ascii="Meiryo UI" w:hAnsi="Meiryo UI" w:eastAsia="Meiryo UI" w:cs="Meiryo UI" w:hint="default"/>
+        <w:rFonts w:ascii="Meiryo UI" w:eastAsia="Meiryo UI" w:hAnsi="Meiryo UI" w:cs="Meiryo UI" w:hint="default"/>
       </w:rPr>
     </w:lvl>
     <w:lvl w:ilvl="1" w:tplc="0409000B">
@@ -21215,7 +20349,7 @@
         <w:ind w:left="880" w:hanging="440"/>
       </w:pPr>
       <w:rPr>
-        <w:rFonts w:ascii="Meiryo UI" w:hAnsi="Meiryo UI" w:eastAsia="Meiryo UI" w:cs="Meiryo UI" w:hint="default"/>
+        <w:rFonts w:ascii="Meiryo UI" w:eastAsia="Meiryo UI" w:hAnsi="Meiryo UI" w:cs="Meiryo UI" w:hint="default"/>
       </w:rPr>
     </w:lvl>
     <w:lvl w:ilvl="2" w:tplc="0409000D" w:tentative="1">
@@ -21227,7 +20361,7 @@
         <w:ind w:left="1320" w:hanging="440"/>
       </w:pPr>
       <w:rPr>
-        <w:rFonts w:ascii="Meiryo UI" w:hAnsi="Meiryo UI" w:eastAsia="Meiryo UI" w:cs="Meiryo UI" w:hint="default"/>
+        <w:rFonts w:ascii="Meiryo UI" w:eastAsia="Meiryo UI" w:hAnsi="Meiryo UI" w:cs="Meiryo UI" w:hint="default"/>
       </w:rPr>
     </w:lvl>
     <w:lvl w:ilvl="3" w:tplc="04090001" w:tentative="1">
@@ -21239,7 +20373,7 @@
         <w:ind w:left="1760" w:hanging="440"/>
       </w:pPr>
       <w:rPr>
-        <w:rFonts w:ascii="Meiryo UI" w:hAnsi="Meiryo UI" w:eastAsia="Meiryo UI" w:cs="Meiryo UI" w:hint="default"/>
+        <w:rFonts w:ascii="Meiryo UI" w:eastAsia="Meiryo UI" w:hAnsi="Meiryo UI" w:cs="Meiryo UI" w:hint="default"/>
       </w:rPr>
     </w:lvl>
     <w:lvl w:ilvl="4" w:tplc="0409000B" w:tentative="1">
@@ -21251,7 +20385,7 @@
         <w:ind w:left="2200" w:hanging="440"/>
       </w:pPr>
       <w:rPr>
-        <w:rFonts w:ascii="Meiryo UI" w:hAnsi="Meiryo UI" w:eastAsia="Meiryo UI" w:cs="Meiryo UI" w:hint="default"/>
+        <w:rFonts w:ascii="Meiryo UI" w:eastAsia="Meiryo UI" w:hAnsi="Meiryo UI" w:cs="Meiryo UI" w:hint="default"/>
       </w:rPr>
     </w:lvl>
     <w:lvl w:ilvl="5" w:tplc="0409000D" w:tentative="1">
@@ -21263,7 +20397,7 @@
         <w:ind w:left="2640" w:hanging="440"/>
       </w:pPr>
       <w:rPr>
-        <w:rFonts w:ascii="Meiryo UI" w:hAnsi="Meiryo UI" w:eastAsia="Meiryo UI" w:cs="Meiryo UI" w:hint="default"/>
+        <w:rFonts w:ascii="Meiryo UI" w:eastAsia="Meiryo UI" w:hAnsi="Meiryo UI" w:cs="Meiryo UI" w:hint="default"/>
       </w:rPr>
     </w:lvl>
     <w:lvl w:ilvl="6" w:tplc="04090001" w:tentative="1">
@@ -21275,7 +20409,7 @@
         <w:ind w:left="3080" w:hanging="440"/>
       </w:pPr>
       <w:rPr>
-        <w:rFonts w:ascii="Meiryo UI" w:hAnsi="Meiryo UI" w:eastAsia="Meiryo UI" w:cs="Meiryo UI" w:hint="default"/>
+        <w:rFonts w:ascii="Meiryo UI" w:eastAsia="Meiryo UI" w:hAnsi="Meiryo UI" w:cs="Meiryo UI" w:hint="default"/>
       </w:rPr>
     </w:lvl>
     <w:lvl w:ilvl="7" w:tplc="0409000B" w:tentative="1">
@@ -21287,7 +20421,7 @@
         <w:ind w:left="3520" w:hanging="440"/>
       </w:pPr>
       <w:rPr>
-        <w:rFonts w:ascii="Meiryo UI" w:hAnsi="Meiryo UI" w:eastAsia="Meiryo UI" w:cs="Meiryo UI" w:hint="default"/>
+        <w:rFonts w:ascii="Meiryo UI" w:eastAsia="Meiryo UI" w:hAnsi="Meiryo UI" w:cs="Meiryo UI" w:hint="default"/>
       </w:rPr>
     </w:lvl>
     <w:lvl w:ilvl="8" w:tplc="0409000D" w:tentative="1">
@@ -21299,7 +20433,7 @@
         <w:ind w:left="3960" w:hanging="440"/>
       </w:pPr>
       <w:rPr>
-        <w:rFonts w:ascii="Meiryo UI" w:hAnsi="Meiryo UI" w:eastAsia="Meiryo UI" w:cs="Meiryo UI" w:hint="default"/>
+        <w:rFonts w:ascii="Meiryo UI" w:eastAsia="Meiryo UI" w:hAnsi="Meiryo UI" w:cs="Meiryo UI" w:hint="default"/>
       </w:rPr>
     </w:lvl>
   </w:abstractNum>
@@ -21316,7 +20450,7 @@
         <w:ind w:left="800" w:hanging="440"/>
       </w:pPr>
       <w:rPr>
-        <w:rFonts w:ascii="Meiryo UI" w:hAnsi="Meiryo UI" w:eastAsia="Meiryo UI" w:cs="Meiryo UI" w:hint="default"/>
+        <w:rFonts w:ascii="Meiryo UI" w:eastAsia="Meiryo UI" w:hAnsi="Meiryo UI" w:cs="Meiryo UI" w:hint="default"/>
         <w:u w:val="none"/>
       </w:rPr>
     </w:lvl>
@@ -21430,7 +20564,7 @@
         <w:ind w:left="440" w:hanging="440"/>
       </w:pPr>
       <w:rPr>
-        <w:rFonts w:ascii="Meiryo UI" w:hAnsi="Meiryo UI" w:eastAsia="Meiryo UI" w:cs="Meiryo UI" w:hint="default"/>
+        <w:rFonts w:ascii="Meiryo UI" w:eastAsia="Meiryo UI" w:hAnsi="Meiryo UI" w:cs="Meiryo UI" w:hint="default"/>
       </w:rPr>
     </w:lvl>
     <w:lvl w:ilvl="1" w:tplc="0409000B" w:tentative="1">
@@ -21442,7 +20576,7 @@
         <w:ind w:left="880" w:hanging="440"/>
       </w:pPr>
       <w:rPr>
-        <w:rFonts w:ascii="Meiryo UI" w:hAnsi="Meiryo UI" w:eastAsia="Meiryo UI" w:cs="Meiryo UI" w:hint="default"/>
+        <w:rFonts w:ascii="Meiryo UI" w:eastAsia="Meiryo UI" w:hAnsi="Meiryo UI" w:cs="Meiryo UI" w:hint="default"/>
       </w:rPr>
     </w:lvl>
     <w:lvl w:ilvl="2" w:tplc="0409000D" w:tentative="1">
@@ -21454,7 +20588,7 @@
         <w:ind w:left="1320" w:hanging="440"/>
       </w:pPr>
       <w:rPr>
-        <w:rFonts w:ascii="Meiryo UI" w:hAnsi="Meiryo UI" w:eastAsia="Meiryo UI" w:cs="Meiryo UI" w:hint="default"/>
+        <w:rFonts w:ascii="Meiryo UI" w:eastAsia="Meiryo UI" w:hAnsi="Meiryo UI" w:cs="Meiryo UI" w:hint="default"/>
       </w:rPr>
     </w:lvl>
     <w:lvl w:ilvl="3" w:tplc="04090001" w:tentative="1">
@@ -21466,7 +20600,7 @@
         <w:ind w:left="1760" w:hanging="440"/>
       </w:pPr>
       <w:rPr>
-        <w:rFonts w:ascii="Meiryo UI" w:hAnsi="Meiryo UI" w:eastAsia="Meiryo UI" w:cs="Meiryo UI" w:hint="default"/>
+        <w:rFonts w:ascii="Meiryo UI" w:eastAsia="Meiryo UI" w:hAnsi="Meiryo UI" w:cs="Meiryo UI" w:hint="default"/>
       </w:rPr>
     </w:lvl>
     <w:lvl w:ilvl="4" w:tplc="0409000B" w:tentative="1">
@@ -21478,7 +20612,7 @@
         <w:ind w:left="2200" w:hanging="440"/>
       </w:pPr>
       <w:rPr>
-        <w:rFonts w:ascii="Meiryo UI" w:hAnsi="Meiryo UI" w:eastAsia="Meiryo UI" w:cs="Meiryo UI" w:hint="default"/>
+        <w:rFonts w:ascii="Meiryo UI" w:eastAsia="Meiryo UI" w:hAnsi="Meiryo UI" w:cs="Meiryo UI" w:hint="default"/>
       </w:rPr>
     </w:lvl>
     <w:lvl w:ilvl="5" w:tplc="0409000D" w:tentative="1">
@@ -21490,7 +20624,7 @@
         <w:ind w:left="2640" w:hanging="440"/>
       </w:pPr>
       <w:rPr>
-        <w:rFonts w:ascii="Meiryo UI" w:hAnsi="Meiryo UI" w:eastAsia="Meiryo UI" w:cs="Meiryo UI" w:hint="default"/>
+        <w:rFonts w:ascii="Meiryo UI" w:eastAsia="Meiryo UI" w:hAnsi="Meiryo UI" w:cs="Meiryo UI" w:hint="default"/>
       </w:rPr>
     </w:lvl>
     <w:lvl w:ilvl="6" w:tplc="04090001" w:tentative="1">
@@ -21502,7 +20636,7 @@
         <w:ind w:left="3080" w:hanging="440"/>
       </w:pPr>
       <w:rPr>
-        <w:rFonts w:ascii="Meiryo UI" w:hAnsi="Meiryo UI" w:eastAsia="Meiryo UI" w:cs="Meiryo UI" w:hint="default"/>
+        <w:rFonts w:ascii="Meiryo UI" w:eastAsia="Meiryo UI" w:hAnsi="Meiryo UI" w:cs="Meiryo UI" w:hint="default"/>
       </w:rPr>
     </w:lvl>
     <w:lvl w:ilvl="7" w:tplc="0409000B" w:tentative="1">
@@ -21514,7 +20648,7 @@
         <w:ind w:left="3520" w:hanging="440"/>
       </w:pPr>
       <w:rPr>
-        <w:rFonts w:ascii="Meiryo UI" w:hAnsi="Meiryo UI" w:eastAsia="Meiryo UI" w:cs="Meiryo UI" w:hint="default"/>
+        <w:rFonts w:ascii="Meiryo UI" w:eastAsia="Meiryo UI" w:hAnsi="Meiryo UI" w:cs="Meiryo UI" w:hint="default"/>
       </w:rPr>
     </w:lvl>
     <w:lvl w:ilvl="8" w:tplc="0409000D" w:tentative="1">
@@ -21526,7 +20660,7 @@
         <w:ind w:left="3960" w:hanging="440"/>
       </w:pPr>
       <w:rPr>
-        <w:rFonts w:ascii="Meiryo UI" w:hAnsi="Meiryo UI" w:eastAsia="Meiryo UI" w:cs="Meiryo UI" w:hint="default"/>
+        <w:rFonts w:ascii="Meiryo UI" w:eastAsia="Meiryo UI" w:hAnsi="Meiryo UI" w:cs="Meiryo UI" w:hint="default"/>
       </w:rPr>
     </w:lvl>
   </w:abstractNum>
@@ -21543,7 +20677,7 @@
         <w:ind w:left="800" w:hanging="440"/>
       </w:pPr>
       <w:rPr>
-        <w:rFonts w:ascii="Meiryo UI" w:hAnsi="Meiryo UI" w:eastAsia="Meiryo UI" w:cs="Meiryo UI" w:hint="default"/>
+        <w:rFonts w:ascii="Meiryo UI" w:eastAsia="Meiryo UI" w:hAnsi="Meiryo UI" w:cs="Meiryo UI" w:hint="default"/>
         <w:u w:val="none"/>
       </w:rPr>
     </w:lvl>
@@ -21770,7 +20904,7 @@
         <w:ind w:left="680" w:hanging="440"/>
       </w:pPr>
       <w:rPr>
-        <w:rFonts w:ascii="Meiryo UI" w:hAnsi="Meiryo UI" w:eastAsia="Meiryo UI" w:cs="Meiryo UI" w:hint="default"/>
+        <w:rFonts w:ascii="Meiryo UI" w:eastAsia="Meiryo UI" w:hAnsi="Meiryo UI" w:cs="Meiryo UI" w:hint="default"/>
       </w:rPr>
     </w:lvl>
     <w:lvl w:ilvl="1" w:tplc="0409000B" w:tentative="1">
@@ -21782,7 +20916,7 @@
         <w:ind w:left="1120" w:hanging="440"/>
       </w:pPr>
       <w:rPr>
-        <w:rFonts w:ascii="Meiryo UI" w:hAnsi="Meiryo UI" w:eastAsia="Meiryo UI" w:cs="Meiryo UI" w:hint="default"/>
+        <w:rFonts w:ascii="Meiryo UI" w:eastAsia="Meiryo UI" w:hAnsi="Meiryo UI" w:cs="Meiryo UI" w:hint="default"/>
       </w:rPr>
     </w:lvl>
     <w:lvl w:ilvl="2" w:tplc="0409000D" w:tentative="1">
@@ -21794,7 +20928,7 @@
         <w:ind w:left="1560" w:hanging="440"/>
       </w:pPr>
       <w:rPr>
-        <w:rFonts w:ascii="Meiryo UI" w:hAnsi="Meiryo UI" w:eastAsia="Meiryo UI" w:cs="Meiryo UI" w:hint="default"/>
+        <w:rFonts w:ascii="Meiryo UI" w:eastAsia="Meiryo UI" w:hAnsi="Meiryo UI" w:cs="Meiryo UI" w:hint="default"/>
       </w:rPr>
     </w:lvl>
     <w:lvl w:ilvl="3" w:tplc="04090001" w:tentative="1">
@@ -21806,7 +20940,7 @@
         <w:ind w:left="2000" w:hanging="440"/>
       </w:pPr>
       <w:rPr>
-        <w:rFonts w:ascii="Meiryo UI" w:hAnsi="Meiryo UI" w:eastAsia="Meiryo UI" w:cs="Meiryo UI" w:hint="default"/>
+        <w:rFonts w:ascii="Meiryo UI" w:eastAsia="Meiryo UI" w:hAnsi="Meiryo UI" w:cs="Meiryo UI" w:hint="default"/>
       </w:rPr>
     </w:lvl>
     <w:lvl w:ilvl="4" w:tplc="0409000B" w:tentative="1">
@@ -21818,7 +20952,7 @@
         <w:ind w:left="2440" w:hanging="440"/>
       </w:pPr>
       <w:rPr>
-        <w:rFonts w:ascii="Meiryo UI" w:hAnsi="Meiryo UI" w:eastAsia="Meiryo UI" w:cs="Meiryo UI" w:hint="default"/>
+        <w:rFonts w:ascii="Meiryo UI" w:eastAsia="Meiryo UI" w:hAnsi="Meiryo UI" w:cs="Meiryo UI" w:hint="default"/>
       </w:rPr>
     </w:lvl>
     <w:lvl w:ilvl="5" w:tplc="0409000D" w:tentative="1">
@@ -21830,7 +20964,7 @@
         <w:ind w:left="2880" w:hanging="440"/>
       </w:pPr>
       <w:rPr>
-        <w:rFonts w:ascii="Meiryo UI" w:hAnsi="Meiryo UI" w:eastAsia="Meiryo UI" w:cs="Meiryo UI" w:hint="default"/>
+        <w:rFonts w:ascii="Meiryo UI" w:eastAsia="Meiryo UI" w:hAnsi="Meiryo UI" w:cs="Meiryo UI" w:hint="default"/>
       </w:rPr>
     </w:lvl>
     <w:lvl w:ilvl="6" w:tplc="04090001" w:tentative="1">
@@ -21842,7 +20976,7 @@
         <w:ind w:left="3320" w:hanging="440"/>
       </w:pPr>
       <w:rPr>
-        <w:rFonts w:ascii="Meiryo UI" w:hAnsi="Meiryo UI" w:eastAsia="Meiryo UI" w:cs="Meiryo UI" w:hint="default"/>
+        <w:rFonts w:ascii="Meiryo UI" w:eastAsia="Meiryo UI" w:hAnsi="Meiryo UI" w:cs="Meiryo UI" w:hint="default"/>
       </w:rPr>
     </w:lvl>
     <w:lvl w:ilvl="7" w:tplc="0409000B" w:tentative="1">
@@ -21854,7 +20988,7 @@
         <w:ind w:left="3760" w:hanging="440"/>
       </w:pPr>
       <w:rPr>
-        <w:rFonts w:ascii="Meiryo UI" w:hAnsi="Meiryo UI" w:eastAsia="Meiryo UI" w:cs="Meiryo UI" w:hint="default"/>
+        <w:rFonts w:ascii="Meiryo UI" w:eastAsia="Meiryo UI" w:hAnsi="Meiryo UI" w:cs="Meiryo UI" w:hint="default"/>
       </w:rPr>
     </w:lvl>
     <w:lvl w:ilvl="8" w:tplc="0409000D" w:tentative="1">
@@ -21866,7 +21000,7 @@
         <w:ind w:left="4200" w:hanging="440"/>
       </w:pPr>
       <w:rPr>
-        <w:rFonts w:ascii="Meiryo UI" w:hAnsi="Meiryo UI" w:eastAsia="Meiryo UI" w:cs="Meiryo UI" w:hint="default"/>
+        <w:rFonts w:ascii="Meiryo UI" w:eastAsia="Meiryo UI" w:hAnsi="Meiryo UI" w:cs="Meiryo UI" w:hint="default"/>
       </w:rPr>
     </w:lvl>
   </w:abstractNum>
@@ -21996,7 +21130,7 @@
         <w:ind w:left="1160" w:hanging="440"/>
       </w:pPr>
       <w:rPr>
-        <w:rFonts w:ascii="Meiryo UI" w:hAnsi="Meiryo UI" w:eastAsia="Meiryo UI" w:cs="Meiryo UI" w:hint="default"/>
+        <w:rFonts w:ascii="Meiryo UI" w:eastAsia="Meiryo UI" w:hAnsi="Meiryo UI" w:cs="Meiryo UI" w:hint="default"/>
       </w:rPr>
     </w:lvl>
     <w:lvl w:ilvl="1" w:tplc="0409000B" w:tentative="1">
@@ -22008,7 +21142,7 @@
         <w:ind w:left="1600" w:hanging="440"/>
       </w:pPr>
       <w:rPr>
-        <w:rFonts w:ascii="Meiryo UI" w:hAnsi="Meiryo UI" w:eastAsia="Meiryo UI" w:cs="Meiryo UI" w:hint="default"/>
+        <w:rFonts w:ascii="Meiryo UI" w:eastAsia="Meiryo UI" w:hAnsi="Meiryo UI" w:cs="Meiryo UI" w:hint="default"/>
       </w:rPr>
     </w:lvl>
     <w:lvl w:ilvl="2" w:tplc="0409000D" w:tentative="1">
@@ -22020,7 +21154,7 @@
         <w:ind w:left="2040" w:hanging="440"/>
       </w:pPr>
       <w:rPr>
-        <w:rFonts w:ascii="Meiryo UI" w:hAnsi="Meiryo UI" w:eastAsia="Meiryo UI" w:cs="Meiryo UI" w:hint="default"/>
+        <w:rFonts w:ascii="Meiryo UI" w:eastAsia="Meiryo UI" w:hAnsi="Meiryo UI" w:cs="Meiryo UI" w:hint="default"/>
       </w:rPr>
     </w:lvl>
     <w:lvl w:ilvl="3" w:tplc="04090001" w:tentative="1">
@@ -22032,7 +21166,7 @@
         <w:ind w:left="2480" w:hanging="440"/>
       </w:pPr>
       <w:rPr>
-        <w:rFonts w:ascii="Meiryo UI" w:hAnsi="Meiryo UI" w:eastAsia="Meiryo UI" w:cs="Meiryo UI" w:hint="default"/>
+        <w:rFonts w:ascii="Meiryo UI" w:eastAsia="Meiryo UI" w:hAnsi="Meiryo UI" w:cs="Meiryo UI" w:hint="default"/>
       </w:rPr>
     </w:lvl>
     <w:lvl w:ilvl="4" w:tplc="0409000B" w:tentative="1">
@@ -22044,7 +21178,7 @@
         <w:ind w:left="2920" w:hanging="440"/>
       </w:pPr>
       <w:rPr>
-        <w:rFonts w:ascii="Meiryo UI" w:hAnsi="Meiryo UI" w:eastAsia="Meiryo UI" w:cs="Meiryo UI" w:hint="default"/>
+        <w:rFonts w:ascii="Meiryo UI" w:eastAsia="Meiryo UI" w:hAnsi="Meiryo UI" w:cs="Meiryo UI" w:hint="default"/>
       </w:rPr>
     </w:lvl>
     <w:lvl w:ilvl="5" w:tplc="0409000D" w:tentative="1">
@@ -22056,7 +21190,7 @@
         <w:ind w:left="3360" w:hanging="440"/>
       </w:pPr>
       <w:rPr>
-        <w:rFonts w:ascii="Meiryo UI" w:hAnsi="Meiryo UI" w:eastAsia="Meiryo UI" w:cs="Meiryo UI" w:hint="default"/>
+        <w:rFonts w:ascii="Meiryo UI" w:eastAsia="Meiryo UI" w:hAnsi="Meiryo UI" w:cs="Meiryo UI" w:hint="default"/>
       </w:rPr>
     </w:lvl>
     <w:lvl w:ilvl="6" w:tplc="04090001" w:tentative="1">
@@ -22068,7 +21202,7 @@
         <w:ind w:left="3800" w:hanging="440"/>
       </w:pPr>
       <w:rPr>
-        <w:rFonts w:ascii="Meiryo UI" w:hAnsi="Meiryo UI" w:eastAsia="Meiryo UI" w:cs="Meiryo UI" w:hint="default"/>
+        <w:rFonts w:ascii="Meiryo UI" w:eastAsia="Meiryo UI" w:hAnsi="Meiryo UI" w:cs="Meiryo UI" w:hint="default"/>
       </w:rPr>
     </w:lvl>
     <w:lvl w:ilvl="7" w:tplc="0409000B" w:tentative="1">
@@ -22080,7 +21214,7 @@
         <w:ind w:left="4240" w:hanging="440"/>
       </w:pPr>
       <w:rPr>
-        <w:rFonts w:ascii="Meiryo UI" w:hAnsi="Meiryo UI" w:eastAsia="Meiryo UI" w:cs="Meiryo UI" w:hint="default"/>
+        <w:rFonts w:ascii="Meiryo UI" w:eastAsia="Meiryo UI" w:hAnsi="Meiryo UI" w:cs="Meiryo UI" w:hint="default"/>
       </w:rPr>
     </w:lvl>
     <w:lvl w:ilvl="8" w:tplc="0409000D" w:tentative="1">
@@ -22092,7 +21226,7 @@
         <w:ind w:left="4680" w:hanging="440"/>
       </w:pPr>
       <w:rPr>
-        <w:rFonts w:ascii="Meiryo UI" w:hAnsi="Meiryo UI" w:eastAsia="Meiryo UI" w:cs="Meiryo UI" w:hint="default"/>
+        <w:rFonts w:ascii="Meiryo UI" w:eastAsia="Meiryo UI" w:hAnsi="Meiryo UI" w:cs="Meiryo UI" w:hint="default"/>
       </w:rPr>
     </w:lvl>
   </w:abstractNum>
@@ -22109,7 +21243,7 @@
         <w:ind w:left="800" w:hanging="440"/>
       </w:pPr>
       <w:rPr>
-        <w:rFonts w:ascii="Meiryo UI" w:hAnsi="Meiryo UI" w:eastAsia="Meiryo UI" w:cs="Meiryo UI" w:hint="default"/>
+        <w:rFonts w:ascii="Meiryo UI" w:eastAsia="Meiryo UI" w:hAnsi="Meiryo UI" w:cs="Meiryo UI" w:hint="default"/>
         <w:u w:val="none"/>
       </w:rPr>
     </w:lvl>
@@ -22423,7 +21557,7 @@
         <w:ind w:left="800" w:hanging="440"/>
       </w:pPr>
       <w:rPr>
-        <w:rFonts w:ascii="Meiryo UI" w:hAnsi="Meiryo UI" w:eastAsia="Meiryo UI" w:cs="Meiryo UI" w:hint="default"/>
+        <w:rFonts w:ascii="Meiryo UI" w:eastAsia="Meiryo UI" w:hAnsi="Meiryo UI" w:cs="Meiryo UI" w:hint="default"/>
         <w:u w:val="none"/>
       </w:rPr>
     </w:lvl>
@@ -22436,7 +21570,7 @@
         <w:ind w:left="1520" w:hanging="440"/>
       </w:pPr>
       <w:rPr>
-        <w:rFonts w:ascii="Meiryo UI" w:hAnsi="Meiryo UI" w:eastAsia="Meiryo UI" w:cs="Meiryo UI" w:hint="default"/>
+        <w:rFonts w:ascii="Meiryo UI" w:eastAsia="Meiryo UI" w:hAnsi="Meiryo UI" w:cs="Meiryo UI" w:hint="default"/>
       </w:rPr>
     </w:lvl>
     <w:lvl w:ilvl="2">
@@ -22537,7 +21671,7 @@
         <w:ind w:left="800" w:hanging="440"/>
       </w:pPr>
       <w:rPr>
-        <w:rFonts w:ascii="Meiryo UI" w:hAnsi="Meiryo UI" w:eastAsia="Meiryo UI" w:cs="Meiryo UI" w:hint="default"/>
+        <w:rFonts w:ascii="Meiryo UI" w:eastAsia="Meiryo UI" w:hAnsi="Meiryo UI" w:cs="Meiryo UI" w:hint="default"/>
         <w:u w:val="none"/>
       </w:rPr>
     </w:lvl>
@@ -22651,7 +21785,7 @@
         <w:ind w:left="440" w:hanging="440"/>
       </w:pPr>
       <w:rPr>
-        <w:rFonts w:ascii="Meiryo UI" w:hAnsi="Meiryo UI" w:eastAsia="Meiryo UI" w:cs="Meiryo UI" w:hint="default"/>
+        <w:rFonts w:ascii="Meiryo UI" w:eastAsia="Meiryo UI" w:hAnsi="Meiryo UI" w:cs="Meiryo UI" w:hint="default"/>
       </w:rPr>
     </w:lvl>
     <w:lvl w:ilvl="1" w:tplc="0409000B">
@@ -22663,7 +21797,7 @@
         <w:ind w:left="880" w:hanging="440"/>
       </w:pPr>
       <w:rPr>
-        <w:rFonts w:ascii="Meiryo UI" w:hAnsi="Meiryo UI" w:eastAsia="Meiryo UI" w:cs="Meiryo UI" w:hint="default"/>
+        <w:rFonts w:ascii="Meiryo UI" w:eastAsia="Meiryo UI" w:hAnsi="Meiryo UI" w:cs="Meiryo UI" w:hint="default"/>
       </w:rPr>
     </w:lvl>
     <w:lvl w:ilvl="2" w:tplc="0409000D">
@@ -22675,7 +21809,7 @@
         <w:ind w:left="1320" w:hanging="440"/>
       </w:pPr>
       <w:rPr>
-        <w:rFonts w:ascii="Meiryo UI" w:hAnsi="Meiryo UI" w:eastAsia="Meiryo UI" w:cs="Meiryo UI" w:hint="default"/>
+        <w:rFonts w:ascii="Meiryo UI" w:eastAsia="Meiryo UI" w:hAnsi="Meiryo UI" w:cs="Meiryo UI" w:hint="default"/>
       </w:rPr>
     </w:lvl>
     <w:lvl w:ilvl="3" w:tplc="04090001" w:tentative="1">
@@ -22687,7 +21821,7 @@
         <w:ind w:left="1760" w:hanging="440"/>
       </w:pPr>
       <w:rPr>
-        <w:rFonts w:ascii="Meiryo UI" w:hAnsi="Meiryo UI" w:eastAsia="Meiryo UI" w:cs="Meiryo UI" w:hint="default"/>
+        <w:rFonts w:ascii="Meiryo UI" w:eastAsia="Meiryo UI" w:hAnsi="Meiryo UI" w:cs="Meiryo UI" w:hint="default"/>
       </w:rPr>
     </w:lvl>
     <w:lvl w:ilvl="4" w:tplc="0409000B" w:tentative="1">
@@ -22699,7 +21833,7 @@
         <w:ind w:left="2200" w:hanging="440"/>
       </w:pPr>
       <w:rPr>
-        <w:rFonts w:ascii="Meiryo UI" w:hAnsi="Meiryo UI" w:eastAsia="Meiryo UI" w:cs="Meiryo UI" w:hint="default"/>
+        <w:rFonts w:ascii="Meiryo UI" w:eastAsia="Meiryo UI" w:hAnsi="Meiryo UI" w:cs="Meiryo UI" w:hint="default"/>
       </w:rPr>
     </w:lvl>
     <w:lvl w:ilvl="5" w:tplc="0409000D" w:tentative="1">
@@ -22711,7 +21845,7 @@
         <w:ind w:left="2640" w:hanging="440"/>
       </w:pPr>
       <w:rPr>
-        <w:rFonts w:ascii="Meiryo UI" w:hAnsi="Meiryo UI" w:eastAsia="Meiryo UI" w:cs="Meiryo UI" w:hint="default"/>
+        <w:rFonts w:ascii="Meiryo UI" w:eastAsia="Meiryo UI" w:hAnsi="Meiryo UI" w:cs="Meiryo UI" w:hint="default"/>
       </w:rPr>
     </w:lvl>
     <w:lvl w:ilvl="6" w:tplc="04090001" w:tentative="1">
@@ -22723,7 +21857,7 @@
         <w:ind w:left="3080" w:hanging="440"/>
       </w:pPr>
       <w:rPr>
-        <w:rFonts w:ascii="Meiryo UI" w:hAnsi="Meiryo UI" w:eastAsia="Meiryo UI" w:cs="Meiryo UI" w:hint="default"/>
+        <w:rFonts w:ascii="Meiryo UI" w:eastAsia="Meiryo UI" w:hAnsi="Meiryo UI" w:cs="Meiryo UI" w:hint="default"/>
       </w:rPr>
     </w:lvl>
     <w:lvl w:ilvl="7" w:tplc="0409000B" w:tentative="1">
@@ -22735,7 +21869,7 @@
         <w:ind w:left="3520" w:hanging="440"/>
       </w:pPr>
       <w:rPr>
-        <w:rFonts w:ascii="Meiryo UI" w:hAnsi="Meiryo UI" w:eastAsia="Meiryo UI" w:cs="Meiryo UI" w:hint="default"/>
+        <w:rFonts w:ascii="Meiryo UI" w:eastAsia="Meiryo UI" w:hAnsi="Meiryo UI" w:cs="Meiryo UI" w:hint="default"/>
       </w:rPr>
     </w:lvl>
     <w:lvl w:ilvl="8" w:tplc="0409000D" w:tentative="1">
@@ -22747,7 +21881,7 @@
         <w:ind w:left="3960" w:hanging="440"/>
       </w:pPr>
       <w:rPr>
-        <w:rFonts w:ascii="Meiryo UI" w:hAnsi="Meiryo UI" w:eastAsia="Meiryo UI" w:cs="Meiryo UI" w:hint="default"/>
+        <w:rFonts w:ascii="Meiryo UI" w:eastAsia="Meiryo UI" w:hAnsi="Meiryo UI" w:cs="Meiryo UI" w:hint="default"/>
       </w:rPr>
     </w:lvl>
   </w:abstractNum>
@@ -22877,7 +22011,7 @@
         <w:ind w:left="440" w:hanging="440"/>
       </w:pPr>
       <w:rPr>
-        <w:rFonts w:ascii="Meiryo UI" w:hAnsi="Meiryo UI" w:eastAsia="Meiryo UI" w:cs="Meiryo UI" w:hint="default"/>
+        <w:rFonts w:ascii="Meiryo UI" w:eastAsia="Meiryo UI" w:hAnsi="Meiryo UI" w:cs="Meiryo UI" w:hint="default"/>
       </w:rPr>
     </w:lvl>
     <w:lvl w:ilvl="1" w:tplc="0409000B" w:tentative="1">
@@ -22889,7 +22023,7 @@
         <w:ind w:left="880" w:hanging="440"/>
       </w:pPr>
       <w:rPr>
-        <w:rFonts w:ascii="Meiryo UI" w:hAnsi="Meiryo UI" w:eastAsia="Meiryo UI" w:cs="Meiryo UI" w:hint="default"/>
+        <w:rFonts w:ascii="Meiryo UI" w:eastAsia="Meiryo UI" w:hAnsi="Meiryo UI" w:cs="Meiryo UI" w:hint="default"/>
       </w:rPr>
     </w:lvl>
     <w:lvl w:ilvl="2" w:tplc="0409000D" w:tentative="1">
@@ -22901,7 +22035,7 @@
         <w:ind w:left="1320" w:hanging="440"/>
       </w:pPr>
       <w:rPr>
-        <w:rFonts w:ascii="Meiryo UI" w:hAnsi="Meiryo UI" w:eastAsia="Meiryo UI" w:cs="Meiryo UI" w:hint="default"/>
+        <w:rFonts w:ascii="Meiryo UI" w:eastAsia="Meiryo UI" w:hAnsi="Meiryo UI" w:cs="Meiryo UI" w:hint="default"/>
       </w:rPr>
     </w:lvl>
     <w:lvl w:ilvl="3" w:tplc="04090001" w:tentative="1">
@@ -22913,7 +22047,7 @@
         <w:ind w:left="1760" w:hanging="440"/>
       </w:pPr>
       <w:rPr>
-        <w:rFonts w:ascii="Meiryo UI" w:hAnsi="Meiryo UI" w:eastAsia="Meiryo UI" w:cs="Meiryo UI" w:hint="default"/>
+        <w:rFonts w:ascii="Meiryo UI" w:eastAsia="Meiryo UI" w:hAnsi="Meiryo UI" w:cs="Meiryo UI" w:hint="default"/>
       </w:rPr>
     </w:lvl>
     <w:lvl w:ilvl="4" w:tplc="0409000B" w:tentative="1">
@@ -22925,7 +22059,7 @@
         <w:ind w:left="2200" w:hanging="440"/>
       </w:pPr>
       <w:rPr>
-        <w:rFonts w:ascii="Meiryo UI" w:hAnsi="Meiryo UI" w:eastAsia="Meiryo UI" w:cs="Meiryo UI" w:hint="default"/>
+        <w:rFonts w:ascii="Meiryo UI" w:eastAsia="Meiryo UI" w:hAnsi="Meiryo UI" w:cs="Meiryo UI" w:hint="default"/>
       </w:rPr>
     </w:lvl>
     <w:lvl w:ilvl="5" w:tplc="0409000D" w:tentative="1">
@@ -22937,7 +22071,7 @@
         <w:ind w:left="2640" w:hanging="440"/>
       </w:pPr>
       <w:rPr>
-        <w:rFonts w:ascii="Meiryo UI" w:hAnsi="Meiryo UI" w:eastAsia="Meiryo UI" w:cs="Meiryo UI" w:hint="default"/>
+        <w:rFonts w:ascii="Meiryo UI" w:eastAsia="Meiryo UI" w:hAnsi="Meiryo UI" w:cs="Meiryo UI" w:hint="default"/>
       </w:rPr>
     </w:lvl>
     <w:lvl w:ilvl="6" w:tplc="04090001" w:tentative="1">
@@ -22949,7 +22083,7 @@
         <w:ind w:left="3080" w:hanging="440"/>
       </w:pPr>
       <w:rPr>
-        <w:rFonts w:ascii="Meiryo UI" w:hAnsi="Meiryo UI" w:eastAsia="Meiryo UI" w:cs="Meiryo UI" w:hint="default"/>
+        <w:rFonts w:ascii="Meiryo UI" w:eastAsia="Meiryo UI" w:hAnsi="Meiryo UI" w:cs="Meiryo UI" w:hint="default"/>
       </w:rPr>
     </w:lvl>
     <w:lvl w:ilvl="7" w:tplc="0409000B" w:tentative="1">
@@ -22961,7 +22095,7 @@
         <w:ind w:left="3520" w:hanging="440"/>
       </w:pPr>
       <w:rPr>
-        <w:rFonts w:ascii="Meiryo UI" w:hAnsi="Meiryo UI" w:eastAsia="Meiryo UI" w:cs="Meiryo UI" w:hint="default"/>
+        <w:rFonts w:ascii="Meiryo UI" w:eastAsia="Meiryo UI" w:hAnsi="Meiryo UI" w:cs="Meiryo UI" w:hint="default"/>
       </w:rPr>
     </w:lvl>
     <w:lvl w:ilvl="8" w:tplc="0409000D" w:tentative="1">
@@ -22973,7 +22107,7 @@
         <w:ind w:left="3960" w:hanging="440"/>
       </w:pPr>
       <w:rPr>
-        <w:rFonts w:ascii="Meiryo UI" w:hAnsi="Meiryo UI" w:eastAsia="Meiryo UI" w:cs="Meiryo UI" w:hint="default"/>
+        <w:rFonts w:ascii="Meiryo UI" w:eastAsia="Meiryo UI" w:hAnsi="Meiryo UI" w:cs="Meiryo UI" w:hint="default"/>
       </w:rPr>
     </w:lvl>
   </w:abstractNum>
@@ -22990,7 +22124,7 @@
         <w:ind w:left="800" w:hanging="440"/>
       </w:pPr>
       <w:rPr>
-        <w:rFonts w:ascii="Meiryo UI" w:hAnsi="Meiryo UI" w:eastAsia="Meiryo UI" w:cs="Meiryo UI" w:hint="default"/>
+        <w:rFonts w:ascii="Meiryo UI" w:eastAsia="Meiryo UI" w:hAnsi="Meiryo UI" w:cs="Meiryo UI" w:hint="default"/>
         <w:u w:val="none"/>
       </w:rPr>
     </w:lvl>
@@ -23104,7 +22238,7 @@
         <w:ind w:left="440" w:hanging="440"/>
       </w:pPr>
       <w:rPr>
-        <w:rFonts w:ascii="Meiryo UI" w:hAnsi="Meiryo UI" w:eastAsia="Meiryo UI" w:cs="Meiryo UI" w:hint="default"/>
+        <w:rFonts w:ascii="Meiryo UI" w:eastAsia="Meiryo UI" w:hAnsi="Meiryo UI" w:cs="Meiryo UI" w:hint="default"/>
       </w:rPr>
     </w:lvl>
     <w:lvl w:ilvl="1" w:tplc="0409000B" w:tentative="1">
@@ -23116,7 +22250,7 @@
         <w:ind w:left="880" w:hanging="440"/>
       </w:pPr>
       <w:rPr>
-        <w:rFonts w:ascii="Meiryo UI" w:hAnsi="Meiryo UI" w:eastAsia="Meiryo UI" w:cs="Meiryo UI" w:hint="default"/>
+        <w:rFonts w:ascii="Meiryo UI" w:eastAsia="Meiryo UI" w:hAnsi="Meiryo UI" w:cs="Meiryo UI" w:hint="default"/>
       </w:rPr>
     </w:lvl>
     <w:lvl w:ilvl="2" w:tplc="0409000D" w:tentative="1">
@@ -23128,7 +22262,7 @@
         <w:ind w:left="1320" w:hanging="440"/>
       </w:pPr>
       <w:rPr>
-        <w:rFonts w:ascii="Meiryo UI" w:hAnsi="Meiryo UI" w:eastAsia="Meiryo UI" w:cs="Meiryo UI" w:hint="default"/>
+        <w:rFonts w:ascii="Meiryo UI" w:eastAsia="Meiryo UI" w:hAnsi="Meiryo UI" w:cs="Meiryo UI" w:hint="default"/>
       </w:rPr>
     </w:lvl>
     <w:lvl w:ilvl="3" w:tplc="04090001" w:tentative="1">
@@ -23140,7 +22274,7 @@
         <w:ind w:left="1760" w:hanging="440"/>
       </w:pPr>
       <w:rPr>
-        <w:rFonts w:ascii="Meiryo UI" w:hAnsi="Meiryo UI" w:eastAsia="Meiryo UI" w:cs="Meiryo UI" w:hint="default"/>
+        <w:rFonts w:ascii="Meiryo UI" w:eastAsia="Meiryo UI" w:hAnsi="Meiryo UI" w:cs="Meiryo UI" w:hint="default"/>
       </w:rPr>
     </w:lvl>
     <w:lvl w:ilvl="4" w:tplc="0409000B" w:tentative="1">
@@ -23152,7 +22286,7 @@
         <w:ind w:left="2200" w:hanging="440"/>
       </w:pPr>
       <w:rPr>
-        <w:rFonts w:ascii="Meiryo UI" w:hAnsi="Meiryo UI" w:eastAsia="Meiryo UI" w:cs="Meiryo UI" w:hint="default"/>
+        <w:rFonts w:ascii="Meiryo UI" w:eastAsia="Meiryo UI" w:hAnsi="Meiryo UI" w:cs="Meiryo UI" w:hint="default"/>
       </w:rPr>
     </w:lvl>
     <w:lvl w:ilvl="5" w:tplc="0409000D" w:tentative="1">
@@ -23164,7 +22298,7 @@
         <w:ind w:left="2640" w:hanging="440"/>
       </w:pPr>
       <w:rPr>
-        <w:rFonts w:ascii="Meiryo UI" w:hAnsi="Meiryo UI" w:eastAsia="Meiryo UI" w:cs="Meiryo UI" w:hint="default"/>
+        <w:rFonts w:ascii="Meiryo UI" w:eastAsia="Meiryo UI" w:hAnsi="Meiryo UI" w:cs="Meiryo UI" w:hint="default"/>
       </w:rPr>
     </w:lvl>
     <w:lvl w:ilvl="6" w:tplc="04090001" w:tentative="1">
@@ -23176,7 +22310,7 @@
         <w:ind w:left="3080" w:hanging="440"/>
       </w:pPr>
       <w:rPr>
-        <w:rFonts w:ascii="Meiryo UI" w:hAnsi="Meiryo UI" w:eastAsia="Meiryo UI" w:cs="Meiryo UI" w:hint="default"/>
+        <w:rFonts w:ascii="Meiryo UI" w:eastAsia="Meiryo UI" w:hAnsi="Meiryo UI" w:cs="Meiryo UI" w:hint="default"/>
       </w:rPr>
     </w:lvl>
     <w:lvl w:ilvl="7" w:tplc="0409000B" w:tentative="1">
@@ -23188,7 +22322,7 @@
         <w:ind w:left="3520" w:hanging="440"/>
       </w:pPr>
       <w:rPr>
-        <w:rFonts w:ascii="Meiryo UI" w:hAnsi="Meiryo UI" w:eastAsia="Meiryo UI" w:cs="Meiryo UI" w:hint="default"/>
+        <w:rFonts w:ascii="Meiryo UI" w:eastAsia="Meiryo UI" w:hAnsi="Meiryo UI" w:cs="Meiryo UI" w:hint="default"/>
       </w:rPr>
     </w:lvl>
     <w:lvl w:ilvl="8" w:tplc="0409000D" w:tentative="1">
@@ -23200,7 +22334,7 @@
         <w:ind w:left="3960" w:hanging="440"/>
       </w:pPr>
       <w:rPr>
-        <w:rFonts w:ascii="Meiryo UI" w:hAnsi="Meiryo UI" w:eastAsia="Meiryo UI" w:cs="Meiryo UI" w:hint="default"/>
+        <w:rFonts w:ascii="Meiryo UI" w:eastAsia="Meiryo UI" w:hAnsi="Meiryo UI" w:cs="Meiryo UI" w:hint="default"/>
       </w:rPr>
     </w:lvl>
   </w:abstractNum>
@@ -23217,7 +22351,7 @@
         <w:ind w:left="440" w:hanging="440"/>
       </w:pPr>
       <w:rPr>
-        <w:rFonts w:ascii="Meiryo UI" w:hAnsi="Meiryo UI" w:eastAsia="Meiryo UI" w:cs="Meiryo UI" w:hint="default"/>
+        <w:rFonts w:ascii="Meiryo UI" w:eastAsia="Meiryo UI" w:hAnsi="Meiryo UI" w:cs="Meiryo UI" w:hint="default"/>
       </w:rPr>
     </w:lvl>
     <w:lvl w:ilvl="1" w:tplc="0409000B">
@@ -23229,7 +22363,7 @@
         <w:ind w:left="880" w:hanging="440"/>
       </w:pPr>
       <w:rPr>
-        <w:rFonts w:ascii="Meiryo UI" w:hAnsi="Meiryo UI" w:eastAsia="Meiryo UI" w:cs="Meiryo UI" w:hint="default"/>
+        <w:rFonts w:ascii="Meiryo UI" w:eastAsia="Meiryo UI" w:hAnsi="Meiryo UI" w:cs="Meiryo UI" w:hint="default"/>
       </w:rPr>
     </w:lvl>
     <w:lvl w:ilvl="2" w:tplc="0409000D" w:tentative="1">
@@ -23241,7 +22375,7 @@
         <w:ind w:left="1320" w:hanging="440"/>
       </w:pPr>
       <w:rPr>
-        <w:rFonts w:ascii="Meiryo UI" w:hAnsi="Meiryo UI" w:eastAsia="Meiryo UI" w:cs="Meiryo UI" w:hint="default"/>
+        <w:rFonts w:ascii="Meiryo UI" w:eastAsia="Meiryo UI" w:hAnsi="Meiryo UI" w:cs="Meiryo UI" w:hint="default"/>
       </w:rPr>
     </w:lvl>
     <w:lvl w:ilvl="3" w:tplc="04090001" w:tentative="1">
@@ -23253,7 +22387,7 @@
         <w:ind w:left="1760" w:hanging="440"/>
       </w:pPr>
       <w:rPr>
-        <w:rFonts w:ascii="Meiryo UI" w:hAnsi="Meiryo UI" w:eastAsia="Meiryo UI" w:cs="Meiryo UI" w:hint="default"/>
+        <w:rFonts w:ascii="Meiryo UI" w:eastAsia="Meiryo UI" w:hAnsi="Meiryo UI" w:cs="Meiryo UI" w:hint="default"/>
       </w:rPr>
     </w:lvl>
     <w:lvl w:ilvl="4" w:tplc="0409000B" w:tentative="1">
@@ -23265,7 +22399,7 @@
         <w:ind w:left="2200" w:hanging="440"/>
       </w:pPr>
       <w:rPr>
-        <w:rFonts w:ascii="Meiryo UI" w:hAnsi="Meiryo UI" w:eastAsia="Meiryo UI" w:cs="Meiryo UI" w:hint="default"/>
+        <w:rFonts w:ascii="Meiryo UI" w:eastAsia="Meiryo UI" w:hAnsi="Meiryo UI" w:cs="Meiryo UI" w:hint="default"/>
       </w:rPr>
     </w:lvl>
     <w:lvl w:ilvl="5" w:tplc="0409000D" w:tentative="1">
@@ -23277,7 +22411,7 @@
         <w:ind w:left="2640" w:hanging="440"/>
       </w:pPr>
       <w:rPr>
-        <w:rFonts w:ascii="Meiryo UI" w:hAnsi="Meiryo UI" w:eastAsia="Meiryo UI" w:cs="Meiryo UI" w:hint="default"/>
+        <w:rFonts w:ascii="Meiryo UI" w:eastAsia="Meiryo UI" w:hAnsi="Meiryo UI" w:cs="Meiryo UI" w:hint="default"/>
       </w:rPr>
     </w:lvl>
     <w:lvl w:ilvl="6" w:tplc="04090001" w:tentative="1">
@@ -23289,7 +22423,7 @@
         <w:ind w:left="3080" w:hanging="440"/>
       </w:pPr>
       <w:rPr>
-        <w:rFonts w:ascii="Meiryo UI" w:hAnsi="Meiryo UI" w:eastAsia="Meiryo UI" w:cs="Meiryo UI" w:hint="default"/>
+        <w:rFonts w:ascii="Meiryo UI" w:eastAsia="Meiryo UI" w:hAnsi="Meiryo UI" w:cs="Meiryo UI" w:hint="default"/>
       </w:rPr>
     </w:lvl>
     <w:lvl w:ilvl="7" w:tplc="0409000B" w:tentative="1">
@@ -23301,7 +22435,7 @@
         <w:ind w:left="3520" w:hanging="440"/>
       </w:pPr>
       <w:rPr>
-        <w:rFonts w:ascii="Meiryo UI" w:hAnsi="Meiryo UI" w:eastAsia="Meiryo UI" w:cs="Meiryo UI" w:hint="default"/>
+        <w:rFonts w:ascii="Meiryo UI" w:eastAsia="Meiryo UI" w:hAnsi="Meiryo UI" w:cs="Meiryo UI" w:hint="default"/>
       </w:rPr>
     </w:lvl>
     <w:lvl w:ilvl="8" w:tplc="0409000D" w:tentative="1">
@@ -23313,7 +22447,7 @@
         <w:ind w:left="3960" w:hanging="440"/>
       </w:pPr>
       <w:rPr>
-        <w:rFonts w:ascii="Meiryo UI" w:hAnsi="Meiryo UI" w:eastAsia="Meiryo UI" w:cs="Meiryo UI" w:hint="default"/>
+        <w:rFonts w:ascii="Meiryo UI" w:eastAsia="Meiryo UI" w:hAnsi="Meiryo UI" w:cs="Meiryo UI" w:hint="default"/>
       </w:rPr>
     </w:lvl>
   </w:abstractNum>
@@ -23330,7 +22464,7 @@
         <w:ind w:left="680" w:hanging="440"/>
       </w:pPr>
       <w:rPr>
-        <w:rFonts w:ascii="Meiryo UI" w:hAnsi="Meiryo UI" w:eastAsia="Meiryo UI" w:cs="Meiryo UI" w:hint="default"/>
+        <w:rFonts w:ascii="Meiryo UI" w:eastAsia="Meiryo UI" w:hAnsi="Meiryo UI" w:cs="Meiryo UI" w:hint="default"/>
       </w:rPr>
     </w:lvl>
     <w:lvl w:ilvl="1" w:tplc="0409000B" w:tentative="1">
@@ -23342,7 +22476,7 @@
         <w:ind w:left="1120" w:hanging="440"/>
       </w:pPr>
       <w:rPr>
-        <w:rFonts w:ascii="Meiryo UI" w:hAnsi="Meiryo UI" w:eastAsia="Meiryo UI" w:cs="Meiryo UI" w:hint="default"/>
+        <w:rFonts w:ascii="Meiryo UI" w:eastAsia="Meiryo UI" w:hAnsi="Meiryo UI" w:cs="Meiryo UI" w:hint="default"/>
       </w:rPr>
     </w:lvl>
     <w:lvl w:ilvl="2" w:tplc="0409000D" w:tentative="1">
@@ -23354,7 +22488,7 @@
         <w:ind w:left="1560" w:hanging="440"/>
       </w:pPr>
       <w:rPr>
-        <w:rFonts w:ascii="Meiryo UI" w:hAnsi="Meiryo UI" w:eastAsia="Meiryo UI" w:cs="Meiryo UI" w:hint="default"/>
+        <w:rFonts w:ascii="Meiryo UI" w:eastAsia="Meiryo UI" w:hAnsi="Meiryo UI" w:cs="Meiryo UI" w:hint="default"/>
       </w:rPr>
     </w:lvl>
     <w:lvl w:ilvl="3" w:tplc="04090001" w:tentative="1">
@@ -23366,7 +22500,7 @@
         <w:ind w:left="2000" w:hanging="440"/>
       </w:pPr>
       <w:rPr>
-        <w:rFonts w:ascii="Meiryo UI" w:hAnsi="Meiryo UI" w:eastAsia="Meiryo UI" w:cs="Meiryo UI" w:hint="default"/>
+        <w:rFonts w:ascii="Meiryo UI" w:eastAsia="Meiryo UI" w:hAnsi="Meiryo UI" w:cs="Meiryo UI" w:hint="default"/>
       </w:rPr>
     </w:lvl>
     <w:lvl w:ilvl="4" w:tplc="0409000B" w:tentative="1">
@@ -23378,7 +22512,7 @@
         <w:ind w:left="2440" w:hanging="440"/>
       </w:pPr>
       <w:rPr>
-        <w:rFonts w:ascii="Meiryo UI" w:hAnsi="Meiryo UI" w:eastAsia="Meiryo UI" w:cs="Meiryo UI" w:hint="default"/>
+        <w:rFonts w:ascii="Meiryo UI" w:eastAsia="Meiryo UI" w:hAnsi="Meiryo UI" w:cs="Meiryo UI" w:hint="default"/>
       </w:rPr>
     </w:lvl>
     <w:lvl w:ilvl="5" w:tplc="0409000D" w:tentative="1">
@@ -23390,7 +22524,7 @@
         <w:ind w:left="2880" w:hanging="440"/>
       </w:pPr>
       <w:rPr>
-        <w:rFonts w:ascii="Meiryo UI" w:hAnsi="Meiryo UI" w:eastAsia="Meiryo UI" w:cs="Meiryo UI" w:hint="default"/>
+        <w:rFonts w:ascii="Meiryo UI" w:eastAsia="Meiryo UI" w:hAnsi="Meiryo UI" w:cs="Meiryo UI" w:hint="default"/>
       </w:rPr>
     </w:lvl>
     <w:lvl w:ilvl="6" w:tplc="04090001" w:tentative="1">
@@ -23402,7 +22536,7 @@
         <w:ind w:left="3320" w:hanging="440"/>
       </w:pPr>
       <w:rPr>
-        <w:rFonts w:ascii="Meiryo UI" w:hAnsi="Meiryo UI" w:eastAsia="Meiryo UI" w:cs="Meiryo UI" w:hint="default"/>
+        <w:rFonts w:ascii="Meiryo UI" w:eastAsia="Meiryo UI" w:hAnsi="Meiryo UI" w:cs="Meiryo UI" w:hint="default"/>
       </w:rPr>
     </w:lvl>
     <w:lvl w:ilvl="7" w:tplc="0409000B" w:tentative="1">
@@ -23414,7 +22548,7 @@
         <w:ind w:left="3760" w:hanging="440"/>
       </w:pPr>
       <w:rPr>
-        <w:rFonts w:ascii="Meiryo UI" w:hAnsi="Meiryo UI" w:eastAsia="Meiryo UI" w:cs="Meiryo UI" w:hint="default"/>
+        <w:rFonts w:ascii="Meiryo UI" w:eastAsia="Meiryo UI" w:hAnsi="Meiryo UI" w:cs="Meiryo UI" w:hint="default"/>
       </w:rPr>
     </w:lvl>
     <w:lvl w:ilvl="8" w:tplc="0409000D" w:tentative="1">
@@ -23426,7 +22560,7 @@
         <w:ind w:left="4200" w:hanging="440"/>
       </w:pPr>
       <w:rPr>
-        <w:rFonts w:ascii="Meiryo UI" w:hAnsi="Meiryo UI" w:eastAsia="Meiryo UI" w:cs="Meiryo UI" w:hint="default"/>
+        <w:rFonts w:ascii="Meiryo UI" w:eastAsia="Meiryo UI" w:hAnsi="Meiryo UI" w:cs="Meiryo UI" w:hint="default"/>
       </w:rPr>
     </w:lvl>
   </w:abstractNum>
@@ -23443,7 +22577,7 @@
         <w:ind w:left="800" w:hanging="440"/>
       </w:pPr>
       <w:rPr>
-        <w:rFonts w:ascii="Meiryo UI" w:hAnsi="Meiryo UI" w:eastAsia="Meiryo UI" w:cs="Meiryo UI" w:hint="default"/>
+        <w:rFonts w:ascii="Meiryo UI" w:eastAsia="Meiryo UI" w:hAnsi="Meiryo UI" w:cs="Meiryo UI" w:hint="default"/>
         <w:u w:val="none"/>
       </w:rPr>
     </w:lvl>
@@ -23557,7 +22691,7 @@
         <w:ind w:left="880" w:hanging="440"/>
       </w:pPr>
       <w:rPr>
-        <w:rFonts w:ascii="Meiryo UI" w:hAnsi="Meiryo UI" w:eastAsia="Meiryo UI" w:cs="Meiryo UI" w:hint="default"/>
+        <w:rFonts w:ascii="Meiryo UI" w:eastAsia="Meiryo UI" w:hAnsi="Meiryo UI" w:cs="Meiryo UI" w:hint="default"/>
       </w:rPr>
     </w:lvl>
     <w:lvl w:ilvl="1" w:tplc="0409000B" w:tentative="1">
@@ -23569,7 +22703,7 @@
         <w:ind w:left="1320" w:hanging="440"/>
       </w:pPr>
       <w:rPr>
-        <w:rFonts w:ascii="Meiryo UI" w:hAnsi="Meiryo UI" w:eastAsia="Meiryo UI" w:cs="Meiryo UI" w:hint="default"/>
+        <w:rFonts w:ascii="Meiryo UI" w:eastAsia="Meiryo UI" w:hAnsi="Meiryo UI" w:cs="Meiryo UI" w:hint="default"/>
       </w:rPr>
     </w:lvl>
     <w:lvl w:ilvl="2" w:tplc="0409000D" w:tentative="1">
@@ -23581,7 +22715,7 @@
         <w:ind w:left="1760" w:hanging="440"/>
       </w:pPr>
       <w:rPr>
-        <w:rFonts w:ascii="Meiryo UI" w:hAnsi="Meiryo UI" w:eastAsia="Meiryo UI" w:cs="Meiryo UI" w:hint="default"/>
+        <w:rFonts w:ascii="Meiryo UI" w:eastAsia="Meiryo UI" w:hAnsi="Meiryo UI" w:cs="Meiryo UI" w:hint="default"/>
       </w:rPr>
     </w:lvl>
     <w:lvl w:ilvl="3" w:tplc="04090001" w:tentative="1">
@@ -23593,7 +22727,7 @@
         <w:ind w:left="2200" w:hanging="440"/>
       </w:pPr>
       <w:rPr>
-        <w:rFonts w:ascii="Meiryo UI" w:hAnsi="Meiryo UI" w:eastAsia="Meiryo UI" w:cs="Meiryo UI" w:hint="default"/>
+        <w:rFonts w:ascii="Meiryo UI" w:eastAsia="Meiryo UI" w:hAnsi="Meiryo UI" w:cs="Meiryo UI" w:hint="default"/>
       </w:rPr>
     </w:lvl>
     <w:lvl w:ilvl="4" w:tplc="0409000B" w:tentative="1">
@@ -23605,7 +22739,7 @@
         <w:ind w:left="2640" w:hanging="440"/>
       </w:pPr>
       <w:rPr>
-        <w:rFonts w:ascii="Meiryo UI" w:hAnsi="Meiryo UI" w:eastAsia="Meiryo UI" w:cs="Meiryo UI" w:hint="default"/>
+        <w:rFonts w:ascii="Meiryo UI" w:eastAsia="Meiryo UI" w:hAnsi="Meiryo UI" w:cs="Meiryo UI" w:hint="default"/>
       </w:rPr>
     </w:lvl>
     <w:lvl w:ilvl="5" w:tplc="0409000D" w:tentative="1">
@@ -23617,7 +22751,7 @@
         <w:ind w:left="3080" w:hanging="440"/>
       </w:pPr>
       <w:rPr>
-        <w:rFonts w:ascii="Meiryo UI" w:hAnsi="Meiryo UI" w:eastAsia="Meiryo UI" w:cs="Meiryo UI" w:hint="default"/>
+        <w:rFonts w:ascii="Meiryo UI" w:eastAsia="Meiryo UI" w:hAnsi="Meiryo UI" w:cs="Meiryo UI" w:hint="default"/>
       </w:rPr>
     </w:lvl>
     <w:lvl w:ilvl="6" w:tplc="04090001" w:tentative="1">
@@ -23629,7 +22763,7 @@
         <w:ind w:left="3520" w:hanging="440"/>
       </w:pPr>
       <w:rPr>
-        <w:rFonts w:ascii="Meiryo UI" w:hAnsi="Meiryo UI" w:eastAsia="Meiryo UI" w:cs="Meiryo UI" w:hint="default"/>
+        <w:rFonts w:ascii="Meiryo UI" w:eastAsia="Meiryo UI" w:hAnsi="Meiryo UI" w:cs="Meiryo UI" w:hint="default"/>
       </w:rPr>
     </w:lvl>
     <w:lvl w:ilvl="7" w:tplc="0409000B" w:tentative="1">
@@ -23641,7 +22775,7 @@
         <w:ind w:left="3960" w:hanging="440"/>
       </w:pPr>
       <w:rPr>
-        <w:rFonts w:ascii="Meiryo UI" w:hAnsi="Meiryo UI" w:eastAsia="Meiryo UI" w:cs="Meiryo UI" w:hint="default"/>
+        <w:rFonts w:ascii="Meiryo UI" w:eastAsia="Meiryo UI" w:hAnsi="Meiryo UI" w:cs="Meiryo UI" w:hint="default"/>
       </w:rPr>
     </w:lvl>
     <w:lvl w:ilvl="8" w:tplc="0409000D" w:tentative="1">
@@ -23653,7 +22787,7 @@
         <w:ind w:left="4400" w:hanging="440"/>
       </w:pPr>
       <w:rPr>
-        <w:rFonts w:ascii="Meiryo UI" w:hAnsi="Meiryo UI" w:eastAsia="Meiryo UI" w:cs="Meiryo UI" w:hint="default"/>
+        <w:rFonts w:ascii="Meiryo UI" w:eastAsia="Meiryo UI" w:hAnsi="Meiryo UI" w:cs="Meiryo UI" w:hint="default"/>
       </w:rPr>
     </w:lvl>
   </w:abstractNum>
@@ -23670,7 +22804,7 @@
         <w:ind w:left="440" w:hanging="440"/>
       </w:pPr>
       <w:rPr>
-        <w:rFonts w:ascii="Meiryo UI" w:hAnsi="Meiryo UI" w:eastAsia="Meiryo UI" w:cs="Meiryo UI" w:hint="default"/>
+        <w:rFonts w:ascii="Meiryo UI" w:eastAsia="Meiryo UI" w:hAnsi="Meiryo UI" w:cs="Meiryo UI" w:hint="default"/>
       </w:rPr>
     </w:lvl>
     <w:lvl w:ilvl="1" w:tplc="0409000B" w:tentative="1">
@@ -23682,7 +22816,7 @@
         <w:ind w:left="880" w:hanging="440"/>
       </w:pPr>
       <w:rPr>
-        <w:rFonts w:ascii="Meiryo UI" w:hAnsi="Meiryo UI" w:eastAsia="Meiryo UI" w:cs="Meiryo UI" w:hint="default"/>
+        <w:rFonts w:ascii="Meiryo UI" w:eastAsia="Meiryo UI" w:hAnsi="Meiryo UI" w:cs="Meiryo UI" w:hint="default"/>
       </w:rPr>
     </w:lvl>
     <w:lvl w:ilvl="2" w:tplc="0409000D" w:tentative="1">
@@ -23694,7 +22828,7 @@
         <w:ind w:left="1320" w:hanging="440"/>
       </w:pPr>
       <w:rPr>
-        <w:rFonts w:ascii="Meiryo UI" w:hAnsi="Meiryo UI" w:eastAsia="Meiryo UI" w:cs="Meiryo UI" w:hint="default"/>
+        <w:rFonts w:ascii="Meiryo UI" w:eastAsia="Meiryo UI" w:hAnsi="Meiryo UI" w:cs="Meiryo UI" w:hint="default"/>
       </w:rPr>
     </w:lvl>
     <w:lvl w:ilvl="3" w:tplc="04090001" w:tentative="1">
@@ -23706,7 +22840,7 @@
         <w:ind w:left="1760" w:hanging="440"/>
       </w:pPr>
       <w:rPr>
-        <w:rFonts w:ascii="Meiryo UI" w:hAnsi="Meiryo UI" w:eastAsia="Meiryo UI" w:cs="Meiryo UI" w:hint="default"/>
+        <w:rFonts w:ascii="Meiryo UI" w:eastAsia="Meiryo UI" w:hAnsi="Meiryo UI" w:cs="Meiryo UI" w:hint="default"/>
       </w:rPr>
     </w:lvl>
     <w:lvl w:ilvl="4" w:tplc="0409000B" w:tentative="1">
@@ -23718,7 +22852,7 @@
         <w:ind w:left="2200" w:hanging="440"/>
       </w:pPr>
       <w:rPr>
-        <w:rFonts w:ascii="Meiryo UI" w:hAnsi="Meiryo UI" w:eastAsia="Meiryo UI" w:cs="Meiryo UI" w:hint="default"/>
+        <w:rFonts w:ascii="Meiryo UI" w:eastAsia="Meiryo UI" w:hAnsi="Meiryo UI" w:cs="Meiryo UI" w:hint="default"/>
       </w:rPr>
     </w:lvl>
     <w:lvl w:ilvl="5" w:tplc="0409000D" w:tentative="1">
@@ -23730,7 +22864,7 @@
         <w:ind w:left="2640" w:hanging="440"/>
       </w:pPr>
       <w:rPr>
-        <w:rFonts w:ascii="Meiryo UI" w:hAnsi="Meiryo UI" w:eastAsia="Meiryo UI" w:cs="Meiryo UI" w:hint="default"/>
+        <w:rFonts w:ascii="Meiryo UI" w:eastAsia="Meiryo UI" w:hAnsi="Meiryo UI" w:cs="Meiryo UI" w:hint="default"/>
       </w:rPr>
     </w:lvl>
     <w:lvl w:ilvl="6" w:tplc="04090001" w:tentative="1">
@@ -23742,7 +22876,7 @@
         <w:ind w:left="3080" w:hanging="440"/>
       </w:pPr>
       <w:rPr>
-        <w:rFonts w:ascii="Meiryo UI" w:hAnsi="Meiryo UI" w:eastAsia="Meiryo UI" w:cs="Meiryo UI" w:hint="default"/>
+        <w:rFonts w:ascii="Meiryo UI" w:eastAsia="Meiryo UI" w:hAnsi="Meiryo UI" w:cs="Meiryo UI" w:hint="default"/>
       </w:rPr>
     </w:lvl>
     <w:lvl w:ilvl="7" w:tplc="0409000B" w:tentative="1">
@@ -23754,7 +22888,7 @@
         <w:ind w:left="3520" w:hanging="440"/>
       </w:pPr>
       <w:rPr>
-        <w:rFonts w:ascii="Meiryo UI" w:hAnsi="Meiryo UI" w:eastAsia="Meiryo UI" w:cs="Meiryo UI" w:hint="default"/>
+        <w:rFonts w:ascii="Meiryo UI" w:eastAsia="Meiryo UI" w:hAnsi="Meiryo UI" w:cs="Meiryo UI" w:hint="default"/>
       </w:rPr>
     </w:lvl>
     <w:lvl w:ilvl="8" w:tplc="0409000D" w:tentative="1">
@@ -23766,7 +22900,7 @@
         <w:ind w:left="3960" w:hanging="440"/>
       </w:pPr>
       <w:rPr>
-        <w:rFonts w:ascii="Meiryo UI" w:hAnsi="Meiryo UI" w:eastAsia="Meiryo UI" w:cs="Meiryo UI" w:hint="default"/>
+        <w:rFonts w:ascii="Meiryo UI" w:eastAsia="Meiryo UI" w:hAnsi="Meiryo UI" w:cs="Meiryo UI" w:hint="default"/>
       </w:rPr>
     </w:lvl>
   </w:abstractNum>
@@ -23783,7 +22917,7 @@
         <w:ind w:left="800" w:hanging="440"/>
       </w:pPr>
       <w:rPr>
-        <w:rFonts w:ascii="Meiryo UI" w:hAnsi="Meiryo UI" w:eastAsia="Meiryo UI" w:cs="Meiryo UI" w:hint="default"/>
+        <w:rFonts w:ascii="Meiryo UI" w:eastAsia="Meiryo UI" w:hAnsi="Meiryo UI" w:cs="Meiryo UI" w:hint="default"/>
         <w:u w:val="none"/>
       </w:rPr>
     </w:lvl>
@@ -24010,7 +23144,7 @@
         <w:ind w:left="680" w:hanging="440"/>
       </w:pPr>
       <w:rPr>
-        <w:rFonts w:ascii="Meiryo UI" w:hAnsi="Meiryo UI" w:eastAsia="Meiryo UI" w:cs="Meiryo UI" w:hint="default"/>
+        <w:rFonts w:ascii="Meiryo UI" w:eastAsia="Meiryo UI" w:hAnsi="Meiryo UI" w:cs="Meiryo UI" w:hint="default"/>
       </w:rPr>
     </w:lvl>
     <w:lvl w:ilvl="1" w:tplc="0409000B" w:tentative="1">
@@ -24022,7 +23156,7 @@
         <w:ind w:left="1120" w:hanging="440"/>
       </w:pPr>
       <w:rPr>
-        <w:rFonts w:ascii="Meiryo UI" w:hAnsi="Meiryo UI" w:eastAsia="Meiryo UI" w:cs="Meiryo UI" w:hint="default"/>
+        <w:rFonts w:ascii="Meiryo UI" w:eastAsia="Meiryo UI" w:hAnsi="Meiryo UI" w:cs="Meiryo UI" w:hint="default"/>
       </w:rPr>
     </w:lvl>
     <w:lvl w:ilvl="2" w:tplc="0409000D" w:tentative="1">
@@ -24034,7 +23168,7 @@
         <w:ind w:left="1560" w:hanging="440"/>
       </w:pPr>
       <w:rPr>
-        <w:rFonts w:ascii="Meiryo UI" w:hAnsi="Meiryo UI" w:eastAsia="Meiryo UI" w:cs="Meiryo UI" w:hint="default"/>
+        <w:rFonts w:ascii="Meiryo UI" w:eastAsia="Meiryo UI" w:hAnsi="Meiryo UI" w:cs="Meiryo UI" w:hint="default"/>
       </w:rPr>
     </w:lvl>
     <w:lvl w:ilvl="3" w:tplc="04090001" w:tentative="1">
@@ -24046,7 +23180,7 @@
         <w:ind w:left="2000" w:hanging="440"/>
       </w:pPr>
       <w:rPr>
-        <w:rFonts w:ascii="Meiryo UI" w:hAnsi="Meiryo UI" w:eastAsia="Meiryo UI" w:cs="Meiryo UI" w:hint="default"/>
+        <w:rFonts w:ascii="Meiryo UI" w:eastAsia="Meiryo UI" w:hAnsi="Meiryo UI" w:cs="Meiryo UI" w:hint="default"/>
       </w:rPr>
     </w:lvl>
     <w:lvl w:ilvl="4" w:tplc="0409000B" w:tentative="1">
@@ -24058,7 +23192,7 @@
         <w:ind w:left="2440" w:hanging="440"/>
       </w:pPr>
       <w:rPr>
-        <w:rFonts w:ascii="Meiryo UI" w:hAnsi="Meiryo UI" w:eastAsia="Meiryo UI" w:cs="Meiryo UI" w:hint="default"/>
+        <w:rFonts w:ascii="Meiryo UI" w:eastAsia="Meiryo UI" w:hAnsi="Meiryo UI" w:cs="Meiryo UI" w:hint="default"/>
       </w:rPr>
     </w:lvl>
     <w:lvl w:ilvl="5" w:tplc="0409000D" w:tentative="1">
@@ -24070,7 +23204,7 @@
         <w:ind w:left="2880" w:hanging="440"/>
       </w:pPr>
       <w:rPr>
-        <w:rFonts w:ascii="Meiryo UI" w:hAnsi="Meiryo UI" w:eastAsia="Meiryo UI" w:cs="Meiryo UI" w:hint="default"/>
+        <w:rFonts w:ascii="Meiryo UI" w:eastAsia="Meiryo UI" w:hAnsi="Meiryo UI" w:cs="Meiryo UI" w:hint="default"/>
       </w:rPr>
     </w:lvl>
     <w:lvl w:ilvl="6" w:tplc="04090001" w:tentative="1">
@@ -24082,7 +23216,7 @@
         <w:ind w:left="3320" w:hanging="440"/>
       </w:pPr>
       <w:rPr>
-        <w:rFonts w:ascii="Meiryo UI" w:hAnsi="Meiryo UI" w:eastAsia="Meiryo UI" w:cs="Meiryo UI" w:hint="default"/>
+        <w:rFonts w:ascii="Meiryo UI" w:eastAsia="Meiryo UI" w:hAnsi="Meiryo UI" w:cs="Meiryo UI" w:hint="default"/>
       </w:rPr>
     </w:lvl>
     <w:lvl w:ilvl="7" w:tplc="0409000B" w:tentative="1">
@@ -24094,7 +23228,7 @@
         <w:ind w:left="3760" w:hanging="440"/>
       </w:pPr>
       <w:rPr>
-        <w:rFonts w:ascii="Meiryo UI" w:hAnsi="Meiryo UI" w:eastAsia="Meiryo UI" w:cs="Meiryo UI" w:hint="default"/>
+        <w:rFonts w:ascii="Meiryo UI" w:eastAsia="Meiryo UI" w:hAnsi="Meiryo UI" w:cs="Meiryo UI" w:hint="default"/>
       </w:rPr>
     </w:lvl>
     <w:lvl w:ilvl="8" w:tplc="0409000D" w:tentative="1">
@@ -24106,7 +23240,7 @@
         <w:ind w:left="4200" w:hanging="440"/>
       </w:pPr>
       <w:rPr>
-        <w:rFonts w:ascii="Meiryo UI" w:hAnsi="Meiryo UI" w:eastAsia="Meiryo UI" w:cs="Meiryo UI" w:hint="default"/>
+        <w:rFonts w:ascii="Meiryo UI" w:eastAsia="Meiryo UI" w:hAnsi="Meiryo UI" w:cs="Meiryo UI" w:hint="default"/>
       </w:rPr>
     </w:lvl>
   </w:abstractNum>
@@ -24123,7 +23257,7 @@
         <w:ind w:left="800" w:hanging="440"/>
       </w:pPr>
       <w:rPr>
-        <w:rFonts w:ascii="Meiryo UI" w:hAnsi="Meiryo UI" w:eastAsia="Meiryo UI" w:cs="Meiryo UI" w:hint="default"/>
+        <w:rFonts w:ascii="Meiryo UI" w:eastAsia="Meiryo UI" w:hAnsi="Meiryo UI" w:cs="Meiryo UI" w:hint="default"/>
         <w:u w:val="none"/>
       </w:rPr>
     </w:lvl>
@@ -24136,7 +23270,7 @@
         <w:ind w:left="1520" w:hanging="440"/>
       </w:pPr>
       <w:rPr>
-        <w:rFonts w:ascii="Meiryo UI" w:hAnsi="Meiryo UI" w:eastAsia="Meiryo UI" w:cs="Meiryo UI" w:hint="default"/>
+        <w:rFonts w:ascii="Meiryo UI" w:eastAsia="Meiryo UI" w:hAnsi="Meiryo UI" w:cs="Meiryo UI" w:hint="default"/>
       </w:rPr>
     </w:lvl>
     <w:lvl w:ilvl="2">
@@ -24324,7 +23458,7 @@
         <w:ind w:left="440" w:hanging="440"/>
       </w:pPr>
       <w:rPr>
-        <w:rFonts w:ascii="Meiryo UI" w:hAnsi="Meiryo UI" w:eastAsia="Meiryo UI" w:cs="Meiryo UI" w:hint="default"/>
+        <w:rFonts w:ascii="Meiryo UI" w:eastAsia="Meiryo UI" w:hAnsi="Meiryo UI" w:cs="Meiryo UI" w:hint="default"/>
       </w:rPr>
     </w:lvl>
     <w:lvl w:ilvl="1" w:tplc="0409000B" w:tentative="1">
@@ -24336,7 +23470,7 @@
         <w:ind w:left="880" w:hanging="440"/>
       </w:pPr>
       <w:rPr>
-        <w:rFonts w:ascii="Meiryo UI" w:hAnsi="Meiryo UI" w:eastAsia="Meiryo UI" w:cs="Meiryo UI" w:hint="default"/>
+        <w:rFonts w:ascii="Meiryo UI" w:eastAsia="Meiryo UI" w:hAnsi="Meiryo UI" w:cs="Meiryo UI" w:hint="default"/>
       </w:rPr>
     </w:lvl>
     <w:lvl w:ilvl="2" w:tplc="0409000D" w:tentative="1">
@@ -24348,7 +23482,7 @@
         <w:ind w:left="1320" w:hanging="440"/>
       </w:pPr>
       <w:rPr>
-        <w:rFonts w:ascii="Meiryo UI" w:hAnsi="Meiryo UI" w:eastAsia="Meiryo UI" w:cs="Meiryo UI" w:hint="default"/>
+        <w:rFonts w:ascii="Meiryo UI" w:eastAsia="Meiryo UI" w:hAnsi="Meiryo UI" w:cs="Meiryo UI" w:hint="default"/>
       </w:rPr>
     </w:lvl>
     <w:lvl w:ilvl="3" w:tplc="04090001" w:tentative="1">
@@ -24360,7 +23494,7 @@
         <w:ind w:left="1760" w:hanging="440"/>
       </w:pPr>
       <w:rPr>
-        <w:rFonts w:ascii="Meiryo UI" w:hAnsi="Meiryo UI" w:eastAsia="Meiryo UI" w:cs="Meiryo UI" w:hint="default"/>
+        <w:rFonts w:ascii="Meiryo UI" w:eastAsia="Meiryo UI" w:hAnsi="Meiryo UI" w:cs="Meiryo UI" w:hint="default"/>
       </w:rPr>
     </w:lvl>
     <w:lvl w:ilvl="4" w:tplc="0409000B" w:tentative="1">
@@ -24372,7 +23506,7 @@
         <w:ind w:left="2200" w:hanging="440"/>
       </w:pPr>
       <w:rPr>
-        <w:rFonts w:ascii="Meiryo UI" w:hAnsi="Meiryo UI" w:eastAsia="Meiryo UI" w:cs="Meiryo UI" w:hint="default"/>
+        <w:rFonts w:ascii="Meiryo UI" w:eastAsia="Meiryo UI" w:hAnsi="Meiryo UI" w:cs="Meiryo UI" w:hint="default"/>
       </w:rPr>
     </w:lvl>
     <w:lvl w:ilvl="5" w:tplc="0409000D" w:tentative="1">
@@ -24384,7 +23518,7 @@
         <w:ind w:left="2640" w:hanging="440"/>
       </w:pPr>
       <w:rPr>
-        <w:rFonts w:ascii="Meiryo UI" w:hAnsi="Meiryo UI" w:eastAsia="Meiryo UI" w:cs="Meiryo UI" w:hint="default"/>
+        <w:rFonts w:ascii="Meiryo UI" w:eastAsia="Meiryo UI" w:hAnsi="Meiryo UI" w:cs="Meiryo UI" w:hint="default"/>
       </w:rPr>
     </w:lvl>
     <w:lvl w:ilvl="6" w:tplc="04090001" w:tentative="1">
@@ -24396,7 +23530,7 @@
         <w:ind w:left="3080" w:hanging="440"/>
       </w:pPr>
       <w:rPr>
-        <w:rFonts w:ascii="Meiryo UI" w:hAnsi="Meiryo UI" w:eastAsia="Meiryo UI" w:cs="Meiryo UI" w:hint="default"/>
+        <w:rFonts w:ascii="Meiryo UI" w:eastAsia="Meiryo UI" w:hAnsi="Meiryo UI" w:cs="Meiryo UI" w:hint="default"/>
       </w:rPr>
     </w:lvl>
     <w:lvl w:ilvl="7" w:tplc="0409000B" w:tentative="1">
@@ -24408,7 +23542,7 @@
         <w:ind w:left="3520" w:hanging="440"/>
       </w:pPr>
       <w:rPr>
-        <w:rFonts w:ascii="Meiryo UI" w:hAnsi="Meiryo UI" w:eastAsia="Meiryo UI" w:cs="Meiryo UI" w:hint="default"/>
+        <w:rFonts w:ascii="Meiryo UI" w:eastAsia="Meiryo UI" w:hAnsi="Meiryo UI" w:cs="Meiryo UI" w:hint="default"/>
       </w:rPr>
     </w:lvl>
     <w:lvl w:ilvl="8" w:tplc="0409000D" w:tentative="1">
@@ -24420,7 +23554,7 @@
         <w:ind w:left="3960" w:hanging="440"/>
       </w:pPr>
       <w:rPr>
-        <w:rFonts w:ascii="Meiryo UI" w:hAnsi="Meiryo UI" w:eastAsia="Meiryo UI" w:cs="Meiryo UI" w:hint="default"/>
+        <w:rFonts w:ascii="Meiryo UI" w:eastAsia="Meiryo UI" w:hAnsi="Meiryo UI" w:cs="Meiryo UI" w:hint="default"/>
       </w:rPr>
     </w:lvl>
   </w:abstractNum>
@@ -24437,7 +23571,7 @@
         <w:ind w:left="800" w:hanging="440"/>
       </w:pPr>
       <w:rPr>
-        <w:rFonts w:ascii="Meiryo UI" w:hAnsi="Meiryo UI" w:eastAsia="Meiryo UI" w:cs="Meiryo UI" w:hint="default"/>
+        <w:rFonts w:ascii="Meiryo UI" w:eastAsia="Meiryo UI" w:hAnsi="Meiryo UI" w:cs="Meiryo UI" w:hint="default"/>
         <w:u w:val="none"/>
       </w:rPr>
     </w:lvl>
@@ -24551,7 +23685,7 @@
         <w:ind w:left="440" w:hanging="440"/>
       </w:pPr>
       <w:rPr>
-        <w:rFonts w:ascii="Meiryo UI" w:hAnsi="Meiryo UI" w:eastAsia="Meiryo UI" w:cs="Meiryo UI" w:hint="default"/>
+        <w:rFonts w:ascii="Meiryo UI" w:eastAsia="Meiryo UI" w:hAnsi="Meiryo UI" w:cs="Meiryo UI" w:hint="default"/>
       </w:rPr>
     </w:lvl>
     <w:lvl w:ilvl="1" w:tplc="0409000B" w:tentative="1">
@@ -24563,7 +23697,7 @@
         <w:ind w:left="880" w:hanging="440"/>
       </w:pPr>
       <w:rPr>
-        <w:rFonts w:ascii="Meiryo UI" w:hAnsi="Meiryo UI" w:eastAsia="Meiryo UI" w:cs="Meiryo UI" w:hint="default"/>
+        <w:rFonts w:ascii="Meiryo UI" w:eastAsia="Meiryo UI" w:hAnsi="Meiryo UI" w:cs="Meiryo UI" w:hint="default"/>
       </w:rPr>
     </w:lvl>
     <w:lvl w:ilvl="2" w:tplc="0409000D" w:tentative="1">
@@ -24575,7 +23709,7 @@
         <w:ind w:left="1320" w:hanging="440"/>
       </w:pPr>
       <w:rPr>
-        <w:rFonts w:ascii="Meiryo UI" w:hAnsi="Meiryo UI" w:eastAsia="Meiryo UI" w:cs="Meiryo UI" w:hint="default"/>
+        <w:rFonts w:ascii="Meiryo UI" w:eastAsia="Meiryo UI" w:hAnsi="Meiryo UI" w:cs="Meiryo UI" w:hint="default"/>
       </w:rPr>
     </w:lvl>
     <w:lvl w:ilvl="3" w:tplc="04090001" w:tentative="1">
@@ -24587,7 +23721,7 @@
         <w:ind w:left="1760" w:hanging="440"/>
       </w:pPr>
       <w:rPr>
-        <w:rFonts w:ascii="Meiryo UI" w:hAnsi="Meiryo UI" w:eastAsia="Meiryo UI" w:cs="Meiryo UI" w:hint="default"/>
+        <w:rFonts w:ascii="Meiryo UI" w:eastAsia="Meiryo UI" w:hAnsi="Meiryo UI" w:cs="Meiryo UI" w:hint="default"/>
       </w:rPr>
     </w:lvl>
     <w:lvl w:ilvl="4" w:tplc="0409000B" w:tentative="1">
@@ -24599,7 +23733,7 @@
         <w:ind w:left="2200" w:hanging="440"/>
       </w:pPr>
       <w:rPr>
-        <w:rFonts w:ascii="Meiryo UI" w:hAnsi="Meiryo UI" w:eastAsia="Meiryo UI" w:cs="Meiryo UI" w:hint="default"/>
+        <w:rFonts w:ascii="Meiryo UI" w:eastAsia="Meiryo UI" w:hAnsi="Meiryo UI" w:cs="Meiryo UI" w:hint="default"/>
       </w:rPr>
     </w:lvl>
     <w:lvl w:ilvl="5" w:tplc="0409000D" w:tentative="1">
@@ -24611,7 +23745,7 @@
         <w:ind w:left="2640" w:hanging="440"/>
       </w:pPr>
       <w:rPr>
-        <w:rFonts w:ascii="Meiryo UI" w:hAnsi="Meiryo UI" w:eastAsia="Meiryo UI" w:cs="Meiryo UI" w:hint="default"/>
+        <w:rFonts w:ascii="Meiryo UI" w:eastAsia="Meiryo UI" w:hAnsi="Meiryo UI" w:cs="Meiryo UI" w:hint="default"/>
       </w:rPr>
     </w:lvl>
     <w:lvl w:ilvl="6" w:tplc="04090001" w:tentative="1">
@@ -24623,7 +23757,7 @@
         <w:ind w:left="3080" w:hanging="440"/>
       </w:pPr>
       <w:rPr>
-        <w:rFonts w:ascii="Meiryo UI" w:hAnsi="Meiryo UI" w:eastAsia="Meiryo UI" w:cs="Meiryo UI" w:hint="default"/>
+        <w:rFonts w:ascii="Meiryo UI" w:eastAsia="Meiryo UI" w:hAnsi="Meiryo UI" w:cs="Meiryo UI" w:hint="default"/>
       </w:rPr>
     </w:lvl>
     <w:lvl w:ilvl="7" w:tplc="0409000B" w:tentative="1">
@@ -24635,7 +23769,7 @@
         <w:ind w:left="3520" w:hanging="440"/>
       </w:pPr>
       <w:rPr>
-        <w:rFonts w:ascii="Meiryo UI" w:hAnsi="Meiryo UI" w:eastAsia="Meiryo UI" w:cs="Meiryo UI" w:hint="default"/>
+        <w:rFonts w:ascii="Meiryo UI" w:eastAsia="Meiryo UI" w:hAnsi="Meiryo UI" w:cs="Meiryo UI" w:hint="default"/>
       </w:rPr>
     </w:lvl>
     <w:lvl w:ilvl="8" w:tplc="0409000D" w:tentative="1">
@@ -24647,7 +23781,7 @@
         <w:ind w:left="3960" w:hanging="440"/>
       </w:pPr>
       <w:rPr>
-        <w:rFonts w:ascii="Meiryo UI" w:hAnsi="Meiryo UI" w:eastAsia="Meiryo UI" w:cs="Meiryo UI" w:hint="default"/>
+        <w:rFonts w:ascii="Meiryo UI" w:eastAsia="Meiryo UI" w:hAnsi="Meiryo UI" w:cs="Meiryo UI" w:hint="default"/>
       </w:rPr>
     </w:lvl>
   </w:abstractNum>
@@ -24664,7 +23798,7 @@
         <w:ind w:left="800" w:hanging="440"/>
       </w:pPr>
       <w:rPr>
-        <w:rFonts w:ascii="Meiryo UI" w:hAnsi="Meiryo UI" w:eastAsia="Meiryo UI" w:cs="Meiryo UI" w:hint="default"/>
+        <w:rFonts w:ascii="Meiryo UI" w:eastAsia="Meiryo UI" w:hAnsi="Meiryo UI" w:cs="Meiryo UI" w:hint="default"/>
         <w:u w:val="none"/>
       </w:rPr>
     </w:lvl>
@@ -24677,7 +23811,7 @@
         <w:ind w:left="1520" w:hanging="440"/>
       </w:pPr>
       <w:rPr>
-        <w:rFonts w:ascii="Meiryo UI" w:hAnsi="Meiryo UI" w:eastAsia="Meiryo UI" w:cs="Meiryo UI" w:hint="default"/>
+        <w:rFonts w:ascii="Meiryo UI" w:eastAsia="Meiryo UI" w:hAnsi="Meiryo UI" w:cs="Meiryo UI" w:hint="default"/>
       </w:rPr>
     </w:lvl>
     <w:lvl w:ilvl="2">
@@ -24781,7 +23915,7 @@
         <w:ind w:left="720" w:hanging="360"/>
       </w:pPr>
       <w:rPr>
-        <w:rFonts w:ascii="Meiryo UI" w:hAnsi="Meiryo UI" w:eastAsia="Meiryo UI" w:cs="Meiryo UI" w:hint="default"/>
+        <w:rFonts w:ascii="Meiryo UI" w:eastAsia="Meiryo UI" w:hAnsi="Meiryo UI" w:cs="Meiryo UI" w:hint="default"/>
         <w:sz w:val="20"/>
       </w:rPr>
     </w:lvl>
@@ -24813,7 +23947,7 @@
         <w:ind w:left="2160" w:hanging="360"/>
       </w:pPr>
       <w:rPr>
-        <w:rFonts w:ascii="Meiryo UI" w:hAnsi="Meiryo UI" w:eastAsia="Meiryo UI" w:cs="Meiryo UI" w:hint="default"/>
+        <w:rFonts w:ascii="Meiryo UI" w:eastAsia="Meiryo UI" w:hAnsi="Meiryo UI" w:cs="Meiryo UI" w:hint="default"/>
         <w:sz w:val="20"/>
       </w:rPr>
     </w:lvl>
@@ -24829,7 +23963,7 @@
         <w:ind w:left="2880" w:hanging="360"/>
       </w:pPr>
       <w:rPr>
-        <w:rFonts w:ascii="Meiryo UI" w:hAnsi="Meiryo UI" w:eastAsia="Meiryo UI" w:cs="Meiryo UI" w:hint="default"/>
+        <w:rFonts w:ascii="Meiryo UI" w:eastAsia="Meiryo UI" w:hAnsi="Meiryo UI" w:cs="Meiryo UI" w:hint="default"/>
         <w:sz w:val="20"/>
       </w:rPr>
     </w:lvl>
@@ -24845,7 +23979,7 @@
         <w:ind w:left="3600" w:hanging="360"/>
       </w:pPr>
       <w:rPr>
-        <w:rFonts w:ascii="Meiryo UI" w:hAnsi="Meiryo UI" w:eastAsia="Meiryo UI" w:cs="Meiryo UI" w:hint="default"/>
+        <w:rFonts w:ascii="Meiryo UI" w:eastAsia="Meiryo UI" w:hAnsi="Meiryo UI" w:cs="Meiryo UI" w:hint="default"/>
         <w:sz w:val="20"/>
       </w:rPr>
     </w:lvl>
@@ -24861,7 +23995,7 @@
         <w:ind w:left="4320" w:hanging="360"/>
       </w:pPr>
       <w:rPr>
-        <w:rFonts w:ascii="Meiryo UI" w:hAnsi="Meiryo UI" w:eastAsia="Meiryo UI" w:cs="Meiryo UI" w:hint="default"/>
+        <w:rFonts w:ascii="Meiryo UI" w:eastAsia="Meiryo UI" w:hAnsi="Meiryo UI" w:cs="Meiryo UI" w:hint="default"/>
         <w:sz w:val="20"/>
       </w:rPr>
     </w:lvl>
@@ -24877,7 +24011,7 @@
         <w:ind w:left="5040" w:hanging="360"/>
       </w:pPr>
       <w:rPr>
-        <w:rFonts w:ascii="Meiryo UI" w:hAnsi="Meiryo UI" w:eastAsia="Meiryo UI" w:cs="Meiryo UI" w:hint="default"/>
+        <w:rFonts w:ascii="Meiryo UI" w:eastAsia="Meiryo UI" w:hAnsi="Meiryo UI" w:cs="Meiryo UI" w:hint="default"/>
         <w:sz w:val="20"/>
       </w:rPr>
     </w:lvl>
@@ -24893,7 +24027,7 @@
         <w:ind w:left="5760" w:hanging="360"/>
       </w:pPr>
       <w:rPr>
-        <w:rFonts w:ascii="Meiryo UI" w:hAnsi="Meiryo UI" w:eastAsia="Meiryo UI" w:cs="Meiryo UI" w:hint="default"/>
+        <w:rFonts w:ascii="Meiryo UI" w:eastAsia="Meiryo UI" w:hAnsi="Meiryo UI" w:cs="Meiryo UI" w:hint="default"/>
         <w:sz w:val="20"/>
       </w:rPr>
     </w:lvl>
@@ -24909,7 +24043,7 @@
         <w:ind w:left="6480" w:hanging="360"/>
       </w:pPr>
       <w:rPr>
-        <w:rFonts w:ascii="Meiryo UI" w:hAnsi="Meiryo UI" w:eastAsia="Meiryo UI" w:cs="Meiryo UI" w:hint="default"/>
+        <w:rFonts w:ascii="Meiryo UI" w:eastAsia="Meiryo UI" w:hAnsi="Meiryo UI" w:cs="Meiryo UI" w:hint="default"/>
         <w:sz w:val="20"/>
       </w:rPr>
     </w:lvl>
@@ -24927,7 +24061,7 @@
         <w:ind w:left="440" w:hanging="440"/>
       </w:pPr>
       <w:rPr>
-        <w:rFonts w:ascii="Meiryo UI" w:hAnsi="Meiryo UI" w:eastAsia="Meiryo UI" w:cs="Meiryo UI" w:hint="default"/>
+        <w:rFonts w:ascii="Meiryo UI" w:eastAsia="Meiryo UI" w:hAnsi="Meiryo UI" w:cs="Meiryo UI" w:hint="default"/>
       </w:rPr>
     </w:lvl>
     <w:lvl w:ilvl="1" w:tplc="0409000B" w:tentative="1">
@@ -24939,7 +24073,7 @@
         <w:ind w:left="880" w:hanging="440"/>
       </w:pPr>
       <w:rPr>
-        <w:rFonts w:ascii="Meiryo UI" w:hAnsi="Meiryo UI" w:eastAsia="Meiryo UI" w:cs="Meiryo UI" w:hint="default"/>
+        <w:rFonts w:ascii="Meiryo UI" w:eastAsia="Meiryo UI" w:hAnsi="Meiryo UI" w:cs="Meiryo UI" w:hint="default"/>
       </w:rPr>
     </w:lvl>
     <w:lvl w:ilvl="2" w:tplc="0409000D" w:tentative="1">
@@ -24951,7 +24085,7 @@
         <w:ind w:left="1320" w:hanging="440"/>
       </w:pPr>
       <w:rPr>
-        <w:rFonts w:ascii="Meiryo UI" w:hAnsi="Meiryo UI" w:eastAsia="Meiryo UI" w:cs="Meiryo UI" w:hint="default"/>
+        <w:rFonts w:ascii="Meiryo UI" w:eastAsia="Meiryo UI" w:hAnsi="Meiryo UI" w:cs="Meiryo UI" w:hint="default"/>
       </w:rPr>
     </w:lvl>
     <w:lvl w:ilvl="3" w:tplc="04090001" w:tentative="1">
@@ -24963,7 +24097,7 @@
         <w:ind w:left="1760" w:hanging="440"/>
       </w:pPr>
       <w:rPr>
-        <w:rFonts w:ascii="Meiryo UI" w:hAnsi="Meiryo UI" w:eastAsia="Meiryo UI" w:cs="Meiryo UI" w:hint="default"/>
+        <w:rFonts w:ascii="Meiryo UI" w:eastAsia="Meiryo UI" w:hAnsi="Meiryo UI" w:cs="Meiryo UI" w:hint="default"/>
       </w:rPr>
     </w:lvl>
     <w:lvl w:ilvl="4" w:tplc="0409000B" w:tentative="1">
@@ -24975,7 +24109,7 @@
         <w:ind w:left="2200" w:hanging="440"/>
       </w:pPr>
       <w:rPr>
-        <w:rFonts w:ascii="Meiryo UI" w:hAnsi="Meiryo UI" w:eastAsia="Meiryo UI" w:cs="Meiryo UI" w:hint="default"/>
+        <w:rFonts w:ascii="Meiryo UI" w:eastAsia="Meiryo UI" w:hAnsi="Meiryo UI" w:cs="Meiryo UI" w:hint="default"/>
       </w:rPr>
     </w:lvl>
     <w:lvl w:ilvl="5" w:tplc="0409000D" w:tentative="1">
@@ -24987,7 +24121,7 @@
         <w:ind w:left="2640" w:hanging="440"/>
       </w:pPr>
       <w:rPr>
-        <w:rFonts w:ascii="Meiryo UI" w:hAnsi="Meiryo UI" w:eastAsia="Meiryo UI" w:cs="Meiryo UI" w:hint="default"/>
+        <w:rFonts w:ascii="Meiryo UI" w:eastAsia="Meiryo UI" w:hAnsi="Meiryo UI" w:cs="Meiryo UI" w:hint="default"/>
       </w:rPr>
     </w:lvl>
     <w:lvl w:ilvl="6" w:tplc="04090001" w:tentative="1">
@@ -24999,7 +24133,7 @@
         <w:ind w:left="3080" w:hanging="440"/>
       </w:pPr>
       <w:rPr>
-        <w:rFonts w:ascii="Meiryo UI" w:hAnsi="Meiryo UI" w:eastAsia="Meiryo UI" w:cs="Meiryo UI" w:hint="default"/>
+        <w:rFonts w:ascii="Meiryo UI" w:eastAsia="Meiryo UI" w:hAnsi="Meiryo UI" w:cs="Meiryo UI" w:hint="default"/>
       </w:rPr>
     </w:lvl>
     <w:lvl w:ilvl="7" w:tplc="0409000B" w:tentative="1">
@@ -25011,7 +24145,7 @@
         <w:ind w:left="3520" w:hanging="440"/>
       </w:pPr>
       <w:rPr>
-        <w:rFonts w:ascii="Meiryo UI" w:hAnsi="Meiryo UI" w:eastAsia="Meiryo UI" w:cs="Meiryo UI" w:hint="default"/>
+        <w:rFonts w:ascii="Meiryo UI" w:eastAsia="Meiryo UI" w:hAnsi="Meiryo UI" w:cs="Meiryo UI" w:hint="default"/>
       </w:rPr>
     </w:lvl>
     <w:lvl w:ilvl="8" w:tplc="0409000D" w:tentative="1">
@@ -25023,7 +24157,7 @@
         <w:ind w:left="3960" w:hanging="440"/>
       </w:pPr>
       <w:rPr>
-        <w:rFonts w:ascii="Meiryo UI" w:hAnsi="Meiryo UI" w:eastAsia="Meiryo UI" w:cs="Meiryo UI" w:hint="default"/>
+        <w:rFonts w:ascii="Meiryo UI" w:eastAsia="Meiryo UI" w:hAnsi="Meiryo UI" w:cs="Meiryo UI" w:hint="default"/>
       </w:rPr>
     </w:lvl>
   </w:abstractNum>
@@ -25040,7 +24174,7 @@
         <w:ind w:left="440" w:hanging="440"/>
       </w:pPr>
       <w:rPr>
-        <w:rFonts w:ascii="Meiryo UI" w:hAnsi="Meiryo UI" w:eastAsia="Meiryo UI" w:cs="Meiryo UI" w:hint="default"/>
+        <w:rFonts w:ascii="Meiryo UI" w:eastAsia="Meiryo UI" w:hAnsi="Meiryo UI" w:cs="Meiryo UI" w:hint="default"/>
       </w:rPr>
     </w:lvl>
     <w:lvl w:ilvl="1">
@@ -25052,7 +24186,7 @@
         <w:ind w:left="1520" w:hanging="440"/>
       </w:pPr>
       <w:rPr>
-        <w:rFonts w:ascii="Meiryo UI" w:hAnsi="Meiryo UI" w:eastAsia="Meiryo UI" w:cs="Meiryo UI" w:hint="default"/>
+        <w:rFonts w:ascii="Meiryo UI" w:eastAsia="Meiryo UI" w:hAnsi="Meiryo UI" w:cs="Meiryo UI" w:hint="default"/>
       </w:rPr>
     </w:lvl>
     <w:lvl w:ilvl="2" w:tentative="1">
@@ -25153,7 +24287,7 @@
         <w:ind w:left="800" w:hanging="440"/>
       </w:pPr>
       <w:rPr>
-        <w:rFonts w:ascii="Meiryo UI" w:hAnsi="Meiryo UI" w:eastAsia="Meiryo UI" w:cs="Meiryo UI" w:hint="default"/>
+        <w:rFonts w:ascii="Meiryo UI" w:eastAsia="Meiryo UI" w:hAnsi="Meiryo UI" w:cs="Meiryo UI" w:hint="default"/>
         <w:u w:val="none"/>
       </w:rPr>
     </w:lvl>
@@ -25267,7 +24401,7 @@
         <w:ind w:left="440" w:hanging="440"/>
       </w:pPr>
       <w:rPr>
-        <w:rFonts w:ascii="Meiryo UI" w:hAnsi="Meiryo UI" w:eastAsia="Meiryo UI" w:cs="Meiryo UI" w:hint="default"/>
+        <w:rFonts w:ascii="Meiryo UI" w:eastAsia="Meiryo UI" w:hAnsi="Meiryo UI" w:cs="Meiryo UI" w:hint="default"/>
       </w:rPr>
     </w:lvl>
     <w:lvl w:ilvl="1" w:tplc="0409000B" w:tentative="1">
@@ -25279,7 +24413,7 @@
         <w:ind w:left="880" w:hanging="440"/>
       </w:pPr>
       <w:rPr>
-        <w:rFonts w:ascii="Meiryo UI" w:hAnsi="Meiryo UI" w:eastAsia="Meiryo UI" w:cs="Meiryo UI" w:hint="default"/>
+        <w:rFonts w:ascii="Meiryo UI" w:eastAsia="Meiryo UI" w:hAnsi="Meiryo UI" w:cs="Meiryo UI" w:hint="default"/>
       </w:rPr>
     </w:lvl>
     <w:lvl w:ilvl="2" w:tplc="0409000D" w:tentative="1">
@@ -25291,7 +24425,7 @@
         <w:ind w:left="1320" w:hanging="440"/>
       </w:pPr>
       <w:rPr>
-        <w:rFonts w:ascii="Meiryo UI" w:hAnsi="Meiryo UI" w:eastAsia="Meiryo UI" w:cs="Meiryo UI" w:hint="default"/>
+        <w:rFonts w:ascii="Meiryo UI" w:eastAsia="Meiryo UI" w:hAnsi="Meiryo UI" w:cs="Meiryo UI" w:hint="default"/>
       </w:rPr>
     </w:lvl>
     <w:lvl w:ilvl="3" w:tplc="04090001" w:tentative="1">
@@ -25303,7 +24437,7 @@
         <w:ind w:left="1760" w:hanging="440"/>
       </w:pPr>
       <w:rPr>
-        <w:rFonts w:ascii="Meiryo UI" w:hAnsi="Meiryo UI" w:eastAsia="Meiryo UI" w:cs="Meiryo UI" w:hint="default"/>
+        <w:rFonts w:ascii="Meiryo UI" w:eastAsia="Meiryo UI" w:hAnsi="Meiryo UI" w:cs="Meiryo UI" w:hint="default"/>
       </w:rPr>
     </w:lvl>
     <w:lvl w:ilvl="4" w:tplc="0409000B" w:tentative="1">
@@ -25315,7 +24449,7 @@
         <w:ind w:left="2200" w:hanging="440"/>
       </w:pPr>
       <w:rPr>
-        <w:rFonts w:ascii="Meiryo UI" w:hAnsi="Meiryo UI" w:eastAsia="Meiryo UI" w:cs="Meiryo UI" w:hint="default"/>
+        <w:rFonts w:ascii="Meiryo UI" w:eastAsia="Meiryo UI" w:hAnsi="Meiryo UI" w:cs="Meiryo UI" w:hint="default"/>
       </w:rPr>
     </w:lvl>
     <w:lvl w:ilvl="5" w:tplc="0409000D" w:tentative="1">
@@ -25327,7 +24461,7 @@
         <w:ind w:left="2640" w:hanging="440"/>
       </w:pPr>
       <w:rPr>
-        <w:rFonts w:ascii="Meiryo UI" w:hAnsi="Meiryo UI" w:eastAsia="Meiryo UI" w:cs="Meiryo UI" w:hint="default"/>
+        <w:rFonts w:ascii="Meiryo UI" w:eastAsia="Meiryo UI" w:hAnsi="Meiryo UI" w:cs="Meiryo UI" w:hint="default"/>
       </w:rPr>
     </w:lvl>
     <w:lvl w:ilvl="6" w:tplc="04090001" w:tentative="1">
@@ -25339,7 +24473,7 @@
         <w:ind w:left="3080" w:hanging="440"/>
       </w:pPr>
       <w:rPr>
-        <w:rFonts w:ascii="Meiryo UI" w:hAnsi="Meiryo UI" w:eastAsia="Meiryo UI" w:cs="Meiryo UI" w:hint="default"/>
+        <w:rFonts w:ascii="Meiryo UI" w:eastAsia="Meiryo UI" w:hAnsi="Meiryo UI" w:cs="Meiryo UI" w:hint="default"/>
       </w:rPr>
     </w:lvl>
     <w:lvl w:ilvl="7" w:tplc="0409000B" w:tentative="1">
@@ -25351,7 +24485,7 @@
         <w:ind w:left="3520" w:hanging="440"/>
       </w:pPr>
       <w:rPr>
-        <w:rFonts w:ascii="Meiryo UI" w:hAnsi="Meiryo UI" w:eastAsia="Meiryo UI" w:cs="Meiryo UI" w:hint="default"/>
+        <w:rFonts w:ascii="Meiryo UI" w:eastAsia="Meiryo UI" w:hAnsi="Meiryo UI" w:cs="Meiryo UI" w:hint="default"/>
       </w:rPr>
     </w:lvl>
     <w:lvl w:ilvl="8" w:tplc="0409000D" w:tentative="1">
@@ -25363,7 +24497,7 @@
         <w:ind w:left="3960" w:hanging="440"/>
       </w:pPr>
       <w:rPr>
-        <w:rFonts w:ascii="Meiryo UI" w:hAnsi="Meiryo UI" w:eastAsia="Meiryo UI" w:cs="Meiryo UI" w:hint="default"/>
+        <w:rFonts w:ascii="Meiryo UI" w:eastAsia="Meiryo UI" w:hAnsi="Meiryo UI" w:cs="Meiryo UI" w:hint="default"/>
       </w:rPr>
     </w:lvl>
   </w:abstractNum>
@@ -25380,7 +24514,7 @@
         <w:ind w:left="800" w:hanging="440"/>
       </w:pPr>
       <w:rPr>
-        <w:rFonts w:ascii="Meiryo UI" w:hAnsi="Meiryo UI" w:eastAsia="Meiryo UI" w:cs="Meiryo UI" w:hint="default"/>
+        <w:rFonts w:ascii="Meiryo UI" w:eastAsia="Meiryo UI" w:hAnsi="Meiryo UI" w:cs="Meiryo UI" w:hint="default"/>
         <w:u w:val="none"/>
       </w:rPr>
     </w:lvl>
@@ -25494,7 +24628,7 @@
         <w:ind w:left="440" w:hanging="440"/>
       </w:pPr>
       <w:rPr>
-        <w:rFonts w:ascii="Meiryo UI" w:hAnsi="Meiryo UI" w:eastAsia="Meiryo UI" w:cs="Meiryo UI" w:hint="default"/>
+        <w:rFonts w:ascii="Meiryo UI" w:eastAsia="Meiryo UI" w:hAnsi="Meiryo UI" w:cs="Meiryo UI" w:hint="default"/>
       </w:rPr>
     </w:lvl>
     <w:lvl w:ilvl="1" w:tplc="0409000B" w:tentative="1">
@@ -25506,7 +24640,7 @@
         <w:ind w:left="880" w:hanging="440"/>
       </w:pPr>
       <w:rPr>
-        <w:rFonts w:ascii="Meiryo UI" w:hAnsi="Meiryo UI" w:eastAsia="Meiryo UI" w:cs="Meiryo UI" w:hint="default"/>
+        <w:rFonts w:ascii="Meiryo UI" w:eastAsia="Meiryo UI" w:hAnsi="Meiryo UI" w:cs="Meiryo UI" w:hint="default"/>
       </w:rPr>
     </w:lvl>
     <w:lvl w:ilvl="2" w:tplc="0409000D" w:tentative="1">
@@ -25518,7 +24652,7 @@
         <w:ind w:left="1320" w:hanging="440"/>
       </w:pPr>
       <w:rPr>
-        <w:rFonts w:ascii="Meiryo UI" w:hAnsi="Meiryo UI" w:eastAsia="Meiryo UI" w:cs="Meiryo UI" w:hint="default"/>
+        <w:rFonts w:ascii="Meiryo UI" w:eastAsia="Meiryo UI" w:hAnsi="Meiryo UI" w:cs="Meiryo UI" w:hint="default"/>
       </w:rPr>
     </w:lvl>
     <w:lvl w:ilvl="3" w:tplc="04090001" w:tentative="1">
@@ -25530,7 +24664,7 @@
         <w:ind w:left="1760" w:hanging="440"/>
       </w:pPr>
       <w:rPr>
-        <w:rFonts w:ascii="Meiryo UI" w:hAnsi="Meiryo UI" w:eastAsia="Meiryo UI" w:cs="Meiryo UI" w:hint="default"/>
+        <w:rFonts w:ascii="Meiryo UI" w:eastAsia="Meiryo UI" w:hAnsi="Meiryo UI" w:cs="Meiryo UI" w:hint="default"/>
       </w:rPr>
     </w:lvl>
     <w:lvl w:ilvl="4" w:tplc="0409000B" w:tentative="1">
@@ -25542,7 +24676,7 @@
         <w:ind w:left="2200" w:hanging="440"/>
       </w:pPr>
       <w:rPr>
-        <w:rFonts w:ascii="Meiryo UI" w:hAnsi="Meiryo UI" w:eastAsia="Meiryo UI" w:cs="Meiryo UI" w:hint="default"/>
+        <w:rFonts w:ascii="Meiryo UI" w:eastAsia="Meiryo UI" w:hAnsi="Meiryo UI" w:cs="Meiryo UI" w:hint="default"/>
       </w:rPr>
     </w:lvl>
     <w:lvl w:ilvl="5" w:tplc="0409000D" w:tentative="1">
@@ -25554,7 +24688,7 @@
         <w:ind w:left="2640" w:hanging="440"/>
       </w:pPr>
       <w:rPr>
-        <w:rFonts w:ascii="Meiryo UI" w:hAnsi="Meiryo UI" w:eastAsia="Meiryo UI" w:cs="Meiryo UI" w:hint="default"/>
+        <w:rFonts w:ascii="Meiryo UI" w:eastAsia="Meiryo UI" w:hAnsi="Meiryo UI" w:cs="Meiryo UI" w:hint="default"/>
       </w:rPr>
     </w:lvl>
     <w:lvl w:ilvl="6" w:tplc="04090001" w:tentative="1">
@@ -25566,7 +24700,7 @@
         <w:ind w:left="3080" w:hanging="440"/>
       </w:pPr>
       <w:rPr>
-        <w:rFonts w:ascii="Meiryo UI" w:hAnsi="Meiryo UI" w:eastAsia="Meiryo UI" w:cs="Meiryo UI" w:hint="default"/>
+        <w:rFonts w:ascii="Meiryo UI" w:eastAsia="Meiryo UI" w:hAnsi="Meiryo UI" w:cs="Meiryo UI" w:hint="default"/>
       </w:rPr>
     </w:lvl>
     <w:lvl w:ilvl="7" w:tplc="0409000B" w:tentative="1">
@@ -25578,7 +24712,7 @@
         <w:ind w:left="3520" w:hanging="440"/>
       </w:pPr>
       <w:rPr>
-        <w:rFonts w:ascii="Meiryo UI" w:hAnsi="Meiryo UI" w:eastAsia="Meiryo UI" w:cs="Meiryo UI" w:hint="default"/>
+        <w:rFonts w:ascii="Meiryo UI" w:eastAsia="Meiryo UI" w:hAnsi="Meiryo UI" w:cs="Meiryo UI" w:hint="default"/>
       </w:rPr>
     </w:lvl>
     <w:lvl w:ilvl="8" w:tplc="0409000D" w:tentative="1">
@@ -25590,7 +24724,7 @@
         <w:ind w:left="3960" w:hanging="440"/>
       </w:pPr>
       <w:rPr>
-        <w:rFonts w:ascii="Meiryo UI" w:hAnsi="Meiryo UI" w:eastAsia="Meiryo UI" w:cs="Meiryo UI" w:hint="default"/>
+        <w:rFonts w:ascii="Meiryo UI" w:eastAsia="Meiryo UI" w:hAnsi="Meiryo UI" w:cs="Meiryo UI" w:hint="default"/>
       </w:rPr>
     </w:lvl>
   </w:abstractNum>
@@ -25607,7 +24741,7 @@
         <w:ind w:left="800" w:hanging="440"/>
       </w:pPr>
       <w:rPr>
-        <w:rFonts w:ascii="Meiryo UI" w:hAnsi="Meiryo UI" w:eastAsia="Meiryo UI" w:cs="Meiryo UI" w:hint="default"/>
+        <w:rFonts w:ascii="Meiryo UI" w:eastAsia="Meiryo UI" w:hAnsi="Meiryo UI" w:cs="Meiryo UI" w:hint="default"/>
         <w:u w:val="none"/>
       </w:rPr>
     </w:lvl>
@@ -25620,7 +24754,7 @@
         <w:ind w:left="1520" w:hanging="440"/>
       </w:pPr>
       <w:rPr>
-        <w:rFonts w:ascii="Meiryo UI" w:hAnsi="Meiryo UI" w:eastAsia="Meiryo UI" w:cs="Meiryo UI" w:hint="default"/>
+        <w:rFonts w:ascii="Meiryo UI" w:eastAsia="Meiryo UI" w:hAnsi="Meiryo UI" w:cs="Meiryo UI" w:hint="default"/>
       </w:rPr>
     </w:lvl>
     <w:lvl w:ilvl="2">
@@ -25733,7 +24867,7 @@
         <w:ind w:left="1520" w:hanging="440"/>
       </w:pPr>
       <w:rPr>
-        <w:rFonts w:ascii="Meiryo UI" w:hAnsi="Meiryo UI" w:eastAsia="Meiryo UI" w:cs="Meiryo UI" w:hint="default"/>
+        <w:rFonts w:ascii="Meiryo UI" w:eastAsia="Meiryo UI" w:hAnsi="Meiryo UI" w:cs="Meiryo UI" w:hint="default"/>
       </w:rPr>
     </w:lvl>
     <w:lvl w:ilvl="2" w:tentative="1">
@@ -25834,7 +24968,7 @@
         <w:ind w:left="800" w:hanging="440"/>
       </w:pPr>
       <w:rPr>
-        <w:rFonts w:ascii="Meiryo UI" w:hAnsi="Meiryo UI" w:eastAsia="Meiryo UI" w:cs="Meiryo UI" w:hint="default"/>
+        <w:rFonts w:ascii="Meiryo UI" w:eastAsia="Meiryo UI" w:hAnsi="Meiryo UI" w:cs="Meiryo UI" w:hint="default"/>
         <w:u w:val="none"/>
       </w:rPr>
     </w:lvl>
@@ -25948,7 +25082,7 @@
         <w:ind w:left="680" w:hanging="440"/>
       </w:pPr>
       <w:rPr>
-        <w:rFonts w:ascii="Meiryo UI" w:hAnsi="Meiryo UI" w:eastAsia="Meiryo UI" w:cs="Meiryo UI" w:hint="default"/>
+        <w:rFonts w:ascii="Meiryo UI" w:eastAsia="Meiryo UI" w:hAnsi="Meiryo UI" w:cs="Meiryo UI" w:hint="default"/>
       </w:rPr>
     </w:lvl>
     <w:lvl w:ilvl="1" w:tplc="0409000B" w:tentative="1">
@@ -25960,7 +25094,7 @@
         <w:ind w:left="1120" w:hanging="440"/>
       </w:pPr>
       <w:rPr>
-        <w:rFonts w:ascii="Meiryo UI" w:hAnsi="Meiryo UI" w:eastAsia="Meiryo UI" w:cs="Meiryo UI" w:hint="default"/>
+        <w:rFonts w:ascii="Meiryo UI" w:eastAsia="Meiryo UI" w:hAnsi="Meiryo UI" w:cs="Meiryo UI" w:hint="default"/>
       </w:rPr>
     </w:lvl>
     <w:lvl w:ilvl="2" w:tplc="0409000D" w:tentative="1">
@@ -25972,7 +25106,7 @@
         <w:ind w:left="1560" w:hanging="440"/>
       </w:pPr>
       <w:rPr>
-        <w:rFonts w:ascii="Meiryo UI" w:hAnsi="Meiryo UI" w:eastAsia="Meiryo UI" w:cs="Meiryo UI" w:hint="default"/>
+        <w:rFonts w:ascii="Meiryo UI" w:eastAsia="Meiryo UI" w:hAnsi="Meiryo UI" w:cs="Meiryo UI" w:hint="default"/>
       </w:rPr>
     </w:lvl>
     <w:lvl w:ilvl="3" w:tplc="04090001" w:tentative="1">
@@ -25984,7 +25118,7 @@
         <w:ind w:left="2000" w:hanging="440"/>
       </w:pPr>
       <w:rPr>
-        <w:rFonts w:ascii="Meiryo UI" w:hAnsi="Meiryo UI" w:eastAsia="Meiryo UI" w:cs="Meiryo UI" w:hint="default"/>
+        <w:rFonts w:ascii="Meiryo UI" w:eastAsia="Meiryo UI" w:hAnsi="Meiryo UI" w:cs="Meiryo UI" w:hint="default"/>
       </w:rPr>
     </w:lvl>
     <w:lvl w:ilvl="4" w:tplc="0409000B" w:tentative="1">
@@ -25996,7 +25130,7 @@
         <w:ind w:left="2440" w:hanging="440"/>
       </w:pPr>
       <w:rPr>
-        <w:rFonts w:ascii="Meiryo UI" w:hAnsi="Meiryo UI" w:eastAsia="Meiryo UI" w:cs="Meiryo UI" w:hint="default"/>
+        <w:rFonts w:ascii="Meiryo UI" w:eastAsia="Meiryo UI" w:hAnsi="Meiryo UI" w:cs="Meiryo UI" w:hint="default"/>
       </w:rPr>
     </w:lvl>
     <w:lvl w:ilvl="5" w:tplc="0409000D" w:tentative="1">
@@ -26008,7 +25142,7 @@
         <w:ind w:left="2880" w:hanging="440"/>
       </w:pPr>
       <w:rPr>
-        <w:rFonts w:ascii="Meiryo UI" w:hAnsi="Meiryo UI" w:eastAsia="Meiryo UI" w:cs="Meiryo UI" w:hint="default"/>
+        <w:rFonts w:ascii="Meiryo UI" w:eastAsia="Meiryo UI" w:hAnsi="Meiryo UI" w:cs="Meiryo UI" w:hint="default"/>
       </w:rPr>
     </w:lvl>
     <w:lvl w:ilvl="6" w:tplc="04090001" w:tentative="1">
@@ -26020,7 +25154,7 @@
         <w:ind w:left="3320" w:hanging="440"/>
       </w:pPr>
       <w:rPr>
-        <w:rFonts w:ascii="Meiryo UI" w:hAnsi="Meiryo UI" w:eastAsia="Meiryo UI" w:cs="Meiryo UI" w:hint="default"/>
+        <w:rFonts w:ascii="Meiryo UI" w:eastAsia="Meiryo UI" w:hAnsi="Meiryo UI" w:cs="Meiryo UI" w:hint="default"/>
       </w:rPr>
     </w:lvl>
     <w:lvl w:ilvl="7" w:tplc="0409000B" w:tentative="1">
@@ -26032,7 +25166,7 @@
         <w:ind w:left="3760" w:hanging="440"/>
       </w:pPr>
       <w:rPr>
-        <w:rFonts w:ascii="Meiryo UI" w:hAnsi="Meiryo UI" w:eastAsia="Meiryo UI" w:cs="Meiryo UI" w:hint="default"/>
+        <w:rFonts w:ascii="Meiryo UI" w:eastAsia="Meiryo UI" w:hAnsi="Meiryo UI" w:cs="Meiryo UI" w:hint="default"/>
       </w:rPr>
     </w:lvl>
     <w:lvl w:ilvl="8" w:tplc="0409000D" w:tentative="1">
@@ -26044,7 +25178,7 @@
         <w:ind w:left="4200" w:hanging="440"/>
       </w:pPr>
       <w:rPr>
-        <w:rFonts w:ascii="Meiryo UI" w:hAnsi="Meiryo UI" w:eastAsia="Meiryo UI" w:cs="Meiryo UI" w:hint="default"/>
+        <w:rFonts w:ascii="Meiryo UI" w:eastAsia="Meiryo UI" w:hAnsi="Meiryo UI" w:cs="Meiryo UI" w:hint="default"/>
       </w:rPr>
     </w:lvl>
   </w:abstractNum>
@@ -26061,7 +25195,7 @@
         <w:ind w:left="800" w:hanging="440"/>
       </w:pPr>
       <w:rPr>
-        <w:rFonts w:ascii="Meiryo UI" w:hAnsi="Meiryo UI" w:eastAsia="Meiryo UI" w:cs="Meiryo UI" w:hint="default"/>
+        <w:rFonts w:ascii="Meiryo UI" w:eastAsia="Meiryo UI" w:hAnsi="Meiryo UI" w:cs="Meiryo UI" w:hint="default"/>
         <w:u w:val="none"/>
       </w:rPr>
     </w:lvl>
@@ -26175,7 +25309,7 @@
         <w:ind w:left="1160" w:hanging="440"/>
       </w:pPr>
       <w:rPr>
-        <w:rFonts w:ascii="Meiryo UI" w:hAnsi="Meiryo UI" w:eastAsia="Meiryo UI" w:cs="Meiryo UI" w:hint="default"/>
+        <w:rFonts w:ascii="Meiryo UI" w:eastAsia="Meiryo UI" w:hAnsi="Meiryo UI" w:cs="Meiryo UI" w:hint="default"/>
       </w:rPr>
     </w:lvl>
     <w:lvl w:ilvl="1" w:tplc="0409000B" w:tentative="1">
@@ -26187,7 +25321,7 @@
         <w:ind w:left="1600" w:hanging="440"/>
       </w:pPr>
       <w:rPr>
-        <w:rFonts w:ascii="Meiryo UI" w:hAnsi="Meiryo UI" w:eastAsia="Meiryo UI" w:cs="Meiryo UI" w:hint="default"/>
+        <w:rFonts w:ascii="Meiryo UI" w:eastAsia="Meiryo UI" w:hAnsi="Meiryo UI" w:cs="Meiryo UI" w:hint="default"/>
       </w:rPr>
     </w:lvl>
     <w:lvl w:ilvl="2" w:tplc="0409000D" w:tentative="1">
@@ -26199,7 +25333,7 @@
         <w:ind w:left="2040" w:hanging="440"/>
       </w:pPr>
       <w:rPr>
-        <w:rFonts w:ascii="Meiryo UI" w:hAnsi="Meiryo UI" w:eastAsia="Meiryo UI" w:cs="Meiryo UI" w:hint="default"/>
+        <w:rFonts w:ascii="Meiryo UI" w:eastAsia="Meiryo UI" w:hAnsi="Meiryo UI" w:cs="Meiryo UI" w:hint="default"/>
       </w:rPr>
     </w:lvl>
     <w:lvl w:ilvl="3" w:tplc="04090001" w:tentative="1">
@@ -26211,7 +25345,7 @@
         <w:ind w:left="2480" w:hanging="440"/>
       </w:pPr>
       <w:rPr>
-        <w:rFonts w:ascii="Meiryo UI" w:hAnsi="Meiryo UI" w:eastAsia="Meiryo UI" w:cs="Meiryo UI" w:hint="default"/>
+        <w:rFonts w:ascii="Meiryo UI" w:eastAsia="Meiryo UI" w:hAnsi="Meiryo UI" w:cs="Meiryo UI" w:hint="default"/>
       </w:rPr>
     </w:lvl>
     <w:lvl w:ilvl="4" w:tplc="0409000B" w:tentative="1">
@@ -26223,7 +25357,7 @@
         <w:ind w:left="2920" w:hanging="440"/>
       </w:pPr>
       <w:rPr>
-        <w:rFonts w:ascii="Meiryo UI" w:hAnsi="Meiryo UI" w:eastAsia="Meiryo UI" w:cs="Meiryo UI" w:hint="default"/>
+        <w:rFonts w:ascii="Meiryo UI" w:eastAsia="Meiryo UI" w:hAnsi="Meiryo UI" w:cs="Meiryo UI" w:hint="default"/>
       </w:rPr>
     </w:lvl>
     <w:lvl w:ilvl="5" w:tplc="0409000D" w:tentative="1">
@@ -26235,7 +25369,7 @@
         <w:ind w:left="3360" w:hanging="440"/>
       </w:pPr>
       <w:rPr>
-        <w:rFonts w:ascii="Meiryo UI" w:hAnsi="Meiryo UI" w:eastAsia="Meiryo UI" w:cs="Meiryo UI" w:hint="default"/>
+        <w:rFonts w:ascii="Meiryo UI" w:eastAsia="Meiryo UI" w:hAnsi="Meiryo UI" w:cs="Meiryo UI" w:hint="default"/>
       </w:rPr>
     </w:lvl>
     <w:lvl w:ilvl="6" w:tplc="04090001" w:tentative="1">
@@ -26247,7 +25381,7 @@
         <w:ind w:left="3800" w:hanging="440"/>
       </w:pPr>
       <w:rPr>
-        <w:rFonts w:ascii="Meiryo UI" w:hAnsi="Meiryo UI" w:eastAsia="Meiryo UI" w:cs="Meiryo UI" w:hint="default"/>
+        <w:rFonts w:ascii="Meiryo UI" w:eastAsia="Meiryo UI" w:hAnsi="Meiryo UI" w:cs="Meiryo UI" w:hint="default"/>
       </w:rPr>
     </w:lvl>
     <w:lvl w:ilvl="7" w:tplc="0409000B" w:tentative="1">
@@ -26259,7 +25393,7 @@
         <w:ind w:left="4240" w:hanging="440"/>
       </w:pPr>
       <w:rPr>
-        <w:rFonts w:ascii="Meiryo UI" w:hAnsi="Meiryo UI" w:eastAsia="Meiryo UI" w:cs="Meiryo UI" w:hint="default"/>
+        <w:rFonts w:ascii="Meiryo UI" w:eastAsia="Meiryo UI" w:hAnsi="Meiryo UI" w:cs="Meiryo UI" w:hint="default"/>
       </w:rPr>
     </w:lvl>
     <w:lvl w:ilvl="8" w:tplc="0409000D" w:tentative="1">
@@ -26271,7 +25405,7 @@
         <w:ind w:left="4680" w:hanging="440"/>
       </w:pPr>
       <w:rPr>
-        <w:rFonts w:ascii="Meiryo UI" w:hAnsi="Meiryo UI" w:eastAsia="Meiryo UI" w:cs="Meiryo UI" w:hint="default"/>
+        <w:rFonts w:ascii="Meiryo UI" w:eastAsia="Meiryo UI" w:hAnsi="Meiryo UI" w:cs="Meiryo UI" w:hint="default"/>
       </w:rPr>
     </w:lvl>
   </w:abstractNum>
@@ -26401,7 +25535,7 @@
         <w:ind w:left="680" w:hanging="440"/>
       </w:pPr>
       <w:rPr>
-        <w:rFonts w:ascii="Meiryo UI" w:hAnsi="Meiryo UI" w:eastAsia="Meiryo UI" w:cs="Meiryo UI" w:hint="default"/>
+        <w:rFonts w:ascii="Meiryo UI" w:eastAsia="Meiryo UI" w:hAnsi="Meiryo UI" w:cs="Meiryo UI" w:hint="default"/>
       </w:rPr>
     </w:lvl>
     <w:lvl w:ilvl="1" w:tplc="0409000B" w:tentative="1">
@@ -26413,7 +25547,7 @@
         <w:ind w:left="1120" w:hanging="440"/>
       </w:pPr>
       <w:rPr>
-        <w:rFonts w:ascii="Meiryo UI" w:hAnsi="Meiryo UI" w:eastAsia="Meiryo UI" w:cs="Meiryo UI" w:hint="default"/>
+        <w:rFonts w:ascii="Meiryo UI" w:eastAsia="Meiryo UI" w:hAnsi="Meiryo UI" w:cs="Meiryo UI" w:hint="default"/>
       </w:rPr>
     </w:lvl>
     <w:lvl w:ilvl="2" w:tplc="0409000D" w:tentative="1">
@@ -26425,7 +25559,7 @@
         <w:ind w:left="1560" w:hanging="440"/>
       </w:pPr>
       <w:rPr>
-        <w:rFonts w:ascii="Meiryo UI" w:hAnsi="Meiryo UI" w:eastAsia="Meiryo UI" w:cs="Meiryo UI" w:hint="default"/>
+        <w:rFonts w:ascii="Meiryo UI" w:eastAsia="Meiryo UI" w:hAnsi="Meiryo UI" w:cs="Meiryo UI" w:hint="default"/>
       </w:rPr>
     </w:lvl>
     <w:lvl w:ilvl="3" w:tplc="04090001" w:tentative="1">
@@ -26437,7 +25571,7 @@
         <w:ind w:left="2000" w:hanging="440"/>
       </w:pPr>
       <w:rPr>
-        <w:rFonts w:ascii="Meiryo UI" w:hAnsi="Meiryo UI" w:eastAsia="Meiryo UI" w:cs="Meiryo UI" w:hint="default"/>
+        <w:rFonts w:ascii="Meiryo UI" w:eastAsia="Meiryo UI" w:hAnsi="Meiryo UI" w:cs="Meiryo UI" w:hint="default"/>
       </w:rPr>
     </w:lvl>
     <w:lvl w:ilvl="4" w:tplc="0409000B" w:tentative="1">
@@ -26449,7 +25583,7 @@
         <w:ind w:left="2440" w:hanging="440"/>
       </w:pPr>
       <w:rPr>
-        <w:rFonts w:ascii="Meiryo UI" w:hAnsi="Meiryo UI" w:eastAsia="Meiryo UI" w:cs="Meiryo UI" w:hint="default"/>
+        <w:rFonts w:ascii="Meiryo UI" w:eastAsia="Meiryo UI" w:hAnsi="Meiryo UI" w:cs="Meiryo UI" w:hint="default"/>
       </w:rPr>
     </w:lvl>
     <w:lvl w:ilvl="5" w:tplc="0409000D" w:tentative="1">
@@ -26461,7 +25595,7 @@
         <w:ind w:left="2880" w:hanging="440"/>
       </w:pPr>
       <w:rPr>
-        <w:rFonts w:ascii="Meiryo UI" w:hAnsi="Meiryo UI" w:eastAsia="Meiryo UI" w:cs="Meiryo UI" w:hint="default"/>
+        <w:rFonts w:ascii="Meiryo UI" w:eastAsia="Meiryo UI" w:hAnsi="Meiryo UI" w:cs="Meiryo UI" w:hint="default"/>
       </w:rPr>
     </w:lvl>
     <w:lvl w:ilvl="6" w:tplc="04090001" w:tentative="1">
@@ -26473,7 +25607,7 @@
         <w:ind w:left="3320" w:hanging="440"/>
       </w:pPr>
       <w:rPr>
-        <w:rFonts w:ascii="Meiryo UI" w:hAnsi="Meiryo UI" w:eastAsia="Meiryo UI" w:cs="Meiryo UI" w:hint="default"/>
+        <w:rFonts w:ascii="Meiryo UI" w:eastAsia="Meiryo UI" w:hAnsi="Meiryo UI" w:cs="Meiryo UI" w:hint="default"/>
       </w:rPr>
     </w:lvl>
     <w:lvl w:ilvl="7" w:tplc="0409000B" w:tentative="1">
@@ -26485,7 +25619,7 @@
         <w:ind w:left="3760" w:hanging="440"/>
       </w:pPr>
       <w:rPr>
-        <w:rFonts w:ascii="Meiryo UI" w:hAnsi="Meiryo UI" w:eastAsia="Meiryo UI" w:cs="Meiryo UI" w:hint="default"/>
+        <w:rFonts w:ascii="Meiryo UI" w:eastAsia="Meiryo UI" w:hAnsi="Meiryo UI" w:cs="Meiryo UI" w:hint="default"/>
       </w:rPr>
     </w:lvl>
     <w:lvl w:ilvl="8" w:tplc="0409000D" w:tentative="1">
@@ -26497,7 +25631,7 @@
         <w:ind w:left="4200" w:hanging="440"/>
       </w:pPr>
       <w:rPr>
-        <w:rFonts w:ascii="Meiryo UI" w:hAnsi="Meiryo UI" w:eastAsia="Meiryo UI" w:cs="Meiryo UI" w:hint="default"/>
+        <w:rFonts w:ascii="Meiryo UI" w:eastAsia="Meiryo UI" w:hAnsi="Meiryo UI" w:cs="Meiryo UI" w:hint="default"/>
       </w:rPr>
     </w:lvl>
   </w:abstractNum>
@@ -26514,7 +25648,7 @@
         <w:ind w:left="680" w:hanging="440"/>
       </w:pPr>
       <w:rPr>
-        <w:rFonts w:ascii="Meiryo UI" w:hAnsi="Meiryo UI" w:eastAsia="Meiryo UI" w:cs="Meiryo UI" w:hint="default"/>
+        <w:rFonts w:ascii="Meiryo UI" w:eastAsia="Meiryo UI" w:hAnsi="Meiryo UI" w:cs="Meiryo UI" w:hint="default"/>
       </w:rPr>
     </w:lvl>
     <w:lvl w:ilvl="1" w:tplc="0409000B" w:tentative="1">
@@ -26526,7 +25660,7 @@
         <w:ind w:left="1120" w:hanging="440"/>
       </w:pPr>
       <w:rPr>
-        <w:rFonts w:ascii="Meiryo UI" w:hAnsi="Meiryo UI" w:eastAsia="Meiryo UI" w:cs="Meiryo UI" w:hint="default"/>
+        <w:rFonts w:ascii="Meiryo UI" w:eastAsia="Meiryo UI" w:hAnsi="Meiryo UI" w:cs="Meiryo UI" w:hint="default"/>
       </w:rPr>
     </w:lvl>
     <w:lvl w:ilvl="2" w:tplc="0409000D" w:tentative="1">
@@ -26538,7 +25672,7 @@
         <w:ind w:left="1560" w:hanging="440"/>
       </w:pPr>
       <w:rPr>
-        <w:rFonts w:ascii="Meiryo UI" w:hAnsi="Meiryo UI" w:eastAsia="Meiryo UI" w:cs="Meiryo UI" w:hint="default"/>
+        <w:rFonts w:ascii="Meiryo UI" w:eastAsia="Meiryo UI" w:hAnsi="Meiryo UI" w:cs="Meiryo UI" w:hint="default"/>
       </w:rPr>
     </w:lvl>
     <w:lvl w:ilvl="3" w:tplc="04090001" w:tentative="1">
@@ -26550,7 +25684,7 @@
         <w:ind w:left="2000" w:hanging="440"/>
       </w:pPr>
       <w:rPr>
-        <w:rFonts w:ascii="Meiryo UI" w:hAnsi="Meiryo UI" w:eastAsia="Meiryo UI" w:cs="Meiryo UI" w:hint="default"/>
+        <w:rFonts w:ascii="Meiryo UI" w:eastAsia="Meiryo UI" w:hAnsi="Meiryo UI" w:cs="Meiryo UI" w:hint="default"/>
       </w:rPr>
     </w:lvl>
     <w:lvl w:ilvl="4" w:tplc="0409000B" w:tentative="1">
@@ -26562,7 +25696,7 @@
         <w:ind w:left="2440" w:hanging="440"/>
       </w:pPr>
       <w:rPr>
-        <w:rFonts w:ascii="Meiryo UI" w:hAnsi="Meiryo UI" w:eastAsia="Meiryo UI" w:cs="Meiryo UI" w:hint="default"/>
+        <w:rFonts w:ascii="Meiryo UI" w:eastAsia="Meiryo UI" w:hAnsi="Meiryo UI" w:cs="Meiryo UI" w:hint="default"/>
       </w:rPr>
     </w:lvl>
     <w:lvl w:ilvl="5" w:tplc="0409000D" w:tentative="1">
@@ -26574,7 +25708,7 @@
         <w:ind w:left="2880" w:hanging="440"/>
       </w:pPr>
       <w:rPr>
-        <w:rFonts w:ascii="Meiryo UI" w:hAnsi="Meiryo UI" w:eastAsia="Meiryo UI" w:cs="Meiryo UI" w:hint="default"/>
+        <w:rFonts w:ascii="Meiryo UI" w:eastAsia="Meiryo UI" w:hAnsi="Meiryo UI" w:cs="Meiryo UI" w:hint="default"/>
       </w:rPr>
     </w:lvl>
     <w:lvl w:ilvl="6" w:tplc="04090001" w:tentative="1">
@@ -26586,7 +25720,7 @@
         <w:ind w:left="3320" w:hanging="440"/>
       </w:pPr>
       <w:rPr>
-        <w:rFonts w:ascii="Meiryo UI" w:hAnsi="Meiryo UI" w:eastAsia="Meiryo UI" w:cs="Meiryo UI" w:hint="default"/>
+        <w:rFonts w:ascii="Meiryo UI" w:eastAsia="Meiryo UI" w:hAnsi="Meiryo UI" w:cs="Meiryo UI" w:hint="default"/>
       </w:rPr>
     </w:lvl>
     <w:lvl w:ilvl="7" w:tplc="0409000B" w:tentative="1">
@@ -26598,7 +25732,7 @@
         <w:ind w:left="3760" w:hanging="440"/>
       </w:pPr>
       <w:rPr>
-        <w:rFonts w:ascii="Meiryo UI" w:hAnsi="Meiryo UI" w:eastAsia="Meiryo UI" w:cs="Meiryo UI" w:hint="default"/>
+        <w:rFonts w:ascii="Meiryo UI" w:eastAsia="Meiryo UI" w:hAnsi="Meiryo UI" w:cs="Meiryo UI" w:hint="default"/>
       </w:rPr>
     </w:lvl>
     <w:lvl w:ilvl="8" w:tplc="0409000D" w:tentative="1">
@@ -26610,7 +25744,7 @@
         <w:ind w:left="4200" w:hanging="440"/>
       </w:pPr>
       <w:rPr>
-        <w:rFonts w:ascii="Meiryo UI" w:hAnsi="Meiryo UI" w:eastAsia="Meiryo UI" w:cs="Meiryo UI" w:hint="default"/>
+        <w:rFonts w:ascii="Meiryo UI" w:eastAsia="Meiryo UI" w:hAnsi="Meiryo UI" w:cs="Meiryo UI" w:hint="default"/>
       </w:rPr>
     </w:lvl>
   </w:abstractNum>
@@ -26627,7 +25761,7 @@
         <w:ind w:left="440" w:hanging="440"/>
       </w:pPr>
       <w:rPr>
-        <w:rFonts w:ascii="Meiryo UI" w:hAnsi="Meiryo UI" w:eastAsia="Meiryo UI" w:cs="Meiryo UI" w:hint="default"/>
+        <w:rFonts w:ascii="Meiryo UI" w:eastAsia="Meiryo UI" w:hAnsi="Meiryo UI" w:cs="Meiryo UI" w:hint="default"/>
       </w:rPr>
     </w:lvl>
     <w:lvl w:ilvl="1" w:tplc="0409000B" w:tentative="1">
@@ -26639,7 +25773,7 @@
         <w:ind w:left="880" w:hanging="440"/>
       </w:pPr>
       <w:rPr>
-        <w:rFonts w:ascii="Meiryo UI" w:hAnsi="Meiryo UI" w:eastAsia="Meiryo UI" w:cs="Meiryo UI" w:hint="default"/>
+        <w:rFonts w:ascii="Meiryo UI" w:eastAsia="Meiryo UI" w:hAnsi="Meiryo UI" w:cs="Meiryo UI" w:hint="default"/>
       </w:rPr>
     </w:lvl>
     <w:lvl w:ilvl="2" w:tplc="0409000D" w:tentative="1">
@@ -26651,7 +25785,7 @@
         <w:ind w:left="1320" w:hanging="440"/>
       </w:pPr>
       <w:rPr>
-        <w:rFonts w:ascii="Meiryo UI" w:hAnsi="Meiryo UI" w:eastAsia="Meiryo UI" w:cs="Meiryo UI" w:hint="default"/>
+        <w:rFonts w:ascii="Meiryo UI" w:eastAsia="Meiryo UI" w:hAnsi="Meiryo UI" w:cs="Meiryo UI" w:hint="default"/>
       </w:rPr>
     </w:lvl>
     <w:lvl w:ilvl="3" w:tplc="04090001" w:tentative="1">
@@ -26663,7 +25797,7 @@
         <w:ind w:left="1760" w:hanging="440"/>
       </w:pPr>
       <w:rPr>
-        <w:rFonts w:ascii="Meiryo UI" w:hAnsi="Meiryo UI" w:eastAsia="Meiryo UI" w:cs="Meiryo UI" w:hint="default"/>
+        <w:rFonts w:ascii="Meiryo UI" w:eastAsia="Meiryo UI" w:hAnsi="Meiryo UI" w:cs="Meiryo UI" w:hint="default"/>
       </w:rPr>
     </w:lvl>
     <w:lvl w:ilvl="4" w:tplc="0409000B" w:tentative="1">
@@ -26675,7 +25809,7 @@
         <w:ind w:left="2200" w:hanging="440"/>
       </w:pPr>
       <w:rPr>
-        <w:rFonts w:ascii="Meiryo UI" w:hAnsi="Meiryo UI" w:eastAsia="Meiryo UI" w:cs="Meiryo UI" w:hint="default"/>
+        <w:rFonts w:ascii="Meiryo UI" w:eastAsia="Meiryo UI" w:hAnsi="Meiryo UI" w:cs="Meiryo UI" w:hint="default"/>
       </w:rPr>
     </w:lvl>
     <w:lvl w:ilvl="5" w:tplc="0409000D" w:tentative="1">
@@ -26687,7 +25821,7 @@
         <w:ind w:left="2640" w:hanging="440"/>
       </w:pPr>
       <w:rPr>
-        <w:rFonts w:ascii="Meiryo UI" w:hAnsi="Meiryo UI" w:eastAsia="Meiryo UI" w:cs="Meiryo UI" w:hint="default"/>
+        <w:rFonts w:ascii="Meiryo UI" w:eastAsia="Meiryo UI" w:hAnsi="Meiryo UI" w:cs="Meiryo UI" w:hint="default"/>
       </w:rPr>
     </w:lvl>
     <w:lvl w:ilvl="6" w:tplc="04090001" w:tentative="1">
@@ -26699,7 +25833,7 @@
         <w:ind w:left="3080" w:hanging="440"/>
       </w:pPr>
       <w:rPr>
-        <w:rFonts w:ascii="Meiryo UI" w:hAnsi="Meiryo UI" w:eastAsia="Meiryo UI" w:cs="Meiryo UI" w:hint="default"/>
+        <w:rFonts w:ascii="Meiryo UI" w:eastAsia="Meiryo UI" w:hAnsi="Meiryo UI" w:cs="Meiryo UI" w:hint="default"/>
       </w:rPr>
     </w:lvl>
     <w:lvl w:ilvl="7" w:tplc="0409000B" w:tentative="1">
@@ -26711,7 +25845,7 @@
         <w:ind w:left="3520" w:hanging="440"/>
       </w:pPr>
       <w:rPr>
-        <w:rFonts w:ascii="Meiryo UI" w:hAnsi="Meiryo UI" w:eastAsia="Meiryo UI" w:cs="Meiryo UI" w:hint="default"/>
+        <w:rFonts w:ascii="Meiryo UI" w:eastAsia="Meiryo UI" w:hAnsi="Meiryo UI" w:cs="Meiryo UI" w:hint="default"/>
       </w:rPr>
     </w:lvl>
     <w:lvl w:ilvl="8" w:tplc="0409000D" w:tentative="1">
@@ -26723,7 +25857,7 @@
         <w:ind w:left="3960" w:hanging="440"/>
       </w:pPr>
       <w:rPr>
-        <w:rFonts w:ascii="Meiryo UI" w:hAnsi="Meiryo UI" w:eastAsia="Meiryo UI" w:cs="Meiryo UI" w:hint="default"/>
+        <w:rFonts w:ascii="Meiryo UI" w:eastAsia="Meiryo UI" w:hAnsi="Meiryo UI" w:cs="Meiryo UI" w:hint="default"/>
       </w:rPr>
     </w:lvl>
   </w:abstractNum>
@@ -26740,7 +25874,7 @@
         <w:ind w:left="440" w:hanging="440"/>
       </w:pPr>
       <w:rPr>
-        <w:rFonts w:ascii="Meiryo UI" w:hAnsi="Meiryo UI" w:eastAsia="Meiryo UI" w:cs="Meiryo UI" w:hint="default"/>
+        <w:rFonts w:ascii="Meiryo UI" w:eastAsia="Meiryo UI" w:hAnsi="Meiryo UI" w:cs="Meiryo UI" w:hint="default"/>
       </w:rPr>
     </w:lvl>
     <w:lvl w:ilvl="1" w:tplc="0409000B" w:tentative="1">
@@ -26752,7 +25886,7 @@
         <w:ind w:left="880" w:hanging="440"/>
       </w:pPr>
       <w:rPr>
-        <w:rFonts w:ascii="Meiryo UI" w:hAnsi="Meiryo UI" w:eastAsia="Meiryo UI" w:cs="Meiryo UI" w:hint="default"/>
+        <w:rFonts w:ascii="Meiryo UI" w:eastAsia="Meiryo UI" w:hAnsi="Meiryo UI" w:cs="Meiryo UI" w:hint="default"/>
       </w:rPr>
     </w:lvl>
     <w:lvl w:ilvl="2" w:tplc="0409000D" w:tentative="1">
@@ -26764,7 +25898,7 @@
         <w:ind w:left="1320" w:hanging="440"/>
       </w:pPr>
       <w:rPr>
-        <w:rFonts w:ascii="Meiryo UI" w:hAnsi="Meiryo UI" w:eastAsia="Meiryo UI" w:cs="Meiryo UI" w:hint="default"/>
+        <w:rFonts w:ascii="Meiryo UI" w:eastAsia="Meiryo UI" w:hAnsi="Meiryo UI" w:cs="Meiryo UI" w:hint="default"/>
       </w:rPr>
     </w:lvl>
     <w:lvl w:ilvl="3" w:tplc="04090001" w:tentative="1">
@@ -26776,7 +25910,7 @@
         <w:ind w:left="1760" w:hanging="440"/>
       </w:pPr>
       <w:rPr>
-        <w:rFonts w:ascii="Meiryo UI" w:hAnsi="Meiryo UI" w:eastAsia="Meiryo UI" w:cs="Meiryo UI" w:hint="default"/>
+        <w:rFonts w:ascii="Meiryo UI" w:eastAsia="Meiryo UI" w:hAnsi="Meiryo UI" w:cs="Meiryo UI" w:hint="default"/>
       </w:rPr>
     </w:lvl>
     <w:lvl w:ilvl="4" w:tplc="0409000B" w:tentative="1">
@@ -26788,7 +25922,7 @@
         <w:ind w:left="2200" w:hanging="440"/>
       </w:pPr>
       <w:rPr>
-        <w:rFonts w:ascii="Meiryo UI" w:hAnsi="Meiryo UI" w:eastAsia="Meiryo UI" w:cs="Meiryo UI" w:hint="default"/>
+        <w:rFonts w:ascii="Meiryo UI" w:eastAsia="Meiryo UI" w:hAnsi="Meiryo UI" w:cs="Meiryo UI" w:hint="default"/>
       </w:rPr>
     </w:lvl>
     <w:lvl w:ilvl="5" w:tplc="0409000D" w:tentative="1">
@@ -26800,7 +25934,7 @@
         <w:ind w:left="2640" w:hanging="440"/>
       </w:pPr>
       <w:rPr>
-        <w:rFonts w:ascii="Meiryo UI" w:hAnsi="Meiryo UI" w:eastAsia="Meiryo UI" w:cs="Meiryo UI" w:hint="default"/>
+        <w:rFonts w:ascii="Meiryo UI" w:eastAsia="Meiryo UI" w:hAnsi="Meiryo UI" w:cs="Meiryo UI" w:hint="default"/>
       </w:rPr>
     </w:lvl>
     <w:lvl w:ilvl="6" w:tplc="04090001" w:tentative="1">
@@ -26812,7 +25946,7 @@
         <w:ind w:left="3080" w:hanging="440"/>
       </w:pPr>
       <w:rPr>
-        <w:rFonts w:ascii="Meiryo UI" w:hAnsi="Meiryo UI" w:eastAsia="Meiryo UI" w:cs="Meiryo UI" w:hint="default"/>
+        <w:rFonts w:ascii="Meiryo UI" w:eastAsia="Meiryo UI" w:hAnsi="Meiryo UI" w:cs="Meiryo UI" w:hint="default"/>
       </w:rPr>
     </w:lvl>
     <w:lvl w:ilvl="7" w:tplc="0409000B" w:tentative="1">
@@ -26824,7 +25958,7 @@
         <w:ind w:left="3520" w:hanging="440"/>
       </w:pPr>
       <w:rPr>
-        <w:rFonts w:ascii="Meiryo UI" w:hAnsi="Meiryo UI" w:eastAsia="Meiryo UI" w:cs="Meiryo UI" w:hint="default"/>
+        <w:rFonts w:ascii="Meiryo UI" w:eastAsia="Meiryo UI" w:hAnsi="Meiryo UI" w:cs="Meiryo UI" w:hint="default"/>
       </w:rPr>
     </w:lvl>
     <w:lvl w:ilvl="8" w:tplc="0409000D" w:tentative="1">
@@ -26836,7 +25970,7 @@
         <w:ind w:left="3960" w:hanging="440"/>
       </w:pPr>
       <w:rPr>
-        <w:rFonts w:ascii="Meiryo UI" w:hAnsi="Meiryo UI" w:eastAsia="Meiryo UI" w:cs="Meiryo UI" w:hint="default"/>
+        <w:rFonts w:ascii="Meiryo UI" w:eastAsia="Meiryo UI" w:hAnsi="Meiryo UI" w:cs="Meiryo UI" w:hint="default"/>
       </w:rPr>
     </w:lvl>
   </w:abstractNum>
@@ -26853,7 +25987,7 @@
         <w:ind w:left="440" w:hanging="440"/>
       </w:pPr>
       <w:rPr>
-        <w:rFonts w:ascii="Meiryo UI" w:hAnsi="Meiryo UI" w:eastAsia="Meiryo UI" w:cs="Meiryo UI" w:hint="default"/>
+        <w:rFonts w:ascii="Meiryo UI" w:eastAsia="Meiryo UI" w:hAnsi="Meiryo UI" w:cs="Meiryo UI" w:hint="default"/>
       </w:rPr>
     </w:lvl>
     <w:lvl w:ilvl="1" w:tplc="0409000B">
@@ -26865,7 +25999,7 @@
         <w:ind w:left="880" w:hanging="440"/>
       </w:pPr>
       <w:rPr>
-        <w:rFonts w:ascii="Meiryo UI" w:hAnsi="Meiryo UI" w:eastAsia="Meiryo UI" w:cs="Meiryo UI" w:hint="default"/>
+        <w:rFonts w:ascii="Meiryo UI" w:eastAsia="Meiryo UI" w:hAnsi="Meiryo UI" w:cs="Meiryo UI" w:hint="default"/>
       </w:rPr>
     </w:lvl>
     <w:lvl w:ilvl="2" w:tplc="0409000D" w:tentative="1">
@@ -26877,7 +26011,7 @@
         <w:ind w:left="1320" w:hanging="440"/>
       </w:pPr>
       <w:rPr>
-        <w:rFonts w:ascii="Meiryo UI" w:hAnsi="Meiryo UI" w:eastAsia="Meiryo UI" w:cs="Meiryo UI" w:hint="default"/>
+        <w:rFonts w:ascii="Meiryo UI" w:eastAsia="Meiryo UI" w:hAnsi="Meiryo UI" w:cs="Meiryo UI" w:hint="default"/>
       </w:rPr>
     </w:lvl>
     <w:lvl w:ilvl="3" w:tplc="04090001" w:tentative="1">
@@ -26889,7 +26023,7 @@
         <w:ind w:left="1760" w:hanging="440"/>
       </w:pPr>
       <w:rPr>
-        <w:rFonts w:ascii="Meiryo UI" w:hAnsi="Meiryo UI" w:eastAsia="Meiryo UI" w:cs="Meiryo UI" w:hint="default"/>
+        <w:rFonts w:ascii="Meiryo UI" w:eastAsia="Meiryo UI" w:hAnsi="Meiryo UI" w:cs="Meiryo UI" w:hint="default"/>
       </w:rPr>
     </w:lvl>
     <w:lvl w:ilvl="4" w:tplc="0409000B" w:tentative="1">
@@ -26901,7 +26035,7 @@
         <w:ind w:left="2200" w:hanging="440"/>
       </w:pPr>
       <w:rPr>
-        <w:rFonts w:ascii="Meiryo UI" w:hAnsi="Meiryo UI" w:eastAsia="Meiryo UI" w:cs="Meiryo UI" w:hint="default"/>
+        <w:rFonts w:ascii="Meiryo UI" w:eastAsia="Meiryo UI" w:hAnsi="Meiryo UI" w:cs="Meiryo UI" w:hint="default"/>
       </w:rPr>
     </w:lvl>
     <w:lvl w:ilvl="5" w:tplc="0409000D" w:tentative="1">
@@ -26913,7 +26047,7 @@
         <w:ind w:left="2640" w:hanging="440"/>
       </w:pPr>
       <w:rPr>
-        <w:rFonts w:ascii="Meiryo UI" w:hAnsi="Meiryo UI" w:eastAsia="Meiryo UI" w:cs="Meiryo UI" w:hint="default"/>
+        <w:rFonts w:ascii="Meiryo UI" w:eastAsia="Meiryo UI" w:hAnsi="Meiryo UI" w:cs="Meiryo UI" w:hint="default"/>
       </w:rPr>
     </w:lvl>
     <w:lvl w:ilvl="6" w:tplc="04090001" w:tentative="1">
@@ -26925,7 +26059,7 @@
         <w:ind w:left="3080" w:hanging="440"/>
       </w:pPr>
       <w:rPr>
-        <w:rFonts w:ascii="Meiryo UI" w:hAnsi="Meiryo UI" w:eastAsia="Meiryo UI" w:cs="Meiryo UI" w:hint="default"/>
+        <w:rFonts w:ascii="Meiryo UI" w:eastAsia="Meiryo UI" w:hAnsi="Meiryo UI" w:cs="Meiryo UI" w:hint="default"/>
       </w:rPr>
     </w:lvl>
     <w:lvl w:ilvl="7" w:tplc="0409000B" w:tentative="1">
@@ -26937,7 +26071,7 @@
         <w:ind w:left="3520" w:hanging="440"/>
       </w:pPr>
       <w:rPr>
-        <w:rFonts w:ascii="Meiryo UI" w:hAnsi="Meiryo UI" w:eastAsia="Meiryo UI" w:cs="Meiryo UI" w:hint="default"/>
+        <w:rFonts w:ascii="Meiryo UI" w:eastAsia="Meiryo UI" w:hAnsi="Meiryo UI" w:cs="Meiryo UI" w:hint="default"/>
       </w:rPr>
     </w:lvl>
     <w:lvl w:ilvl="8" w:tplc="0409000D" w:tentative="1">
@@ -26949,7 +26083,7 @@
         <w:ind w:left="3960" w:hanging="440"/>
       </w:pPr>
       <w:rPr>
-        <w:rFonts w:ascii="Meiryo UI" w:hAnsi="Meiryo UI" w:eastAsia="Meiryo UI" w:cs="Meiryo UI" w:hint="default"/>
+        <w:rFonts w:ascii="Meiryo UI" w:eastAsia="Meiryo UI" w:hAnsi="Meiryo UI" w:cs="Meiryo UI" w:hint="default"/>
       </w:rPr>
     </w:lvl>
   </w:abstractNum>
@@ -26978,7 +26112,7 @@
         <w:ind w:left="880" w:hanging="440"/>
       </w:pPr>
       <w:rPr>
-        <w:rFonts w:ascii="Meiryo UI" w:hAnsi="Meiryo UI" w:eastAsia="Meiryo UI" w:cs="Meiryo UI" w:hint="default"/>
+        <w:rFonts w:ascii="Meiryo UI" w:eastAsia="Meiryo UI" w:hAnsi="Meiryo UI" w:cs="Meiryo UI" w:hint="default"/>
       </w:rPr>
     </w:lvl>
     <w:lvl w:ilvl="2" w:tplc="0409000D" w:tentative="1">
@@ -26990,7 +26124,7 @@
         <w:ind w:left="1320" w:hanging="440"/>
       </w:pPr>
       <w:rPr>
-        <w:rFonts w:ascii="Meiryo UI" w:hAnsi="Meiryo UI" w:eastAsia="Meiryo UI" w:cs="Meiryo UI" w:hint="default"/>
+        <w:rFonts w:ascii="Meiryo UI" w:eastAsia="Meiryo UI" w:hAnsi="Meiryo UI" w:cs="Meiryo UI" w:hint="default"/>
       </w:rPr>
     </w:lvl>
     <w:lvl w:ilvl="3" w:tplc="04090001" w:tentative="1">
@@ -27002,7 +26136,7 @@
         <w:ind w:left="1760" w:hanging="440"/>
       </w:pPr>
       <w:rPr>
-        <w:rFonts w:ascii="Meiryo UI" w:hAnsi="Meiryo UI" w:eastAsia="Meiryo UI" w:cs="Meiryo UI" w:hint="default"/>
+        <w:rFonts w:ascii="Meiryo UI" w:eastAsia="Meiryo UI" w:hAnsi="Meiryo UI" w:cs="Meiryo UI" w:hint="default"/>
       </w:rPr>
     </w:lvl>
     <w:lvl w:ilvl="4" w:tplc="0409000B" w:tentative="1">
@@ -27014,7 +26148,7 @@
         <w:ind w:left="2200" w:hanging="440"/>
       </w:pPr>
       <w:rPr>
-        <w:rFonts w:ascii="Meiryo UI" w:hAnsi="Meiryo UI" w:eastAsia="Meiryo UI" w:cs="Meiryo UI" w:hint="default"/>
+        <w:rFonts w:ascii="Meiryo UI" w:eastAsia="Meiryo UI" w:hAnsi="Meiryo UI" w:cs="Meiryo UI" w:hint="default"/>
       </w:rPr>
     </w:lvl>
     <w:lvl w:ilvl="5" w:tplc="0409000D" w:tentative="1">
@@ -27026,7 +26160,7 @@
         <w:ind w:left="2640" w:hanging="440"/>
       </w:pPr>
       <w:rPr>
-        <w:rFonts w:ascii="Meiryo UI" w:hAnsi="Meiryo UI" w:eastAsia="Meiryo UI" w:cs="Meiryo UI" w:hint="default"/>
+        <w:rFonts w:ascii="Meiryo UI" w:eastAsia="Meiryo UI" w:hAnsi="Meiryo UI" w:cs="Meiryo UI" w:hint="default"/>
       </w:rPr>
     </w:lvl>
     <w:lvl w:ilvl="6" w:tplc="04090001" w:tentative="1">
@@ -27038,7 +26172,7 @@
         <w:ind w:left="3080" w:hanging="440"/>
       </w:pPr>
       <w:rPr>
-        <w:rFonts w:ascii="Meiryo UI" w:hAnsi="Meiryo UI" w:eastAsia="Meiryo UI" w:cs="Meiryo UI" w:hint="default"/>
+        <w:rFonts w:ascii="Meiryo UI" w:eastAsia="Meiryo UI" w:hAnsi="Meiryo UI" w:cs="Meiryo UI" w:hint="default"/>
       </w:rPr>
     </w:lvl>
     <w:lvl w:ilvl="7" w:tplc="0409000B" w:tentative="1">
@@ -27050,7 +26184,7 @@
         <w:ind w:left="3520" w:hanging="440"/>
       </w:pPr>
       <w:rPr>
-        <w:rFonts w:ascii="Meiryo UI" w:hAnsi="Meiryo UI" w:eastAsia="Meiryo UI" w:cs="Meiryo UI" w:hint="default"/>
+        <w:rFonts w:ascii="Meiryo UI" w:eastAsia="Meiryo UI" w:hAnsi="Meiryo UI" w:cs="Meiryo UI" w:hint="default"/>
       </w:rPr>
     </w:lvl>
     <w:lvl w:ilvl="8" w:tplc="0409000D" w:tentative="1">
@@ -27062,7 +26196,7 @@
         <w:ind w:left="3960" w:hanging="440"/>
       </w:pPr>
       <w:rPr>
-        <w:rFonts w:ascii="Meiryo UI" w:hAnsi="Meiryo UI" w:eastAsia="Meiryo UI" w:cs="Meiryo UI" w:hint="default"/>
+        <w:rFonts w:ascii="Meiryo UI" w:eastAsia="Meiryo UI" w:hAnsi="Meiryo UI" w:cs="Meiryo UI" w:hint="default"/>
       </w:rPr>
     </w:lvl>
   </w:abstractNum>
@@ -27079,7 +26213,7 @@
         <w:ind w:left="800" w:hanging="440"/>
       </w:pPr>
       <w:rPr>
-        <w:rFonts w:ascii="Meiryo UI" w:hAnsi="Meiryo UI" w:eastAsia="Meiryo UI" w:cs="Meiryo UI" w:hint="default"/>
+        <w:rFonts w:ascii="Meiryo UI" w:eastAsia="Meiryo UI" w:hAnsi="Meiryo UI" w:cs="Meiryo UI" w:hint="default"/>
         <w:u w:val="none"/>
       </w:rPr>
     </w:lvl>
@@ -27092,7 +26226,7 @@
         <w:ind w:left="1520" w:hanging="440"/>
       </w:pPr>
       <w:rPr>
-        <w:rFonts w:ascii="Meiryo UI" w:hAnsi="Meiryo UI" w:eastAsia="Meiryo UI" w:cs="Meiryo UI" w:hint="default"/>
+        <w:rFonts w:ascii="Meiryo UI" w:eastAsia="Meiryo UI" w:hAnsi="Meiryo UI" w:cs="Meiryo UI" w:hint="default"/>
       </w:rPr>
     </w:lvl>
     <w:lvl w:ilvl="2">
@@ -27193,7 +26327,7 @@
         <w:ind w:left="440" w:hanging="440"/>
       </w:pPr>
       <w:rPr>
-        <w:rFonts w:ascii="Meiryo UI" w:hAnsi="Meiryo UI" w:eastAsia="Meiryo UI" w:cs="Meiryo UI" w:hint="default"/>
+        <w:rFonts w:ascii="Meiryo UI" w:eastAsia="Meiryo UI" w:hAnsi="Meiryo UI" w:cs="Meiryo UI" w:hint="default"/>
       </w:rPr>
     </w:lvl>
     <w:lvl w:ilvl="1" w:tplc="0409000B">
@@ -27205,7 +26339,7 @@
         <w:ind w:left="880" w:hanging="440"/>
       </w:pPr>
       <w:rPr>
-        <w:rFonts w:ascii="Meiryo UI" w:hAnsi="Meiryo UI" w:eastAsia="Meiryo UI" w:cs="Meiryo UI" w:hint="default"/>
+        <w:rFonts w:ascii="Meiryo UI" w:eastAsia="Meiryo UI" w:hAnsi="Meiryo UI" w:cs="Meiryo UI" w:hint="default"/>
       </w:rPr>
     </w:lvl>
     <w:lvl w:ilvl="2" w:tplc="0409000D" w:tentative="1">
@@ -27217,7 +26351,7 @@
         <w:ind w:left="1320" w:hanging="440"/>
       </w:pPr>
       <w:rPr>
-        <w:rFonts w:ascii="Meiryo UI" w:hAnsi="Meiryo UI" w:eastAsia="Meiryo UI" w:cs="Meiryo UI" w:hint="default"/>
+        <w:rFonts w:ascii="Meiryo UI" w:eastAsia="Meiryo UI" w:hAnsi="Meiryo UI" w:cs="Meiryo UI" w:hint="default"/>
       </w:rPr>
     </w:lvl>
     <w:lvl w:ilvl="3" w:tplc="04090001" w:tentative="1">
@@ -27229,7 +26363,7 @@
         <w:ind w:left="1760" w:hanging="440"/>
       </w:pPr>
       <w:rPr>
-        <w:rFonts w:ascii="Meiryo UI" w:hAnsi="Meiryo UI" w:eastAsia="Meiryo UI" w:cs="Meiryo UI" w:hint="default"/>
+        <w:rFonts w:ascii="Meiryo UI" w:eastAsia="Meiryo UI" w:hAnsi="Meiryo UI" w:cs="Meiryo UI" w:hint="default"/>
       </w:rPr>
     </w:lvl>
     <w:lvl w:ilvl="4" w:tplc="0409000B" w:tentative="1">
@@ -27241,7 +26375,7 @@
         <w:ind w:left="2200" w:hanging="440"/>
       </w:pPr>
       <w:rPr>
-        <w:rFonts w:ascii="Meiryo UI" w:hAnsi="Meiryo UI" w:eastAsia="Meiryo UI" w:cs="Meiryo UI" w:hint="default"/>
+        <w:rFonts w:ascii="Meiryo UI" w:eastAsia="Meiryo UI" w:hAnsi="Meiryo UI" w:cs="Meiryo UI" w:hint="default"/>
       </w:rPr>
     </w:lvl>
     <w:lvl w:ilvl="5" w:tplc="0409000D" w:tentative="1">
@@ -27253,7 +26387,7 @@
         <w:ind w:left="2640" w:hanging="440"/>
       </w:pPr>
       <w:rPr>
-        <w:rFonts w:ascii="Meiryo UI" w:hAnsi="Meiryo UI" w:eastAsia="Meiryo UI" w:cs="Meiryo UI" w:hint="default"/>
+        <w:rFonts w:ascii="Meiryo UI" w:eastAsia="Meiryo UI" w:hAnsi="Meiryo UI" w:cs="Meiryo UI" w:hint="default"/>
       </w:rPr>
     </w:lvl>
     <w:lvl w:ilvl="6" w:tplc="04090001" w:tentative="1">
@@ -27265,7 +26399,7 @@
         <w:ind w:left="3080" w:hanging="440"/>
       </w:pPr>
       <w:rPr>
-        <w:rFonts w:ascii="Meiryo UI" w:hAnsi="Meiryo UI" w:eastAsia="Meiryo UI" w:cs="Meiryo UI" w:hint="default"/>
+        <w:rFonts w:ascii="Meiryo UI" w:eastAsia="Meiryo UI" w:hAnsi="Meiryo UI" w:cs="Meiryo UI" w:hint="default"/>
       </w:rPr>
     </w:lvl>
     <w:lvl w:ilvl="7" w:tplc="0409000B" w:tentative="1">
@@ -27277,7 +26411,7 @@
         <w:ind w:left="3520" w:hanging="440"/>
       </w:pPr>
       <w:rPr>
-        <w:rFonts w:ascii="Meiryo UI" w:hAnsi="Meiryo UI" w:eastAsia="Meiryo UI" w:cs="Meiryo UI" w:hint="default"/>
+        <w:rFonts w:ascii="Meiryo UI" w:eastAsia="Meiryo UI" w:hAnsi="Meiryo UI" w:cs="Meiryo UI" w:hint="default"/>
       </w:rPr>
     </w:lvl>
     <w:lvl w:ilvl="8" w:tplc="0409000D" w:tentative="1">
@@ -27289,7 +26423,7 @@
         <w:ind w:left="3960" w:hanging="440"/>
       </w:pPr>
       <w:rPr>
-        <w:rFonts w:ascii="Meiryo UI" w:hAnsi="Meiryo UI" w:eastAsia="Meiryo UI" w:cs="Meiryo UI" w:hint="default"/>
+        <w:rFonts w:ascii="Meiryo UI" w:eastAsia="Meiryo UI" w:hAnsi="Meiryo UI" w:cs="Meiryo UI" w:hint="default"/>
       </w:rPr>
     </w:lvl>
   </w:abstractNum>
@@ -27306,7 +26440,7 @@
         <w:ind w:left="800" w:hanging="440"/>
       </w:pPr>
       <w:rPr>
-        <w:rFonts w:ascii="Meiryo UI" w:hAnsi="Meiryo UI" w:eastAsia="Meiryo UI" w:cs="Meiryo UI" w:hint="default"/>
+        <w:rFonts w:ascii="Meiryo UI" w:eastAsia="Meiryo UI" w:hAnsi="Meiryo UI" w:cs="Meiryo UI" w:hint="default"/>
         <w:u w:val="none"/>
       </w:rPr>
     </w:lvl>
@@ -27420,7 +26554,7 @@
         <w:ind w:left="800" w:hanging="440"/>
       </w:pPr>
       <w:rPr>
-        <w:rFonts w:ascii="Meiryo UI" w:hAnsi="Meiryo UI" w:eastAsia="Meiryo UI" w:cs="Meiryo UI" w:hint="default"/>
+        <w:rFonts w:ascii="Meiryo UI" w:eastAsia="Meiryo UI" w:hAnsi="Meiryo UI" w:cs="Meiryo UI" w:hint="default"/>
         <w:u w:val="none"/>
       </w:rPr>
     </w:lvl>
@@ -27534,7 +26668,7 @@
         <w:ind w:left="440" w:hanging="440"/>
       </w:pPr>
       <w:rPr>
-        <w:rFonts w:ascii="Meiryo UI" w:hAnsi="Meiryo UI" w:eastAsia="Meiryo UI" w:cs="Meiryo UI" w:hint="default"/>
+        <w:rFonts w:ascii="Meiryo UI" w:eastAsia="Meiryo UI" w:hAnsi="Meiryo UI" w:cs="Meiryo UI" w:hint="default"/>
       </w:rPr>
     </w:lvl>
     <w:lvl w:ilvl="1" w:tplc="0409000B" w:tentative="1">
@@ -27546,7 +26680,7 @@
         <w:ind w:left="880" w:hanging="440"/>
       </w:pPr>
       <w:rPr>
-        <w:rFonts w:ascii="Meiryo UI" w:hAnsi="Meiryo UI" w:eastAsia="Meiryo UI" w:cs="Meiryo UI" w:hint="default"/>
+        <w:rFonts w:ascii="Meiryo UI" w:eastAsia="Meiryo UI" w:hAnsi="Meiryo UI" w:cs="Meiryo UI" w:hint="default"/>
       </w:rPr>
     </w:lvl>
     <w:lvl w:ilvl="2" w:tplc="0409000D" w:tentative="1">
@@ -27558,7 +26692,7 @@
         <w:ind w:left="1320" w:hanging="440"/>
       </w:pPr>
       <w:rPr>
-        <w:rFonts w:ascii="Meiryo UI" w:hAnsi="Meiryo UI" w:eastAsia="Meiryo UI" w:cs="Meiryo UI" w:hint="default"/>
+        <w:rFonts w:ascii="Meiryo UI" w:eastAsia="Meiryo UI" w:hAnsi="Meiryo UI" w:cs="Meiryo UI" w:hint="default"/>
       </w:rPr>
     </w:lvl>
     <w:lvl w:ilvl="3" w:tplc="04090001" w:tentative="1">
@@ -27570,7 +26704,7 @@
         <w:ind w:left="1760" w:hanging="440"/>
       </w:pPr>
       <w:rPr>
-        <w:rFonts w:ascii="Meiryo UI" w:hAnsi="Meiryo UI" w:eastAsia="Meiryo UI" w:cs="Meiryo UI" w:hint="default"/>
+        <w:rFonts w:ascii="Meiryo UI" w:eastAsia="Meiryo UI" w:hAnsi="Meiryo UI" w:cs="Meiryo UI" w:hint="default"/>
       </w:rPr>
     </w:lvl>
     <w:lvl w:ilvl="4" w:tplc="0409000B" w:tentative="1">
@@ -27582,7 +26716,7 @@
         <w:ind w:left="2200" w:hanging="440"/>
       </w:pPr>
       <w:rPr>
-        <w:rFonts w:ascii="Meiryo UI" w:hAnsi="Meiryo UI" w:eastAsia="Meiryo UI" w:cs="Meiryo UI" w:hint="default"/>
+        <w:rFonts w:ascii="Meiryo UI" w:eastAsia="Meiryo UI" w:hAnsi="Meiryo UI" w:cs="Meiryo UI" w:hint="default"/>
       </w:rPr>
     </w:lvl>
     <w:lvl w:ilvl="5" w:tplc="0409000D" w:tentative="1">
@@ -27594,7 +26728,7 @@
         <w:ind w:left="2640" w:hanging="440"/>
       </w:pPr>
       <w:rPr>
-        <w:rFonts w:ascii="Meiryo UI" w:hAnsi="Meiryo UI" w:eastAsia="Meiryo UI" w:cs="Meiryo UI" w:hint="default"/>
+        <w:rFonts w:ascii="Meiryo UI" w:eastAsia="Meiryo UI" w:hAnsi="Meiryo UI" w:cs="Meiryo UI" w:hint="default"/>
       </w:rPr>
     </w:lvl>
     <w:lvl w:ilvl="6" w:tplc="04090001" w:tentative="1">
@@ -27606,7 +26740,7 @@
         <w:ind w:left="3080" w:hanging="440"/>
       </w:pPr>
       <w:rPr>
-        <w:rFonts w:ascii="Meiryo UI" w:hAnsi="Meiryo UI" w:eastAsia="Meiryo UI" w:cs="Meiryo UI" w:hint="default"/>
+        <w:rFonts w:ascii="Meiryo UI" w:eastAsia="Meiryo UI" w:hAnsi="Meiryo UI" w:cs="Meiryo UI" w:hint="default"/>
       </w:rPr>
     </w:lvl>
     <w:lvl w:ilvl="7" w:tplc="0409000B" w:tentative="1">
@@ -27618,7 +26752,7 @@
         <w:ind w:left="3520" w:hanging="440"/>
       </w:pPr>
       <w:rPr>
-        <w:rFonts w:ascii="Meiryo UI" w:hAnsi="Meiryo UI" w:eastAsia="Meiryo UI" w:cs="Meiryo UI" w:hint="default"/>
+        <w:rFonts w:ascii="Meiryo UI" w:eastAsia="Meiryo UI" w:hAnsi="Meiryo UI" w:cs="Meiryo UI" w:hint="default"/>
       </w:rPr>
     </w:lvl>
     <w:lvl w:ilvl="8" w:tplc="0409000D" w:tentative="1">
@@ -27630,7 +26764,7 @@
         <w:ind w:left="3960" w:hanging="440"/>
       </w:pPr>
       <w:rPr>
-        <w:rFonts w:ascii="Meiryo UI" w:hAnsi="Meiryo UI" w:eastAsia="Meiryo UI" w:cs="Meiryo UI" w:hint="default"/>
+        <w:rFonts w:ascii="Meiryo UI" w:eastAsia="Meiryo UI" w:hAnsi="Meiryo UI" w:cs="Meiryo UI" w:hint="default"/>
       </w:rPr>
     </w:lvl>
   </w:abstractNum>
@@ -27647,7 +26781,7 @@
         <w:ind w:left="800" w:hanging="440"/>
       </w:pPr>
       <w:rPr>
-        <w:rFonts w:ascii="Meiryo UI" w:hAnsi="Meiryo UI" w:eastAsia="Meiryo UI" w:cs="Meiryo UI" w:hint="default"/>
+        <w:rFonts w:ascii="Meiryo UI" w:eastAsia="Meiryo UI" w:hAnsi="Meiryo UI" w:cs="Meiryo UI" w:hint="default"/>
         <w:u w:val="none"/>
       </w:rPr>
     </w:lvl>
@@ -27660,7 +26794,7 @@
         <w:ind w:left="1520" w:hanging="440"/>
       </w:pPr>
       <w:rPr>
-        <w:rFonts w:ascii="Meiryo UI" w:hAnsi="Meiryo UI" w:eastAsia="Meiryo UI" w:cs="Meiryo UI" w:hint="default"/>
+        <w:rFonts w:ascii="Meiryo UI" w:eastAsia="Meiryo UI" w:hAnsi="Meiryo UI" w:cs="Meiryo UI" w:hint="default"/>
       </w:rPr>
     </w:lvl>
     <w:lvl w:ilvl="2">
@@ -27761,7 +26895,7 @@
         <w:ind w:left="440" w:hanging="440"/>
       </w:pPr>
       <w:rPr>
-        <w:rFonts w:ascii="Meiryo UI" w:hAnsi="Meiryo UI" w:eastAsia="Meiryo UI" w:cs="Meiryo UI" w:hint="default"/>
+        <w:rFonts w:ascii="Meiryo UI" w:eastAsia="Meiryo UI" w:hAnsi="Meiryo UI" w:cs="Meiryo UI" w:hint="default"/>
       </w:rPr>
     </w:lvl>
     <w:lvl w:ilvl="1" w:tplc="0409000B" w:tentative="1">
@@ -27773,7 +26907,7 @@
         <w:ind w:left="880" w:hanging="440"/>
       </w:pPr>
       <w:rPr>
-        <w:rFonts w:ascii="Meiryo UI" w:hAnsi="Meiryo UI" w:eastAsia="Meiryo UI" w:cs="Meiryo UI" w:hint="default"/>
+        <w:rFonts w:ascii="Meiryo UI" w:eastAsia="Meiryo UI" w:hAnsi="Meiryo UI" w:cs="Meiryo UI" w:hint="default"/>
       </w:rPr>
     </w:lvl>
     <w:lvl w:ilvl="2" w:tplc="0409000D" w:tentative="1">
@@ -27785,7 +26919,7 @@
         <w:ind w:left="1320" w:hanging="440"/>
       </w:pPr>
       <w:rPr>
-        <w:rFonts w:ascii="Meiryo UI" w:hAnsi="Meiryo UI" w:eastAsia="Meiryo UI" w:cs="Meiryo UI" w:hint="default"/>
+        <w:rFonts w:ascii="Meiryo UI" w:eastAsia="Meiryo UI" w:hAnsi="Meiryo UI" w:cs="Meiryo UI" w:hint="default"/>
       </w:rPr>
     </w:lvl>
     <w:lvl w:ilvl="3" w:tplc="04090001" w:tentative="1">
@@ -27797,7 +26931,7 @@
         <w:ind w:left="1760" w:hanging="440"/>
       </w:pPr>
       <w:rPr>
-        <w:rFonts w:ascii="Meiryo UI" w:hAnsi="Meiryo UI" w:eastAsia="Meiryo UI" w:cs="Meiryo UI" w:hint="default"/>
+        <w:rFonts w:ascii="Meiryo UI" w:eastAsia="Meiryo UI" w:hAnsi="Meiryo UI" w:cs="Meiryo UI" w:hint="default"/>
       </w:rPr>
     </w:lvl>
     <w:lvl w:ilvl="4" w:tplc="0409000B" w:tentative="1">
@@ -27809,7 +26943,7 @@
         <w:ind w:left="2200" w:hanging="440"/>
       </w:pPr>
       <w:rPr>
-        <w:rFonts w:ascii="Meiryo UI" w:hAnsi="Meiryo UI" w:eastAsia="Meiryo UI" w:cs="Meiryo UI" w:hint="default"/>
+        <w:rFonts w:ascii="Meiryo UI" w:eastAsia="Meiryo UI" w:hAnsi="Meiryo UI" w:cs="Meiryo UI" w:hint="default"/>
       </w:rPr>
     </w:lvl>
     <w:lvl w:ilvl="5" w:tplc="0409000D" w:tentative="1">
@@ -27821,7 +26955,7 @@
         <w:ind w:left="2640" w:hanging="440"/>
       </w:pPr>
       <w:rPr>
-        <w:rFonts w:ascii="Meiryo UI" w:hAnsi="Meiryo UI" w:eastAsia="Meiryo UI" w:cs="Meiryo UI" w:hint="default"/>
+        <w:rFonts w:ascii="Meiryo UI" w:eastAsia="Meiryo UI" w:hAnsi="Meiryo UI" w:cs="Meiryo UI" w:hint="default"/>
       </w:rPr>
     </w:lvl>
     <w:lvl w:ilvl="6" w:tplc="04090001" w:tentative="1">
@@ -27833,7 +26967,7 @@
         <w:ind w:left="3080" w:hanging="440"/>
       </w:pPr>
       <w:rPr>
-        <w:rFonts w:ascii="Meiryo UI" w:hAnsi="Meiryo UI" w:eastAsia="Meiryo UI" w:cs="Meiryo UI" w:hint="default"/>
+        <w:rFonts w:ascii="Meiryo UI" w:eastAsia="Meiryo UI" w:hAnsi="Meiryo UI" w:cs="Meiryo UI" w:hint="default"/>
       </w:rPr>
     </w:lvl>
     <w:lvl w:ilvl="7" w:tplc="0409000B" w:tentative="1">
@@ -27845,7 +26979,7 @@
         <w:ind w:left="3520" w:hanging="440"/>
       </w:pPr>
       <w:rPr>
-        <w:rFonts w:ascii="Meiryo UI" w:hAnsi="Meiryo UI" w:eastAsia="Meiryo UI" w:cs="Meiryo UI" w:hint="default"/>
+        <w:rFonts w:ascii="Meiryo UI" w:eastAsia="Meiryo UI" w:hAnsi="Meiryo UI" w:cs="Meiryo UI" w:hint="default"/>
       </w:rPr>
     </w:lvl>
     <w:lvl w:ilvl="8" w:tplc="0409000D" w:tentative="1">
@@ -27857,7 +26991,7 @@
         <w:ind w:left="3960" w:hanging="440"/>
       </w:pPr>
       <w:rPr>
-        <w:rFonts w:ascii="Meiryo UI" w:hAnsi="Meiryo UI" w:eastAsia="Meiryo UI" w:cs="Meiryo UI" w:hint="default"/>
+        <w:rFonts w:ascii="Meiryo UI" w:eastAsia="Meiryo UI" w:hAnsi="Meiryo UI" w:cs="Meiryo UI" w:hint="default"/>
       </w:rPr>
     </w:lvl>
   </w:abstractNum>
@@ -27874,7 +27008,7 @@
         <w:ind w:left="800" w:hanging="440"/>
       </w:pPr>
       <w:rPr>
-        <w:rFonts w:ascii="Meiryo UI" w:hAnsi="Meiryo UI" w:eastAsia="Meiryo UI" w:cs="Meiryo UI" w:hint="default"/>
+        <w:rFonts w:ascii="Meiryo UI" w:eastAsia="Meiryo UI" w:hAnsi="Meiryo UI" w:cs="Meiryo UI" w:hint="default"/>
         <w:u w:val="none"/>
       </w:rPr>
     </w:lvl>
@@ -27887,7 +27021,7 @@
         <w:ind w:left="1520" w:hanging="440"/>
       </w:pPr>
       <w:rPr>
-        <w:rFonts w:ascii="Meiryo UI" w:hAnsi="Meiryo UI" w:eastAsia="Meiryo UI" w:cs="Meiryo UI" w:hint="default"/>
+        <w:rFonts w:ascii="Meiryo UI" w:eastAsia="Meiryo UI" w:hAnsi="Meiryo UI" w:cs="Meiryo UI" w:hint="default"/>
       </w:rPr>
     </w:lvl>
     <w:lvl w:ilvl="2">
@@ -27988,7 +27122,7 @@
         <w:ind w:left="800" w:hanging="440"/>
       </w:pPr>
       <w:rPr>
-        <w:rFonts w:ascii="Meiryo UI" w:hAnsi="Meiryo UI" w:eastAsia="Meiryo UI" w:cs="Meiryo UI" w:hint="default"/>
+        <w:rFonts w:ascii="Meiryo UI" w:eastAsia="Meiryo UI" w:hAnsi="Meiryo UI" w:cs="Meiryo UI" w:hint="default"/>
         <w:u w:val="none"/>
       </w:rPr>
     </w:lvl>
@@ -28001,7 +27135,7 @@
         <w:ind w:left="1520" w:hanging="440"/>
       </w:pPr>
       <w:rPr>
-        <w:rFonts w:ascii="Meiryo UI" w:hAnsi="Meiryo UI" w:eastAsia="Meiryo UI" w:cs="Meiryo UI" w:hint="default"/>
+        <w:rFonts w:ascii="Meiryo UI" w:eastAsia="Meiryo UI" w:hAnsi="Meiryo UI" w:cs="Meiryo UI" w:hint="default"/>
       </w:rPr>
     </w:lvl>
     <w:lvl w:ilvl="2">
@@ -28102,7 +27236,7 @@
         <w:ind w:left="680" w:hanging="440"/>
       </w:pPr>
       <w:rPr>
-        <w:rFonts w:ascii="Meiryo UI" w:hAnsi="Meiryo UI" w:eastAsia="Meiryo UI" w:cs="Meiryo UI" w:hint="default"/>
+        <w:rFonts w:ascii="Meiryo UI" w:eastAsia="Meiryo UI" w:hAnsi="Meiryo UI" w:cs="Meiryo UI" w:hint="default"/>
       </w:rPr>
     </w:lvl>
     <w:lvl w:ilvl="1" w:tplc="0409000B" w:tentative="1">
@@ -28114,7 +27248,7 @@
         <w:ind w:left="1120" w:hanging="440"/>
       </w:pPr>
       <w:rPr>
-        <w:rFonts w:ascii="Meiryo UI" w:hAnsi="Meiryo UI" w:eastAsia="Meiryo UI" w:cs="Meiryo UI" w:hint="default"/>
+        <w:rFonts w:ascii="Meiryo UI" w:eastAsia="Meiryo UI" w:hAnsi="Meiryo UI" w:cs="Meiryo UI" w:hint="default"/>
       </w:rPr>
     </w:lvl>
     <w:lvl w:ilvl="2" w:tplc="0409000D" w:tentative="1">
@@ -28126,7 +27260,7 @@
         <w:ind w:left="1560" w:hanging="440"/>
       </w:pPr>
       <w:rPr>
-        <w:rFonts w:ascii="Meiryo UI" w:hAnsi="Meiryo UI" w:eastAsia="Meiryo UI" w:cs="Meiryo UI" w:hint="default"/>
+        <w:rFonts w:ascii="Meiryo UI" w:eastAsia="Meiryo UI" w:hAnsi="Meiryo UI" w:cs="Meiryo UI" w:hint="default"/>
       </w:rPr>
     </w:lvl>
     <w:lvl w:ilvl="3" w:tplc="04090001" w:tentative="1">
@@ -28138,7 +27272,7 @@
         <w:ind w:left="2000" w:hanging="440"/>
       </w:pPr>
       <w:rPr>
-        <w:rFonts w:ascii="Meiryo UI" w:hAnsi="Meiryo UI" w:eastAsia="Meiryo UI" w:cs="Meiryo UI" w:hint="default"/>
+        <w:rFonts w:ascii="Meiryo UI" w:eastAsia="Meiryo UI" w:hAnsi="Meiryo UI" w:cs="Meiryo UI" w:hint="default"/>
       </w:rPr>
     </w:lvl>
     <w:lvl w:ilvl="4" w:tplc="0409000B" w:tentative="1">
@@ -28150,7 +27284,7 @@
         <w:ind w:left="2440" w:hanging="440"/>
       </w:pPr>
       <w:rPr>
-        <w:rFonts w:ascii="Meiryo UI" w:hAnsi="Meiryo UI" w:eastAsia="Meiryo UI" w:cs="Meiryo UI" w:hint="default"/>
+        <w:rFonts w:ascii="Meiryo UI" w:eastAsia="Meiryo UI" w:hAnsi="Meiryo UI" w:cs="Meiryo UI" w:hint="default"/>
       </w:rPr>
     </w:lvl>
     <w:lvl w:ilvl="5" w:tplc="0409000D" w:tentative="1">
@@ -28162,7 +27296,7 @@
         <w:ind w:left="2880" w:hanging="440"/>
       </w:pPr>
       <w:rPr>
-        <w:rFonts w:ascii="Meiryo UI" w:hAnsi="Meiryo UI" w:eastAsia="Meiryo UI" w:cs="Meiryo UI" w:hint="default"/>
+        <w:rFonts w:ascii="Meiryo UI" w:eastAsia="Meiryo UI" w:hAnsi="Meiryo UI" w:cs="Meiryo UI" w:hint="default"/>
       </w:rPr>
     </w:lvl>
     <w:lvl w:ilvl="6" w:tplc="04090001" w:tentative="1">
@@ -28174,7 +27308,7 @@
         <w:ind w:left="3320" w:hanging="440"/>
       </w:pPr>
       <w:rPr>
-        <w:rFonts w:ascii="Meiryo UI" w:hAnsi="Meiryo UI" w:eastAsia="Meiryo UI" w:cs="Meiryo UI" w:hint="default"/>
+        <w:rFonts w:ascii="Meiryo UI" w:eastAsia="Meiryo UI" w:hAnsi="Meiryo UI" w:cs="Meiryo UI" w:hint="default"/>
       </w:rPr>
     </w:lvl>
     <w:lvl w:ilvl="7" w:tplc="0409000B" w:tentative="1">
@@ -28186,7 +27320,7 @@
         <w:ind w:left="3760" w:hanging="440"/>
       </w:pPr>
       <w:rPr>
-        <w:rFonts w:ascii="Meiryo UI" w:hAnsi="Meiryo UI" w:eastAsia="Meiryo UI" w:cs="Meiryo UI" w:hint="default"/>
+        <w:rFonts w:ascii="Meiryo UI" w:eastAsia="Meiryo UI" w:hAnsi="Meiryo UI" w:cs="Meiryo UI" w:hint="default"/>
       </w:rPr>
     </w:lvl>
     <w:lvl w:ilvl="8" w:tplc="0409000D" w:tentative="1">
@@ -28198,7 +27332,7 @@
         <w:ind w:left="4200" w:hanging="440"/>
       </w:pPr>
       <w:rPr>
-        <w:rFonts w:ascii="Meiryo UI" w:hAnsi="Meiryo UI" w:eastAsia="Meiryo UI" w:cs="Meiryo UI" w:hint="default"/>
+        <w:rFonts w:ascii="Meiryo UI" w:eastAsia="Meiryo UI" w:hAnsi="Meiryo UI" w:cs="Meiryo UI" w:hint="default"/>
       </w:rPr>
     </w:lvl>
   </w:abstractNum>
@@ -28215,7 +27349,7 @@
         <w:ind w:left="800" w:hanging="440"/>
       </w:pPr>
       <w:rPr>
-        <w:rFonts w:ascii="Meiryo UI" w:hAnsi="Meiryo UI" w:eastAsia="Meiryo UI" w:cs="Meiryo UI" w:hint="default"/>
+        <w:rFonts w:ascii="Meiryo UI" w:eastAsia="Meiryo UI" w:hAnsi="Meiryo UI" w:cs="Meiryo UI" w:hint="default"/>
         <w:u w:val="none"/>
       </w:rPr>
     </w:lvl>
@@ -28329,7 +27463,7 @@
         <w:ind w:left="800" w:hanging="440"/>
       </w:pPr>
       <w:rPr>
-        <w:rFonts w:ascii="Meiryo UI" w:hAnsi="Meiryo UI" w:eastAsia="Meiryo UI" w:cs="Meiryo UI" w:hint="default"/>
+        <w:rFonts w:ascii="Meiryo UI" w:eastAsia="Meiryo UI" w:hAnsi="Meiryo UI" w:cs="Meiryo UI" w:hint="default"/>
         <w:u w:val="none"/>
       </w:rPr>
     </w:lvl>
@@ -28443,7 +27577,7 @@
         <w:ind w:left="440" w:hanging="440"/>
       </w:pPr>
       <w:rPr>
-        <w:rFonts w:ascii="Meiryo UI" w:hAnsi="Meiryo UI" w:eastAsia="Meiryo UI" w:cs="Meiryo UI" w:hint="default"/>
+        <w:rFonts w:ascii="Meiryo UI" w:eastAsia="Meiryo UI" w:hAnsi="Meiryo UI" w:cs="Meiryo UI" w:hint="default"/>
       </w:rPr>
     </w:lvl>
     <w:lvl w:ilvl="1" w:tplc="0409000B" w:tentative="1">
@@ -28455,7 +27589,7 @@
         <w:ind w:left="880" w:hanging="440"/>
       </w:pPr>
       <w:rPr>
-        <w:rFonts w:ascii="Meiryo UI" w:hAnsi="Meiryo UI" w:eastAsia="Meiryo UI" w:cs="Meiryo UI" w:hint="default"/>
+        <w:rFonts w:ascii="Meiryo UI" w:eastAsia="Meiryo UI" w:hAnsi="Meiryo UI" w:cs="Meiryo UI" w:hint="default"/>
       </w:rPr>
     </w:lvl>
     <w:lvl w:ilvl="2" w:tplc="0409000D" w:tentative="1">
@@ -28467,7 +27601,7 @@
         <w:ind w:left="1320" w:hanging="440"/>
       </w:pPr>
       <w:rPr>
-        <w:rFonts w:ascii="Meiryo UI" w:hAnsi="Meiryo UI" w:eastAsia="Meiryo UI" w:cs="Meiryo UI" w:hint="default"/>
+        <w:rFonts w:ascii="Meiryo UI" w:eastAsia="Meiryo UI" w:hAnsi="Meiryo UI" w:cs="Meiryo UI" w:hint="default"/>
       </w:rPr>
     </w:lvl>
     <w:lvl w:ilvl="3" w:tplc="04090001" w:tentative="1">
@@ -28479,7 +27613,7 @@
         <w:ind w:left="1760" w:hanging="440"/>
       </w:pPr>
       <w:rPr>
-        <w:rFonts w:ascii="Meiryo UI" w:hAnsi="Meiryo UI" w:eastAsia="Meiryo UI" w:cs="Meiryo UI" w:hint="default"/>
+        <w:rFonts w:ascii="Meiryo UI" w:eastAsia="Meiryo UI" w:hAnsi="Meiryo UI" w:cs="Meiryo UI" w:hint="default"/>
       </w:rPr>
     </w:lvl>
     <w:lvl w:ilvl="4" w:tplc="0409000B" w:tentative="1">
@@ -28491,7 +27625,7 @@
         <w:ind w:left="2200" w:hanging="440"/>
       </w:pPr>
       <w:rPr>
-        <w:rFonts w:ascii="Meiryo UI" w:hAnsi="Meiryo UI" w:eastAsia="Meiryo UI" w:cs="Meiryo UI" w:hint="default"/>
+        <w:rFonts w:ascii="Meiryo UI" w:eastAsia="Meiryo UI" w:hAnsi="Meiryo UI" w:cs="Meiryo UI" w:hint="default"/>
       </w:rPr>
     </w:lvl>
     <w:lvl w:ilvl="5" w:tplc="0409000D" w:tentative="1">
@@ -28503,7 +27637,7 @@
         <w:ind w:left="2640" w:hanging="440"/>
       </w:pPr>
       <w:rPr>
-        <w:rFonts w:ascii="Meiryo UI" w:hAnsi="Meiryo UI" w:eastAsia="Meiryo UI" w:cs="Meiryo UI" w:hint="default"/>
+        <w:rFonts w:ascii="Meiryo UI" w:eastAsia="Meiryo UI" w:hAnsi="Meiryo UI" w:cs="Meiryo UI" w:hint="default"/>
       </w:rPr>
     </w:lvl>
     <w:lvl w:ilvl="6" w:tplc="04090001" w:tentative="1">
@@ -28515,7 +27649,7 @@
         <w:ind w:left="3080" w:hanging="440"/>
       </w:pPr>
       <w:rPr>
-        <w:rFonts w:ascii="Meiryo UI" w:hAnsi="Meiryo UI" w:eastAsia="Meiryo UI" w:cs="Meiryo UI" w:hint="default"/>
+        <w:rFonts w:ascii="Meiryo UI" w:eastAsia="Meiryo UI" w:hAnsi="Meiryo UI" w:cs="Meiryo UI" w:hint="default"/>
       </w:rPr>
     </w:lvl>
     <w:lvl w:ilvl="7" w:tplc="0409000B" w:tentative="1">
@@ -28527,7 +27661,7 @@
         <w:ind w:left="3520" w:hanging="440"/>
       </w:pPr>
       <w:rPr>
-        <w:rFonts w:ascii="Meiryo UI" w:hAnsi="Meiryo UI" w:eastAsia="Meiryo UI" w:cs="Meiryo UI" w:hint="default"/>
+        <w:rFonts w:ascii="Meiryo UI" w:eastAsia="Meiryo UI" w:hAnsi="Meiryo UI" w:cs="Meiryo UI" w:hint="default"/>
       </w:rPr>
     </w:lvl>
     <w:lvl w:ilvl="8" w:tplc="0409000D" w:tentative="1">
@@ -28539,7 +27673,7 @@
         <w:ind w:left="3960" w:hanging="440"/>
       </w:pPr>
       <w:rPr>
-        <w:rFonts w:ascii="Meiryo UI" w:hAnsi="Meiryo UI" w:eastAsia="Meiryo UI" w:cs="Meiryo UI" w:hint="default"/>
+        <w:rFonts w:ascii="Meiryo UI" w:eastAsia="Meiryo UI" w:hAnsi="Meiryo UI" w:cs="Meiryo UI" w:hint="default"/>
       </w:rPr>
     </w:lvl>
   </w:abstractNum>
@@ -28556,7 +27690,7 @@
         <w:ind w:left="440" w:hanging="440"/>
       </w:pPr>
       <w:rPr>
-        <w:rFonts w:ascii="Meiryo UI" w:hAnsi="Meiryo UI" w:eastAsia="Meiryo UI" w:cs="Meiryo UI" w:hint="default"/>
+        <w:rFonts w:ascii="Meiryo UI" w:eastAsia="Meiryo UI" w:hAnsi="Meiryo UI" w:cs="Meiryo UI" w:hint="default"/>
       </w:rPr>
     </w:lvl>
     <w:lvl w:ilvl="1" w:tplc="0409000B" w:tentative="1">
@@ -28568,7 +27702,7 @@
         <w:ind w:left="880" w:hanging="440"/>
       </w:pPr>
       <w:rPr>
-        <w:rFonts w:ascii="Meiryo UI" w:hAnsi="Meiryo UI" w:eastAsia="Meiryo UI" w:cs="Meiryo UI" w:hint="default"/>
+        <w:rFonts w:ascii="Meiryo UI" w:eastAsia="Meiryo UI" w:hAnsi="Meiryo UI" w:cs="Meiryo UI" w:hint="default"/>
       </w:rPr>
     </w:lvl>
     <w:lvl w:ilvl="2" w:tplc="0409000D" w:tentative="1">
@@ -28580,7 +27714,7 @@
         <w:ind w:left="1320" w:hanging="440"/>
       </w:pPr>
       <w:rPr>
-        <w:rFonts w:ascii="Meiryo UI" w:hAnsi="Meiryo UI" w:eastAsia="Meiryo UI" w:cs="Meiryo UI" w:hint="default"/>
+        <w:rFonts w:ascii="Meiryo UI" w:eastAsia="Meiryo UI" w:hAnsi="Meiryo UI" w:cs="Meiryo UI" w:hint="default"/>
       </w:rPr>
     </w:lvl>
     <w:lvl w:ilvl="3" w:tplc="04090001" w:tentative="1">
@@ -28592,7 +27726,7 @@
         <w:ind w:left="1760" w:hanging="440"/>
       </w:pPr>
       <w:rPr>
-        <w:rFonts w:ascii="Meiryo UI" w:hAnsi="Meiryo UI" w:eastAsia="Meiryo UI" w:cs="Meiryo UI" w:hint="default"/>
+        <w:rFonts w:ascii="Meiryo UI" w:eastAsia="Meiryo UI" w:hAnsi="Meiryo UI" w:cs="Meiryo UI" w:hint="default"/>
       </w:rPr>
     </w:lvl>
     <w:lvl w:ilvl="4" w:tplc="0409000B" w:tentative="1">
@@ -28604,7 +27738,7 @@
         <w:ind w:left="2200" w:hanging="440"/>
       </w:pPr>
       <w:rPr>
-        <w:rFonts w:ascii="Meiryo UI" w:hAnsi="Meiryo UI" w:eastAsia="Meiryo UI" w:cs="Meiryo UI" w:hint="default"/>
+        <w:rFonts w:ascii="Meiryo UI" w:eastAsia="Meiryo UI" w:hAnsi="Meiryo UI" w:cs="Meiryo UI" w:hint="default"/>
       </w:rPr>
     </w:lvl>
     <w:lvl w:ilvl="5" w:tplc="0409000D" w:tentative="1">
@@ -28616,7 +27750,7 @@
         <w:ind w:left="2640" w:hanging="440"/>
       </w:pPr>
       <w:rPr>
-        <w:rFonts w:ascii="Meiryo UI" w:hAnsi="Meiryo UI" w:eastAsia="Meiryo UI" w:cs="Meiryo UI" w:hint="default"/>
+        <w:rFonts w:ascii="Meiryo UI" w:eastAsia="Meiryo UI" w:hAnsi="Meiryo UI" w:cs="Meiryo UI" w:hint="default"/>
       </w:rPr>
     </w:lvl>
     <w:lvl w:ilvl="6" w:tplc="04090001" w:tentative="1">
@@ -28628,7 +27762,7 @@
         <w:ind w:left="3080" w:hanging="440"/>
       </w:pPr>
       <w:rPr>
-        <w:rFonts w:ascii="Meiryo UI" w:hAnsi="Meiryo UI" w:eastAsia="Meiryo UI" w:cs="Meiryo UI" w:hint="default"/>
+        <w:rFonts w:ascii="Meiryo UI" w:eastAsia="Meiryo UI" w:hAnsi="Meiryo UI" w:cs="Meiryo UI" w:hint="default"/>
       </w:rPr>
     </w:lvl>
     <w:lvl w:ilvl="7" w:tplc="0409000B" w:tentative="1">
@@ -28640,7 +27774,7 @@
         <w:ind w:left="3520" w:hanging="440"/>
       </w:pPr>
       <w:rPr>
-        <w:rFonts w:ascii="Meiryo UI" w:hAnsi="Meiryo UI" w:eastAsia="Meiryo UI" w:cs="Meiryo UI" w:hint="default"/>
+        <w:rFonts w:ascii="Meiryo UI" w:eastAsia="Meiryo UI" w:hAnsi="Meiryo UI" w:cs="Meiryo UI" w:hint="default"/>
       </w:rPr>
     </w:lvl>
     <w:lvl w:ilvl="8" w:tplc="0409000D" w:tentative="1">
@@ -28652,7 +27786,7 @@
         <w:ind w:left="3960" w:hanging="440"/>
       </w:pPr>
       <w:rPr>
-        <w:rFonts w:ascii="Meiryo UI" w:hAnsi="Meiryo UI" w:eastAsia="Meiryo UI" w:cs="Meiryo UI" w:hint="default"/>
+        <w:rFonts w:ascii="Meiryo UI" w:eastAsia="Meiryo UI" w:hAnsi="Meiryo UI" w:cs="Meiryo UI" w:hint="default"/>
       </w:rPr>
     </w:lvl>
   </w:abstractNum>
@@ -28785,7 +27919,7 @@
         <w:ind w:left="720" w:hanging="360"/>
       </w:pPr>
       <w:rPr>
-        <w:rFonts w:ascii="Meiryo UI" w:hAnsi="Meiryo UI" w:eastAsia="Meiryo UI" w:cs="Meiryo UI" w:hint="default"/>
+        <w:rFonts w:ascii="Meiryo UI" w:eastAsia="Meiryo UI" w:hAnsi="Meiryo UI" w:cs="Meiryo UI" w:hint="default"/>
         <w:sz w:val="20"/>
       </w:rPr>
     </w:lvl>
@@ -28817,7 +27951,7 @@
         <w:ind w:left="2160" w:hanging="360"/>
       </w:pPr>
       <w:rPr>
-        <w:rFonts w:ascii="Meiryo UI" w:hAnsi="Meiryo UI" w:eastAsia="Meiryo UI" w:cs="Meiryo UI" w:hint="default"/>
+        <w:rFonts w:ascii="Meiryo UI" w:eastAsia="Meiryo UI" w:hAnsi="Meiryo UI" w:cs="Meiryo UI" w:hint="default"/>
         <w:sz w:val="20"/>
       </w:rPr>
     </w:lvl>
@@ -28833,7 +27967,7 @@
         <w:ind w:left="2880" w:hanging="360"/>
       </w:pPr>
       <w:rPr>
-        <w:rFonts w:ascii="Meiryo UI" w:hAnsi="Meiryo UI" w:eastAsia="Meiryo UI" w:cs="Meiryo UI" w:hint="default"/>
+        <w:rFonts w:ascii="Meiryo UI" w:eastAsia="Meiryo UI" w:hAnsi="Meiryo UI" w:cs="Meiryo UI" w:hint="default"/>
         <w:sz w:val="20"/>
       </w:rPr>
     </w:lvl>
@@ -28849,7 +27983,7 @@
         <w:ind w:left="3600" w:hanging="360"/>
       </w:pPr>
       <w:rPr>
-        <w:rFonts w:ascii="Meiryo UI" w:hAnsi="Meiryo UI" w:eastAsia="Meiryo UI" w:cs="Meiryo UI" w:hint="default"/>
+        <w:rFonts w:ascii="Meiryo UI" w:eastAsia="Meiryo UI" w:hAnsi="Meiryo UI" w:cs="Meiryo UI" w:hint="default"/>
         <w:sz w:val="20"/>
       </w:rPr>
     </w:lvl>
@@ -28865,7 +27999,7 @@
         <w:ind w:left="4320" w:hanging="360"/>
       </w:pPr>
       <w:rPr>
-        <w:rFonts w:ascii="Meiryo UI" w:hAnsi="Meiryo UI" w:eastAsia="Meiryo UI" w:cs="Meiryo UI" w:hint="default"/>
+        <w:rFonts w:ascii="Meiryo UI" w:eastAsia="Meiryo UI" w:hAnsi="Meiryo UI" w:cs="Meiryo UI" w:hint="default"/>
         <w:sz w:val="20"/>
       </w:rPr>
     </w:lvl>
@@ -28881,7 +28015,7 @@
         <w:ind w:left="5040" w:hanging="360"/>
       </w:pPr>
       <w:rPr>
-        <w:rFonts w:ascii="Meiryo UI" w:hAnsi="Meiryo UI" w:eastAsia="Meiryo UI" w:cs="Meiryo UI" w:hint="default"/>
+        <w:rFonts w:ascii="Meiryo UI" w:eastAsia="Meiryo UI" w:hAnsi="Meiryo UI" w:cs="Meiryo UI" w:hint="default"/>
         <w:sz w:val="20"/>
       </w:rPr>
     </w:lvl>
@@ -28897,7 +28031,7 @@
         <w:ind w:left="5760" w:hanging="360"/>
       </w:pPr>
       <w:rPr>
-        <w:rFonts w:ascii="Meiryo UI" w:hAnsi="Meiryo UI" w:eastAsia="Meiryo UI" w:cs="Meiryo UI" w:hint="default"/>
+        <w:rFonts w:ascii="Meiryo UI" w:eastAsia="Meiryo UI" w:hAnsi="Meiryo UI" w:cs="Meiryo UI" w:hint="default"/>
         <w:sz w:val="20"/>
       </w:rPr>
     </w:lvl>
@@ -28913,7 +28047,7 @@
         <w:ind w:left="6480" w:hanging="360"/>
       </w:pPr>
       <w:rPr>
-        <w:rFonts w:ascii="Meiryo UI" w:hAnsi="Meiryo UI" w:eastAsia="Meiryo UI" w:cs="Meiryo UI" w:hint="default"/>
+        <w:rFonts w:ascii="Meiryo UI" w:eastAsia="Meiryo UI" w:hAnsi="Meiryo UI" w:cs="Meiryo UI" w:hint="default"/>
         <w:sz w:val="20"/>
       </w:rPr>
     </w:lvl>
@@ -28934,7 +28068,7 @@
         <w:ind w:left="720" w:hanging="360"/>
       </w:pPr>
       <w:rPr>
-        <w:rFonts w:ascii="Meiryo UI" w:hAnsi="Meiryo UI" w:eastAsia="Meiryo UI" w:cs="Meiryo UI" w:hint="default"/>
+        <w:rFonts w:ascii="Meiryo UI" w:eastAsia="Meiryo UI" w:hAnsi="Meiryo UI" w:cs="Meiryo UI" w:hint="default"/>
         <w:sz w:val="20"/>
       </w:rPr>
     </w:lvl>
@@ -28966,7 +28100,7 @@
         <w:ind w:left="2160" w:hanging="360"/>
       </w:pPr>
       <w:rPr>
-        <w:rFonts w:ascii="Meiryo UI" w:hAnsi="Meiryo UI" w:eastAsia="Meiryo UI" w:cs="Meiryo UI" w:hint="default"/>
+        <w:rFonts w:ascii="Meiryo UI" w:eastAsia="Meiryo UI" w:hAnsi="Meiryo UI" w:cs="Meiryo UI" w:hint="default"/>
         <w:sz w:val="20"/>
       </w:rPr>
     </w:lvl>
@@ -28982,7 +28116,7 @@
         <w:ind w:left="2880" w:hanging="360"/>
       </w:pPr>
       <w:rPr>
-        <w:rFonts w:ascii="Meiryo UI" w:hAnsi="Meiryo UI" w:eastAsia="Meiryo UI" w:cs="Meiryo UI" w:hint="default"/>
+        <w:rFonts w:ascii="Meiryo UI" w:eastAsia="Meiryo UI" w:hAnsi="Meiryo UI" w:cs="Meiryo UI" w:hint="default"/>
         <w:sz w:val="20"/>
       </w:rPr>
     </w:lvl>
@@ -28998,7 +28132,7 @@
         <w:ind w:left="3600" w:hanging="360"/>
       </w:pPr>
       <w:rPr>
-        <w:rFonts w:ascii="Meiryo UI" w:hAnsi="Meiryo UI" w:eastAsia="Meiryo UI" w:cs="Meiryo UI" w:hint="default"/>
+        <w:rFonts w:ascii="Meiryo UI" w:eastAsia="Meiryo UI" w:hAnsi="Meiryo UI" w:cs="Meiryo UI" w:hint="default"/>
         <w:sz w:val="20"/>
       </w:rPr>
     </w:lvl>
@@ -29014,7 +28148,7 @@
         <w:ind w:left="4320" w:hanging="360"/>
       </w:pPr>
       <w:rPr>
-        <w:rFonts w:ascii="Meiryo UI" w:hAnsi="Meiryo UI" w:eastAsia="Meiryo UI" w:cs="Meiryo UI" w:hint="default"/>
+        <w:rFonts w:ascii="Meiryo UI" w:eastAsia="Meiryo UI" w:hAnsi="Meiryo UI" w:cs="Meiryo UI" w:hint="default"/>
         <w:sz w:val="20"/>
       </w:rPr>
     </w:lvl>
@@ -29030,7 +28164,7 @@
         <w:ind w:left="5040" w:hanging="360"/>
       </w:pPr>
       <w:rPr>
-        <w:rFonts w:ascii="Meiryo UI" w:hAnsi="Meiryo UI" w:eastAsia="Meiryo UI" w:cs="Meiryo UI" w:hint="default"/>
+        <w:rFonts w:ascii="Meiryo UI" w:eastAsia="Meiryo UI" w:hAnsi="Meiryo UI" w:cs="Meiryo UI" w:hint="default"/>
         <w:sz w:val="20"/>
       </w:rPr>
     </w:lvl>
@@ -29046,7 +28180,7 @@
         <w:ind w:left="5760" w:hanging="360"/>
       </w:pPr>
       <w:rPr>
-        <w:rFonts w:ascii="Meiryo UI" w:hAnsi="Meiryo UI" w:eastAsia="Meiryo UI" w:cs="Meiryo UI" w:hint="default"/>
+        <w:rFonts w:ascii="Meiryo UI" w:eastAsia="Meiryo UI" w:hAnsi="Meiryo UI" w:cs="Meiryo UI" w:hint="default"/>
         <w:sz w:val="20"/>
       </w:rPr>
     </w:lvl>
@@ -29062,7 +28196,7 @@
         <w:ind w:left="6480" w:hanging="360"/>
       </w:pPr>
       <w:rPr>
-        <w:rFonts w:ascii="Meiryo UI" w:hAnsi="Meiryo UI" w:eastAsia="Meiryo UI" w:cs="Meiryo UI" w:hint="default"/>
+        <w:rFonts w:ascii="Meiryo UI" w:eastAsia="Meiryo UI" w:hAnsi="Meiryo UI" w:cs="Meiryo UI" w:hint="default"/>
         <w:sz w:val="20"/>
       </w:rPr>
     </w:lvl>
@@ -29080,7 +28214,7 @@
         <w:ind w:left="440" w:hanging="440"/>
       </w:pPr>
       <w:rPr>
-        <w:rFonts w:ascii="Meiryo UI" w:hAnsi="Meiryo UI" w:eastAsia="Meiryo UI" w:cs="Meiryo UI" w:hint="default"/>
+        <w:rFonts w:ascii="Meiryo UI" w:eastAsia="Meiryo UI" w:hAnsi="Meiryo UI" w:cs="Meiryo UI" w:hint="default"/>
       </w:rPr>
     </w:lvl>
     <w:lvl w:ilvl="1" w:tplc="0409000B">
@@ -29092,7 +28226,7 @@
         <w:ind w:left="880" w:hanging="440"/>
       </w:pPr>
       <w:rPr>
-        <w:rFonts w:ascii="Meiryo UI" w:hAnsi="Meiryo UI" w:eastAsia="Meiryo UI" w:cs="Meiryo UI" w:hint="default"/>
+        <w:rFonts w:ascii="Meiryo UI" w:eastAsia="Meiryo UI" w:hAnsi="Meiryo UI" w:cs="Meiryo UI" w:hint="default"/>
       </w:rPr>
     </w:lvl>
     <w:lvl w:ilvl="2" w:tplc="0409000D" w:tentative="1">
@@ -29104,7 +28238,7 @@
         <w:ind w:left="1320" w:hanging="440"/>
       </w:pPr>
       <w:rPr>
-        <w:rFonts w:ascii="Meiryo UI" w:hAnsi="Meiryo UI" w:eastAsia="Meiryo UI" w:cs="Meiryo UI" w:hint="default"/>
+        <w:rFonts w:ascii="Meiryo UI" w:eastAsia="Meiryo UI" w:hAnsi="Meiryo UI" w:cs="Meiryo UI" w:hint="default"/>
       </w:rPr>
     </w:lvl>
     <w:lvl w:ilvl="3" w:tplc="04090001" w:tentative="1">
@@ -29116,7 +28250,7 @@
         <w:ind w:left="1760" w:hanging="440"/>
       </w:pPr>
       <w:rPr>
-        <w:rFonts w:ascii="Meiryo UI" w:hAnsi="Meiryo UI" w:eastAsia="Meiryo UI" w:cs="Meiryo UI" w:hint="default"/>
+        <w:rFonts w:ascii="Meiryo UI" w:eastAsia="Meiryo UI" w:hAnsi="Meiryo UI" w:cs="Meiryo UI" w:hint="default"/>
       </w:rPr>
     </w:lvl>
     <w:lvl w:ilvl="4" w:tplc="0409000B" w:tentative="1">
@@ -29128,7 +28262,7 @@
         <w:ind w:left="2200" w:hanging="440"/>
       </w:pPr>
       <w:rPr>
-        <w:rFonts w:ascii="Meiryo UI" w:hAnsi="Meiryo UI" w:eastAsia="Meiryo UI" w:cs="Meiryo UI" w:hint="default"/>
+        <w:rFonts w:ascii="Meiryo UI" w:eastAsia="Meiryo UI" w:hAnsi="Meiryo UI" w:cs="Meiryo UI" w:hint="default"/>
       </w:rPr>
     </w:lvl>
     <w:lvl w:ilvl="5" w:tplc="0409000D" w:tentative="1">
@@ -29140,7 +28274,7 @@
         <w:ind w:left="2640" w:hanging="440"/>
       </w:pPr>
       <w:rPr>
-        <w:rFonts w:ascii="Meiryo UI" w:hAnsi="Meiryo UI" w:eastAsia="Meiryo UI" w:cs="Meiryo UI" w:hint="default"/>
+        <w:rFonts w:ascii="Meiryo UI" w:eastAsia="Meiryo UI" w:hAnsi="Meiryo UI" w:cs="Meiryo UI" w:hint="default"/>
       </w:rPr>
     </w:lvl>
     <w:lvl w:ilvl="6" w:tplc="04090001" w:tentative="1">
@@ -29152,7 +28286,7 @@
         <w:ind w:left="3080" w:hanging="440"/>
       </w:pPr>
       <w:rPr>
-        <w:rFonts w:ascii="Meiryo UI" w:hAnsi="Meiryo UI" w:eastAsia="Meiryo UI" w:cs="Meiryo UI" w:hint="default"/>
+        <w:rFonts w:ascii="Meiryo UI" w:eastAsia="Meiryo UI" w:hAnsi="Meiryo UI" w:cs="Meiryo UI" w:hint="default"/>
       </w:rPr>
     </w:lvl>
     <w:lvl w:ilvl="7" w:tplc="0409000B" w:tentative="1">
@@ -29164,7 +28298,7 @@
         <w:ind w:left="3520" w:hanging="440"/>
       </w:pPr>
       <w:rPr>
-        <w:rFonts w:ascii="Meiryo UI" w:hAnsi="Meiryo UI" w:eastAsia="Meiryo UI" w:cs="Meiryo UI" w:hint="default"/>
+        <w:rFonts w:ascii="Meiryo UI" w:eastAsia="Meiryo UI" w:hAnsi="Meiryo UI" w:cs="Meiryo UI" w:hint="default"/>
       </w:rPr>
     </w:lvl>
     <w:lvl w:ilvl="8" w:tplc="0409000D" w:tentative="1">
@@ -29176,7 +28310,7 @@
         <w:ind w:left="3960" w:hanging="440"/>
       </w:pPr>
       <w:rPr>
-        <w:rFonts w:ascii="Meiryo UI" w:hAnsi="Meiryo UI" w:eastAsia="Meiryo UI" w:cs="Meiryo UI" w:hint="default"/>
+        <w:rFonts w:ascii="Meiryo UI" w:eastAsia="Meiryo UI" w:hAnsi="Meiryo UI" w:cs="Meiryo UI" w:hint="default"/>
       </w:rPr>
     </w:lvl>
   </w:abstractNum>
@@ -29196,7 +28330,7 @@
         <w:ind w:left="720" w:hanging="360"/>
       </w:pPr>
       <w:rPr>
-        <w:rFonts w:ascii="Meiryo UI" w:hAnsi="Meiryo UI" w:eastAsia="Meiryo UI" w:cs="Meiryo UI" w:hint="default"/>
+        <w:rFonts w:ascii="Meiryo UI" w:eastAsia="Meiryo UI" w:hAnsi="Meiryo UI" w:cs="Meiryo UI" w:hint="default"/>
         <w:sz w:val="20"/>
       </w:rPr>
     </w:lvl>
@@ -29228,7 +28362,7 @@
         <w:ind w:left="2160" w:hanging="360"/>
       </w:pPr>
       <w:rPr>
-        <w:rFonts w:ascii="Meiryo UI" w:hAnsi="Meiryo UI" w:eastAsia="Meiryo UI" w:cs="Meiryo UI" w:hint="default"/>
+        <w:rFonts w:ascii="Meiryo UI" w:eastAsia="Meiryo UI" w:hAnsi="Meiryo UI" w:cs="Meiryo UI" w:hint="default"/>
         <w:sz w:val="20"/>
       </w:rPr>
     </w:lvl>
@@ -29244,7 +28378,7 @@
         <w:ind w:left="2880" w:hanging="360"/>
       </w:pPr>
       <w:rPr>
-        <w:rFonts w:ascii="Meiryo UI" w:hAnsi="Meiryo UI" w:eastAsia="Meiryo UI" w:cs="Meiryo UI" w:hint="default"/>
+        <w:rFonts w:ascii="Meiryo UI" w:eastAsia="Meiryo UI" w:hAnsi="Meiryo UI" w:cs="Meiryo UI" w:hint="default"/>
         <w:sz w:val="20"/>
       </w:rPr>
     </w:lvl>
@@ -29260,7 +28394,7 @@
         <w:ind w:left="3600" w:hanging="360"/>
       </w:pPr>
       <w:rPr>
-        <w:rFonts w:ascii="Meiryo UI" w:hAnsi="Meiryo UI" w:eastAsia="Meiryo UI" w:cs="Meiryo UI" w:hint="default"/>
+        <w:rFonts w:ascii="Meiryo UI" w:eastAsia="Meiryo UI" w:hAnsi="Meiryo UI" w:cs="Meiryo UI" w:hint="default"/>
         <w:sz w:val="20"/>
       </w:rPr>
     </w:lvl>
@@ -29276,7 +28410,7 @@
         <w:ind w:left="4320" w:hanging="360"/>
       </w:pPr>
       <w:rPr>
-        <w:rFonts w:ascii="Meiryo UI" w:hAnsi="Meiryo UI" w:eastAsia="Meiryo UI" w:cs="Meiryo UI" w:hint="default"/>
+        <w:rFonts w:ascii="Meiryo UI" w:eastAsia="Meiryo UI" w:hAnsi="Meiryo UI" w:cs="Meiryo UI" w:hint="default"/>
         <w:sz w:val="20"/>
       </w:rPr>
     </w:lvl>
@@ -29292,7 +28426,7 @@
         <w:ind w:left="5040" w:hanging="360"/>
       </w:pPr>
       <w:rPr>
-        <w:rFonts w:ascii="Meiryo UI" w:hAnsi="Meiryo UI" w:eastAsia="Meiryo UI" w:cs="Meiryo UI" w:hint="default"/>
+        <w:rFonts w:ascii="Meiryo UI" w:eastAsia="Meiryo UI" w:hAnsi="Meiryo UI" w:cs="Meiryo UI" w:hint="default"/>
         <w:sz w:val="20"/>
       </w:rPr>
     </w:lvl>
@@ -29308,7 +28442,7 @@
         <w:ind w:left="5760" w:hanging="360"/>
       </w:pPr>
       <w:rPr>
-        <w:rFonts w:ascii="Meiryo UI" w:hAnsi="Meiryo UI" w:eastAsia="Meiryo UI" w:cs="Meiryo UI" w:hint="default"/>
+        <w:rFonts w:ascii="Meiryo UI" w:eastAsia="Meiryo UI" w:hAnsi="Meiryo UI" w:cs="Meiryo UI" w:hint="default"/>
         <w:sz w:val="20"/>
       </w:rPr>
     </w:lvl>
@@ -29324,7 +28458,7 @@
         <w:ind w:left="6480" w:hanging="360"/>
       </w:pPr>
       <w:rPr>
-        <w:rFonts w:ascii="Meiryo UI" w:hAnsi="Meiryo UI" w:eastAsia="Meiryo UI" w:cs="Meiryo UI" w:hint="default"/>
+        <w:rFonts w:ascii="Meiryo UI" w:eastAsia="Meiryo UI" w:hAnsi="Meiryo UI" w:cs="Meiryo UI" w:hint="default"/>
         <w:sz w:val="20"/>
       </w:rPr>
     </w:lvl>
@@ -29464,7 +28598,7 @@
         <w:ind w:left="440" w:hanging="440"/>
       </w:pPr>
       <w:rPr>
-        <w:rFonts w:ascii="Meiryo UI" w:hAnsi="Meiryo UI" w:eastAsia="Meiryo UI" w:cs="Meiryo UI" w:hint="default"/>
+        <w:rFonts w:ascii="Meiryo UI" w:eastAsia="Meiryo UI" w:hAnsi="Meiryo UI" w:cs="Meiryo UI" w:hint="default"/>
       </w:rPr>
     </w:lvl>
     <w:lvl w:ilvl="2" w:tplc="04090003">
@@ -29476,7 +28610,7 @@
         <w:ind w:left="440" w:hanging="440"/>
       </w:pPr>
       <w:rPr>
-        <w:rFonts w:ascii="Meiryo UI" w:hAnsi="Meiryo UI" w:eastAsia="Meiryo UI" w:cs="Meiryo UI" w:hint="default"/>
+        <w:rFonts w:ascii="Meiryo UI" w:eastAsia="Meiryo UI" w:hAnsi="Meiryo UI" w:cs="Meiryo UI" w:hint="default"/>
       </w:rPr>
     </w:lvl>
     <w:lvl w:ilvl="3" w:tplc="FFFFFFFF" w:tentative="1">
@@ -29550,7 +28684,7 @@
         <w:ind w:left="720" w:hanging="360"/>
       </w:pPr>
       <w:rPr>
-        <w:rFonts w:ascii="Meiryo UI" w:hAnsi="Meiryo UI" w:eastAsia="Meiryo UI" w:cs="Meiryo UI" w:hint="default"/>
+        <w:rFonts w:ascii="Meiryo UI" w:eastAsia="Meiryo UI" w:hAnsi="Meiryo UI" w:cs="Meiryo UI" w:hint="default"/>
         <w:sz w:val="20"/>
       </w:rPr>
     </w:lvl>
@@ -29582,7 +28716,7 @@
         <w:ind w:left="2160" w:hanging="360"/>
       </w:pPr>
       <w:rPr>
-        <w:rFonts w:ascii="Meiryo UI" w:hAnsi="Meiryo UI" w:eastAsia="Meiryo UI" w:cs="Meiryo UI" w:hint="default"/>
+        <w:rFonts w:ascii="Meiryo UI" w:eastAsia="Meiryo UI" w:hAnsi="Meiryo UI" w:cs="Meiryo UI" w:hint="default"/>
         <w:sz w:val="20"/>
       </w:rPr>
     </w:lvl>
@@ -29598,7 +28732,7 @@
         <w:ind w:left="2880" w:hanging="360"/>
       </w:pPr>
       <w:rPr>
-        <w:rFonts w:ascii="Meiryo UI" w:hAnsi="Meiryo UI" w:eastAsia="Meiryo UI" w:cs="Meiryo UI" w:hint="default"/>
+        <w:rFonts w:ascii="Meiryo UI" w:eastAsia="Meiryo UI" w:hAnsi="Meiryo UI" w:cs="Meiryo UI" w:hint="default"/>
         <w:sz w:val="20"/>
       </w:rPr>
     </w:lvl>
@@ -29614,7 +28748,7 @@
         <w:ind w:left="3600" w:hanging="360"/>
       </w:pPr>
       <w:rPr>
-        <w:rFonts w:ascii="Meiryo UI" w:hAnsi="Meiryo UI" w:eastAsia="Meiryo UI" w:cs="Meiryo UI" w:hint="default"/>
+        <w:rFonts w:ascii="Meiryo UI" w:eastAsia="Meiryo UI" w:hAnsi="Meiryo UI" w:cs="Meiryo UI" w:hint="default"/>
         <w:sz w:val="20"/>
       </w:rPr>
     </w:lvl>
@@ -29630,7 +28764,7 @@
         <w:ind w:left="4320" w:hanging="360"/>
       </w:pPr>
       <w:rPr>
-        <w:rFonts w:ascii="Meiryo UI" w:hAnsi="Meiryo UI" w:eastAsia="Meiryo UI" w:cs="Meiryo UI" w:hint="default"/>
+        <w:rFonts w:ascii="Meiryo UI" w:eastAsia="Meiryo UI" w:hAnsi="Meiryo UI" w:cs="Meiryo UI" w:hint="default"/>
         <w:sz w:val="20"/>
       </w:rPr>
     </w:lvl>
@@ -29646,7 +28780,7 @@
         <w:ind w:left="5040" w:hanging="360"/>
       </w:pPr>
       <w:rPr>
-        <w:rFonts w:ascii="Meiryo UI" w:hAnsi="Meiryo UI" w:eastAsia="Meiryo UI" w:cs="Meiryo UI" w:hint="default"/>
+        <w:rFonts w:ascii="Meiryo UI" w:eastAsia="Meiryo UI" w:hAnsi="Meiryo UI" w:cs="Meiryo UI" w:hint="default"/>
         <w:sz w:val="20"/>
       </w:rPr>
     </w:lvl>
@@ -29662,7 +28796,7 @@
         <w:ind w:left="5760" w:hanging="360"/>
       </w:pPr>
       <w:rPr>
-        <w:rFonts w:ascii="Meiryo UI" w:hAnsi="Meiryo UI" w:eastAsia="Meiryo UI" w:cs="Meiryo UI" w:hint="default"/>
+        <w:rFonts w:ascii="Meiryo UI" w:eastAsia="Meiryo UI" w:hAnsi="Meiryo UI" w:cs="Meiryo UI" w:hint="default"/>
         <w:sz w:val="20"/>
       </w:rPr>
     </w:lvl>
@@ -29678,7 +28812,7 @@
         <w:ind w:left="6480" w:hanging="360"/>
       </w:pPr>
       <w:rPr>
-        <w:rFonts w:ascii="Meiryo UI" w:hAnsi="Meiryo UI" w:eastAsia="Meiryo UI" w:cs="Meiryo UI" w:hint="default"/>
+        <w:rFonts w:ascii="Meiryo UI" w:eastAsia="Meiryo UI" w:hAnsi="Meiryo UI" w:cs="Meiryo UI" w:hint="default"/>
         <w:sz w:val="20"/>
       </w:rPr>
     </w:lvl>
@@ -29696,7 +28830,7 @@
         <w:ind w:left="440" w:hanging="440"/>
       </w:pPr>
       <w:rPr>
-        <w:rFonts w:ascii="Meiryo UI" w:hAnsi="Meiryo UI" w:eastAsia="Meiryo UI" w:cs="Meiryo UI" w:hint="default"/>
+        <w:rFonts w:ascii="Meiryo UI" w:eastAsia="Meiryo UI" w:hAnsi="Meiryo UI" w:cs="Meiryo UI" w:hint="default"/>
       </w:rPr>
     </w:lvl>
     <w:lvl w:ilvl="1" w:tplc="0409000B" w:tentative="1">
@@ -29708,7 +28842,7 @@
         <w:ind w:left="880" w:hanging="440"/>
       </w:pPr>
       <w:rPr>
-        <w:rFonts w:ascii="Meiryo UI" w:hAnsi="Meiryo UI" w:eastAsia="Meiryo UI" w:cs="Meiryo UI" w:hint="default"/>
+        <w:rFonts w:ascii="Meiryo UI" w:eastAsia="Meiryo UI" w:hAnsi="Meiryo UI" w:cs="Meiryo UI" w:hint="default"/>
       </w:rPr>
     </w:lvl>
     <w:lvl w:ilvl="2" w:tplc="0409000D" w:tentative="1">
@@ -29720,7 +28854,7 @@
         <w:ind w:left="1320" w:hanging="440"/>
       </w:pPr>
       <w:rPr>
-        <w:rFonts w:ascii="Meiryo UI" w:hAnsi="Meiryo UI" w:eastAsia="Meiryo UI" w:cs="Meiryo UI" w:hint="default"/>
+        <w:rFonts w:ascii="Meiryo UI" w:eastAsia="Meiryo UI" w:hAnsi="Meiryo UI" w:cs="Meiryo UI" w:hint="default"/>
       </w:rPr>
     </w:lvl>
     <w:lvl w:ilvl="3" w:tplc="04090001" w:tentative="1">
@@ -29732,7 +28866,7 @@
         <w:ind w:left="1760" w:hanging="440"/>
       </w:pPr>
       <w:rPr>
-        <w:rFonts w:ascii="Meiryo UI" w:hAnsi="Meiryo UI" w:eastAsia="Meiryo UI" w:cs="Meiryo UI" w:hint="default"/>
+        <w:rFonts w:ascii="Meiryo UI" w:eastAsia="Meiryo UI" w:hAnsi="Meiryo UI" w:cs="Meiryo UI" w:hint="default"/>
       </w:rPr>
     </w:lvl>
     <w:lvl w:ilvl="4" w:tplc="0409000B" w:tentative="1">
@@ -29744,7 +28878,7 @@
         <w:ind w:left="2200" w:hanging="440"/>
       </w:pPr>
       <w:rPr>
-        <w:rFonts w:ascii="Meiryo UI" w:hAnsi="Meiryo UI" w:eastAsia="Meiryo UI" w:cs="Meiryo UI" w:hint="default"/>
+        <w:rFonts w:ascii="Meiryo UI" w:eastAsia="Meiryo UI" w:hAnsi="Meiryo UI" w:cs="Meiryo UI" w:hint="default"/>
       </w:rPr>
     </w:lvl>
     <w:lvl w:ilvl="5" w:tplc="0409000D" w:tentative="1">
@@ -29756,7 +28890,7 @@
         <w:ind w:left="2640" w:hanging="440"/>
       </w:pPr>
       <w:rPr>
-        <w:rFonts w:ascii="Meiryo UI" w:hAnsi="Meiryo UI" w:eastAsia="Meiryo UI" w:cs="Meiryo UI" w:hint="default"/>
+        <w:rFonts w:ascii="Meiryo UI" w:eastAsia="Meiryo UI" w:hAnsi="Meiryo UI" w:cs="Meiryo UI" w:hint="default"/>
       </w:rPr>
     </w:lvl>
     <w:lvl w:ilvl="6" w:tplc="04090001" w:tentative="1">
@@ -29768,7 +28902,7 @@
         <w:ind w:left="3080" w:hanging="440"/>
       </w:pPr>
       <w:rPr>
-        <w:rFonts w:ascii="Meiryo UI" w:hAnsi="Meiryo UI" w:eastAsia="Meiryo UI" w:cs="Meiryo UI" w:hint="default"/>
+        <w:rFonts w:ascii="Meiryo UI" w:eastAsia="Meiryo UI" w:hAnsi="Meiryo UI" w:cs="Meiryo UI" w:hint="default"/>
       </w:rPr>
     </w:lvl>
     <w:lvl w:ilvl="7" w:tplc="0409000B" w:tentative="1">
@@ -29780,7 +28914,7 @@
         <w:ind w:left="3520" w:hanging="440"/>
       </w:pPr>
       <w:rPr>
-        <w:rFonts w:ascii="Meiryo UI" w:hAnsi="Meiryo UI" w:eastAsia="Meiryo UI" w:cs="Meiryo UI" w:hint="default"/>
+        <w:rFonts w:ascii="Meiryo UI" w:eastAsia="Meiryo UI" w:hAnsi="Meiryo UI" w:cs="Meiryo UI" w:hint="default"/>
       </w:rPr>
     </w:lvl>
     <w:lvl w:ilvl="8" w:tplc="0409000D" w:tentative="1">
@@ -29792,7 +28926,7 @@
         <w:ind w:left="3960" w:hanging="440"/>
       </w:pPr>
       <w:rPr>
-        <w:rFonts w:ascii="Meiryo UI" w:hAnsi="Meiryo UI" w:eastAsia="Meiryo UI" w:cs="Meiryo UI" w:hint="default"/>
+        <w:rFonts w:ascii="Meiryo UI" w:eastAsia="Meiryo UI" w:hAnsi="Meiryo UI" w:cs="Meiryo UI" w:hint="default"/>
       </w:rPr>
     </w:lvl>
   </w:abstractNum>
@@ -29922,7 +29056,7 @@
         <w:ind w:left="800" w:hanging="440"/>
       </w:pPr>
       <w:rPr>
-        <w:rFonts w:ascii="Meiryo UI" w:hAnsi="Meiryo UI" w:eastAsia="Meiryo UI" w:cs="Meiryo UI" w:hint="default"/>
+        <w:rFonts w:ascii="Meiryo UI" w:eastAsia="Meiryo UI" w:hAnsi="Meiryo UI" w:cs="Meiryo UI" w:hint="default"/>
         <w:u w:val="none"/>
       </w:rPr>
     </w:lvl>
@@ -29935,7 +29069,7 @@
         <w:ind w:left="1520" w:hanging="440"/>
       </w:pPr>
       <w:rPr>
-        <w:rFonts w:ascii="Meiryo UI" w:hAnsi="Meiryo UI" w:eastAsia="Meiryo UI" w:cs="Meiryo UI" w:hint="default"/>
+        <w:rFonts w:ascii="Meiryo UI" w:eastAsia="Meiryo UI" w:hAnsi="Meiryo UI" w:cs="Meiryo UI" w:hint="default"/>
       </w:rPr>
     </w:lvl>
     <w:lvl w:ilvl="2">
@@ -30036,7 +29170,7 @@
         <w:ind w:left="1160" w:hanging="440"/>
       </w:pPr>
       <w:rPr>
-        <w:rFonts w:ascii="Meiryo UI" w:hAnsi="Meiryo UI" w:eastAsia="Meiryo UI" w:cs="Meiryo UI" w:hint="default"/>
+        <w:rFonts w:ascii="Meiryo UI" w:eastAsia="Meiryo UI" w:hAnsi="Meiryo UI" w:cs="Meiryo UI" w:hint="default"/>
       </w:rPr>
     </w:lvl>
     <w:lvl w:ilvl="1" w:tplc="0409000B" w:tentative="1">
@@ -30048,7 +29182,7 @@
         <w:ind w:left="1600" w:hanging="440"/>
       </w:pPr>
       <w:rPr>
-        <w:rFonts w:ascii="Meiryo UI" w:hAnsi="Meiryo UI" w:eastAsia="Meiryo UI" w:cs="Meiryo UI" w:hint="default"/>
+        <w:rFonts w:ascii="Meiryo UI" w:eastAsia="Meiryo UI" w:hAnsi="Meiryo UI" w:cs="Meiryo UI" w:hint="default"/>
       </w:rPr>
     </w:lvl>
     <w:lvl w:ilvl="2" w:tplc="0409000D" w:tentative="1">
@@ -30060,7 +29194,7 @@
         <w:ind w:left="2040" w:hanging="440"/>
       </w:pPr>
       <w:rPr>
-        <w:rFonts w:ascii="Meiryo UI" w:hAnsi="Meiryo UI" w:eastAsia="Meiryo UI" w:cs="Meiryo UI" w:hint="default"/>
+        <w:rFonts w:ascii="Meiryo UI" w:eastAsia="Meiryo UI" w:hAnsi="Meiryo UI" w:cs="Meiryo UI" w:hint="default"/>
       </w:rPr>
     </w:lvl>
     <w:lvl w:ilvl="3" w:tplc="04090001" w:tentative="1">
@@ -30072,7 +29206,7 @@
         <w:ind w:left="2480" w:hanging="440"/>
       </w:pPr>
       <w:rPr>
-        <w:rFonts w:ascii="Meiryo UI" w:hAnsi="Meiryo UI" w:eastAsia="Meiryo UI" w:cs="Meiryo UI" w:hint="default"/>
+        <w:rFonts w:ascii="Meiryo UI" w:eastAsia="Meiryo UI" w:hAnsi="Meiryo UI" w:cs="Meiryo UI" w:hint="default"/>
       </w:rPr>
     </w:lvl>
     <w:lvl w:ilvl="4" w:tplc="0409000B" w:tentative="1">
@@ -30084,7 +29218,7 @@
         <w:ind w:left="2920" w:hanging="440"/>
       </w:pPr>
       <w:rPr>
-        <w:rFonts w:ascii="Meiryo UI" w:hAnsi="Meiryo UI" w:eastAsia="Meiryo UI" w:cs="Meiryo UI" w:hint="default"/>
+        <w:rFonts w:ascii="Meiryo UI" w:eastAsia="Meiryo UI" w:hAnsi="Meiryo UI" w:cs="Meiryo UI" w:hint="default"/>
       </w:rPr>
     </w:lvl>
     <w:lvl w:ilvl="5" w:tplc="0409000D" w:tentative="1">
@@ -30096,7 +29230,7 @@
         <w:ind w:left="3360" w:hanging="440"/>
       </w:pPr>
       <w:rPr>
-        <w:rFonts w:ascii="Meiryo UI" w:hAnsi="Meiryo UI" w:eastAsia="Meiryo UI" w:cs="Meiryo UI" w:hint="default"/>
+        <w:rFonts w:ascii="Meiryo UI" w:eastAsia="Meiryo UI" w:hAnsi="Meiryo UI" w:cs="Meiryo UI" w:hint="default"/>
       </w:rPr>
     </w:lvl>
     <w:lvl w:ilvl="6" w:tplc="04090001" w:tentative="1">
@@ -30108,7 +29242,7 @@
         <w:ind w:left="3800" w:hanging="440"/>
       </w:pPr>
       <w:rPr>
-        <w:rFonts w:ascii="Meiryo UI" w:hAnsi="Meiryo UI" w:eastAsia="Meiryo UI" w:cs="Meiryo UI" w:hint="default"/>
+        <w:rFonts w:ascii="Meiryo UI" w:eastAsia="Meiryo UI" w:hAnsi="Meiryo UI" w:cs="Meiryo UI" w:hint="default"/>
       </w:rPr>
     </w:lvl>
     <w:lvl w:ilvl="7" w:tplc="0409000B" w:tentative="1">
@@ -30120,7 +29254,7 @@
         <w:ind w:left="4240" w:hanging="440"/>
       </w:pPr>
       <w:rPr>
-        <w:rFonts w:ascii="Meiryo UI" w:hAnsi="Meiryo UI" w:eastAsia="Meiryo UI" w:cs="Meiryo UI" w:hint="default"/>
+        <w:rFonts w:ascii="Meiryo UI" w:eastAsia="Meiryo UI" w:hAnsi="Meiryo UI" w:cs="Meiryo UI" w:hint="default"/>
       </w:rPr>
     </w:lvl>
     <w:lvl w:ilvl="8" w:tplc="0409000D" w:tentative="1">
@@ -30132,7 +29266,7 @@
         <w:ind w:left="4680" w:hanging="440"/>
       </w:pPr>
       <w:rPr>
-        <w:rFonts w:ascii="Meiryo UI" w:hAnsi="Meiryo UI" w:eastAsia="Meiryo UI" w:cs="Meiryo UI" w:hint="default"/>
+        <w:rFonts w:ascii="Meiryo UI" w:eastAsia="Meiryo UI" w:hAnsi="Meiryo UI" w:cs="Meiryo UI" w:hint="default"/>
       </w:rPr>
     </w:lvl>
   </w:abstractNum>
@@ -30149,7 +29283,7 @@
         <w:ind w:left="800" w:hanging="440"/>
       </w:pPr>
       <w:rPr>
-        <w:rFonts w:ascii="Meiryo UI" w:hAnsi="Meiryo UI" w:eastAsia="Meiryo UI" w:cs="Meiryo UI" w:hint="default"/>
+        <w:rFonts w:ascii="Meiryo UI" w:eastAsia="Meiryo UI" w:hAnsi="Meiryo UI" w:cs="Meiryo UI" w:hint="default"/>
         <w:u w:val="none"/>
       </w:rPr>
     </w:lvl>
@@ -30263,7 +29397,7 @@
         <w:ind w:left="800" w:hanging="440"/>
       </w:pPr>
       <w:rPr>
-        <w:rFonts w:ascii="Meiryo UI" w:hAnsi="Meiryo UI" w:eastAsia="Meiryo UI" w:cs="Meiryo UI" w:hint="default"/>
+        <w:rFonts w:ascii="Meiryo UI" w:eastAsia="Meiryo UI" w:hAnsi="Meiryo UI" w:cs="Meiryo UI" w:hint="default"/>
         <w:u w:val="none"/>
       </w:rPr>
     </w:lvl>
@@ -30276,7 +29410,7 @@
         <w:ind w:left="1520" w:hanging="440"/>
       </w:pPr>
       <w:rPr>
-        <w:rFonts w:ascii="Meiryo UI" w:hAnsi="Meiryo UI" w:eastAsia="Meiryo UI" w:cs="Meiryo UI" w:hint="default"/>
+        <w:rFonts w:ascii="Meiryo UI" w:eastAsia="Meiryo UI" w:hAnsi="Meiryo UI" w:cs="Meiryo UI" w:hint="default"/>
       </w:rPr>
     </w:lvl>
     <w:lvl w:ilvl="2">
@@ -30377,7 +29511,7 @@
         <w:ind w:left="800" w:hanging="440"/>
       </w:pPr>
       <w:rPr>
-        <w:rFonts w:ascii="Meiryo UI" w:hAnsi="Meiryo UI" w:eastAsia="Meiryo UI" w:cs="Meiryo UI" w:hint="default"/>
+        <w:rFonts w:ascii="Meiryo UI" w:eastAsia="Meiryo UI" w:hAnsi="Meiryo UI" w:cs="Meiryo UI" w:hint="default"/>
         <w:u w:val="none"/>
       </w:rPr>
     </w:lvl>
@@ -30390,7 +29524,7 @@
         <w:ind w:left="1520" w:hanging="440"/>
       </w:pPr>
       <w:rPr>
-        <w:rFonts w:ascii="Meiryo UI" w:hAnsi="Meiryo UI" w:eastAsia="Meiryo UI" w:cs="Meiryo UI" w:hint="default"/>
+        <w:rFonts w:ascii="Meiryo UI" w:eastAsia="Meiryo UI" w:hAnsi="Meiryo UI" w:cs="Meiryo UI" w:hint="default"/>
       </w:rPr>
     </w:lvl>
     <w:lvl w:ilvl="2">
@@ -30491,7 +29625,7 @@
         <w:ind w:left="440" w:hanging="440"/>
       </w:pPr>
       <w:rPr>
-        <w:rFonts w:ascii="Meiryo UI" w:hAnsi="Meiryo UI" w:eastAsia="Meiryo UI" w:cs="Meiryo UI" w:hint="default"/>
+        <w:rFonts w:ascii="Meiryo UI" w:eastAsia="Meiryo UI" w:hAnsi="Meiryo UI" w:cs="Meiryo UI" w:hint="default"/>
       </w:rPr>
     </w:lvl>
     <w:lvl w:ilvl="1" w:tplc="0409000B" w:tentative="1">
@@ -30503,7 +29637,7 @@
         <w:ind w:left="880" w:hanging="440"/>
       </w:pPr>
       <w:rPr>
-        <w:rFonts w:ascii="Meiryo UI" w:hAnsi="Meiryo UI" w:eastAsia="Meiryo UI" w:cs="Meiryo UI" w:hint="default"/>
+        <w:rFonts w:ascii="Meiryo UI" w:eastAsia="Meiryo UI" w:hAnsi="Meiryo UI" w:cs="Meiryo UI" w:hint="default"/>
       </w:rPr>
     </w:lvl>
     <w:lvl w:ilvl="2" w:tplc="0409000D" w:tentative="1">
@@ -30515,7 +29649,7 @@
         <w:ind w:left="1320" w:hanging="440"/>
       </w:pPr>
       <w:rPr>
-        <w:rFonts w:ascii="Meiryo UI" w:hAnsi="Meiryo UI" w:eastAsia="Meiryo UI" w:cs="Meiryo UI" w:hint="default"/>
+        <w:rFonts w:ascii="Meiryo UI" w:eastAsia="Meiryo UI" w:hAnsi="Meiryo UI" w:cs="Meiryo UI" w:hint="default"/>
       </w:rPr>
     </w:lvl>
     <w:lvl w:ilvl="3" w:tplc="04090001" w:tentative="1">
@@ -30527,7 +29661,7 @@
         <w:ind w:left="1760" w:hanging="440"/>
       </w:pPr>
       <w:rPr>
-        <w:rFonts w:ascii="Meiryo UI" w:hAnsi="Meiryo UI" w:eastAsia="Meiryo UI" w:cs="Meiryo UI" w:hint="default"/>
+        <w:rFonts w:ascii="Meiryo UI" w:eastAsia="Meiryo UI" w:hAnsi="Meiryo UI" w:cs="Meiryo UI" w:hint="default"/>
       </w:rPr>
     </w:lvl>
     <w:lvl w:ilvl="4" w:tplc="0409000B" w:tentative="1">
@@ -30539,7 +29673,7 @@
         <w:ind w:left="2200" w:hanging="440"/>
       </w:pPr>
       <w:rPr>
-        <w:rFonts w:ascii="Meiryo UI" w:hAnsi="Meiryo UI" w:eastAsia="Meiryo UI" w:cs="Meiryo UI" w:hint="default"/>
+        <w:rFonts w:ascii="Meiryo UI" w:eastAsia="Meiryo UI" w:hAnsi="Meiryo UI" w:cs="Meiryo UI" w:hint="default"/>
       </w:rPr>
     </w:lvl>
     <w:lvl w:ilvl="5" w:tplc="0409000D" w:tentative="1">
@@ -30551,7 +29685,7 @@
         <w:ind w:left="2640" w:hanging="440"/>
       </w:pPr>
       <w:rPr>
-        <w:rFonts w:ascii="Meiryo UI" w:hAnsi="Meiryo UI" w:eastAsia="Meiryo UI" w:cs="Meiryo UI" w:hint="default"/>
+        <w:rFonts w:ascii="Meiryo UI" w:eastAsia="Meiryo UI" w:hAnsi="Meiryo UI" w:cs="Meiryo UI" w:hint="default"/>
       </w:rPr>
     </w:lvl>
     <w:lvl w:ilvl="6" w:tplc="04090001" w:tentative="1">
@@ -30563,7 +29697,7 @@
         <w:ind w:left="3080" w:hanging="440"/>
       </w:pPr>
       <w:rPr>
-        <w:rFonts w:ascii="Meiryo UI" w:hAnsi="Meiryo UI" w:eastAsia="Meiryo UI" w:cs="Meiryo UI" w:hint="default"/>
+        <w:rFonts w:ascii="Meiryo UI" w:eastAsia="Meiryo UI" w:hAnsi="Meiryo UI" w:cs="Meiryo UI" w:hint="default"/>
       </w:rPr>
     </w:lvl>
     <w:lvl w:ilvl="7" w:tplc="0409000B" w:tentative="1">
@@ -30575,7 +29709,7 @@
         <w:ind w:left="3520" w:hanging="440"/>
       </w:pPr>
       <w:rPr>
-        <w:rFonts w:ascii="Meiryo UI" w:hAnsi="Meiryo UI" w:eastAsia="Meiryo UI" w:cs="Meiryo UI" w:hint="default"/>
+        <w:rFonts w:ascii="Meiryo UI" w:eastAsia="Meiryo UI" w:hAnsi="Meiryo UI" w:cs="Meiryo UI" w:hint="default"/>
       </w:rPr>
     </w:lvl>
     <w:lvl w:ilvl="8" w:tplc="0409000D" w:tentative="1">
@@ -30587,7 +29721,7 @@
         <w:ind w:left="3960" w:hanging="440"/>
       </w:pPr>
       <w:rPr>
-        <w:rFonts w:ascii="Meiryo UI" w:hAnsi="Meiryo UI" w:eastAsia="Meiryo UI" w:cs="Meiryo UI" w:hint="default"/>
+        <w:rFonts w:ascii="Meiryo UI" w:eastAsia="Meiryo UI" w:hAnsi="Meiryo UI" w:cs="Meiryo UI" w:hint="default"/>
       </w:rPr>
     </w:lvl>
   </w:abstractNum>
@@ -30717,7 +29851,7 @@
         <w:ind w:left="440" w:hanging="440"/>
       </w:pPr>
       <w:rPr>
-        <w:rFonts w:ascii="Meiryo UI" w:hAnsi="Meiryo UI" w:eastAsia="Meiryo UI" w:cs="Meiryo UI" w:hint="default"/>
+        <w:rFonts w:ascii="Meiryo UI" w:eastAsia="Meiryo UI" w:hAnsi="Meiryo UI" w:cs="Meiryo UI" w:hint="default"/>
       </w:rPr>
     </w:lvl>
     <w:lvl w:ilvl="1" w:tplc="0409000B" w:tentative="1">
@@ -30729,7 +29863,7 @@
         <w:ind w:left="880" w:hanging="440"/>
       </w:pPr>
       <w:rPr>
-        <w:rFonts w:ascii="Meiryo UI" w:hAnsi="Meiryo UI" w:eastAsia="Meiryo UI" w:cs="Meiryo UI" w:hint="default"/>
+        <w:rFonts w:ascii="Meiryo UI" w:eastAsia="Meiryo UI" w:hAnsi="Meiryo UI" w:cs="Meiryo UI" w:hint="default"/>
       </w:rPr>
     </w:lvl>
     <w:lvl w:ilvl="2" w:tplc="0409000D" w:tentative="1">
@@ -30741,7 +29875,7 @@
         <w:ind w:left="1320" w:hanging="440"/>
       </w:pPr>
       <w:rPr>
-        <w:rFonts w:ascii="Meiryo UI" w:hAnsi="Meiryo UI" w:eastAsia="Meiryo UI" w:cs="Meiryo UI" w:hint="default"/>
+        <w:rFonts w:ascii="Meiryo UI" w:eastAsia="Meiryo UI" w:hAnsi="Meiryo UI" w:cs="Meiryo UI" w:hint="default"/>
       </w:rPr>
     </w:lvl>
     <w:lvl w:ilvl="3" w:tplc="04090001" w:tentative="1">
@@ -30753,7 +29887,7 @@
         <w:ind w:left="1760" w:hanging="440"/>
       </w:pPr>
       <w:rPr>
-        <w:rFonts w:ascii="Meiryo UI" w:hAnsi="Meiryo UI" w:eastAsia="Meiryo UI" w:cs="Meiryo UI" w:hint="default"/>
+        <w:rFonts w:ascii="Meiryo UI" w:eastAsia="Meiryo UI" w:hAnsi="Meiryo UI" w:cs="Meiryo UI" w:hint="default"/>
       </w:rPr>
     </w:lvl>
     <w:lvl w:ilvl="4" w:tplc="0409000B" w:tentative="1">
@@ -30765,7 +29899,7 @@
         <w:ind w:left="2200" w:hanging="440"/>
       </w:pPr>
       <w:rPr>
-        <w:rFonts w:ascii="Meiryo UI" w:hAnsi="Meiryo UI" w:eastAsia="Meiryo UI" w:cs="Meiryo UI" w:hint="default"/>
+        <w:rFonts w:ascii="Meiryo UI" w:eastAsia="Meiryo UI" w:hAnsi="Meiryo UI" w:cs="Meiryo UI" w:hint="default"/>
       </w:rPr>
     </w:lvl>
     <w:lvl w:ilvl="5" w:tplc="0409000D" w:tentative="1">
@@ -30777,7 +29911,7 @@
         <w:ind w:left="2640" w:hanging="440"/>
       </w:pPr>
       <w:rPr>
-        <w:rFonts w:ascii="Meiryo UI" w:hAnsi="Meiryo UI" w:eastAsia="Meiryo UI" w:cs="Meiryo UI" w:hint="default"/>
+        <w:rFonts w:ascii="Meiryo UI" w:eastAsia="Meiryo UI" w:hAnsi="Meiryo UI" w:cs="Meiryo UI" w:hint="default"/>
       </w:rPr>
     </w:lvl>
     <w:lvl w:ilvl="6" w:tplc="04090001" w:tentative="1">
@@ -30789,7 +29923,7 @@
         <w:ind w:left="3080" w:hanging="440"/>
       </w:pPr>
       <w:rPr>
-        <w:rFonts w:ascii="Meiryo UI" w:hAnsi="Meiryo UI" w:eastAsia="Meiryo UI" w:cs="Meiryo UI" w:hint="default"/>
+        <w:rFonts w:ascii="Meiryo UI" w:eastAsia="Meiryo UI" w:hAnsi="Meiryo UI" w:cs="Meiryo UI" w:hint="default"/>
       </w:rPr>
     </w:lvl>
     <w:lvl w:ilvl="7" w:tplc="0409000B" w:tentative="1">
@@ -30801,7 +29935,7 @@
         <w:ind w:left="3520" w:hanging="440"/>
       </w:pPr>
       <w:rPr>
-        <w:rFonts w:ascii="Meiryo UI" w:hAnsi="Meiryo UI" w:eastAsia="Meiryo UI" w:cs="Meiryo UI" w:hint="default"/>
+        <w:rFonts w:ascii="Meiryo UI" w:eastAsia="Meiryo UI" w:hAnsi="Meiryo UI" w:cs="Meiryo UI" w:hint="default"/>
       </w:rPr>
     </w:lvl>
     <w:lvl w:ilvl="8" w:tplc="0409000D" w:tentative="1">
@@ -30813,7 +29947,7 @@
         <w:ind w:left="3960" w:hanging="440"/>
       </w:pPr>
       <w:rPr>
-        <w:rFonts w:ascii="Meiryo UI" w:hAnsi="Meiryo UI" w:eastAsia="Meiryo UI" w:cs="Meiryo UI" w:hint="default"/>
+        <w:rFonts w:ascii="Meiryo UI" w:eastAsia="Meiryo UI" w:hAnsi="Meiryo UI" w:cs="Meiryo UI" w:hint="default"/>
       </w:rPr>
     </w:lvl>
   </w:abstractNum>
@@ -30839,7 +29973,7 @@
         <w:ind w:left="440" w:hanging="440"/>
       </w:pPr>
       <w:rPr>
-        <w:rFonts w:ascii="Meiryo UI" w:hAnsi="Meiryo UI" w:eastAsia="Meiryo UI" w:cs="Meiryo UI" w:hint="default"/>
+        <w:rFonts w:ascii="Meiryo UI" w:eastAsia="Meiryo UI" w:hAnsi="Meiryo UI" w:cs="Meiryo UI" w:hint="default"/>
       </w:rPr>
     </w:lvl>
     <w:lvl w:ilvl="2" w:tplc="04090003">
@@ -30851,7 +29985,7 @@
         <w:ind w:left="440" w:hanging="440"/>
       </w:pPr>
       <w:rPr>
-        <w:rFonts w:ascii="Meiryo UI" w:hAnsi="Meiryo UI" w:eastAsia="Meiryo UI" w:cs="Meiryo UI" w:hint="default"/>
+        <w:rFonts w:ascii="Meiryo UI" w:eastAsia="Meiryo UI" w:hAnsi="Meiryo UI" w:cs="Meiryo UI" w:hint="default"/>
       </w:rPr>
     </w:lvl>
     <w:lvl w:ilvl="3" w:tplc="0409000F" w:tentative="1">
@@ -30922,7 +30056,7 @@
         <w:ind w:left="800" w:hanging="440"/>
       </w:pPr>
       <w:rPr>
-        <w:rFonts w:ascii="Meiryo UI" w:hAnsi="Meiryo UI" w:eastAsia="Meiryo UI" w:cs="Meiryo UI" w:hint="default"/>
+        <w:rFonts w:ascii="Meiryo UI" w:eastAsia="Meiryo UI" w:hAnsi="Meiryo UI" w:cs="Meiryo UI" w:hint="default"/>
         <w:u w:val="none"/>
       </w:rPr>
     </w:lvl>
@@ -31036,7 +30170,7 @@
         <w:ind w:left="800" w:hanging="440"/>
       </w:pPr>
       <w:rPr>
-        <w:rFonts w:ascii="Meiryo UI" w:hAnsi="Meiryo UI" w:eastAsia="Meiryo UI" w:cs="Meiryo UI" w:hint="default"/>
+        <w:rFonts w:ascii="Meiryo UI" w:eastAsia="Meiryo UI" w:hAnsi="Meiryo UI" w:cs="Meiryo UI" w:hint="default"/>
         <w:u w:val="none"/>
       </w:rPr>
     </w:lvl>
@@ -31049,7 +30183,7 @@
         <w:ind w:left="1520" w:hanging="440"/>
       </w:pPr>
       <w:rPr>
-        <w:rFonts w:ascii="Meiryo UI" w:hAnsi="Meiryo UI" w:eastAsia="Meiryo UI" w:cs="Meiryo UI" w:hint="default"/>
+        <w:rFonts w:ascii="Meiryo UI" w:eastAsia="Meiryo UI" w:hAnsi="Meiryo UI" w:cs="Meiryo UI" w:hint="default"/>
       </w:rPr>
     </w:lvl>
     <w:lvl w:ilvl="2">
@@ -31150,7 +30284,7 @@
         <w:ind w:left="440" w:hanging="440"/>
       </w:pPr>
       <w:rPr>
-        <w:rFonts w:ascii="Meiryo UI" w:hAnsi="Meiryo UI" w:eastAsia="Meiryo UI" w:cs="Meiryo UI" w:hint="default"/>
+        <w:rFonts w:ascii="Meiryo UI" w:eastAsia="Meiryo UI" w:hAnsi="Meiryo UI" w:cs="Meiryo UI" w:hint="default"/>
       </w:rPr>
     </w:lvl>
     <w:lvl w:ilvl="1" w:tplc="0409000B" w:tentative="1">
@@ -31162,7 +30296,7 @@
         <w:ind w:left="880" w:hanging="440"/>
       </w:pPr>
       <w:rPr>
-        <w:rFonts w:ascii="Meiryo UI" w:hAnsi="Meiryo UI" w:eastAsia="Meiryo UI" w:cs="Meiryo UI" w:hint="default"/>
+        <w:rFonts w:ascii="Meiryo UI" w:eastAsia="Meiryo UI" w:hAnsi="Meiryo UI" w:cs="Meiryo UI" w:hint="default"/>
       </w:rPr>
     </w:lvl>
     <w:lvl w:ilvl="2" w:tplc="0409000D" w:tentative="1">
@@ -31174,7 +30308,7 @@
         <w:ind w:left="1320" w:hanging="440"/>
       </w:pPr>
       <w:rPr>
-        <w:rFonts w:ascii="Meiryo UI" w:hAnsi="Meiryo UI" w:eastAsia="Meiryo UI" w:cs="Meiryo UI" w:hint="default"/>
+        <w:rFonts w:ascii="Meiryo UI" w:eastAsia="Meiryo UI" w:hAnsi="Meiryo UI" w:cs="Meiryo UI" w:hint="default"/>
       </w:rPr>
     </w:lvl>
     <w:lvl w:ilvl="3" w:tplc="04090001" w:tentative="1">
@@ -31186,7 +30320,7 @@
         <w:ind w:left="1760" w:hanging="440"/>
       </w:pPr>
       <w:rPr>
-        <w:rFonts w:ascii="Meiryo UI" w:hAnsi="Meiryo UI" w:eastAsia="Meiryo UI" w:cs="Meiryo UI" w:hint="default"/>
+        <w:rFonts w:ascii="Meiryo UI" w:eastAsia="Meiryo UI" w:hAnsi="Meiryo UI" w:cs="Meiryo UI" w:hint="default"/>
       </w:rPr>
     </w:lvl>
     <w:lvl w:ilvl="4" w:tplc="0409000B" w:tentative="1">
@@ -31198,7 +30332,7 @@
         <w:ind w:left="2200" w:hanging="440"/>
       </w:pPr>
       <w:rPr>
-        <w:rFonts w:ascii="Meiryo UI" w:hAnsi="Meiryo UI" w:eastAsia="Meiryo UI" w:cs="Meiryo UI" w:hint="default"/>
+        <w:rFonts w:ascii="Meiryo UI" w:eastAsia="Meiryo UI" w:hAnsi="Meiryo UI" w:cs="Meiryo UI" w:hint="default"/>
       </w:rPr>
     </w:lvl>
     <w:lvl w:ilvl="5" w:tplc="0409000D" w:tentative="1">
@@ -31210,7 +30344,7 @@
         <w:ind w:left="2640" w:hanging="440"/>
       </w:pPr>
       <w:rPr>
-        <w:rFonts w:ascii="Meiryo UI" w:hAnsi="Meiryo UI" w:eastAsia="Meiryo UI" w:cs="Meiryo UI" w:hint="default"/>
+        <w:rFonts w:ascii="Meiryo UI" w:eastAsia="Meiryo UI" w:hAnsi="Meiryo UI" w:cs="Meiryo UI" w:hint="default"/>
       </w:rPr>
     </w:lvl>
     <w:lvl w:ilvl="6" w:tplc="04090001" w:tentative="1">
@@ -31222,7 +30356,7 @@
         <w:ind w:left="3080" w:hanging="440"/>
       </w:pPr>
       <w:rPr>
-        <w:rFonts w:ascii="Meiryo UI" w:hAnsi="Meiryo UI" w:eastAsia="Meiryo UI" w:cs="Meiryo UI" w:hint="default"/>
+        <w:rFonts w:ascii="Meiryo UI" w:eastAsia="Meiryo UI" w:hAnsi="Meiryo UI" w:cs="Meiryo UI" w:hint="default"/>
       </w:rPr>
     </w:lvl>
     <w:lvl w:ilvl="7" w:tplc="0409000B" w:tentative="1">
@@ -31234,7 +30368,7 @@
         <w:ind w:left="3520" w:hanging="440"/>
       </w:pPr>
       <w:rPr>
-        <w:rFonts w:ascii="Meiryo UI" w:hAnsi="Meiryo UI" w:eastAsia="Meiryo UI" w:cs="Meiryo UI" w:hint="default"/>
+        <w:rFonts w:ascii="Meiryo UI" w:eastAsia="Meiryo UI" w:hAnsi="Meiryo UI" w:cs="Meiryo UI" w:hint="default"/>
       </w:rPr>
     </w:lvl>
     <w:lvl w:ilvl="8" w:tplc="0409000D" w:tentative="1">
@@ -31246,7 +30380,7 @@
         <w:ind w:left="3960" w:hanging="440"/>
       </w:pPr>
       <w:rPr>
-        <w:rFonts w:ascii="Meiryo UI" w:hAnsi="Meiryo UI" w:eastAsia="Meiryo UI" w:cs="Meiryo UI" w:hint="default"/>
+        <w:rFonts w:ascii="Meiryo UI" w:eastAsia="Meiryo UI" w:hAnsi="Meiryo UI" w:cs="Meiryo UI" w:hint="default"/>
       </w:rPr>
     </w:lvl>
   </w:abstractNum>
@@ -31263,7 +30397,7 @@
         <w:ind w:left="440" w:hanging="440"/>
       </w:pPr>
       <w:rPr>
-        <w:rFonts w:ascii="Meiryo UI" w:hAnsi="Meiryo UI" w:eastAsia="Meiryo UI" w:cs="Meiryo UI" w:hint="default"/>
+        <w:rFonts w:ascii="Meiryo UI" w:eastAsia="Meiryo UI" w:hAnsi="Meiryo UI" w:cs="Meiryo UI" w:hint="default"/>
       </w:rPr>
     </w:lvl>
     <w:lvl w:ilvl="1" w:tplc="0409000B" w:tentative="1">
@@ -31275,7 +30409,7 @@
         <w:ind w:left="880" w:hanging="440"/>
       </w:pPr>
       <w:rPr>
-        <w:rFonts w:ascii="Meiryo UI" w:hAnsi="Meiryo UI" w:eastAsia="Meiryo UI" w:cs="Meiryo UI" w:hint="default"/>
+        <w:rFonts w:ascii="Meiryo UI" w:eastAsia="Meiryo UI" w:hAnsi="Meiryo UI" w:cs="Meiryo UI" w:hint="default"/>
       </w:rPr>
     </w:lvl>
     <w:lvl w:ilvl="2" w:tplc="0409000D" w:tentative="1">
@@ -31287,7 +30421,7 @@
         <w:ind w:left="1320" w:hanging="440"/>
       </w:pPr>
       <w:rPr>
-        <w:rFonts w:ascii="Meiryo UI" w:hAnsi="Meiryo UI" w:eastAsia="Meiryo UI" w:cs="Meiryo UI" w:hint="default"/>
+        <w:rFonts w:ascii="Meiryo UI" w:eastAsia="Meiryo UI" w:hAnsi="Meiryo UI" w:cs="Meiryo UI" w:hint="default"/>
       </w:rPr>
     </w:lvl>
     <w:lvl w:ilvl="3" w:tplc="04090001" w:tentative="1">
@@ -31299,7 +30433,7 @@
         <w:ind w:left="1760" w:hanging="440"/>
       </w:pPr>
       <w:rPr>
-        <w:rFonts w:ascii="Meiryo UI" w:hAnsi="Meiryo UI" w:eastAsia="Meiryo UI" w:cs="Meiryo UI" w:hint="default"/>
+        <w:rFonts w:ascii="Meiryo UI" w:eastAsia="Meiryo UI" w:hAnsi="Meiryo UI" w:cs="Meiryo UI" w:hint="default"/>
       </w:rPr>
     </w:lvl>
     <w:lvl w:ilvl="4" w:tplc="0409000B" w:tentative="1">
@@ -31311,7 +30445,7 @@
         <w:ind w:left="2200" w:hanging="440"/>
       </w:pPr>
       <w:rPr>
-        <w:rFonts w:ascii="Meiryo UI" w:hAnsi="Meiryo UI" w:eastAsia="Meiryo UI" w:cs="Meiryo UI" w:hint="default"/>
+        <w:rFonts w:ascii="Meiryo UI" w:eastAsia="Meiryo UI" w:hAnsi="Meiryo UI" w:cs="Meiryo UI" w:hint="default"/>
       </w:rPr>
     </w:lvl>
     <w:lvl w:ilvl="5" w:tplc="0409000D" w:tentative="1">
@@ -31323,7 +30457,7 @@
         <w:ind w:left="2640" w:hanging="440"/>
       </w:pPr>
       <w:rPr>
-        <w:rFonts w:ascii="Meiryo UI" w:hAnsi="Meiryo UI" w:eastAsia="Meiryo UI" w:cs="Meiryo UI" w:hint="default"/>
+        <w:rFonts w:ascii="Meiryo UI" w:eastAsia="Meiryo UI" w:hAnsi="Meiryo UI" w:cs="Meiryo UI" w:hint="default"/>
       </w:rPr>
     </w:lvl>
     <w:lvl w:ilvl="6" w:tplc="04090001" w:tentative="1">
@@ -31335,7 +30469,7 @@
         <w:ind w:left="3080" w:hanging="440"/>
       </w:pPr>
       <w:rPr>
-        <w:rFonts w:ascii="Meiryo UI" w:hAnsi="Meiryo UI" w:eastAsia="Meiryo UI" w:cs="Meiryo UI" w:hint="default"/>
+        <w:rFonts w:ascii="Meiryo UI" w:eastAsia="Meiryo UI" w:hAnsi="Meiryo UI" w:cs="Meiryo UI" w:hint="default"/>
       </w:rPr>
     </w:lvl>
     <w:lvl w:ilvl="7" w:tplc="0409000B" w:tentative="1">
@@ -31347,7 +30481,7 @@
         <w:ind w:left="3520" w:hanging="440"/>
       </w:pPr>
       <w:rPr>
-        <w:rFonts w:ascii="Meiryo UI" w:hAnsi="Meiryo UI" w:eastAsia="Meiryo UI" w:cs="Meiryo UI" w:hint="default"/>
+        <w:rFonts w:ascii="Meiryo UI" w:eastAsia="Meiryo UI" w:hAnsi="Meiryo UI" w:cs="Meiryo UI" w:hint="default"/>
       </w:rPr>
     </w:lvl>
     <w:lvl w:ilvl="8" w:tplc="0409000D" w:tentative="1">
@@ -31359,7 +30493,7 @@
         <w:ind w:left="3960" w:hanging="440"/>
       </w:pPr>
       <w:rPr>
-        <w:rFonts w:ascii="Meiryo UI" w:hAnsi="Meiryo UI" w:eastAsia="Meiryo UI" w:cs="Meiryo UI" w:hint="default"/>
+        <w:rFonts w:ascii="Meiryo UI" w:eastAsia="Meiryo UI" w:hAnsi="Meiryo UI" w:cs="Meiryo UI" w:hint="default"/>
       </w:rPr>
     </w:lvl>
   </w:abstractNum>
@@ -31376,7 +30510,7 @@
         <w:ind w:left="440" w:hanging="440"/>
       </w:pPr>
       <w:rPr>
-        <w:rFonts w:ascii="Meiryo UI" w:hAnsi="Meiryo UI" w:eastAsia="Meiryo UI" w:cs="Meiryo UI" w:hint="default"/>
+        <w:rFonts w:ascii="Meiryo UI" w:eastAsia="Meiryo UI" w:hAnsi="Meiryo UI" w:cs="Meiryo UI" w:hint="default"/>
       </w:rPr>
     </w:lvl>
     <w:lvl w:ilvl="1" w:tplc="0409000B" w:tentative="1">
@@ -31388,7 +30522,7 @@
         <w:ind w:left="880" w:hanging="440"/>
       </w:pPr>
       <w:rPr>
-        <w:rFonts w:ascii="Meiryo UI" w:hAnsi="Meiryo UI" w:eastAsia="Meiryo UI" w:cs="Meiryo UI" w:hint="default"/>
+        <w:rFonts w:ascii="Meiryo UI" w:eastAsia="Meiryo UI" w:hAnsi="Meiryo UI" w:cs="Meiryo UI" w:hint="default"/>
       </w:rPr>
     </w:lvl>
     <w:lvl w:ilvl="2" w:tplc="0409000D" w:tentative="1">
@@ -31400,7 +30534,7 @@
         <w:ind w:left="1320" w:hanging="440"/>
       </w:pPr>
       <w:rPr>
-        <w:rFonts w:ascii="Meiryo UI" w:hAnsi="Meiryo UI" w:eastAsia="Meiryo UI" w:cs="Meiryo UI" w:hint="default"/>
+        <w:rFonts w:ascii="Meiryo UI" w:eastAsia="Meiryo UI" w:hAnsi="Meiryo UI" w:cs="Meiryo UI" w:hint="default"/>
       </w:rPr>
     </w:lvl>
     <w:lvl w:ilvl="3" w:tplc="04090001" w:tentative="1">
@@ -31412,7 +30546,7 @@
         <w:ind w:left="1760" w:hanging="440"/>
       </w:pPr>
       <w:rPr>
-        <w:rFonts w:ascii="Meiryo UI" w:hAnsi="Meiryo UI" w:eastAsia="Meiryo UI" w:cs="Meiryo UI" w:hint="default"/>
+        <w:rFonts w:ascii="Meiryo UI" w:eastAsia="Meiryo UI" w:hAnsi="Meiryo UI" w:cs="Meiryo UI" w:hint="default"/>
       </w:rPr>
     </w:lvl>
     <w:lvl w:ilvl="4" w:tplc="0409000B" w:tentative="1">
@@ -31424,7 +30558,7 @@
         <w:ind w:left="2200" w:hanging="440"/>
       </w:pPr>
       <w:rPr>
-        <w:rFonts w:ascii="Meiryo UI" w:hAnsi="Meiryo UI" w:eastAsia="Meiryo UI" w:cs="Meiryo UI" w:hint="default"/>
+        <w:rFonts w:ascii="Meiryo UI" w:eastAsia="Meiryo UI" w:hAnsi="Meiryo UI" w:cs="Meiryo UI" w:hint="default"/>
       </w:rPr>
     </w:lvl>
     <w:lvl w:ilvl="5" w:tplc="0409000D" w:tentative="1">
@@ -31436,7 +30570,7 @@
         <w:ind w:left="2640" w:hanging="440"/>
       </w:pPr>
       <w:rPr>
-        <w:rFonts w:ascii="Meiryo UI" w:hAnsi="Meiryo UI" w:eastAsia="Meiryo UI" w:cs="Meiryo UI" w:hint="default"/>
+        <w:rFonts w:ascii="Meiryo UI" w:eastAsia="Meiryo UI" w:hAnsi="Meiryo UI" w:cs="Meiryo UI" w:hint="default"/>
       </w:rPr>
     </w:lvl>
     <w:lvl w:ilvl="6" w:tplc="04090001" w:tentative="1">
@@ -31448,7 +30582,7 @@
         <w:ind w:left="3080" w:hanging="440"/>
       </w:pPr>
       <w:rPr>
-        <w:rFonts w:ascii="Meiryo UI" w:hAnsi="Meiryo UI" w:eastAsia="Meiryo UI" w:cs="Meiryo UI" w:hint="default"/>
+        <w:rFonts w:ascii="Meiryo UI" w:eastAsia="Meiryo UI" w:hAnsi="Meiryo UI" w:cs="Meiryo UI" w:hint="default"/>
       </w:rPr>
     </w:lvl>
     <w:lvl w:ilvl="7" w:tplc="0409000B" w:tentative="1">
@@ -31460,7 +30594,7 @@
         <w:ind w:left="3520" w:hanging="440"/>
       </w:pPr>
       <w:rPr>
-        <w:rFonts w:ascii="Meiryo UI" w:hAnsi="Meiryo UI" w:eastAsia="Meiryo UI" w:cs="Meiryo UI" w:hint="default"/>
+        <w:rFonts w:ascii="Meiryo UI" w:eastAsia="Meiryo UI" w:hAnsi="Meiryo UI" w:cs="Meiryo UI" w:hint="default"/>
       </w:rPr>
     </w:lvl>
     <w:lvl w:ilvl="8" w:tplc="0409000D" w:tentative="1">
@@ -31472,7 +30606,7 @@
         <w:ind w:left="3960" w:hanging="440"/>
       </w:pPr>
       <w:rPr>
-        <w:rFonts w:ascii="Meiryo UI" w:hAnsi="Meiryo UI" w:eastAsia="Meiryo UI" w:cs="Meiryo UI" w:hint="default"/>
+        <w:rFonts w:ascii="Meiryo UI" w:eastAsia="Meiryo UI" w:hAnsi="Meiryo UI" w:cs="Meiryo UI" w:hint="default"/>
       </w:rPr>
     </w:lvl>
   </w:abstractNum>
@@ -31489,7 +30623,7 @@
         <w:ind w:left="440" w:hanging="440"/>
       </w:pPr>
       <w:rPr>
-        <w:rFonts w:ascii="Meiryo UI" w:hAnsi="Meiryo UI" w:eastAsia="Meiryo UI" w:cs="Meiryo UI" w:hint="default"/>
+        <w:rFonts w:ascii="Meiryo UI" w:eastAsia="Meiryo UI" w:hAnsi="Meiryo UI" w:cs="Meiryo UI" w:hint="default"/>
       </w:rPr>
     </w:lvl>
     <w:lvl w:ilvl="1" w:tplc="0409000B" w:tentative="1">
@@ -31501,7 +30635,7 @@
         <w:ind w:left="880" w:hanging="440"/>
       </w:pPr>
       <w:rPr>
-        <w:rFonts w:ascii="Meiryo UI" w:hAnsi="Meiryo UI" w:eastAsia="Meiryo UI" w:cs="Meiryo UI" w:hint="default"/>
+        <w:rFonts w:ascii="Meiryo UI" w:eastAsia="Meiryo UI" w:hAnsi="Meiryo UI" w:cs="Meiryo UI" w:hint="default"/>
       </w:rPr>
     </w:lvl>
     <w:lvl w:ilvl="2" w:tplc="0409000D" w:tentative="1">
@@ -31513,7 +30647,7 @@
         <w:ind w:left="1320" w:hanging="440"/>
       </w:pPr>
       <w:rPr>
-        <w:rFonts w:ascii="Meiryo UI" w:hAnsi="Meiryo UI" w:eastAsia="Meiryo UI" w:cs="Meiryo UI" w:hint="default"/>
+        <w:rFonts w:ascii="Meiryo UI" w:eastAsia="Meiryo UI" w:hAnsi="Meiryo UI" w:cs="Meiryo UI" w:hint="default"/>
       </w:rPr>
     </w:lvl>
     <w:lvl w:ilvl="3" w:tplc="04090001" w:tentative="1">
@@ -31525,7 +30659,7 @@
         <w:ind w:left="1760" w:hanging="440"/>
       </w:pPr>
       <w:rPr>
-        <w:rFonts w:ascii="Meiryo UI" w:hAnsi="Meiryo UI" w:eastAsia="Meiryo UI" w:cs="Meiryo UI" w:hint="default"/>
+        <w:rFonts w:ascii="Meiryo UI" w:eastAsia="Meiryo UI" w:hAnsi="Meiryo UI" w:cs="Meiryo UI" w:hint="default"/>
       </w:rPr>
     </w:lvl>
     <w:lvl w:ilvl="4" w:tplc="0409000B" w:tentative="1">
@@ -31537,7 +30671,7 @@
         <w:ind w:left="2200" w:hanging="440"/>
       </w:pPr>
       <w:rPr>
-        <w:rFonts w:ascii="Meiryo UI" w:hAnsi="Meiryo UI" w:eastAsia="Meiryo UI" w:cs="Meiryo UI" w:hint="default"/>
+        <w:rFonts w:ascii="Meiryo UI" w:eastAsia="Meiryo UI" w:hAnsi="Meiryo UI" w:cs="Meiryo UI" w:hint="default"/>
       </w:rPr>
     </w:lvl>
     <w:lvl w:ilvl="5" w:tplc="0409000D" w:tentative="1">
@@ -31549,7 +30683,7 @@
         <w:ind w:left="2640" w:hanging="440"/>
       </w:pPr>
       <w:rPr>
-        <w:rFonts w:ascii="Meiryo UI" w:hAnsi="Meiryo UI" w:eastAsia="Meiryo UI" w:cs="Meiryo UI" w:hint="default"/>
+        <w:rFonts w:ascii="Meiryo UI" w:eastAsia="Meiryo UI" w:hAnsi="Meiryo UI" w:cs="Meiryo UI" w:hint="default"/>
       </w:rPr>
     </w:lvl>
     <w:lvl w:ilvl="6" w:tplc="04090001" w:tentative="1">
@@ -31561,7 +30695,7 @@
         <w:ind w:left="3080" w:hanging="440"/>
       </w:pPr>
       <w:rPr>
-        <w:rFonts w:ascii="Meiryo UI" w:hAnsi="Meiryo UI" w:eastAsia="Meiryo UI" w:cs="Meiryo UI" w:hint="default"/>
+        <w:rFonts w:ascii="Meiryo UI" w:eastAsia="Meiryo UI" w:hAnsi="Meiryo UI" w:cs="Meiryo UI" w:hint="default"/>
       </w:rPr>
     </w:lvl>
     <w:lvl w:ilvl="7" w:tplc="0409000B" w:tentative="1">
@@ -31573,7 +30707,7 @@
         <w:ind w:left="3520" w:hanging="440"/>
       </w:pPr>
       <w:rPr>
-        <w:rFonts w:ascii="Meiryo UI" w:hAnsi="Meiryo UI" w:eastAsia="Meiryo UI" w:cs="Meiryo UI" w:hint="default"/>
+        <w:rFonts w:ascii="Meiryo UI" w:eastAsia="Meiryo UI" w:hAnsi="Meiryo UI" w:cs="Meiryo UI" w:hint="default"/>
       </w:rPr>
     </w:lvl>
     <w:lvl w:ilvl="8" w:tplc="0409000D" w:tentative="1">
@@ -31585,7 +30719,7 @@
         <w:ind w:left="3960" w:hanging="440"/>
       </w:pPr>
       <w:rPr>
-        <w:rFonts w:ascii="Meiryo UI" w:hAnsi="Meiryo UI" w:eastAsia="Meiryo UI" w:cs="Meiryo UI" w:hint="default"/>
+        <w:rFonts w:ascii="Meiryo UI" w:eastAsia="Meiryo UI" w:hAnsi="Meiryo UI" w:cs="Meiryo UI" w:hint="default"/>
       </w:rPr>
     </w:lvl>
   </w:abstractNum>
@@ -31602,7 +30736,7 @@
         <w:ind w:left="440" w:hanging="440"/>
       </w:pPr>
       <w:rPr>
-        <w:rFonts w:ascii="Meiryo UI" w:hAnsi="Meiryo UI" w:eastAsia="Meiryo UI" w:cs="Meiryo UI" w:hint="default"/>
+        <w:rFonts w:ascii="Meiryo UI" w:eastAsia="Meiryo UI" w:hAnsi="Meiryo UI" w:cs="Meiryo UI" w:hint="default"/>
       </w:rPr>
     </w:lvl>
     <w:lvl w:ilvl="1" w:tplc="0409000B" w:tentative="1">
@@ -31614,7 +30748,7 @@
         <w:ind w:left="880" w:hanging="440"/>
       </w:pPr>
       <w:rPr>
-        <w:rFonts w:ascii="Meiryo UI" w:hAnsi="Meiryo UI" w:eastAsia="Meiryo UI" w:cs="Meiryo UI" w:hint="default"/>
+        <w:rFonts w:ascii="Meiryo UI" w:eastAsia="Meiryo UI" w:hAnsi="Meiryo UI" w:cs="Meiryo UI" w:hint="default"/>
       </w:rPr>
     </w:lvl>
     <w:lvl w:ilvl="2" w:tplc="0409000D" w:tentative="1">
@@ -31626,7 +30760,7 @@
         <w:ind w:left="1320" w:hanging="440"/>
       </w:pPr>
       <w:rPr>
-        <w:rFonts w:ascii="Meiryo UI" w:hAnsi="Meiryo UI" w:eastAsia="Meiryo UI" w:cs="Meiryo UI" w:hint="default"/>
+        <w:rFonts w:ascii="Meiryo UI" w:eastAsia="Meiryo UI" w:hAnsi="Meiryo UI" w:cs="Meiryo UI" w:hint="default"/>
       </w:rPr>
     </w:lvl>
     <w:lvl w:ilvl="3" w:tplc="04090001" w:tentative="1">
@@ -31638,7 +30772,7 @@
         <w:ind w:left="1760" w:hanging="440"/>
       </w:pPr>
       <w:rPr>
-        <w:rFonts w:ascii="Meiryo UI" w:hAnsi="Meiryo UI" w:eastAsia="Meiryo UI" w:cs="Meiryo UI" w:hint="default"/>
+        <w:rFonts w:ascii="Meiryo UI" w:eastAsia="Meiryo UI" w:hAnsi="Meiryo UI" w:cs="Meiryo UI" w:hint="default"/>
       </w:rPr>
     </w:lvl>
     <w:lvl w:ilvl="4" w:tplc="0409000B" w:tentative="1">
@@ -31650,7 +30784,7 @@
         <w:ind w:left="2200" w:hanging="440"/>
       </w:pPr>
       <w:rPr>
-        <w:rFonts w:ascii="Meiryo UI" w:hAnsi="Meiryo UI" w:eastAsia="Meiryo UI" w:cs="Meiryo UI" w:hint="default"/>
+        <w:rFonts w:ascii="Meiryo UI" w:eastAsia="Meiryo UI" w:hAnsi="Meiryo UI" w:cs="Meiryo UI" w:hint="default"/>
       </w:rPr>
     </w:lvl>
     <w:lvl w:ilvl="5" w:tplc="0409000D" w:tentative="1">
@@ -31662,7 +30796,7 @@
         <w:ind w:left="2640" w:hanging="440"/>
       </w:pPr>
       <w:rPr>
-        <w:rFonts w:ascii="Meiryo UI" w:hAnsi="Meiryo UI" w:eastAsia="Meiryo UI" w:cs="Meiryo UI" w:hint="default"/>
+        <w:rFonts w:ascii="Meiryo UI" w:eastAsia="Meiryo UI" w:hAnsi="Meiryo UI" w:cs="Meiryo UI" w:hint="default"/>
       </w:rPr>
     </w:lvl>
     <w:lvl w:ilvl="6" w:tplc="04090001" w:tentative="1">
@@ -31674,7 +30808,7 @@
         <w:ind w:left="3080" w:hanging="440"/>
       </w:pPr>
       <w:rPr>
-        <w:rFonts w:ascii="Meiryo UI" w:hAnsi="Meiryo UI" w:eastAsia="Meiryo UI" w:cs="Meiryo UI" w:hint="default"/>
+        <w:rFonts w:ascii="Meiryo UI" w:eastAsia="Meiryo UI" w:hAnsi="Meiryo UI" w:cs="Meiryo UI" w:hint="default"/>
       </w:rPr>
     </w:lvl>
     <w:lvl w:ilvl="7" w:tplc="0409000B" w:tentative="1">
@@ -31686,7 +30820,7 @@
         <w:ind w:left="3520" w:hanging="440"/>
       </w:pPr>
       <w:rPr>
-        <w:rFonts w:ascii="Meiryo UI" w:hAnsi="Meiryo UI" w:eastAsia="Meiryo UI" w:cs="Meiryo UI" w:hint="default"/>
+        <w:rFonts w:ascii="Meiryo UI" w:eastAsia="Meiryo UI" w:hAnsi="Meiryo UI" w:cs="Meiryo UI" w:hint="default"/>
       </w:rPr>
     </w:lvl>
     <w:lvl w:ilvl="8" w:tplc="0409000D" w:tentative="1">
@@ -31698,7 +30832,7 @@
         <w:ind w:left="3960" w:hanging="440"/>
       </w:pPr>
       <w:rPr>
-        <w:rFonts w:ascii="Meiryo UI" w:hAnsi="Meiryo UI" w:eastAsia="Meiryo UI" w:cs="Meiryo UI" w:hint="default"/>
+        <w:rFonts w:ascii="Meiryo UI" w:eastAsia="Meiryo UI" w:hAnsi="Meiryo UI" w:cs="Meiryo UI" w:hint="default"/>
       </w:rPr>
     </w:lvl>
   </w:abstractNum>
@@ -31715,7 +30849,7 @@
         <w:ind w:left="440" w:hanging="440"/>
       </w:pPr>
       <w:rPr>
-        <w:rFonts w:ascii="Meiryo UI" w:hAnsi="Meiryo UI" w:eastAsia="Meiryo UI" w:cs="Meiryo UI" w:hint="default"/>
+        <w:rFonts w:ascii="Meiryo UI" w:eastAsia="Meiryo UI" w:hAnsi="Meiryo UI" w:cs="Meiryo UI" w:hint="default"/>
       </w:rPr>
     </w:lvl>
     <w:lvl w:ilvl="1" w:tplc="0409000B" w:tentative="1">
@@ -31727,7 +30861,7 @@
         <w:ind w:left="880" w:hanging="440"/>
       </w:pPr>
       <w:rPr>
-        <w:rFonts w:ascii="Meiryo UI" w:hAnsi="Meiryo UI" w:eastAsia="Meiryo UI" w:cs="Meiryo UI" w:hint="default"/>
+        <w:rFonts w:ascii="Meiryo UI" w:eastAsia="Meiryo UI" w:hAnsi="Meiryo UI" w:cs="Meiryo UI" w:hint="default"/>
       </w:rPr>
     </w:lvl>
     <w:lvl w:ilvl="2" w:tplc="0409000D" w:tentative="1">
@@ -31739,7 +30873,7 @@
         <w:ind w:left="1320" w:hanging="440"/>
       </w:pPr>
       <w:rPr>
-        <w:rFonts w:ascii="Meiryo UI" w:hAnsi="Meiryo UI" w:eastAsia="Meiryo UI" w:cs="Meiryo UI" w:hint="default"/>
+        <w:rFonts w:ascii="Meiryo UI" w:eastAsia="Meiryo UI" w:hAnsi="Meiryo UI" w:cs="Meiryo UI" w:hint="default"/>
       </w:rPr>
     </w:lvl>
     <w:lvl w:ilvl="3" w:tplc="04090001" w:tentative="1">
@@ -31751,7 +30885,7 @@
         <w:ind w:left="1760" w:hanging="440"/>
       </w:pPr>
       <w:rPr>
-        <w:rFonts w:ascii="Meiryo UI" w:hAnsi="Meiryo UI" w:eastAsia="Meiryo UI" w:cs="Meiryo UI" w:hint="default"/>
+        <w:rFonts w:ascii="Meiryo UI" w:eastAsia="Meiryo UI" w:hAnsi="Meiryo UI" w:cs="Meiryo UI" w:hint="default"/>
       </w:rPr>
     </w:lvl>
     <w:lvl w:ilvl="4" w:tplc="0409000B" w:tentative="1">
@@ -31763,7 +30897,7 @@
         <w:ind w:left="2200" w:hanging="440"/>
       </w:pPr>
       <w:rPr>
-        <w:rFonts w:ascii="Meiryo UI" w:hAnsi="Meiryo UI" w:eastAsia="Meiryo UI" w:cs="Meiryo UI" w:hint="default"/>
+        <w:rFonts w:ascii="Meiryo UI" w:eastAsia="Meiryo UI" w:hAnsi="Meiryo UI" w:cs="Meiryo UI" w:hint="default"/>
       </w:rPr>
     </w:lvl>
     <w:lvl w:ilvl="5" w:tplc="0409000D" w:tentative="1">
@@ -31775,7 +30909,7 @@
         <w:ind w:left="2640" w:hanging="440"/>
       </w:pPr>
       <w:rPr>
-        <w:rFonts w:ascii="Meiryo UI" w:hAnsi="Meiryo UI" w:eastAsia="Meiryo UI" w:cs="Meiryo UI" w:hint="default"/>
+        <w:rFonts w:ascii="Meiryo UI" w:eastAsia="Meiryo UI" w:hAnsi="Meiryo UI" w:cs="Meiryo UI" w:hint="default"/>
       </w:rPr>
     </w:lvl>
     <w:lvl w:ilvl="6" w:tplc="04090001" w:tentative="1">
@@ -31787,7 +30921,7 @@
         <w:ind w:left="3080" w:hanging="440"/>
       </w:pPr>
       <w:rPr>
-        <w:rFonts w:ascii="Meiryo UI" w:hAnsi="Meiryo UI" w:eastAsia="Meiryo UI" w:cs="Meiryo UI" w:hint="default"/>
+        <w:rFonts w:ascii="Meiryo UI" w:eastAsia="Meiryo UI" w:hAnsi="Meiryo UI" w:cs="Meiryo UI" w:hint="default"/>
       </w:rPr>
     </w:lvl>
     <w:lvl w:ilvl="7" w:tplc="0409000B" w:tentative="1">
@@ -31799,7 +30933,7 @@
         <w:ind w:left="3520" w:hanging="440"/>
       </w:pPr>
       <w:rPr>
-        <w:rFonts w:ascii="Meiryo UI" w:hAnsi="Meiryo UI" w:eastAsia="Meiryo UI" w:cs="Meiryo UI" w:hint="default"/>
+        <w:rFonts w:ascii="Meiryo UI" w:eastAsia="Meiryo UI" w:hAnsi="Meiryo UI" w:cs="Meiryo UI" w:hint="default"/>
       </w:rPr>
     </w:lvl>
     <w:lvl w:ilvl="8" w:tplc="0409000D" w:tentative="1">
@@ -31811,7 +30945,7 @@
         <w:ind w:left="3960" w:hanging="440"/>
       </w:pPr>
       <w:rPr>
-        <w:rFonts w:ascii="Meiryo UI" w:hAnsi="Meiryo UI" w:eastAsia="Meiryo UI" w:cs="Meiryo UI" w:hint="default"/>
+        <w:rFonts w:ascii="Meiryo UI" w:eastAsia="Meiryo UI" w:hAnsi="Meiryo UI" w:cs="Meiryo UI" w:hint="default"/>
       </w:rPr>
     </w:lvl>
   </w:abstractNum>
@@ -31828,7 +30962,7 @@
         <w:ind w:left="440" w:hanging="440"/>
       </w:pPr>
       <w:rPr>
-        <w:rFonts w:ascii="Meiryo UI" w:hAnsi="Meiryo UI" w:eastAsia="Meiryo UI" w:cs="Meiryo UI" w:hint="default"/>
+        <w:rFonts w:ascii="Meiryo UI" w:eastAsia="Meiryo UI" w:hAnsi="Meiryo UI" w:cs="Meiryo UI" w:hint="default"/>
       </w:rPr>
     </w:lvl>
     <w:lvl w:ilvl="1" w:tplc="0409000B" w:tentative="1">
@@ -31840,7 +30974,7 @@
         <w:ind w:left="880" w:hanging="440"/>
       </w:pPr>
       <w:rPr>
-        <w:rFonts w:ascii="Meiryo UI" w:hAnsi="Meiryo UI" w:eastAsia="Meiryo UI" w:cs="Meiryo UI" w:hint="default"/>
+        <w:rFonts w:ascii="Meiryo UI" w:eastAsia="Meiryo UI" w:hAnsi="Meiryo UI" w:cs="Meiryo UI" w:hint="default"/>
       </w:rPr>
     </w:lvl>
     <w:lvl w:ilvl="2" w:tplc="0409000D" w:tentative="1">
@@ -31852,7 +30986,7 @@
         <w:ind w:left="1320" w:hanging="440"/>
       </w:pPr>
       <w:rPr>
-        <w:rFonts w:ascii="Meiryo UI" w:hAnsi="Meiryo UI" w:eastAsia="Meiryo UI" w:cs="Meiryo UI" w:hint="default"/>
+        <w:rFonts w:ascii="Meiryo UI" w:eastAsia="Meiryo UI" w:hAnsi="Meiryo UI" w:cs="Meiryo UI" w:hint="default"/>
       </w:rPr>
     </w:lvl>
     <w:lvl w:ilvl="3" w:tplc="04090001" w:tentative="1">
@@ -31864,7 +30998,7 @@
         <w:ind w:left="1760" w:hanging="440"/>
       </w:pPr>
       <w:rPr>
-        <w:rFonts w:ascii="Meiryo UI" w:hAnsi="Meiryo UI" w:eastAsia="Meiryo UI" w:cs="Meiryo UI" w:hint="default"/>
+        <w:rFonts w:ascii="Meiryo UI" w:eastAsia="Meiryo UI" w:hAnsi="Meiryo UI" w:cs="Meiryo UI" w:hint="default"/>
       </w:rPr>
     </w:lvl>
     <w:lvl w:ilvl="4" w:tplc="0409000B" w:tentative="1">
@@ -31876,7 +31010,7 @@
         <w:ind w:left="2200" w:hanging="440"/>
       </w:pPr>
       <w:rPr>
-        <w:rFonts w:ascii="Meiryo UI" w:hAnsi="Meiryo UI" w:eastAsia="Meiryo UI" w:cs="Meiryo UI" w:hint="default"/>
+        <w:rFonts w:ascii="Meiryo UI" w:eastAsia="Meiryo UI" w:hAnsi="Meiryo UI" w:cs="Meiryo UI" w:hint="default"/>
       </w:rPr>
     </w:lvl>
     <w:lvl w:ilvl="5" w:tplc="0409000D" w:tentative="1">
@@ -31888,7 +31022,7 @@
         <w:ind w:left="2640" w:hanging="440"/>
       </w:pPr>
       <w:rPr>
-        <w:rFonts w:ascii="Meiryo UI" w:hAnsi="Meiryo UI" w:eastAsia="Meiryo UI" w:cs="Meiryo UI" w:hint="default"/>
+        <w:rFonts w:ascii="Meiryo UI" w:eastAsia="Meiryo UI" w:hAnsi="Meiryo UI" w:cs="Meiryo UI" w:hint="default"/>
       </w:rPr>
     </w:lvl>
     <w:lvl w:ilvl="6" w:tplc="04090001" w:tentative="1">
@@ -31900,7 +31034,7 @@
         <w:ind w:left="3080" w:hanging="440"/>
       </w:pPr>
       <w:rPr>
-        <w:rFonts w:ascii="Meiryo UI" w:hAnsi="Meiryo UI" w:eastAsia="Meiryo UI" w:cs="Meiryo UI" w:hint="default"/>
+        <w:rFonts w:ascii="Meiryo UI" w:eastAsia="Meiryo UI" w:hAnsi="Meiryo UI" w:cs="Meiryo UI" w:hint="default"/>
       </w:rPr>
     </w:lvl>
     <w:lvl w:ilvl="7" w:tplc="0409000B" w:tentative="1">
@@ -31912,7 +31046,7 @@
         <w:ind w:left="3520" w:hanging="440"/>
       </w:pPr>
       <w:rPr>
-        <w:rFonts w:ascii="Meiryo UI" w:hAnsi="Meiryo UI" w:eastAsia="Meiryo UI" w:cs="Meiryo UI" w:hint="default"/>
+        <w:rFonts w:ascii="Meiryo UI" w:eastAsia="Meiryo UI" w:hAnsi="Meiryo UI" w:cs="Meiryo UI" w:hint="default"/>
       </w:rPr>
     </w:lvl>
     <w:lvl w:ilvl="8" w:tplc="0409000D" w:tentative="1">
@@ -31924,7 +31058,7 @@
         <w:ind w:left="3960" w:hanging="440"/>
       </w:pPr>
       <w:rPr>
-        <w:rFonts w:ascii="Meiryo UI" w:hAnsi="Meiryo UI" w:eastAsia="Meiryo UI" w:cs="Meiryo UI" w:hint="default"/>
+        <w:rFonts w:ascii="Meiryo UI" w:eastAsia="Meiryo UI" w:hAnsi="Meiryo UI" w:cs="Meiryo UI" w:hint="default"/>
       </w:rPr>
     </w:lvl>
   </w:abstractNum>
@@ -31956,7 +31090,7 @@
         <w:ind w:left="680" w:hanging="440"/>
       </w:pPr>
       <w:rPr>
-        <w:rFonts w:ascii="Meiryo UI" w:hAnsi="Meiryo UI" w:eastAsia="Meiryo UI" w:cs="Meiryo UI" w:hint="default"/>
+        <w:rFonts w:ascii="Meiryo UI" w:eastAsia="Meiryo UI" w:hAnsi="Meiryo UI" w:cs="Meiryo UI" w:hint="default"/>
       </w:rPr>
     </w:lvl>
     <w:lvl w:ilvl="1" w:tplc="0409000B">
@@ -31968,7 +31102,7 @@
         <w:ind w:left="1120" w:hanging="440"/>
       </w:pPr>
       <w:rPr>
-        <w:rFonts w:ascii="Meiryo UI" w:hAnsi="Meiryo UI" w:eastAsia="Meiryo UI" w:cs="Meiryo UI" w:hint="default"/>
+        <w:rFonts w:ascii="Meiryo UI" w:eastAsia="Meiryo UI" w:hAnsi="Meiryo UI" w:cs="Meiryo UI" w:hint="default"/>
       </w:rPr>
     </w:lvl>
     <w:lvl w:ilvl="2" w:tplc="0409000D" w:tentative="1">
@@ -31980,7 +31114,7 @@
         <w:ind w:left="1560" w:hanging="440"/>
       </w:pPr>
       <w:rPr>
-        <w:rFonts w:ascii="Meiryo UI" w:hAnsi="Meiryo UI" w:eastAsia="Meiryo UI" w:cs="Meiryo UI" w:hint="default"/>
+        <w:rFonts w:ascii="Meiryo UI" w:eastAsia="Meiryo UI" w:hAnsi="Meiryo UI" w:cs="Meiryo UI" w:hint="default"/>
       </w:rPr>
     </w:lvl>
     <w:lvl w:ilvl="3" w:tplc="04090001" w:tentative="1">
@@ -31992,7 +31126,7 @@
         <w:ind w:left="2000" w:hanging="440"/>
       </w:pPr>
       <w:rPr>
-        <w:rFonts w:ascii="Meiryo UI" w:hAnsi="Meiryo UI" w:eastAsia="Meiryo UI" w:cs="Meiryo UI" w:hint="default"/>
+        <w:rFonts w:ascii="Meiryo UI" w:eastAsia="Meiryo UI" w:hAnsi="Meiryo UI" w:cs="Meiryo UI" w:hint="default"/>
       </w:rPr>
     </w:lvl>
     <w:lvl w:ilvl="4" w:tplc="0409000B" w:tentative="1">
@@ -32004,7 +31138,7 @@
         <w:ind w:left="2440" w:hanging="440"/>
       </w:pPr>
       <w:rPr>
-        <w:rFonts w:ascii="Meiryo UI" w:hAnsi="Meiryo UI" w:eastAsia="Meiryo UI" w:cs="Meiryo UI" w:hint="default"/>
+        <w:rFonts w:ascii="Meiryo UI" w:eastAsia="Meiryo UI" w:hAnsi="Meiryo UI" w:cs="Meiryo UI" w:hint="default"/>
       </w:rPr>
     </w:lvl>
     <w:lvl w:ilvl="5" w:tplc="0409000D" w:tentative="1">
@@ -32016,7 +31150,7 @@
         <w:ind w:left="2880" w:hanging="440"/>
       </w:pPr>
       <w:rPr>
-        <w:rFonts w:ascii="Meiryo UI" w:hAnsi="Meiryo UI" w:eastAsia="Meiryo UI" w:cs="Meiryo UI" w:hint="default"/>
+        <w:rFonts w:ascii="Meiryo UI" w:eastAsia="Meiryo UI" w:hAnsi="Meiryo UI" w:cs="Meiryo UI" w:hint="default"/>
       </w:rPr>
     </w:lvl>
     <w:lvl w:ilvl="6" w:tplc="04090001" w:tentative="1">
@@ -32028,7 +31162,7 @@
         <w:ind w:left="3320" w:hanging="440"/>
       </w:pPr>
       <w:rPr>
-        <w:rFonts w:ascii="Meiryo UI" w:hAnsi="Meiryo UI" w:eastAsia="Meiryo UI" w:cs="Meiryo UI" w:hint="default"/>
+        <w:rFonts w:ascii="Meiryo UI" w:eastAsia="Meiryo UI" w:hAnsi="Meiryo UI" w:cs="Meiryo UI" w:hint="default"/>
       </w:rPr>
     </w:lvl>
     <w:lvl w:ilvl="7" w:tplc="0409000B" w:tentative="1">
@@ -32040,7 +31174,7 @@
         <w:ind w:left="3760" w:hanging="440"/>
       </w:pPr>
       <w:rPr>
-        <w:rFonts w:ascii="Meiryo UI" w:hAnsi="Meiryo UI" w:eastAsia="Meiryo UI" w:cs="Meiryo UI" w:hint="default"/>
+        <w:rFonts w:ascii="Meiryo UI" w:eastAsia="Meiryo UI" w:hAnsi="Meiryo UI" w:cs="Meiryo UI" w:hint="default"/>
       </w:rPr>
     </w:lvl>
     <w:lvl w:ilvl="8" w:tplc="0409000D" w:tentative="1">
@@ -32052,7 +31186,7 @@
         <w:ind w:left="4200" w:hanging="440"/>
       </w:pPr>
       <w:rPr>
-        <w:rFonts w:ascii="Meiryo UI" w:hAnsi="Meiryo UI" w:eastAsia="Meiryo UI" w:cs="Meiryo UI" w:hint="default"/>
+        <w:rFonts w:ascii="Meiryo UI" w:eastAsia="Meiryo UI" w:hAnsi="Meiryo UI" w:cs="Meiryo UI" w:hint="default"/>
       </w:rPr>
     </w:lvl>
   </w:abstractNum>
@@ -32069,7 +31203,7 @@
         <w:ind w:left="800" w:hanging="440"/>
       </w:pPr>
       <w:rPr>
-        <w:rFonts w:ascii="Meiryo UI" w:hAnsi="Meiryo UI" w:eastAsia="Meiryo UI" w:cs="Meiryo UI" w:hint="default"/>
+        <w:rFonts w:ascii="Meiryo UI" w:eastAsia="Meiryo UI" w:hAnsi="Meiryo UI" w:cs="Meiryo UI" w:hint="default"/>
         <w:u w:val="none"/>
       </w:rPr>
     </w:lvl>
@@ -32183,7 +31317,7 @@
         <w:ind w:left="440" w:hanging="440"/>
       </w:pPr>
       <w:rPr>
-        <w:rFonts w:ascii="Meiryo UI" w:hAnsi="Meiryo UI" w:eastAsia="Meiryo UI" w:cs="Meiryo UI" w:hint="default"/>
+        <w:rFonts w:ascii="Meiryo UI" w:eastAsia="Meiryo UI" w:hAnsi="Meiryo UI" w:cs="Meiryo UI" w:hint="default"/>
       </w:rPr>
     </w:lvl>
     <w:lvl w:ilvl="1" w:tplc="0409000B" w:tentative="1">
@@ -32195,7 +31329,7 @@
         <w:ind w:left="880" w:hanging="440"/>
       </w:pPr>
       <w:rPr>
-        <w:rFonts w:ascii="Meiryo UI" w:hAnsi="Meiryo UI" w:eastAsia="Meiryo UI" w:cs="Meiryo UI" w:hint="default"/>
+        <w:rFonts w:ascii="Meiryo UI" w:eastAsia="Meiryo UI" w:hAnsi="Meiryo UI" w:cs="Meiryo UI" w:hint="default"/>
       </w:rPr>
     </w:lvl>
     <w:lvl w:ilvl="2" w:tplc="0409000D" w:tentative="1">
@@ -32207,7 +31341,7 @@
         <w:ind w:left="1320" w:hanging="440"/>
       </w:pPr>
       <w:rPr>
-        <w:rFonts w:ascii="Meiryo UI" w:hAnsi="Meiryo UI" w:eastAsia="Meiryo UI" w:cs="Meiryo UI" w:hint="default"/>
+        <w:rFonts w:ascii="Meiryo UI" w:eastAsia="Meiryo UI" w:hAnsi="Meiryo UI" w:cs="Meiryo UI" w:hint="default"/>
       </w:rPr>
     </w:lvl>
     <w:lvl w:ilvl="3" w:tplc="04090001" w:tentative="1">
@@ -32219,7 +31353,7 @@
         <w:ind w:left="1760" w:hanging="440"/>
       </w:pPr>
       <w:rPr>
-        <w:rFonts w:ascii="Meiryo UI" w:hAnsi="Meiryo UI" w:eastAsia="Meiryo UI" w:cs="Meiryo UI" w:hint="default"/>
+        <w:rFonts w:ascii="Meiryo UI" w:eastAsia="Meiryo UI" w:hAnsi="Meiryo UI" w:cs="Meiryo UI" w:hint="default"/>
       </w:rPr>
     </w:lvl>
     <w:lvl w:ilvl="4" w:tplc="0409000B" w:tentative="1">
@@ -32231,7 +31365,7 @@
         <w:ind w:left="2200" w:hanging="440"/>
       </w:pPr>
       <w:rPr>
-        <w:rFonts w:ascii="Meiryo UI" w:hAnsi="Meiryo UI" w:eastAsia="Meiryo UI" w:cs="Meiryo UI" w:hint="default"/>
+        <w:rFonts w:ascii="Meiryo UI" w:eastAsia="Meiryo UI" w:hAnsi="Meiryo UI" w:cs="Meiryo UI" w:hint="default"/>
       </w:rPr>
     </w:lvl>
     <w:lvl w:ilvl="5" w:tplc="0409000D" w:tentative="1">
@@ -32243,7 +31377,7 @@
         <w:ind w:left="2640" w:hanging="440"/>
       </w:pPr>
       <w:rPr>
-        <w:rFonts w:ascii="Meiryo UI" w:hAnsi="Meiryo UI" w:eastAsia="Meiryo UI" w:cs="Meiryo UI" w:hint="default"/>
+        <w:rFonts w:ascii="Meiryo UI" w:eastAsia="Meiryo UI" w:hAnsi="Meiryo UI" w:cs="Meiryo UI" w:hint="default"/>
       </w:rPr>
     </w:lvl>
     <w:lvl w:ilvl="6" w:tplc="04090001" w:tentative="1">
@@ -32255,7 +31389,7 @@
         <w:ind w:left="3080" w:hanging="440"/>
       </w:pPr>
       <w:rPr>
-        <w:rFonts w:ascii="Meiryo UI" w:hAnsi="Meiryo UI" w:eastAsia="Meiryo UI" w:cs="Meiryo UI" w:hint="default"/>
+        <w:rFonts w:ascii="Meiryo UI" w:eastAsia="Meiryo UI" w:hAnsi="Meiryo UI" w:cs="Meiryo UI" w:hint="default"/>
       </w:rPr>
     </w:lvl>
     <w:lvl w:ilvl="7" w:tplc="0409000B" w:tentative="1">
@@ -32267,7 +31401,7 @@
         <w:ind w:left="3520" w:hanging="440"/>
       </w:pPr>
       <w:rPr>
-        <w:rFonts w:ascii="Meiryo UI" w:hAnsi="Meiryo UI" w:eastAsia="Meiryo UI" w:cs="Meiryo UI" w:hint="default"/>
+        <w:rFonts w:ascii="Meiryo UI" w:eastAsia="Meiryo UI" w:hAnsi="Meiryo UI" w:cs="Meiryo UI" w:hint="default"/>
       </w:rPr>
     </w:lvl>
     <w:lvl w:ilvl="8" w:tplc="0409000D" w:tentative="1">
@@ -32279,7 +31413,7 @@
         <w:ind w:left="3960" w:hanging="440"/>
       </w:pPr>
       <w:rPr>
-        <w:rFonts w:ascii="Meiryo UI" w:hAnsi="Meiryo UI" w:eastAsia="Meiryo UI" w:cs="Meiryo UI" w:hint="default"/>
+        <w:rFonts w:ascii="Meiryo UI" w:eastAsia="Meiryo UI" w:hAnsi="Meiryo UI" w:cs="Meiryo UI" w:hint="default"/>
       </w:rPr>
     </w:lvl>
   </w:abstractNum>
@@ -32296,7 +31430,7 @@
         <w:ind w:left="440" w:hanging="440"/>
       </w:pPr>
       <w:rPr>
-        <w:rFonts w:ascii="Meiryo UI" w:hAnsi="Meiryo UI" w:eastAsia="Meiryo UI" w:cs="Meiryo UI" w:hint="default"/>
+        <w:rFonts w:ascii="Meiryo UI" w:eastAsia="Meiryo UI" w:hAnsi="Meiryo UI" w:cs="Meiryo UI" w:hint="default"/>
       </w:rPr>
     </w:lvl>
     <w:lvl w:ilvl="1" w:tplc="0409000B" w:tentative="1">
@@ -32308,7 +31442,7 @@
         <w:ind w:left="880" w:hanging="440"/>
       </w:pPr>
       <w:rPr>
-        <w:rFonts w:ascii="Meiryo UI" w:hAnsi="Meiryo UI" w:eastAsia="Meiryo UI" w:cs="Meiryo UI" w:hint="default"/>
+        <w:rFonts w:ascii="Meiryo UI" w:eastAsia="Meiryo UI" w:hAnsi="Meiryo UI" w:cs="Meiryo UI" w:hint="default"/>
       </w:rPr>
     </w:lvl>
     <w:lvl w:ilvl="2" w:tplc="0409000D" w:tentative="1">
@@ -32320,7 +31454,7 @@
         <w:ind w:left="1320" w:hanging="440"/>
       </w:pPr>
       <w:rPr>
-        <w:rFonts w:ascii="Meiryo UI" w:hAnsi="Meiryo UI" w:eastAsia="Meiryo UI" w:cs="Meiryo UI" w:hint="default"/>
+        <w:rFonts w:ascii="Meiryo UI" w:eastAsia="Meiryo UI" w:hAnsi="Meiryo UI" w:cs="Meiryo UI" w:hint="default"/>
       </w:rPr>
     </w:lvl>
     <w:lvl w:ilvl="3" w:tplc="04090001" w:tentative="1">
@@ -32332,7 +31466,7 @@
         <w:ind w:left="1760" w:hanging="440"/>
       </w:pPr>
       <w:rPr>
-        <w:rFonts w:ascii="Meiryo UI" w:hAnsi="Meiryo UI" w:eastAsia="Meiryo UI" w:cs="Meiryo UI" w:hint="default"/>
+        <w:rFonts w:ascii="Meiryo UI" w:eastAsia="Meiryo UI" w:hAnsi="Meiryo UI" w:cs="Meiryo UI" w:hint="default"/>
       </w:rPr>
     </w:lvl>
     <w:lvl w:ilvl="4" w:tplc="0409000B" w:tentative="1">
@@ -32344,7 +31478,7 @@
         <w:ind w:left="2200" w:hanging="440"/>
       </w:pPr>
       <w:rPr>
-        <w:rFonts w:ascii="Meiryo UI" w:hAnsi="Meiryo UI" w:eastAsia="Meiryo UI" w:cs="Meiryo UI" w:hint="default"/>
+        <w:rFonts w:ascii="Meiryo UI" w:eastAsia="Meiryo UI" w:hAnsi="Meiryo UI" w:cs="Meiryo UI" w:hint="default"/>
       </w:rPr>
     </w:lvl>
     <w:lvl w:ilvl="5" w:tplc="0409000D" w:tentative="1">
@@ -32356,7 +31490,7 @@
         <w:ind w:left="2640" w:hanging="440"/>
       </w:pPr>
       <w:rPr>
-        <w:rFonts w:ascii="Meiryo UI" w:hAnsi="Meiryo UI" w:eastAsia="Meiryo UI" w:cs="Meiryo UI" w:hint="default"/>
+        <w:rFonts w:ascii="Meiryo UI" w:eastAsia="Meiryo UI" w:hAnsi="Meiryo UI" w:cs="Meiryo UI" w:hint="default"/>
       </w:rPr>
     </w:lvl>
     <w:lvl w:ilvl="6" w:tplc="04090001" w:tentative="1">
@@ -32368,7 +31502,7 @@
         <w:ind w:left="3080" w:hanging="440"/>
       </w:pPr>
       <w:rPr>
-        <w:rFonts w:ascii="Meiryo UI" w:hAnsi="Meiryo UI" w:eastAsia="Meiryo UI" w:cs="Meiryo UI" w:hint="default"/>
+        <w:rFonts w:ascii="Meiryo UI" w:eastAsia="Meiryo UI" w:hAnsi="Meiryo UI" w:cs="Meiryo UI" w:hint="default"/>
       </w:rPr>
     </w:lvl>
     <w:lvl w:ilvl="7" w:tplc="0409000B" w:tentative="1">
@@ -32380,7 +31514,7 @@
         <w:ind w:left="3520" w:hanging="440"/>
       </w:pPr>
       <w:rPr>
-        <w:rFonts w:ascii="Meiryo UI" w:hAnsi="Meiryo UI" w:eastAsia="Meiryo UI" w:cs="Meiryo UI" w:hint="default"/>
+        <w:rFonts w:ascii="Meiryo UI" w:eastAsia="Meiryo UI" w:hAnsi="Meiryo UI" w:cs="Meiryo UI" w:hint="default"/>
       </w:rPr>
     </w:lvl>
     <w:lvl w:ilvl="8" w:tplc="0409000D" w:tentative="1">
@@ -32392,7 +31526,7 @@
         <w:ind w:left="3960" w:hanging="440"/>
       </w:pPr>
       <w:rPr>
-        <w:rFonts w:ascii="Meiryo UI" w:hAnsi="Meiryo UI" w:eastAsia="Meiryo UI" w:cs="Meiryo UI" w:hint="default"/>
+        <w:rFonts w:ascii="Meiryo UI" w:eastAsia="Meiryo UI" w:hAnsi="Meiryo UI" w:cs="Meiryo UI" w:hint="default"/>
       </w:rPr>
     </w:lvl>
   </w:abstractNum>
@@ -32409,7 +31543,7 @@
         <w:ind w:left="440" w:hanging="440"/>
       </w:pPr>
       <w:rPr>
-        <w:rFonts w:ascii="Meiryo UI" w:hAnsi="Meiryo UI" w:eastAsia="Meiryo UI" w:cs="Meiryo UI" w:hint="default"/>
+        <w:rFonts w:ascii="Meiryo UI" w:eastAsia="Meiryo UI" w:hAnsi="Meiryo UI" w:cs="Meiryo UI" w:hint="default"/>
       </w:rPr>
     </w:lvl>
     <w:lvl w:ilvl="1" w:tplc="FFFFFFFF" w:tentative="1">
@@ -32421,7 +31555,7 @@
         <w:ind w:left="880" w:hanging="440"/>
       </w:pPr>
       <w:rPr>
-        <w:rFonts w:ascii="Meiryo UI" w:hAnsi="Meiryo UI" w:eastAsia="Meiryo UI" w:cs="Meiryo UI" w:hint="default"/>
+        <w:rFonts w:ascii="Meiryo UI" w:eastAsia="Meiryo UI" w:hAnsi="Meiryo UI" w:cs="Meiryo UI" w:hint="default"/>
       </w:rPr>
     </w:lvl>
     <w:lvl w:ilvl="2" w:tplc="FFFFFFFF" w:tentative="1">
@@ -32433,7 +31567,7 @@
         <w:ind w:left="1320" w:hanging="440"/>
       </w:pPr>
       <w:rPr>
-        <w:rFonts w:ascii="Meiryo UI" w:hAnsi="Meiryo UI" w:eastAsia="Meiryo UI" w:cs="Meiryo UI" w:hint="default"/>
+        <w:rFonts w:ascii="Meiryo UI" w:eastAsia="Meiryo UI" w:hAnsi="Meiryo UI" w:cs="Meiryo UI" w:hint="default"/>
       </w:rPr>
     </w:lvl>
     <w:lvl w:ilvl="3" w:tplc="FFFFFFFF" w:tentative="1">
@@ -32445,7 +31579,7 @@
         <w:ind w:left="1760" w:hanging="440"/>
       </w:pPr>
       <w:rPr>
-        <w:rFonts w:ascii="Meiryo UI" w:hAnsi="Meiryo UI" w:eastAsia="Meiryo UI" w:cs="Meiryo UI" w:hint="default"/>
+        <w:rFonts w:ascii="Meiryo UI" w:eastAsia="Meiryo UI" w:hAnsi="Meiryo UI" w:cs="Meiryo UI" w:hint="default"/>
       </w:rPr>
     </w:lvl>
     <w:lvl w:ilvl="4" w:tplc="FFFFFFFF" w:tentative="1">
@@ -32457,7 +31591,7 @@
         <w:ind w:left="2200" w:hanging="440"/>
       </w:pPr>
       <w:rPr>
-        <w:rFonts w:ascii="Meiryo UI" w:hAnsi="Meiryo UI" w:eastAsia="Meiryo UI" w:cs="Meiryo UI" w:hint="default"/>
+        <w:rFonts w:ascii="Meiryo UI" w:eastAsia="Meiryo UI" w:hAnsi="Meiryo UI" w:cs="Meiryo UI" w:hint="default"/>
       </w:rPr>
     </w:lvl>
     <w:lvl w:ilvl="5" w:tplc="FFFFFFFF" w:tentative="1">
@@ -32469,7 +31603,7 @@
         <w:ind w:left="2640" w:hanging="440"/>
       </w:pPr>
       <w:rPr>
-        <w:rFonts w:ascii="Meiryo UI" w:hAnsi="Meiryo UI" w:eastAsia="Meiryo UI" w:cs="Meiryo UI" w:hint="default"/>
+        <w:rFonts w:ascii="Meiryo UI" w:eastAsia="Meiryo UI" w:hAnsi="Meiryo UI" w:cs="Meiryo UI" w:hint="default"/>
       </w:rPr>
     </w:lvl>
     <w:lvl w:ilvl="6" w:tplc="FFFFFFFF" w:tentative="1">
@@ -32481,7 +31615,7 @@
         <w:ind w:left="3080" w:hanging="440"/>
       </w:pPr>
       <w:rPr>
-        <w:rFonts w:ascii="Meiryo UI" w:hAnsi="Meiryo UI" w:eastAsia="Meiryo UI" w:cs="Meiryo UI" w:hint="default"/>
+        <w:rFonts w:ascii="Meiryo UI" w:eastAsia="Meiryo UI" w:hAnsi="Meiryo UI" w:cs="Meiryo UI" w:hint="default"/>
       </w:rPr>
     </w:lvl>
     <w:lvl w:ilvl="7" w:tplc="FFFFFFFF" w:tentative="1">
@@ -32493,7 +31627,7 @@
         <w:ind w:left="3520" w:hanging="440"/>
       </w:pPr>
       <w:rPr>
-        <w:rFonts w:ascii="Meiryo UI" w:hAnsi="Meiryo UI" w:eastAsia="Meiryo UI" w:cs="Meiryo UI" w:hint="default"/>
+        <w:rFonts w:ascii="Meiryo UI" w:eastAsia="Meiryo UI" w:hAnsi="Meiryo UI" w:cs="Meiryo UI" w:hint="default"/>
       </w:rPr>
     </w:lvl>
     <w:lvl w:ilvl="8" w:tplc="FFFFFFFF" w:tentative="1">
@@ -32505,7 +31639,7 @@
         <w:ind w:left="3960" w:hanging="440"/>
       </w:pPr>
       <w:rPr>
-        <w:rFonts w:ascii="Meiryo UI" w:hAnsi="Meiryo UI" w:eastAsia="Meiryo UI" w:cs="Meiryo UI" w:hint="default"/>
+        <w:rFonts w:ascii="Meiryo UI" w:eastAsia="Meiryo UI" w:hAnsi="Meiryo UI" w:cs="Meiryo UI" w:hint="default"/>
       </w:rPr>
     </w:lvl>
   </w:abstractNum>
@@ -32522,7 +31656,7 @@
         <w:ind w:left="440" w:hanging="440"/>
       </w:pPr>
       <w:rPr>
-        <w:rFonts w:ascii="Meiryo UI" w:hAnsi="Meiryo UI" w:eastAsia="Meiryo UI" w:cs="Meiryo UI" w:hint="default"/>
+        <w:rFonts w:ascii="Meiryo UI" w:eastAsia="Meiryo UI" w:hAnsi="Meiryo UI" w:cs="Meiryo UI" w:hint="default"/>
       </w:rPr>
     </w:lvl>
     <w:lvl w:ilvl="1" w:tplc="0409000B">
@@ -32534,7 +31668,7 @@
         <w:ind w:left="880" w:hanging="440"/>
       </w:pPr>
       <w:rPr>
-        <w:rFonts w:ascii="Meiryo UI" w:hAnsi="Meiryo UI" w:eastAsia="Meiryo UI" w:cs="Meiryo UI" w:hint="default"/>
+        <w:rFonts w:ascii="Meiryo UI" w:eastAsia="Meiryo UI" w:hAnsi="Meiryo UI" w:cs="Meiryo UI" w:hint="default"/>
       </w:rPr>
     </w:lvl>
     <w:lvl w:ilvl="2" w:tplc="0409000D" w:tentative="1">
@@ -32546,7 +31680,7 @@
         <w:ind w:left="1320" w:hanging="440"/>
       </w:pPr>
       <w:rPr>
-        <w:rFonts w:ascii="Meiryo UI" w:hAnsi="Meiryo UI" w:eastAsia="Meiryo UI" w:cs="Meiryo UI" w:hint="default"/>
+        <w:rFonts w:ascii="Meiryo UI" w:eastAsia="Meiryo UI" w:hAnsi="Meiryo UI" w:cs="Meiryo UI" w:hint="default"/>
       </w:rPr>
     </w:lvl>
     <w:lvl w:ilvl="3" w:tplc="04090001" w:tentative="1">
@@ -32558,7 +31692,7 @@
         <w:ind w:left="1760" w:hanging="440"/>
       </w:pPr>
       <w:rPr>
-        <w:rFonts w:ascii="Meiryo UI" w:hAnsi="Meiryo UI" w:eastAsia="Meiryo UI" w:cs="Meiryo UI" w:hint="default"/>
+        <w:rFonts w:ascii="Meiryo UI" w:eastAsia="Meiryo UI" w:hAnsi="Meiryo UI" w:cs="Meiryo UI" w:hint="default"/>
       </w:rPr>
     </w:lvl>
     <w:lvl w:ilvl="4" w:tplc="0409000B" w:tentative="1">
@@ -32570,7 +31704,7 @@
         <w:ind w:left="2200" w:hanging="440"/>
       </w:pPr>
       <w:rPr>
-        <w:rFonts w:ascii="Meiryo UI" w:hAnsi="Meiryo UI" w:eastAsia="Meiryo UI" w:cs="Meiryo UI" w:hint="default"/>
+        <w:rFonts w:ascii="Meiryo UI" w:eastAsia="Meiryo UI" w:hAnsi="Meiryo UI" w:cs="Meiryo UI" w:hint="default"/>
       </w:rPr>
     </w:lvl>
     <w:lvl w:ilvl="5" w:tplc="0409000D" w:tentative="1">
@@ -32582,7 +31716,7 @@
         <w:ind w:left="2640" w:hanging="440"/>
       </w:pPr>
       <w:rPr>
-        <w:rFonts w:ascii="Meiryo UI" w:hAnsi="Meiryo UI" w:eastAsia="Meiryo UI" w:cs="Meiryo UI" w:hint="default"/>
+        <w:rFonts w:ascii="Meiryo UI" w:eastAsia="Meiryo UI" w:hAnsi="Meiryo UI" w:cs="Meiryo UI" w:hint="default"/>
       </w:rPr>
     </w:lvl>
     <w:lvl w:ilvl="6" w:tplc="04090001" w:tentative="1">
@@ -32594,7 +31728,7 @@
         <w:ind w:left="3080" w:hanging="440"/>
       </w:pPr>
       <w:rPr>
-        <w:rFonts w:ascii="Meiryo UI" w:hAnsi="Meiryo UI" w:eastAsia="Meiryo UI" w:cs="Meiryo UI" w:hint="default"/>
+        <w:rFonts w:ascii="Meiryo UI" w:eastAsia="Meiryo UI" w:hAnsi="Meiryo UI" w:cs="Meiryo UI" w:hint="default"/>
       </w:rPr>
     </w:lvl>
     <w:lvl w:ilvl="7" w:tplc="0409000B" w:tentative="1">
@@ -32606,7 +31740,7 @@
         <w:ind w:left="3520" w:hanging="440"/>
       </w:pPr>
       <w:rPr>
-        <w:rFonts w:ascii="Meiryo UI" w:hAnsi="Meiryo UI" w:eastAsia="Meiryo UI" w:cs="Meiryo UI" w:hint="default"/>
+        <w:rFonts w:ascii="Meiryo UI" w:eastAsia="Meiryo UI" w:hAnsi="Meiryo UI" w:cs="Meiryo UI" w:hint="default"/>
       </w:rPr>
     </w:lvl>
     <w:lvl w:ilvl="8" w:tplc="0409000D" w:tentative="1">
@@ -32618,7 +31752,7 @@
         <w:ind w:left="3960" w:hanging="440"/>
       </w:pPr>
       <w:rPr>
-        <w:rFonts w:ascii="Meiryo UI" w:hAnsi="Meiryo UI" w:eastAsia="Meiryo UI" w:cs="Meiryo UI" w:hint="default"/>
+        <w:rFonts w:ascii="Meiryo UI" w:eastAsia="Meiryo UI" w:hAnsi="Meiryo UI" w:cs="Meiryo UI" w:hint="default"/>
       </w:rPr>
     </w:lvl>
   </w:abstractNum>
@@ -32635,7 +31769,7 @@
         <w:ind w:left="440" w:hanging="440"/>
       </w:pPr>
       <w:rPr>
-        <w:rFonts w:ascii="Meiryo UI" w:hAnsi="Meiryo UI" w:eastAsia="Meiryo UI" w:cs="Meiryo UI" w:hint="default"/>
+        <w:rFonts w:ascii="Meiryo UI" w:eastAsia="Meiryo UI" w:hAnsi="Meiryo UI" w:cs="Meiryo UI" w:hint="default"/>
       </w:rPr>
     </w:lvl>
     <w:lvl w:ilvl="1" w:tplc="0409000B" w:tentative="1">
@@ -32647,7 +31781,7 @@
         <w:ind w:left="880" w:hanging="440"/>
       </w:pPr>
       <w:rPr>
-        <w:rFonts w:ascii="Meiryo UI" w:hAnsi="Meiryo UI" w:eastAsia="Meiryo UI" w:cs="Meiryo UI" w:hint="default"/>
+        <w:rFonts w:ascii="Meiryo UI" w:eastAsia="Meiryo UI" w:hAnsi="Meiryo UI" w:cs="Meiryo UI" w:hint="default"/>
       </w:rPr>
     </w:lvl>
     <w:lvl w:ilvl="2" w:tplc="0409000D" w:tentative="1">
@@ -32659,7 +31793,7 @@
         <w:ind w:left="1320" w:hanging="440"/>
       </w:pPr>
       <w:rPr>
-        <w:rFonts w:ascii="Meiryo UI" w:hAnsi="Meiryo UI" w:eastAsia="Meiryo UI" w:cs="Meiryo UI" w:hint="default"/>
+        <w:rFonts w:ascii="Meiryo UI" w:eastAsia="Meiryo UI" w:hAnsi="Meiryo UI" w:cs="Meiryo UI" w:hint="default"/>
       </w:rPr>
     </w:lvl>
     <w:lvl w:ilvl="3" w:tplc="04090001" w:tentative="1">
@@ -32671,7 +31805,7 @@
         <w:ind w:left="1760" w:hanging="440"/>
       </w:pPr>
       <w:rPr>
-        <w:rFonts w:ascii="Meiryo UI" w:hAnsi="Meiryo UI" w:eastAsia="Meiryo UI" w:cs="Meiryo UI" w:hint="default"/>
+        <w:rFonts w:ascii="Meiryo UI" w:eastAsia="Meiryo UI" w:hAnsi="Meiryo UI" w:cs="Meiryo UI" w:hint="default"/>
       </w:rPr>
     </w:lvl>
     <w:lvl w:ilvl="4" w:tplc="0409000B" w:tentative="1">
@@ -32683,7 +31817,7 @@
         <w:ind w:left="2200" w:hanging="440"/>
       </w:pPr>
       <w:rPr>
-        <w:rFonts w:ascii="Meiryo UI" w:hAnsi="Meiryo UI" w:eastAsia="Meiryo UI" w:cs="Meiryo UI" w:hint="default"/>
+        <w:rFonts w:ascii="Meiryo UI" w:eastAsia="Meiryo UI" w:hAnsi="Meiryo UI" w:cs="Meiryo UI" w:hint="default"/>
       </w:rPr>
     </w:lvl>
     <w:lvl w:ilvl="5" w:tplc="0409000D" w:tentative="1">
@@ -32695,7 +31829,7 @@
         <w:ind w:left="2640" w:hanging="440"/>
       </w:pPr>
       <w:rPr>
-        <w:rFonts w:ascii="Meiryo UI" w:hAnsi="Meiryo UI" w:eastAsia="Meiryo UI" w:cs="Meiryo UI" w:hint="default"/>
+        <w:rFonts w:ascii="Meiryo UI" w:eastAsia="Meiryo UI" w:hAnsi="Meiryo UI" w:cs="Meiryo UI" w:hint="default"/>
       </w:rPr>
     </w:lvl>
     <w:lvl w:ilvl="6" w:tplc="04090001" w:tentative="1">
@@ -32707,7 +31841,7 @@
         <w:ind w:left="3080" w:hanging="440"/>
       </w:pPr>
       <w:rPr>
-        <w:rFonts w:ascii="Meiryo UI" w:hAnsi="Meiryo UI" w:eastAsia="Meiryo UI" w:cs="Meiryo UI" w:hint="default"/>
+        <w:rFonts w:ascii="Meiryo UI" w:eastAsia="Meiryo UI" w:hAnsi="Meiryo UI" w:cs="Meiryo UI" w:hint="default"/>
       </w:rPr>
     </w:lvl>
     <w:lvl w:ilvl="7" w:tplc="0409000B" w:tentative="1">
@@ -32719,7 +31853,7 @@
         <w:ind w:left="3520" w:hanging="440"/>
       </w:pPr>
       <w:rPr>
-        <w:rFonts w:ascii="Meiryo UI" w:hAnsi="Meiryo UI" w:eastAsia="Meiryo UI" w:cs="Meiryo UI" w:hint="default"/>
+        <w:rFonts w:ascii="Meiryo UI" w:eastAsia="Meiryo UI" w:hAnsi="Meiryo UI" w:cs="Meiryo UI" w:hint="default"/>
       </w:rPr>
     </w:lvl>
     <w:lvl w:ilvl="8" w:tplc="0409000D" w:tentative="1">
@@ -32731,7 +31865,7 @@
         <w:ind w:left="3960" w:hanging="440"/>
       </w:pPr>
       <w:rPr>
-        <w:rFonts w:ascii="Meiryo UI" w:hAnsi="Meiryo UI" w:eastAsia="Meiryo UI" w:cs="Meiryo UI" w:hint="default"/>
+        <w:rFonts w:ascii="Meiryo UI" w:eastAsia="Meiryo UI" w:hAnsi="Meiryo UI" w:cs="Meiryo UI" w:hint="default"/>
       </w:rPr>
     </w:lvl>
   </w:abstractNum>
@@ -32748,7 +31882,7 @@
         <w:ind w:left="800" w:hanging="440"/>
       </w:pPr>
       <w:rPr>
-        <w:rFonts w:ascii="Meiryo UI" w:hAnsi="Meiryo UI" w:eastAsia="Meiryo UI" w:cs="Meiryo UI" w:hint="default"/>
+        <w:rFonts w:ascii="Meiryo UI" w:eastAsia="Meiryo UI" w:hAnsi="Meiryo UI" w:cs="Meiryo UI" w:hint="default"/>
         <w:u w:val="none"/>
       </w:rPr>
     </w:lvl>
@@ -32761,7 +31895,7 @@
         <w:ind w:left="1520" w:hanging="440"/>
       </w:pPr>
       <w:rPr>
-        <w:rFonts w:ascii="Meiryo UI" w:hAnsi="Meiryo UI" w:eastAsia="Meiryo UI" w:cs="Meiryo UI" w:hint="default"/>
+        <w:rFonts w:ascii="Meiryo UI" w:eastAsia="Meiryo UI" w:hAnsi="Meiryo UI" w:cs="Meiryo UI" w:hint="default"/>
       </w:rPr>
     </w:lvl>
     <w:lvl w:ilvl="2">
@@ -32862,7 +31996,7 @@
         <w:ind w:left="440" w:hanging="440"/>
       </w:pPr>
       <w:rPr>
-        <w:rFonts w:ascii="Meiryo UI" w:hAnsi="Meiryo UI" w:eastAsia="Meiryo UI" w:cs="Meiryo UI" w:hint="default"/>
+        <w:rFonts w:ascii="Meiryo UI" w:eastAsia="Meiryo UI" w:hAnsi="Meiryo UI" w:cs="Meiryo UI" w:hint="default"/>
       </w:rPr>
     </w:lvl>
   </w:abstractNum>
@@ -32888,7 +32022,7 @@
         <w:ind w:left="440" w:hanging="440"/>
       </w:pPr>
       <w:rPr>
-        <w:rFonts w:ascii="Meiryo UI" w:hAnsi="Meiryo UI" w:eastAsia="Meiryo UI" w:cs="Meiryo UI" w:hint="default"/>
+        <w:rFonts w:ascii="Meiryo UI" w:eastAsia="Meiryo UI" w:hAnsi="Meiryo UI" w:cs="Meiryo UI" w:hint="default"/>
       </w:rPr>
     </w:lvl>
     <w:lvl w:ilvl="2" w:tplc="FFFFFFFF">
@@ -32900,7 +32034,7 @@
         <w:ind w:left="440" w:hanging="440"/>
       </w:pPr>
       <w:rPr>
-        <w:rFonts w:ascii="Meiryo UI" w:hAnsi="Meiryo UI" w:eastAsia="Meiryo UI" w:cs="Meiryo UI" w:hint="default"/>
+        <w:rFonts w:ascii="Meiryo UI" w:eastAsia="Meiryo UI" w:hAnsi="Meiryo UI" w:cs="Meiryo UI" w:hint="default"/>
       </w:rPr>
     </w:lvl>
     <w:lvl w:ilvl="3" w:tplc="FFFFFFFF" w:tentative="1">
@@ -32971,7 +32105,7 @@
         <w:ind w:left="440" w:hanging="440"/>
       </w:pPr>
       <w:rPr>
-        <w:rFonts w:ascii="Meiryo UI" w:hAnsi="Meiryo UI" w:eastAsia="Meiryo UI" w:cs="Meiryo UI" w:hint="default"/>
+        <w:rFonts w:ascii="Meiryo UI" w:eastAsia="Meiryo UI" w:hAnsi="Meiryo UI" w:cs="Meiryo UI" w:hint="default"/>
       </w:rPr>
     </w:lvl>
     <w:lvl w:ilvl="1" w:tplc="0409000B">
@@ -32983,7 +32117,7 @@
         <w:ind w:left="880" w:hanging="440"/>
       </w:pPr>
       <w:rPr>
-        <w:rFonts w:ascii="Meiryo UI" w:hAnsi="Meiryo UI" w:eastAsia="Meiryo UI" w:cs="Meiryo UI" w:hint="default"/>
+        <w:rFonts w:ascii="Meiryo UI" w:eastAsia="Meiryo UI" w:hAnsi="Meiryo UI" w:cs="Meiryo UI" w:hint="default"/>
       </w:rPr>
     </w:lvl>
     <w:lvl w:ilvl="2" w:tplc="0409000D" w:tentative="1">
@@ -32995,7 +32129,7 @@
         <w:ind w:left="1320" w:hanging="440"/>
       </w:pPr>
       <w:rPr>
-        <w:rFonts w:ascii="Meiryo UI" w:hAnsi="Meiryo UI" w:eastAsia="Meiryo UI" w:cs="Meiryo UI" w:hint="default"/>
+        <w:rFonts w:ascii="Meiryo UI" w:eastAsia="Meiryo UI" w:hAnsi="Meiryo UI" w:cs="Meiryo UI" w:hint="default"/>
       </w:rPr>
     </w:lvl>
     <w:lvl w:ilvl="3" w:tplc="04090001" w:tentative="1">
@@ -33007,7 +32141,7 @@
         <w:ind w:left="1760" w:hanging="440"/>
       </w:pPr>
       <w:rPr>
-        <w:rFonts w:ascii="Meiryo UI" w:hAnsi="Meiryo UI" w:eastAsia="Meiryo UI" w:cs="Meiryo UI" w:hint="default"/>
+        <w:rFonts w:ascii="Meiryo UI" w:eastAsia="Meiryo UI" w:hAnsi="Meiryo UI" w:cs="Meiryo UI" w:hint="default"/>
       </w:rPr>
     </w:lvl>
     <w:lvl w:ilvl="4" w:tplc="0409000B" w:tentative="1">
@@ -33019,7 +32153,7 @@
         <w:ind w:left="2200" w:hanging="440"/>
       </w:pPr>
       <w:rPr>
-        <w:rFonts w:ascii="Meiryo UI" w:hAnsi="Meiryo UI" w:eastAsia="Meiryo UI" w:cs="Meiryo UI" w:hint="default"/>
+        <w:rFonts w:ascii="Meiryo UI" w:eastAsia="Meiryo UI" w:hAnsi="Meiryo UI" w:cs="Meiryo UI" w:hint="default"/>
       </w:rPr>
     </w:lvl>
     <w:lvl w:ilvl="5" w:tplc="0409000D" w:tentative="1">
@@ -33031,7 +32165,7 @@
         <w:ind w:left="2640" w:hanging="440"/>
       </w:pPr>
       <w:rPr>
-        <w:rFonts w:ascii="Meiryo UI" w:hAnsi="Meiryo UI" w:eastAsia="Meiryo UI" w:cs="Meiryo UI" w:hint="default"/>
+        <w:rFonts w:ascii="Meiryo UI" w:eastAsia="Meiryo UI" w:hAnsi="Meiryo UI" w:cs="Meiryo UI" w:hint="default"/>
       </w:rPr>
     </w:lvl>
     <w:lvl w:ilvl="6" w:tplc="04090001" w:tentative="1">
@@ -33043,7 +32177,7 @@
         <w:ind w:left="3080" w:hanging="440"/>
       </w:pPr>
       <w:rPr>
-        <w:rFonts w:ascii="Meiryo UI" w:hAnsi="Meiryo UI" w:eastAsia="Meiryo UI" w:cs="Meiryo UI" w:hint="default"/>
+        <w:rFonts w:ascii="Meiryo UI" w:eastAsia="Meiryo UI" w:hAnsi="Meiryo UI" w:cs="Meiryo UI" w:hint="default"/>
       </w:rPr>
     </w:lvl>
     <w:lvl w:ilvl="7" w:tplc="0409000B" w:tentative="1">
@@ -33055,7 +32189,7 @@
         <w:ind w:left="3520" w:hanging="440"/>
       </w:pPr>
       <w:rPr>
-        <w:rFonts w:ascii="Meiryo UI" w:hAnsi="Meiryo UI" w:eastAsia="Meiryo UI" w:cs="Meiryo UI" w:hint="default"/>
+        <w:rFonts w:ascii="Meiryo UI" w:eastAsia="Meiryo UI" w:hAnsi="Meiryo UI" w:cs="Meiryo UI" w:hint="default"/>
       </w:rPr>
     </w:lvl>
     <w:lvl w:ilvl="8" w:tplc="0409000D" w:tentative="1">
@@ -33067,7 +32201,7 @@
         <w:ind w:left="3960" w:hanging="440"/>
       </w:pPr>
       <w:rPr>
-        <w:rFonts w:ascii="Meiryo UI" w:hAnsi="Meiryo UI" w:eastAsia="Meiryo UI" w:cs="Meiryo UI" w:hint="default"/>
+        <w:rFonts w:ascii="Meiryo UI" w:eastAsia="Meiryo UI" w:hAnsi="Meiryo UI" w:cs="Meiryo UI" w:hint="default"/>
       </w:rPr>
     </w:lvl>
   </w:abstractNum>
@@ -33084,7 +32218,7 @@
         <w:ind w:left="680" w:hanging="440"/>
       </w:pPr>
       <w:rPr>
-        <w:rFonts w:ascii="Meiryo UI" w:hAnsi="Meiryo UI" w:eastAsia="Meiryo UI" w:cs="Meiryo UI" w:hint="default"/>
+        <w:rFonts w:ascii="Meiryo UI" w:eastAsia="Meiryo UI" w:hAnsi="Meiryo UI" w:cs="Meiryo UI" w:hint="default"/>
       </w:rPr>
     </w:lvl>
     <w:lvl w:ilvl="1" w:tplc="0409000B" w:tentative="1">
@@ -33096,7 +32230,7 @@
         <w:ind w:left="1120" w:hanging="440"/>
       </w:pPr>
       <w:rPr>
-        <w:rFonts w:ascii="Meiryo UI" w:hAnsi="Meiryo UI" w:eastAsia="Meiryo UI" w:cs="Meiryo UI" w:hint="default"/>
+        <w:rFonts w:ascii="Meiryo UI" w:eastAsia="Meiryo UI" w:hAnsi="Meiryo UI" w:cs="Meiryo UI" w:hint="default"/>
       </w:rPr>
     </w:lvl>
     <w:lvl w:ilvl="2" w:tplc="0409000D" w:tentative="1">
@@ -33108,7 +32242,7 @@
         <w:ind w:left="1560" w:hanging="440"/>
       </w:pPr>
       <w:rPr>
-        <w:rFonts w:ascii="Meiryo UI" w:hAnsi="Meiryo UI" w:eastAsia="Meiryo UI" w:cs="Meiryo UI" w:hint="default"/>
+        <w:rFonts w:ascii="Meiryo UI" w:eastAsia="Meiryo UI" w:hAnsi="Meiryo UI" w:cs="Meiryo UI" w:hint="default"/>
       </w:rPr>
     </w:lvl>
     <w:lvl w:ilvl="3" w:tplc="04090001" w:tentative="1">
@@ -33120,7 +32254,7 @@
         <w:ind w:left="2000" w:hanging="440"/>
       </w:pPr>
       <w:rPr>
-        <w:rFonts w:ascii="Meiryo UI" w:hAnsi="Meiryo UI" w:eastAsia="Meiryo UI" w:cs="Meiryo UI" w:hint="default"/>
+        <w:rFonts w:ascii="Meiryo UI" w:eastAsia="Meiryo UI" w:hAnsi="Meiryo UI" w:cs="Meiryo UI" w:hint="default"/>
       </w:rPr>
     </w:lvl>
     <w:lvl w:ilvl="4" w:tplc="0409000B" w:tentative="1">
@@ -33132,7 +32266,7 @@
         <w:ind w:left="2440" w:hanging="440"/>
       </w:pPr>
       <w:rPr>
-        <w:rFonts w:ascii="Meiryo UI" w:hAnsi="Meiryo UI" w:eastAsia="Meiryo UI" w:cs="Meiryo UI" w:hint="default"/>
+        <w:rFonts w:ascii="Meiryo UI" w:eastAsia="Meiryo UI" w:hAnsi="Meiryo UI" w:cs="Meiryo UI" w:hint="default"/>
       </w:rPr>
     </w:lvl>
     <w:lvl w:ilvl="5" w:tplc="0409000D" w:tentative="1">
@@ -33144,7 +32278,7 @@
         <w:ind w:left="2880" w:hanging="440"/>
       </w:pPr>
       <w:rPr>
-        <w:rFonts w:ascii="Meiryo UI" w:hAnsi="Meiryo UI" w:eastAsia="Meiryo UI" w:cs="Meiryo UI" w:hint="default"/>
+        <w:rFonts w:ascii="Meiryo UI" w:eastAsia="Meiryo UI" w:hAnsi="Meiryo UI" w:cs="Meiryo UI" w:hint="default"/>
       </w:rPr>
     </w:lvl>
     <w:lvl w:ilvl="6" w:tplc="04090001" w:tentative="1">
@@ -33156,7 +32290,7 @@
         <w:ind w:left="3320" w:hanging="440"/>
       </w:pPr>
       <w:rPr>
-        <w:rFonts w:ascii="Meiryo UI" w:hAnsi="Meiryo UI" w:eastAsia="Meiryo UI" w:cs="Meiryo UI" w:hint="default"/>
+        <w:rFonts w:ascii="Meiryo UI" w:eastAsia="Meiryo UI" w:hAnsi="Meiryo UI" w:cs="Meiryo UI" w:hint="default"/>
       </w:rPr>
     </w:lvl>
     <w:lvl w:ilvl="7" w:tplc="0409000B" w:tentative="1">
@@ -33168,7 +32302,7 @@
         <w:ind w:left="3760" w:hanging="440"/>
       </w:pPr>
       <w:rPr>
-        <w:rFonts w:ascii="Meiryo UI" w:hAnsi="Meiryo UI" w:eastAsia="Meiryo UI" w:cs="Meiryo UI" w:hint="default"/>
+        <w:rFonts w:ascii="Meiryo UI" w:eastAsia="Meiryo UI" w:hAnsi="Meiryo UI" w:cs="Meiryo UI" w:hint="default"/>
       </w:rPr>
     </w:lvl>
     <w:lvl w:ilvl="8" w:tplc="0409000D" w:tentative="1">
@@ -33180,7 +32314,7 @@
         <w:ind w:left="4200" w:hanging="440"/>
       </w:pPr>
       <w:rPr>
-        <w:rFonts w:ascii="Meiryo UI" w:hAnsi="Meiryo UI" w:eastAsia="Meiryo UI" w:cs="Meiryo UI" w:hint="default"/>
+        <w:rFonts w:ascii="Meiryo UI" w:eastAsia="Meiryo UI" w:hAnsi="Meiryo UI" w:cs="Meiryo UI" w:hint="default"/>
       </w:rPr>
     </w:lvl>
   </w:abstractNum>
@@ -33283,7 +32417,7 @@
         <w:ind w:left="440" w:hanging="440"/>
       </w:pPr>
       <w:rPr>
-        <w:rFonts w:ascii="Meiryo UI" w:hAnsi="Meiryo UI" w:eastAsia="Meiryo UI" w:cs="Meiryo UI" w:hint="default"/>
+        <w:rFonts w:ascii="Meiryo UI" w:eastAsia="Meiryo UI" w:hAnsi="Meiryo UI" w:cs="Meiryo UI" w:hint="default"/>
       </w:rPr>
     </w:lvl>
     <w:lvl w:ilvl="1" w:tplc="0409000B" w:tentative="1">
@@ -33295,7 +32429,7 @@
         <w:ind w:left="880" w:hanging="440"/>
       </w:pPr>
       <w:rPr>
-        <w:rFonts w:ascii="Meiryo UI" w:hAnsi="Meiryo UI" w:eastAsia="Meiryo UI" w:cs="Meiryo UI" w:hint="default"/>
+        <w:rFonts w:ascii="Meiryo UI" w:eastAsia="Meiryo UI" w:hAnsi="Meiryo UI" w:cs="Meiryo UI" w:hint="default"/>
       </w:rPr>
     </w:lvl>
     <w:lvl w:ilvl="2" w:tplc="0409000D" w:tentative="1">
@@ -33307,7 +32441,7 @@
         <w:ind w:left="1320" w:hanging="440"/>
       </w:pPr>
       <w:rPr>
-        <w:rFonts w:ascii="Meiryo UI" w:hAnsi="Meiryo UI" w:eastAsia="Meiryo UI" w:cs="Meiryo UI" w:hint="default"/>
+        <w:rFonts w:ascii="Meiryo UI" w:eastAsia="Meiryo UI" w:hAnsi="Meiryo UI" w:cs="Meiryo UI" w:hint="default"/>
       </w:rPr>
     </w:lvl>
     <w:lvl w:ilvl="3" w:tplc="04090001" w:tentative="1">
@@ -33319,7 +32453,7 @@
         <w:ind w:left="1760" w:hanging="440"/>
       </w:pPr>
       <w:rPr>
-        <w:rFonts w:ascii="Meiryo UI" w:hAnsi="Meiryo UI" w:eastAsia="Meiryo UI" w:cs="Meiryo UI" w:hint="default"/>
+        <w:rFonts w:ascii="Meiryo UI" w:eastAsia="Meiryo UI" w:hAnsi="Meiryo UI" w:cs="Meiryo UI" w:hint="default"/>
       </w:rPr>
     </w:lvl>
     <w:lvl w:ilvl="4" w:tplc="0409000B" w:tentative="1">
@@ -33331,7 +32465,7 @@
         <w:ind w:left="2200" w:hanging="440"/>
       </w:pPr>
       <w:rPr>
-        <w:rFonts w:ascii="Meiryo UI" w:hAnsi="Meiryo UI" w:eastAsia="Meiryo UI" w:cs="Meiryo UI" w:hint="default"/>
+        <w:rFonts w:ascii="Meiryo UI" w:eastAsia="Meiryo UI" w:hAnsi="Meiryo UI" w:cs="Meiryo UI" w:hint="default"/>
       </w:rPr>
     </w:lvl>
     <w:lvl w:ilvl="5" w:tplc="0409000D" w:tentative="1">
@@ -33343,7 +32477,7 @@
         <w:ind w:left="2640" w:hanging="440"/>
       </w:pPr>
       <w:rPr>
-        <w:rFonts w:ascii="Meiryo UI" w:hAnsi="Meiryo UI" w:eastAsia="Meiryo UI" w:cs="Meiryo UI" w:hint="default"/>
+        <w:rFonts w:ascii="Meiryo UI" w:eastAsia="Meiryo UI" w:hAnsi="Meiryo UI" w:cs="Meiryo UI" w:hint="default"/>
       </w:rPr>
     </w:lvl>
     <w:lvl w:ilvl="6" w:tplc="04090001" w:tentative="1">
@@ -33355,7 +32489,7 @@
         <w:ind w:left="3080" w:hanging="440"/>
       </w:pPr>
       <w:rPr>
-        <w:rFonts w:ascii="Meiryo UI" w:hAnsi="Meiryo UI" w:eastAsia="Meiryo UI" w:cs="Meiryo UI" w:hint="default"/>
+        <w:rFonts w:ascii="Meiryo UI" w:eastAsia="Meiryo UI" w:hAnsi="Meiryo UI" w:cs="Meiryo UI" w:hint="default"/>
       </w:rPr>
     </w:lvl>
     <w:lvl w:ilvl="7" w:tplc="0409000B" w:tentative="1">
@@ -33367,7 +32501,7 @@
         <w:ind w:left="3520" w:hanging="440"/>
       </w:pPr>
       <w:rPr>
-        <w:rFonts w:ascii="Meiryo UI" w:hAnsi="Meiryo UI" w:eastAsia="Meiryo UI" w:cs="Meiryo UI" w:hint="default"/>
+        <w:rFonts w:ascii="Meiryo UI" w:eastAsia="Meiryo UI" w:hAnsi="Meiryo UI" w:cs="Meiryo UI" w:hint="default"/>
       </w:rPr>
     </w:lvl>
     <w:lvl w:ilvl="8" w:tplc="0409000D" w:tentative="1">
@@ -33379,7 +32513,7 @@
         <w:ind w:left="3960" w:hanging="440"/>
       </w:pPr>
       <w:rPr>
-        <w:rFonts w:ascii="Meiryo UI" w:hAnsi="Meiryo UI" w:eastAsia="Meiryo UI" w:cs="Meiryo UI" w:hint="default"/>
+        <w:rFonts w:ascii="Meiryo UI" w:eastAsia="Meiryo UI" w:hAnsi="Meiryo UI" w:cs="Meiryo UI" w:hint="default"/>
       </w:rPr>
     </w:lvl>
   </w:abstractNum>
@@ -33396,7 +32530,7 @@
         <w:ind w:left="440" w:hanging="440"/>
       </w:pPr>
       <w:rPr>
-        <w:rFonts w:ascii="Meiryo UI" w:hAnsi="Meiryo UI" w:eastAsia="Meiryo UI" w:cs="Meiryo UI" w:hint="default"/>
+        <w:rFonts w:ascii="Meiryo UI" w:eastAsia="Meiryo UI" w:hAnsi="Meiryo UI" w:cs="Meiryo UI" w:hint="default"/>
       </w:rPr>
     </w:lvl>
     <w:lvl w:ilvl="1" w:tplc="0409000B" w:tentative="1">
@@ -33408,7 +32542,7 @@
         <w:ind w:left="880" w:hanging="440"/>
       </w:pPr>
       <w:rPr>
-        <w:rFonts w:ascii="Meiryo UI" w:hAnsi="Meiryo UI" w:eastAsia="Meiryo UI" w:cs="Meiryo UI" w:hint="default"/>
+        <w:rFonts w:ascii="Meiryo UI" w:eastAsia="Meiryo UI" w:hAnsi="Meiryo UI" w:cs="Meiryo UI" w:hint="default"/>
       </w:rPr>
     </w:lvl>
     <w:lvl w:ilvl="2" w:tplc="0409000D" w:tentative="1">
@@ -33420,7 +32554,7 @@
         <w:ind w:left="1320" w:hanging="440"/>
       </w:pPr>
       <w:rPr>
-        <w:rFonts w:ascii="Meiryo UI" w:hAnsi="Meiryo UI" w:eastAsia="Meiryo UI" w:cs="Meiryo UI" w:hint="default"/>
+        <w:rFonts w:ascii="Meiryo UI" w:eastAsia="Meiryo UI" w:hAnsi="Meiryo UI" w:cs="Meiryo UI" w:hint="default"/>
       </w:rPr>
     </w:lvl>
     <w:lvl w:ilvl="3" w:tplc="04090001" w:tentative="1">
@@ -33432,7 +32566,7 @@
         <w:ind w:left="1760" w:hanging="440"/>
       </w:pPr>
       <w:rPr>
-        <w:rFonts w:ascii="Meiryo UI" w:hAnsi="Meiryo UI" w:eastAsia="Meiryo UI" w:cs="Meiryo UI" w:hint="default"/>
+        <w:rFonts w:ascii="Meiryo UI" w:eastAsia="Meiryo UI" w:hAnsi="Meiryo UI" w:cs="Meiryo UI" w:hint="default"/>
       </w:rPr>
     </w:lvl>
     <w:lvl w:ilvl="4" w:tplc="0409000B" w:tentative="1">
@@ -33444,7 +32578,7 @@
         <w:ind w:left="2200" w:hanging="440"/>
       </w:pPr>
       <w:rPr>
-        <w:rFonts w:ascii="Meiryo UI" w:hAnsi="Meiryo UI" w:eastAsia="Meiryo UI" w:cs="Meiryo UI" w:hint="default"/>
+        <w:rFonts w:ascii="Meiryo UI" w:eastAsia="Meiryo UI" w:hAnsi="Meiryo UI" w:cs="Meiryo UI" w:hint="default"/>
       </w:rPr>
     </w:lvl>
     <w:lvl w:ilvl="5" w:tplc="0409000D" w:tentative="1">
@@ -33456,7 +32590,7 @@
         <w:ind w:left="2640" w:hanging="440"/>
       </w:pPr>
       <w:rPr>
-        <w:rFonts w:ascii="Meiryo UI" w:hAnsi="Meiryo UI" w:eastAsia="Meiryo UI" w:cs="Meiryo UI" w:hint="default"/>
+        <w:rFonts w:ascii="Meiryo UI" w:eastAsia="Meiryo UI" w:hAnsi="Meiryo UI" w:cs="Meiryo UI" w:hint="default"/>
       </w:rPr>
     </w:lvl>
     <w:lvl w:ilvl="6" w:tplc="04090001" w:tentative="1">
@@ -33468,7 +32602,7 @@
         <w:ind w:left="3080" w:hanging="440"/>
       </w:pPr>
       <w:rPr>
-        <w:rFonts w:ascii="Meiryo UI" w:hAnsi="Meiryo UI" w:eastAsia="Meiryo UI" w:cs="Meiryo UI" w:hint="default"/>
+        <w:rFonts w:ascii="Meiryo UI" w:eastAsia="Meiryo UI" w:hAnsi="Meiryo UI" w:cs="Meiryo UI" w:hint="default"/>
       </w:rPr>
     </w:lvl>
     <w:lvl w:ilvl="7" w:tplc="0409000B" w:tentative="1">
@@ -33480,7 +32614,7 @@
         <w:ind w:left="3520" w:hanging="440"/>
       </w:pPr>
       <w:rPr>
-        <w:rFonts w:ascii="Meiryo UI" w:hAnsi="Meiryo UI" w:eastAsia="Meiryo UI" w:cs="Meiryo UI" w:hint="default"/>
+        <w:rFonts w:ascii="Meiryo UI" w:eastAsia="Meiryo UI" w:hAnsi="Meiryo UI" w:cs="Meiryo UI" w:hint="default"/>
       </w:rPr>
     </w:lvl>
     <w:lvl w:ilvl="8" w:tplc="0409000D" w:tentative="1">
@@ -33492,7 +32626,7 @@
         <w:ind w:left="3960" w:hanging="440"/>
       </w:pPr>
       <w:rPr>
-        <w:rFonts w:ascii="Meiryo UI" w:hAnsi="Meiryo UI" w:eastAsia="Meiryo UI" w:cs="Meiryo UI" w:hint="default"/>
+        <w:rFonts w:ascii="Meiryo UI" w:eastAsia="Meiryo UI" w:hAnsi="Meiryo UI" w:cs="Meiryo UI" w:hint="default"/>
       </w:rPr>
     </w:lvl>
   </w:abstractNum>
@@ -33596,7 +32730,7 @@
         <w:ind w:left="440" w:hanging="440"/>
       </w:pPr>
       <w:rPr>
-        <w:rFonts w:ascii="Meiryo UI" w:hAnsi="Meiryo UI" w:eastAsia="Meiryo UI" w:cs="Meiryo UI" w:hint="default"/>
+        <w:rFonts w:ascii="Meiryo UI" w:eastAsia="Meiryo UI" w:hAnsi="Meiryo UI" w:cs="Meiryo UI" w:hint="default"/>
       </w:rPr>
     </w:lvl>
     <w:lvl w:ilvl="1" w:tplc="0409000B" w:tentative="1">
@@ -33608,7 +32742,7 @@
         <w:ind w:left="880" w:hanging="440"/>
       </w:pPr>
       <w:rPr>
-        <w:rFonts w:ascii="Meiryo UI" w:hAnsi="Meiryo UI" w:eastAsia="Meiryo UI" w:cs="Meiryo UI" w:hint="default"/>
+        <w:rFonts w:ascii="Meiryo UI" w:eastAsia="Meiryo UI" w:hAnsi="Meiryo UI" w:cs="Meiryo UI" w:hint="default"/>
       </w:rPr>
     </w:lvl>
     <w:lvl w:ilvl="2" w:tplc="0409000D" w:tentative="1">
@@ -33620,7 +32754,7 @@
         <w:ind w:left="1320" w:hanging="440"/>
       </w:pPr>
       <w:rPr>
-        <w:rFonts w:ascii="Meiryo UI" w:hAnsi="Meiryo UI" w:eastAsia="Meiryo UI" w:cs="Meiryo UI" w:hint="default"/>
+        <w:rFonts w:ascii="Meiryo UI" w:eastAsia="Meiryo UI" w:hAnsi="Meiryo UI" w:cs="Meiryo UI" w:hint="default"/>
       </w:rPr>
     </w:lvl>
     <w:lvl w:ilvl="3" w:tplc="04090001" w:tentative="1">
@@ -33632,7 +32766,7 @@
         <w:ind w:left="1760" w:hanging="440"/>
       </w:pPr>
       <w:rPr>
-        <w:rFonts w:ascii="Meiryo UI" w:hAnsi="Meiryo UI" w:eastAsia="Meiryo UI" w:cs="Meiryo UI" w:hint="default"/>
+        <w:rFonts w:ascii="Meiryo UI" w:eastAsia="Meiryo UI" w:hAnsi="Meiryo UI" w:cs="Meiryo UI" w:hint="default"/>
       </w:rPr>
     </w:lvl>
     <w:lvl w:ilvl="4" w:tplc="0409000B" w:tentative="1">
@@ -33644,7 +32778,7 @@
         <w:ind w:left="2200" w:hanging="440"/>
       </w:pPr>
       <w:rPr>
-        <w:rFonts w:ascii="Meiryo UI" w:hAnsi="Meiryo UI" w:eastAsia="Meiryo UI" w:cs="Meiryo UI" w:hint="default"/>
+        <w:rFonts w:ascii="Meiryo UI" w:eastAsia="Meiryo UI" w:hAnsi="Meiryo UI" w:cs="Meiryo UI" w:hint="default"/>
       </w:rPr>
     </w:lvl>
     <w:lvl w:ilvl="5" w:tplc="0409000D" w:tentative="1">
@@ -33656,7 +32790,7 @@
         <w:ind w:left="2640" w:hanging="440"/>
       </w:pPr>
       <w:rPr>
-        <w:rFonts w:ascii="Meiryo UI" w:hAnsi="Meiryo UI" w:eastAsia="Meiryo UI" w:cs="Meiryo UI" w:hint="default"/>
+        <w:rFonts w:ascii="Meiryo UI" w:eastAsia="Meiryo UI" w:hAnsi="Meiryo UI" w:cs="Meiryo UI" w:hint="default"/>
       </w:rPr>
     </w:lvl>
     <w:lvl w:ilvl="6" w:tplc="04090001" w:tentative="1">
@@ -33668,7 +32802,7 @@
         <w:ind w:left="3080" w:hanging="440"/>
       </w:pPr>
       <w:rPr>
-        <w:rFonts w:ascii="Meiryo UI" w:hAnsi="Meiryo UI" w:eastAsia="Meiryo UI" w:cs="Meiryo UI" w:hint="default"/>
+        <w:rFonts w:ascii="Meiryo UI" w:eastAsia="Meiryo UI" w:hAnsi="Meiryo UI" w:cs="Meiryo UI" w:hint="default"/>
       </w:rPr>
     </w:lvl>
     <w:lvl w:ilvl="7" w:tplc="0409000B" w:tentative="1">
@@ -33680,7 +32814,7 @@
         <w:ind w:left="3520" w:hanging="440"/>
       </w:pPr>
       <w:rPr>
-        <w:rFonts w:ascii="Meiryo UI" w:hAnsi="Meiryo UI" w:eastAsia="Meiryo UI" w:cs="Meiryo UI" w:hint="default"/>
+        <w:rFonts w:ascii="Meiryo UI" w:eastAsia="Meiryo UI" w:hAnsi="Meiryo UI" w:cs="Meiryo UI" w:hint="default"/>
       </w:rPr>
     </w:lvl>
     <w:lvl w:ilvl="8" w:tplc="0409000D" w:tentative="1">
@@ -33692,7 +32826,7 @@
         <w:ind w:left="3960" w:hanging="440"/>
       </w:pPr>
       <w:rPr>
-        <w:rFonts w:ascii="Meiryo UI" w:hAnsi="Meiryo UI" w:eastAsia="Meiryo UI" w:cs="Meiryo UI" w:hint="default"/>
+        <w:rFonts w:ascii="Meiryo UI" w:eastAsia="Meiryo UI" w:hAnsi="Meiryo UI" w:cs="Meiryo UI" w:hint="default"/>
       </w:rPr>
     </w:lvl>
   </w:abstractNum>
@@ -33709,7 +32843,7 @@
         <w:ind w:left="800" w:hanging="440"/>
       </w:pPr>
       <w:rPr>
-        <w:rFonts w:ascii="Meiryo UI" w:hAnsi="Meiryo UI" w:eastAsia="Meiryo UI" w:cs="Meiryo UI" w:hint="default"/>
+        <w:rFonts w:ascii="Meiryo UI" w:eastAsia="Meiryo UI" w:hAnsi="Meiryo UI" w:cs="Meiryo UI" w:hint="default"/>
         <w:u w:val="none"/>
       </w:rPr>
     </w:lvl>
@@ -33722,7 +32856,7 @@
         <w:ind w:left="1520" w:hanging="440"/>
       </w:pPr>
       <w:rPr>
-        <w:rFonts w:ascii="Meiryo UI" w:hAnsi="Meiryo UI" w:eastAsia="Meiryo UI" w:cs="Meiryo UI" w:hint="default"/>
+        <w:rFonts w:ascii="Meiryo UI" w:eastAsia="Meiryo UI" w:hAnsi="Meiryo UI" w:cs="Meiryo UI" w:hint="default"/>
       </w:rPr>
     </w:lvl>
     <w:lvl w:ilvl="2">
@@ -34053,7 +33187,7 @@
         <w:ind w:left="720" w:hanging="360"/>
       </w:pPr>
       <w:rPr>
-        <w:rFonts w:ascii="Meiryo UI" w:hAnsi="Meiryo UI" w:eastAsia="Meiryo UI" w:cs="Meiryo UI" w:hint="default"/>
+        <w:rFonts w:ascii="Meiryo UI" w:eastAsia="Meiryo UI" w:hAnsi="Meiryo UI" w:cs="Meiryo UI" w:hint="default"/>
         <w:sz w:val="20"/>
       </w:rPr>
     </w:lvl>
@@ -34085,7 +33219,7 @@
         <w:ind w:left="2160" w:hanging="360"/>
       </w:pPr>
       <w:rPr>
-        <w:rFonts w:ascii="Meiryo UI" w:hAnsi="Meiryo UI" w:eastAsia="Meiryo UI" w:cs="Meiryo UI" w:hint="default"/>
+        <w:rFonts w:ascii="Meiryo UI" w:eastAsia="Meiryo UI" w:hAnsi="Meiryo UI" w:cs="Meiryo UI" w:hint="default"/>
         <w:sz w:val="20"/>
       </w:rPr>
     </w:lvl>
@@ -34101,7 +33235,7 @@
         <w:ind w:left="2880" w:hanging="360"/>
       </w:pPr>
       <w:rPr>
-        <w:rFonts w:ascii="Meiryo UI" w:hAnsi="Meiryo UI" w:eastAsia="Meiryo UI" w:cs="Meiryo UI" w:hint="default"/>
+        <w:rFonts w:ascii="Meiryo UI" w:eastAsia="Meiryo UI" w:hAnsi="Meiryo UI" w:cs="Meiryo UI" w:hint="default"/>
         <w:sz w:val="20"/>
       </w:rPr>
     </w:lvl>
@@ -34117,7 +33251,7 @@
         <w:ind w:left="3600" w:hanging="360"/>
       </w:pPr>
       <w:rPr>
-        <w:rFonts w:ascii="Meiryo UI" w:hAnsi="Meiryo UI" w:eastAsia="Meiryo UI" w:cs="Meiryo UI" w:hint="default"/>
+        <w:rFonts w:ascii="Meiryo UI" w:eastAsia="Meiryo UI" w:hAnsi="Meiryo UI" w:cs="Meiryo UI" w:hint="default"/>
         <w:sz w:val="20"/>
       </w:rPr>
     </w:lvl>
@@ -34133,7 +33267,7 @@
         <w:ind w:left="4320" w:hanging="360"/>
       </w:pPr>
       <w:rPr>
-        <w:rFonts w:ascii="Meiryo UI" w:hAnsi="Meiryo UI" w:eastAsia="Meiryo UI" w:cs="Meiryo UI" w:hint="default"/>
+        <w:rFonts w:ascii="Meiryo UI" w:eastAsia="Meiryo UI" w:hAnsi="Meiryo UI" w:cs="Meiryo UI" w:hint="default"/>
         <w:sz w:val="20"/>
       </w:rPr>
     </w:lvl>
@@ -34149,7 +33283,7 @@
         <w:ind w:left="5040" w:hanging="360"/>
       </w:pPr>
       <w:rPr>
-        <w:rFonts w:ascii="Meiryo UI" w:hAnsi="Meiryo UI" w:eastAsia="Meiryo UI" w:cs="Meiryo UI" w:hint="default"/>
+        <w:rFonts w:ascii="Meiryo UI" w:eastAsia="Meiryo UI" w:hAnsi="Meiryo UI" w:cs="Meiryo UI" w:hint="default"/>
         <w:sz w:val="20"/>
       </w:rPr>
     </w:lvl>
@@ -34165,7 +33299,7 @@
         <w:ind w:left="5760" w:hanging="360"/>
       </w:pPr>
       <w:rPr>
-        <w:rFonts w:ascii="Meiryo UI" w:hAnsi="Meiryo UI" w:eastAsia="Meiryo UI" w:cs="Meiryo UI" w:hint="default"/>
+        <w:rFonts w:ascii="Meiryo UI" w:eastAsia="Meiryo UI" w:hAnsi="Meiryo UI" w:cs="Meiryo UI" w:hint="default"/>
         <w:sz w:val="20"/>
       </w:rPr>
     </w:lvl>
@@ -34181,7 +33315,7 @@
         <w:ind w:left="6480" w:hanging="360"/>
       </w:pPr>
       <w:rPr>
-        <w:rFonts w:ascii="Meiryo UI" w:hAnsi="Meiryo UI" w:eastAsia="Meiryo UI" w:cs="Meiryo UI" w:hint="default"/>
+        <w:rFonts w:ascii="Meiryo UI" w:eastAsia="Meiryo UI" w:hAnsi="Meiryo UI" w:cs="Meiryo UI" w:hint="default"/>
         <w:sz w:val="20"/>
       </w:rPr>
     </w:lvl>
@@ -34199,7 +33333,7 @@
         <w:ind w:left="440" w:hanging="440"/>
       </w:pPr>
       <w:rPr>
-        <w:rFonts w:ascii="Meiryo UI" w:hAnsi="Meiryo UI" w:eastAsia="Meiryo UI" w:cs="Meiryo UI" w:hint="default"/>
+        <w:rFonts w:ascii="Meiryo UI" w:eastAsia="Meiryo UI" w:hAnsi="Meiryo UI" w:cs="Meiryo UI" w:hint="default"/>
       </w:rPr>
     </w:lvl>
     <w:lvl w:ilvl="1" w:tplc="0409000B" w:tentative="1">
@@ -34211,7 +33345,7 @@
         <w:ind w:left="880" w:hanging="440"/>
       </w:pPr>
       <w:rPr>
-        <w:rFonts w:ascii="Meiryo UI" w:hAnsi="Meiryo UI" w:eastAsia="Meiryo UI" w:cs="Meiryo UI" w:hint="default"/>
+        <w:rFonts w:ascii="Meiryo UI" w:eastAsia="Meiryo UI" w:hAnsi="Meiryo UI" w:cs="Meiryo UI" w:hint="default"/>
       </w:rPr>
     </w:lvl>
     <w:lvl w:ilvl="2" w:tplc="0409000D" w:tentative="1">
@@ -34223,7 +33357,7 @@
         <w:ind w:left="1320" w:hanging="440"/>
       </w:pPr>
       <w:rPr>
-        <w:rFonts w:ascii="Meiryo UI" w:hAnsi="Meiryo UI" w:eastAsia="Meiryo UI" w:cs="Meiryo UI" w:hint="default"/>
+        <w:rFonts w:ascii="Meiryo UI" w:eastAsia="Meiryo UI" w:hAnsi="Meiryo UI" w:cs="Meiryo UI" w:hint="default"/>
       </w:rPr>
     </w:lvl>
     <w:lvl w:ilvl="3" w:tplc="04090001" w:tentative="1">
@@ -34235,7 +33369,7 @@
         <w:ind w:left="1760" w:hanging="440"/>
       </w:pPr>
       <w:rPr>
-        <w:rFonts w:ascii="Meiryo UI" w:hAnsi="Meiryo UI" w:eastAsia="Meiryo UI" w:cs="Meiryo UI" w:hint="default"/>
+        <w:rFonts w:ascii="Meiryo UI" w:eastAsia="Meiryo UI" w:hAnsi="Meiryo UI" w:cs="Meiryo UI" w:hint="default"/>
       </w:rPr>
     </w:lvl>
     <w:lvl w:ilvl="4" w:tplc="0409000B" w:tentative="1">
@@ -34247,7 +33381,7 @@
         <w:ind w:left="2200" w:hanging="440"/>
       </w:pPr>
       <w:rPr>
-        <w:rFonts w:ascii="Meiryo UI" w:hAnsi="Meiryo UI" w:eastAsia="Meiryo UI" w:cs="Meiryo UI" w:hint="default"/>
+        <w:rFonts w:ascii="Meiryo UI" w:eastAsia="Meiryo UI" w:hAnsi="Meiryo UI" w:cs="Meiryo UI" w:hint="default"/>
       </w:rPr>
     </w:lvl>
     <w:lvl w:ilvl="5" w:tplc="0409000D" w:tentative="1">
@@ -34259,7 +33393,7 @@
         <w:ind w:left="2640" w:hanging="440"/>
       </w:pPr>
       <w:rPr>
-        <w:rFonts w:ascii="Meiryo UI" w:hAnsi="Meiryo UI" w:eastAsia="Meiryo UI" w:cs="Meiryo UI" w:hint="default"/>
+        <w:rFonts w:ascii="Meiryo UI" w:eastAsia="Meiryo UI" w:hAnsi="Meiryo UI" w:cs="Meiryo UI" w:hint="default"/>
       </w:rPr>
     </w:lvl>
     <w:lvl w:ilvl="6" w:tplc="04090001" w:tentative="1">
@@ -34271,7 +33405,7 @@
         <w:ind w:left="3080" w:hanging="440"/>
       </w:pPr>
       <w:rPr>
-        <w:rFonts w:ascii="Meiryo UI" w:hAnsi="Meiryo UI" w:eastAsia="Meiryo UI" w:cs="Meiryo UI" w:hint="default"/>
+        <w:rFonts w:ascii="Meiryo UI" w:eastAsia="Meiryo UI" w:hAnsi="Meiryo UI" w:cs="Meiryo UI" w:hint="default"/>
       </w:rPr>
     </w:lvl>
     <w:lvl w:ilvl="7" w:tplc="0409000B" w:tentative="1">
@@ -34283,7 +33417,7 @@
         <w:ind w:left="3520" w:hanging="440"/>
       </w:pPr>
       <w:rPr>
-        <w:rFonts w:ascii="Meiryo UI" w:hAnsi="Meiryo UI" w:eastAsia="Meiryo UI" w:cs="Meiryo UI" w:hint="default"/>
+        <w:rFonts w:ascii="Meiryo UI" w:eastAsia="Meiryo UI" w:hAnsi="Meiryo UI" w:cs="Meiryo UI" w:hint="default"/>
       </w:rPr>
     </w:lvl>
     <w:lvl w:ilvl="8" w:tplc="0409000D" w:tentative="1">
@@ -34295,7 +33429,7 @@
         <w:ind w:left="3960" w:hanging="440"/>
       </w:pPr>
       <w:rPr>
-        <w:rFonts w:ascii="Meiryo UI" w:hAnsi="Meiryo UI" w:eastAsia="Meiryo UI" w:cs="Meiryo UI" w:hint="default"/>
+        <w:rFonts w:ascii="Meiryo UI" w:eastAsia="Meiryo UI" w:hAnsi="Meiryo UI" w:cs="Meiryo UI" w:hint="default"/>
       </w:rPr>
     </w:lvl>
   </w:abstractNum>
@@ -34425,7 +33559,7 @@
         <w:ind w:left="440" w:hanging="440"/>
       </w:pPr>
       <w:rPr>
-        <w:rFonts w:ascii="Meiryo UI" w:hAnsi="Meiryo UI" w:eastAsia="Meiryo UI" w:cs="Meiryo UI" w:hint="default"/>
+        <w:rFonts w:ascii="Meiryo UI" w:eastAsia="Meiryo UI" w:hAnsi="Meiryo UI" w:cs="Meiryo UI" w:hint="default"/>
       </w:rPr>
     </w:lvl>
     <w:lvl w:ilvl="1" w:tplc="0409000B" w:tentative="1">
@@ -34437,7 +33571,7 @@
         <w:ind w:left="880" w:hanging="440"/>
       </w:pPr>
       <w:rPr>
-        <w:rFonts w:ascii="Meiryo UI" w:hAnsi="Meiryo UI" w:eastAsia="Meiryo UI" w:cs="Meiryo UI" w:hint="default"/>
+        <w:rFonts w:ascii="Meiryo UI" w:eastAsia="Meiryo UI" w:hAnsi="Meiryo UI" w:cs="Meiryo UI" w:hint="default"/>
       </w:rPr>
     </w:lvl>
     <w:lvl w:ilvl="2" w:tplc="0409000D" w:tentative="1">
@@ -34449,7 +33583,7 @@
         <w:ind w:left="1320" w:hanging="440"/>
       </w:pPr>
       <w:rPr>
-        <w:rFonts w:ascii="Meiryo UI" w:hAnsi="Meiryo UI" w:eastAsia="Meiryo UI" w:cs="Meiryo UI" w:hint="default"/>
+        <w:rFonts w:ascii="Meiryo UI" w:eastAsia="Meiryo UI" w:hAnsi="Meiryo UI" w:cs="Meiryo UI" w:hint="default"/>
       </w:rPr>
     </w:lvl>
     <w:lvl w:ilvl="3" w:tplc="04090001" w:tentative="1">
@@ -34461,7 +33595,7 @@
         <w:ind w:left="1760" w:hanging="440"/>
       </w:pPr>
       <w:rPr>
-        <w:rFonts w:ascii="Meiryo UI" w:hAnsi="Meiryo UI" w:eastAsia="Meiryo UI" w:cs="Meiryo UI" w:hint="default"/>
+        <w:rFonts w:ascii="Meiryo UI" w:eastAsia="Meiryo UI" w:hAnsi="Meiryo UI" w:cs="Meiryo UI" w:hint="default"/>
       </w:rPr>
     </w:lvl>
     <w:lvl w:ilvl="4" w:tplc="0409000B" w:tentative="1">
@@ -34473,7 +33607,7 @@
         <w:ind w:left="2200" w:hanging="440"/>
       </w:pPr>
       <w:rPr>
-        <w:rFonts w:ascii="Meiryo UI" w:hAnsi="Meiryo UI" w:eastAsia="Meiryo UI" w:cs="Meiryo UI" w:hint="default"/>
+        <w:rFonts w:ascii="Meiryo UI" w:eastAsia="Meiryo UI" w:hAnsi="Meiryo UI" w:cs="Meiryo UI" w:hint="default"/>
       </w:rPr>
     </w:lvl>
     <w:lvl w:ilvl="5" w:tplc="0409000D" w:tentative="1">
@@ -34485,7 +33619,7 @@
         <w:ind w:left="2640" w:hanging="440"/>
       </w:pPr>
       <w:rPr>
-        <w:rFonts w:ascii="Meiryo UI" w:hAnsi="Meiryo UI" w:eastAsia="Meiryo UI" w:cs="Meiryo UI" w:hint="default"/>
+        <w:rFonts w:ascii="Meiryo UI" w:eastAsia="Meiryo UI" w:hAnsi="Meiryo UI" w:cs="Meiryo UI" w:hint="default"/>
       </w:rPr>
     </w:lvl>
     <w:lvl w:ilvl="6" w:tplc="04090001" w:tentative="1">
@@ -34497,7 +33631,7 @@
         <w:ind w:left="3080" w:hanging="440"/>
       </w:pPr>
       <w:rPr>
-        <w:rFonts w:ascii="Meiryo UI" w:hAnsi="Meiryo UI" w:eastAsia="Meiryo UI" w:cs="Meiryo UI" w:hint="default"/>
+        <w:rFonts w:ascii="Meiryo UI" w:eastAsia="Meiryo UI" w:hAnsi="Meiryo UI" w:cs="Meiryo UI" w:hint="default"/>
       </w:rPr>
     </w:lvl>
     <w:lvl w:ilvl="7" w:tplc="0409000B" w:tentative="1">
@@ -34509,7 +33643,7 @@
         <w:ind w:left="3520" w:hanging="440"/>
       </w:pPr>
       <w:rPr>
-        <w:rFonts w:ascii="Meiryo UI" w:hAnsi="Meiryo UI" w:eastAsia="Meiryo UI" w:cs="Meiryo UI" w:hint="default"/>
+        <w:rFonts w:ascii="Meiryo UI" w:eastAsia="Meiryo UI" w:hAnsi="Meiryo UI" w:cs="Meiryo UI" w:hint="default"/>
       </w:rPr>
     </w:lvl>
     <w:lvl w:ilvl="8" w:tplc="0409000D" w:tentative="1">
@@ -34521,7 +33655,7 @@
         <w:ind w:left="3960" w:hanging="440"/>
       </w:pPr>
       <w:rPr>
-        <w:rFonts w:ascii="Meiryo UI" w:hAnsi="Meiryo UI" w:eastAsia="Meiryo UI" w:cs="Meiryo UI" w:hint="default"/>
+        <w:rFonts w:ascii="Meiryo UI" w:eastAsia="Meiryo UI" w:hAnsi="Meiryo UI" w:cs="Meiryo UI" w:hint="default"/>
       </w:rPr>
     </w:lvl>
   </w:abstractNum>
@@ -34538,7 +33672,7 @@
         <w:ind w:left="800" w:hanging="440"/>
       </w:pPr>
       <w:rPr>
-        <w:rFonts w:ascii="Meiryo UI" w:hAnsi="Meiryo UI" w:eastAsia="Meiryo UI" w:cs="Meiryo UI" w:hint="default"/>
+        <w:rFonts w:ascii="Meiryo UI" w:eastAsia="Meiryo UI" w:hAnsi="Meiryo UI" w:cs="Meiryo UI" w:hint="default"/>
         <w:u w:val="none"/>
       </w:rPr>
     </w:lvl>
@@ -34551,7 +33685,7 @@
         <w:ind w:left="1520" w:hanging="440"/>
       </w:pPr>
       <w:rPr>
-        <w:rFonts w:ascii="Meiryo UI" w:hAnsi="Meiryo UI" w:eastAsia="Meiryo UI" w:cs="Meiryo UI" w:hint="default"/>
+        <w:rFonts w:ascii="Meiryo UI" w:eastAsia="Meiryo UI" w:hAnsi="Meiryo UI" w:cs="Meiryo UI" w:hint="default"/>
       </w:rPr>
     </w:lvl>
     <w:lvl w:ilvl="2">
@@ -34652,7 +33786,7 @@
         <w:ind w:left="800" w:hanging="440"/>
       </w:pPr>
       <w:rPr>
-        <w:rFonts w:ascii="Meiryo UI" w:hAnsi="Meiryo UI" w:eastAsia="Meiryo UI" w:cs="Meiryo UI" w:hint="default"/>
+        <w:rFonts w:ascii="Meiryo UI" w:eastAsia="Meiryo UI" w:hAnsi="Meiryo UI" w:cs="Meiryo UI" w:hint="default"/>
         <w:u w:val="none"/>
       </w:rPr>
     </w:lvl>
@@ -34766,7 +33900,7 @@
         <w:ind w:left="800" w:hanging="440"/>
       </w:pPr>
       <w:rPr>
-        <w:rFonts w:ascii="Meiryo UI" w:hAnsi="Meiryo UI" w:eastAsia="Meiryo UI" w:cs="Meiryo UI" w:hint="default"/>
+        <w:rFonts w:ascii="Meiryo UI" w:eastAsia="Meiryo UI" w:hAnsi="Meiryo UI" w:cs="Meiryo UI" w:hint="default"/>
         <w:u w:val="none"/>
       </w:rPr>
     </w:lvl>
@@ -34880,7 +34014,7 @@
         <w:ind w:left="1160" w:hanging="440"/>
       </w:pPr>
       <w:rPr>
-        <w:rFonts w:ascii="Meiryo UI" w:hAnsi="Meiryo UI" w:eastAsia="Meiryo UI" w:cs="Meiryo UI" w:hint="default"/>
+        <w:rFonts w:ascii="Meiryo UI" w:eastAsia="Meiryo UI" w:hAnsi="Meiryo UI" w:cs="Meiryo UI" w:hint="default"/>
       </w:rPr>
     </w:lvl>
     <w:lvl w:ilvl="1" w:tplc="0409000B" w:tentative="1">
@@ -34892,7 +34026,7 @@
         <w:ind w:left="1600" w:hanging="440"/>
       </w:pPr>
       <w:rPr>
-        <w:rFonts w:ascii="Meiryo UI" w:hAnsi="Meiryo UI" w:eastAsia="Meiryo UI" w:cs="Meiryo UI" w:hint="default"/>
+        <w:rFonts w:ascii="Meiryo UI" w:eastAsia="Meiryo UI" w:hAnsi="Meiryo UI" w:cs="Meiryo UI" w:hint="default"/>
       </w:rPr>
     </w:lvl>
     <w:lvl w:ilvl="2" w:tplc="0409000D" w:tentative="1">
@@ -34904,7 +34038,7 @@
         <w:ind w:left="2040" w:hanging="440"/>
       </w:pPr>
       <w:rPr>
-        <w:rFonts w:ascii="Meiryo UI" w:hAnsi="Meiryo UI" w:eastAsia="Meiryo UI" w:cs="Meiryo UI" w:hint="default"/>
+        <w:rFonts w:ascii="Meiryo UI" w:eastAsia="Meiryo UI" w:hAnsi="Meiryo UI" w:cs="Meiryo UI" w:hint="default"/>
       </w:rPr>
     </w:lvl>
     <w:lvl w:ilvl="3" w:tplc="04090001" w:tentative="1">
@@ -34916,7 +34050,7 @@
         <w:ind w:left="2480" w:hanging="440"/>
       </w:pPr>
       <w:rPr>
-        <w:rFonts w:ascii="Meiryo UI" w:hAnsi="Meiryo UI" w:eastAsia="Meiryo UI" w:cs="Meiryo UI" w:hint="default"/>
+        <w:rFonts w:ascii="Meiryo UI" w:eastAsia="Meiryo UI" w:hAnsi="Meiryo UI" w:cs="Meiryo UI" w:hint="default"/>
       </w:rPr>
     </w:lvl>
     <w:lvl w:ilvl="4" w:tplc="0409000B" w:tentative="1">
@@ -34928,7 +34062,7 @@
         <w:ind w:left="2920" w:hanging="440"/>
       </w:pPr>
       <w:rPr>
-        <w:rFonts w:ascii="Meiryo UI" w:hAnsi="Meiryo UI" w:eastAsia="Meiryo UI" w:cs="Meiryo UI" w:hint="default"/>
+        <w:rFonts w:ascii="Meiryo UI" w:eastAsia="Meiryo UI" w:hAnsi="Meiryo UI" w:cs="Meiryo UI" w:hint="default"/>
       </w:rPr>
     </w:lvl>
     <w:lvl w:ilvl="5" w:tplc="0409000D" w:tentative="1">
@@ -34940,7 +34074,7 @@
         <w:ind w:left="3360" w:hanging="440"/>
       </w:pPr>
       <w:rPr>
-        <w:rFonts w:ascii="Meiryo UI" w:hAnsi="Meiryo UI" w:eastAsia="Meiryo UI" w:cs="Meiryo UI" w:hint="default"/>
+        <w:rFonts w:ascii="Meiryo UI" w:eastAsia="Meiryo UI" w:hAnsi="Meiryo UI" w:cs="Meiryo UI" w:hint="default"/>
       </w:rPr>
     </w:lvl>
     <w:lvl w:ilvl="6" w:tplc="04090001" w:tentative="1">
@@ -34952,7 +34086,7 @@
         <w:ind w:left="3800" w:hanging="440"/>
       </w:pPr>
       <w:rPr>
-        <w:rFonts w:ascii="Meiryo UI" w:hAnsi="Meiryo UI" w:eastAsia="Meiryo UI" w:cs="Meiryo UI" w:hint="default"/>
+        <w:rFonts w:ascii="Meiryo UI" w:eastAsia="Meiryo UI" w:hAnsi="Meiryo UI" w:cs="Meiryo UI" w:hint="default"/>
       </w:rPr>
     </w:lvl>
     <w:lvl w:ilvl="7" w:tplc="0409000B" w:tentative="1">
@@ -34964,7 +34098,7 @@
         <w:ind w:left="4240" w:hanging="440"/>
       </w:pPr>
       <w:rPr>
-        <w:rFonts w:ascii="Meiryo UI" w:hAnsi="Meiryo UI" w:eastAsia="Meiryo UI" w:cs="Meiryo UI" w:hint="default"/>
+        <w:rFonts w:ascii="Meiryo UI" w:eastAsia="Meiryo UI" w:hAnsi="Meiryo UI" w:cs="Meiryo UI" w:hint="default"/>
       </w:rPr>
     </w:lvl>
     <w:lvl w:ilvl="8" w:tplc="0409000D" w:tentative="1">
@@ -34976,7 +34110,7 @@
         <w:ind w:left="4680" w:hanging="440"/>
       </w:pPr>
       <w:rPr>
-        <w:rFonts w:ascii="Meiryo UI" w:hAnsi="Meiryo UI" w:eastAsia="Meiryo UI" w:cs="Meiryo UI" w:hint="default"/>
+        <w:rFonts w:ascii="Meiryo UI" w:eastAsia="Meiryo UI" w:hAnsi="Meiryo UI" w:cs="Meiryo UI" w:hint="default"/>
       </w:rPr>
     </w:lvl>
   </w:abstractNum>
@@ -34993,7 +34127,7 @@
         <w:ind w:left="440" w:hanging="440"/>
       </w:pPr>
       <w:rPr>
-        <w:rFonts w:ascii="Meiryo UI" w:hAnsi="Meiryo UI" w:eastAsia="Meiryo UI" w:cs="Meiryo UI" w:hint="default"/>
+        <w:rFonts w:ascii="Meiryo UI" w:eastAsia="Meiryo UI" w:hAnsi="Meiryo UI" w:cs="Meiryo UI" w:hint="default"/>
       </w:rPr>
     </w:lvl>
     <w:lvl w:ilvl="1" w:tplc="0409000B" w:tentative="1">
@@ -35005,7 +34139,7 @@
         <w:ind w:left="880" w:hanging="440"/>
       </w:pPr>
       <w:rPr>
-        <w:rFonts w:ascii="Meiryo UI" w:hAnsi="Meiryo UI" w:eastAsia="Meiryo UI" w:cs="Meiryo UI" w:hint="default"/>
+        <w:rFonts w:ascii="Meiryo UI" w:eastAsia="Meiryo UI" w:hAnsi="Meiryo UI" w:cs="Meiryo UI" w:hint="default"/>
       </w:rPr>
     </w:lvl>
     <w:lvl w:ilvl="2" w:tplc="0409000D" w:tentative="1">
@@ -35017,7 +34151,7 @@
         <w:ind w:left="1320" w:hanging="440"/>
       </w:pPr>
       <w:rPr>
-        <w:rFonts w:ascii="Meiryo UI" w:hAnsi="Meiryo UI" w:eastAsia="Meiryo UI" w:cs="Meiryo UI" w:hint="default"/>
+        <w:rFonts w:ascii="Meiryo UI" w:eastAsia="Meiryo UI" w:hAnsi="Meiryo UI" w:cs="Meiryo UI" w:hint="default"/>
       </w:rPr>
     </w:lvl>
     <w:lvl w:ilvl="3" w:tplc="04090001" w:tentative="1">
@@ -35029,7 +34163,7 @@
         <w:ind w:left="1760" w:hanging="440"/>
       </w:pPr>
       <w:rPr>
-        <w:rFonts w:ascii="Meiryo UI" w:hAnsi="Meiryo UI" w:eastAsia="Meiryo UI" w:cs="Meiryo UI" w:hint="default"/>
+        <w:rFonts w:ascii="Meiryo UI" w:eastAsia="Meiryo UI" w:hAnsi="Meiryo UI" w:cs="Meiryo UI" w:hint="default"/>
       </w:rPr>
     </w:lvl>
     <w:lvl w:ilvl="4" w:tplc="0409000B" w:tentative="1">
@@ -35041,7 +34175,7 @@
         <w:ind w:left="2200" w:hanging="440"/>
       </w:pPr>
       <w:rPr>
-        <w:rFonts w:ascii="Meiryo UI" w:hAnsi="Meiryo UI" w:eastAsia="Meiryo UI" w:cs="Meiryo UI" w:hint="default"/>
+        <w:rFonts w:ascii="Meiryo UI" w:eastAsia="Meiryo UI" w:hAnsi="Meiryo UI" w:cs="Meiryo UI" w:hint="default"/>
       </w:rPr>
     </w:lvl>
     <w:lvl w:ilvl="5" w:tplc="0409000D" w:tentative="1">
@@ -35053,7 +34187,7 @@
         <w:ind w:left="2640" w:hanging="440"/>
       </w:pPr>
       <w:rPr>
-        <w:rFonts w:ascii="Meiryo UI" w:hAnsi="Meiryo UI" w:eastAsia="Meiryo UI" w:cs="Meiryo UI" w:hint="default"/>
+        <w:rFonts w:ascii="Meiryo UI" w:eastAsia="Meiryo UI" w:hAnsi="Meiryo UI" w:cs="Meiryo UI" w:hint="default"/>
       </w:rPr>
     </w:lvl>
     <w:lvl w:ilvl="6" w:tplc="04090001" w:tentative="1">
@@ -35065,7 +34199,7 @@
         <w:ind w:left="3080" w:hanging="440"/>
       </w:pPr>
       <w:rPr>
-        <w:rFonts w:ascii="Meiryo UI" w:hAnsi="Meiryo UI" w:eastAsia="Meiryo UI" w:cs="Meiryo UI" w:hint="default"/>
+        <w:rFonts w:ascii="Meiryo UI" w:eastAsia="Meiryo UI" w:hAnsi="Meiryo UI" w:cs="Meiryo UI" w:hint="default"/>
       </w:rPr>
     </w:lvl>
     <w:lvl w:ilvl="7" w:tplc="0409000B" w:tentative="1">
@@ -35077,7 +34211,7 @@
         <w:ind w:left="3520" w:hanging="440"/>
       </w:pPr>
       <w:rPr>
-        <w:rFonts w:ascii="Meiryo UI" w:hAnsi="Meiryo UI" w:eastAsia="Meiryo UI" w:cs="Meiryo UI" w:hint="default"/>
+        <w:rFonts w:ascii="Meiryo UI" w:eastAsia="Meiryo UI" w:hAnsi="Meiryo UI" w:cs="Meiryo UI" w:hint="default"/>
       </w:rPr>
     </w:lvl>
     <w:lvl w:ilvl="8" w:tplc="0409000D" w:tentative="1">
@@ -35089,7 +34223,7 @@
         <w:ind w:left="3960" w:hanging="440"/>
       </w:pPr>
       <w:rPr>
-        <w:rFonts w:ascii="Meiryo UI" w:hAnsi="Meiryo UI" w:eastAsia="Meiryo UI" w:cs="Meiryo UI" w:hint="default"/>
+        <w:rFonts w:ascii="Meiryo UI" w:eastAsia="Meiryo UI" w:hAnsi="Meiryo UI" w:cs="Meiryo UI" w:hint="default"/>
       </w:rPr>
     </w:lvl>
   </w:abstractNum>
@@ -35469,202 +34603,7 @@
 </w:numbering>
 </file>
 
-<file path=word\settings.xml><?xml version="1.0" encoding="utf-8"?>
-<w:settings xmlns:mc="http://schemas.openxmlformats.org/markup-compatibility/2006" xmlns:o="urn:schemas-microsoft-com:office:office" xmlns:r="http://schemas.openxmlformats.org/officeDocument/2006/relationships" xmlns:m="http://schemas.openxmlformats.org/officeDocument/2006/math" xmlns:v="urn:schemas-microsoft-com:vml" xmlns:w10="urn:schemas-microsoft-com:office:word" xmlns:w="http://schemas.openxmlformats.org/wordprocessingml/2006/main" xmlns:w14="http://schemas.microsoft.com/office/word/2010/wordml" xmlns:w15="http://schemas.microsoft.com/office/word/2012/wordml" xmlns:w16cex="http://schemas.microsoft.com/office/word/2018/wordml/cex" xmlns:w16cid="http://schemas.microsoft.com/office/word/2016/wordml/cid" xmlns:w16="http://schemas.microsoft.com/office/word/2018/wordml" xmlns:w16du="http://schemas.microsoft.com/office/word/2023/wordml/word16du" xmlns:w16sdtdh="http://schemas.microsoft.com/office/word/2020/wordml/sdtdatahash" xmlns:w16sdtfl="http://schemas.microsoft.com/office/word/2024/wordml/sdtformatlock" xmlns:w16se="http://schemas.microsoft.com/office/word/2015/wordml/symex" xmlns:sl="http://schemas.openxmlformats.org/schemaLibrary/2006/main" mc:Ignorable="w14 w15 w16se w16cid w16 w16cex w16sdtdh w16sdtfl w16du">
-  <w:zoom w:percent="100"/>
-  <w:embedTrueTypeFonts/>
-  <w:bordersDoNotSurroundHeader/>
-  <w:bordersDoNotSurroundFooter/>
-  <w:defaultTabStop w:val="720"/>
-  <w:characterSpacingControl w:val="doNotCompress"/>
-  <w:hdrShapeDefaults>
-    <o:shapedefaults v:ext="edit" spidmax="2050">
-      <v:textbox inset="5.85pt,.7pt,5.85pt,.7pt"/>
-    </o:shapedefaults>
-  </w:hdrShapeDefaults>
-  <w:footnotePr>
-    <w:footnote w:id="-1"/>
-    <w:footnote w:id="0"/>
-  </w:footnotePr>
-  <w:endnotePr>
-    <w:endnote w:id="-1"/>
-    <w:endnote w:id="0"/>
-  </w:endnotePr>
-  <w:compat>
-    <w:useFELayout/>
-    <w:compatSetting w:name="compatibilityMode" w:uri="http://schemas.microsoft.com/office/word" w:val="15"/>
-    <w:compatSetting w:name="overrideTableStyleFontSizeAndJustification" w:uri="http://schemas.microsoft.com/office/word" w:val="1"/>
-    <w:compatSetting w:name="enableOpenTypeFeatures" w:uri="http://schemas.microsoft.com/office/word" w:val="1"/>
-    <w:compatSetting w:name="doNotFlipMirrorIndents" w:uri="http://schemas.microsoft.com/office/word" w:val="1"/>
-    <w:compatSetting w:name="differentiateMultirowTableHeaders" w:uri="http://schemas.microsoft.com/office/word" w:val="1"/>
-    <w:compatSetting w:name="useWord2013TrackBottomHyphenation" w:uri="http://schemas.microsoft.com/office/word" w:val="1"/>
-  </w:compat>
-  <w:rsids>
-    <w:rsidRoot w:val="00BF0479"/>
-    <w:rsid w:val="00007421"/>
-    <w:rsid w:val="00010156"/>
-    <w:rsid w:val="00014F61"/>
-    <w:rsid w:val="00023B51"/>
-    <w:rsid w:val="00047CF3"/>
-    <w:rsid w:val="000629D7"/>
-    <w:rsid w:val="000650EA"/>
-    <w:rsid w:val="000949C5"/>
-    <w:rsid w:val="000A1448"/>
-    <w:rsid w:val="000A72E7"/>
-    <w:rsid w:val="000A77B9"/>
-    <w:rsid w:val="000C6375"/>
-    <w:rsid w:val="000D01AC"/>
-    <w:rsid w:val="001019C8"/>
-    <w:rsid w:val="0011042B"/>
-    <w:rsid w:val="00113762"/>
-    <w:rsid w:val="00114B29"/>
-    <w:rsid w:val="0013530F"/>
-    <w:rsid w:val="00157A27"/>
-    <w:rsid w:val="00171E27"/>
-    <w:rsid w:val="00190937"/>
-    <w:rsid w:val="00195209"/>
-    <w:rsid w:val="001C14F2"/>
-    <w:rsid w:val="0023110D"/>
-    <w:rsid w:val="0023622E"/>
-    <w:rsid w:val="002769D5"/>
-    <w:rsid w:val="00282831"/>
-    <w:rsid w:val="002C3203"/>
-    <w:rsid w:val="002C5EEE"/>
-    <w:rsid w:val="00305C2F"/>
-    <w:rsid w:val="0031376F"/>
-    <w:rsid w:val="0033719A"/>
-    <w:rsid w:val="00387928"/>
-    <w:rsid w:val="00387B9D"/>
-    <w:rsid w:val="003B66BB"/>
-    <w:rsid w:val="00403538"/>
-    <w:rsid w:val="00406186"/>
-    <w:rsid w:val="00463172"/>
-    <w:rsid w:val="00464FBC"/>
-    <w:rsid w:val="004A276C"/>
-    <w:rsid w:val="004B452D"/>
-    <w:rsid w:val="00502C2B"/>
-    <w:rsid w:val="0057264A"/>
-    <w:rsid w:val="005869C3"/>
-    <w:rsid w:val="0059396A"/>
-    <w:rsid w:val="005A478D"/>
-    <w:rsid w:val="005B69FE"/>
-    <w:rsid w:val="005C1087"/>
-    <w:rsid w:val="005C550B"/>
-    <w:rsid w:val="005F1376"/>
-    <w:rsid w:val="005F5167"/>
-    <w:rsid w:val="00600FDC"/>
-    <w:rsid w:val="00637B54"/>
-    <w:rsid w:val="00660086"/>
-    <w:rsid w:val="00680AD0"/>
-    <w:rsid w:val="0069368A"/>
-    <w:rsid w:val="006A4A7E"/>
-    <w:rsid w:val="006A6F9F"/>
-    <w:rsid w:val="006E799E"/>
-    <w:rsid w:val="00793C82"/>
-    <w:rsid w:val="007B2B97"/>
-    <w:rsid w:val="007B57F4"/>
-    <w:rsid w:val="007F37F4"/>
-    <w:rsid w:val="008012B0"/>
-    <w:rsid w:val="00815A3D"/>
-    <w:rsid w:val="00816E4B"/>
-    <w:rsid w:val="0083046C"/>
-    <w:rsid w:val="008416F2"/>
-    <w:rsid w:val="00866B73"/>
-    <w:rsid w:val="00892DAB"/>
-    <w:rsid w:val="008D0597"/>
-    <w:rsid w:val="008D3254"/>
-    <w:rsid w:val="008E7E41"/>
-    <w:rsid w:val="00905648"/>
-    <w:rsid w:val="00973907"/>
-    <w:rsid w:val="00997B99"/>
-    <w:rsid w:val="009C4AF2"/>
-    <w:rsid w:val="009F21DC"/>
-    <w:rsid w:val="00A37E0A"/>
-    <w:rsid w:val="00A56967"/>
-    <w:rsid w:val="00A82468"/>
-    <w:rsid w:val="00A96EBD"/>
-    <w:rsid w:val="00AA05D1"/>
-    <w:rsid w:val="00AA2765"/>
-    <w:rsid w:val="00AA2A26"/>
-    <w:rsid w:val="00AD00DE"/>
-    <w:rsid w:val="00AD1A6D"/>
-    <w:rsid w:val="00B062DD"/>
-    <w:rsid w:val="00B4718C"/>
-    <w:rsid w:val="00B61951"/>
-    <w:rsid w:val="00B7032B"/>
-    <w:rsid w:val="00B7147C"/>
-    <w:rsid w:val="00B9085D"/>
-    <w:rsid w:val="00BA211C"/>
-    <w:rsid w:val="00BC50B1"/>
-    <w:rsid w:val="00BD4808"/>
-    <w:rsid w:val="00BF0479"/>
-    <w:rsid w:val="00BF45AA"/>
-    <w:rsid w:val="00C12405"/>
-    <w:rsid w:val="00C21E10"/>
-    <w:rsid w:val="00C278CF"/>
-    <w:rsid w:val="00C41D36"/>
-    <w:rsid w:val="00CA078D"/>
-    <w:rsid w:val="00CC0363"/>
-    <w:rsid w:val="00CC1E2D"/>
-    <w:rsid w:val="00CD02BA"/>
-    <w:rsid w:val="00CD4181"/>
-    <w:rsid w:val="00CF6B23"/>
-    <w:rsid w:val="00D01B6C"/>
-    <w:rsid w:val="00D1562A"/>
-    <w:rsid w:val="00D25D1E"/>
-    <w:rsid w:val="00D85470"/>
-    <w:rsid w:val="00DA08E2"/>
-    <w:rsid w:val="00DB7AA5"/>
-    <w:rsid w:val="00E06378"/>
-    <w:rsid w:val="00E42728"/>
-    <w:rsid w:val="00E63B1D"/>
-    <w:rsid w:val="00EA7566"/>
-    <w:rsid w:val="00EC5BAF"/>
-    <w:rsid w:val="00EE18FD"/>
-    <w:rsid w:val="00EF7715"/>
-    <w:rsid w:val="00F0429F"/>
-    <w:rsid w:val="00F17DBE"/>
-    <w:rsid w:val="00F432EF"/>
-    <w:rsid w:val="00F655C9"/>
-    <w:rsid w:val="00F67A06"/>
-    <w:rsid w:val="00F715AE"/>
-    <w:rsid w:val="00F75217"/>
-    <w:rsid w:val="00FB381E"/>
-    <w:rsid w:val="00FC6B5C"/>
-    <w:rsid w:val="00FC7D70"/>
-    <w:rsid w:val="00FD0042"/>
-  </w:rsids>
-  <m:mathPr>
-    <m:mathFont m:val="Cambria Math"/>
-    <m:brkBin m:val="before"/>
-    <m:brkBinSub m:val="--"/>
-    <m:smallFrac m:val="0"/>
-    <m:dispDef/>
-    <m:lMargin m:val="0"/>
-    <m:rMargin m:val="0"/>
-    <m:defJc m:val="centerGroup"/>
-    <m:wrapIndent m:val="1440"/>
-    <m:intLim m:val="subSup"/>
-    <m:naryLim m:val="undOvr"/>
-  </m:mathPr>
-  <w:themeFontLang w:val="en-US" w:eastAsia="ja-JP"/>
-  <w:clrSchemeMapping w:bg1="light1" w:t1="dark1" w:bg2="light2" w:t2="dark2" w:accent1="accent1" w:accent2="accent2" w:accent3="accent3" w:accent4="accent4" w:accent5="accent5" w:accent6="accent6" w:hyperlink="hyperlink" w:followedHyperlink="followedHyperlink"/>
-  <w:shapeDefaults>
-    <o:shapedefaults v:ext="edit" spidmax="2050">
-      <v:textbox inset="5.85pt,.7pt,5.85pt,.7pt"/>
-    </o:shapedefaults>
-    <o:shapelayout v:ext="edit">
-      <o:idmap v:ext="edit" data="2"/>
-    </o:shapelayout>
-  </w:shapeDefaults>
-  <w:decimalSymbol w:val="."/>
-  <w:listSeparator w:val=","/>
-  <w14:docId w14:val="24B64F3B"/>
-  <w15:docId w15:val="{5250DB2C-A05B-CF44-B4FD-DDE9446C7945}"/>
-</w:settings>
-</file>
-
-<file path=word\styles.xml><?xml version="1.0" encoding="utf-8"?>
+<file path=word/styles.xml><?xml version="1.0" encoding="utf-8"?>
 <w:styles xmlns:mc="http://schemas.openxmlformats.org/markup-compatibility/2006" xmlns:r="http://schemas.openxmlformats.org/officeDocument/2006/relationships" xmlns:w="http://schemas.openxmlformats.org/wordprocessingml/2006/main" xmlns:w14="http://schemas.microsoft.com/office/word/2010/wordml" xmlns:w15="http://schemas.microsoft.com/office/word/2012/wordml" xmlns:w16cex="http://schemas.microsoft.com/office/word/2018/wordml/cex" xmlns:w16cid="http://schemas.microsoft.com/office/word/2016/wordml/cid" xmlns:w16="http://schemas.microsoft.com/office/word/2018/wordml" xmlns:w16du="http://schemas.microsoft.com/office/word/2023/wordml/word16du" xmlns:w16sdtdh="http://schemas.microsoft.com/office/word/2020/wordml/sdtdatahash" xmlns:w16sdtfl="http://schemas.microsoft.com/office/word/2024/wordml/sdtformatlock" xmlns:w16se="http://schemas.microsoft.com/office/word/2015/wordml/symex" mc:Ignorable="w14 w15 w16se w16cid w16 w16cex w16sdtdh w16sdtfl w16du">
   <w:docDefaults>
     <w:rPrDefault>
@@ -37383,7 +36322,7 @@
 </w:styles>
 </file>
 
-<file path=word\theme\theme1.xml><?xml version="1.0" encoding="utf-8"?>
+<file path=word/theme/theme1.xml><?xml version="1.0" encoding="utf-8"?>
 <a:theme xmlns:a="http://schemas.openxmlformats.org/drawingml/2006/main" name="Office Theme">
   <a:themeElements>
     <a:clrScheme name="Office">
@@ -37703,6 +36642,226 @@
 </a:theme>
 </file>
 
-<file path=word\webSettings.xml><?xml version="1.0" encoding="utf-8"?>
-<w:webSettings xmlns:mc="http://schemas.openxmlformats.org/markup-compatibility/2006" xmlns:r="http://schemas.openxmlformats.org/officeDocument/2006/relationships" xmlns:w="http://schemas.openxmlformats.org/wordprocessingml/2006/main" xmlns:w14="http://schemas.microsoft.com/office/word/2010/wordml" xmlns:w15="http://schemas.microsoft.com/office/word/2012/wordml" xmlns:w16cex="http://schemas.microsoft.com/office/word/2018/wordml/cex" xmlns:w16cid="http://schemas.microsoft.com/office/word/2016/wordml/cid" xmlns:w16="http://schemas.microsoft.com/office/word/2018/wordml" xmlns:w16du="http://schemas.microsoft.com/office/word/2023/wordml/word16du" xmlns:w16sdtdh="http://schemas.microsoft.com/office/word/2020/wordml/sdtdatahash" xmlns:w16sdtfl="http://schemas.microsoft.com/office/word/2024/wordml/sdtformatlock" xmlns:w16se="http://schemas.microsoft.com/office/word/2015/wordml/symex" mc:Ignorable="w14 w15 w16se w16cid w16 w16cex w16sdtdh w16sdtfl w16du"/>
+<file path=customXml/item1.xml><?xml version="1.0" encoding="utf-8"?>
+<p:properties xmlns:p="http://schemas.microsoft.com/office/2006/metadata/properties" xmlns:xsi="http://www.w3.org/2001/XMLSchema-instance" xmlns:pc="http://schemas.microsoft.com/office/infopath/2007/PartnerControls">
+  <documentManagement/>
+</p:properties>
+</file>
+
+<file path=customXml/item2.xml><?xml version="1.0" encoding="utf-8"?>
+<b:Sources xmlns:b="http://schemas.openxmlformats.org/officeDocument/2006/bibliography" xmlns="http://schemas.openxmlformats.org/officeDocument/2006/bibliography" SelectedStyle="/APASixthEditionOfficeOnline.xsl" StyleName="APA" Version="6"/>
+</file>
+
+<file path=customXml/item3.xml><?xml version="1.0" encoding="utf-8"?>
+<?mso-contentType ?>
+<FormTemplates xmlns="http://schemas.microsoft.com/sharepoint/v3/contenttype/forms">
+  <Display>DocumentLibraryForm</Display>
+  <Edit>DocumentLibraryForm</Edit>
+  <New>DocumentLibraryForm</New>
+</FormTemplates>
+</file>
+
+<file path=customXml/item4.xml><?xml version="1.0" encoding="utf-8"?>
+<ct:contentTypeSchema xmlns:ct="http://schemas.microsoft.com/office/2006/metadata/contentType" xmlns:ma="http://schemas.microsoft.com/office/2006/metadata/properties/metaAttributes" ct:_="" ma:_="" ma:contentTypeName="ドキュメント" ma:contentTypeID="0x010100980A9EDA4423B04DB8E0445FEDD7979D" ma:contentTypeVersion="7" ma:contentTypeDescription="新しいドキュメントを作成します。" ma:contentTypeScope="" ma:versionID="ae2973d07f0a8b338627d92cf3d61aa1">
+  <xsd:schema xmlns:xsd="http://www.w3.org/2001/XMLSchema" xmlns:xs="http://www.w3.org/2001/XMLSchema" xmlns:p="http://schemas.microsoft.com/office/2006/metadata/properties" xmlns:ns2="927401a0-f477-47ea-a92d-ddff39ed07e6" targetNamespace="http://schemas.microsoft.com/office/2006/metadata/properties" ma:root="true" ma:fieldsID="e5a487444864ebd2c47c4b9587078a69" ns2:_="">
+    <xsd:import namespace="927401a0-f477-47ea-a92d-ddff39ed07e6"/>
+    <xsd:element name="properties">
+      <xsd:complexType>
+        <xsd:sequence>
+          <xsd:element name="documentManagement">
+            <xsd:complexType>
+              <xsd:all>
+                <xsd:element ref="ns2:MediaServiceMetadata" minOccurs="0"/>
+                <xsd:element ref="ns2:MediaServiceFastMetadata" minOccurs="0"/>
+                <xsd:element ref="ns2:MediaServiceSearchProperties" minOccurs="0"/>
+                <xsd:element ref="ns2:MediaServiceDateTaken" minOccurs="0"/>
+                <xsd:element ref="ns2:MediaServiceGenerationTime" minOccurs="0"/>
+                <xsd:element ref="ns2:MediaServiceEventHashCode" minOccurs="0"/>
+                <xsd:element ref="ns2:MediaLengthInSeconds" minOccurs="0"/>
+              </xsd:all>
+            </xsd:complexType>
+          </xsd:element>
+        </xsd:sequence>
+      </xsd:complexType>
+    </xsd:element>
+  </xsd:schema>
+  <xsd:schema xmlns:xsd="http://www.w3.org/2001/XMLSchema" xmlns:xs="http://www.w3.org/2001/XMLSchema" xmlns:dms="http://schemas.microsoft.com/office/2006/documentManagement/types" xmlns:pc="http://schemas.microsoft.com/office/infopath/2007/PartnerControls" targetNamespace="927401a0-f477-47ea-a92d-ddff39ed07e6" elementFormDefault="qualified">
+    <xsd:import namespace="http://schemas.microsoft.com/office/2006/documentManagement/types"/>
+    <xsd:import namespace="http://schemas.microsoft.com/office/infopath/2007/PartnerControls"/>
+    <xsd:element name="MediaServiceMetadata" ma:index="8" nillable="true" ma:displayName="MediaServiceMetadata" ma:hidden="true" ma:internalName="MediaServiceMetadata" ma:readOnly="true">
+      <xsd:simpleType>
+        <xsd:restriction base="dms:Note"/>
+      </xsd:simpleType>
+    </xsd:element>
+    <xsd:element name="MediaServiceFastMetadata" ma:index="9" nillable="true" ma:displayName="MediaServiceFastMetadata" ma:hidden="true" ma:internalName="MediaServiceFastMetadata" ma:readOnly="true">
+      <xsd:simpleType>
+        <xsd:restriction base="dms:Note"/>
+      </xsd:simpleType>
+    </xsd:element>
+    <xsd:element name="MediaServiceSearchProperties" ma:index="10" nillable="true" ma:displayName="MediaServiceSearchProperties" ma:hidden="true" ma:internalName="MediaServiceSearchProperties" ma:readOnly="true">
+      <xsd:simpleType>
+        <xsd:restriction base="dms:Note"/>
+      </xsd:simpleType>
+    </xsd:element>
+    <xsd:element name="MediaServiceDateTaken" ma:index="11" nillable="true" ma:displayName="MediaServiceDateTaken" ma:hidden="true" ma:indexed="true" ma:internalName="MediaServiceDateTaken" ma:readOnly="true">
+      <xsd:simpleType>
+        <xsd:restriction base="dms:Text"/>
+      </xsd:simpleType>
+    </xsd:element>
+    <xsd:element name="MediaServiceGenerationTime" ma:index="12" nillable="true" ma:displayName="MediaServiceGenerationTime" ma:hidden="true" ma:internalName="MediaServiceGenerationTime" ma:readOnly="true">
+      <xsd:simpleType>
+        <xsd:restriction base="dms:Text"/>
+      </xsd:simpleType>
+    </xsd:element>
+    <xsd:element name="MediaServiceEventHashCode" ma:index="13" nillable="true" ma:displayName="MediaServiceEventHashCode" ma:hidden="true" ma:internalName="MediaServiceEventHashCode" ma:readOnly="true">
+      <xsd:simpleType>
+        <xsd:restriction base="dms:Text"/>
+      </xsd:simpleType>
+    </xsd:element>
+    <xsd:element name="MediaLengthInSeconds" ma:index="14" nillable="true" ma:displayName="MediaLengthInSeconds" ma:hidden="true" ma:internalName="MediaLengthInSeconds" ma:readOnly="true">
+      <xsd:simpleType>
+        <xsd:restriction base="dms:Unknown"/>
+      </xsd:simpleType>
+    </xsd:element>
+  </xsd:schema>
+  <xsd:schema xmlns="http://schemas.openxmlformats.org/package/2006/metadata/core-properties" xmlns:xsd="http://www.w3.org/2001/XMLSchema" xmlns:xsi="http://www.w3.org/2001/XMLSchema-instance" xmlns:dc="http://purl.org/dc/elements/1.1/" xmlns:dcterms="http://purl.org/dc/terms/" xmlns:odoc="http://schemas.microsoft.com/internal/obd" targetNamespace="http://schemas.openxmlformats.org/package/2006/metadata/core-properties" elementFormDefault="qualified" attributeFormDefault="unqualified" blockDefault="#all">
+    <xsd:import namespace="http://purl.org/dc/elements/1.1/" schemaLocation="http://dublincore.org/schemas/xmls/qdc/2003/04/02/dc.xsd"/>
+    <xsd:import namespace="http://purl.org/dc/terms/" schemaLocation="http://dublincore.org/schemas/xmls/qdc/2003/04/02/dcterms.xsd"/>
+    <xsd:element name="coreProperties" type="CT_coreProperties"/>
+    <xsd:complexType name="CT_coreProperties">
+      <xsd:all>
+        <xsd:element ref="dc:creator" minOccurs="0" maxOccurs="1"/>
+        <xsd:element ref="dcterms:created" minOccurs="0" maxOccurs="1"/>
+        <xsd:element ref="dc:identifier" minOccurs="0" maxOccurs="1"/>
+        <xsd:element name="contentType" minOccurs="0" maxOccurs="1" type="xsd:string" ma:index="0" ma:displayName="コンテンツ タイプ"/>
+        <xsd:element ref="dc:title" minOccurs="0" maxOccurs="1" ma:index="4" ma:displayName="タイトル"/>
+        <xsd:element ref="dc:subject" minOccurs="0" maxOccurs="1"/>
+        <xsd:element ref="dc:description" minOccurs="0" maxOccurs="1"/>
+        <xsd:element name="keywords" minOccurs="0" maxOccurs="1" type="xsd:string"/>
+        <xsd:element ref="dc:language" minOccurs="0" maxOccurs="1"/>
+        <xsd:element name="category" minOccurs="0" maxOccurs="1" type="xsd:string"/>
+        <xsd:element name="version" minOccurs="0" maxOccurs="1" type="xsd:string"/>
+        <xsd:element name="revision" minOccurs="0" maxOccurs="1" type="xsd:string">
+          <xsd:annotation>
+            <xsd:documentation>
+                        This value indicates the number of saves or revisions. The application is responsible for updating this value after each revision.
+                    </xsd:documentation>
+          </xsd:annotation>
+        </xsd:element>
+        <xsd:element name="lastModifiedBy" minOccurs="0" maxOccurs="1" type="xsd:string"/>
+        <xsd:element ref="dcterms:modified" minOccurs="0" maxOccurs="1"/>
+        <xsd:element name="contentStatus" minOccurs="0" maxOccurs="1" type="xsd:string"/>
+      </xsd:all>
+    </xsd:complexType>
+  </xsd:schema>
+  <xs:schema xmlns:pc="http://schemas.microsoft.com/office/infopath/2007/PartnerControls" xmlns:xs="http://www.w3.org/2001/XMLSchema" targetNamespace="http://schemas.microsoft.com/office/infopath/2007/PartnerControls" elementFormDefault="qualified" attributeFormDefault="unqualified">
+    <xs:element name="Person">
+      <xs:complexType>
+        <xs:sequence>
+          <xs:element ref="pc:DisplayName" minOccurs="0"/>
+          <xs:element ref="pc:AccountId" minOccurs="0"/>
+          <xs:element ref="pc:AccountType" minOccurs="0"/>
+        </xs:sequence>
+      </xs:complexType>
+    </xs:element>
+    <xs:element name="DisplayName" type="xs:string"/>
+    <xs:element name="AccountId" type="xs:string"/>
+    <xs:element name="AccountType" type="xs:string"/>
+    <xs:element name="BDCAssociatedEntity">
+      <xs:complexType>
+        <xs:sequence>
+          <xs:element ref="pc:BDCEntity" minOccurs="0" maxOccurs="unbounded"/>
+        </xs:sequence>
+        <xs:attribute ref="pc:EntityNamespace"/>
+        <xs:attribute ref="pc:EntityName"/>
+        <xs:attribute ref="pc:SystemInstanceName"/>
+        <xs:attribute ref="pc:AssociationName"/>
+      </xs:complexType>
+    </xs:element>
+    <xs:attribute name="EntityNamespace" type="xs:string"/>
+    <xs:attribute name="EntityName" type="xs:string"/>
+    <xs:attribute name="SystemInstanceName" type="xs:string"/>
+    <xs:attribute name="AssociationName" type="xs:string"/>
+    <xs:element name="BDCEntity">
+      <xs:complexType>
+        <xs:sequence>
+          <xs:element ref="pc:EntityDisplayName" minOccurs="0"/>
+          <xs:element ref="pc:EntityInstanceReference" minOccurs="0"/>
+          <xs:element ref="pc:EntityId1" minOccurs="0"/>
+          <xs:element ref="pc:EntityId2" minOccurs="0"/>
+          <xs:element ref="pc:EntityId3" minOccurs="0"/>
+          <xs:element ref="pc:EntityId4" minOccurs="0"/>
+          <xs:element ref="pc:EntityId5" minOccurs="0"/>
+        </xs:sequence>
+      </xs:complexType>
+    </xs:element>
+    <xs:element name="EntityDisplayName" type="xs:string"/>
+    <xs:element name="EntityInstanceReference" type="xs:string"/>
+    <xs:element name="EntityId1" type="xs:string"/>
+    <xs:element name="EntityId2" type="xs:string"/>
+    <xs:element name="EntityId3" type="xs:string"/>
+    <xs:element name="EntityId4" type="xs:string"/>
+    <xs:element name="EntityId5" type="xs:string"/>
+    <xs:element name="Terms">
+      <xs:complexType>
+        <xs:sequence>
+          <xs:element ref="pc:TermInfo" minOccurs="0" maxOccurs="unbounded"/>
+        </xs:sequence>
+      </xs:complexType>
+    </xs:element>
+    <xs:element name="TermInfo">
+      <xs:complexType>
+        <xs:sequence>
+          <xs:element ref="pc:TermName" minOccurs="0"/>
+          <xs:element ref="pc:TermId" minOccurs="0"/>
+        </xs:sequence>
+      </xs:complexType>
+    </xs:element>
+    <xs:element name="TermName" type="xs:string"/>
+    <xs:element name="TermId" type="xs:string"/>
+  </xs:schema>
+</ct:contentTypeSchema>
+</file>
+
+<file path=customXml/itemProps1.xml><?xml version="1.0" encoding="utf-8"?>
+<ds:datastoreItem xmlns:ds="http://schemas.openxmlformats.org/officeDocument/2006/customXml" ds:itemID="{D3BCF3CB-61D5-4782-9982-1529DA68D8A5}">
+  <ds:schemaRefs>
+    <ds:schemaRef ds:uri="http://schemas.microsoft.com/office/2006/metadata/properties"/>
+    <ds:schemaRef ds:uri="http://schemas.microsoft.com/office/infopath/2007/PartnerControls"/>
+  </ds:schemaRefs>
+</ds:datastoreItem>
+</file>
+
+<file path=customXml/itemProps2.xml><?xml version="1.0" encoding="utf-8"?>
+<ds:datastoreItem xmlns:ds="http://schemas.openxmlformats.org/officeDocument/2006/customXml" ds:itemID="{10C87B47-89E1-434B-B69B-80E10AEF4092}">
+  <ds:schemaRefs>
+    <ds:schemaRef ds:uri="http://schemas.openxmlformats.org/officeDocument/2006/bibliography"/>
+  </ds:schemaRefs>
+</ds:datastoreItem>
+</file>
+
+<file path=customXml/itemProps3.xml><?xml version="1.0" encoding="utf-8"?>
+<ds:datastoreItem xmlns:ds="http://schemas.openxmlformats.org/officeDocument/2006/customXml" ds:itemID="{812A22FD-A03A-40FC-8882-33DA0C3EFC8E}">
+  <ds:schemaRefs>
+    <ds:schemaRef ds:uri="http://schemas.microsoft.com/sharepoint/v3/contenttype/forms"/>
+  </ds:schemaRefs>
+</ds:datastoreItem>
+</file>
+
+<file path=customXml/itemProps4.xml><?xml version="1.0" encoding="utf-8"?>
+<ds:datastoreItem xmlns:ds="http://schemas.openxmlformats.org/officeDocument/2006/customXml" ds:itemID="{00976E19-0F6D-447D-99EA-E239DB62938F}">
+  <ds:schemaRefs>
+    <ds:schemaRef ds:uri="http://schemas.microsoft.com/office/2006/metadata/contentType"/>
+    <ds:schemaRef ds:uri="http://schemas.microsoft.com/office/2006/metadata/properties/metaAttributes"/>
+    <ds:schemaRef ds:uri="http://www.w3.org/2001/XMLSchema"/>
+    <ds:schemaRef ds:uri="http://schemas.microsoft.com/office/2006/metadata/properties"/>
+    <ds:schemaRef ds:uri="927401a0-f477-47ea-a92d-ddff39ed07e6"/>
+    <ds:schemaRef ds:uri="http://schemas.microsoft.com/office/2006/documentManagement/types"/>
+    <ds:schemaRef ds:uri="http://schemas.microsoft.com/office/infopath/2007/PartnerControls"/>
+    <ds:schemaRef ds:uri="http://schemas.openxmlformats.org/package/2006/metadata/core-properties"/>
+    <ds:schemaRef ds:uri="http://purl.org/dc/elements/1.1/"/>
+    <ds:schemaRef ds:uri="http://purl.org/dc/terms/"/>
+    <ds:schemaRef ds:uri="http://schemas.microsoft.com/internal/obd"/>
+  </ds:schemaRefs>
+</ds:datastoreItem>
 </file>
--- a/taniguchi/api/Fix/API設計書_現有品調査.docx
+++ b/taniguchi/api/Fix/API設計書_現有品調査.docx
@@ -228,8 +228,8 @@
   <Template>Normal.dotm</Template>
   <TotalTime>97</TotalTime>
   <Pages>28</Pages>
-  <Words>3523</Words>
-  <Characters>20086</Characters>
+  <Words>3529</Words>
+  <Characters>20118</Characters>
   <Application>Microsoft Office Word</Application>
   <DocSecurity>0</DocSecurity>
   <Lines>167</Lines>
@@ -252,7 +252,7 @@
   </TitlesOfParts>
   <Company/>
   <LinksUpToDate>false</LinksUpToDate>
-  <CharactersWithSpaces>23562</CharactersWithSpaces>
+  <CharactersWithSpaces>23600</CharactersWithSpaces>
   <SharedDoc>false</SharedDoc>
   <HyperlinksChanged>false</HyperlinksChanged>
   <AppVersion>16.0000</AppVersion>
@@ -264,9 +264,9 @@
   <dc:title>API設計書　　　　　　　現有品調査</dc:title>
   <dc:subject>対象システム：医療機器管理システム</dc:subject>
   <cp:lastModifiedBy>緑 谷口</cp:lastModifiedBy>
-  <cp:revision>53</cp:revision>
+  <cp:revision>54</cp:revision>
   <dcterms:created xsi:type="dcterms:W3CDTF">2026-03-01T00:24:00Z</dcterms:created>
-  <dcterms:modified xsi:type="dcterms:W3CDTF">2026-04-17T16:37:00Z</dcterms:modified>
+  <dcterms:modified xsi:type="dcterms:W3CDTF">2026-04-22T20:54:00Z</dcterms:modified>
 </cp:coreProperties>
 </file>
 
@@ -1330,7 +1330,7 @@
         <w:rPr>
           <w:noProof/>
         </w:rPr>
-        <w:instrText xml:space="preserve"> PAGEREF _Toc227368696 \h </w:instrText>
+        <w:instrText xml:space="preserve"> PAGEREF _Toc227816119 \h </w:instrText>
       </w:r>
       <w:r>
         <w:rPr>
@@ -1395,7 +1395,7 @@
         <w:rPr>
           <w:noProof/>
         </w:rPr>
-        <w:instrText xml:space="preserve"> PAGEREF _Toc227368697 \h </w:instrText>
+        <w:instrText xml:space="preserve"> PAGEREF _Toc227816120 \h </w:instrText>
       </w:r>
       <w:r>
         <w:rPr>
@@ -1460,7 +1460,7 @@
         <w:rPr>
           <w:noProof/>
         </w:rPr>
-        <w:instrText xml:space="preserve"> PAGEREF _Toc227368698 \h </w:instrText>
+        <w:instrText xml:space="preserve"> PAGEREF _Toc227816121 \h </w:instrText>
       </w:r>
       <w:r>
         <w:rPr>
@@ -1525,7 +1525,7 @@
         <w:rPr>
           <w:noProof/>
         </w:rPr>
-        <w:instrText xml:space="preserve"> PAGEREF _Toc227368699 \h </w:instrText>
+        <w:instrText xml:space="preserve"> PAGEREF _Toc227816122 \h </w:instrText>
       </w:r>
       <w:r>
         <w:rPr>
@@ -1590,7 +1590,7 @@
         <w:rPr>
           <w:noProof/>
         </w:rPr>
-        <w:instrText xml:space="preserve"> PAGEREF _Toc227368700 \h </w:instrText>
+        <w:instrText xml:space="preserve"> PAGEREF _Toc227816123 \h </w:instrText>
       </w:r>
       <w:r>
         <w:rPr>
@@ -1656,7 +1656,7 @@
         <w:rPr>
           <w:noProof/>
         </w:rPr>
-        <w:instrText xml:space="preserve"> PAGEREF _Toc227368701 \h </w:instrText>
+        <w:instrText xml:space="preserve"> PAGEREF _Toc227816124 \h </w:instrText>
       </w:r>
       <w:r>
         <w:rPr>
@@ -1721,7 +1721,7 @@
         <w:rPr>
           <w:noProof/>
         </w:rPr>
-        <w:instrText xml:space="preserve"> PAGEREF _Toc227368702 \h </w:instrText>
+        <w:instrText xml:space="preserve"> PAGEREF _Toc227816125 \h </w:instrText>
       </w:r>
       <w:r>
         <w:rPr>
@@ -1786,7 +1786,7 @@
         <w:rPr>
           <w:noProof/>
         </w:rPr>
-        <w:instrText xml:space="preserve"> PAGEREF _Toc227368703 \h </w:instrText>
+        <w:instrText xml:space="preserve"> PAGEREF _Toc227816126 \h </w:instrText>
       </w:r>
       <w:r>
         <w:rPr>
@@ -1851,7 +1851,7 @@
         <w:rPr>
           <w:noProof/>
         </w:rPr>
-        <w:instrText xml:space="preserve"> PAGEREF _Toc227368704 \h </w:instrText>
+        <w:instrText xml:space="preserve"> PAGEREF _Toc227816127 \h </w:instrText>
       </w:r>
       <w:r>
         <w:rPr>
@@ -1917,7 +1917,7 @@
         <w:rPr>
           <w:noProof/>
         </w:rPr>
-        <w:instrText xml:space="preserve"> PAGEREF _Toc227368705 \h </w:instrText>
+        <w:instrText xml:space="preserve"> PAGEREF _Toc227816128 \h </w:instrText>
       </w:r>
       <w:r>
         <w:rPr>
@@ -1982,7 +1982,7 @@
         <w:rPr>
           <w:noProof/>
         </w:rPr>
-        <w:instrText xml:space="preserve"> PAGEREF _Toc227368706 \h </w:instrText>
+        <w:instrText xml:space="preserve"> PAGEREF _Toc227816129 \h </w:instrText>
       </w:r>
       <w:r>
         <w:rPr>
@@ -2047,7 +2047,7 @@
         <w:rPr>
           <w:noProof/>
         </w:rPr>
-        <w:instrText xml:space="preserve"> PAGEREF _Toc227368707 \h </w:instrText>
+        <w:instrText xml:space="preserve"> PAGEREF _Toc227816130 \h </w:instrText>
       </w:r>
       <w:r>
         <w:rPr>
@@ -2112,7 +2112,7 @@
         <w:rPr>
           <w:noProof/>
         </w:rPr>
-        <w:instrText xml:space="preserve"> PAGEREF _Toc227368708 \h </w:instrText>
+        <w:instrText xml:space="preserve"> PAGEREF _Toc227816131 \h </w:instrText>
       </w:r>
       <w:r>
         <w:rPr>
@@ -2177,7 +2177,7 @@
         <w:rPr>
           <w:noProof/>
         </w:rPr>
-        <w:instrText xml:space="preserve"> PAGEREF _Toc227368709 \h </w:instrText>
+        <w:instrText xml:space="preserve"> PAGEREF _Toc227816132 \h </w:instrText>
       </w:r>
       <w:r>
         <w:rPr>
@@ -2242,7 +2242,7 @@
         <w:rPr>
           <w:noProof/>
         </w:rPr>
-        <w:instrText xml:space="preserve"> PAGEREF _Toc227368710 \h </w:instrText>
+        <w:instrText xml:space="preserve"> PAGEREF _Toc227816133 \h </w:instrText>
       </w:r>
       <w:r>
         <w:rPr>
@@ -2305,7 +2305,7 @@
         <w:rPr>
           <w:noProof/>
         </w:rPr>
-        <w:instrText xml:space="preserve"> PAGEREF _Toc227368711 \h </w:instrText>
+        <w:instrText xml:space="preserve"> PAGEREF _Toc227816134 \h </w:instrText>
       </w:r>
       <w:r>
         <w:rPr>
@@ -2371,7 +2371,7 @@
         <w:rPr>
           <w:noProof/>
         </w:rPr>
-        <w:instrText xml:space="preserve"> PAGEREF _Toc227368712 \h </w:instrText>
+        <w:instrText xml:space="preserve"> PAGEREF _Toc227816135 \h </w:instrText>
       </w:r>
       <w:r>
         <w:rPr>
@@ -2436,7 +2436,7 @@
         <w:rPr>
           <w:noProof/>
         </w:rPr>
-        <w:instrText xml:space="preserve"> PAGEREF _Toc227368713 \h </w:instrText>
+        <w:instrText xml:space="preserve"> PAGEREF _Toc227816136 \h </w:instrText>
       </w:r>
       <w:r>
         <w:rPr>
@@ -2501,7 +2501,7 @@
         <w:rPr>
           <w:noProof/>
         </w:rPr>
-        <w:instrText xml:space="preserve"> PAGEREF _Toc227368714 \h </w:instrText>
+        <w:instrText xml:space="preserve"> PAGEREF _Toc227816137 \h </w:instrText>
       </w:r>
       <w:r>
         <w:rPr>
@@ -2518,7 +2518,7 @@
         <w:rPr>
           <w:noProof/>
         </w:rPr>
-        <w:t>8</w:t>
+        <w:t>9</w:t>
       </w:r>
       <w:r>
         <w:rPr>
@@ -2567,7 +2567,7 @@
         <w:rPr>
           <w:noProof/>
         </w:rPr>
-        <w:instrText xml:space="preserve"> PAGEREF _Toc227368715 \h </w:instrText>
+        <w:instrText xml:space="preserve"> PAGEREF _Toc227816138 \h </w:instrText>
       </w:r>
       <w:r>
         <w:rPr>
@@ -2632,7 +2632,7 @@
         <w:rPr>
           <w:noProof/>
         </w:rPr>
-        <w:instrText xml:space="preserve"> PAGEREF _Toc227368716 \h </w:instrText>
+        <w:instrText xml:space="preserve"> PAGEREF _Toc227816139 \h </w:instrText>
       </w:r>
       <w:r>
         <w:rPr>
@@ -2695,7 +2695,7 @@
         <w:rPr>
           <w:noProof/>
         </w:rPr>
-        <w:instrText xml:space="preserve"> PAGEREF _Toc227368717 \h </w:instrText>
+        <w:instrText xml:space="preserve"> PAGEREF _Toc227816140 \h </w:instrText>
       </w:r>
       <w:r>
         <w:rPr>
@@ -2758,7 +2758,7 @@
         <w:rPr>
           <w:noProof/>
         </w:rPr>
-        <w:instrText xml:space="preserve"> PAGEREF _Toc227368718 \h </w:instrText>
+        <w:instrText xml:space="preserve"> PAGEREF _Toc227816141 \h </w:instrText>
       </w:r>
       <w:r>
         <w:rPr>
@@ -2821,7 +2821,7 @@
         <w:rPr>
           <w:noProof/>
         </w:rPr>
-        <w:instrText xml:space="preserve"> PAGEREF _Toc227368719 \h </w:instrText>
+        <w:instrText xml:space="preserve"> PAGEREF _Toc227816142 \h </w:instrText>
       </w:r>
       <w:r>
         <w:rPr>
@@ -2886,7 +2886,7 @@
         <w:rPr>
           <w:noProof/>
         </w:rPr>
-        <w:instrText xml:space="preserve"> PAGEREF _Toc227368720 \h </w:instrText>
+        <w:instrText xml:space="preserve"> PAGEREF _Toc227816143 \h </w:instrText>
       </w:r>
       <w:r>
         <w:rPr>
@@ -2949,7 +2949,7 @@
         <w:rPr>
           <w:noProof/>
         </w:rPr>
-        <w:instrText xml:space="preserve"> PAGEREF _Toc227368721 \h </w:instrText>
+        <w:instrText xml:space="preserve"> PAGEREF _Toc227816144 \h </w:instrText>
       </w:r>
       <w:r>
         <w:rPr>
@@ -3012,7 +3012,7 @@
         <w:rPr>
           <w:noProof/>
         </w:rPr>
-        <w:instrText xml:space="preserve"> PAGEREF _Toc227368722 \h </w:instrText>
+        <w:instrText xml:space="preserve"> PAGEREF _Toc227816145 \h </w:instrText>
       </w:r>
       <w:r>
         <w:rPr>
@@ -3075,7 +3075,7 @@
         <w:rPr>
           <w:noProof/>
         </w:rPr>
-        <w:instrText xml:space="preserve"> PAGEREF _Toc227368723 \h </w:instrText>
+        <w:instrText xml:space="preserve"> PAGEREF _Toc227816146 \h </w:instrText>
       </w:r>
       <w:r>
         <w:rPr>
@@ -3140,7 +3140,7 @@
         <w:rPr>
           <w:noProof/>
         </w:rPr>
-        <w:instrText xml:space="preserve"> PAGEREF _Toc227368724 \h </w:instrText>
+        <w:instrText xml:space="preserve"> PAGEREF _Toc227816147 \h </w:instrText>
       </w:r>
       <w:r>
         <w:rPr>
@@ -3203,7 +3203,7 @@
         <w:rPr>
           <w:noProof/>
         </w:rPr>
-        <w:instrText xml:space="preserve"> PAGEREF _Toc227368725 \h </w:instrText>
+        <w:instrText xml:space="preserve"> PAGEREF _Toc227816148 \h </w:instrText>
       </w:r>
       <w:r>
         <w:rPr>
@@ -3266,7 +3266,7 @@
         <w:rPr>
           <w:noProof/>
         </w:rPr>
-        <w:instrText xml:space="preserve"> PAGEREF _Toc227368726 \h </w:instrText>
+        <w:instrText xml:space="preserve"> PAGEREF _Toc227816149 \h </w:instrText>
       </w:r>
       <w:r>
         <w:rPr>
@@ -3329,7 +3329,7 @@
         <w:rPr>
           <w:noProof/>
         </w:rPr>
-        <w:instrText xml:space="preserve"> PAGEREF _Toc227368727 \h </w:instrText>
+        <w:instrText xml:space="preserve"> PAGEREF _Toc227816150 \h </w:instrText>
       </w:r>
       <w:r>
         <w:rPr>
@@ -3394,7 +3394,7 @@
         <w:rPr>
           <w:noProof/>
         </w:rPr>
-        <w:instrText xml:space="preserve"> PAGEREF _Toc227368728 \h </w:instrText>
+        <w:instrText xml:space="preserve"> PAGEREF _Toc227816151 \h </w:instrText>
       </w:r>
       <w:r>
         <w:rPr>
@@ -3458,7 +3458,7 @@
         <w:rPr>
           <w:noProof/>
         </w:rPr>
-        <w:instrText xml:space="preserve"> PAGEREF _Toc227368729 \h </w:instrText>
+        <w:instrText xml:space="preserve"> PAGEREF _Toc227816152 \h </w:instrText>
       </w:r>
       <w:r>
         <w:rPr>
@@ -3521,7 +3521,7 @@
         <w:rPr>
           <w:noProof/>
         </w:rPr>
-        <w:instrText xml:space="preserve"> PAGEREF _Toc227368730 \h </w:instrText>
+        <w:instrText xml:space="preserve"> PAGEREF _Toc227816153 \h </w:instrText>
       </w:r>
       <w:r>
         <w:rPr>
@@ -3584,7 +3584,7 @@
         <w:rPr>
           <w:noProof/>
         </w:rPr>
-        <w:instrText xml:space="preserve"> PAGEREF _Toc227368731 \h </w:instrText>
+        <w:instrText xml:space="preserve"> PAGEREF _Toc227816154 \h </w:instrText>
       </w:r>
       <w:r>
         <w:rPr>
@@ -3649,7 +3649,7 @@
         <w:rPr>
           <w:noProof/>
         </w:rPr>
-        <w:instrText xml:space="preserve"> PAGEREF _Toc227368732 \h </w:instrText>
+        <w:instrText xml:space="preserve"> PAGEREF _Toc227816155 \h </w:instrText>
       </w:r>
       <w:r>
         <w:rPr>
@@ -3712,7 +3712,7 @@
         <w:rPr>
           <w:noProof/>
         </w:rPr>
-        <w:instrText xml:space="preserve"> PAGEREF _Toc227368733 \h </w:instrText>
+        <w:instrText xml:space="preserve"> PAGEREF _Toc227816156 \h </w:instrText>
       </w:r>
       <w:r>
         <w:rPr>
@@ -3775,7 +3775,7 @@
         <w:rPr>
           <w:noProof/>
         </w:rPr>
-        <w:instrText xml:space="preserve"> PAGEREF _Toc227368734 \h </w:instrText>
+        <w:instrText xml:space="preserve"> PAGEREF _Toc227816157 \h </w:instrText>
       </w:r>
       <w:r>
         <w:rPr>
@@ -3838,7 +3838,7 @@
         <w:rPr>
           <w:noProof/>
         </w:rPr>
-        <w:instrText xml:space="preserve"> PAGEREF _Toc227368735 \h </w:instrText>
+        <w:instrText xml:space="preserve"> PAGEREF _Toc227816158 \h </w:instrText>
       </w:r>
       <w:r>
         <w:rPr>
@@ -3901,7 +3901,7 @@
         <w:rPr>
           <w:noProof/>
         </w:rPr>
-        <w:instrText xml:space="preserve"> PAGEREF _Toc227368736 \h </w:instrText>
+        <w:instrText xml:space="preserve"> PAGEREF _Toc227816159 \h </w:instrText>
       </w:r>
       <w:r>
         <w:rPr>
@@ -3966,7 +3966,7 @@
         <w:rPr>
           <w:noProof/>
         </w:rPr>
-        <w:instrText xml:space="preserve"> PAGEREF _Toc227368737 \h </w:instrText>
+        <w:instrText xml:space="preserve"> PAGEREF _Toc227816160 \h </w:instrText>
       </w:r>
       <w:r>
         <w:rPr>
@@ -4029,7 +4029,7 @@
         <w:rPr>
           <w:noProof/>
         </w:rPr>
-        <w:instrText xml:space="preserve"> PAGEREF _Toc227368738 \h </w:instrText>
+        <w:instrText xml:space="preserve"> PAGEREF _Toc227816161 \h </w:instrText>
       </w:r>
       <w:r>
         <w:rPr>
@@ -4092,7 +4092,7 @@
         <w:rPr>
           <w:noProof/>
         </w:rPr>
-        <w:instrText xml:space="preserve"> PAGEREF _Toc227368739 \h </w:instrText>
+        <w:instrText xml:space="preserve"> PAGEREF _Toc227816162 \h </w:instrText>
       </w:r>
       <w:r>
         <w:rPr>
@@ -4155,7 +4155,7 @@
         <w:rPr>
           <w:noProof/>
         </w:rPr>
-        <w:instrText xml:space="preserve"> PAGEREF _Toc227368740 \h </w:instrText>
+        <w:instrText xml:space="preserve"> PAGEREF _Toc227816163 \h </w:instrText>
       </w:r>
       <w:r>
         <w:rPr>
@@ -4220,7 +4220,7 @@
         <w:rPr>
           <w:noProof/>
         </w:rPr>
-        <w:instrText xml:space="preserve"> PAGEREF _Toc227368741 \h </w:instrText>
+        <w:instrText xml:space="preserve"> PAGEREF _Toc227816164 \h </w:instrText>
       </w:r>
       <w:r>
         <w:rPr>
@@ -4283,7 +4283,7 @@
         <w:rPr>
           <w:noProof/>
         </w:rPr>
-        <w:instrText xml:space="preserve"> PAGEREF _Toc227368742 \h </w:instrText>
+        <w:instrText xml:space="preserve"> PAGEREF _Toc227816165 \h </w:instrText>
       </w:r>
       <w:r>
         <w:rPr>
@@ -4346,7 +4346,7 @@
         <w:rPr>
           <w:noProof/>
         </w:rPr>
-        <w:instrText xml:space="preserve"> PAGEREF _Toc227368743 \h </w:instrText>
+        <w:instrText xml:space="preserve"> PAGEREF _Toc227816166 \h </w:instrText>
       </w:r>
       <w:r>
         <w:rPr>
@@ -4409,7 +4409,7 @@
         <w:rPr>
           <w:noProof/>
         </w:rPr>
-        <w:instrText xml:space="preserve"> PAGEREF _Toc227368744 \h </w:instrText>
+        <w:instrText xml:space="preserve"> PAGEREF _Toc227816167 \h </w:instrText>
       </w:r>
       <w:r>
         <w:rPr>
@@ -4475,7 +4475,7 @@
         <w:rPr>
           <w:noProof/>
         </w:rPr>
-        <w:instrText xml:space="preserve"> PAGEREF _Toc227368745 \h </w:instrText>
+        <w:instrText xml:space="preserve"> PAGEREF _Toc227816168 \h </w:instrText>
       </w:r>
       <w:r>
         <w:rPr>
@@ -4540,7 +4540,7 @@
         <w:rPr>
           <w:noProof/>
         </w:rPr>
-        <w:instrText xml:space="preserve"> PAGEREF _Toc227368746 \h </w:instrText>
+        <w:instrText xml:space="preserve"> PAGEREF _Toc227816169 \h </w:instrText>
       </w:r>
       <w:r>
         <w:rPr>
@@ -4605,7 +4605,7 @@
         <w:rPr>
           <w:noProof/>
         </w:rPr>
-        <w:instrText xml:space="preserve"> PAGEREF _Toc227368747 \h </w:instrText>
+        <w:instrText xml:space="preserve"> PAGEREF _Toc227816170 \h </w:instrText>
       </w:r>
       <w:r>
         <w:rPr>
@@ -4670,7 +4670,7 @@
         <w:rPr>
           <w:noProof/>
         </w:rPr>
-        <w:instrText xml:space="preserve"> PAGEREF _Toc227368748 \h </w:instrText>
+        <w:instrText xml:space="preserve"> PAGEREF _Toc227816171 \h </w:instrText>
       </w:r>
       <w:r>
         <w:rPr>
@@ -4736,7 +4736,7 @@
         <w:rPr>
           <w:noProof/>
         </w:rPr>
-        <w:instrText xml:space="preserve"> PAGEREF _Toc227368749 \h </w:instrText>
+        <w:instrText xml:space="preserve"> PAGEREF _Toc227816172 \h </w:instrText>
       </w:r>
       <w:r>
         <w:rPr>
@@ -4802,7 +4802,7 @@
         <w:rPr>
           <w:noProof/>
         </w:rPr>
-        <w:instrText xml:space="preserve"> PAGEREF _Toc227368750 \h </w:instrText>
+        <w:instrText xml:space="preserve"> PAGEREF _Toc227816173 \h </w:instrText>
       </w:r>
       <w:r>
         <w:rPr>
@@ -4838,7 +4838,7 @@
       <w:r>
         <w:fldChar w:fldCharType="end"/>
       </w:r>
-      <w:bookmarkStart w:id="1" w:name="_Toc227368696"/>
+      <w:bookmarkStart w:id="1" w:name="_Toc227816119"/>
       <w:r>
         <w:rPr>
           <w:rFonts w:hint="eastAsia"/>
@@ -4854,7 +4854,7 @@
           <w:rFonts w:hint="eastAsia"/>
         </w:rPr>
       </w:pPr>
-      <w:bookmarkStart w:id="2" w:name="_Toc227368697"/>
+      <w:bookmarkStart w:id="2" w:name="_Toc227816120"/>
       <w:r>
         <w:rPr>
           <w:rFonts w:hint="eastAsia"/>
@@ -4972,7 +4972,7 @@
           <w:rFonts w:hint="eastAsia"/>
         </w:rPr>
       </w:pPr>
-      <w:bookmarkStart w:id="3" w:name="_Toc227368698"/>
+      <w:bookmarkStart w:id="3" w:name="_Toc227816121"/>
       <w:r>
         <w:rPr>
           <w:rFonts w:hint="eastAsia"/>
@@ -5015,7 +5015,7 @@
           <w:rFonts w:hint="eastAsia"/>
         </w:rPr>
       </w:pPr>
-      <w:bookmarkStart w:id="4" w:name="_Toc227368699"/>
+      <w:bookmarkStart w:id="4" w:name="_Toc227816122"/>
       <w:r>
         <w:rPr>
           <w:rFonts w:hint="eastAsia"/>
@@ -5233,7 +5233,7 @@
           <w:rFonts w:hint="eastAsia"/>
         </w:rPr>
       </w:pPr>
-      <w:bookmarkStart w:id="5" w:name="_Toc227368700"/>
+      <w:bookmarkStart w:id="5" w:name="_Toc227816123"/>
       <w:r>
         <w:rPr>
           <w:rFonts w:hint="eastAsia"/>
@@ -5392,7 +5392,7 @@
           <w:rFonts w:hint="eastAsia"/>
         </w:rPr>
       </w:pPr>
-      <w:bookmarkStart w:id="6" w:name="_Toc227368701"/>
+      <w:bookmarkStart w:id="6" w:name="_Toc227816124"/>
       <w:r>
         <w:rPr>
           <w:rFonts w:hint="eastAsia"/>
@@ -5409,7 +5409,7 @@
           <w:rFonts w:hint="eastAsia"/>
         </w:rPr>
       </w:pPr>
-      <w:bookmarkStart w:id="7" w:name="_Toc227368702"/>
+      <w:bookmarkStart w:id="7" w:name="_Toc227816125"/>
       <w:r>
         <w:rPr>
           <w:rFonts w:hint="eastAsia"/>
@@ -5451,7 +5451,7 @@
           <w:rFonts w:hint="eastAsia"/>
         </w:rPr>
       </w:pPr>
-      <w:bookmarkStart w:id="8" w:name="_Toc227368703"/>
+      <w:bookmarkStart w:id="8" w:name="_Toc227816126"/>
       <w:r>
         <w:rPr>
           <w:rFonts w:hint="eastAsia"/>
@@ -5558,7 +5558,7 @@
           <w:rFonts w:hint="eastAsia"/>
         </w:rPr>
       </w:pPr>
-      <w:bookmarkStart w:id="9" w:name="_Toc227368704"/>
+      <w:bookmarkStart w:id="9" w:name="_Toc227816127"/>
       <w:r>
         <w:rPr>
           <w:rFonts w:hint="eastAsia"/>
@@ -5941,7 +5941,7 @@
           <w:rFonts w:hint="eastAsia"/>
         </w:rPr>
       </w:pPr>
-      <w:bookmarkStart w:id="10" w:name="_Toc227368705"/>
+      <w:bookmarkStart w:id="10" w:name="_Toc227816128"/>
       <w:r>
         <w:rPr>
           <w:rFonts w:hint="eastAsia"/>
@@ -5958,7 +5958,7 @@
           <w:rFonts w:hint="eastAsia"/>
         </w:rPr>
       </w:pPr>
-      <w:bookmarkStart w:id="11" w:name="_Toc227368706"/>
+      <w:bookmarkStart w:id="11" w:name="_Toc227816129"/>
       <w:r>
         <w:rPr>
           <w:rFonts w:hint="eastAsia"/>
@@ -6069,7 +6069,7 @@
           <w:rFonts w:hint="eastAsia"/>
         </w:rPr>
       </w:pPr>
-      <w:bookmarkStart w:id="12" w:name="_Toc227368707"/>
+      <w:bookmarkStart w:id="12" w:name="_Toc227816130"/>
       <w:r>
         <w:rPr>
           <w:rFonts w:hint="eastAsia"/>
@@ -6098,7 +6098,7 @@
           <w:rFonts w:hint="eastAsia"/>
         </w:rPr>
       </w:pPr>
-      <w:bookmarkStart w:id="13" w:name="_Toc227368708"/>
+      <w:bookmarkStart w:id="13" w:name="_Toc227816131"/>
       <w:r>
         <w:rPr>
           <w:rFonts w:hint="eastAsia"/>
@@ -6117,9 +6117,167 @@
         <w:rPr>
           <w:rFonts w:hint="eastAsia"/>
         </w:rPr>
-        <w:t>認可判定は `feature_code` を正本とし、`taniguchi/docs/ロール整理.xlsx` の `権限管理単位一覧` シート A列に対応する `existing_survey` と `survey_data_edit` を用いる。Bearer トークン上の作業対象施設について `user_facility_assignments` の有効割当があり、`facility_feature_settings` と `user_facility_feature_settings` の両方で対象 `feature_code` が `is_enabled=true` の場合に API 実行を許可する。画面表示用の `/auth/context` は UX 用キャッシュであり、各業務 API でも同条件を再判定する。</w:t>
+        <w:t>本API群で使用する `feature_code` は以下の通りとする。Bearer トークン上の作業対象施設について `user_facility_assignments` の有効割当があり、`facility_feature_settings` と `user_facility_feature_settings` の両方で対象 `feature_code` が `is_enabled=true` の場合に API 実行を許可する。画面表示用の `/auth/context` は UX 用キャッシュであり、各業務 API でも同条件を再判定する。</w:t>
       </w:r>
     </w:p>
+    <w:tbl>
+      <w:tblPr>
+        <w:tblStyle w:val="afffffff7"/>
+        <w:tblW w:w="5000" w:type="pct"/>
+        <w:tblBorders>
+          <w:top w:val="single" w:sz="4" w:space="0" w:color="000000"/>
+          <w:left w:val="single" w:sz="4" w:space="0" w:color="000000"/>
+          <w:bottom w:val="single" w:sz="4" w:space="0" w:color="000000"/>
+          <w:right w:val="single" w:sz="4" w:space="0" w:color="000000"/>
+          <w:insideH w:val="single" w:sz="4" w:space="0" w:color="000000"/>
+          <w:insideV w:val="single" w:sz="4" w:space="0" w:color="000000"/>
+        </w:tblBorders>
+        <w:tblLook w:val="04A0" w:firstRow="1" w:lastRow="0" w:firstColumn="1" w:lastColumn="0" w:noHBand="0" w:noVBand="1"/>
+      </w:tblPr>
+      <w:tblGrid>
+        <w:gridCol w:w="3005"/>
+        <w:gridCol w:w="3007"/>
+        <w:gridCol w:w="3007"/>
+      </w:tblGrid>
+      <w:tr>
+        <w:tc>
+          <w:tcPr>
+            <w:tcW w:w="1666" w:type="pct"/>
+            <w:shd w:val="clear" w:color="auto" w:fill="DBE5F1" w:themeFill="accent1" w:themeFillTint="33"/>
+          </w:tcPr>
+          <w:p>
+            <w:pPr>
+              <w:rPr>
+                <w:b/>
+              </w:rPr>
+            </w:pPr>
+            <w:r>
+              <w:rPr>
+                <w:rFonts w:hint="eastAsia"/>
+                <w:b/>
+              </w:rPr>
+              <w:t>管理単位名</w:t>
+            </w:r>
+          </w:p>
+        </w:tc>
+        <w:tc>
+          <w:tcPr>
+            <w:tcW w:w="1667" w:type="pct"/>
+            <w:shd w:val="clear" w:color="auto" w:fill="DBE5F1" w:themeFill="accent1" w:themeFillTint="33"/>
+          </w:tcPr>
+          <w:p>
+            <w:pPr>
+              <w:rPr>
+                <w:b/>
+              </w:rPr>
+            </w:pPr>
+            <w:r>
+              <w:rPr>
+                <w:b/>
+              </w:rPr>
+              <w:t>feature_code</w:t>
+            </w:r>
+          </w:p>
+        </w:tc>
+        <w:tc>
+          <w:tcPr>
+            <w:tcW w:w="1667" w:type="pct"/>
+            <w:shd w:val="clear" w:color="auto" w:fill="DBE5F1" w:themeFill="accent1" w:themeFillTint="33"/>
+          </w:tcPr>
+          <w:p>
+            <w:pPr>
+              <w:rPr>
+                <w:b/>
+              </w:rPr>
+            </w:pPr>
+            <w:r>
+              <w:rPr>
+                <w:rFonts w:hint="eastAsia"/>
+                <w:b/>
+              </w:rPr>
+              <w:t>対象処理</w:t>
+            </w:r>
+          </w:p>
+        </w:tc>
+      </w:tr>
+      <w:tr>
+        <w:tc>
+          <w:tcPr>
+            <w:tcW w:w="1666" w:type="pct"/>
+          </w:tcPr>
+          <w:p>
+            <w:r>
+              <w:rPr>
+                <w:rFonts w:hint="eastAsia"/>
+              </w:rPr>
+              <w:t>現有品調査</w:t>
+            </w:r>
+          </w:p>
+        </w:tc>
+        <w:tc>
+          <w:tcPr>
+            <w:tcW w:w="1667" w:type="pct"/>
+          </w:tcPr>
+          <w:p>
+            <w:r>
+              <w:t>`existing_survey`</w:t>
+            </w:r>
+          </w:p>
+        </w:tc>
+        <w:tc>
+          <w:tcPr>
+            <w:tcW w:w="1667" w:type="pct"/>
+          </w:tcPr>
+          <w:p>
+            <w:r>
+              <w:rPr>
+                <w:rFonts w:hint="eastAsia"/>
+              </w:rPr>
+              <w:t>マスタパッケージ取得、調査結果アップロード</w:t>
+            </w:r>
+          </w:p>
+        </w:tc>
+      </w:tr>
+      <w:tr>
+        <w:tc>
+          <w:tcPr>
+            <w:tcW w:w="1666" w:type="pct"/>
+          </w:tcPr>
+          <w:p>
+            <w:r>
+              <w:rPr>
+                <w:rFonts w:hint="eastAsia"/>
+              </w:rPr>
+              <w:t>現調データ修正</w:t>
+            </w:r>
+          </w:p>
+        </w:tc>
+        <w:tc>
+          <w:tcPr>
+            <w:tcW w:w="1667" w:type="pct"/>
+          </w:tcPr>
+          <w:p>
+            <w:r>
+              <w:t>`survey_data_edit`</w:t>
+            </w:r>
+          </w:p>
+        </w:tc>
+        <w:tc>
+          <w:tcPr>
+            <w:tcW w:w="1667" w:type="pct"/>
+          </w:tcPr>
+          <w:p>
+            <w:r>
+              <w:rPr>
+                <w:rFonts w:hint="eastAsia"/>
+              </w:rPr>
+              <w:t>送信後データ一覧、写真参照、更新、写真削除、確定</w:t>
+            </w:r>
+          </w:p>
+        </w:tc>
+      </w:tr>
+    </w:tbl>
+    <w:p/>
     <w:tbl>
       <w:tblPr>
         <w:tblStyle w:val="afffffff7"/>
@@ -6300,19 +6458,24 @@
           </w:tcPr>
           <w:p>
             <w:r>
-              <w:t>`user_facility_assignments`, `facility_feature_settings`, `user_facility_feature_settings`</w:t>
-            </w:r>
-          </w:p>
-        </w:tc>
-        <w:tc>
-          <w:tcPr>
-            <w:tcW w:w="1250" w:type="pct"/>
-          </w:tcPr>
-          <w:p>
-            <w:r>
-              <w:rPr>
-                <w:rFonts w:hint="eastAsia"/>
-              </w:rPr>
+              <w:t>`user_facility_assignments`, `facility_feature_settings</w:t>
+            </w:r>
+            <w:r>
+              <w:lastRenderedPageBreak/>
+              <w:t>`, `user_facility_feature_settings`</w:t>
+            </w:r>
+          </w:p>
+        </w:tc>
+        <w:tc>
+          <w:tcPr>
+            <w:tcW w:w="1250" w:type="pct"/>
+          </w:tcPr>
+          <w:p>
+            <w:r>
+              <w:rPr>
+                <w:rFonts w:hint="eastAsia"/>
+              </w:rPr>
+              <w:lastRenderedPageBreak/>
               <w:t>送信後データの修正系処理を行う</w:t>
             </w:r>
           </w:p>
@@ -6327,12 +6490,11 @@
           <w:rFonts w:hint="eastAsia"/>
         </w:rPr>
       </w:pPr>
-      <w:bookmarkStart w:id="14" w:name="_Toc227368709"/>
-      <w:r>
-        <w:rPr>
-          <w:rFonts w:hint="eastAsia"/>
-        </w:rPr>
-        <w:lastRenderedPageBreak/>
+      <w:bookmarkStart w:id="14" w:name="_Toc227816132"/>
+      <w:r>
+        <w:rPr>
+          <w:rFonts w:hint="eastAsia"/>
+        </w:rPr>
         <w:t>作業対象施設ベースの認可</w:t>
       </w:r>
       <w:bookmarkEnd w:id="14"/>
@@ -6420,7 +6582,7 @@
           <w:rFonts w:hint="eastAsia"/>
         </w:rPr>
       </w:pPr>
-      <w:bookmarkStart w:id="15" w:name="_Toc227368710"/>
+      <w:bookmarkStart w:id="15" w:name="_Toc227816133"/>
       <w:r>
         <w:rPr>
           <w:rFonts w:hint="eastAsia"/>
@@ -6436,7 +6598,7 @@
           <w:rFonts w:hint="eastAsia"/>
         </w:rPr>
       </w:pPr>
-      <w:bookmarkStart w:id="16" w:name="_Toc227368711"/>
+      <w:bookmarkStart w:id="16" w:name="_Toc227816134"/>
       <w:r>
         <w:rPr>
           <w:rFonts w:hint="eastAsia"/>
@@ -6691,7 +6853,7 @@
           <w:rFonts w:hint="eastAsia"/>
         </w:rPr>
       </w:pPr>
-      <w:bookmarkStart w:id="17" w:name="_Toc227368712"/>
+      <w:bookmarkStart w:id="17" w:name="_Toc227816135"/>
       <w:r>
         <w:rPr>
           <w:rFonts w:hint="eastAsia"/>
@@ -6707,7 +6869,7 @@
           <w:rFonts w:hint="eastAsia"/>
         </w:rPr>
       </w:pPr>
-      <w:bookmarkStart w:id="18" w:name="_Toc227368713"/>
+      <w:bookmarkStart w:id="18" w:name="_Toc227816136"/>
       <w:r>
         <w:rPr>
           <w:rFonts w:hint="eastAsia"/>
@@ -6968,11 +7130,12 @@
           <w:rFonts w:hint="eastAsia"/>
         </w:rPr>
       </w:pPr>
-      <w:bookmarkStart w:id="19" w:name="_Toc227368714"/>
-      <w:r>
-        <w:rPr>
-          <w:rFonts w:hint="eastAsia"/>
-        </w:rPr>
+      <w:bookmarkStart w:id="19" w:name="_Toc227816137"/>
+      <w:r>
+        <w:rPr>
+          <w:rFonts w:hint="eastAsia"/>
+        </w:rPr>
+        <w:lastRenderedPageBreak/>
         <w:t>調査登録内容修正（/registration-edit）</w:t>
       </w:r>
       <w:bookmarkEnd w:id="19"/>
@@ -7108,7 +7271,6 @@
               <w:rPr>
                 <w:rFonts w:hint="eastAsia"/>
               </w:rPr>
-              <w:lastRenderedPageBreak/>
               <w:t>調査レコード一覧取得</w:t>
             </w:r>
           </w:p>
@@ -7413,7 +7575,7 @@
           <w:rFonts w:hint="eastAsia"/>
         </w:rPr>
       </w:pPr>
-      <w:bookmarkStart w:id="20" w:name="_Toc227368715"/>
+      <w:bookmarkStart w:id="20" w:name="_Toc227816138"/>
       <w:r>
         <w:rPr>
           <w:rFonts w:hint="eastAsia"/>
@@ -7429,7 +7591,7 @@
           <w:rFonts w:hint="eastAsia"/>
         </w:rPr>
       </w:pPr>
-      <w:bookmarkStart w:id="21" w:name="_Toc227368716"/>
+      <w:bookmarkStart w:id="21" w:name="_Toc227816139"/>
       <w:r>
         <w:rPr>
           <w:rFonts w:hint="eastAsia"/>
@@ -7495,7 +7657,7 @@
           <w:rFonts w:hint="eastAsia"/>
         </w:rPr>
       </w:pPr>
-      <w:bookmarkStart w:id="22" w:name="_Toc227368717"/>
+      <w:bookmarkStart w:id="22" w:name="_Toc227816140"/>
       <w:r>
         <w:rPr>
           <w:rFonts w:hint="eastAsia"/>
@@ -7810,7 +7972,7 @@
           <w:rFonts w:hint="eastAsia"/>
         </w:rPr>
       </w:pPr>
-      <w:bookmarkStart w:id="23" w:name="_Toc227368718"/>
+      <w:bookmarkStart w:id="23" w:name="_Toc227816141"/>
       <w:r>
         <w:rPr>
           <w:rFonts w:hint="eastAsia"/>
@@ -8931,7 +9093,7 @@
           <w:rFonts w:hint="eastAsia"/>
         </w:rPr>
       </w:pPr>
-      <w:bookmarkStart w:id="24" w:name="_Toc227368719"/>
+      <w:bookmarkStart w:id="24" w:name="_Toc227816142"/>
       <w:r>
         <w:rPr>
           <w:rFonts w:hint="eastAsia"/>
@@ -9239,7 +9401,7 @@
           <w:rFonts w:hint="eastAsia"/>
         </w:rPr>
       </w:pPr>
-      <w:bookmarkStart w:id="25" w:name="_Toc227368720"/>
+      <w:bookmarkStart w:id="25" w:name="_Toc227816143"/>
       <w:r>
         <w:rPr>
           <w:rFonts w:hint="eastAsia"/>
@@ -9305,7 +9467,7 @@
           <w:rFonts w:hint="eastAsia"/>
         </w:rPr>
       </w:pPr>
-      <w:bookmarkStart w:id="26" w:name="_Toc227368721"/>
+      <w:bookmarkStart w:id="26" w:name="_Toc227816144"/>
       <w:r>
         <w:rPr>
           <w:rFonts w:hint="eastAsia"/>
@@ -11790,7 +11952,7 @@
           <w:rFonts w:hint="eastAsia"/>
         </w:rPr>
       </w:pPr>
-      <w:bookmarkStart w:id="27" w:name="_Toc227368722"/>
+      <w:bookmarkStart w:id="27" w:name="_Toc227816145"/>
       <w:r>
         <w:rPr>
           <w:rFonts w:hint="eastAsia"/>
@@ -12090,7 +12252,7 @@
           <w:rFonts w:hint="eastAsia"/>
         </w:rPr>
       </w:pPr>
-      <w:bookmarkStart w:id="28" w:name="_Toc227368723"/>
+      <w:bookmarkStart w:id="28" w:name="_Toc227816146"/>
       <w:r>
         <w:rPr>
           <w:rFonts w:hint="eastAsia"/>
@@ -12434,7 +12596,7 @@
           <w:rFonts w:hint="eastAsia"/>
         </w:rPr>
       </w:pPr>
-      <w:bookmarkStart w:id="29" w:name="_Toc227368724"/>
+      <w:bookmarkStart w:id="29" w:name="_Toc227816147"/>
       <w:r>
         <w:rPr>
           <w:rFonts w:hint="eastAsia"/>
@@ -12500,7 +12662,7 @@
           <w:rFonts w:hint="eastAsia"/>
         </w:rPr>
       </w:pPr>
-      <w:bookmarkStart w:id="30" w:name="_Toc227368725"/>
+      <w:bookmarkStart w:id="30" w:name="_Toc227816148"/>
       <w:r>
         <w:rPr>
           <w:rFonts w:hint="eastAsia"/>
@@ -13281,7 +13443,7 @@
           <w:rFonts w:hint="eastAsia"/>
         </w:rPr>
       </w:pPr>
-      <w:bookmarkStart w:id="31" w:name="_Toc227368726"/>
+      <w:bookmarkStart w:id="31" w:name="_Toc227816149"/>
       <w:r>
         <w:rPr>
           <w:rFonts w:hint="eastAsia"/>
@@ -15083,7 +15245,7 @@
           <w:rFonts w:hint="eastAsia"/>
         </w:rPr>
       </w:pPr>
-      <w:bookmarkStart w:id="32" w:name="_Toc227368727"/>
+      <w:bookmarkStart w:id="32" w:name="_Toc227816150"/>
       <w:r>
         <w:rPr>
           <w:rFonts w:hint="eastAsia"/>
@@ -15357,7 +15519,7 @@
           <w:rFonts w:hint="eastAsia"/>
         </w:rPr>
       </w:pPr>
-      <w:bookmarkStart w:id="33" w:name="_Toc227368728"/>
+      <w:bookmarkStart w:id="33" w:name="_Toc227816151"/>
       <w:r>
         <w:rPr>
           <w:rFonts w:hint="eastAsia"/>
@@ -15423,7 +15585,7 @@
           <w:rFonts w:hint="eastAsia"/>
         </w:rPr>
       </w:pPr>
-      <w:bookmarkStart w:id="34" w:name="_Toc227368729"/>
+      <w:bookmarkStart w:id="34" w:name="_Toc227816152"/>
       <w:r>
         <w:rPr>
           <w:rFonts w:hint="eastAsia"/>
@@ -15724,7 +15886,7 @@
           <w:rFonts w:hint="eastAsia"/>
         </w:rPr>
       </w:pPr>
-      <w:bookmarkStart w:id="35" w:name="_Toc227368730"/>
+      <w:bookmarkStart w:id="35" w:name="_Toc227816153"/>
       <w:r>
         <w:rPr>
           <w:rFonts w:hint="eastAsia"/>
@@ -16277,7 +16439,7 @@
           <w:rFonts w:hint="eastAsia"/>
         </w:rPr>
       </w:pPr>
-      <w:bookmarkStart w:id="36" w:name="_Toc227368731"/>
+      <w:bookmarkStart w:id="36" w:name="_Toc227816154"/>
       <w:r>
         <w:rPr>
           <w:rFonts w:hint="eastAsia"/>
@@ -16550,7 +16712,7 @@
           <w:rFonts w:hint="eastAsia"/>
         </w:rPr>
       </w:pPr>
-      <w:bookmarkStart w:id="37" w:name="_Toc227368732"/>
+      <w:bookmarkStart w:id="37" w:name="_Toc227816155"/>
       <w:r>
         <w:rPr>
           <w:rFonts w:hint="eastAsia"/>
@@ -16616,7 +16778,7 @@
           <w:rFonts w:hint="eastAsia"/>
         </w:rPr>
       </w:pPr>
-      <w:bookmarkStart w:id="38" w:name="_Toc227368733"/>
+      <w:bookmarkStart w:id="38" w:name="_Toc227816156"/>
       <w:r>
         <w:rPr>
           <w:rFonts w:hint="eastAsia"/>
@@ -16812,7 +16974,7 @@
           <w:rFonts w:hint="eastAsia"/>
         </w:rPr>
       </w:pPr>
-      <w:bookmarkStart w:id="39" w:name="_Toc227368734"/>
+      <w:bookmarkStart w:id="39" w:name="_Toc227816157"/>
       <w:r>
         <w:rPr>
           <w:rFonts w:hint="eastAsia"/>
@@ -18338,7 +18500,7 @@
           <w:rFonts w:hint="eastAsia"/>
         </w:rPr>
       </w:pPr>
-      <w:bookmarkStart w:id="40" w:name="_Toc227368735"/>
+      <w:bookmarkStart w:id="40" w:name="_Toc227816158"/>
       <w:r>
         <w:rPr>
           <w:rFonts w:hint="eastAsia"/>
@@ -18503,7 +18665,7 @@
           <w:rFonts w:hint="eastAsia"/>
         </w:rPr>
       </w:pPr>
-      <w:bookmarkStart w:id="41" w:name="_Toc227368736"/>
+      <w:bookmarkStart w:id="41" w:name="_Toc227816159"/>
       <w:r>
         <w:rPr>
           <w:rFonts w:hint="eastAsia"/>
@@ -18882,7 +19044,7 @@
           <w:rFonts w:hint="eastAsia"/>
         </w:rPr>
       </w:pPr>
-      <w:bookmarkStart w:id="42" w:name="_Toc227368737"/>
+      <w:bookmarkStart w:id="42" w:name="_Toc227816160"/>
       <w:r>
         <w:rPr>
           <w:rFonts w:hint="eastAsia"/>
@@ -18948,7 +19110,7 @@
           <w:rFonts w:hint="eastAsia"/>
         </w:rPr>
       </w:pPr>
-      <w:bookmarkStart w:id="43" w:name="_Toc227368738"/>
+      <w:bookmarkStart w:id="43" w:name="_Toc227816161"/>
       <w:r>
         <w:rPr>
           <w:rFonts w:hint="eastAsia"/>
@@ -19386,7 +19548,7 @@
           <w:rFonts w:hint="eastAsia"/>
         </w:rPr>
       </w:pPr>
-      <w:bookmarkStart w:id="44" w:name="_Toc227368739"/>
+      <w:bookmarkStart w:id="44" w:name="_Toc227816162"/>
       <w:r>
         <w:rPr>
           <w:rFonts w:hint="eastAsia"/>
@@ -19596,7 +19758,7 @@
           <w:rFonts w:hint="eastAsia"/>
         </w:rPr>
       </w:pPr>
-      <w:bookmarkStart w:id="45" w:name="_Toc227368740"/>
+      <w:bookmarkStart w:id="45" w:name="_Toc227816163"/>
       <w:r>
         <w:rPr>
           <w:rFonts w:hint="eastAsia"/>
@@ -19869,7 +20031,7 @@
           <w:rFonts w:hint="eastAsia"/>
         </w:rPr>
       </w:pPr>
-      <w:bookmarkStart w:id="46" w:name="_Toc227368741"/>
+      <w:bookmarkStart w:id="46" w:name="_Toc227816164"/>
       <w:r>
         <w:rPr>
           <w:rFonts w:hint="eastAsia"/>
@@ -19935,7 +20097,7 @@
           <w:rFonts w:hint="eastAsia"/>
         </w:rPr>
       </w:pPr>
-      <w:bookmarkStart w:id="47" w:name="_Toc227368742"/>
+      <w:bookmarkStart w:id="47" w:name="_Toc227816165"/>
       <w:r>
         <w:rPr>
           <w:rFonts w:hint="eastAsia"/>
@@ -20246,7 +20408,7 @@
           <w:rFonts w:hint="eastAsia"/>
         </w:rPr>
       </w:pPr>
-      <w:bookmarkStart w:id="48" w:name="_Toc227368743"/>
+      <w:bookmarkStart w:id="48" w:name="_Toc227816166"/>
       <w:r>
         <w:rPr>
           <w:rFonts w:hint="eastAsia"/>
@@ -20456,7 +20618,7 @@
           <w:rFonts w:hint="eastAsia"/>
         </w:rPr>
       </w:pPr>
-      <w:bookmarkStart w:id="49" w:name="_Toc227368744"/>
+      <w:bookmarkStart w:id="49" w:name="_Toc227816167"/>
       <w:r>
         <w:rPr>
           <w:rFonts w:hint="eastAsia"/>
@@ -20765,7 +20927,7 @@
           <w:rFonts w:hint="eastAsia"/>
         </w:rPr>
       </w:pPr>
-      <w:bookmarkStart w:id="50" w:name="_Toc227368745"/>
+      <w:bookmarkStart w:id="50" w:name="_Toc227816168"/>
       <w:r>
         <w:rPr>
           <w:rFonts w:hint="eastAsia"/>
@@ -20781,7 +20943,7 @@
           <w:rFonts w:hint="eastAsia"/>
         </w:rPr>
       </w:pPr>
-      <w:bookmarkStart w:id="51" w:name="_Toc227368746"/>
+      <w:bookmarkStart w:id="51" w:name="_Toc227816169"/>
       <w:r>
         <w:rPr>
           <w:rFonts w:hint="eastAsia"/>
@@ -21003,7 +21165,7 @@
           <w:rFonts w:hint="eastAsia"/>
         </w:rPr>
       </w:pPr>
-      <w:bookmarkStart w:id="52" w:name="_Toc227368747"/>
+      <w:bookmarkStart w:id="52" w:name="_Toc227816170"/>
       <w:r>
         <w:rPr>
           <w:rFonts w:hint="eastAsia"/>
@@ -21114,7 +21276,7 @@
           <w:rFonts w:hint="eastAsia"/>
         </w:rPr>
       </w:pPr>
-      <w:bookmarkStart w:id="53" w:name="_Toc227368748"/>
+      <w:bookmarkStart w:id="53" w:name="_Toc227816171"/>
       <w:r>
         <w:rPr>
           <w:rFonts w:hint="eastAsia"/>
@@ -21187,7 +21349,7 @@
           <w:rFonts w:hint="eastAsia"/>
         </w:rPr>
       </w:pPr>
-      <w:bookmarkStart w:id="54" w:name="_Toc227368749"/>
+      <w:bookmarkStart w:id="54" w:name="_Toc227816172"/>
       <w:r>
         <w:rPr>
           <w:rFonts w:hint="eastAsia"/>
@@ -21706,7 +21868,7 @@
           <w:rFonts w:hint="eastAsia"/>
         </w:rPr>
       </w:pPr>
-      <w:bookmarkStart w:id="55" w:name="_Toc227368750"/>
+      <w:bookmarkStart w:id="55" w:name="_Toc227816173"/>
       <w:r>
         <w:rPr>
           <w:rFonts w:hint="eastAsia"/>
@@ -21870,9 +22032,9 @@
     <w:family w:val="modern"/>
     <w:pitch w:val="variable"/>
     <w:sig w:usb0="E00002FF" w:usb1="6AC7FFFF" w:usb2="08000012" w:usb3="00000000" w:csb0="0002009F" w:csb1="00000000"/>
-    <w:embedRegular r:id="rId1" w:subsetted="1" w:fontKey="{40755C6E-483B-4318-AF75-2DADBBD68D43}"/>
-    <w:embedBold r:id="rId2" w:subsetted="1" w:fontKey="{D62251C0-226F-42D9-BD9D-DFDD0F69AEFD}"/>
-    <w:embedItalic r:id="rId3" w:subsetted="1" w:fontKey="{FC5C0FB6-EC81-4B05-A856-311642D93442}"/>
+    <w:embedRegular r:id="rId1" w:subsetted="1" w:fontKey="{AB64D42C-EB70-482D-A621-DD1D7F09C7A7}"/>
+    <w:embedBold r:id="rId2" w:subsetted="1" w:fontKey="{21FBA8FC-6D27-4CF9-B9A8-8B05490A31F7}"/>
+    <w:embedItalic r:id="rId3" w:subsetted="1" w:fontKey="{C7600DA3-CA20-45FF-BBEB-CEF2A7A1595E}"/>
   </w:font>
   <w:font w:name="Cambria">
     <w:panose1 w:val="02040503050406030204"/>
@@ -21880,7 +22042,7 @@
     <w:family w:val="roman"/>
     <w:pitch w:val="variable"/>
     <w:sig w:usb0="E00006FF" w:usb1="420024FF" w:usb2="02000000" w:usb3="00000000" w:csb0="0000019F" w:csb1="00000000"/>
-    <w:embedRegular r:id="rId4" w:fontKey="{AF619EFA-336D-4F76-BFC6-4ACC64C7924F}"/>
+    <w:embedRegular r:id="rId4" w:fontKey="{1AFE41D2-27C0-4FEA-82B8-8BD67C21F1F5}"/>
   </w:font>
   <w:font w:name="ＭＳ Ｐゴシック">
     <w:altName w:val="MS PGothic"/>
@@ -21896,7 +22058,7 @@
     <w:family w:val="swiss"/>
     <w:pitch w:val="variable"/>
     <w:sig w:usb0="E4002EFF" w:usb1="C200247B" w:usb2="00000009" w:usb3="00000000" w:csb0="000001FF" w:csb1="00000000"/>
-    <w:embedRegular r:id="rId5" w:fontKey="{677AD362-031C-4249-A237-F81A607E4D72}"/>
+    <w:embedRegular r:id="rId5" w:fontKey="{B3B8647A-48A5-422D-86E4-52BD132994B0}"/>
   </w:font>
 </w:fonts>
 </file>
@@ -22609,6 +22771,93 @@
     </w:lvl>
   </w:abstractNum>
   <w:abstractNum w:abstractNumId="6" w15:restartNumberingAfterBreak="0">
+    <w:nsid w:val="06F1759A"/>
+    <w:multiLevelType w:val="hybridMultilevel"/>
+    <w:tmpl w:val="E266EE18"/>
+    <w:name w:val="__API_DOC_SQUARE_BULLET__2222"/>
+    <w:lvl w:ilvl="0" w:tplc="0409000F">
+      <w:start w:val="1"/>
+      <w:numFmt w:val="decimal"/>
+      <w:lvlText w:val="%1."/>
+      <w:lvlJc w:val="left"/>
+      <w:pPr>
+        <w:ind w:left="440" w:hanging="440"/>
+      </w:pPr>
+    </w:lvl>
+    <w:lvl w:ilvl="1" w:tplc="04090017" w:tentative="1">
+      <w:start w:val="1"/>
+      <w:numFmt w:val="aiueoFullWidth"/>
+      <w:lvlText w:val="(%2)"/>
+      <w:lvlJc w:val="left"/>
+      <w:pPr>
+        <w:ind w:left="880" w:hanging="440"/>
+      </w:pPr>
+    </w:lvl>
+    <w:lvl w:ilvl="2" w:tplc="04090011" w:tentative="1">
+      <w:start w:val="1"/>
+      <w:numFmt w:val="decimalEnclosedCircle"/>
+      <w:lvlText w:val="%3"/>
+      <w:lvlJc w:val="left"/>
+      <w:pPr>
+        <w:ind w:left="1320" w:hanging="440"/>
+      </w:pPr>
+    </w:lvl>
+    <w:lvl w:ilvl="3" w:tplc="0409000F" w:tentative="1">
+      <w:start w:val="1"/>
+      <w:numFmt w:val="decimal"/>
+      <w:lvlText w:val="%4."/>
+      <w:lvlJc w:val="left"/>
+      <w:pPr>
+        <w:ind w:left="1760" w:hanging="440"/>
+      </w:pPr>
+    </w:lvl>
+    <w:lvl w:ilvl="4" w:tplc="04090017" w:tentative="1">
+      <w:start w:val="1"/>
+      <w:numFmt w:val="aiueoFullWidth"/>
+      <w:lvlText w:val="(%5)"/>
+      <w:lvlJc w:val="left"/>
+      <w:pPr>
+        <w:ind w:left="2200" w:hanging="440"/>
+      </w:pPr>
+    </w:lvl>
+    <w:lvl w:ilvl="5" w:tplc="04090011" w:tentative="1">
+      <w:start w:val="1"/>
+      <w:numFmt w:val="decimalEnclosedCircle"/>
+      <w:lvlText w:val="%6"/>
+      <w:lvlJc w:val="left"/>
+      <w:pPr>
+        <w:ind w:left="2640" w:hanging="440"/>
+      </w:pPr>
+    </w:lvl>
+    <w:lvl w:ilvl="6" w:tplc="0409000F" w:tentative="1">
+      <w:start w:val="1"/>
+      <w:numFmt w:val="decimal"/>
+      <w:lvlText w:val="%7."/>
+      <w:lvlJc w:val="left"/>
+      <w:pPr>
+        <w:ind w:left="3080" w:hanging="440"/>
+      </w:pPr>
+    </w:lvl>
+    <w:lvl w:ilvl="7" w:tplc="04090017" w:tentative="1">
+      <w:start w:val="1"/>
+      <w:numFmt w:val="aiueoFullWidth"/>
+      <w:lvlText w:val="(%8)"/>
+      <w:lvlJc w:val="left"/>
+      <w:pPr>
+        <w:ind w:left="3520" w:hanging="440"/>
+      </w:pPr>
+    </w:lvl>
+    <w:lvl w:ilvl="8" w:tplc="04090011" w:tentative="1">
+      <w:start w:val="1"/>
+      <w:numFmt w:val="decimalEnclosedCircle"/>
+      <w:lvlText w:val="%9"/>
+      <w:lvlJc w:val="left"/>
+      <w:pPr>
+        <w:ind w:left="3960" w:hanging="440"/>
+      </w:pPr>
+    </w:lvl>
+  </w:abstractNum>
+  <w:abstractNum w:abstractNumId="7" w15:restartNumberingAfterBreak="0">
     <w:nsid w:val="0759189A"/>
     <w:multiLevelType w:val="multilevel"/>
     <w:tmpl w:val="263C5180"/>
@@ -22721,7 +22970,7 @@
       </w:rPr>
     </w:lvl>
   </w:abstractNum>
-  <w:abstractNum w:abstractNumId="7" w15:restartNumberingAfterBreak="0">
+  <w:abstractNum w:abstractNumId="8" w15:restartNumberingAfterBreak="0">
     <w:nsid w:val="09203DB8"/>
     <w:multiLevelType w:val="hybridMultilevel"/>
     <w:tmpl w:val="00D8CDE0"/>
@@ -22834,7 +23083,7 @@
       </w:rPr>
     </w:lvl>
   </w:abstractNum>
-  <w:abstractNum w:abstractNumId="8" w15:restartNumberingAfterBreak="0">
+  <w:abstractNum w:abstractNumId="9" w15:restartNumberingAfterBreak="0">
     <w:nsid w:val="09E70C1B"/>
     <w:multiLevelType w:val="multilevel"/>
     <w:tmpl w:val="4DECA9DA"/>
@@ -22948,7 +23197,7 @@
       </w:rPr>
     </w:lvl>
   </w:abstractNum>
-  <w:abstractNum w:abstractNumId="9" w15:restartNumberingAfterBreak="0">
+  <w:abstractNum w:abstractNumId="10" w15:restartNumberingAfterBreak="0">
     <w:nsid w:val="0A436AC7"/>
     <w:multiLevelType w:val="multilevel"/>
     <w:tmpl w:val="4372FD02"/>
@@ -23061,7 +23310,7 @@
       </w:pPr>
     </w:lvl>
   </w:abstractNum>
-  <w:abstractNum w:abstractNumId="10" w15:restartNumberingAfterBreak="0">
+  <w:abstractNum w:abstractNumId="11" w15:restartNumberingAfterBreak="0">
     <w:nsid w:val="0C6777CF"/>
     <w:multiLevelType w:val="multilevel"/>
     <w:tmpl w:val="BD8AF998"/>
@@ -23175,7 +23424,24 @@
       </w:rPr>
     </w:lvl>
   </w:abstractNum>
-  <w:abstractNum w:abstractNumId="11" w15:restartNumberingAfterBreak="0">
+  <w:abstractNum w:abstractNumId="12" w15:restartNumberingAfterBreak="0">
+    <w:nsid w:val="0C844D01"/>
+    <w:multiLevelType w:val="singleLevel"/>
+    <w:tmpl w:val="04090001"/>
+    <w:lvl w:ilvl="0">
+      <w:start w:val="1"/>
+      <w:numFmt w:val="bullet"/>
+      <w:lvlText w:val="■"/>
+      <w:lvlJc w:val="left"/>
+      <w:pPr>
+        <w:ind w:left="440" w:hanging="440"/>
+      </w:pPr>
+      <w:rPr>
+        <w:rFonts w:ascii="Meiryo UI" w:hAnsi="Meiryo UI" w:eastAsia="Meiryo UI" w:cs="Meiryo UI" w:hint="default"/>
+      </w:rPr>
+    </w:lvl>
+  </w:abstractNum>
+  <w:abstractNum w:abstractNumId="13" w15:restartNumberingAfterBreak="0">
     <w:nsid w:val="0DA227E7"/>
     <w:multiLevelType w:val="multilevel"/>
     <w:tmpl w:val="A24CE66E"/>
@@ -23289,7 +23555,7 @@
       </w:rPr>
     </w:lvl>
   </w:abstractNum>
-  <w:abstractNum w:abstractNumId="12" w15:restartNumberingAfterBreak="0">
+  <w:abstractNum w:abstractNumId="14" w15:restartNumberingAfterBreak="0">
     <w:nsid w:val="0E0336B8"/>
     <w:multiLevelType w:val="hybridMultilevel"/>
     <w:tmpl w:val="8E2E07E0"/>
@@ -23402,7 +23668,7 @@
       </w:rPr>
     </w:lvl>
   </w:abstractNum>
-  <w:abstractNum w:abstractNumId="13" w15:restartNumberingAfterBreak="0">
+  <w:abstractNum w:abstractNumId="15" w15:restartNumberingAfterBreak="0">
     <w:nsid w:val="0E6B4EF4"/>
     <w:multiLevelType w:val="multilevel"/>
     <w:tmpl w:val="5A5046DC"/>
@@ -23515,7 +23781,7 @@
       </w:rPr>
     </w:lvl>
   </w:abstractNum>
-  <w:abstractNum w:abstractNumId="14" w15:restartNumberingAfterBreak="0">
+  <w:abstractNum w:abstractNumId="16" w15:restartNumberingAfterBreak="0">
     <w:nsid w:val="0EA343D8"/>
     <w:multiLevelType w:val="hybridMultilevel"/>
     <w:tmpl w:val="FE7A45C2"/>
@@ -23628,7 +23894,7 @@
       </w:rPr>
     </w:lvl>
   </w:abstractNum>
-  <w:abstractNum w:abstractNumId="15" w15:restartNumberingAfterBreak="0">
+  <w:abstractNum w:abstractNumId="17" w15:restartNumberingAfterBreak="0">
     <w:nsid w:val="0EBE48AD"/>
     <w:multiLevelType w:val="multilevel"/>
     <w:tmpl w:val="60143FE2"/>
@@ -23742,7 +24008,94 @@
       </w:rPr>
     </w:lvl>
   </w:abstractNum>
-  <w:abstractNum w:abstractNumId="16" w15:restartNumberingAfterBreak="0">
+  <w:abstractNum w:abstractNumId="18" w15:restartNumberingAfterBreak="0">
+    <w:nsid w:val="0F1F3F89"/>
+    <w:multiLevelType w:val="hybridMultilevel"/>
+    <w:tmpl w:val="7BF844A2"/>
+    <w:name w:val="__API_DOC_SQUARE_BULLET__2"/>
+    <w:lvl w:ilvl="0" w:tplc="0409000F">
+      <w:start w:val="1"/>
+      <w:numFmt w:val="decimal"/>
+      <w:lvlText w:val="%1."/>
+      <w:lvlJc w:val="left"/>
+      <w:pPr>
+        <w:ind w:left="440" w:hanging="440"/>
+      </w:pPr>
+    </w:lvl>
+    <w:lvl w:ilvl="1" w:tplc="04090017" w:tentative="1">
+      <w:start w:val="1"/>
+      <w:numFmt w:val="aiueoFullWidth"/>
+      <w:lvlText w:val="(%2)"/>
+      <w:lvlJc w:val="left"/>
+      <w:pPr>
+        <w:ind w:left="880" w:hanging="440"/>
+      </w:pPr>
+    </w:lvl>
+    <w:lvl w:ilvl="2" w:tplc="04090011" w:tentative="1">
+      <w:start w:val="1"/>
+      <w:numFmt w:val="decimalEnclosedCircle"/>
+      <w:lvlText w:val="%3"/>
+      <w:lvlJc w:val="left"/>
+      <w:pPr>
+        <w:ind w:left="1320" w:hanging="440"/>
+      </w:pPr>
+    </w:lvl>
+    <w:lvl w:ilvl="3" w:tplc="0409000F" w:tentative="1">
+      <w:start w:val="1"/>
+      <w:numFmt w:val="decimal"/>
+      <w:lvlText w:val="%4."/>
+      <w:lvlJc w:val="left"/>
+      <w:pPr>
+        <w:ind w:left="1760" w:hanging="440"/>
+      </w:pPr>
+    </w:lvl>
+    <w:lvl w:ilvl="4" w:tplc="04090017" w:tentative="1">
+      <w:start w:val="1"/>
+      <w:numFmt w:val="aiueoFullWidth"/>
+      <w:lvlText w:val="(%5)"/>
+      <w:lvlJc w:val="left"/>
+      <w:pPr>
+        <w:ind w:left="2200" w:hanging="440"/>
+      </w:pPr>
+    </w:lvl>
+    <w:lvl w:ilvl="5" w:tplc="04090011" w:tentative="1">
+      <w:start w:val="1"/>
+      <w:numFmt w:val="decimalEnclosedCircle"/>
+      <w:lvlText w:val="%6"/>
+      <w:lvlJc w:val="left"/>
+      <w:pPr>
+        <w:ind w:left="2640" w:hanging="440"/>
+      </w:pPr>
+    </w:lvl>
+    <w:lvl w:ilvl="6" w:tplc="0409000F" w:tentative="1">
+      <w:start w:val="1"/>
+      <w:numFmt w:val="decimal"/>
+      <w:lvlText w:val="%7."/>
+      <w:lvlJc w:val="left"/>
+      <w:pPr>
+        <w:ind w:left="3080" w:hanging="440"/>
+      </w:pPr>
+    </w:lvl>
+    <w:lvl w:ilvl="7" w:tplc="04090017" w:tentative="1">
+      <w:start w:val="1"/>
+      <w:numFmt w:val="aiueoFullWidth"/>
+      <w:lvlText w:val="(%8)"/>
+      <w:lvlJc w:val="left"/>
+      <w:pPr>
+        <w:ind w:left="3520" w:hanging="440"/>
+      </w:pPr>
+    </w:lvl>
+    <w:lvl w:ilvl="8" w:tplc="04090011" w:tentative="1">
+      <w:start w:val="1"/>
+      <w:numFmt w:val="decimalEnclosedCircle"/>
+      <w:lvlText w:val="%9"/>
+      <w:lvlJc w:val="left"/>
+      <w:pPr>
+        <w:ind w:left="3960" w:hanging="440"/>
+      </w:pPr>
+    </w:lvl>
+  </w:abstractNum>
+  <w:abstractNum w:abstractNumId="19" w15:restartNumberingAfterBreak="0">
     <w:nsid w:val="102F0ACD"/>
     <w:multiLevelType w:val="hybridMultilevel"/>
     <w:tmpl w:val="8968F090"/>
@@ -23855,7 +24208,7 @@
       </w:rPr>
     </w:lvl>
   </w:abstractNum>
-  <w:abstractNum w:abstractNumId="17" w15:restartNumberingAfterBreak="0">
+  <w:abstractNum w:abstractNumId="20" w15:restartNumberingAfterBreak="0">
     <w:nsid w:val="10F4267B"/>
     <w:multiLevelType w:val="hybridMultilevel"/>
     <w:tmpl w:val="BFEC351C"/>
@@ -23968,7 +24321,7 @@
       </w:rPr>
     </w:lvl>
   </w:abstractNum>
-  <w:abstractNum w:abstractNumId="18" w15:restartNumberingAfterBreak="0">
+  <w:abstractNum w:abstractNumId="21" w15:restartNumberingAfterBreak="0">
     <w:nsid w:val="1168760D"/>
     <w:multiLevelType w:val="hybridMultilevel"/>
     <w:tmpl w:val="4FE0C60A"/>
@@ -24081,7 +24434,7 @@
       </w:rPr>
     </w:lvl>
   </w:abstractNum>
-  <w:abstractNum w:abstractNumId="19" w15:restartNumberingAfterBreak="0">
+  <w:abstractNum w:abstractNumId="22" w15:restartNumberingAfterBreak="0">
     <w:nsid w:val="11BA4A0B"/>
     <w:multiLevelType w:val="multilevel"/>
     <w:tmpl w:val="94D42750"/>
@@ -24195,7 +24548,7 @@
       </w:rPr>
     </w:lvl>
   </w:abstractNum>
-  <w:abstractNum w:abstractNumId="20" w15:restartNumberingAfterBreak="0">
+  <w:abstractNum w:abstractNumId="23" w15:restartNumberingAfterBreak="0">
     <w:nsid w:val="11F812AE"/>
     <w:multiLevelType w:val="hybridMultilevel"/>
     <w:tmpl w:val="C6EA936C"/>
@@ -24308,7 +24661,7 @@
       </w:rPr>
     </w:lvl>
   </w:abstractNum>
-  <w:abstractNum w:abstractNumId="21" w15:restartNumberingAfterBreak="0">
+  <w:abstractNum w:abstractNumId="24" w15:restartNumberingAfterBreak="0">
     <w:nsid w:val="12700F7A"/>
     <w:multiLevelType w:val="hybridMultilevel"/>
     <w:tmpl w:val="E8A23F3C"/>
@@ -24421,24 +24774,7 @@
       </w:rPr>
     </w:lvl>
   </w:abstractNum>
-  <w:abstractNum w:abstractNumId="22" w15:restartNumberingAfterBreak="0">
-    <w:nsid w:val="12A86EC2"/>
-    <w:multiLevelType w:val="singleLevel"/>
-    <w:tmpl w:val="04090001"/>
-    <w:lvl w:ilvl="0">
-      <w:start w:val="1"/>
-      <w:numFmt w:val="bullet"/>
-      <w:lvlText w:val="■"/>
-      <w:lvlJc w:val="left"/>
-      <w:pPr>
-        <w:ind w:left="440" w:hanging="440"/>
-      </w:pPr>
-      <w:rPr>
-        <w:rFonts w:ascii="Meiryo UI" w:hAnsi="Meiryo UI" w:eastAsia="Meiryo UI" w:cs="Meiryo UI" w:hint="default"/>
-      </w:rPr>
-    </w:lvl>
-  </w:abstractNum>
-  <w:abstractNum w:abstractNumId="23" w15:restartNumberingAfterBreak="0">
+  <w:abstractNum w:abstractNumId="25" w15:restartNumberingAfterBreak="0">
     <w:nsid w:val="139E5B86"/>
     <w:multiLevelType w:val="multilevel"/>
     <w:tmpl w:val="B9FC6A64"/>
@@ -24552,7 +24888,7 @@
       </w:rPr>
     </w:lvl>
   </w:abstractNum>
-  <w:abstractNum w:abstractNumId="24" w15:restartNumberingAfterBreak="0">
+  <w:abstractNum w:abstractNumId="26" w15:restartNumberingAfterBreak="0">
     <w:nsid w:val="140F3A5D"/>
     <w:multiLevelType w:val="multilevel"/>
     <w:tmpl w:val="4E1E5628"/>
@@ -24665,7 +25001,7 @@
       </w:rPr>
     </w:lvl>
   </w:abstractNum>
-  <w:abstractNum w:abstractNumId="25" w15:restartNumberingAfterBreak="0">
+  <w:abstractNum w:abstractNumId="27" w15:restartNumberingAfterBreak="0">
     <w:nsid w:val="186922FA"/>
     <w:multiLevelType w:val="hybridMultilevel"/>
     <w:tmpl w:val="F4202E96"/>
@@ -24778,7 +25114,7 @@
       </w:rPr>
     </w:lvl>
   </w:abstractNum>
-  <w:abstractNum w:abstractNumId="26" w15:restartNumberingAfterBreak="0">
+  <w:abstractNum w:abstractNumId="28" w15:restartNumberingAfterBreak="0">
     <w:nsid w:val="18897D34"/>
     <w:multiLevelType w:val="multilevel"/>
     <w:tmpl w:val="BD8AF998"/>
@@ -24892,7 +25228,7 @@
       </w:rPr>
     </w:lvl>
   </w:abstractNum>
-  <w:abstractNum w:abstractNumId="27" w15:restartNumberingAfterBreak="0">
+  <w:abstractNum w:abstractNumId="29" w15:restartNumberingAfterBreak="0">
     <w:nsid w:val="1A4570FA"/>
     <w:multiLevelType w:val="hybridMultilevel"/>
     <w:tmpl w:val="A3185B0E"/>
@@ -25005,7 +25341,7 @@
       </w:rPr>
     </w:lvl>
   </w:abstractNum>
-  <w:abstractNum w:abstractNumId="28" w15:restartNumberingAfterBreak="0">
+  <w:abstractNum w:abstractNumId="30" w15:restartNumberingAfterBreak="0">
     <w:nsid w:val="1B2B6C14"/>
     <w:multiLevelType w:val="multilevel"/>
     <w:tmpl w:val="634A977E"/>
@@ -25119,7 +25455,7 @@
       </w:rPr>
     </w:lvl>
   </w:abstractNum>
-  <w:abstractNum w:abstractNumId="29" w15:restartNumberingAfterBreak="0">
+  <w:abstractNum w:abstractNumId="31" w15:restartNumberingAfterBreak="0">
     <w:nsid w:val="1B77516B"/>
     <w:multiLevelType w:val="hybridMultilevel"/>
     <w:tmpl w:val="55786B50"/>
@@ -25232,7 +25568,7 @@
       </w:rPr>
     </w:lvl>
   </w:abstractNum>
-  <w:abstractNum w:abstractNumId="30" w15:restartNumberingAfterBreak="0">
+  <w:abstractNum w:abstractNumId="32" w15:restartNumberingAfterBreak="0">
     <w:nsid w:val="1EBA0BEF"/>
     <w:multiLevelType w:val="multilevel"/>
     <w:tmpl w:val="BD8AF998"/>
@@ -25346,7 +25682,7 @@
       </w:rPr>
     </w:lvl>
   </w:abstractNum>
-  <w:abstractNum w:abstractNumId="31" w15:restartNumberingAfterBreak="0">
+  <w:abstractNum w:abstractNumId="33" w15:restartNumberingAfterBreak="0">
     <w:nsid w:val="1F5529E3"/>
     <w:multiLevelType w:val="multilevel"/>
     <w:tmpl w:val="304E6B04"/>
@@ -25495,7 +25831,7 @@
       </w:rPr>
     </w:lvl>
   </w:abstractNum>
-  <w:abstractNum w:abstractNumId="32" w15:restartNumberingAfterBreak="0">
+  <w:abstractNum w:abstractNumId="34" w15:restartNumberingAfterBreak="0">
     <w:nsid w:val="1FB92F7A"/>
     <w:multiLevelType w:val="hybridMultilevel"/>
     <w:tmpl w:val="BAFCEED6"/>
@@ -25608,7 +25944,7 @@
       </w:rPr>
     </w:lvl>
   </w:abstractNum>
-  <w:abstractNum w:abstractNumId="33" w15:restartNumberingAfterBreak="0">
+  <w:abstractNum w:abstractNumId="35" w15:restartNumberingAfterBreak="0">
     <w:nsid w:val="207A0E23"/>
     <w:multiLevelType w:val="multilevel"/>
     <w:tmpl w:val="861C7544"/>
@@ -25721,7 +26057,7 @@
       </w:pPr>
     </w:lvl>
   </w:abstractNum>
-  <w:abstractNum w:abstractNumId="34" w15:restartNumberingAfterBreak="0">
+  <w:abstractNum w:abstractNumId="36" w15:restartNumberingAfterBreak="0">
     <w:nsid w:val="20E6427A"/>
     <w:multiLevelType w:val="multilevel"/>
     <w:tmpl w:val="680CF008"/>
@@ -25835,7 +26171,7 @@
       </w:rPr>
     </w:lvl>
   </w:abstractNum>
-  <w:abstractNum w:abstractNumId="35" w15:restartNumberingAfterBreak="0">
+  <w:abstractNum w:abstractNumId="37" w15:restartNumberingAfterBreak="0">
     <w:nsid w:val="21D803D0"/>
     <w:multiLevelType w:val="hybridMultilevel"/>
     <w:tmpl w:val="FE828A06"/>
@@ -25948,7 +26284,7 @@
       </w:rPr>
     </w:lvl>
   </w:abstractNum>
-  <w:abstractNum w:abstractNumId="36" w15:restartNumberingAfterBreak="0">
+  <w:abstractNum w:abstractNumId="38" w15:restartNumberingAfterBreak="0">
     <w:nsid w:val="21FA3E5F"/>
     <w:multiLevelType w:val="multilevel"/>
     <w:tmpl w:val="7E2489B4"/>
@@ -26062,7 +26398,7 @@
       </w:rPr>
     </w:lvl>
   </w:abstractNum>
-  <w:abstractNum w:abstractNumId="37" w15:restartNumberingAfterBreak="0">
+  <w:abstractNum w:abstractNumId="39" w15:restartNumberingAfterBreak="0">
     <w:nsid w:val="22A12C20"/>
     <w:multiLevelType w:val="hybridMultilevel"/>
     <w:tmpl w:val="08CCCE2E"/>
@@ -26175,7 +26511,7 @@
       </w:rPr>
     </w:lvl>
   </w:abstractNum>
-  <w:abstractNum w:abstractNumId="38" w15:restartNumberingAfterBreak="0">
+  <w:abstractNum w:abstractNumId="40" w15:restartNumberingAfterBreak="0">
     <w:nsid w:val="22F07F74"/>
     <w:multiLevelType w:val="multilevel"/>
     <w:tmpl w:val="BD8AF998"/>
@@ -26289,7 +26625,7 @@
       </w:rPr>
     </w:lvl>
   </w:abstractNum>
-  <w:abstractNum w:abstractNumId="39" w15:restartNumberingAfterBreak="0">
+  <w:abstractNum w:abstractNumId="41" w15:restartNumberingAfterBreak="0">
     <w:nsid w:val="22FD72CB"/>
     <w:multiLevelType w:val="multilevel"/>
     <w:tmpl w:val="839A303C"/>
@@ -26402,7 +26738,7 @@
       </w:pPr>
     </w:lvl>
   </w:abstractNum>
-  <w:abstractNum w:abstractNumId="40" w15:restartNumberingAfterBreak="0">
+  <w:abstractNum w:abstractNumId="42" w15:restartNumberingAfterBreak="0">
     <w:nsid w:val="23937D16"/>
     <w:multiLevelType w:val="multilevel"/>
     <w:tmpl w:val="C0AE5AF8"/>
@@ -26516,7 +26852,7 @@
       </w:rPr>
     </w:lvl>
   </w:abstractNum>
-  <w:abstractNum w:abstractNumId="41" w15:restartNumberingAfterBreak="0">
+  <w:abstractNum w:abstractNumId="43" w15:restartNumberingAfterBreak="0">
     <w:nsid w:val="23BE74EF"/>
     <w:multiLevelType w:val="hybridMultilevel"/>
     <w:tmpl w:val="8C762C7C"/>
@@ -26629,7 +26965,7 @@
       </w:rPr>
     </w:lvl>
   </w:abstractNum>
-  <w:abstractNum w:abstractNumId="42" w15:restartNumberingAfterBreak="0">
+  <w:abstractNum w:abstractNumId="44" w15:restartNumberingAfterBreak="0">
     <w:nsid w:val="24824914"/>
     <w:multiLevelType w:val="multilevel"/>
     <w:tmpl w:val="D8225056"/>
@@ -26743,7 +27079,7 @@
       </w:rPr>
     </w:lvl>
   </w:abstractNum>
-  <w:abstractNum w:abstractNumId="43" w15:restartNumberingAfterBreak="0">
+  <w:abstractNum w:abstractNumId="45" w15:restartNumberingAfterBreak="0">
     <w:nsid w:val="24911077"/>
     <w:multiLevelType w:val="hybridMultilevel"/>
     <w:tmpl w:val="A43C43C6"/>
@@ -26856,7 +27192,7 @@
       </w:rPr>
     </w:lvl>
   </w:abstractNum>
-  <w:abstractNum w:abstractNumId="44" w15:restartNumberingAfterBreak="0">
+  <w:abstractNum w:abstractNumId="46" w15:restartNumberingAfterBreak="0">
     <w:nsid w:val="24ED5ECE"/>
     <w:multiLevelType w:val="multilevel"/>
     <w:tmpl w:val="78DCEAD8"/>
@@ -26969,7 +27305,7 @@
       </w:rPr>
     </w:lvl>
   </w:abstractNum>
-  <w:abstractNum w:abstractNumId="45" w15:restartNumberingAfterBreak="0">
+  <w:abstractNum w:abstractNumId="47" w15:restartNumberingAfterBreak="0">
     <w:nsid w:val="251371D7"/>
     <w:multiLevelType w:val="hybridMultilevel"/>
     <w:tmpl w:val="4D065978"/>
@@ -27082,7 +27418,7 @@
       </w:rPr>
     </w:lvl>
   </w:abstractNum>
-  <w:abstractNum w:abstractNumId="46" w15:restartNumberingAfterBreak="0">
+  <w:abstractNum w:abstractNumId="48" w15:restartNumberingAfterBreak="0">
     <w:nsid w:val="255448F2"/>
     <w:multiLevelType w:val="hybridMultilevel"/>
     <w:tmpl w:val="5CA47410"/>
@@ -27195,7 +27531,7 @@
       </w:rPr>
     </w:lvl>
   </w:abstractNum>
-  <w:abstractNum w:abstractNumId="47" w15:restartNumberingAfterBreak="0">
+  <w:abstractNum w:abstractNumId="49" w15:restartNumberingAfterBreak="0">
     <w:nsid w:val="25BB40D7"/>
     <w:multiLevelType w:val="hybridMultilevel"/>
     <w:tmpl w:val="836C4F26"/>
@@ -27308,7 +27644,7 @@
       </w:rPr>
     </w:lvl>
   </w:abstractNum>
-  <w:abstractNum w:abstractNumId="48" w15:restartNumberingAfterBreak="0">
+  <w:abstractNum w:abstractNumId="50" w15:restartNumberingAfterBreak="0">
     <w:nsid w:val="26390E0E"/>
     <w:multiLevelType w:val="hybridMultilevel"/>
     <w:tmpl w:val="E70A2C00"/>
@@ -27421,7 +27757,7 @@
       </w:rPr>
     </w:lvl>
   </w:abstractNum>
-  <w:abstractNum w:abstractNumId="49" w15:restartNumberingAfterBreak="0">
+  <w:abstractNum w:abstractNumId="51" w15:restartNumberingAfterBreak="0">
     <w:nsid w:val="29DF02CB"/>
     <w:multiLevelType w:val="hybridMultilevel"/>
     <w:tmpl w:val="CBFE8CFA"/>
@@ -27534,7 +27870,7 @@
       </w:rPr>
     </w:lvl>
   </w:abstractNum>
-  <w:abstractNum w:abstractNumId="50" w15:restartNumberingAfterBreak="0">
+  <w:abstractNum w:abstractNumId="52" w15:restartNumberingAfterBreak="0">
     <w:nsid w:val="2A386E3B"/>
     <w:multiLevelType w:val="hybridMultilevel"/>
     <w:tmpl w:val="B6FEBDD4"/>
@@ -27647,7 +27983,7 @@
       </w:rPr>
     </w:lvl>
   </w:abstractNum>
-  <w:abstractNum w:abstractNumId="51" w15:restartNumberingAfterBreak="0">
+  <w:abstractNum w:abstractNumId="53" w15:restartNumberingAfterBreak="0">
     <w:nsid w:val="2B285FF9"/>
     <w:multiLevelType w:val="multilevel"/>
     <w:tmpl w:val="BD8AF998"/>
@@ -27761,7 +28097,7 @@
       </w:rPr>
     </w:lvl>
   </w:abstractNum>
-  <w:abstractNum w:abstractNumId="52" w15:restartNumberingAfterBreak="0">
+  <w:abstractNum w:abstractNumId="54" w15:restartNumberingAfterBreak="0">
     <w:nsid w:val="2B7B3F4F"/>
     <w:multiLevelType w:val="hybridMultilevel"/>
     <w:tmpl w:val="E3C0CB1C"/>
@@ -27874,7 +28210,7 @@
       </w:rPr>
     </w:lvl>
   </w:abstractNum>
-  <w:abstractNum w:abstractNumId="53" w15:restartNumberingAfterBreak="0">
+  <w:abstractNum w:abstractNumId="55" w15:restartNumberingAfterBreak="0">
     <w:nsid w:val="2B9F1EE2"/>
     <w:multiLevelType w:val="multilevel"/>
     <w:tmpl w:val="1BF047B2"/>
@@ -27988,7 +28324,7 @@
       </w:rPr>
     </w:lvl>
   </w:abstractNum>
-  <w:abstractNum w:abstractNumId="54" w15:restartNumberingAfterBreak="0">
+  <w:abstractNum w:abstractNumId="56" w15:restartNumberingAfterBreak="0">
     <w:nsid w:val="2D861744"/>
     <w:multiLevelType w:val="multilevel"/>
     <w:tmpl w:val="FA14934C"/>
@@ -28102,7 +28438,7 @@
       </w:rPr>
     </w:lvl>
   </w:abstractNum>
-  <w:abstractNum w:abstractNumId="55" w15:restartNumberingAfterBreak="0">
+  <w:abstractNum w:abstractNumId="57" w15:restartNumberingAfterBreak="0">
     <w:nsid w:val="3403041A"/>
     <w:multiLevelType w:val="hybridMultilevel"/>
     <w:tmpl w:val="20EAF8A0"/>
@@ -28215,7 +28551,7 @@
       </w:rPr>
     </w:lvl>
   </w:abstractNum>
-  <w:abstractNum w:abstractNumId="56" w15:restartNumberingAfterBreak="0">
+  <w:abstractNum w:abstractNumId="58" w15:restartNumberingAfterBreak="0">
     <w:nsid w:val="3413029B"/>
     <w:multiLevelType w:val="multilevel"/>
     <w:tmpl w:val="BD8AF998"/>
@@ -28329,7 +28665,7 @@
       </w:rPr>
     </w:lvl>
   </w:abstractNum>
-  <w:abstractNum w:abstractNumId="57" w15:restartNumberingAfterBreak="0">
+  <w:abstractNum w:abstractNumId="59" w15:restartNumberingAfterBreak="0">
     <w:nsid w:val="34671E8B"/>
     <w:multiLevelType w:val="hybridMultilevel"/>
     <w:tmpl w:val="ECCCE8BC"/>
@@ -28442,7 +28778,7 @@
       </w:rPr>
     </w:lvl>
   </w:abstractNum>
-  <w:abstractNum w:abstractNumId="58" w15:restartNumberingAfterBreak="0">
+  <w:abstractNum w:abstractNumId="60" w15:restartNumberingAfterBreak="0">
     <w:nsid w:val="36B1707B"/>
     <w:multiLevelType w:val="multilevel"/>
     <w:tmpl w:val="BD8AF998"/>
@@ -28556,7 +28892,7 @@
       </w:rPr>
     </w:lvl>
   </w:abstractNum>
-  <w:abstractNum w:abstractNumId="59" w15:restartNumberingAfterBreak="0">
+  <w:abstractNum w:abstractNumId="61" w15:restartNumberingAfterBreak="0">
     <w:nsid w:val="373A57D1"/>
     <w:multiLevelType w:val="multilevel"/>
     <w:tmpl w:val="BD8AF998"/>
@@ -28670,7 +29006,7 @@
       </w:rPr>
     </w:lvl>
   </w:abstractNum>
-  <w:abstractNum w:abstractNumId="60" w15:restartNumberingAfterBreak="0">
+  <w:abstractNum w:abstractNumId="62" w15:restartNumberingAfterBreak="0">
     <w:nsid w:val="39024A4D"/>
     <w:multiLevelType w:val="hybridMultilevel"/>
     <w:tmpl w:val="75FA6968"/>
@@ -28783,7 +29119,7 @@
       </w:rPr>
     </w:lvl>
   </w:abstractNum>
-  <w:abstractNum w:abstractNumId="61" w15:restartNumberingAfterBreak="0">
+  <w:abstractNum w:abstractNumId="63" w15:restartNumberingAfterBreak="0">
     <w:nsid w:val="399F36E9"/>
     <w:multiLevelType w:val="multilevel"/>
     <w:tmpl w:val="F3E2A73E"/>
@@ -28897,7 +29233,7 @@
       </w:rPr>
     </w:lvl>
   </w:abstractNum>
-  <w:abstractNum w:abstractNumId="62" w15:restartNumberingAfterBreak="0">
+  <w:abstractNum w:abstractNumId="64" w15:restartNumberingAfterBreak="0">
     <w:nsid w:val="3A9A5308"/>
     <w:multiLevelType w:val="multilevel"/>
     <w:tmpl w:val="FD32EB1E"/>
@@ -29011,7 +29347,7 @@
       </w:rPr>
     </w:lvl>
   </w:abstractNum>
-  <w:abstractNum w:abstractNumId="63" w15:restartNumberingAfterBreak="0">
+  <w:abstractNum w:abstractNumId="65" w15:restartNumberingAfterBreak="0">
     <w:nsid w:val="3B904ECE"/>
     <w:multiLevelType w:val="hybridMultilevel"/>
     <w:tmpl w:val="D78498DA"/>
@@ -29124,94 +29460,7 @@
       </w:rPr>
     </w:lvl>
   </w:abstractNum>
-  <w:abstractNum w:abstractNumId="64" w15:restartNumberingAfterBreak="0">
-    <w:nsid w:val="3C460D13"/>
-    <w:multiLevelType w:val="hybridMultilevel"/>
-    <w:tmpl w:val="8878FB46"/>
-    <w:name w:val="__API_DOC_SQUARE_BULLET__2222"/>
-    <w:lvl w:ilvl="0" w:tplc="0409000F">
-      <w:start w:val="1"/>
-      <w:numFmt w:val="decimal"/>
-      <w:lvlText w:val="%1."/>
-      <w:lvlJc w:val="left"/>
-      <w:pPr>
-        <w:ind w:left="440" w:hanging="440"/>
-      </w:pPr>
-    </w:lvl>
-    <w:lvl w:ilvl="1" w:tplc="04090017" w:tentative="1">
-      <w:start w:val="1"/>
-      <w:numFmt w:val="aiueoFullWidth"/>
-      <w:lvlText w:val="(%2)"/>
-      <w:lvlJc w:val="left"/>
-      <w:pPr>
-        <w:ind w:left="880" w:hanging="440"/>
-      </w:pPr>
-    </w:lvl>
-    <w:lvl w:ilvl="2" w:tplc="04090011" w:tentative="1">
-      <w:start w:val="1"/>
-      <w:numFmt w:val="decimalEnclosedCircle"/>
-      <w:lvlText w:val="%3"/>
-      <w:lvlJc w:val="left"/>
-      <w:pPr>
-        <w:ind w:left="1320" w:hanging="440"/>
-      </w:pPr>
-    </w:lvl>
-    <w:lvl w:ilvl="3" w:tplc="0409000F" w:tentative="1">
-      <w:start w:val="1"/>
-      <w:numFmt w:val="decimal"/>
-      <w:lvlText w:val="%4."/>
-      <w:lvlJc w:val="left"/>
-      <w:pPr>
-        <w:ind w:left="1760" w:hanging="440"/>
-      </w:pPr>
-    </w:lvl>
-    <w:lvl w:ilvl="4" w:tplc="04090017" w:tentative="1">
-      <w:start w:val="1"/>
-      <w:numFmt w:val="aiueoFullWidth"/>
-      <w:lvlText w:val="(%5)"/>
-      <w:lvlJc w:val="left"/>
-      <w:pPr>
-        <w:ind w:left="2200" w:hanging="440"/>
-      </w:pPr>
-    </w:lvl>
-    <w:lvl w:ilvl="5" w:tplc="04090011" w:tentative="1">
-      <w:start w:val="1"/>
-      <w:numFmt w:val="decimalEnclosedCircle"/>
-      <w:lvlText w:val="%6"/>
-      <w:lvlJc w:val="left"/>
-      <w:pPr>
-        <w:ind w:left="2640" w:hanging="440"/>
-      </w:pPr>
-    </w:lvl>
-    <w:lvl w:ilvl="6" w:tplc="0409000F" w:tentative="1">
-      <w:start w:val="1"/>
-      <w:numFmt w:val="decimal"/>
-      <w:lvlText w:val="%7."/>
-      <w:lvlJc w:val="left"/>
-      <w:pPr>
-        <w:ind w:left="3080" w:hanging="440"/>
-      </w:pPr>
-    </w:lvl>
-    <w:lvl w:ilvl="7" w:tplc="04090017" w:tentative="1">
-      <w:start w:val="1"/>
-      <w:numFmt w:val="aiueoFullWidth"/>
-      <w:lvlText w:val="(%8)"/>
-      <w:lvlJc w:val="left"/>
-      <w:pPr>
-        <w:ind w:left="3520" w:hanging="440"/>
-      </w:pPr>
-    </w:lvl>
-    <w:lvl w:ilvl="8" w:tplc="04090011" w:tentative="1">
-      <w:start w:val="1"/>
-      <w:numFmt w:val="decimalEnclosedCircle"/>
-      <w:lvlText w:val="%9"/>
-      <w:lvlJc w:val="left"/>
-      <w:pPr>
-        <w:ind w:left="3960" w:hanging="440"/>
-      </w:pPr>
-    </w:lvl>
-  </w:abstractNum>
-  <w:abstractNum w:abstractNumId="65" w15:restartNumberingAfterBreak="0">
+  <w:abstractNum w:abstractNumId="66" w15:restartNumberingAfterBreak="0">
     <w:nsid w:val="3CAC6515"/>
     <w:multiLevelType w:val="hybridMultilevel"/>
     <w:tmpl w:val="388E1798"/>
@@ -29324,7 +29573,7 @@
       </w:rPr>
     </w:lvl>
   </w:abstractNum>
-  <w:abstractNum w:abstractNumId="66" w15:restartNumberingAfterBreak="0">
+  <w:abstractNum w:abstractNumId="67" w15:restartNumberingAfterBreak="0">
     <w:nsid w:val="3DE24C63"/>
     <w:multiLevelType w:val="multilevel"/>
     <w:tmpl w:val="4E1E5628"/>
@@ -29435,93 +29684,6 @@
       <w:rPr>
         <w:u w:val="none"/>
       </w:rPr>
-    </w:lvl>
-  </w:abstractNum>
-  <w:abstractNum w:abstractNumId="67" w15:restartNumberingAfterBreak="0">
-    <w:nsid w:val="3E092DE2"/>
-    <w:multiLevelType w:val="hybridMultilevel"/>
-    <w:tmpl w:val="DC76377C"/>
-    <w:name w:val="__API_DOC_SQUARE_BULLET__22"/>
-    <w:lvl w:ilvl="0" w:tplc="0409000F">
-      <w:start w:val="1"/>
-      <w:numFmt w:val="decimal"/>
-      <w:lvlText w:val="%1."/>
-      <w:lvlJc w:val="left"/>
-      <w:pPr>
-        <w:ind w:left="440" w:hanging="440"/>
-      </w:pPr>
-    </w:lvl>
-    <w:lvl w:ilvl="1" w:tplc="04090017" w:tentative="1">
-      <w:start w:val="1"/>
-      <w:numFmt w:val="aiueoFullWidth"/>
-      <w:lvlText w:val="(%2)"/>
-      <w:lvlJc w:val="left"/>
-      <w:pPr>
-        <w:ind w:left="880" w:hanging="440"/>
-      </w:pPr>
-    </w:lvl>
-    <w:lvl w:ilvl="2" w:tplc="04090011" w:tentative="1">
-      <w:start w:val="1"/>
-      <w:numFmt w:val="decimalEnclosedCircle"/>
-      <w:lvlText w:val="%3"/>
-      <w:lvlJc w:val="left"/>
-      <w:pPr>
-        <w:ind w:left="1320" w:hanging="440"/>
-      </w:pPr>
-    </w:lvl>
-    <w:lvl w:ilvl="3" w:tplc="0409000F" w:tentative="1">
-      <w:start w:val="1"/>
-      <w:numFmt w:val="decimal"/>
-      <w:lvlText w:val="%4."/>
-      <w:lvlJc w:val="left"/>
-      <w:pPr>
-        <w:ind w:left="1760" w:hanging="440"/>
-      </w:pPr>
-    </w:lvl>
-    <w:lvl w:ilvl="4" w:tplc="04090017" w:tentative="1">
-      <w:start w:val="1"/>
-      <w:numFmt w:val="aiueoFullWidth"/>
-      <w:lvlText w:val="(%5)"/>
-      <w:lvlJc w:val="left"/>
-      <w:pPr>
-        <w:ind w:left="2200" w:hanging="440"/>
-      </w:pPr>
-    </w:lvl>
-    <w:lvl w:ilvl="5" w:tplc="04090011" w:tentative="1">
-      <w:start w:val="1"/>
-      <w:numFmt w:val="decimalEnclosedCircle"/>
-      <w:lvlText w:val="%6"/>
-      <w:lvlJc w:val="left"/>
-      <w:pPr>
-        <w:ind w:left="2640" w:hanging="440"/>
-      </w:pPr>
-    </w:lvl>
-    <w:lvl w:ilvl="6" w:tplc="0409000F" w:tentative="1">
-      <w:start w:val="1"/>
-      <w:numFmt w:val="decimal"/>
-      <w:lvlText w:val="%7."/>
-      <w:lvlJc w:val="left"/>
-      <w:pPr>
-        <w:ind w:left="3080" w:hanging="440"/>
-      </w:pPr>
-    </w:lvl>
-    <w:lvl w:ilvl="7" w:tplc="04090017" w:tentative="1">
-      <w:start w:val="1"/>
-      <w:numFmt w:val="aiueoFullWidth"/>
-      <w:lvlText w:val="(%8)"/>
-      <w:lvlJc w:val="left"/>
-      <w:pPr>
-        <w:ind w:left="3520" w:hanging="440"/>
-      </w:pPr>
-    </w:lvl>
-    <w:lvl w:ilvl="8" w:tplc="04090011" w:tentative="1">
-      <w:start w:val="1"/>
-      <w:numFmt w:val="decimalEnclosedCircle"/>
-      <w:lvlText w:val="%9"/>
-      <w:lvlJc w:val="left"/>
-      <w:pPr>
-        <w:ind w:left="3960" w:hanging="440"/>
-      </w:pPr>
     </w:lvl>
   </w:abstractNum>
   <w:abstractNum w:abstractNumId="68" w15:restartNumberingAfterBreak="0">
@@ -29674,6 +29836,93 @@
     </w:lvl>
   </w:abstractNum>
   <w:abstractNum w:abstractNumId="69" w15:restartNumberingAfterBreak="0">
+    <w:nsid w:val="3F491B05"/>
+    <w:multiLevelType w:val="hybridMultilevel"/>
+    <w:tmpl w:val="881403C0"/>
+    <w:name w:val="__API_DOC_SQUARE_BULLET__22"/>
+    <w:lvl w:ilvl="0" w:tplc="0409000F">
+      <w:start w:val="1"/>
+      <w:numFmt w:val="decimal"/>
+      <w:lvlText w:val="%1."/>
+      <w:lvlJc w:val="left"/>
+      <w:pPr>
+        <w:ind w:left="440" w:hanging="440"/>
+      </w:pPr>
+    </w:lvl>
+    <w:lvl w:ilvl="1" w:tplc="04090017" w:tentative="1">
+      <w:start w:val="1"/>
+      <w:numFmt w:val="aiueoFullWidth"/>
+      <w:lvlText w:val="(%2)"/>
+      <w:lvlJc w:val="left"/>
+      <w:pPr>
+        <w:ind w:left="880" w:hanging="440"/>
+      </w:pPr>
+    </w:lvl>
+    <w:lvl w:ilvl="2" w:tplc="04090011" w:tentative="1">
+      <w:start w:val="1"/>
+      <w:numFmt w:val="decimalEnclosedCircle"/>
+      <w:lvlText w:val="%3"/>
+      <w:lvlJc w:val="left"/>
+      <w:pPr>
+        <w:ind w:left="1320" w:hanging="440"/>
+      </w:pPr>
+    </w:lvl>
+    <w:lvl w:ilvl="3" w:tplc="0409000F" w:tentative="1">
+      <w:start w:val="1"/>
+      <w:numFmt w:val="decimal"/>
+      <w:lvlText w:val="%4."/>
+      <w:lvlJc w:val="left"/>
+      <w:pPr>
+        <w:ind w:left="1760" w:hanging="440"/>
+      </w:pPr>
+    </w:lvl>
+    <w:lvl w:ilvl="4" w:tplc="04090017" w:tentative="1">
+      <w:start w:val="1"/>
+      <w:numFmt w:val="aiueoFullWidth"/>
+      <w:lvlText w:val="(%5)"/>
+      <w:lvlJc w:val="left"/>
+      <w:pPr>
+        <w:ind w:left="2200" w:hanging="440"/>
+      </w:pPr>
+    </w:lvl>
+    <w:lvl w:ilvl="5" w:tplc="04090011" w:tentative="1">
+      <w:start w:val="1"/>
+      <w:numFmt w:val="decimalEnclosedCircle"/>
+      <w:lvlText w:val="%6"/>
+      <w:lvlJc w:val="left"/>
+      <w:pPr>
+        <w:ind w:left="2640" w:hanging="440"/>
+      </w:pPr>
+    </w:lvl>
+    <w:lvl w:ilvl="6" w:tplc="0409000F" w:tentative="1">
+      <w:start w:val="1"/>
+      <w:numFmt w:val="decimal"/>
+      <w:lvlText w:val="%7."/>
+      <w:lvlJc w:val="left"/>
+      <w:pPr>
+        <w:ind w:left="3080" w:hanging="440"/>
+      </w:pPr>
+    </w:lvl>
+    <w:lvl w:ilvl="7" w:tplc="04090017" w:tentative="1">
+      <w:start w:val="1"/>
+      <w:numFmt w:val="aiueoFullWidth"/>
+      <w:lvlText w:val="(%8)"/>
+      <w:lvlJc w:val="left"/>
+      <w:pPr>
+        <w:ind w:left="3520" w:hanging="440"/>
+      </w:pPr>
+    </w:lvl>
+    <w:lvl w:ilvl="8" w:tplc="04090011" w:tentative="1">
+      <w:start w:val="1"/>
+      <w:numFmt w:val="decimalEnclosedCircle"/>
+      <w:lvlText w:val="%9"/>
+      <w:lvlJc w:val="left"/>
+      <w:pPr>
+        <w:ind w:left="3960" w:hanging="440"/>
+      </w:pPr>
+    </w:lvl>
+  </w:abstractNum>
+  <w:abstractNum w:abstractNumId="70" w15:restartNumberingAfterBreak="0">
     <w:nsid w:val="40B05E3C"/>
     <w:multiLevelType w:val="multilevel"/>
     <w:tmpl w:val="DE4241D0"/>
@@ -29822,7 +30071,7 @@
       </w:rPr>
     </w:lvl>
   </w:abstractNum>
-  <w:abstractNum w:abstractNumId="70" w15:restartNumberingAfterBreak="0">
+  <w:abstractNum w:abstractNumId="71" w15:restartNumberingAfterBreak="0">
     <w:nsid w:val="44621AD5"/>
     <w:multiLevelType w:val="hybridMultilevel"/>
     <w:tmpl w:val="158028C4"/>
@@ -29935,7 +30184,7 @@
       </w:rPr>
     </w:lvl>
   </w:abstractNum>
-  <w:abstractNum w:abstractNumId="71" w15:restartNumberingAfterBreak="0">
+  <w:abstractNum w:abstractNumId="72" w15:restartNumberingAfterBreak="0">
     <w:nsid w:val="452C5C68"/>
     <w:multiLevelType w:val="multilevel"/>
     <w:tmpl w:val="7A6261AE"/>
@@ -30084,7 +30333,7 @@
       </w:rPr>
     </w:lvl>
   </w:abstractNum>
-  <w:abstractNum w:abstractNumId="72" w15:restartNumberingAfterBreak="0">
+  <w:abstractNum w:abstractNumId="73" w15:restartNumberingAfterBreak="0">
     <w:nsid w:val="4565660E"/>
     <w:multiLevelType w:val="multilevel"/>
     <w:tmpl w:val="E9004332"/>
@@ -30197,7 +30446,7 @@
       </w:pPr>
     </w:lvl>
   </w:abstractNum>
-  <w:abstractNum w:abstractNumId="73" w15:restartNumberingAfterBreak="0">
+  <w:abstractNum w:abstractNumId="74" w15:restartNumberingAfterBreak="0">
     <w:nsid w:val="48E1188C"/>
     <w:multiLevelType w:val="hybridMultilevel"/>
     <w:tmpl w:val="F0FEE114"/>
@@ -30289,7 +30538,7 @@
       </w:pPr>
     </w:lvl>
   </w:abstractNum>
-  <w:abstractNum w:abstractNumId="74" w15:restartNumberingAfterBreak="0">
+  <w:abstractNum w:abstractNumId="75" w15:restartNumberingAfterBreak="0">
     <w:nsid w:val="49B01F11"/>
     <w:multiLevelType w:val="multilevel"/>
     <w:tmpl w:val="14E29A24"/>
@@ -30438,7 +30687,7 @@
       </w:rPr>
     </w:lvl>
   </w:abstractNum>
-  <w:abstractNum w:abstractNumId="75" w15:restartNumberingAfterBreak="0">
+  <w:abstractNum w:abstractNumId="76" w15:restartNumberingAfterBreak="0">
     <w:nsid w:val="49D95C06"/>
     <w:multiLevelType w:val="hybridMultilevel"/>
     <w:tmpl w:val="BBC4E07A"/>
@@ -30551,7 +30800,7 @@
       </w:rPr>
     </w:lvl>
   </w:abstractNum>
-  <w:abstractNum w:abstractNumId="76" w15:restartNumberingAfterBreak="0">
+  <w:abstractNum w:abstractNumId="77" w15:restartNumberingAfterBreak="0">
     <w:nsid w:val="4ACA7AD8"/>
     <w:multiLevelType w:val="multilevel"/>
     <w:tmpl w:val="E50C8A80"/>
@@ -30664,7 +30913,7 @@
       </w:rPr>
     </w:lvl>
   </w:abstractNum>
-  <w:abstractNum w:abstractNumId="77" w15:restartNumberingAfterBreak="0">
+  <w:abstractNum w:abstractNumId="78" w15:restartNumberingAfterBreak="0">
     <w:nsid w:val="4BF95523"/>
     <w:multiLevelType w:val="multilevel"/>
     <w:tmpl w:val="BD8AF998"/>
@@ -30778,7 +31027,7 @@
       </w:rPr>
     </w:lvl>
   </w:abstractNum>
-  <w:abstractNum w:abstractNumId="78" w15:restartNumberingAfterBreak="0">
+  <w:abstractNum w:abstractNumId="79" w15:restartNumberingAfterBreak="0">
     <w:nsid w:val="4C410C97"/>
     <w:multiLevelType w:val="hybridMultilevel"/>
     <w:tmpl w:val="5FA0182E"/>
@@ -30891,7 +31140,7 @@
       </w:rPr>
     </w:lvl>
   </w:abstractNum>
-  <w:abstractNum w:abstractNumId="79" w15:restartNumberingAfterBreak="0">
+  <w:abstractNum w:abstractNumId="80" w15:restartNumberingAfterBreak="0">
     <w:nsid w:val="4C6E50A5"/>
     <w:multiLevelType w:val="multilevel"/>
     <w:tmpl w:val="4988599A"/>
@@ -31005,7 +31254,7 @@
       </w:rPr>
     </w:lvl>
   </w:abstractNum>
-  <w:abstractNum w:abstractNumId="80" w15:restartNumberingAfterBreak="0">
+  <w:abstractNum w:abstractNumId="81" w15:restartNumberingAfterBreak="0">
     <w:nsid w:val="4DD35AC5"/>
     <w:multiLevelType w:val="multilevel"/>
     <w:tmpl w:val="BD8AF998"/>
@@ -31119,7 +31368,7 @@
       </w:rPr>
     </w:lvl>
   </w:abstractNum>
-  <w:abstractNum w:abstractNumId="81" w15:restartNumberingAfterBreak="0">
+  <w:abstractNum w:abstractNumId="82" w15:restartNumberingAfterBreak="0">
     <w:nsid w:val="4E5D1EA2"/>
     <w:multiLevelType w:val="multilevel"/>
     <w:tmpl w:val="BD8AF998"/>
@@ -31233,7 +31482,94 @@
       </w:rPr>
     </w:lvl>
   </w:abstractNum>
-  <w:abstractNum w:abstractNumId="82" w15:restartNumberingAfterBreak="0">
+  <w:abstractNum w:abstractNumId="83" w15:restartNumberingAfterBreak="0">
+    <w:nsid w:val="4F4F53B4"/>
+    <w:multiLevelType w:val="hybridMultilevel"/>
+    <w:tmpl w:val="C6F2B2A8"/>
+    <w:name w:val="__API_DOC_SQUARE_BULLET__222"/>
+    <w:lvl w:ilvl="0" w:tplc="0409000F">
+      <w:start w:val="1"/>
+      <w:numFmt w:val="decimal"/>
+      <w:lvlText w:val="%1."/>
+      <w:lvlJc w:val="left"/>
+      <w:pPr>
+        <w:ind w:left="440" w:hanging="440"/>
+      </w:pPr>
+    </w:lvl>
+    <w:lvl w:ilvl="1" w:tplc="04090017" w:tentative="1">
+      <w:start w:val="1"/>
+      <w:numFmt w:val="aiueoFullWidth"/>
+      <w:lvlText w:val="(%2)"/>
+      <w:lvlJc w:val="left"/>
+      <w:pPr>
+        <w:ind w:left="880" w:hanging="440"/>
+      </w:pPr>
+    </w:lvl>
+    <w:lvl w:ilvl="2" w:tplc="04090011" w:tentative="1">
+      <w:start w:val="1"/>
+      <w:numFmt w:val="decimalEnclosedCircle"/>
+      <w:lvlText w:val="%3"/>
+      <w:lvlJc w:val="left"/>
+      <w:pPr>
+        <w:ind w:left="1320" w:hanging="440"/>
+      </w:pPr>
+    </w:lvl>
+    <w:lvl w:ilvl="3" w:tplc="0409000F" w:tentative="1">
+      <w:start w:val="1"/>
+      <w:numFmt w:val="decimal"/>
+      <w:lvlText w:val="%4."/>
+      <w:lvlJc w:val="left"/>
+      <w:pPr>
+        <w:ind w:left="1760" w:hanging="440"/>
+      </w:pPr>
+    </w:lvl>
+    <w:lvl w:ilvl="4" w:tplc="04090017" w:tentative="1">
+      <w:start w:val="1"/>
+      <w:numFmt w:val="aiueoFullWidth"/>
+      <w:lvlText w:val="(%5)"/>
+      <w:lvlJc w:val="left"/>
+      <w:pPr>
+        <w:ind w:left="2200" w:hanging="440"/>
+      </w:pPr>
+    </w:lvl>
+    <w:lvl w:ilvl="5" w:tplc="04090011" w:tentative="1">
+      <w:start w:val="1"/>
+      <w:numFmt w:val="decimalEnclosedCircle"/>
+      <w:lvlText w:val="%6"/>
+      <w:lvlJc w:val="left"/>
+      <w:pPr>
+        <w:ind w:left="2640" w:hanging="440"/>
+      </w:pPr>
+    </w:lvl>
+    <w:lvl w:ilvl="6" w:tplc="0409000F" w:tentative="1">
+      <w:start w:val="1"/>
+      <w:numFmt w:val="decimal"/>
+      <w:lvlText w:val="%7."/>
+      <w:lvlJc w:val="left"/>
+      <w:pPr>
+        <w:ind w:left="3080" w:hanging="440"/>
+      </w:pPr>
+    </w:lvl>
+    <w:lvl w:ilvl="7" w:tplc="04090017" w:tentative="1">
+      <w:start w:val="1"/>
+      <w:numFmt w:val="aiueoFullWidth"/>
+      <w:lvlText w:val="(%8)"/>
+      <w:lvlJc w:val="left"/>
+      <w:pPr>
+        <w:ind w:left="3520" w:hanging="440"/>
+      </w:pPr>
+    </w:lvl>
+    <w:lvl w:ilvl="8" w:tplc="04090011" w:tentative="1">
+      <w:start w:val="1"/>
+      <w:numFmt w:val="decimalEnclosedCircle"/>
+      <w:lvlText w:val="%9"/>
+      <w:lvlJc w:val="left"/>
+      <w:pPr>
+        <w:ind w:left="3960" w:hanging="440"/>
+      </w:pPr>
+    </w:lvl>
+  </w:abstractNum>
+  <w:abstractNum w:abstractNumId="84" w15:restartNumberingAfterBreak="0">
     <w:nsid w:val="4F5E1FF6"/>
     <w:multiLevelType w:val="hybridMultilevel"/>
     <w:tmpl w:val="C15C80F2"/>
@@ -31346,7 +31682,7 @@
       </w:rPr>
     </w:lvl>
   </w:abstractNum>
-  <w:abstractNum w:abstractNumId="83" w15:restartNumberingAfterBreak="0">
+  <w:abstractNum w:abstractNumId="85" w15:restartNumberingAfterBreak="0">
     <w:nsid w:val="4FAE10FC"/>
     <w:multiLevelType w:val="multilevel"/>
     <w:tmpl w:val="AF2260C8"/>
@@ -31459,7 +31795,7 @@
       </w:rPr>
     </w:lvl>
   </w:abstractNum>
-  <w:abstractNum w:abstractNumId="84" w15:restartNumberingAfterBreak="0">
+  <w:abstractNum w:abstractNumId="86" w15:restartNumberingAfterBreak="0">
     <w:nsid w:val="50B3342D"/>
     <w:multiLevelType w:val="hybridMultilevel"/>
     <w:tmpl w:val="BCC6A66E"/>
@@ -31572,7 +31908,22 @@
       </w:rPr>
     </w:lvl>
   </w:abstractNum>
-  <w:abstractNum w:abstractNumId="85" w15:restartNumberingAfterBreak="0">
+  <w:abstractNum w:abstractNumId="87" w15:restartNumberingAfterBreak="0">
+    <w:nsid w:val="52A713C1"/>
+    <w:multiLevelType w:val="singleLevel"/>
+    <w:tmpl w:val="0409000F"/>
+    <w:name w:val="__API_DOC_SQUARE_BULLET__"/>
+    <w:lvl w:ilvl="0">
+      <w:start w:val="1"/>
+      <w:numFmt w:val="decimal"/>
+      <w:lvlText w:val="%1."/>
+      <w:lvlJc w:val="left"/>
+      <w:pPr>
+        <w:ind w:left="440" w:hanging="440"/>
+      </w:pPr>
+    </w:lvl>
+  </w:abstractNum>
+  <w:abstractNum w:abstractNumId="88" w15:restartNumberingAfterBreak="0">
     <w:nsid w:val="544A63CF"/>
     <w:multiLevelType w:val="hybridMultilevel"/>
     <w:tmpl w:val="7D50F8D0"/>
@@ -31664,7 +32015,7 @@
       </w:pPr>
     </w:lvl>
   </w:abstractNum>
-  <w:abstractNum w:abstractNumId="86" w15:restartNumberingAfterBreak="0">
+  <w:abstractNum w:abstractNumId="89" w15:restartNumberingAfterBreak="0">
     <w:nsid w:val="54B27B66"/>
     <w:multiLevelType w:val="multilevel"/>
     <w:tmpl w:val="C188F960"/>
@@ -31778,7 +32129,7 @@
       </w:rPr>
     </w:lvl>
   </w:abstractNum>
-  <w:abstractNum w:abstractNumId="87" w15:restartNumberingAfterBreak="0">
+  <w:abstractNum w:abstractNumId="90" w15:restartNumberingAfterBreak="0">
     <w:nsid w:val="54D81CE0"/>
     <w:multiLevelType w:val="multilevel"/>
     <w:tmpl w:val="BD8AF998"/>
@@ -31892,7 +32243,7 @@
       </w:rPr>
     </w:lvl>
   </w:abstractNum>
-  <w:abstractNum w:abstractNumId="88" w15:restartNumberingAfterBreak="0">
+  <w:abstractNum w:abstractNumId="91" w15:restartNumberingAfterBreak="0">
     <w:nsid w:val="56D50314"/>
     <w:multiLevelType w:val="hybridMultilevel"/>
     <w:tmpl w:val="56207F00"/>
@@ -32005,7 +32356,7 @@
       </w:rPr>
     </w:lvl>
   </w:abstractNum>
-  <w:abstractNum w:abstractNumId="89" w15:restartNumberingAfterBreak="0">
+  <w:abstractNum w:abstractNumId="92" w15:restartNumberingAfterBreak="0">
     <w:nsid w:val="58CD00FF"/>
     <w:multiLevelType w:val="hybridMultilevel"/>
     <w:tmpl w:val="D70C9DFE"/>
@@ -32118,7 +32469,7 @@
       </w:rPr>
     </w:lvl>
   </w:abstractNum>
-  <w:abstractNum w:abstractNumId="90" w15:restartNumberingAfterBreak="0">
+  <w:abstractNum w:abstractNumId="93" w15:restartNumberingAfterBreak="0">
     <w:nsid w:val="5A5525DA"/>
     <w:multiLevelType w:val="hybridMultilevel"/>
     <w:tmpl w:val="44F01D84"/>
@@ -32231,7 +32582,7 @@
       </w:rPr>
     </w:lvl>
   </w:abstractNum>
-  <w:abstractNum w:abstractNumId="91" w15:restartNumberingAfterBreak="0">
+  <w:abstractNum w:abstractNumId="94" w15:restartNumberingAfterBreak="0">
     <w:nsid w:val="5BF57D0E"/>
     <w:multiLevelType w:val="hybridMultilevel"/>
     <w:tmpl w:val="A894E476"/>
@@ -32344,7 +32695,7 @@
       </w:rPr>
     </w:lvl>
   </w:abstractNum>
-  <w:abstractNum w:abstractNumId="92" w15:restartNumberingAfterBreak="0">
+  <w:abstractNum w:abstractNumId="95" w15:restartNumberingAfterBreak="0">
     <w:nsid w:val="5DCA614C"/>
     <w:multiLevelType w:val="hybridMultilevel"/>
     <w:tmpl w:val="0E925240"/>
@@ -32457,7 +32808,7 @@
       </w:rPr>
     </w:lvl>
   </w:abstractNum>
-  <w:abstractNum w:abstractNumId="93" w15:restartNumberingAfterBreak="0">
+  <w:abstractNum w:abstractNumId="96" w15:restartNumberingAfterBreak="0">
     <w:nsid w:val="5DF3041A"/>
     <w:multiLevelType w:val="hybridMultilevel"/>
     <w:tmpl w:val="2818AE68"/>
@@ -32570,7 +32921,7 @@
       </w:rPr>
     </w:lvl>
   </w:abstractNum>
-  <w:abstractNum w:abstractNumId="94" w15:restartNumberingAfterBreak="0">
+  <w:abstractNum w:abstractNumId="97" w15:restartNumberingAfterBreak="0">
     <w:nsid w:val="5EB168C1"/>
     <w:multiLevelType w:val="hybridMultilevel"/>
     <w:tmpl w:val="253A726E"/>
@@ -32683,7 +33034,7 @@
       </w:rPr>
     </w:lvl>
   </w:abstractNum>
-  <w:abstractNum w:abstractNumId="95" w15:restartNumberingAfterBreak="0">
+  <w:abstractNum w:abstractNumId="98" w15:restartNumberingAfterBreak="0">
     <w:nsid w:val="609F050F"/>
     <w:multiLevelType w:val="hybridMultilevel"/>
     <w:tmpl w:val="A0BCC050"/>
@@ -32796,94 +33147,7 @@
       </w:rPr>
     </w:lvl>
   </w:abstractNum>
-  <w:abstractNum w:abstractNumId="96" w15:restartNumberingAfterBreak="0">
-    <w:nsid w:val="60FE2B24"/>
-    <w:multiLevelType w:val="hybridMultilevel"/>
-    <w:tmpl w:val="8EC20A50"/>
-    <w:name w:val="__API_DOC_SQUARE_BULLET__2"/>
-    <w:lvl w:ilvl="0" w:tplc="0409000F">
-      <w:start w:val="1"/>
-      <w:numFmt w:val="decimal"/>
-      <w:lvlText w:val="%1."/>
-      <w:lvlJc w:val="left"/>
-      <w:pPr>
-        <w:ind w:left="440" w:hanging="440"/>
-      </w:pPr>
-    </w:lvl>
-    <w:lvl w:ilvl="1" w:tplc="04090017" w:tentative="1">
-      <w:start w:val="1"/>
-      <w:numFmt w:val="aiueoFullWidth"/>
-      <w:lvlText w:val="(%2)"/>
-      <w:lvlJc w:val="left"/>
-      <w:pPr>
-        <w:ind w:left="880" w:hanging="440"/>
-      </w:pPr>
-    </w:lvl>
-    <w:lvl w:ilvl="2" w:tplc="04090011" w:tentative="1">
-      <w:start w:val="1"/>
-      <w:numFmt w:val="decimalEnclosedCircle"/>
-      <w:lvlText w:val="%3"/>
-      <w:lvlJc w:val="left"/>
-      <w:pPr>
-        <w:ind w:left="1320" w:hanging="440"/>
-      </w:pPr>
-    </w:lvl>
-    <w:lvl w:ilvl="3" w:tplc="0409000F" w:tentative="1">
-      <w:start w:val="1"/>
-      <w:numFmt w:val="decimal"/>
-      <w:lvlText w:val="%4."/>
-      <w:lvlJc w:val="left"/>
-      <w:pPr>
-        <w:ind w:left="1760" w:hanging="440"/>
-      </w:pPr>
-    </w:lvl>
-    <w:lvl w:ilvl="4" w:tplc="04090017" w:tentative="1">
-      <w:start w:val="1"/>
-      <w:numFmt w:val="aiueoFullWidth"/>
-      <w:lvlText w:val="(%5)"/>
-      <w:lvlJc w:val="left"/>
-      <w:pPr>
-        <w:ind w:left="2200" w:hanging="440"/>
-      </w:pPr>
-    </w:lvl>
-    <w:lvl w:ilvl="5" w:tplc="04090011" w:tentative="1">
-      <w:start w:val="1"/>
-      <w:numFmt w:val="decimalEnclosedCircle"/>
-      <w:lvlText w:val="%6"/>
-      <w:lvlJc w:val="left"/>
-      <w:pPr>
-        <w:ind w:left="2640" w:hanging="440"/>
-      </w:pPr>
-    </w:lvl>
-    <w:lvl w:ilvl="6" w:tplc="0409000F" w:tentative="1">
-      <w:start w:val="1"/>
-      <w:numFmt w:val="decimal"/>
-      <w:lvlText w:val="%7."/>
-      <w:lvlJc w:val="left"/>
-      <w:pPr>
-        <w:ind w:left="3080" w:hanging="440"/>
-      </w:pPr>
-    </w:lvl>
-    <w:lvl w:ilvl="7" w:tplc="04090017" w:tentative="1">
-      <w:start w:val="1"/>
-      <w:numFmt w:val="aiueoFullWidth"/>
-      <w:lvlText w:val="(%8)"/>
-      <w:lvlJc w:val="left"/>
-      <w:pPr>
-        <w:ind w:left="3520" w:hanging="440"/>
-      </w:pPr>
-    </w:lvl>
-    <w:lvl w:ilvl="8" w:tplc="04090011" w:tentative="1">
-      <w:start w:val="1"/>
-      <w:numFmt w:val="decimalEnclosedCircle"/>
-      <w:lvlText w:val="%9"/>
-      <w:lvlJc w:val="left"/>
-      <w:pPr>
-        <w:ind w:left="3960" w:hanging="440"/>
-      </w:pPr>
-    </w:lvl>
-  </w:abstractNum>
-  <w:abstractNum w:abstractNumId="97" w15:restartNumberingAfterBreak="0">
+  <w:abstractNum w:abstractNumId="99" w15:restartNumberingAfterBreak="0">
     <w:nsid w:val="619B4102"/>
     <w:multiLevelType w:val="multilevel"/>
     <w:tmpl w:val="5862218A"/>
@@ -32997,22 +33261,7 @@
       </w:rPr>
     </w:lvl>
   </w:abstractNum>
-  <w:abstractNum w:abstractNumId="98" w15:restartNumberingAfterBreak="0">
-    <w:nsid w:val="626C25F8"/>
-    <w:multiLevelType w:val="singleLevel"/>
-    <w:tmpl w:val="0409000F"/>
-    <w:name w:val="__API_DOC_SQUARE_BULLET__"/>
-    <w:lvl w:ilvl="0">
-      <w:start w:val="1"/>
-      <w:numFmt w:val="decimal"/>
-      <w:lvlText w:val="%1."/>
-      <w:lvlJc w:val="left"/>
-      <w:pPr>
-        <w:ind w:left="440" w:hanging="440"/>
-      </w:pPr>
-    </w:lvl>
-  </w:abstractNum>
-  <w:abstractNum w:abstractNumId="99" w15:restartNumberingAfterBreak="0">
+  <w:abstractNum w:abstractNumId="100" w15:restartNumberingAfterBreak="0">
     <w:nsid w:val="62E708FD"/>
     <w:multiLevelType w:val="hybridMultilevel"/>
     <w:tmpl w:val="0DEA3BDE"/>
@@ -33125,7 +33374,7 @@
       </w:rPr>
     </w:lvl>
   </w:abstractNum>
-  <w:abstractNum w:abstractNumId="100" w15:restartNumberingAfterBreak="0">
+  <w:abstractNum w:abstractNumId="101" w15:restartNumberingAfterBreak="0">
     <w:nsid w:val="631B43AC"/>
     <w:multiLevelType w:val="hybridMultilevel"/>
     <w:tmpl w:val="D36EB08E"/>
@@ -33238,7 +33487,7 @@
       </w:rPr>
     </w:lvl>
   </w:abstractNum>
-  <w:abstractNum w:abstractNumId="101" w15:restartNumberingAfterBreak="0">
+  <w:abstractNum w:abstractNumId="102" w15:restartNumberingAfterBreak="0">
     <w:nsid w:val="636328EB"/>
     <w:multiLevelType w:val="hybridMultilevel"/>
     <w:tmpl w:val="D17042BA"/>
@@ -33351,7 +33600,7 @@
       </w:rPr>
     </w:lvl>
   </w:abstractNum>
-  <w:abstractNum w:abstractNumId="102" w15:restartNumberingAfterBreak="0">
+  <w:abstractNum w:abstractNumId="103" w15:restartNumberingAfterBreak="0">
     <w:nsid w:val="688A4A43"/>
     <w:multiLevelType w:val="hybridMultilevel"/>
     <w:tmpl w:val="73B44ACC"/>
@@ -33464,7 +33713,7 @@
       </w:rPr>
     </w:lvl>
   </w:abstractNum>
-  <w:abstractNum w:abstractNumId="103" w15:restartNumberingAfterBreak="0">
+  <w:abstractNum w:abstractNumId="104" w15:restartNumberingAfterBreak="0">
     <w:nsid w:val="6901216E"/>
     <w:multiLevelType w:val="hybridMultilevel"/>
     <w:tmpl w:val="658AE33A"/>
@@ -33577,7 +33826,7 @@
       </w:rPr>
     </w:lvl>
   </w:abstractNum>
-  <w:abstractNum w:abstractNumId="104" w15:restartNumberingAfterBreak="0">
+  <w:abstractNum w:abstractNumId="105" w15:restartNumberingAfterBreak="0">
     <w:nsid w:val="6A9A5308"/>
     <w:multiLevelType w:val="multilevel"/>
     <w:tmpl w:val="BD8AF998"/>
@@ -33689,93 +33938,6 @@
       <w:rPr>
         <w:u w:val="none"/>
       </w:rPr>
-    </w:lvl>
-  </w:abstractNum>
-  <w:abstractNum w:abstractNumId="105" w15:restartNumberingAfterBreak="0">
-    <w:nsid w:val="6BAC7C9C"/>
-    <w:multiLevelType w:val="hybridMultilevel"/>
-    <w:tmpl w:val="844E0C7C"/>
-    <w:name w:val="__API_DOC_SQUARE_BULLET__222"/>
-    <w:lvl w:ilvl="0" w:tplc="0409000F">
-      <w:start w:val="1"/>
-      <w:numFmt w:val="decimal"/>
-      <w:lvlText w:val="%1."/>
-      <w:lvlJc w:val="left"/>
-      <w:pPr>
-        <w:ind w:left="440" w:hanging="440"/>
-      </w:pPr>
-    </w:lvl>
-    <w:lvl w:ilvl="1" w:tplc="04090017" w:tentative="1">
-      <w:start w:val="1"/>
-      <w:numFmt w:val="aiueoFullWidth"/>
-      <w:lvlText w:val="(%2)"/>
-      <w:lvlJc w:val="left"/>
-      <w:pPr>
-        <w:ind w:left="880" w:hanging="440"/>
-      </w:pPr>
-    </w:lvl>
-    <w:lvl w:ilvl="2" w:tplc="04090011" w:tentative="1">
-      <w:start w:val="1"/>
-      <w:numFmt w:val="decimalEnclosedCircle"/>
-      <w:lvlText w:val="%3"/>
-      <w:lvlJc w:val="left"/>
-      <w:pPr>
-        <w:ind w:left="1320" w:hanging="440"/>
-      </w:pPr>
-    </w:lvl>
-    <w:lvl w:ilvl="3" w:tplc="0409000F" w:tentative="1">
-      <w:start w:val="1"/>
-      <w:numFmt w:val="decimal"/>
-      <w:lvlText w:val="%4."/>
-      <w:lvlJc w:val="left"/>
-      <w:pPr>
-        <w:ind w:left="1760" w:hanging="440"/>
-      </w:pPr>
-    </w:lvl>
-    <w:lvl w:ilvl="4" w:tplc="04090017" w:tentative="1">
-      <w:start w:val="1"/>
-      <w:numFmt w:val="aiueoFullWidth"/>
-      <w:lvlText w:val="(%5)"/>
-      <w:lvlJc w:val="left"/>
-      <w:pPr>
-        <w:ind w:left="2200" w:hanging="440"/>
-      </w:pPr>
-    </w:lvl>
-    <w:lvl w:ilvl="5" w:tplc="04090011" w:tentative="1">
-      <w:start w:val="1"/>
-      <w:numFmt w:val="decimalEnclosedCircle"/>
-      <w:lvlText w:val="%6"/>
-      <w:lvlJc w:val="left"/>
-      <w:pPr>
-        <w:ind w:left="2640" w:hanging="440"/>
-      </w:pPr>
-    </w:lvl>
-    <w:lvl w:ilvl="6" w:tplc="0409000F" w:tentative="1">
-      <w:start w:val="1"/>
-      <w:numFmt w:val="decimal"/>
-      <w:lvlText w:val="%7."/>
-      <w:lvlJc w:val="left"/>
-      <w:pPr>
-        <w:ind w:left="3080" w:hanging="440"/>
-      </w:pPr>
-    </w:lvl>
-    <w:lvl w:ilvl="7" w:tplc="04090017" w:tentative="1">
-      <w:start w:val="1"/>
-      <w:numFmt w:val="aiueoFullWidth"/>
-      <w:lvlText w:val="(%8)"/>
-      <w:lvlJc w:val="left"/>
-      <w:pPr>
-        <w:ind w:left="3520" w:hanging="440"/>
-      </w:pPr>
-    </w:lvl>
-    <w:lvl w:ilvl="8" w:tplc="04090011" w:tentative="1">
-      <w:start w:val="1"/>
-      <w:numFmt w:val="decimalEnclosedCircle"/>
-      <w:lvlText w:val="%9"/>
-      <w:lvlJc w:val="left"/>
-      <w:pPr>
-        <w:ind w:left="3960" w:hanging="440"/>
-      </w:pPr>
     </w:lvl>
   </w:abstractNum>
   <w:abstractNum w:abstractNumId="106" w15:restartNumberingAfterBreak="0">
@@ -35919,37 +36081,37 @@
     </w:lvl>
   </w:abstractNum>
   <w:num w:numId="1" w16cid:durableId="1895119920">
-    <w:abstractNumId w:val="86"/>
+    <w:abstractNumId w:val="89"/>
   </w:num>
   <w:num w:numId="2" w16cid:durableId="1721661053">
-    <w:abstractNumId w:val="28"/>
+    <w:abstractNumId w:val="30"/>
   </w:num>
   <w:num w:numId="3" w16cid:durableId="629214803">
-    <w:abstractNumId w:val="53"/>
+    <w:abstractNumId w:val="55"/>
   </w:num>
   <w:num w:numId="4" w16cid:durableId="613826659">
-    <w:abstractNumId w:val="13"/>
+    <w:abstractNumId w:val="15"/>
   </w:num>
   <w:num w:numId="5" w16cid:durableId="157699857">
-    <w:abstractNumId w:val="19"/>
+    <w:abstractNumId w:val="22"/>
   </w:num>
   <w:num w:numId="6" w16cid:durableId="871307222">
-    <w:abstractNumId w:val="61"/>
+    <w:abstractNumId w:val="63"/>
   </w:num>
   <w:num w:numId="7" w16cid:durableId="1948467586">
     <w:abstractNumId w:val="121"/>
   </w:num>
   <w:num w:numId="8" w16cid:durableId="1488398625">
-    <w:abstractNumId w:val="15"/>
+    <w:abstractNumId w:val="17"/>
   </w:num>
   <w:num w:numId="9" w16cid:durableId="1977947383">
-    <w:abstractNumId w:val="44"/>
+    <w:abstractNumId w:val="46"/>
   </w:num>
   <w:num w:numId="10" w16cid:durableId="567813234">
-    <w:abstractNumId w:val="83"/>
+    <w:abstractNumId w:val="85"/>
   </w:num>
   <w:num w:numId="11" w16cid:durableId="751706831">
-    <w:abstractNumId w:val="34"/>
+    <w:abstractNumId w:val="36"/>
   </w:num>
   <w:num w:numId="12" w16cid:durableId="1299842437">
     <w:abstractNumId w:val="3"/>
@@ -35958,85 +36120,85 @@
     <w:abstractNumId w:val="4"/>
   </w:num>
   <w:num w:numId="14" w16cid:durableId="1155754182">
-    <w:abstractNumId w:val="79"/>
+    <w:abstractNumId w:val="80"/>
   </w:num>
   <w:num w:numId="15" w16cid:durableId="802577955">
     <w:abstractNumId w:val="1"/>
   </w:num>
   <w:num w:numId="16" w16cid:durableId="796678581">
-    <w:abstractNumId w:val="62"/>
+    <w:abstractNumId w:val="64"/>
   </w:num>
   <w:num w:numId="17" w16cid:durableId="1139297235">
-    <w:abstractNumId w:val="23"/>
+    <w:abstractNumId w:val="25"/>
   </w:num>
   <w:num w:numId="18" w16cid:durableId="1367219213">
-    <w:abstractNumId w:val="6"/>
+    <w:abstractNumId w:val="7"/>
   </w:num>
   <w:num w:numId="19" w16cid:durableId="399442700">
-    <w:abstractNumId w:val="54"/>
+    <w:abstractNumId w:val="56"/>
   </w:num>
   <w:num w:numId="20" w16cid:durableId="540439852">
-    <w:abstractNumId w:val="40"/>
+    <w:abstractNumId w:val="42"/>
   </w:num>
   <w:num w:numId="21" w16cid:durableId="599416316">
-    <w:abstractNumId w:val="76"/>
+    <w:abstractNumId w:val="77"/>
   </w:num>
   <w:num w:numId="22" w16cid:durableId="268123330">
     <w:abstractNumId w:val="122"/>
   </w:num>
   <w:num w:numId="23" w16cid:durableId="2020039216">
-    <w:abstractNumId w:val="8"/>
+    <w:abstractNumId w:val="9"/>
   </w:num>
   <w:num w:numId="24" w16cid:durableId="1902325943">
+    <w:abstractNumId w:val="40"/>
+  </w:num>
+  <w:num w:numId="25" w16cid:durableId="890503816">
+    <w:abstractNumId w:val="13"/>
+  </w:num>
+  <w:num w:numId="26" w16cid:durableId="1179537648">
     <w:abstractNumId w:val="38"/>
   </w:num>
-  <w:num w:numId="25" w16cid:durableId="890503816">
-    <w:abstractNumId w:val="11"/>
-  </w:num>
-  <w:num w:numId="26" w16cid:durableId="1179537648">
-    <w:abstractNumId w:val="36"/>
-  </w:num>
   <w:num w:numId="27" w16cid:durableId="1009914689">
-    <w:abstractNumId w:val="66"/>
+    <w:abstractNumId w:val="67"/>
   </w:num>
   <w:num w:numId="28" w16cid:durableId="2006276014">
-    <w:abstractNumId w:val="42"/>
+    <w:abstractNumId w:val="44"/>
   </w:num>
   <w:num w:numId="29" w16cid:durableId="2001542945">
+    <w:abstractNumId w:val="99"/>
+  </w:num>
+  <w:num w:numId="30" w16cid:durableId="1295526333">
+    <w:abstractNumId w:val="26"/>
+  </w:num>
+  <w:num w:numId="31" w16cid:durableId="1848910563">
+    <w:abstractNumId w:val="49"/>
+  </w:num>
+  <w:num w:numId="32" w16cid:durableId="633025239">
+    <w:abstractNumId w:val="16"/>
+  </w:num>
+  <w:num w:numId="33" w16cid:durableId="1226987589">
+    <w:abstractNumId w:val="31"/>
+  </w:num>
+  <w:num w:numId="34" w16cid:durableId="1593858252">
+    <w:abstractNumId w:val="86"/>
+  </w:num>
+  <w:num w:numId="35" w16cid:durableId="1817641731">
+    <w:abstractNumId w:val="50"/>
+  </w:num>
+  <w:num w:numId="36" w16cid:durableId="1220291253">
+    <w:abstractNumId w:val="37"/>
+  </w:num>
+  <w:num w:numId="37" w16cid:durableId="2021812239">
+    <w:abstractNumId w:val="94"/>
+  </w:num>
+  <w:num w:numId="38" w16cid:durableId="936403793">
     <w:abstractNumId w:val="97"/>
   </w:num>
-  <w:num w:numId="30" w16cid:durableId="1295526333">
-    <w:abstractNumId w:val="24"/>
-  </w:num>
-  <w:num w:numId="31" w16cid:durableId="1848910563">
-    <w:abstractNumId w:val="47"/>
-  </w:num>
-  <w:num w:numId="32" w16cid:durableId="633025239">
-    <w:abstractNumId w:val="14"/>
-  </w:num>
-  <w:num w:numId="33" w16cid:durableId="1226987589">
-    <w:abstractNumId w:val="29"/>
-  </w:num>
-  <w:num w:numId="34" w16cid:durableId="1593858252">
-    <w:abstractNumId w:val="84"/>
-  </w:num>
-  <w:num w:numId="35" w16cid:durableId="1817641731">
-    <w:abstractNumId w:val="48"/>
-  </w:num>
-  <w:num w:numId="36" w16cid:durableId="1220291253">
-    <w:abstractNumId w:val="35"/>
-  </w:num>
-  <w:num w:numId="37" w16cid:durableId="2021812239">
-    <w:abstractNumId w:val="91"/>
-  </w:num>
-  <w:num w:numId="38" w16cid:durableId="936403793">
-    <w:abstractNumId w:val="94"/>
-  </w:num>
   <w:num w:numId="39" w16cid:durableId="1020475569">
-    <w:abstractNumId w:val="37"/>
+    <w:abstractNumId w:val="39"/>
   </w:num>
   <w:num w:numId="40" w16cid:durableId="1441149847">
-    <w:abstractNumId w:val="100"/>
+    <w:abstractNumId w:val="101"/>
   </w:num>
   <w:num w:numId="41" w16cid:durableId="816651955">
     <w:abstractNumId w:val="118"/>
@@ -36045,61 +36207,61 @@
     <w:abstractNumId w:val="114"/>
   </w:num>
   <w:num w:numId="43" w16cid:durableId="1654723770">
-    <w:abstractNumId w:val="9"/>
+    <w:abstractNumId w:val="10"/>
   </w:num>
   <w:num w:numId="44" w16cid:durableId="344594421">
-    <w:abstractNumId w:val="72"/>
+    <w:abstractNumId w:val="73"/>
   </w:num>
   <w:num w:numId="45" w16cid:durableId="1001473824">
-    <w:abstractNumId w:val="102"/>
+    <w:abstractNumId w:val="103"/>
   </w:num>
   <w:num w:numId="46" w16cid:durableId="296302402">
     <w:abstractNumId w:val="115"/>
   </w:num>
   <w:num w:numId="47" w16cid:durableId="824278799">
-    <w:abstractNumId w:val="39"/>
+    <w:abstractNumId w:val="41"/>
   </w:num>
   <w:num w:numId="48" w16cid:durableId="211773052">
-    <w:abstractNumId w:val="33"/>
+    <w:abstractNumId w:val="35"/>
   </w:num>
   <w:num w:numId="49" w16cid:durableId="2060322769">
-    <w:abstractNumId w:val="20"/>
+    <w:abstractNumId w:val="23"/>
   </w:num>
   <w:num w:numId="50" w16cid:durableId="2024434123">
-    <w:abstractNumId w:val="101"/>
+    <w:abstractNumId w:val="102"/>
   </w:num>
   <w:num w:numId="51" w16cid:durableId="430054766">
-    <w:abstractNumId w:val="70"/>
+    <w:abstractNumId w:val="71"/>
   </w:num>
   <w:num w:numId="52" w16cid:durableId="1493258782">
     <w:abstractNumId w:val="2"/>
   </w:num>
   <w:num w:numId="53" w16cid:durableId="1356689606">
-    <w:abstractNumId w:val="55"/>
+    <w:abstractNumId w:val="57"/>
   </w:num>
   <w:num w:numId="54" w16cid:durableId="1310599660">
     <w:abstractNumId w:val="107"/>
   </w:num>
   <w:num w:numId="55" w16cid:durableId="2017686679">
-    <w:abstractNumId w:val="45"/>
+    <w:abstractNumId w:val="47"/>
   </w:num>
   <w:num w:numId="56" w16cid:durableId="1792165896">
-    <w:abstractNumId w:val="52"/>
+    <w:abstractNumId w:val="54"/>
   </w:num>
   <w:num w:numId="57" w16cid:durableId="1084956861">
-    <w:abstractNumId w:val="49"/>
+    <w:abstractNumId w:val="51"/>
   </w:num>
   <w:num w:numId="58" w16cid:durableId="1192956315">
-    <w:abstractNumId w:val="46"/>
+    <w:abstractNumId w:val="48"/>
   </w:num>
   <w:num w:numId="59" w16cid:durableId="23335512">
     <w:abstractNumId w:val="0"/>
   </w:num>
   <w:num w:numId="60" w16cid:durableId="678579156">
-    <w:abstractNumId w:val="60"/>
+    <w:abstractNumId w:val="62"/>
   </w:num>
   <w:num w:numId="61" w16cid:durableId="930889899">
-    <w:abstractNumId w:val="41"/>
+    <w:abstractNumId w:val="43"/>
   </w:num>
   <w:num w:numId="62" w16cid:durableId="998728586">
     <w:abstractNumId w:val="5"/>
@@ -36108,37 +36270,37 @@
     <w:abstractNumId w:val="108"/>
   </w:num>
   <w:num w:numId="64" w16cid:durableId="1535269810">
-    <w:abstractNumId w:val="18"/>
+    <w:abstractNumId w:val="21"/>
   </w:num>
   <w:num w:numId="65" w16cid:durableId="873078971">
-    <w:abstractNumId w:val="95"/>
+    <w:abstractNumId w:val="98"/>
   </w:num>
   <w:num w:numId="66" w16cid:durableId="1238856018">
-    <w:abstractNumId w:val="25"/>
+    <w:abstractNumId w:val="27"/>
   </w:num>
   <w:num w:numId="67" w16cid:durableId="1896162260">
     <w:abstractNumId w:val="116"/>
   </w:num>
   <w:num w:numId="68" w16cid:durableId="1463427849">
-    <w:abstractNumId w:val="71"/>
+    <w:abstractNumId w:val="72"/>
   </w:num>
   <w:num w:numId="69" w16cid:durableId="1602225572">
     <w:abstractNumId w:val="68"/>
   </w:num>
   <w:num w:numId="70" w16cid:durableId="6296985">
-    <w:abstractNumId w:val="31"/>
+    <w:abstractNumId w:val="33"/>
   </w:num>
   <w:num w:numId="71" w16cid:durableId="643432889">
-    <w:abstractNumId w:val="69"/>
+    <w:abstractNumId w:val="70"/>
   </w:num>
   <w:num w:numId="72" w16cid:durableId="1970089783">
-    <w:abstractNumId w:val="74"/>
+    <w:abstractNumId w:val="75"/>
   </w:num>
   <w:num w:numId="73" w16cid:durableId="429395771">
-    <w:abstractNumId w:val="50"/>
+    <w:abstractNumId w:val="52"/>
   </w:num>
   <w:num w:numId="74" w16cid:durableId="431363947">
-    <w:abstractNumId w:val="16"/>
+    <w:abstractNumId w:val="19"/>
   </w:num>
   <w:num w:numId="75" w16cid:durableId="991375419">
     <w:abstractNumId w:val="117"/>
@@ -36147,7 +36309,7 @@
     <w:abstractNumId w:val="111"/>
   </w:num>
   <w:num w:numId="77" w16cid:durableId="1162238852">
-    <w:abstractNumId w:val="21"/>
+    <w:abstractNumId w:val="24"/>
   </w:num>
   <w:num w:numId="78" w16cid:durableId="1193108439">
     <w:abstractNumId w:val="109"/>
@@ -36156,142 +36318,142 @@
     <w:abstractNumId w:val="110"/>
   </w:num>
   <w:num w:numId="80" w16cid:durableId="287246247">
-    <w:abstractNumId w:val="85"/>
+    <w:abstractNumId w:val="88"/>
   </w:num>
   <w:num w:numId="81" w16cid:durableId="1582329285">
-    <w:abstractNumId w:val="73"/>
+    <w:abstractNumId w:val="74"/>
   </w:num>
   <w:num w:numId="82" w16cid:durableId="2006931237">
     <w:abstractNumId w:val="123"/>
   </w:num>
   <w:num w:numId="83" w16cid:durableId="1081827351">
-    <w:abstractNumId w:val="43"/>
+    <w:abstractNumId w:val="45"/>
   </w:num>
   <w:num w:numId="84" w16cid:durableId="1619557906">
-    <w:abstractNumId w:val="78"/>
+    <w:abstractNumId w:val="79"/>
   </w:num>
   <w:num w:numId="85" w16cid:durableId="1390687812">
-    <w:abstractNumId w:val="7"/>
+    <w:abstractNumId w:val="8"/>
   </w:num>
   <w:num w:numId="86" w16cid:durableId="1145119553">
-    <w:abstractNumId w:val="30"/>
+    <w:abstractNumId w:val="32"/>
   </w:num>
   <w:num w:numId="87" w16cid:durableId="1789471430">
-    <w:abstractNumId w:val="56"/>
+    <w:abstractNumId w:val="58"/>
   </w:num>
   <w:num w:numId="88" w16cid:durableId="1693263746">
-    <w:abstractNumId w:val="104"/>
+    <w:abstractNumId w:val="105"/>
   </w:num>
   <w:num w:numId="89" w16cid:durableId="1677657953">
-    <w:abstractNumId w:val="58"/>
+    <w:abstractNumId w:val="60"/>
   </w:num>
   <w:num w:numId="90" w16cid:durableId="1539732009">
-    <w:abstractNumId w:val="87"/>
+    <w:abstractNumId w:val="90"/>
   </w:num>
   <w:num w:numId="91" w16cid:durableId="1928297778">
-    <w:abstractNumId w:val="51"/>
+    <w:abstractNumId w:val="53"/>
   </w:num>
   <w:num w:numId="92" w16cid:durableId="1540125761">
-    <w:abstractNumId w:val="59"/>
+    <w:abstractNumId w:val="61"/>
   </w:num>
   <w:num w:numId="93" w16cid:durableId="891310916">
-    <w:abstractNumId w:val="10"/>
+    <w:abstractNumId w:val="11"/>
   </w:num>
   <w:num w:numId="94" w16cid:durableId="1197696092">
     <w:abstractNumId w:val="120"/>
   </w:num>
   <w:num w:numId="95" w16cid:durableId="304235926">
-    <w:abstractNumId w:val="81"/>
+    <w:abstractNumId w:val="82"/>
   </w:num>
   <w:num w:numId="96" w16cid:durableId="425461381">
-    <w:abstractNumId w:val="77"/>
+    <w:abstractNumId w:val="78"/>
   </w:num>
   <w:num w:numId="97" w16cid:durableId="1020933590">
-    <w:abstractNumId w:val="26"/>
+    <w:abstractNumId w:val="28"/>
   </w:num>
   <w:num w:numId="98" w16cid:durableId="1860436262">
-    <w:abstractNumId w:val="80"/>
+    <w:abstractNumId w:val="81"/>
   </w:num>
   <w:num w:numId="99" w16cid:durableId="6370190">
     <w:abstractNumId w:val="113"/>
   </w:num>
   <w:num w:numId="100" w16cid:durableId="777650189">
-    <w:abstractNumId w:val="12"/>
+    <w:abstractNumId w:val="14"/>
   </w:num>
   <w:num w:numId="101" w16cid:durableId="1917785151">
-    <w:abstractNumId w:val="89"/>
+    <w:abstractNumId w:val="92"/>
   </w:num>
   <w:num w:numId="102" w16cid:durableId="1850830540">
     <w:abstractNumId w:val="106"/>
   </w:num>
   <w:num w:numId="103" w16cid:durableId="997148865">
-    <w:abstractNumId w:val="93"/>
+    <w:abstractNumId w:val="96"/>
   </w:num>
   <w:num w:numId="104" w16cid:durableId="236282673">
-    <w:abstractNumId w:val="17"/>
+    <w:abstractNumId w:val="20"/>
   </w:num>
   <w:num w:numId="105" w16cid:durableId="920676371">
     <w:abstractNumId w:val="124"/>
   </w:num>
   <w:num w:numId="106" w16cid:durableId="886988089">
-    <w:abstractNumId w:val="32"/>
+    <w:abstractNumId w:val="34"/>
   </w:num>
   <w:num w:numId="107" w16cid:durableId="451753529">
     <w:abstractNumId w:val="112"/>
   </w:num>
   <w:num w:numId="108" w16cid:durableId="522593190">
-    <w:abstractNumId w:val="75"/>
+    <w:abstractNumId w:val="76"/>
   </w:num>
   <w:num w:numId="109" w16cid:durableId="156459451">
     <w:abstractNumId w:val="119"/>
   </w:num>
   <w:num w:numId="110" w16cid:durableId="1174343616">
-    <w:abstractNumId w:val="92"/>
+    <w:abstractNumId w:val="95"/>
   </w:num>
   <w:num w:numId="111" w16cid:durableId="941184089">
-    <w:abstractNumId w:val="27"/>
+    <w:abstractNumId w:val="29"/>
   </w:num>
   <w:num w:numId="112" w16cid:durableId="984898614">
-    <w:abstractNumId w:val="90"/>
+    <w:abstractNumId w:val="93"/>
   </w:num>
   <w:num w:numId="113" w16cid:durableId="1071464520">
+    <w:abstractNumId w:val="66"/>
+  </w:num>
+  <w:num w:numId="114" w16cid:durableId="403185376">
     <w:abstractNumId w:val="65"/>
   </w:num>
-  <w:num w:numId="114" w16cid:durableId="403185376">
-    <w:abstractNumId w:val="63"/>
-  </w:num>
   <w:num w:numId="115" w16cid:durableId="579606141">
-    <w:abstractNumId w:val="99"/>
+    <w:abstractNumId w:val="100"/>
   </w:num>
   <w:num w:numId="116" w16cid:durableId="994721550">
-    <w:abstractNumId w:val="82"/>
+    <w:abstractNumId w:val="84"/>
   </w:num>
   <w:num w:numId="117" w16cid:durableId="1773434258">
-    <w:abstractNumId w:val="57"/>
+    <w:abstractNumId w:val="59"/>
   </w:num>
   <w:num w:numId="118" w16cid:durableId="572663242">
-    <w:abstractNumId w:val="103"/>
+    <w:abstractNumId w:val="104"/>
   </w:num>
   <w:num w:numId="119" w16cid:durableId="2108308058">
-    <w:abstractNumId w:val="88"/>
+    <w:abstractNumId w:val="91"/>
   </w:num>
-  <w:num w:numId="120" w16cid:durableId="968317044">
-    <w:abstractNumId w:val="22"/>
+  <w:num w:numId="120" w16cid:durableId="418985286">
+    <w:abstractNumId w:val="12"/>
   </w:num>
-  <w:num w:numId="121" w16cid:durableId="440489736">
-    <w:abstractNumId w:val="98"/>
+  <w:num w:numId="121" w16cid:durableId="153910087">
+    <w:abstractNumId w:val="87"/>
   </w:num>
-  <w:num w:numId="122" w16cid:durableId="1891071816">
-    <w:abstractNumId w:val="96"/>
+  <w:num w:numId="122" w16cid:durableId="365568862">
+    <w:abstractNumId w:val="18"/>
   </w:num>
-  <w:num w:numId="123" w16cid:durableId="341052250">
-    <w:abstractNumId w:val="67"/>
+  <w:num w:numId="123" w16cid:durableId="12073628">
+    <w:abstractNumId w:val="69"/>
   </w:num>
-  <w:num w:numId="124" w16cid:durableId="869953639">
-    <w:abstractNumId w:val="105"/>
+  <w:num w:numId="124" w16cid:durableId="1879269914">
+    <w:abstractNumId w:val="83"/>
   </w:num>
-  <w:num w:numId="125" w16cid:durableId="1019238463">
-    <w:abstractNumId w:val="64"/>
+  <w:num w:numId="125" w16cid:durableId="35155915">
+    <w:abstractNumId w:val="6"/>
   </w:num>
   <w:numIdMacAtCleanup w:val="66"/>
 </w:numbering>
@@ -36347,6 +36509,7 @@
     <w:rsid w:val="00113762"/>
     <w:rsid w:val="00114B29"/>
     <w:rsid w:val="0013530F"/>
+    <w:rsid w:val="00152032"/>
     <w:rsid w:val="00157A27"/>
     <w:rsid w:val="00171E27"/>
     <w:rsid w:val="00190937"/>
@@ -36364,7 +36527,6 @@
     <w:rsid w:val="00387928"/>
     <w:rsid w:val="00387B9D"/>
     <w:rsid w:val="003B66BB"/>
-    <w:rsid w:val="003E1946"/>
     <w:rsid w:val="00403538"/>
     <w:rsid w:val="00406186"/>
     <w:rsid w:val="00463172"/>
@@ -36392,7 +36554,6 @@
     <w:rsid w:val="00793C82"/>
     <w:rsid w:val="007B2B97"/>
     <w:rsid w:val="007B57F4"/>
-    <w:rsid w:val="007E55DC"/>
     <w:rsid w:val="007F37F4"/>
     <w:rsid w:val="008012B0"/>
     <w:rsid w:val="00815A3D"/>
@@ -36400,6 +36561,7 @@
     <w:rsid w:val="0083046C"/>
     <w:rsid w:val="008416F2"/>
     <w:rsid w:val="00866B73"/>
+    <w:rsid w:val="008704F1"/>
     <w:rsid w:val="00892DAB"/>
     <w:rsid w:val="008D0597"/>
     <w:rsid w:val="008D3254"/>
@@ -36421,6 +36583,7 @@
     <w:rsid w:val="00B61951"/>
     <w:rsid w:val="00B7032B"/>
     <w:rsid w:val="00B7147C"/>
+    <w:rsid w:val="00B720FA"/>
     <w:rsid w:val="00B9085D"/>
     <w:rsid w:val="00BA211C"/>
     <w:rsid w:val="00BC50B1"/>
@@ -36435,7 +36598,6 @@
     <w:rsid w:val="00CC0363"/>
     <w:rsid w:val="00CC1E2D"/>
     <w:rsid w:val="00CD4181"/>
-    <w:rsid w:val="00CF0D45"/>
     <w:rsid w:val="00CF6B23"/>
     <w:rsid w:val="00D01B6C"/>
     <w:rsid w:val="00D1562A"/>
@@ -36446,6 +36608,7 @@
     <w:rsid w:val="00E06378"/>
     <w:rsid w:val="00E42728"/>
     <w:rsid w:val="00E63B1D"/>
+    <w:rsid w:val="00E821EA"/>
     <w:rsid w:val="00EA7566"/>
     <w:rsid w:val="00EC5BAF"/>
     <w:rsid w:val="00EE18FD"/>

--- a/taniguchi/api/Fix/API設計書_現有品調査.docx
+++ b/taniguchi/api/Fix/API設計書_現有品調査.docx
@@ -1002,7 +1002,7 @@
       <w:r>
         <w:fldChar w:fldCharType="separate"/>
       </w:r>
-      <w:hyperlink w:anchor="_Toc231140252" w:history="1">
+      <w:hyperlink w:anchor="_Toc231306076" w:history="1">
         <w:r>
           <w:rPr>
             <w:rStyle w:val="afffffff5"/>
@@ -1029,7 +1029,7 @@
             <w:noProof/>
             <w:webHidden/>
           </w:rPr>
-          <w:instrText xml:space="preserve"> PAGEREF _Toc231140252 \h </w:instrText>
+          <w:instrText xml:space="preserve"> PAGEREF _Toc231306076 \h </w:instrText>
         </w:r>
         <w:r>
           <w:rPr>
@@ -1077,7 +1077,7 @@
           <w14:ligatures w14:val="standardContextual"/>
         </w:rPr>
       </w:pPr>
-      <w:hyperlink w:anchor="_Toc231140253" w:history="1">
+      <w:hyperlink w:anchor="_Toc231306077" w:history="1">
         <w:r>
           <w:rPr>
             <w:rStyle w:val="afffffff5"/>
@@ -1104,7 +1104,7 @@
             <w:noProof/>
             <w:webHidden/>
           </w:rPr>
-          <w:instrText xml:space="preserve"> PAGEREF _Toc231140253 \h </w:instrText>
+          <w:instrText xml:space="preserve"> PAGEREF _Toc231306077 \h </w:instrText>
         </w:r>
         <w:r>
           <w:rPr>
@@ -1152,7 +1152,7 @@
           <w14:ligatures w14:val="standardContextual"/>
         </w:rPr>
       </w:pPr>
-      <w:hyperlink w:anchor="_Toc231140254" w:history="1">
+      <w:hyperlink w:anchor="_Toc231306078" w:history="1">
         <w:r>
           <w:rPr>
             <w:rStyle w:val="afffffff5"/>
@@ -1179,7 +1179,7 @@
             <w:noProof/>
             <w:webHidden/>
           </w:rPr>
-          <w:instrText xml:space="preserve"> PAGEREF _Toc231140254 \h </w:instrText>
+          <w:instrText xml:space="preserve"> PAGEREF _Toc231306078 \h </w:instrText>
         </w:r>
         <w:r>
           <w:rPr>
@@ -1227,7 +1227,7 @@
           <w14:ligatures w14:val="standardContextual"/>
         </w:rPr>
       </w:pPr>
-      <w:hyperlink w:anchor="_Toc231140255" w:history="1">
+      <w:hyperlink w:anchor="_Toc231306079" w:history="1">
         <w:r>
           <w:rPr>
             <w:rStyle w:val="afffffff5"/>
@@ -1254,7 +1254,7 @@
             <w:noProof/>
             <w:webHidden/>
           </w:rPr>
-          <w:instrText xml:space="preserve"> PAGEREF _Toc231140255 \h </w:instrText>
+          <w:instrText xml:space="preserve"> PAGEREF _Toc231306079 \h </w:instrText>
         </w:r>
         <w:r>
           <w:rPr>
@@ -1302,7 +1302,7 @@
           <w14:ligatures w14:val="standardContextual"/>
         </w:rPr>
       </w:pPr>
-      <w:hyperlink w:anchor="_Toc231140256" w:history="1">
+      <w:hyperlink w:anchor="_Toc231306080" w:history="1">
         <w:r>
           <w:rPr>
             <w:rStyle w:val="afffffff5"/>
@@ -1329,7 +1329,7 @@
             <w:noProof/>
             <w:webHidden/>
           </w:rPr>
-          <w:instrText xml:space="preserve"> PAGEREF _Toc231140256 \h </w:instrText>
+          <w:instrText xml:space="preserve"> PAGEREF _Toc231306080 \h </w:instrText>
         </w:r>
         <w:r>
           <w:rPr>
@@ -1378,7 +1378,7 @@
           <w14:ligatures w14:val="standardContextual"/>
         </w:rPr>
       </w:pPr>
-      <w:hyperlink w:anchor="_Toc231140257" w:history="1">
+      <w:hyperlink w:anchor="_Toc231306081" w:history="1">
         <w:r>
           <w:rPr>
             <w:rStyle w:val="afffffff5"/>
@@ -1405,7 +1405,7 @@
             <w:noProof/>
             <w:webHidden/>
           </w:rPr>
-          <w:instrText xml:space="preserve"> PAGEREF _Toc231140257 \h </w:instrText>
+          <w:instrText xml:space="preserve"> PAGEREF _Toc231306081 \h </w:instrText>
         </w:r>
         <w:r>
           <w:rPr>
@@ -1453,7 +1453,7 @@
           <w14:ligatures w14:val="standardContextual"/>
         </w:rPr>
       </w:pPr>
-      <w:hyperlink w:anchor="_Toc231140258" w:history="1">
+      <w:hyperlink w:anchor="_Toc231306082" w:history="1">
         <w:r>
           <w:rPr>
             <w:rStyle w:val="afffffff5"/>
@@ -1480,7 +1480,7 @@
             <w:noProof/>
             <w:webHidden/>
           </w:rPr>
-          <w:instrText xml:space="preserve"> PAGEREF _Toc231140258 \h </w:instrText>
+          <w:instrText xml:space="preserve"> PAGEREF _Toc231306082 \h </w:instrText>
         </w:r>
         <w:r>
           <w:rPr>
@@ -1528,7 +1528,7 @@
           <w14:ligatures w14:val="standardContextual"/>
         </w:rPr>
       </w:pPr>
-      <w:hyperlink w:anchor="_Toc231140259" w:history="1">
+      <w:hyperlink w:anchor="_Toc231306083" w:history="1">
         <w:r>
           <w:rPr>
             <w:rStyle w:val="afffffff5"/>
@@ -1555,7 +1555,7 @@
             <w:noProof/>
             <w:webHidden/>
           </w:rPr>
-          <w:instrText xml:space="preserve"> PAGEREF _Toc231140259 \h </w:instrText>
+          <w:instrText xml:space="preserve"> PAGEREF _Toc231306083 \h </w:instrText>
         </w:r>
         <w:r>
           <w:rPr>
@@ -1603,7 +1603,7 @@
           <w14:ligatures w14:val="standardContextual"/>
         </w:rPr>
       </w:pPr>
-      <w:hyperlink w:anchor="_Toc231140260" w:history="1">
+      <w:hyperlink w:anchor="_Toc231306084" w:history="1">
         <w:r>
           <w:rPr>
             <w:rStyle w:val="afffffff5"/>
@@ -1630,7 +1630,7 @@
             <w:noProof/>
             <w:webHidden/>
           </w:rPr>
-          <w:instrText xml:space="preserve"> PAGEREF _Toc231140260 \h </w:instrText>
+          <w:instrText xml:space="preserve"> PAGEREF _Toc231306084 \h </w:instrText>
         </w:r>
         <w:r>
           <w:rPr>
@@ -1679,7 +1679,7 @@
           <w14:ligatures w14:val="standardContextual"/>
         </w:rPr>
       </w:pPr>
-      <w:hyperlink w:anchor="_Toc231140261" w:history="1">
+      <w:hyperlink w:anchor="_Toc231306085" w:history="1">
         <w:r>
           <w:rPr>
             <w:rStyle w:val="afffffff5"/>
@@ -1706,7 +1706,7 @@
             <w:noProof/>
             <w:webHidden/>
           </w:rPr>
-          <w:instrText xml:space="preserve"> PAGEREF _Toc231140261 \h </w:instrText>
+          <w:instrText xml:space="preserve"> PAGEREF _Toc231306085 \h </w:instrText>
         </w:r>
         <w:r>
           <w:rPr>
@@ -1754,7 +1754,7 @@
           <w14:ligatures w14:val="standardContextual"/>
         </w:rPr>
       </w:pPr>
-      <w:hyperlink w:anchor="_Toc231140262" w:history="1">
+      <w:hyperlink w:anchor="_Toc231306086" w:history="1">
         <w:r>
           <w:rPr>
             <w:rStyle w:val="afffffff5"/>
@@ -1781,7 +1781,7 @@
             <w:noProof/>
             <w:webHidden/>
           </w:rPr>
-          <w:instrText xml:space="preserve"> PAGEREF _Toc231140262 \h </w:instrText>
+          <w:instrText xml:space="preserve"> PAGEREF _Toc231306086 \h </w:instrText>
         </w:r>
         <w:r>
           <w:rPr>
@@ -1829,7 +1829,7 @@
           <w14:ligatures w14:val="standardContextual"/>
         </w:rPr>
       </w:pPr>
-      <w:hyperlink w:anchor="_Toc231140263" w:history="1">
+      <w:hyperlink w:anchor="_Toc231306087" w:history="1">
         <w:r>
           <w:rPr>
             <w:rStyle w:val="afffffff5"/>
@@ -1856,7 +1856,7 @@
             <w:noProof/>
             <w:webHidden/>
           </w:rPr>
-          <w:instrText xml:space="preserve"> PAGEREF _Toc231140263 \h </w:instrText>
+          <w:instrText xml:space="preserve"> PAGEREF _Toc231306087 \h </w:instrText>
         </w:r>
         <w:r>
           <w:rPr>
@@ -1904,7 +1904,7 @@
           <w14:ligatures w14:val="standardContextual"/>
         </w:rPr>
       </w:pPr>
-      <w:hyperlink w:anchor="_Toc231140264" w:history="1">
+      <w:hyperlink w:anchor="_Toc231306088" w:history="1">
         <w:r>
           <w:rPr>
             <w:rStyle w:val="afffffff5"/>
@@ -1931,7 +1931,7 @@
             <w:noProof/>
             <w:webHidden/>
           </w:rPr>
-          <w:instrText xml:space="preserve"> PAGEREF _Toc231140264 \h </w:instrText>
+          <w:instrText xml:space="preserve"> PAGEREF _Toc231306088 \h </w:instrText>
         </w:r>
         <w:r>
           <w:rPr>
@@ -1979,7 +1979,7 @@
           <w14:ligatures w14:val="standardContextual"/>
         </w:rPr>
       </w:pPr>
-      <w:hyperlink w:anchor="_Toc231140265" w:history="1">
+      <w:hyperlink w:anchor="_Toc231306089" w:history="1">
         <w:r>
           <w:rPr>
             <w:rStyle w:val="afffffff5"/>
@@ -2006,7 +2006,7 @@
             <w:noProof/>
             <w:webHidden/>
           </w:rPr>
-          <w:instrText xml:space="preserve"> PAGEREF _Toc231140265 \h </w:instrText>
+          <w:instrText xml:space="preserve"> PAGEREF _Toc231306089 \h </w:instrText>
         </w:r>
         <w:r>
           <w:rPr>
@@ -2054,7 +2054,7 @@
           <w14:ligatures w14:val="standardContextual"/>
         </w:rPr>
       </w:pPr>
-      <w:hyperlink w:anchor="_Toc231140266" w:history="1">
+      <w:hyperlink w:anchor="_Toc231306090" w:history="1">
         <w:r>
           <w:rPr>
             <w:rStyle w:val="afffffff5"/>
@@ -2081,7 +2081,7 @@
             <w:noProof/>
             <w:webHidden/>
           </w:rPr>
-          <w:instrText xml:space="preserve"> PAGEREF _Toc231140266 \h </w:instrText>
+          <w:instrText xml:space="preserve"> PAGEREF _Toc231306090 \h </w:instrText>
         </w:r>
         <w:r>
           <w:rPr>
@@ -2129,7 +2129,7 @@
           <w14:ligatures w14:val="standardContextual"/>
         </w:rPr>
       </w:pPr>
-      <w:hyperlink w:anchor="_Toc231140267" w:history="1">
+      <w:hyperlink w:anchor="_Toc231306091" w:history="1">
         <w:r>
           <w:rPr>
             <w:rStyle w:val="afffffff5"/>
@@ -2156,7 +2156,7 @@
             <w:noProof/>
             <w:webHidden/>
           </w:rPr>
-          <w:instrText xml:space="preserve"> PAGEREF _Toc231140267 \h </w:instrText>
+          <w:instrText xml:space="preserve"> PAGEREF _Toc231306091 \h </w:instrText>
         </w:r>
         <w:r>
           <w:rPr>
@@ -2203,7 +2203,7 @@
           <w14:ligatures w14:val="standardContextual"/>
         </w:rPr>
       </w:pPr>
-      <w:hyperlink w:anchor="_Toc231140268" w:history="1">
+      <w:hyperlink w:anchor="_Toc231306092" w:history="1">
         <w:r>
           <w:rPr>
             <w:rStyle w:val="afffffff5"/>
@@ -2230,7 +2230,7 @@
             <w:noProof/>
             <w:webHidden/>
           </w:rPr>
-          <w:instrText xml:space="preserve"> PAGEREF _Toc231140268 \h </w:instrText>
+          <w:instrText xml:space="preserve"> PAGEREF _Toc231306092 \h </w:instrText>
         </w:r>
         <w:r>
           <w:rPr>
@@ -2279,7 +2279,7 @@
           <w14:ligatures w14:val="standardContextual"/>
         </w:rPr>
       </w:pPr>
-      <w:hyperlink w:anchor="_Toc231140269" w:history="1">
+      <w:hyperlink w:anchor="_Toc231306093" w:history="1">
         <w:r>
           <w:rPr>
             <w:rStyle w:val="afffffff5"/>
@@ -2306,7 +2306,7 @@
             <w:noProof/>
             <w:webHidden/>
           </w:rPr>
-          <w:instrText xml:space="preserve"> PAGEREF _Toc231140269 \h </w:instrText>
+          <w:instrText xml:space="preserve"> PAGEREF _Toc231306093 \h </w:instrText>
         </w:r>
         <w:r>
           <w:rPr>
@@ -2354,7 +2354,7 @@
           <w14:ligatures w14:val="standardContextual"/>
         </w:rPr>
       </w:pPr>
-      <w:hyperlink w:anchor="_Toc231140270" w:history="1">
+      <w:hyperlink w:anchor="_Toc231306094" w:history="1">
         <w:r>
           <w:rPr>
             <w:rStyle w:val="afffffff5"/>
@@ -2381,7 +2381,7 @@
             <w:noProof/>
             <w:webHidden/>
           </w:rPr>
-          <w:instrText xml:space="preserve"> PAGEREF _Toc231140270 \h </w:instrText>
+          <w:instrText xml:space="preserve"> PAGEREF _Toc231306094 \h </w:instrText>
         </w:r>
         <w:r>
           <w:rPr>
@@ -2429,7 +2429,7 @@
           <w14:ligatures w14:val="standardContextual"/>
         </w:rPr>
       </w:pPr>
-      <w:hyperlink w:anchor="_Toc231140271" w:history="1">
+      <w:hyperlink w:anchor="_Toc231306095" w:history="1">
         <w:r>
           <w:rPr>
             <w:rStyle w:val="afffffff5"/>
@@ -2456,7 +2456,7 @@
             <w:noProof/>
             <w:webHidden/>
           </w:rPr>
-          <w:instrText xml:space="preserve"> PAGEREF _Toc231140271 \h </w:instrText>
+          <w:instrText xml:space="preserve"> PAGEREF _Toc231306095 \h </w:instrText>
         </w:r>
         <w:r>
           <w:rPr>
@@ -2505,7 +2505,7 @@
           <w14:ligatures w14:val="standardContextual"/>
         </w:rPr>
       </w:pPr>
-      <w:hyperlink w:anchor="_Toc231140272" w:history="1">
+      <w:hyperlink w:anchor="_Toc231306096" w:history="1">
         <w:r>
           <w:rPr>
             <w:rStyle w:val="afffffff5"/>
@@ -2532,7 +2532,7 @@
             <w:noProof/>
             <w:webHidden/>
           </w:rPr>
-          <w:instrText xml:space="preserve"> PAGEREF _Toc231140272 \h </w:instrText>
+          <w:instrText xml:space="preserve"> PAGEREF _Toc231306096 \h </w:instrText>
         </w:r>
         <w:r>
           <w:rPr>
@@ -2580,7 +2580,7 @@
           <w14:ligatures w14:val="standardContextual"/>
         </w:rPr>
       </w:pPr>
-      <w:hyperlink w:anchor="_Toc231140273" w:history="1">
+      <w:hyperlink w:anchor="_Toc231306097" w:history="1">
         <w:r>
           <w:rPr>
             <w:rStyle w:val="afffffff5"/>
@@ -2607,7 +2607,7 @@
             <w:noProof/>
             <w:webHidden/>
           </w:rPr>
-          <w:instrText xml:space="preserve"> PAGEREF _Toc231140273 \h </w:instrText>
+          <w:instrText xml:space="preserve"> PAGEREF _Toc231306097 \h </w:instrText>
         </w:r>
         <w:r>
           <w:rPr>
@@ -2654,7 +2654,7 @@
           <w14:ligatures w14:val="standardContextual"/>
         </w:rPr>
       </w:pPr>
-      <w:hyperlink w:anchor="_Toc231140274" w:history="1">
+      <w:hyperlink w:anchor="_Toc231306098" w:history="1">
         <w:r>
           <w:rPr>
             <w:rStyle w:val="afffffff5"/>
@@ -2681,7 +2681,7 @@
             <w:noProof/>
             <w:webHidden/>
           </w:rPr>
-          <w:instrText xml:space="preserve"> PAGEREF _Toc231140274 \h </w:instrText>
+          <w:instrText xml:space="preserve"> PAGEREF _Toc231306098 \h </w:instrText>
         </w:r>
         <w:r>
           <w:rPr>
@@ -2728,7 +2728,7 @@
           <w14:ligatures w14:val="standardContextual"/>
         </w:rPr>
       </w:pPr>
-      <w:hyperlink w:anchor="_Toc231140275" w:history="1">
+      <w:hyperlink w:anchor="_Toc231306099" w:history="1">
         <w:r>
           <w:rPr>
             <w:rStyle w:val="afffffff5"/>
@@ -2755,7 +2755,7 @@
             <w:noProof/>
             <w:webHidden/>
           </w:rPr>
-          <w:instrText xml:space="preserve"> PAGEREF _Toc231140275 \h </w:instrText>
+          <w:instrText xml:space="preserve"> PAGEREF _Toc231306099 \h </w:instrText>
         </w:r>
         <w:r>
           <w:rPr>
@@ -2802,7 +2802,7 @@
           <w14:ligatures w14:val="standardContextual"/>
         </w:rPr>
       </w:pPr>
-      <w:hyperlink w:anchor="_Toc231140276" w:history="1">
+      <w:hyperlink w:anchor="_Toc231306100" w:history="1">
         <w:r>
           <w:rPr>
             <w:rStyle w:val="afffffff5"/>
@@ -2829,7 +2829,7 @@
             <w:noProof/>
             <w:webHidden/>
           </w:rPr>
-          <w:instrText xml:space="preserve"> PAGEREF _Toc231140276 \h </w:instrText>
+          <w:instrText xml:space="preserve"> PAGEREF _Toc231306100 \h </w:instrText>
         </w:r>
         <w:r>
           <w:rPr>
@@ -2877,7 +2877,7 @@
           <w14:ligatures w14:val="standardContextual"/>
         </w:rPr>
       </w:pPr>
-      <w:hyperlink w:anchor="_Toc231140277" w:history="1">
+      <w:hyperlink w:anchor="_Toc231306101" w:history="1">
         <w:r>
           <w:rPr>
             <w:rStyle w:val="afffffff5"/>
@@ -2904,7 +2904,7 @@
             <w:noProof/>
             <w:webHidden/>
           </w:rPr>
-          <w:instrText xml:space="preserve"> PAGEREF _Toc231140277 \h </w:instrText>
+          <w:instrText xml:space="preserve"> PAGEREF _Toc231306101 \h </w:instrText>
         </w:r>
         <w:r>
           <w:rPr>
@@ -2951,7 +2951,7 @@
           <w14:ligatures w14:val="standardContextual"/>
         </w:rPr>
       </w:pPr>
-      <w:hyperlink w:anchor="_Toc231140278" w:history="1">
+      <w:hyperlink w:anchor="_Toc231306102" w:history="1">
         <w:r>
           <w:rPr>
             <w:rStyle w:val="afffffff5"/>
@@ -2978,7 +2978,7 @@
             <w:noProof/>
             <w:webHidden/>
           </w:rPr>
-          <w:instrText xml:space="preserve"> PAGEREF _Toc231140278 \h </w:instrText>
+          <w:instrText xml:space="preserve"> PAGEREF _Toc231306102 \h </w:instrText>
         </w:r>
         <w:r>
           <w:rPr>
@@ -3025,7 +3025,7 @@
           <w14:ligatures w14:val="standardContextual"/>
         </w:rPr>
       </w:pPr>
-      <w:hyperlink w:anchor="_Toc231140279" w:history="1">
+      <w:hyperlink w:anchor="_Toc231306103" w:history="1">
         <w:r>
           <w:rPr>
             <w:rStyle w:val="afffffff5"/>
@@ -3052,7 +3052,7 @@
             <w:noProof/>
             <w:webHidden/>
           </w:rPr>
-          <w:instrText xml:space="preserve"> PAGEREF _Toc231140279 \h </w:instrText>
+          <w:instrText xml:space="preserve"> PAGEREF _Toc231306103 \h </w:instrText>
         </w:r>
         <w:r>
           <w:rPr>
@@ -3099,7 +3099,7 @@
           <w14:ligatures w14:val="standardContextual"/>
         </w:rPr>
       </w:pPr>
-      <w:hyperlink w:anchor="_Toc231140280" w:history="1">
+      <w:hyperlink w:anchor="_Toc231306104" w:history="1">
         <w:r>
           <w:rPr>
             <w:rStyle w:val="afffffff5"/>
@@ -3126,7 +3126,7 @@
             <w:noProof/>
             <w:webHidden/>
           </w:rPr>
-          <w:instrText xml:space="preserve"> PAGEREF _Toc231140280 \h </w:instrText>
+          <w:instrText xml:space="preserve"> PAGEREF _Toc231306104 \h </w:instrText>
         </w:r>
         <w:r>
           <w:rPr>
@@ -3174,7 +3174,7 @@
           <w14:ligatures w14:val="standardContextual"/>
         </w:rPr>
       </w:pPr>
-      <w:hyperlink w:anchor="_Toc231140281" w:history="1">
+      <w:hyperlink w:anchor="_Toc231306105" w:history="1">
         <w:r>
           <w:rPr>
             <w:rStyle w:val="afffffff5"/>
@@ -3201,7 +3201,7 @@
             <w:noProof/>
             <w:webHidden/>
           </w:rPr>
-          <w:instrText xml:space="preserve"> PAGEREF _Toc231140281 \h </w:instrText>
+          <w:instrText xml:space="preserve"> PAGEREF _Toc231306105 \h </w:instrText>
         </w:r>
         <w:r>
           <w:rPr>
@@ -3248,7 +3248,7 @@
           <w14:ligatures w14:val="standardContextual"/>
         </w:rPr>
       </w:pPr>
-      <w:hyperlink w:anchor="_Toc231140282" w:history="1">
+      <w:hyperlink w:anchor="_Toc231306106" w:history="1">
         <w:r>
           <w:rPr>
             <w:rStyle w:val="afffffff5"/>
@@ -3275,7 +3275,7 @@
             <w:noProof/>
             <w:webHidden/>
           </w:rPr>
-          <w:instrText xml:space="preserve"> PAGEREF _Toc231140282 \h </w:instrText>
+          <w:instrText xml:space="preserve"> PAGEREF _Toc231306106 \h </w:instrText>
         </w:r>
         <w:r>
           <w:rPr>
@@ -3322,7 +3322,7 @@
           <w14:ligatures w14:val="standardContextual"/>
         </w:rPr>
       </w:pPr>
-      <w:hyperlink w:anchor="_Toc231140283" w:history="1">
+      <w:hyperlink w:anchor="_Toc231306107" w:history="1">
         <w:r>
           <w:rPr>
             <w:rStyle w:val="afffffff5"/>
@@ -3349,7 +3349,7 @@
             <w:noProof/>
             <w:webHidden/>
           </w:rPr>
-          <w:instrText xml:space="preserve"> PAGEREF _Toc231140283 \h </w:instrText>
+          <w:instrText xml:space="preserve"> PAGEREF _Toc231306107 \h </w:instrText>
         </w:r>
         <w:r>
           <w:rPr>
@@ -3396,7 +3396,7 @@
           <w14:ligatures w14:val="standardContextual"/>
         </w:rPr>
       </w:pPr>
-      <w:hyperlink w:anchor="_Toc231140284" w:history="1">
+      <w:hyperlink w:anchor="_Toc231306108" w:history="1">
         <w:r>
           <w:rPr>
             <w:rStyle w:val="afffffff5"/>
@@ -3423,7 +3423,7 @@
             <w:noProof/>
             <w:webHidden/>
           </w:rPr>
-          <w:instrText xml:space="preserve"> PAGEREF _Toc231140284 \h </w:instrText>
+          <w:instrText xml:space="preserve"> PAGEREF _Toc231306108 \h </w:instrText>
         </w:r>
         <w:r>
           <w:rPr>
@@ -3443,7 +3443,7 @@
             <w:noProof/>
             <w:webHidden/>
           </w:rPr>
-          <w:t>25</w:t>
+          <w:t>26</w:t>
         </w:r>
         <w:r>
           <w:rPr>
@@ -3471,7 +3471,7 @@
           <w14:ligatures w14:val="standardContextual"/>
         </w:rPr>
       </w:pPr>
-      <w:hyperlink w:anchor="_Toc231140285" w:history="1">
+      <w:hyperlink w:anchor="_Toc231306109" w:history="1">
         <w:r>
           <w:rPr>
             <w:rStyle w:val="afffffff5"/>
@@ -3498,7 +3498,7 @@
             <w:noProof/>
             <w:webHidden/>
           </w:rPr>
-          <w:instrText xml:space="preserve"> PAGEREF _Toc231140285 \h </w:instrText>
+          <w:instrText xml:space="preserve"> PAGEREF _Toc231306109 \h </w:instrText>
         </w:r>
         <w:r>
           <w:rPr>
@@ -3545,7 +3545,7 @@
           <w14:ligatures w14:val="standardContextual"/>
         </w:rPr>
       </w:pPr>
-      <w:hyperlink w:anchor="_Toc231140286" w:history="1">
+      <w:hyperlink w:anchor="_Toc231306110" w:history="1">
         <w:r>
           <w:rPr>
             <w:rStyle w:val="afffffff5"/>
@@ -3572,7 +3572,7 @@
             <w:noProof/>
             <w:webHidden/>
           </w:rPr>
-          <w:instrText xml:space="preserve"> PAGEREF _Toc231140286 \h </w:instrText>
+          <w:instrText xml:space="preserve"> PAGEREF _Toc231306110 \h </w:instrText>
         </w:r>
         <w:r>
           <w:rPr>
@@ -3619,7 +3619,7 @@
           <w14:ligatures w14:val="standardContextual"/>
         </w:rPr>
       </w:pPr>
-      <w:hyperlink w:anchor="_Toc231140287" w:history="1">
+      <w:hyperlink w:anchor="_Toc231306111" w:history="1">
         <w:r>
           <w:rPr>
             <w:rStyle w:val="afffffff5"/>
@@ -3646,7 +3646,7 @@
             <w:noProof/>
             <w:webHidden/>
           </w:rPr>
-          <w:instrText xml:space="preserve"> PAGEREF _Toc231140287 \h </w:instrText>
+          <w:instrText xml:space="preserve"> PAGEREF _Toc231306111 \h </w:instrText>
         </w:r>
         <w:r>
           <w:rPr>
@@ -3693,7 +3693,7 @@
           <w14:ligatures w14:val="standardContextual"/>
         </w:rPr>
       </w:pPr>
-      <w:hyperlink w:anchor="_Toc231140288" w:history="1">
+      <w:hyperlink w:anchor="_Toc231306112" w:history="1">
         <w:r>
           <w:rPr>
             <w:rStyle w:val="afffffff5"/>
@@ -3720,7 +3720,7 @@
             <w:noProof/>
             <w:webHidden/>
           </w:rPr>
-          <w:instrText xml:space="preserve"> PAGEREF _Toc231140288 \h </w:instrText>
+          <w:instrText xml:space="preserve"> PAGEREF _Toc231306112 \h </w:instrText>
         </w:r>
         <w:r>
           <w:rPr>
@@ -3740,7 +3740,7 @@
             <w:noProof/>
             <w:webHidden/>
           </w:rPr>
-          <w:t>27</w:t>
+          <w:t>28</w:t>
         </w:r>
         <w:r>
           <w:rPr>
@@ -3768,7 +3768,7 @@
           <w14:ligatures w14:val="standardContextual"/>
         </w:rPr>
       </w:pPr>
-      <w:hyperlink w:anchor="_Toc231140289" w:history="1">
+      <w:hyperlink w:anchor="_Toc231306113" w:history="1">
         <w:r>
           <w:rPr>
             <w:rStyle w:val="afffffff5"/>
@@ -3795,7 +3795,7 @@
             <w:noProof/>
             <w:webHidden/>
           </w:rPr>
-          <w:instrText xml:space="preserve"> PAGEREF _Toc231140289 \h </w:instrText>
+          <w:instrText xml:space="preserve"> PAGEREF _Toc231306113 \h </w:instrText>
         </w:r>
         <w:r>
           <w:rPr>
@@ -3842,7 +3842,7 @@
           <w14:ligatures w14:val="standardContextual"/>
         </w:rPr>
       </w:pPr>
-      <w:hyperlink w:anchor="_Toc231140290" w:history="1">
+      <w:hyperlink w:anchor="_Toc231306114" w:history="1">
         <w:r>
           <w:rPr>
             <w:rStyle w:val="afffffff5"/>
@@ -3869,7 +3869,7 @@
             <w:noProof/>
             <w:webHidden/>
           </w:rPr>
-          <w:instrText xml:space="preserve"> PAGEREF _Toc231140290 \h </w:instrText>
+          <w:instrText xml:space="preserve"> PAGEREF _Toc231306114 \h </w:instrText>
         </w:r>
         <w:r>
           <w:rPr>
@@ -3916,7 +3916,7 @@
           <w14:ligatures w14:val="standardContextual"/>
         </w:rPr>
       </w:pPr>
-      <w:hyperlink w:anchor="_Toc231140291" w:history="1">
+      <w:hyperlink w:anchor="_Toc231306115" w:history="1">
         <w:r>
           <w:rPr>
             <w:rStyle w:val="afffffff5"/>
@@ -3943,7 +3943,7 @@
             <w:noProof/>
             <w:webHidden/>
           </w:rPr>
-          <w:instrText xml:space="preserve"> PAGEREF _Toc231140291 \h </w:instrText>
+          <w:instrText xml:space="preserve"> PAGEREF _Toc231306115 \h </w:instrText>
         </w:r>
         <w:r>
           <w:rPr>
@@ -3963,7 +3963,7 @@
             <w:noProof/>
             <w:webHidden/>
           </w:rPr>
-          <w:t>28</w:t>
+          <w:t>29</w:t>
         </w:r>
         <w:r>
           <w:rPr>
@@ -3990,7 +3990,7 @@
           <w14:ligatures w14:val="standardContextual"/>
         </w:rPr>
       </w:pPr>
-      <w:hyperlink w:anchor="_Toc231140292" w:history="1">
+      <w:hyperlink w:anchor="_Toc231306116" w:history="1">
         <w:r>
           <w:rPr>
             <w:rStyle w:val="afffffff5"/>
@@ -4017,7 +4017,7 @@
             <w:noProof/>
             <w:webHidden/>
           </w:rPr>
-          <w:instrText xml:space="preserve"> PAGEREF _Toc231140292 \h </w:instrText>
+          <w:instrText xml:space="preserve"> PAGEREF _Toc231306116 \h </w:instrText>
         </w:r>
         <w:r>
           <w:rPr>
@@ -4064,7 +4064,7 @@
           <w14:ligatures w14:val="standardContextual"/>
         </w:rPr>
       </w:pPr>
-      <w:hyperlink w:anchor="_Toc231140293" w:history="1">
+      <w:hyperlink w:anchor="_Toc231306117" w:history="1">
         <w:r>
           <w:rPr>
             <w:rStyle w:val="afffffff5"/>
@@ -4091,7 +4091,7 @@
             <w:noProof/>
             <w:webHidden/>
           </w:rPr>
-          <w:instrText xml:space="preserve"> PAGEREF _Toc231140293 \h </w:instrText>
+          <w:instrText xml:space="preserve"> PAGEREF _Toc231306117 \h </w:instrText>
         </w:r>
         <w:r>
           <w:rPr>
@@ -4111,7 +4111,7 @@
             <w:noProof/>
             <w:webHidden/>
           </w:rPr>
-          <w:t>32</w:t>
+          <w:t>33</w:t>
         </w:r>
         <w:r>
           <w:rPr>
@@ -4139,7 +4139,7 @@
           <w14:ligatures w14:val="standardContextual"/>
         </w:rPr>
       </w:pPr>
-      <w:hyperlink w:anchor="_Toc231140294" w:history="1">
+      <w:hyperlink w:anchor="_Toc231306118" w:history="1">
         <w:r>
           <w:rPr>
             <w:rStyle w:val="afffffff5"/>
@@ -4166,7 +4166,7 @@
             <w:noProof/>
             <w:webHidden/>
           </w:rPr>
-          <w:instrText xml:space="preserve"> PAGEREF _Toc231140294 \h </w:instrText>
+          <w:instrText xml:space="preserve"> PAGEREF _Toc231306118 \h </w:instrText>
         </w:r>
         <w:r>
           <w:rPr>
@@ -4213,7 +4213,7 @@
           <w14:ligatures w14:val="standardContextual"/>
         </w:rPr>
       </w:pPr>
-      <w:hyperlink w:anchor="_Toc231140295" w:history="1">
+      <w:hyperlink w:anchor="_Toc231306119" w:history="1">
         <w:r>
           <w:rPr>
             <w:rStyle w:val="afffffff5"/>
@@ -4240,7 +4240,7 @@
             <w:noProof/>
             <w:webHidden/>
           </w:rPr>
-          <w:instrText xml:space="preserve"> PAGEREF _Toc231140295 \h </w:instrText>
+          <w:instrText xml:space="preserve"> PAGEREF _Toc231306119 \h </w:instrText>
         </w:r>
         <w:r>
           <w:rPr>
@@ -4287,7 +4287,7 @@
           <w14:ligatures w14:val="standardContextual"/>
         </w:rPr>
       </w:pPr>
-      <w:hyperlink w:anchor="_Toc231140296" w:history="1">
+      <w:hyperlink w:anchor="_Toc231306120" w:history="1">
         <w:r>
           <w:rPr>
             <w:rStyle w:val="afffffff5"/>
@@ -4314,7 +4314,7 @@
             <w:noProof/>
             <w:webHidden/>
           </w:rPr>
-          <w:instrText xml:space="preserve"> PAGEREF _Toc231140296 \h </w:instrText>
+          <w:instrText xml:space="preserve"> PAGEREF _Toc231306120 \h </w:instrText>
         </w:r>
         <w:r>
           <w:rPr>
@@ -4361,7 +4361,7 @@
           <w14:ligatures w14:val="standardContextual"/>
         </w:rPr>
       </w:pPr>
-      <w:hyperlink w:anchor="_Toc231140297" w:history="1">
+      <w:hyperlink w:anchor="_Toc231306121" w:history="1">
         <w:r>
           <w:rPr>
             <w:rStyle w:val="afffffff5"/>
@@ -4388,7 +4388,7 @@
             <w:noProof/>
             <w:webHidden/>
           </w:rPr>
-          <w:instrText xml:space="preserve"> PAGEREF _Toc231140297 \h </w:instrText>
+          <w:instrText xml:space="preserve"> PAGEREF _Toc231306121 \h </w:instrText>
         </w:r>
         <w:r>
           <w:rPr>
@@ -4408,7 +4408,7 @@
             <w:noProof/>
             <w:webHidden/>
           </w:rPr>
-          <w:t>35</w:t>
+          <w:t>36</w:t>
         </w:r>
         <w:r>
           <w:rPr>
@@ -4436,7 +4436,7 @@
           <w14:ligatures w14:val="standardContextual"/>
         </w:rPr>
       </w:pPr>
-      <w:hyperlink w:anchor="_Toc231140298" w:history="1">
+      <w:hyperlink w:anchor="_Toc231306122" w:history="1">
         <w:r>
           <w:rPr>
             <w:rStyle w:val="afffffff5"/>
@@ -4463,7 +4463,7 @@
             <w:noProof/>
             <w:webHidden/>
           </w:rPr>
-          <w:instrText xml:space="preserve"> PAGEREF _Toc231140298 \h </w:instrText>
+          <w:instrText xml:space="preserve"> PAGEREF _Toc231306122 \h </w:instrText>
         </w:r>
         <w:r>
           <w:rPr>
@@ -4483,7 +4483,7 @@
             <w:noProof/>
             <w:webHidden/>
           </w:rPr>
-          <w:t>35</w:t>
+          <w:t>36</w:t>
         </w:r>
         <w:r>
           <w:rPr>
@@ -4510,7 +4510,7 @@
           <w14:ligatures w14:val="standardContextual"/>
         </w:rPr>
       </w:pPr>
-      <w:hyperlink w:anchor="_Toc231140299" w:history="1">
+      <w:hyperlink w:anchor="_Toc231306123" w:history="1">
         <w:r>
           <w:rPr>
             <w:rStyle w:val="afffffff5"/>
@@ -4537,7 +4537,7 @@
             <w:noProof/>
             <w:webHidden/>
           </w:rPr>
-          <w:instrText xml:space="preserve"> PAGEREF _Toc231140299 \h </w:instrText>
+          <w:instrText xml:space="preserve"> PAGEREF _Toc231306123 \h </w:instrText>
         </w:r>
         <w:r>
           <w:rPr>
@@ -4584,7 +4584,7 @@
           <w14:ligatures w14:val="standardContextual"/>
         </w:rPr>
       </w:pPr>
-      <w:hyperlink w:anchor="_Toc231140300" w:history="1">
+      <w:hyperlink w:anchor="_Toc231306124" w:history="1">
         <w:r>
           <w:rPr>
             <w:rStyle w:val="afffffff5"/>
@@ -4611,7 +4611,7 @@
             <w:noProof/>
             <w:webHidden/>
           </w:rPr>
-          <w:instrText xml:space="preserve"> PAGEREF _Toc231140300 \h </w:instrText>
+          <w:instrText xml:space="preserve"> PAGEREF _Toc231306124 \h </w:instrText>
         </w:r>
         <w:r>
           <w:rPr>
@@ -4631,7 +4631,7 @@
             <w:noProof/>
             <w:webHidden/>
           </w:rPr>
-          <w:t>37</w:t>
+          <w:t>38</w:t>
         </w:r>
         <w:r>
           <w:rPr>
@@ -4658,7 +4658,7 @@
           <w14:ligatures w14:val="standardContextual"/>
         </w:rPr>
       </w:pPr>
-      <w:hyperlink w:anchor="_Toc231140301" w:history="1">
+      <w:hyperlink w:anchor="_Toc231306125" w:history="1">
         <w:r>
           <w:rPr>
             <w:rStyle w:val="afffffff5"/>
@@ -4685,7 +4685,7 @@
             <w:noProof/>
             <w:webHidden/>
           </w:rPr>
-          <w:instrText xml:space="preserve"> PAGEREF _Toc231140301 \h </w:instrText>
+          <w:instrText xml:space="preserve"> PAGEREF _Toc231306125 \h </w:instrText>
         </w:r>
         <w:r>
           <w:rPr>
@@ -4734,7 +4734,7 @@
           <w14:ligatures w14:val="standardContextual"/>
         </w:rPr>
       </w:pPr>
-      <w:hyperlink w:anchor="_Toc231140302" w:history="1">
+      <w:hyperlink w:anchor="_Toc231306126" w:history="1">
         <w:r>
           <w:rPr>
             <w:rStyle w:val="afffffff5"/>
@@ -4761,7 +4761,7 @@
             <w:noProof/>
             <w:webHidden/>
           </w:rPr>
-          <w:instrText xml:space="preserve"> PAGEREF _Toc231140302 \h </w:instrText>
+          <w:instrText xml:space="preserve"> PAGEREF _Toc231306126 \h </w:instrText>
         </w:r>
         <w:r>
           <w:rPr>
@@ -4781,7 +4781,7 @@
             <w:noProof/>
             <w:webHidden/>
           </w:rPr>
-          <w:t>38</w:t>
+          <w:t>39</w:t>
         </w:r>
         <w:r>
           <w:rPr>
@@ -4809,7 +4809,7 @@
           <w14:ligatures w14:val="standardContextual"/>
         </w:rPr>
       </w:pPr>
-      <w:hyperlink w:anchor="_Toc231140303" w:history="1">
+      <w:hyperlink w:anchor="_Toc231306127" w:history="1">
         <w:r>
           <w:rPr>
             <w:rStyle w:val="afffffff5"/>
@@ -4836,7 +4836,7 @@
             <w:noProof/>
             <w:webHidden/>
           </w:rPr>
-          <w:instrText xml:space="preserve"> PAGEREF _Toc231140303 \h </w:instrText>
+          <w:instrText xml:space="preserve"> PAGEREF _Toc231306127 \h </w:instrText>
         </w:r>
         <w:r>
           <w:rPr>
@@ -4856,7 +4856,7 @@
             <w:noProof/>
             <w:webHidden/>
           </w:rPr>
-          <w:t>38</w:t>
+          <w:t>39</w:t>
         </w:r>
         <w:r>
           <w:rPr>
@@ -4884,7 +4884,7 @@
           <w14:ligatures w14:val="standardContextual"/>
         </w:rPr>
       </w:pPr>
-      <w:hyperlink w:anchor="_Toc231140304" w:history="1">
+      <w:hyperlink w:anchor="_Toc231306128" w:history="1">
         <w:r>
           <w:rPr>
             <w:rStyle w:val="afffffff5"/>
@@ -4911,7 +4911,7 @@
             <w:noProof/>
             <w:webHidden/>
           </w:rPr>
-          <w:instrText xml:space="preserve"> PAGEREF _Toc231140304 \h </w:instrText>
+          <w:instrText xml:space="preserve"> PAGEREF _Toc231306128 \h </w:instrText>
         </w:r>
         <w:r>
           <w:rPr>
@@ -4959,7 +4959,7 @@
           <w14:ligatures w14:val="standardContextual"/>
         </w:rPr>
       </w:pPr>
-      <w:hyperlink w:anchor="_Toc231140305" w:history="1">
+      <w:hyperlink w:anchor="_Toc231306129" w:history="1">
         <w:r>
           <w:rPr>
             <w:rStyle w:val="afffffff5"/>
@@ -4986,7 +4986,7 @@
             <w:noProof/>
             <w:webHidden/>
           </w:rPr>
-          <w:instrText xml:space="preserve"> PAGEREF _Toc231140305 \h </w:instrText>
+          <w:instrText xml:space="preserve"> PAGEREF _Toc231306129 \h </w:instrText>
         </w:r>
         <w:r>
           <w:rPr>
@@ -5006,7 +5006,7 @@
             <w:noProof/>
             <w:webHidden/>
           </w:rPr>
-          <w:t>39</w:t>
+          <w:t>40</w:t>
         </w:r>
         <w:r>
           <w:rPr>
@@ -5035,7 +5035,7 @@
           <w14:ligatures w14:val="standardContextual"/>
         </w:rPr>
       </w:pPr>
-      <w:hyperlink w:anchor="_Toc231140306" w:history="1">
+      <w:hyperlink w:anchor="_Toc231306130" w:history="1">
         <w:r>
           <w:rPr>
             <w:rStyle w:val="afffffff5"/>
@@ -5062,7 +5062,7 @@
             <w:noProof/>
             <w:webHidden/>
           </w:rPr>
-          <w:instrText xml:space="preserve"> PAGEREF _Toc231140306 \h </w:instrText>
+          <w:instrText xml:space="preserve"> PAGEREF _Toc231306130 \h </w:instrText>
         </w:r>
         <w:r>
           <w:rPr>
@@ -5082,7 +5082,7 @@
             <w:noProof/>
             <w:webHidden/>
           </w:rPr>
-          <w:t>39</w:t>
+          <w:t>40</w:t>
         </w:r>
         <w:r>
           <w:rPr>
@@ -5111,7 +5111,7 @@
           <w14:ligatures w14:val="standardContextual"/>
         </w:rPr>
       </w:pPr>
-      <w:hyperlink w:anchor="_Toc231140307" w:history="1">
+      <w:hyperlink w:anchor="_Toc231306131" w:history="1">
         <w:r>
           <w:rPr>
             <w:rStyle w:val="afffffff5"/>
@@ -5138,7 +5138,7 @@
             <w:noProof/>
             <w:webHidden/>
           </w:rPr>
-          <w:instrText xml:space="preserve"> PAGEREF _Toc231140307 \h </w:instrText>
+          <w:instrText xml:space="preserve"> PAGEREF _Toc231306131 \h </w:instrText>
         </w:r>
         <w:r>
           <w:rPr>
@@ -5158,7 +5158,7 @@
             <w:noProof/>
             <w:webHidden/>
           </w:rPr>
-          <w:t>40</w:t>
+          <w:t>41</w:t>
         </w:r>
         <w:r>
           <w:rPr>
@@ -5180,7 +5180,7 @@
         <w:lastRenderedPageBreak/>
         <w:fldChar w:fldCharType="end"/>
       </w:r>
-      <w:bookmarkStart w:id="1" w:name="_Toc231140252"/>
+      <w:bookmarkStart w:id="1" w:name="_Toc231306076"/>
       <w:r>
         <w:rPr>
           <w:rFonts w:hint="eastAsia"/>
@@ -5196,7 +5196,7 @@
           <w:rFonts w:hint="eastAsia"/>
         </w:rPr>
       </w:pPr>
-      <w:bookmarkStart w:id="2" w:name="_Toc231140253"/>
+      <w:bookmarkStart w:id="2" w:name="_Toc231306077"/>
       <w:r>
         <w:rPr>
           <w:rFonts w:hint="eastAsia"/>
@@ -5314,7 +5314,7 @@
           <w:rFonts w:hint="eastAsia"/>
         </w:rPr>
       </w:pPr>
-      <w:bookmarkStart w:id="3" w:name="_Toc231140254"/>
+      <w:bookmarkStart w:id="3" w:name="_Toc231306078"/>
       <w:r>
         <w:rPr>
           <w:rFonts w:hint="eastAsia"/>
@@ -5356,7 +5356,7 @@
           <w:rFonts w:hint="eastAsia"/>
         </w:rPr>
       </w:pPr>
-      <w:bookmarkStart w:id="4" w:name="_Toc231140255"/>
+      <w:bookmarkStart w:id="4" w:name="_Toc231306079"/>
       <w:r>
         <w:rPr>
           <w:rFonts w:hint="eastAsia"/>
@@ -5578,7 +5578,7 @@
           <w:rFonts w:hint="eastAsia"/>
         </w:rPr>
       </w:pPr>
-      <w:bookmarkStart w:id="5" w:name="_Toc231140256"/>
+      <w:bookmarkStart w:id="5" w:name="_Toc231306080"/>
       <w:r>
         <w:rPr>
           <w:rFonts w:hint="eastAsia"/>
@@ -5740,7 +5740,7 @@
           <w:rFonts w:hint="eastAsia"/>
         </w:rPr>
       </w:pPr>
-      <w:bookmarkStart w:id="6" w:name="_Toc231140257"/>
+      <w:bookmarkStart w:id="6" w:name="_Toc231306081"/>
       <w:r>
         <w:rPr>
           <w:rFonts w:hint="eastAsia"/>
@@ -5756,7 +5756,7 @@
           <w:rFonts w:hint="eastAsia"/>
         </w:rPr>
       </w:pPr>
-      <w:bookmarkStart w:id="7" w:name="_Toc231140258"/>
+      <w:bookmarkStart w:id="7" w:name="_Toc231306082"/>
       <w:r>
         <w:rPr>
           <w:rFonts w:hint="eastAsia"/>
@@ -5798,7 +5798,7 @@
           <w:rFonts w:hint="eastAsia"/>
         </w:rPr>
       </w:pPr>
-      <w:bookmarkStart w:id="8" w:name="_Toc231140259"/>
+      <w:bookmarkStart w:id="8" w:name="_Toc231306083"/>
       <w:r>
         <w:rPr>
           <w:rFonts w:hint="eastAsia"/>
@@ -5905,7 +5905,7 @@
           <w:rFonts w:hint="eastAsia"/>
         </w:rPr>
       </w:pPr>
-      <w:bookmarkStart w:id="9" w:name="_Toc231140260"/>
+      <w:bookmarkStart w:id="9" w:name="_Toc231306084"/>
       <w:r>
         <w:rPr>
           <w:rFonts w:hint="eastAsia"/>
@@ -6296,7 +6296,7 @@
           <w:rFonts w:hint="eastAsia"/>
         </w:rPr>
       </w:pPr>
-      <w:bookmarkStart w:id="10" w:name="_Toc231140261"/>
+      <w:bookmarkStart w:id="10" w:name="_Toc231306085"/>
       <w:r>
         <w:rPr>
           <w:rFonts w:hint="eastAsia"/>
@@ -6312,7 +6312,7 @@
           <w:rFonts w:hint="eastAsia"/>
         </w:rPr>
       </w:pPr>
-      <w:bookmarkStart w:id="11" w:name="_Toc231140262"/>
+      <w:bookmarkStart w:id="11" w:name="_Toc231306086"/>
       <w:r>
         <w:rPr>
           <w:rFonts w:hint="eastAsia"/>
@@ -6413,7 +6413,7 @@
         <w:rPr>
           <w:rFonts w:hint="eastAsia"/>
         </w:rPr>
-        <w:t>写真本文は `base64` 文字列で受け取り、バックエンド保存時にオブジェクトストレージへ書き込む</w:t>
+        <w:t>写真本文は `base64` 文字列で受け取り、バックエンド保存時に Amazon S3 へ書き込む。DB には `application_documents.file_path` として S3 オブジェクトキーを保持し、S3 キー自体はレスポンスで直接返却しない</w:t>
       </w:r>
     </w:p>
     <w:p>
@@ -6423,7 +6423,7 @@
           <w:rFonts w:hint="eastAsia"/>
         </w:rPr>
       </w:pPr>
-      <w:bookmarkStart w:id="12" w:name="_Toc231140263"/>
+      <w:bookmarkStart w:id="12" w:name="_Toc231306087"/>
       <w:r>
         <w:rPr>
           <w:rFonts w:hint="eastAsia"/>
@@ -6452,7 +6452,7 @@
           <w:rFonts w:hint="eastAsia"/>
         </w:rPr>
       </w:pPr>
-      <w:bookmarkStart w:id="13" w:name="_Toc231140264"/>
+      <w:bookmarkStart w:id="13" w:name="_Toc231306088"/>
       <w:r>
         <w:rPr>
           <w:rFonts w:hint="eastAsia"/>
@@ -6860,7 +6860,7 @@
           <w:rFonts w:hint="eastAsia"/>
         </w:rPr>
       </w:pPr>
-      <w:bookmarkStart w:id="14" w:name="_Toc231140265"/>
+      <w:bookmarkStart w:id="14" w:name="_Toc231306089"/>
       <w:r>
         <w:rPr>
           <w:rFonts w:hint="eastAsia"/>
@@ -6885,7 +6885,7 @@
         <w:rPr>
           <w:rFonts w:hint="eastAsia"/>
         </w:rPr>
-        <w:t>`POST /offline-prep/survey/upload` は 1 リクエストを 1 調査セッションとして扱い、`asset_survey_sessions` を親、`asset_survey_records` を子、写真を `application_documents` に保存する。`asset_survey_photos` は `application_documents` からの互換 VIEW であり、直接更新しない</w:t>
+        <w:t>`POST /offline-prep/survey/upload` は 1 リクエストを 1 調査セッションとして扱い、`asset_survey_sessions` を親、`asset_survey_records` を子、写真メタデータを `application_documents` に保存する。`asset_survey_photos` は `application_documents` からの互換 VIEW であり、直接更新しない</w:t>
       </w:r>
     </w:p>
     <w:p>
@@ -6904,7 +6904,7 @@
         <w:rPr>
           <w:rFonts w:hint="eastAsia"/>
         </w:rPr>
-        <w:t>調査結果アップロードは DB 更新を 1 トランザクションで完結させ、写真のオブジェクトストレージ保存に失敗した場合は `asset_survey_sessions` / `asset_survey_records` / `application_documents` をロールバックし、保存済みオブジェクトも破棄する</w:t>
+        <w:t>調査結果アップロードは DB 更新を 1 トランザクションで完結させ、Amazon S3 への写真保存に失敗した場合は `asset_survey_sessions` / `asset_survey_records` / `application_documents` をロールバックし、保存済み S3 オブジェクトも破棄する</w:t>
       </w:r>
     </w:p>
     <w:p>
@@ -6980,7 +6980,7 @@
         <w:rPr>
           <w:rFonts w:hint="eastAsia"/>
         </w:rPr>
-        <w:t>更新系 API は 1 回の呼び出しを 1 DB トランザクションで完結させる。写真削除は論理削除を正本とし、オブジェクトストレージ上の実ファイルはこの API では削除しない</w:t>
+        <w:t>更新系 API は 1 回の呼び出しを 1 DB トランザクションで完結させる。写真削除 API は論理削除と代表写真付け替えに加えて Amazon S3 の DeleteObject を同一 API 処理内で実行し、DeleteObject 成功後に DB トランザクションを commit する</w:t>
       </w:r>
     </w:p>
     <w:p>
@@ -6990,7 +6990,7 @@
           <w:rFonts w:hint="eastAsia"/>
         </w:rPr>
       </w:pPr>
-      <w:bookmarkStart w:id="15" w:name="_Toc231140266"/>
+      <w:bookmarkStart w:id="15" w:name="_Toc231306090"/>
       <w:r>
         <w:rPr>
           <w:rFonts w:hint="eastAsia"/>
@@ -7121,7 +7121,7 @@
           <w:rFonts w:hint="eastAsia"/>
         </w:rPr>
       </w:pPr>
-      <w:bookmarkStart w:id="16" w:name="_Toc231140267"/>
+      <w:bookmarkStart w:id="16" w:name="_Toc231306091"/>
       <w:r>
         <w:rPr>
           <w:rFonts w:hint="eastAsia"/>
@@ -7137,7 +7137,7 @@
           <w:rFonts w:hint="eastAsia"/>
         </w:rPr>
       </w:pPr>
-      <w:bookmarkStart w:id="17" w:name="_Toc231140268"/>
+      <w:bookmarkStart w:id="17" w:name="_Toc231306092"/>
       <w:r>
         <w:rPr>
           <w:rFonts w:hint="eastAsia"/>
@@ -7395,7 +7395,7 @@
           <w:rFonts w:hint="eastAsia"/>
         </w:rPr>
       </w:pPr>
-      <w:bookmarkStart w:id="18" w:name="_Toc231140269"/>
+      <w:bookmarkStart w:id="18" w:name="_Toc231306093"/>
       <w:r>
         <w:rPr>
           <w:rFonts w:hint="eastAsia"/>
@@ -7411,7 +7411,7 @@
           <w:rFonts w:hint="eastAsia"/>
         </w:rPr>
       </w:pPr>
-      <w:bookmarkStart w:id="19" w:name="_Toc231140270"/>
+      <w:bookmarkStart w:id="19" w:name="_Toc231306094"/>
       <w:r>
         <w:rPr>
           <w:rFonts w:hint="eastAsia"/>
@@ -7675,7 +7675,7 @@
           <w:rFonts w:hint="eastAsia"/>
         </w:rPr>
       </w:pPr>
-      <w:bookmarkStart w:id="20" w:name="_Toc231140271"/>
+      <w:bookmarkStart w:id="20" w:name="_Toc231306095"/>
       <w:r>
         <w:rPr>
           <w:rFonts w:hint="eastAsia"/>
@@ -8123,7 +8123,7 @@
           <w:rFonts w:hint="eastAsia"/>
         </w:rPr>
       </w:pPr>
-      <w:bookmarkStart w:id="21" w:name="_Toc231140272"/>
+      <w:bookmarkStart w:id="21" w:name="_Toc231306096"/>
       <w:r>
         <w:rPr>
           <w:rFonts w:hint="eastAsia"/>
@@ -8139,7 +8139,7 @@
           <w:rFonts w:hint="eastAsia"/>
         </w:rPr>
       </w:pPr>
-      <w:bookmarkStart w:id="22" w:name="_Toc231140273"/>
+      <w:bookmarkStart w:id="22" w:name="_Toc231306097"/>
       <w:r>
         <w:rPr>
           <w:rFonts w:hint="eastAsia"/>
@@ -8205,7 +8205,7 @@
           <w:rFonts w:hint="eastAsia"/>
         </w:rPr>
       </w:pPr>
-      <w:bookmarkStart w:id="23" w:name="_Toc231140274"/>
+      <w:bookmarkStart w:id="23" w:name="_Toc231306098"/>
       <w:r>
         <w:rPr>
           <w:rFonts w:hint="eastAsia"/>
@@ -8536,7 +8536,7 @@
           <w:rFonts w:hint="eastAsia"/>
         </w:rPr>
       </w:pPr>
-      <w:bookmarkStart w:id="24" w:name="_Toc231140275"/>
+      <w:bookmarkStart w:id="24" w:name="_Toc231306099"/>
       <w:r>
         <w:rPr>
           <w:rFonts w:hint="eastAsia"/>
@@ -9667,7 +9667,7 @@
           <w:rFonts w:hint="eastAsia"/>
         </w:rPr>
       </w:pPr>
-      <w:bookmarkStart w:id="25" w:name="_Toc231140276"/>
+      <w:bookmarkStart w:id="25" w:name="_Toc231306100"/>
       <w:r>
         <w:rPr>
           <w:rFonts w:hint="eastAsia"/>
@@ -9986,7 +9986,7 @@
           <w:rFonts w:hint="eastAsia"/>
         </w:rPr>
       </w:pPr>
-      <w:bookmarkStart w:id="26" w:name="_Toc231140277"/>
+      <w:bookmarkStart w:id="26" w:name="_Toc231306101"/>
       <w:r>
         <w:rPr>
           <w:rFonts w:hint="eastAsia"/>
@@ -10052,7 +10052,7 @@
           <w:rFonts w:hint="eastAsia"/>
         </w:rPr>
       </w:pPr>
-      <w:bookmarkStart w:id="27" w:name="_Toc231140278"/>
+      <w:bookmarkStart w:id="27" w:name="_Toc231306102"/>
       <w:r>
         <w:rPr>
           <w:rFonts w:hint="eastAsia"/>
@@ -12414,7 +12414,7 @@
         <w:rPr>
           <w:rFonts w:hint="eastAsia"/>
         </w:rPr>
-        <w:t>写真は `application_documents` に `owner_type='ASSET_SURVEY_RECORD'` / `document_category='PHOTO'` として保存し、`taken_by_user_id` と `uploaded_by_user_id` には認証ユーザーIDを設定する</w:t>
+        <w:t>写真本文は Amazon S3 へ PutObject し、写真メタデータは `application_documents` に `owner_type='ASSET_SURVEY_RECORD'` / `document_category='PHOTO'` として保存する。`taken_by_user_id` と `uploaded_by_user_id` には認証ユーザーIDを設定する</w:t>
       </w:r>
     </w:p>
     <w:p>
@@ -12453,7 +12453,20 @@
         <w:rPr>
           <w:rFonts w:hint="eastAsia"/>
         </w:rPr>
-        <w:t>写真保存時の `file_path` は `asset-survey/{facility_id}/{YYYY}/{MM}/{local_photo_uuid}.{拡張子}` 形式で生成する</w:t>
+        <w:t>写真保存時の `file_path` は S3 オブジェクトキーとして `asset-survey/{facility_id}/{YYYY}/{MM}/{local_photo_uuid}.{拡張子}` 形式で生成し、バケット名や HTTPS URL は保存しない</w:t>
+      </w:r>
+    </w:p>
+    <w:p>
+      <w:pPr>
+        <w:rPr>
+          <w:rFonts w:hint="eastAsia"/>
+        </w:rPr>
+      </w:pPr>
+      <w:r>
+        <w:rPr>
+          <w:rFonts w:hint="eastAsia"/>
+        </w:rPr>
+        <w:t>Amazon S3 への PutObject に失敗した場合は 502 を返し、DB トランザクションをロールバックしたうえで保存済み S3 オブジェクトを破棄する</w:t>
       </w:r>
     </w:p>
     <w:p>
@@ -12656,6 +12669,7 @@
           </w:tcPr>
           <w:p>
             <w:r>
+              <w:lastRenderedPageBreak/>
               <w:t>`asset_survey_sessions`</w:t>
             </w:r>
           </w:p>
@@ -12704,7 +12718,6 @@
           </w:tcPr>
           <w:p>
             <w:r>
-              <w:lastRenderedPageBreak/>
               <w:t>`asset_survey_sessions`</w:t>
             </w:r>
           </w:p>
@@ -13137,19 +13150,27 @@
               <w:rPr>
                 <w:rFonts w:hint="eastAsia"/>
               </w:rPr>
-              <w:t>`records[].facilityLocationId` がある場合は当該 `facility_locations` 行の正本スナップショットを保存し、未指定時はリクエスト `building` / `floor` / `departmentName` / `sectionName` / `roomName` を保存する</w:t>
-            </w:r>
-          </w:p>
-        </w:tc>
-        <w:tc>
-          <w:tcPr>
-            <w:tcW w:w="1250" w:type="pct"/>
-          </w:tcPr>
-          <w:p>
-            <w:r>
-              <w:rPr>
-                <w:rFonts w:hint="eastAsia"/>
-              </w:rPr>
+              <w:t>`records[].facilityLocationId` がある場合は当該 `facility_locations` 行の正本スナップショットを保存し、未指定時はリクエスト `building` / `floor` / `departmentName` / `section</w:t>
+            </w:r>
+            <w:r>
+              <w:rPr>
+                <w:rFonts w:hint="eastAsia"/>
+              </w:rPr>
+              <w:lastRenderedPageBreak/>
+              <w:t>Name` / `roomName` を保存する</w:t>
+            </w:r>
+          </w:p>
+        </w:tc>
+        <w:tc>
+          <w:tcPr>
+            <w:tcW w:w="1250" w:type="pct"/>
+          </w:tcPr>
+          <w:p>
+            <w:r>
+              <w:rPr>
+                <w:rFonts w:hint="eastAsia"/>
+              </w:rPr>
+              <w:lastRenderedPageBreak/>
               <w:t>既存ロケーションへ解決できない場合は `facility_location_id=NULL`</w:t>
             </w:r>
           </w:p>
@@ -13162,7 +13183,6 @@
           </w:tcPr>
           <w:p>
             <w:r>
-              <w:lastRenderedPageBreak/>
               <w:t>`asset_survey_records`</w:t>
             </w:r>
           </w:p>
@@ -13720,10 +13740,7 @@
           </w:tcPr>
           <w:p>
             <w:r>
-              <w:rPr>
-                <w:rFonts w:hint="eastAsia"/>
-              </w:rPr>
-              <w:t>`application_documents` / オブジェクトストレージ</w:t>
+              <w:t>`application_documents` / Amazon S3</w:t>
             </w:r>
           </w:p>
         </w:tc>
@@ -13749,20 +13766,20 @@
               <w:rPr>
                 <w:rFonts w:hint="eastAsia"/>
               </w:rPr>
-              <w:t>DB カラムへは保存しない。復号した写真本文をオブジェクトストレージへ保存し、その結果から `file_size_bytes` / `content_hash` を導出する</w:t>
-            </w:r>
-          </w:p>
-        </w:tc>
-        <w:tc>
-          <w:tcPr>
-            <w:tcW w:w="1250" w:type="pct"/>
-          </w:tcPr>
-          <w:p>
-            <w:r>
-              <w:rPr>
-                <w:rFonts w:hint="eastAsia"/>
-              </w:rPr>
-              <w:t>写真実体そのものは DB ではなくストレージで管理する</w:t>
+              <w:t>DB カラムへは保存しない。復号した写真本文を Amazon S3 へ PutObject し、その結果から `file_size_bytes` / `content_hash` を導出する</w:t>
+            </w:r>
+          </w:p>
+        </w:tc>
+        <w:tc>
+          <w:tcPr>
+            <w:tcW w:w="1250" w:type="pct"/>
+          </w:tcPr>
+          <w:p>
+            <w:r>
+              <w:rPr>
+                <w:rFonts w:hint="eastAsia"/>
+              </w:rPr>
+              <w:t>写真実体そのものは DB ではなく Amazon S3 で管理する</w:t>
             </w:r>
           </w:p>
         </w:tc>
@@ -13797,14 +13814,14 @@
               <w:rPr>
                 <w:rFonts w:hint="eastAsia"/>
               </w:rPr>
-              <w:t>システム生成ファイル名 `survey-photo_YYYYMMDD_HHMMSS_{local_photo_uuid先頭8桁}.{拡張子}` と `asset-surv</w:t>
+              <w:t>システム生成ファイル名 `survey-photo_YYYYMMDD_HHMMSS_{local_photo_uuid先頭8桁}.{拡張子}` と S3 オブジェク</w:t>
             </w:r>
             <w:r>
               <w:rPr>
                 <w:rFonts w:hint="eastAsia"/>
               </w:rPr>
               <w:lastRenderedPageBreak/>
-              <w:t>ey/{facility_id}/{YYYY}/{MM}/{local_photo_uuid}.{拡張子}` を保存する</w:t>
+              <w:t>トキー `asset-survey/{facility_id}/{YYYY}/{MM}/{local_photo_uuid}.{拡張子}` を保存する</w:t>
             </w:r>
           </w:p>
         </w:tc>
@@ -13818,7 +13835,7 @@
                 <w:rFonts w:hint="eastAsia"/>
               </w:rPr>
               <w:lastRenderedPageBreak/>
-              <w:t>実ファイルはオブジェクトストレージへ保存する</w:t>
+              <w:t>`file_path` は S3 キーであり、バケット名や HTTPS URL は保存しない</w:t>
             </w:r>
           </w:p>
         </w:tc>
@@ -13866,7 +13883,7 @@
               <w:rPr>
                 <w:rFonts w:hint="eastAsia"/>
               </w:rPr>
-              <w:t>`storage_format` は現有品調査写真では未使用</w:t>
+              <w:t>`storage_format` は現有品調査写真では未使用。S3 利用有無は `file_path` の S3 オブジェクトキーで表す</w:t>
             </w:r>
           </w:p>
         </w:tc>
@@ -13984,19 +14001,24 @@
           </w:tcPr>
           <w:p>
             <w:r>
-              <w:t>`application_id` / `application_asset_id` / `edit_list_item_id` / `rfq_id` / `rfq_vendor_id` / `quotation_id` / `inspection_result_id` / `asset_ledger_id` / `step_code` / `document_type` / `title` / `document_date` / `account_type` / `account_other_text` / `deleted_at`</w:t>
-            </w:r>
-          </w:p>
-        </w:tc>
-        <w:tc>
-          <w:tcPr>
-            <w:tcW w:w="1250" w:type="pct"/>
-          </w:tcPr>
-          <w:p>
-            <w:r>
-              <w:rPr>
-                <w:rFonts w:hint="eastAsia"/>
-              </w:rPr>
+              <w:t xml:space="preserve">`application_id` / `application_asset_id` / `edit_list_item_id` / `rfq_id` / `rfq_vendor_id` / `quotation_id` / `inspection_result_id` / `asset_ledger_id` / `step_code` / `document_type` / `title` / `document_date` / `account_type` / </w:t>
+            </w:r>
+            <w:r>
+              <w:lastRenderedPageBreak/>
+              <w:t>`account_other_text` / `deleted_at`</w:t>
+            </w:r>
+          </w:p>
+        </w:tc>
+        <w:tc>
+          <w:tcPr>
+            <w:tcW w:w="1250" w:type="pct"/>
+          </w:tcPr>
+          <w:p>
+            <w:r>
+              <w:rPr>
+                <w:rFonts w:hint="eastAsia"/>
+              </w:rPr>
+              <w:lastRenderedPageBreak/>
               <w:t>`NULL` で作成する</w:t>
             </w:r>
           </w:p>
@@ -14022,7 +14044,6 @@
           </w:tcPr>
           <w:p>
             <w:r>
-              <w:lastRenderedPageBreak/>
               <w:t>`application_documents`</w:t>
             </w:r>
           </w:p>
@@ -14073,7 +14094,7 @@
           <w:rFonts w:hint="eastAsia"/>
         </w:rPr>
       </w:pPr>
-      <w:bookmarkStart w:id="28" w:name="_Toc231140279"/>
+      <w:bookmarkStart w:id="28" w:name="_Toc231306103"/>
       <w:r>
         <w:rPr>
           <w:rFonts w:hint="eastAsia"/>
@@ -14376,7 +14397,7 @@
           <w:rFonts w:hint="eastAsia"/>
         </w:rPr>
       </w:pPr>
-      <w:bookmarkStart w:id="29" w:name="_Toc231140280"/>
+      <w:bookmarkStart w:id="29" w:name="_Toc231306104"/>
       <w:r>
         <w:rPr>
           <w:rFonts w:hint="eastAsia"/>
@@ -14685,6 +14706,42 @@
           </w:tcPr>
           <w:p>
             <w:r>
+              <w:t>502</w:t>
+            </w:r>
+          </w:p>
+        </w:tc>
+        <w:tc>
+          <w:tcPr>
+            <w:tcW w:w="1667" w:type="pct"/>
+          </w:tcPr>
+          <w:p>
+            <w:r>
+              <w:rPr>
+                <w:rFonts w:hint="eastAsia"/>
+              </w:rPr>
+              <w:t>Amazon S3 への写真保存、またはロールバック時の保存済み S3 オブジェクト破棄に失敗した</w:t>
+            </w:r>
+          </w:p>
+        </w:tc>
+        <w:tc>
+          <w:tcPr>
+            <w:tcW w:w="1667" w:type="pct"/>
+          </w:tcPr>
+          <w:p>
+            <w:r>
+              <w:t>ErrorResponse</w:t>
+            </w:r>
+          </w:p>
+        </w:tc>
+      </w:tr>
+      <w:tr>
+        <w:tc>
+          <w:tcPr>
+            <w:tcW w:w="1666" w:type="pct"/>
+          </w:tcPr>
+          <w:p>
+            <w:r>
+              <w:lastRenderedPageBreak/>
               <w:t>500</w:t>
             </w:r>
           </w:p>
@@ -14722,12 +14779,11 @@
           <w:rFonts w:hint="eastAsia"/>
         </w:rPr>
       </w:pPr>
-      <w:bookmarkStart w:id="30" w:name="_Toc231140281"/>
+      <w:bookmarkStart w:id="30" w:name="_Toc231306105"/>
       <w:r>
         <w:rPr>
           <w:rFonts w:hint="eastAsia"/>
         </w:rPr>
-        <w:lastRenderedPageBreak/>
         <w:t>調査レコード一覧取得（/registration-edit/records）</w:t>
       </w:r>
       <w:bookmarkEnd w:id="30"/>
@@ -14789,7 +14845,7 @@
           <w:rFonts w:hint="eastAsia"/>
         </w:rPr>
       </w:pPr>
-      <w:bookmarkStart w:id="31" w:name="_Toc231140282"/>
+      <w:bookmarkStart w:id="31" w:name="_Toc231306106"/>
       <w:r>
         <w:rPr>
           <w:rFonts w:hint="eastAsia"/>
@@ -15470,6 +15526,7 @@
         <w:rPr>
           <w:rFonts w:hint="eastAsia"/>
         </w:rPr>
+        <w:lastRenderedPageBreak/>
         <w:t>認可条件: 通常アカウントの場合、Bearer トークン上の作業対象施設について `facility_feature_settings` と `user_facility_feature_settings` の両方で `survey_data_edit` が有効であること</w:t>
       </w:r>
     </w:p>
@@ -15484,7 +15541,6 @@
         <w:rPr>
           <w:rFonts w:hint="eastAsia"/>
         </w:rPr>
-        <w:lastRenderedPageBreak/>
         <w:t>処理仕様</w:t>
       </w:r>
     </w:p>
@@ -15599,7 +15655,7 @@
           <w:rFonts w:hint="eastAsia"/>
         </w:rPr>
       </w:pPr>
-      <w:bookmarkStart w:id="32" w:name="_Toc231140283"/>
+      <w:bookmarkStart w:id="32" w:name="_Toc231306107"/>
       <w:r>
         <w:rPr>
           <w:rFonts w:hint="eastAsia"/>
@@ -16201,6 +16257,7 @@
           </w:tcPr>
           <w:p>
             <w:r>
+              <w:lastRenderedPageBreak/>
               <w:t>roomName</w:t>
             </w:r>
           </w:p>
@@ -16378,7 +16435,6 @@
           </w:tcPr>
           <w:p>
             <w:r>
-              <w:lastRenderedPageBreak/>
               <w:t>assetItemId</w:t>
             </w:r>
           </w:p>
@@ -17407,11 +17463,12 @@
           <w:rFonts w:hint="eastAsia"/>
         </w:rPr>
       </w:pPr>
-      <w:bookmarkStart w:id="33" w:name="_Toc231140284"/>
+      <w:bookmarkStart w:id="33" w:name="_Toc231306108"/>
       <w:r>
         <w:rPr>
           <w:rFonts w:hint="eastAsia"/>
         </w:rPr>
+        <w:lastRenderedPageBreak/>
         <w:t>ステータスコード</w:t>
       </w:r>
       <w:bookmarkEnd w:id="33"/>
@@ -17611,7 +17668,6 @@
           </w:tcPr>
           <w:p>
             <w:r>
-              <w:lastRenderedPageBreak/>
               <w:t>403</w:t>
             </w:r>
           </w:p>
@@ -17684,7 +17740,7 @@
           <w:rFonts w:hint="eastAsia"/>
         </w:rPr>
       </w:pPr>
-      <w:bookmarkStart w:id="34" w:name="_Toc231140285"/>
+      <w:bookmarkStart w:id="34" w:name="_Toc231306109"/>
       <w:r>
         <w:rPr>
           <w:rFonts w:hint="eastAsia"/>
@@ -17750,7 +17806,7 @@
           <w:rFonts w:hint="eastAsia"/>
         </w:rPr>
       </w:pPr>
-      <w:bookmarkStart w:id="35" w:name="_Toc231140286"/>
+      <w:bookmarkStart w:id="35" w:name="_Toc231306110"/>
       <w:r>
         <w:rPr>
           <w:rFonts w:hint="eastAsia"/>
@@ -17978,6 +18034,7 @@
         <w:rPr>
           <w:rFonts w:hint="eastAsia"/>
         </w:rPr>
+        <w:lastRenderedPageBreak/>
         <w:t>認可条件: 通常アカウントの場合、Bearer トークン上の作業対象施設について `user_facility_assignments` に有効割当があること</w:t>
       </w:r>
     </w:p>
@@ -18005,7 +18062,6 @@
         <w:rPr>
           <w:rFonts w:hint="eastAsia"/>
         </w:rPr>
-        <w:lastRenderedPageBreak/>
         <w:t>処理仕様</w:t>
       </w:r>
     </w:p>
@@ -18058,6 +18114,19 @@
         <w:rPr>
           <w:rFonts w:hint="eastAsia"/>
         </w:rPr>
+        <w:t>`file_path` に保持している S3 オブジェクトキーから認可済み表示URLを発行し、S3 キー自体は返却しない</w:t>
+      </w:r>
+    </w:p>
+    <w:p>
+      <w:pPr>
+        <w:rPr>
+          <w:rFonts w:hint="eastAsia"/>
+        </w:rPr>
+      </w:pPr>
+      <w:r>
+        <w:rPr>
+          <w:rFonts w:hint="eastAsia"/>
+        </w:rPr>
         <w:t>代表写真フラグと撮影日時をあわせて返却する</w:t>
       </w:r>
     </w:p>
@@ -18068,7 +18137,7 @@
           <w:rFonts w:hint="eastAsia"/>
         </w:rPr>
       </w:pPr>
-      <w:bookmarkStart w:id="36" w:name="_Toc231140287"/>
+      <w:bookmarkStart w:id="36" w:name="_Toc231306111"/>
       <w:r>
         <w:rPr>
           <w:rFonts w:hint="eastAsia"/>
@@ -18445,7 +18514,7 @@
           </w:tcPr>
           <w:p>
             <w:r>
-              <w:t>filePath</w:t>
+              <w:t>fileUrl</w:t>
             </w:r>
           </w:p>
         </w:tc>
@@ -18478,7 +18547,7 @@
               <w:rPr>
                 <w:rFonts w:hint="eastAsia"/>
               </w:rPr>
-              <w:t>ファイルパス</w:t>
+              <w:t>認可済み表示URL。S3 オブジェクトキーは返却しない</w:t>
             </w:r>
           </w:p>
         </w:tc>
@@ -18627,11 +18696,12 @@
           <w:rFonts w:hint="eastAsia"/>
         </w:rPr>
       </w:pPr>
-      <w:bookmarkStart w:id="37" w:name="_Toc231140288"/>
+      <w:bookmarkStart w:id="37" w:name="_Toc231306112"/>
       <w:r>
         <w:rPr>
           <w:rFonts w:hint="eastAsia"/>
         </w:rPr>
+        <w:lastRenderedPageBreak/>
         <w:t>ステータスコード</w:t>
       </w:r>
       <w:bookmarkEnd w:id="37"/>
@@ -18866,7 +18936,41 @@
           </w:tcPr>
           <w:p>
             <w:r>
-              <w:lastRenderedPageBreak/>
+              <w:t>502</w:t>
+            </w:r>
+          </w:p>
+        </w:tc>
+        <w:tc>
+          <w:tcPr>
+            <w:tcW w:w="1667" w:type="pct"/>
+          </w:tcPr>
+          <w:p>
+            <w:r>
+              <w:rPr>
+                <w:rFonts w:hint="eastAsia"/>
+              </w:rPr>
+              <w:t>Amazon S3 表示URLの発行に失敗した</w:t>
+            </w:r>
+          </w:p>
+        </w:tc>
+        <w:tc>
+          <w:tcPr>
+            <w:tcW w:w="1667" w:type="pct"/>
+          </w:tcPr>
+          <w:p>
+            <w:r>
+              <w:t>ErrorResponse</w:t>
+            </w:r>
+          </w:p>
+        </w:tc>
+      </w:tr>
+      <w:tr>
+        <w:tc>
+          <w:tcPr>
+            <w:tcW w:w="1666" w:type="pct"/>
+          </w:tcPr>
+          <w:p>
+            <w:r>
               <w:t>500</w:t>
             </w:r>
           </w:p>
@@ -18904,7 +19008,7 @@
           <w:rFonts w:hint="eastAsia"/>
         </w:rPr>
       </w:pPr>
-      <w:bookmarkStart w:id="38" w:name="_Toc231140289"/>
+      <w:bookmarkStart w:id="38" w:name="_Toc231306113"/>
       <w:r>
         <w:rPr>
           <w:rFonts w:hint="eastAsia"/>
@@ -18970,7 +19074,7 @@
           <w:rFonts w:hint="eastAsia"/>
         </w:rPr>
       </w:pPr>
-      <w:bookmarkStart w:id="39" w:name="_Toc231140290"/>
+      <w:bookmarkStart w:id="39" w:name="_Toc231306114"/>
       <w:r>
         <w:rPr>
           <w:rFonts w:hint="eastAsia"/>
@@ -19168,11 +19272,12 @@
           <w:rFonts w:hint="eastAsia"/>
         </w:rPr>
       </w:pPr>
-      <w:bookmarkStart w:id="40" w:name="_Toc231140291"/>
+      <w:bookmarkStart w:id="40" w:name="_Toc231306115"/>
       <w:r>
         <w:rPr>
           <w:rFonts w:hint="eastAsia"/>
         </w:rPr>
+        <w:lastRenderedPageBreak/>
         <w:t>リクエスト（RegistrationEditRecordUpdateRequest）</w:t>
       </w:r>
       <w:bookmarkEnd w:id="40"/>
@@ -19781,7 +19886,6 @@
           </w:tcPr>
           <w:p>
             <w:r>
-              <w:lastRenderedPageBreak/>
               <w:t>assetItemId</w:t>
             </w:r>
           </w:p>
@@ -20544,6 +20648,7 @@
         <w:rPr>
           <w:rFonts w:hint="eastAsia"/>
         </w:rPr>
+        <w:lastRenderedPageBreak/>
         <w:t>権限チェック</w:t>
       </w:r>
     </w:p>
@@ -20623,7 +20728,6 @@
         <w:rPr>
           <w:rFonts w:hint="eastAsia"/>
         </w:rPr>
-        <w:lastRenderedPageBreak/>
         <w:t>対象レコードの `facilities.deleted_at IS NULL` を検証する</w:t>
       </w:r>
     </w:p>
@@ -20768,6 +20872,7 @@
         <w:rPr>
           <w:rFonts w:hint="eastAsia"/>
         </w:rPr>
+        <w:lastRenderedPageBreak/>
         <w:t>永続化マッピング</w:t>
       </w:r>
     </w:p>
@@ -20931,7 +21036,107 @@
           </w:tcPr>
           <w:p>
             <w:r>
+              <w:t>`asset_survey_records`</w:t>
+            </w:r>
+          </w:p>
+        </w:tc>
+        <w:tc>
+          <w:tcPr>
+            <w:tcW w:w="1250" w:type="pct"/>
+          </w:tcPr>
+          <w:p>
+            <w:r>
+              <w:t>`detail_type` / `parent_asset_survey_record_id`</w:t>
+            </w:r>
+          </w:p>
+        </w:tc>
+        <w:tc>
+          <w:tcPr>
+            <w:tcW w:w="1250" w:type="pct"/>
+          </w:tcPr>
+          <w:p>
+            <w:r>
+              <w:rPr>
+                <w:rFonts w:hint="eastAsia"/>
+              </w:rPr>
+              <w:t>リクエスト `detailType` / `parentAssetSurveyRecordId` で更新する。`detailType='MAIN'` は親を `NULL`、`DETAIL` / `ACCESSORY` は同一施設内 `DRAFT` 親レコードIDを保存し、`null` 指定時は紐付け解除とする</w:t>
+            </w:r>
+          </w:p>
+        </w:tc>
+        <w:tc>
+          <w:tcPr>
+            <w:tcW w:w="1250" w:type="pct"/>
+          </w:tcPr>
+          <w:p>
+            <w:r>
+              <w:rPr>
+                <w:rFonts w:hint="eastAsia"/>
+              </w:rPr>
+              <w:t>本体 / 明細 / 付属品の紐付け更新</w:t>
+            </w:r>
+          </w:p>
+        </w:tc>
+      </w:tr>
+      <w:tr>
+        <w:tc>
+          <w:tcPr>
+            <w:tcW w:w="1250" w:type="pct"/>
+          </w:tcPr>
+          <w:p>
+            <w:r>
+              <w:t>`asset_survey_records`</w:t>
+            </w:r>
+          </w:p>
+        </w:tc>
+        <w:tc>
+          <w:tcPr>
+            <w:tcW w:w="1250" w:type="pct"/>
+          </w:tcPr>
+          <w:p>
+            <w:r>
+              <w:t xml:space="preserve">`category_id` / `large_class_id` / `medium_class_id` / `asset_item_id` / `manufacturer_id` / `model_id` / `category_name` / `large_class_name` / `medium_class_name` / `asset_item_name` / </w:t>
+            </w:r>
+            <w:r>
               <w:lastRenderedPageBreak/>
+              <w:t>`manufacturer_name` / `model_name`</w:t>
+            </w:r>
+          </w:p>
+        </w:tc>
+        <w:tc>
+          <w:tcPr>
+            <w:tcW w:w="1250" w:type="pct"/>
+          </w:tcPr>
+          <w:p>
+            <w:r>
+              <w:rPr>
+                <w:rFonts w:hint="eastAsia"/>
+              </w:rPr>
+              <w:lastRenderedPageBreak/>
+              <w:t>各 ID が指定された場合は対応マスタの正規名称と ID で上書きし、ID 未指定または `null` の場合は対応するリクエスト表示値を保存して ID を `NULL` とする</w:t>
+            </w:r>
+          </w:p>
+        </w:tc>
+        <w:tc>
+          <w:tcPr>
+            <w:tcW w:w="1250" w:type="pct"/>
+          </w:tcPr>
+          <w:p>
+            <w:r>
+              <w:rPr>
+                <w:rFonts w:hint="eastAsia"/>
+              </w:rPr>
+              <w:t>親子不整合の下位 ID はクリアする</w:t>
+            </w:r>
+          </w:p>
+        </w:tc>
+      </w:tr>
+      <w:tr>
+        <w:tc>
+          <w:tcPr>
+            <w:tcW w:w="1250" w:type="pct"/>
+          </w:tcPr>
+          <w:p>
+            <w:r>
               <w:t>`asset_survey_records`</w:t>
             </w:r>
           </w:p>
@@ -20942,33 +21147,33 @@
           </w:tcPr>
           <w:p>
             <w:r>
-              <w:t>`detail_type` / `parent_asset_survey_record_id`</w:t>
-            </w:r>
-          </w:p>
-        </w:tc>
-        <w:tc>
-          <w:tcPr>
-            <w:tcW w:w="1250" w:type="pct"/>
-          </w:tcPr>
-          <w:p>
-            <w:r>
-              <w:rPr>
-                <w:rFonts w:hint="eastAsia"/>
-              </w:rPr>
-              <w:t>リクエスト `detailType` / `parentAssetSurveyRecordId` で更新する。`detailType='MAIN'` は親を `NULL`、`DETAIL` / `ACCESSORY` は同一施設内 `DRAFT` 親レコードIDを保存し、`null` 指定時は紐付け解除とする</w:t>
-            </w:r>
-          </w:p>
-        </w:tc>
-        <w:tc>
-          <w:tcPr>
-            <w:tcW w:w="1250" w:type="pct"/>
-          </w:tcPr>
-          <w:p>
-            <w:r>
-              <w:rPr>
-                <w:rFonts w:hint="eastAsia"/>
-              </w:rPr>
-              <w:t>本体 / 明細 / 付属品の紐付け更新</w:t>
+              <w:t>`asset_no` / `equipment_no` / `serial_no` / `purchased_on` / `width_mm` / `depth_mm` / `height_mm` / `remarks`</w:t>
+            </w:r>
+          </w:p>
+        </w:tc>
+        <w:tc>
+          <w:tcPr>
+            <w:tcW w:w="1250" w:type="pct"/>
+          </w:tcPr>
+          <w:p>
+            <w:r>
+              <w:rPr>
+                <w:rFonts w:hint="eastAsia"/>
+              </w:rPr>
+              <w:t>リクエスト `assetNo` / `equipmentNo` / `serialNo` / `purchasedOn` / `widthMm` / `depthMm` / `heightMm` / `remarks` で上書きする</w:t>
+            </w:r>
+          </w:p>
+        </w:tc>
+        <w:tc>
+          <w:tcPr>
+            <w:tcW w:w="1250" w:type="pct"/>
+          </w:tcPr>
+          <w:p>
+            <w:r>
+              <w:rPr>
+                <w:rFonts w:hint="eastAsia"/>
+              </w:rPr>
+              <w:t>未指定時は既存値を維持し、明示 `null` はクリアする</w:t>
             </w:r>
           </w:p>
         </w:tc>
@@ -20990,102 +21195,6 @@
           </w:tcPr>
           <w:p>
             <w:r>
-              <w:t>`category_id` / `large_class_id` / `medium_class_id` / `asset_item_id` / `manufacturer_id` / `model_id` / `category_name` / `large_class_name` / `medium_class_name` / `asset_item_name` / `manufacturer_name` / `model_name`</w:t>
-            </w:r>
-          </w:p>
-        </w:tc>
-        <w:tc>
-          <w:tcPr>
-            <w:tcW w:w="1250" w:type="pct"/>
-          </w:tcPr>
-          <w:p>
-            <w:r>
-              <w:rPr>
-                <w:rFonts w:hint="eastAsia"/>
-              </w:rPr>
-              <w:t>各 ID が指定された場合は対応マスタの正規名称と ID で上書きし、ID 未指定または `null` の場合は対応するリクエスト表示値を保存して ID を `NULL` とする</w:t>
-            </w:r>
-          </w:p>
-        </w:tc>
-        <w:tc>
-          <w:tcPr>
-            <w:tcW w:w="1250" w:type="pct"/>
-          </w:tcPr>
-          <w:p>
-            <w:r>
-              <w:rPr>
-                <w:rFonts w:hint="eastAsia"/>
-              </w:rPr>
-              <w:t>親子不整合の下位 ID はクリアする</w:t>
-            </w:r>
-          </w:p>
-        </w:tc>
-      </w:tr>
-      <w:tr>
-        <w:tc>
-          <w:tcPr>
-            <w:tcW w:w="1250" w:type="pct"/>
-          </w:tcPr>
-          <w:p>
-            <w:r>
-              <w:t>`asset_survey_records`</w:t>
-            </w:r>
-          </w:p>
-        </w:tc>
-        <w:tc>
-          <w:tcPr>
-            <w:tcW w:w="1250" w:type="pct"/>
-          </w:tcPr>
-          <w:p>
-            <w:r>
-              <w:t>`asset_no` / `equipment_no` / `serial_no` / `purchased_on` / `width_mm` / `depth_mm` / `height_mm` / `remarks`</w:t>
-            </w:r>
-          </w:p>
-        </w:tc>
-        <w:tc>
-          <w:tcPr>
-            <w:tcW w:w="1250" w:type="pct"/>
-          </w:tcPr>
-          <w:p>
-            <w:r>
-              <w:rPr>
-                <w:rFonts w:hint="eastAsia"/>
-              </w:rPr>
-              <w:t>リクエスト `assetNo` / `equipmentNo` / `serialNo` / `purchasedOn` / `widthMm` / `depthMm` / `heightMm` / `remarks` で上書きする</w:t>
-            </w:r>
-          </w:p>
-        </w:tc>
-        <w:tc>
-          <w:tcPr>
-            <w:tcW w:w="1250" w:type="pct"/>
-          </w:tcPr>
-          <w:p>
-            <w:r>
-              <w:rPr>
-                <w:rFonts w:hint="eastAsia"/>
-              </w:rPr>
-              <w:t>未指定時は既存値を維持し、明示 `null` はクリアする</w:t>
-            </w:r>
-          </w:p>
-        </w:tc>
-      </w:tr>
-      <w:tr>
-        <w:tc>
-          <w:tcPr>
-            <w:tcW w:w="1250" w:type="pct"/>
-          </w:tcPr>
-          <w:p>
-            <w:r>
-              <w:t>`asset_survey_records`</w:t>
-            </w:r>
-          </w:p>
-        </w:tc>
-        <w:tc>
-          <w:tcPr>
-            <w:tcW w:w="1250" w:type="pct"/>
-          </w:tcPr>
-          <w:p>
-            <w:r>
               <w:t>`updated_at`</w:t>
             </w:r>
           </w:p>
@@ -21124,7 +21233,6 @@
           </w:tcPr>
           <w:p>
             <w:r>
-              <w:lastRenderedPageBreak/>
               <w:t>`asset_survey_records`</w:t>
             </w:r>
           </w:p>
@@ -21175,7 +21283,7 @@
           <w:rFonts w:hint="eastAsia"/>
         </w:rPr>
       </w:pPr>
-      <w:bookmarkStart w:id="41" w:name="_Toc231140292"/>
+      <w:bookmarkStart w:id="41" w:name="_Toc231306116"/>
       <w:r>
         <w:rPr>
           <w:rFonts w:hint="eastAsia"/>
@@ -21343,11 +21451,12 @@
           <w:rFonts w:hint="eastAsia"/>
         </w:rPr>
       </w:pPr>
-      <w:bookmarkStart w:id="42" w:name="_Toc231140293"/>
+      <w:bookmarkStart w:id="42" w:name="_Toc231306117"/>
       <w:r>
         <w:rPr>
           <w:rFonts w:hint="eastAsia"/>
         </w:rPr>
+        <w:lastRenderedPageBreak/>
         <w:t>ステータスコード</w:t>
       </w:r>
       <w:bookmarkEnd w:id="42"/>
@@ -21687,7 +21796,6 @@
           </w:tcPr>
           <w:p>
             <w:r>
-              <w:lastRenderedPageBreak/>
               <w:t>500</w:t>
             </w:r>
           </w:p>
@@ -21725,7 +21833,7 @@
           <w:rFonts w:hint="eastAsia"/>
         </w:rPr>
       </w:pPr>
-      <w:bookmarkStart w:id="43" w:name="_Toc231140294"/>
+      <w:bookmarkStart w:id="43" w:name="_Toc231306118"/>
       <w:r>
         <w:rPr>
           <w:rFonts w:hint="eastAsia"/>
@@ -21791,7 +21899,7 @@
           <w:rFonts w:hint="eastAsia"/>
         </w:rPr>
       </w:pPr>
-      <w:bookmarkStart w:id="44" w:name="_Toc231140295"/>
+      <w:bookmarkStart w:id="44" w:name="_Toc231306119"/>
       <w:r>
         <w:rPr>
           <w:rFonts w:hint="eastAsia"/>
@@ -22085,7 +22193,14 @@
               <w:rPr>
                 <w:rFonts w:hint="eastAsia"/>
               </w:rPr>
-              <w:t>代表写真削除時にフロントエンドが選択した次代表写真ID</w:t>
+              <w:t>代表写真削除時にフロントエンドが</w:t>
+            </w:r>
+            <w:r>
+              <w:rPr>
+                <w:rFonts w:hint="eastAsia"/>
+              </w:rPr>
+              <w:lastRenderedPageBreak/>
+              <w:t>選択した次代表写真ID</w:t>
             </w:r>
           </w:p>
         </w:tc>
@@ -22156,7 +22271,6 @@
         <w:rPr>
           <w:rFonts w:hint="eastAsia"/>
         </w:rPr>
-        <w:lastRenderedPageBreak/>
         <w:t>処理仕様</w:t>
       </w:r>
     </w:p>
@@ -22183,7 +22297,7 @@
         <w:rPr>
           <w:rFonts w:hint="eastAsia"/>
         </w:rPr>
-        <w:t>対象写真が同一レコード配下の未削除 `application_documents` であることを検証する</w:t>
+        <w:t>対象写真が同一レコード配下の未削除 `application_documents` であることを検証し、更新トランザクション内で対象写真行を排他取得して `file_path` の S3 オブジェクトキーを保持する</w:t>
       </w:r>
     </w:p>
     <w:p>
@@ -22235,7 +22349,47 @@
         <w:rPr>
           <w:rFonts w:hint="eastAsia"/>
         </w:rPr>
-        <w:t>写真が0件になった場合は代表写真なし状態とし、オブジェクトストレージ上の実ファイルは本 API では削除しない</w:t>
+        <w:t>写真が0件になった場合は代表写真なし状態とする</w:t>
+      </w:r>
+    </w:p>
+    <w:p>
+      <w:pPr>
+        <w:rPr>
+          <w:rFonts w:hint="eastAsia"/>
+        </w:rPr>
+      </w:pPr>
+      <w:r>
+        <w:rPr>
+          <w:rFonts w:hint="eastAsia"/>
+        </w:rPr>
+        <w:t>`application_documents.file_path` が指す S3 オブジェクトキーに対して Amazon S3 DeleteObject を実行する。DeleteObject で NoSuchKey が返った場合は削除済みとして成功扱いにする</w:t>
+      </w:r>
+    </w:p>
+    <w:p>
+      <w:pPr>
+        <w:rPr>
+          <w:rFonts w:hint="eastAsia"/>
+        </w:rPr>
+      </w:pPr>
+      <w:r>
+        <w:rPr>
+          <w:rFonts w:hint="eastAsia"/>
+        </w:rPr>
+        <w:t>通信断・一時障害などの再試行可能エラーは最大3回までリトライし、なお失敗した場合は DB 更新を rollback して 502 を返す</w:t>
+      </w:r>
+    </w:p>
+    <w:p>
+      <w:pPr>
+        <w:rPr>
+          <w:rFonts w:hint="eastAsia"/>
+        </w:rPr>
+      </w:pPr>
+      <w:r>
+        <w:rPr>
+          <w:rFonts w:hint="eastAsia"/>
+        </w:rPr>
+        <w:lastRenderedPageBreak/>
+        <w:t>DeleteObject 成功後に DB トランザクションを commit し、削除後の残写真件数と新代表写真IDを返す。S3 削除成功後に DB commit が失敗した場合は、再実行時に NoSuchKey を成功扱いにして復旧可能とする</w:t>
       </w:r>
     </w:p>
     <w:p>
@@ -22517,6 +22671,60 @@
           </w:tcPr>
           <w:p>
             <w:r>
+              <w:rPr>
+                <w:rFonts w:hint="eastAsia"/>
+              </w:rPr>
+              <w:t>`Amazon S3（DB外）`</w:t>
+            </w:r>
+          </w:p>
+        </w:tc>
+        <w:tc>
+          <w:tcPr>
+            <w:tcW w:w="1250" w:type="pct"/>
+          </w:tcPr>
+          <w:p>
+            <w:r>
+              <w:rPr>
+                <w:rFonts w:hint="eastAsia"/>
+              </w:rPr>
+              <w:t>`application_documents.file_path` が指す S3 オブジェクト</w:t>
+            </w:r>
+          </w:p>
+        </w:tc>
+        <w:tc>
+          <w:tcPr>
+            <w:tcW w:w="1250" w:type="pct"/>
+          </w:tcPr>
+          <w:p>
+            <w:r>
+              <w:rPr>
+                <w:rFonts w:hint="eastAsia"/>
+              </w:rPr>
+              <w:t>DeleteObject を実行する。NoSuchKey は削除済みとして成功扱いにする</w:t>
+            </w:r>
+          </w:p>
+        </w:tc>
+        <w:tc>
+          <w:tcPr>
+            <w:tcW w:w="1250" w:type="pct"/>
+          </w:tcPr>
+          <w:p>
+            <w:r>
+              <w:rPr>
+                <w:rFonts w:hint="eastAsia"/>
+              </w:rPr>
+              <w:t>S3 削除成功後に DB トランザクションを commit する</w:t>
+            </w:r>
+          </w:p>
+        </w:tc>
+      </w:tr>
+      <w:tr>
+        <w:tc>
+          <w:tcPr>
+            <w:tcW w:w="1250" w:type="pct"/>
+          </w:tcPr>
+          <w:p>
+            <w:r>
               <w:t>`asset_survey_photos`</w:t>
             </w:r>
           </w:p>
@@ -22570,12 +22778,11 @@
           <w:rFonts w:hint="eastAsia"/>
         </w:rPr>
       </w:pPr>
-      <w:bookmarkStart w:id="45" w:name="_Toc231140296"/>
+      <w:bookmarkStart w:id="45" w:name="_Toc231306120"/>
       <w:r>
         <w:rPr>
           <w:rFonts w:hint="eastAsia"/>
         </w:rPr>
-        <w:lastRenderedPageBreak/>
         <w:t>レスポンス（200：RegistrationEditPhotoDeleteResponse）</w:t>
       </w:r>
       <w:bookmarkEnd w:id="45"/>
@@ -22784,11 +22991,12 @@
           <w:rFonts w:hint="eastAsia"/>
         </w:rPr>
       </w:pPr>
-      <w:bookmarkStart w:id="46" w:name="_Toc231140297"/>
+      <w:bookmarkStart w:id="46" w:name="_Toc231306121"/>
       <w:r>
         <w:rPr>
           <w:rFonts w:hint="eastAsia"/>
         </w:rPr>
+        <w:lastRenderedPageBreak/>
         <w:t>ステータスコード</w:t>
       </w:r>
       <w:bookmarkEnd w:id="46"/>
@@ -23058,6 +23266,41 @@
           </w:tcPr>
           <w:p>
             <w:r>
+              <w:t>502</w:t>
+            </w:r>
+          </w:p>
+        </w:tc>
+        <w:tc>
+          <w:tcPr>
+            <w:tcW w:w="1667" w:type="pct"/>
+          </w:tcPr>
+          <w:p>
+            <w:r>
+              <w:rPr>
+                <w:rFonts w:hint="eastAsia"/>
+              </w:rPr>
+              <w:t>Amazon S3 の調査写真削除に失敗した</w:t>
+            </w:r>
+          </w:p>
+        </w:tc>
+        <w:tc>
+          <w:tcPr>
+            <w:tcW w:w="1667" w:type="pct"/>
+          </w:tcPr>
+          <w:p>
+            <w:r>
+              <w:t>ErrorResponse</w:t>
+            </w:r>
+          </w:p>
+        </w:tc>
+      </w:tr>
+      <w:tr>
+        <w:tc>
+          <w:tcPr>
+            <w:tcW w:w="1666" w:type="pct"/>
+          </w:tcPr>
+          <w:p>
+            <w:r>
               <w:t>500</w:t>
             </w:r>
           </w:p>
@@ -23095,7 +23338,7 @@
           <w:rFonts w:hint="eastAsia"/>
         </w:rPr>
       </w:pPr>
-      <w:bookmarkStart w:id="47" w:name="_Toc231140298"/>
+      <w:bookmarkStart w:id="47" w:name="_Toc231306122"/>
       <w:r>
         <w:rPr>
           <w:rFonts w:hint="eastAsia"/>
@@ -23161,12 +23404,11 @@
           <w:rFonts w:hint="eastAsia"/>
         </w:rPr>
       </w:pPr>
-      <w:bookmarkStart w:id="48" w:name="_Toc231140299"/>
+      <w:bookmarkStart w:id="48" w:name="_Toc231306123"/>
       <w:r>
         <w:rPr>
           <w:rFonts w:hint="eastAsia"/>
         </w:rPr>
-        <w:lastRenderedPageBreak/>
         <w:t>リクエスト（RegistrationEditConfirmRequest）</w:t>
       </w:r>
       <w:bookmarkEnd w:id="48"/>
@@ -23334,6 +23576,7 @@
         <w:rPr>
           <w:rFonts w:hint="eastAsia"/>
         </w:rPr>
+        <w:lastRenderedPageBreak/>
         <w:t>権限チェック</w:t>
       </w:r>
     </w:p>
@@ -23505,7 +23748,6 @@
         <w:rPr>
           <w:rFonts w:hint="eastAsia"/>
         </w:rPr>
-        <w:lastRenderedPageBreak/>
         <w:t>永続化マッピング</w:t>
       </w:r>
     </w:p>
@@ -23685,19 +23927,27 @@
               <w:rPr>
                 <w:rFonts w:hint="eastAsia"/>
               </w:rPr>
-              <w:t>リクエスト `recordIds[*]` に一致する各行の `confirmed_by_user_id` / `confirmed_at` / `updated_at`</w:t>
-            </w:r>
-          </w:p>
-        </w:tc>
-        <w:tc>
-          <w:tcPr>
-            <w:tcW w:w="1250" w:type="pct"/>
-          </w:tcPr>
-          <w:p>
-            <w:r>
-              <w:rPr>
-                <w:rFonts w:hint="eastAsia"/>
-              </w:rPr>
+              <w:t>リクエスト `recordIds[*]` に一致する各行の `confirmed_by_user_id` / `confir</w:t>
+            </w:r>
+            <w:r>
+              <w:rPr>
+                <w:rFonts w:hint="eastAsia"/>
+              </w:rPr>
+              <w:lastRenderedPageBreak/>
+              <w:t>med_at` / `updated_at`</w:t>
+            </w:r>
+          </w:p>
+        </w:tc>
+        <w:tc>
+          <w:tcPr>
+            <w:tcW w:w="1250" w:type="pct"/>
+          </w:tcPr>
+          <w:p>
+            <w:r>
+              <w:rPr>
+                <w:rFonts w:hint="eastAsia"/>
+              </w:rPr>
+              <w:lastRenderedPageBreak/>
               <w:t>認証ユーザーID / 現在時刻 / 現在時刻を保存する</w:t>
             </w:r>
           </w:p>
@@ -23827,7 +24077,7 @@
           <w:rFonts w:hint="eastAsia"/>
         </w:rPr>
       </w:pPr>
-      <w:bookmarkStart w:id="49" w:name="_Toc231140300"/>
+      <w:bookmarkStart w:id="49" w:name="_Toc231306124"/>
       <w:r>
         <w:rPr>
           <w:rFonts w:hint="eastAsia"/>
@@ -24040,12 +24290,11 @@
           <w:rFonts w:hint="eastAsia"/>
         </w:rPr>
       </w:pPr>
-      <w:bookmarkStart w:id="50" w:name="_Toc231140301"/>
+      <w:bookmarkStart w:id="50" w:name="_Toc231306125"/>
       <w:r>
         <w:rPr>
           <w:rFonts w:hint="eastAsia"/>
         </w:rPr>
-        <w:lastRenderedPageBreak/>
         <w:t>ステータスコード</w:t>
       </w:r>
       <w:bookmarkEnd w:id="50"/>
@@ -24258,7 +24507,14 @@
               <w:rPr>
                 <w:rFonts w:hint="eastAsia"/>
               </w:rPr>
-              <w:t>通常アカウントで作業対象施設に対する実効 `survey_data_edit` なし、共有システム管理者で作業対象施設が削除済み、または対象施設不一致</w:t>
+              <w:t>通常アカウントで作業対象施設に対する実効 `survey_data_edit` なし、共有システム管</w:t>
+            </w:r>
+            <w:r>
+              <w:rPr>
+                <w:rFonts w:hint="eastAsia"/>
+              </w:rPr>
+              <w:lastRenderedPageBreak/>
+              <w:t>理者で作業対象施設が削除済み、または対象施設不一致</w:t>
             </w:r>
           </w:p>
         </w:tc>
@@ -24268,6 +24524,7 @@
           </w:tcPr>
           <w:p>
             <w:r>
+              <w:lastRenderedPageBreak/>
               <w:t>ErrorResponse</w:t>
             </w:r>
           </w:p>
@@ -24352,7 +24609,7 @@
           <w:rFonts w:hint="eastAsia"/>
         </w:rPr>
       </w:pPr>
-      <w:bookmarkStart w:id="51" w:name="_Toc231140302"/>
+      <w:bookmarkStart w:id="51" w:name="_Toc231306126"/>
       <w:r>
         <w:rPr>
           <w:rFonts w:hint="eastAsia"/>
@@ -24368,7 +24625,7 @@
           <w:rFonts w:hint="eastAsia"/>
         </w:rPr>
       </w:pPr>
-      <w:bookmarkStart w:id="52" w:name="_Toc231140303"/>
+      <w:bookmarkStart w:id="52" w:name="_Toc231306127"/>
       <w:r>
         <w:rPr>
           <w:rFonts w:hint="eastAsia"/>
@@ -24593,7 +24850,7 @@
           <w:rFonts w:hint="eastAsia"/>
         </w:rPr>
       </w:pPr>
-      <w:bookmarkStart w:id="53" w:name="_Toc231140304"/>
+      <w:bookmarkStart w:id="53" w:name="_Toc231306128"/>
       <w:r>
         <w:rPr>
           <w:rFonts w:hint="eastAsia"/>
@@ -24656,6 +24913,7 @@
         <w:rPr>
           <w:rFonts w:hint="eastAsia"/>
         </w:rPr>
+        <w:lastRenderedPageBreak/>
         <w:t>`/registration-edit` の対象レコードは `asset_survey_records.deleted_at IS NULL` かつ `facility_id` が Bearer トークン上の作業対象施設IDと一致するものだけを扱う</w:t>
       </w:r>
     </w:p>
@@ -24704,7 +24962,7 @@
           <w:rFonts w:hint="eastAsia"/>
         </w:rPr>
       </w:pPr>
-      <w:bookmarkStart w:id="54" w:name="_Toc231140305"/>
+      <w:bookmarkStart w:id="54" w:name="_Toc231306129"/>
       <w:r>
         <w:rPr>
           <w:rFonts w:hint="eastAsia"/>
@@ -24777,7 +25035,7 @@
           <w:rFonts w:hint="eastAsia"/>
         </w:rPr>
       </w:pPr>
-      <w:bookmarkStart w:id="55" w:name="_Toc231140306"/>
+      <w:bookmarkStart w:id="55" w:name="_Toc231306130"/>
       <w:r>
         <w:rPr>
           <w:rFonts w:hint="eastAsia"/>
@@ -24969,14 +25227,148 @@
               <w:rPr>
                 <w:rFonts w:hint="eastAsia"/>
               </w:rPr>
-              <w:t>通常アカウントで作業対象施設に対する実効 `survey_data_edit` がない、共有システム</w:t>
-            </w:r>
-            <w:r>
-              <w:rPr>
-                <w:rFonts w:hint="eastAsia"/>
-              </w:rPr>
+              <w:t>通常アカウントで作業対象施設に対する実効 `survey_data_edit` がない、共有システム管理者で作業対象施設が削除済み、または対象施設不一致</w:t>
+            </w:r>
+          </w:p>
+        </w:tc>
+      </w:tr>
+      <w:tr>
+        <w:tc>
+          <w:tcPr>
+            <w:tcW w:w="1666" w:type="pct"/>
+          </w:tcPr>
+          <w:p>
+            <w:r>
+              <w:t>OFFLINE_PREP_400_INVALID_INPUT</w:t>
+            </w:r>
+          </w:p>
+        </w:tc>
+        <w:tc>
+          <w:tcPr>
+            <w:tcW w:w="1667" w:type="pct"/>
+          </w:tcPr>
+          <w:p>
+            <w:r>
+              <w:t>400</w:t>
+            </w:r>
+          </w:p>
+        </w:tc>
+        <w:tc>
+          <w:tcPr>
+            <w:tcW w:w="1667" w:type="pct"/>
+          </w:tcPr>
+          <w:p>
+            <w:r>
+              <w:rPr>
+                <w:rFonts w:hint="eastAsia"/>
+              </w:rPr>
+              <w:t>入力形式または必須項目が不正</w:t>
+            </w:r>
+          </w:p>
+        </w:tc>
+      </w:tr>
+      <w:tr>
+        <w:tc>
+          <w:tcPr>
+            <w:tcW w:w="1666" w:type="pct"/>
+          </w:tcPr>
+          <w:p>
+            <w:r>
+              <w:t>OFFLINE_PREP_404_FACILITY_NOT_FOUND</w:t>
+            </w:r>
+          </w:p>
+        </w:tc>
+        <w:tc>
+          <w:tcPr>
+            <w:tcW w:w="1667" w:type="pct"/>
+          </w:tcPr>
+          <w:p>
+            <w:r>
+              <w:t>404</w:t>
+            </w:r>
+          </w:p>
+        </w:tc>
+        <w:tc>
+          <w:tcPr>
+            <w:tcW w:w="1667" w:type="pct"/>
+          </w:tcPr>
+          <w:p>
+            <w:r>
+              <w:rPr>
+                <w:rFonts w:hint="eastAsia"/>
+              </w:rPr>
+              <w:t>対象施設が存在しない、または削除済み</w:t>
+            </w:r>
+          </w:p>
+        </w:tc>
+      </w:tr>
+      <w:tr>
+        <w:tc>
+          <w:tcPr>
+            <w:tcW w:w="1666" w:type="pct"/>
+          </w:tcPr>
+          <w:p>
+            <w:r>
+              <w:t>OFFLINE_PREP_404_MASTER_NOT_FOUND</w:t>
+            </w:r>
+          </w:p>
+        </w:tc>
+        <w:tc>
+          <w:tcPr>
+            <w:tcW w:w="1667" w:type="pct"/>
+          </w:tcPr>
+          <w:p>
+            <w:r>
+              <w:t>404</w:t>
+            </w:r>
+          </w:p>
+        </w:tc>
+        <w:tc>
+          <w:tcPr>
+            <w:tcW w:w="1667" w:type="pct"/>
+          </w:tcPr>
+          <w:p>
+            <w:r>
+              <w:rPr>
+                <w:rFonts w:hint="eastAsia"/>
+              </w:rPr>
+              <w:t>参照マスタが存在しない、または削除済み</w:t>
+            </w:r>
+          </w:p>
+        </w:tc>
+      </w:tr>
+      <w:tr>
+        <w:tc>
+          <w:tcPr>
+            <w:tcW w:w="1666" w:type="pct"/>
+          </w:tcPr>
+          <w:p>
+            <w:r>
               <w:lastRenderedPageBreak/>
-              <w:t>管理者で作業対象施設が削除済み、または対象施設不一致</w:t>
+              <w:t>OFFLINE_PREP_422_RECORD_RELATION_INVALID</w:t>
+            </w:r>
+          </w:p>
+        </w:tc>
+        <w:tc>
+          <w:tcPr>
+            <w:tcW w:w="1667" w:type="pct"/>
+          </w:tcPr>
+          <w:p>
+            <w:r>
+              <w:t>422</w:t>
+            </w:r>
+          </w:p>
+        </w:tc>
+        <w:tc>
+          <w:tcPr>
+            <w:tcW w:w="1667" w:type="pct"/>
+          </w:tcPr>
+          <w:p>
+            <w:r>
+              <w:rPr>
+                <w:rFonts w:hint="eastAsia"/>
+              </w:rPr>
+              <w:t>親子関係または分類階層の整合が取れない</w:t>
             </w:r>
           </w:p>
         </w:tc>
@@ -24988,8 +25380,7 @@
           </w:tcPr>
           <w:p>
             <w:r>
-              <w:lastRenderedPageBreak/>
-              <w:t>OFFLINE_PREP_400_INVALID_INPUT</w:t>
+              <w:t>OFFLINE_PREP_502_S3_WRITE_FAILED</w:t>
             </w:r>
           </w:p>
         </w:tc>
@@ -24999,7 +25390,7 @@
           </w:tcPr>
           <w:p>
             <w:r>
-              <w:t>400</w:t>
+              <w:t>502</w:t>
             </w:r>
           </w:p>
         </w:tc>
@@ -25012,7 +25403,7 @@
               <w:rPr>
                 <w:rFonts w:hint="eastAsia"/>
               </w:rPr>
-              <w:t>入力形式または必須項目が不正</w:t>
+              <w:t>調査写真の Amazon S3 保存、またはロールバック時の保存済み S3 オブジェクト破棄に失敗した</w:t>
             </w:r>
           </w:p>
         </w:tc>
@@ -25024,7 +25415,7 @@
           </w:tcPr>
           <w:p>
             <w:r>
-              <w:t>OFFLINE_PREP_404_FACILITY_NOT_FOUND</w:t>
+              <w:t>REG_EDIT_404_RECORD_NOT_FOUND</w:t>
             </w:r>
           </w:p>
         </w:tc>
@@ -25047,7 +25438,7 @@
               <w:rPr>
                 <w:rFonts w:hint="eastAsia"/>
               </w:rPr>
-              <w:t>対象施設が存在しない、または削除済み</w:t>
+              <w:t>対象調査レコードが存在しない</w:t>
             </w:r>
           </w:p>
         </w:tc>
@@ -25059,7 +25450,7 @@
           </w:tcPr>
           <w:p>
             <w:r>
-              <w:t>OFFLINE_PREP_404_MASTER_NOT_FOUND</w:t>
+              <w:t>REG_EDIT_404_PHOTO_NOT_FOUND</w:t>
             </w:r>
           </w:p>
         </w:tc>
@@ -25082,7 +25473,7 @@
               <w:rPr>
                 <w:rFonts w:hint="eastAsia"/>
               </w:rPr>
-              <w:t>参照マスタが存在しない、または削除済み</w:t>
+              <w:t>対象写真が存在しない</w:t>
             </w:r>
           </w:p>
         </w:tc>
@@ -25094,7 +25485,7 @@
           </w:tcPr>
           <w:p>
             <w:r>
-              <w:t>OFFLINE_PREP_422_RECORD_RELATION_INVALID</w:t>
+              <w:t>REG_EDIT_502_S3_URL_SIGN_FAILED</w:t>
             </w:r>
           </w:p>
         </w:tc>
@@ -25104,7 +25495,7 @@
           </w:tcPr>
           <w:p>
             <w:r>
-              <w:t>422</w:t>
+              <w:t>502</w:t>
             </w:r>
           </w:p>
         </w:tc>
@@ -25117,7 +25508,7 @@
               <w:rPr>
                 <w:rFonts w:hint="eastAsia"/>
               </w:rPr>
-              <w:t>親子関係または分類階層の整合が取れない</w:t>
+              <w:t>調査写真一覧取得時に Amazon S3 表示URLの発行に失敗した</w:t>
             </w:r>
           </w:p>
         </w:tc>
@@ -25129,7 +25520,7 @@
           </w:tcPr>
           <w:p>
             <w:r>
-              <w:t>REG_EDIT_404_RECORD_NOT_FOUND</w:t>
+              <w:t>REG_EDIT_502_S3_DELETE_FAILED</w:t>
             </w:r>
           </w:p>
         </w:tc>
@@ -25139,7 +25530,7 @@
           </w:tcPr>
           <w:p>
             <w:r>
-              <w:t>404</w:t>
+              <w:t>502</w:t>
             </w:r>
           </w:p>
         </w:tc>
@@ -25152,42 +25543,7 @@
               <w:rPr>
                 <w:rFonts w:hint="eastAsia"/>
               </w:rPr>
-              <w:t>対象調査レコードが存在しない</w:t>
-            </w:r>
-          </w:p>
-        </w:tc>
-      </w:tr>
-      <w:tr>
-        <w:tc>
-          <w:tcPr>
-            <w:tcW w:w="1666" w:type="pct"/>
-          </w:tcPr>
-          <w:p>
-            <w:r>
-              <w:t>REG_EDIT_404_PHOTO_NOT_FOUND</w:t>
-            </w:r>
-          </w:p>
-        </w:tc>
-        <w:tc>
-          <w:tcPr>
-            <w:tcW w:w="1667" w:type="pct"/>
-          </w:tcPr>
-          <w:p>
-            <w:r>
-              <w:t>404</w:t>
-            </w:r>
-          </w:p>
-        </w:tc>
-        <w:tc>
-          <w:tcPr>
-            <w:tcW w:w="1667" w:type="pct"/>
-          </w:tcPr>
-          <w:p>
-            <w:r>
-              <w:rPr>
-                <w:rFonts w:hint="eastAsia"/>
-              </w:rPr>
-              <w:t>対象写真が存在しない</w:t>
+              <w:t>調査写真削除時に Amazon S3 オブジェクトの削除に失敗した</w:t>
             </w:r>
           </w:p>
         </w:tc>
@@ -25306,7 +25662,7 @@
           <w:rFonts w:hint="eastAsia"/>
         </w:rPr>
       </w:pPr>
-      <w:bookmarkStart w:id="56" w:name="_Toc231140307"/>
+      <w:bookmarkStart w:id="56" w:name="_Toc231306131"/>
       <w:r>
         <w:rPr>
           <w:rFonts w:hint="eastAsia"/>
@@ -25350,7 +25706,7 @@
         <w:rPr>
           <w:rFonts w:hint="eastAsia"/>
         </w:rPr>
-        <w:t>写真保存ルールやオブジェクトキー命名規則を変更する場合は、`application_documents` と `asset_survey_photos` VIEW の整合を必ず確認する</w:t>
+        <w:t>写真保存ルールや Amazon S3 オブジェクトキー命名規則を変更する場合は、`application_documents.file_path` と `asset_survey_photos` VIEW の整合を必ず確認する</w:t>
       </w:r>
     </w:p>
     <w:p>
@@ -25369,6 +25725,26 @@
         <w:rPr>
           <w:rFonts w:hint="eastAsia"/>
         </w:rPr>
+        <w:t>調査写真削除時の Amazon S3 DeleteObject は同期 API 内で実行し、NoSuchKey は削除完了扱いにする。再試行可能な一時障害は最大3回までリトライし、なお失敗する場合は DB 更新を rollback して 502 を返す</w:t>
+      </w:r>
+    </w:p>
+    <w:p>
+      <w:pPr>
+        <w:pStyle w:val="afffffff8"/>
+        <w:numPr>
+          <w:ilvl w:val="0"/>
+          <w:numId w:val="8"/>
+        </w:numPr>
+        <w:ind w:leftChars="0"/>
+        <w:rPr>
+          <w:rFonts w:hint="eastAsia"/>
+        </w:rPr>
+      </w:pPr>
+      <w:r>
+        <w:rPr>
+          <w:rFonts w:hint="eastAsia"/>
+        </w:rPr>
+        <w:lastRenderedPageBreak/>
         <w:t>PWA 画面群のローカル状態管理は本設計書の対象外とし、API追加時はオンライン画面かオフライン同期I/Fかを明確に区別する</w:t>
       </w:r>
     </w:p>
@@ -25438,7 +25814,268 @@
 <file path=word/numbering.xml><?xml version="1.0" encoding="utf-8"?>
 <w:numbering xmlns:wpc="http://schemas.microsoft.com/office/word/2010/wordprocessingCanvas" xmlns:cx="http://schemas.microsoft.com/office/drawing/2014/chartex" xmlns:cx1="http://schemas.microsoft.com/office/drawing/2015/9/8/chartex" xmlns:cx2="http://schemas.microsoft.com/office/drawing/2015/10/21/chartex" xmlns:cx3="http://schemas.microsoft.com/office/drawing/2016/5/9/chartex" xmlns:cx4="http://schemas.microsoft.com/office/drawing/2016/5/10/chartex" xmlns:cx5="http://schemas.microsoft.com/office/drawing/2016/5/11/chartex" xmlns:cx6="http://schemas.microsoft.com/office/drawing/2016/5/12/chartex" xmlns:cx7="http://schemas.microsoft.com/office/drawing/2016/5/13/chartex" xmlns:cx8="http://schemas.microsoft.com/office/drawing/2016/5/14/chartex" xmlns:mc="http://schemas.openxmlformats.org/markup-compatibility/2006" xmlns:aink="http://schemas.microsoft.com/office/drawing/2016/ink" xmlns:am3d="http://schemas.microsoft.com/office/drawing/2017/model3d" xmlns:o="urn:schemas-microsoft-com:office:office" xmlns:oel="http://schemas.microsoft.com/office/2019/extlst" xmlns:r="http://schemas.openxmlformats.org/officeDocument/2006/relationships" xmlns:m="http://schemas.openxmlformats.org/officeDocument/2006/math" xmlns:v="urn:schemas-microsoft-com:vml" xmlns:wp14="http://schemas.microsoft.com/office/word/2010/wordprocessingDrawing" xmlns:wp="http://schemas.openxmlformats.org/drawingml/2006/wordprocessingDrawing" xmlns:w10="urn:schemas-microsoft-com:office:word" xmlns:w="http://schemas.openxmlformats.org/wordprocessingml/2006/main" xmlns:w14="http://schemas.microsoft.com/office/word/2010/wordml" xmlns:w15="http://schemas.microsoft.com/office/word/2012/wordml" xmlns:w16cex="http://schemas.microsoft.com/office/word/2018/wordml/cex" xmlns:w16cid="http://schemas.microsoft.com/office/word/2016/wordml/cid" xmlns:w16="http://schemas.microsoft.com/office/word/2018/wordml" xmlns:w16du="http://schemas.microsoft.com/office/word/2023/wordml/word16du" xmlns:w16sdtdh="http://schemas.microsoft.com/office/word/2020/wordml/sdtdatahash" xmlns:w16sdtfl="http://schemas.microsoft.com/office/word/2024/wordml/sdtformatlock" xmlns:w16se="http://schemas.microsoft.com/office/word/2015/wordml/symex" xmlns:wpg="http://schemas.microsoft.com/office/word/2010/wordprocessingGroup" xmlns:wpi="http://schemas.microsoft.com/office/word/2010/wordprocessingInk" xmlns:wne="http://schemas.microsoft.com/office/word/2006/wordml" xmlns:wps="http://schemas.microsoft.com/office/word/2010/wordprocessingShape" mc:Ignorable="w14 w15 w16se w16cid w16 w16cex w16sdtdh w16sdtfl w16du wp14">
   <w:abstractNum w:abstractNumId="0" w15:restartNumberingAfterBreak="0">
-    <w:nsid w:val="101A5D93"/>
+    <w:nsid w:val="06E07EE4"/>
+    <w:multiLevelType w:val="hybridMultilevel"/>
+    <w:tmpl w:val="A2AE6254"/>
+    <w:name w:val="__API_DOC_SQUARE_BULLET__22222"/>
+    <w:lvl w:ilvl="0" w:tplc="0409000F">
+      <w:start w:val="1"/>
+      <w:numFmt w:val="decimal"/>
+      <w:lvlText w:val="%1."/>
+      <w:lvlJc w:val="left"/>
+      <w:pPr>
+        <w:ind w:left="440" w:hanging="440"/>
+      </w:pPr>
+    </w:lvl>
+    <w:lvl w:ilvl="1" w:tplc="04090017" w:tentative="1">
+      <w:start w:val="1"/>
+      <w:numFmt w:val="aiueoFullWidth"/>
+      <w:lvlText w:val="(%2)"/>
+      <w:lvlJc w:val="left"/>
+      <w:pPr>
+        <w:ind w:left="880" w:hanging="440"/>
+      </w:pPr>
+    </w:lvl>
+    <w:lvl w:ilvl="2" w:tplc="04090011" w:tentative="1">
+      <w:start w:val="1"/>
+      <w:numFmt w:val="decimalEnclosedCircle"/>
+      <w:lvlText w:val="%3"/>
+      <w:lvlJc w:val="left"/>
+      <w:pPr>
+        <w:ind w:left="1320" w:hanging="440"/>
+      </w:pPr>
+    </w:lvl>
+    <w:lvl w:ilvl="3" w:tplc="0409000F" w:tentative="1">
+      <w:start w:val="1"/>
+      <w:numFmt w:val="decimal"/>
+      <w:lvlText w:val="%4."/>
+      <w:lvlJc w:val="left"/>
+      <w:pPr>
+        <w:ind w:left="1760" w:hanging="440"/>
+      </w:pPr>
+    </w:lvl>
+    <w:lvl w:ilvl="4" w:tplc="04090017" w:tentative="1">
+      <w:start w:val="1"/>
+      <w:numFmt w:val="aiueoFullWidth"/>
+      <w:lvlText w:val="(%5)"/>
+      <w:lvlJc w:val="left"/>
+      <w:pPr>
+        <w:ind w:left="2200" w:hanging="440"/>
+      </w:pPr>
+    </w:lvl>
+    <w:lvl w:ilvl="5" w:tplc="04090011" w:tentative="1">
+      <w:start w:val="1"/>
+      <w:numFmt w:val="decimalEnclosedCircle"/>
+      <w:lvlText w:val="%6"/>
+      <w:lvlJc w:val="left"/>
+      <w:pPr>
+        <w:ind w:left="2640" w:hanging="440"/>
+      </w:pPr>
+    </w:lvl>
+    <w:lvl w:ilvl="6" w:tplc="0409000F" w:tentative="1">
+      <w:start w:val="1"/>
+      <w:numFmt w:val="decimal"/>
+      <w:lvlText w:val="%7."/>
+      <w:lvlJc w:val="left"/>
+      <w:pPr>
+        <w:ind w:left="3080" w:hanging="440"/>
+      </w:pPr>
+    </w:lvl>
+    <w:lvl w:ilvl="7" w:tplc="04090017" w:tentative="1">
+      <w:start w:val="1"/>
+      <w:numFmt w:val="aiueoFullWidth"/>
+      <w:lvlText w:val="(%8)"/>
+      <w:lvlJc w:val="left"/>
+      <w:pPr>
+        <w:ind w:left="3520" w:hanging="440"/>
+      </w:pPr>
+    </w:lvl>
+    <w:lvl w:ilvl="8" w:tplc="04090011" w:tentative="1">
+      <w:start w:val="1"/>
+      <w:numFmt w:val="decimalEnclosedCircle"/>
+      <w:lvlText w:val="%9"/>
+      <w:lvlJc w:val="left"/>
+      <w:pPr>
+        <w:ind w:left="3960" w:hanging="440"/>
+      </w:pPr>
+    </w:lvl>
+  </w:abstractNum>
+  <w:abstractNum w:abstractNumId="1" w15:restartNumberingAfterBreak="0">
+    <w:nsid w:val="0D151712"/>
+    <w:multiLevelType w:val="hybridMultilevel"/>
+    <w:tmpl w:val="76EA71D6"/>
+    <w:name w:val="__API_DOC_SQUARE_BULLET__222"/>
+    <w:lvl w:ilvl="0" w:tplc="0409000F">
+      <w:start w:val="1"/>
+      <w:numFmt w:val="decimal"/>
+      <w:lvlText w:val="%1."/>
+      <w:lvlJc w:val="left"/>
+      <w:pPr>
+        <w:ind w:left="440" w:hanging="440"/>
+      </w:pPr>
+    </w:lvl>
+    <w:lvl w:ilvl="1" w:tplc="04090017" w:tentative="1">
+      <w:start w:val="1"/>
+      <w:numFmt w:val="aiueoFullWidth"/>
+      <w:lvlText w:val="(%2)"/>
+      <w:lvlJc w:val="left"/>
+      <w:pPr>
+        <w:ind w:left="880" w:hanging="440"/>
+      </w:pPr>
+    </w:lvl>
+    <w:lvl w:ilvl="2" w:tplc="04090011" w:tentative="1">
+      <w:start w:val="1"/>
+      <w:numFmt w:val="decimalEnclosedCircle"/>
+      <w:lvlText w:val="%3"/>
+      <w:lvlJc w:val="left"/>
+      <w:pPr>
+        <w:ind w:left="1320" w:hanging="440"/>
+      </w:pPr>
+    </w:lvl>
+    <w:lvl w:ilvl="3" w:tplc="0409000F" w:tentative="1">
+      <w:start w:val="1"/>
+      <w:numFmt w:val="decimal"/>
+      <w:lvlText w:val="%4."/>
+      <w:lvlJc w:val="left"/>
+      <w:pPr>
+        <w:ind w:left="1760" w:hanging="440"/>
+      </w:pPr>
+    </w:lvl>
+    <w:lvl w:ilvl="4" w:tplc="04090017" w:tentative="1">
+      <w:start w:val="1"/>
+      <w:numFmt w:val="aiueoFullWidth"/>
+      <w:lvlText w:val="(%5)"/>
+      <w:lvlJc w:val="left"/>
+      <w:pPr>
+        <w:ind w:left="2200" w:hanging="440"/>
+      </w:pPr>
+    </w:lvl>
+    <w:lvl w:ilvl="5" w:tplc="04090011" w:tentative="1">
+      <w:start w:val="1"/>
+      <w:numFmt w:val="decimalEnclosedCircle"/>
+      <w:lvlText w:val="%6"/>
+      <w:lvlJc w:val="left"/>
+      <w:pPr>
+        <w:ind w:left="2640" w:hanging="440"/>
+      </w:pPr>
+    </w:lvl>
+    <w:lvl w:ilvl="6" w:tplc="0409000F" w:tentative="1">
+      <w:start w:val="1"/>
+      <w:numFmt w:val="decimal"/>
+      <w:lvlText w:val="%7."/>
+      <w:lvlJc w:val="left"/>
+      <w:pPr>
+        <w:ind w:left="3080" w:hanging="440"/>
+      </w:pPr>
+    </w:lvl>
+    <w:lvl w:ilvl="7" w:tplc="04090017" w:tentative="1">
+      <w:start w:val="1"/>
+      <w:numFmt w:val="aiueoFullWidth"/>
+      <w:lvlText w:val="(%8)"/>
+      <w:lvlJc w:val="left"/>
+      <w:pPr>
+        <w:ind w:left="3520" w:hanging="440"/>
+      </w:pPr>
+    </w:lvl>
+    <w:lvl w:ilvl="8" w:tplc="04090011" w:tentative="1">
+      <w:start w:val="1"/>
+      <w:numFmt w:val="decimalEnclosedCircle"/>
+      <w:lvlText w:val="%9"/>
+      <w:lvlJc w:val="left"/>
+      <w:pPr>
+        <w:ind w:left="3960" w:hanging="440"/>
+      </w:pPr>
+    </w:lvl>
+  </w:abstractNum>
+  <w:abstractNum w:abstractNumId="2" w15:restartNumberingAfterBreak="0">
+    <w:nsid w:val="3505427A"/>
+    <w:multiLevelType w:val="hybridMultilevel"/>
+    <w:tmpl w:val="0FC2D57A"/>
+    <w:name w:val="__API_DOC_SQUARE_BULLET__2"/>
+    <w:lvl w:ilvl="0" w:tplc="0409000F">
+      <w:start w:val="1"/>
+      <w:numFmt w:val="decimal"/>
+      <w:lvlText w:val="%1."/>
+      <w:lvlJc w:val="left"/>
+      <w:pPr>
+        <w:ind w:left="440" w:hanging="440"/>
+      </w:pPr>
+    </w:lvl>
+    <w:lvl w:ilvl="1" w:tplc="04090017" w:tentative="1">
+      <w:start w:val="1"/>
+      <w:numFmt w:val="aiueoFullWidth"/>
+      <w:lvlText w:val="(%2)"/>
+      <w:lvlJc w:val="left"/>
+      <w:pPr>
+        <w:ind w:left="880" w:hanging="440"/>
+      </w:pPr>
+    </w:lvl>
+    <w:lvl w:ilvl="2" w:tplc="04090011" w:tentative="1">
+      <w:start w:val="1"/>
+      <w:numFmt w:val="decimalEnclosedCircle"/>
+      <w:lvlText w:val="%3"/>
+      <w:lvlJc w:val="left"/>
+      <w:pPr>
+        <w:ind w:left="1320" w:hanging="440"/>
+      </w:pPr>
+    </w:lvl>
+    <w:lvl w:ilvl="3" w:tplc="0409000F" w:tentative="1">
+      <w:start w:val="1"/>
+      <w:numFmt w:val="decimal"/>
+      <w:lvlText w:val="%4."/>
+      <w:lvlJc w:val="left"/>
+      <w:pPr>
+        <w:ind w:left="1760" w:hanging="440"/>
+      </w:pPr>
+    </w:lvl>
+    <w:lvl w:ilvl="4" w:tplc="04090017" w:tentative="1">
+      <w:start w:val="1"/>
+      <w:numFmt w:val="aiueoFullWidth"/>
+      <w:lvlText w:val="(%5)"/>
+      <w:lvlJc w:val="left"/>
+      <w:pPr>
+        <w:ind w:left="2200" w:hanging="440"/>
+      </w:pPr>
+    </w:lvl>
+    <w:lvl w:ilvl="5" w:tplc="04090011" w:tentative="1">
+      <w:start w:val="1"/>
+      <w:numFmt w:val="decimalEnclosedCircle"/>
+      <w:lvlText w:val="%6"/>
+      <w:lvlJc w:val="left"/>
+      <w:pPr>
+        <w:ind w:left="2640" w:hanging="440"/>
+      </w:pPr>
+    </w:lvl>
+    <w:lvl w:ilvl="6" w:tplc="0409000F" w:tentative="1">
+      <w:start w:val="1"/>
+      <w:numFmt w:val="decimal"/>
+      <w:lvlText w:val="%7."/>
+      <w:lvlJc w:val="left"/>
+      <w:pPr>
+        <w:ind w:left="3080" w:hanging="440"/>
+      </w:pPr>
+    </w:lvl>
+    <w:lvl w:ilvl="7" w:tplc="04090017" w:tentative="1">
+      <w:start w:val="1"/>
+      <w:numFmt w:val="aiueoFullWidth"/>
+      <w:lvlText w:val="(%8)"/>
+      <w:lvlJc w:val="left"/>
+      <w:pPr>
+        <w:ind w:left="3520" w:hanging="440"/>
+      </w:pPr>
+    </w:lvl>
+    <w:lvl w:ilvl="8" w:tplc="04090011" w:tentative="1">
+      <w:start w:val="1"/>
+      <w:numFmt w:val="decimalEnclosedCircle"/>
+      <w:lvlText w:val="%9"/>
+      <w:lvlJc w:val="left"/>
+      <w:pPr>
+        <w:ind w:left="3960" w:hanging="440"/>
+      </w:pPr>
+    </w:lvl>
+  </w:abstractNum>
+  <w:abstractNum w:abstractNumId="3" w15:restartNumberingAfterBreak="0">
+    <w:nsid w:val="3D022525"/>
     <w:multiLevelType w:val="singleLevel"/>
     <w:tmpl w:val="0409000F"/>
     <w:name w:val="__API_DOC_SQUARE_BULLET__"/>
@@ -25452,356 +26089,8 @@
       </w:pPr>
     </w:lvl>
   </w:abstractNum>
-  <w:abstractNum w:abstractNumId="1" w15:restartNumberingAfterBreak="0">
-    <w:nsid w:val="167C5982"/>
-    <w:multiLevelType w:val="hybridMultilevel"/>
-    <w:tmpl w:val="24F8ACCC"/>
-    <w:name w:val="__API_DOC_SQUARE_BULLET__222"/>
-    <w:lvl w:ilvl="0" w:tplc="0409000F">
-      <w:start w:val="1"/>
-      <w:numFmt w:val="decimal"/>
-      <w:lvlText w:val="%1."/>
-      <w:lvlJc w:val="left"/>
-      <w:pPr>
-        <w:ind w:left="440" w:hanging="440"/>
-      </w:pPr>
-    </w:lvl>
-    <w:lvl w:ilvl="1" w:tplc="04090017" w:tentative="1">
-      <w:start w:val="1"/>
-      <w:numFmt w:val="aiueoFullWidth"/>
-      <w:lvlText w:val="(%2)"/>
-      <w:lvlJc w:val="left"/>
-      <w:pPr>
-        <w:ind w:left="880" w:hanging="440"/>
-      </w:pPr>
-    </w:lvl>
-    <w:lvl w:ilvl="2" w:tplc="04090011" w:tentative="1">
-      <w:start w:val="1"/>
-      <w:numFmt w:val="decimalEnclosedCircle"/>
-      <w:lvlText w:val="%3"/>
-      <w:lvlJc w:val="left"/>
-      <w:pPr>
-        <w:ind w:left="1320" w:hanging="440"/>
-      </w:pPr>
-    </w:lvl>
-    <w:lvl w:ilvl="3" w:tplc="0409000F" w:tentative="1">
-      <w:start w:val="1"/>
-      <w:numFmt w:val="decimal"/>
-      <w:lvlText w:val="%4."/>
-      <w:lvlJc w:val="left"/>
-      <w:pPr>
-        <w:ind w:left="1760" w:hanging="440"/>
-      </w:pPr>
-    </w:lvl>
-    <w:lvl w:ilvl="4" w:tplc="04090017" w:tentative="1">
-      <w:start w:val="1"/>
-      <w:numFmt w:val="aiueoFullWidth"/>
-      <w:lvlText w:val="(%5)"/>
-      <w:lvlJc w:val="left"/>
-      <w:pPr>
-        <w:ind w:left="2200" w:hanging="440"/>
-      </w:pPr>
-    </w:lvl>
-    <w:lvl w:ilvl="5" w:tplc="04090011" w:tentative="1">
-      <w:start w:val="1"/>
-      <w:numFmt w:val="decimalEnclosedCircle"/>
-      <w:lvlText w:val="%6"/>
-      <w:lvlJc w:val="left"/>
-      <w:pPr>
-        <w:ind w:left="2640" w:hanging="440"/>
-      </w:pPr>
-    </w:lvl>
-    <w:lvl w:ilvl="6" w:tplc="0409000F" w:tentative="1">
-      <w:start w:val="1"/>
-      <w:numFmt w:val="decimal"/>
-      <w:lvlText w:val="%7."/>
-      <w:lvlJc w:val="left"/>
-      <w:pPr>
-        <w:ind w:left="3080" w:hanging="440"/>
-      </w:pPr>
-    </w:lvl>
-    <w:lvl w:ilvl="7" w:tplc="04090017" w:tentative="1">
-      <w:start w:val="1"/>
-      <w:numFmt w:val="aiueoFullWidth"/>
-      <w:lvlText w:val="(%8)"/>
-      <w:lvlJc w:val="left"/>
-      <w:pPr>
-        <w:ind w:left="3520" w:hanging="440"/>
-      </w:pPr>
-    </w:lvl>
-    <w:lvl w:ilvl="8" w:tplc="04090011" w:tentative="1">
-      <w:start w:val="1"/>
-      <w:numFmt w:val="decimalEnclosedCircle"/>
-      <w:lvlText w:val="%9"/>
-      <w:lvlJc w:val="left"/>
-      <w:pPr>
-        <w:ind w:left="3960" w:hanging="440"/>
-      </w:pPr>
-    </w:lvl>
-  </w:abstractNum>
-  <w:abstractNum w:abstractNumId="2" w15:restartNumberingAfterBreak="0">
-    <w:nsid w:val="28101A96"/>
-    <w:multiLevelType w:val="hybridMultilevel"/>
-    <w:tmpl w:val="353C94A6"/>
-    <w:name w:val="__API_DOC_SQUARE_BULLET__2"/>
-    <w:lvl w:ilvl="0" w:tplc="0409000F">
-      <w:start w:val="1"/>
-      <w:numFmt w:val="decimal"/>
-      <w:lvlText w:val="%1."/>
-      <w:lvlJc w:val="left"/>
-      <w:pPr>
-        <w:ind w:left="440" w:hanging="440"/>
-      </w:pPr>
-    </w:lvl>
-    <w:lvl w:ilvl="1" w:tplc="04090017" w:tentative="1">
-      <w:start w:val="1"/>
-      <w:numFmt w:val="aiueoFullWidth"/>
-      <w:lvlText w:val="(%2)"/>
-      <w:lvlJc w:val="left"/>
-      <w:pPr>
-        <w:ind w:left="880" w:hanging="440"/>
-      </w:pPr>
-    </w:lvl>
-    <w:lvl w:ilvl="2" w:tplc="04090011" w:tentative="1">
-      <w:start w:val="1"/>
-      <w:numFmt w:val="decimalEnclosedCircle"/>
-      <w:lvlText w:val="%3"/>
-      <w:lvlJc w:val="left"/>
-      <w:pPr>
-        <w:ind w:left="1320" w:hanging="440"/>
-      </w:pPr>
-    </w:lvl>
-    <w:lvl w:ilvl="3" w:tplc="0409000F" w:tentative="1">
-      <w:start w:val="1"/>
-      <w:numFmt w:val="decimal"/>
-      <w:lvlText w:val="%4."/>
-      <w:lvlJc w:val="left"/>
-      <w:pPr>
-        <w:ind w:left="1760" w:hanging="440"/>
-      </w:pPr>
-    </w:lvl>
-    <w:lvl w:ilvl="4" w:tplc="04090017" w:tentative="1">
-      <w:start w:val="1"/>
-      <w:numFmt w:val="aiueoFullWidth"/>
-      <w:lvlText w:val="(%5)"/>
-      <w:lvlJc w:val="left"/>
-      <w:pPr>
-        <w:ind w:left="2200" w:hanging="440"/>
-      </w:pPr>
-    </w:lvl>
-    <w:lvl w:ilvl="5" w:tplc="04090011" w:tentative="1">
-      <w:start w:val="1"/>
-      <w:numFmt w:val="decimalEnclosedCircle"/>
-      <w:lvlText w:val="%6"/>
-      <w:lvlJc w:val="left"/>
-      <w:pPr>
-        <w:ind w:left="2640" w:hanging="440"/>
-      </w:pPr>
-    </w:lvl>
-    <w:lvl w:ilvl="6" w:tplc="0409000F" w:tentative="1">
-      <w:start w:val="1"/>
-      <w:numFmt w:val="decimal"/>
-      <w:lvlText w:val="%7."/>
-      <w:lvlJc w:val="left"/>
-      <w:pPr>
-        <w:ind w:left="3080" w:hanging="440"/>
-      </w:pPr>
-    </w:lvl>
-    <w:lvl w:ilvl="7" w:tplc="04090017" w:tentative="1">
-      <w:start w:val="1"/>
-      <w:numFmt w:val="aiueoFullWidth"/>
-      <w:lvlText w:val="(%8)"/>
-      <w:lvlJc w:val="left"/>
-      <w:pPr>
-        <w:ind w:left="3520" w:hanging="440"/>
-      </w:pPr>
-    </w:lvl>
-    <w:lvl w:ilvl="8" w:tplc="04090011" w:tentative="1">
-      <w:start w:val="1"/>
-      <w:numFmt w:val="decimalEnclosedCircle"/>
-      <w:lvlText w:val="%9"/>
-      <w:lvlJc w:val="left"/>
-      <w:pPr>
-        <w:ind w:left="3960" w:hanging="440"/>
-      </w:pPr>
-    </w:lvl>
-  </w:abstractNum>
-  <w:abstractNum w:abstractNumId="3" w15:restartNumberingAfterBreak="0">
-    <w:nsid w:val="32A514DD"/>
-    <w:multiLevelType w:val="hybridMultilevel"/>
-    <w:tmpl w:val="42A641F4"/>
-    <w:name w:val="__API_DOC_SQUARE_BULLET__22222"/>
-    <w:lvl w:ilvl="0" w:tplc="0409000F">
-      <w:start w:val="1"/>
-      <w:numFmt w:val="decimal"/>
-      <w:lvlText w:val="%1."/>
-      <w:lvlJc w:val="left"/>
-      <w:pPr>
-        <w:ind w:left="440" w:hanging="440"/>
-      </w:pPr>
-    </w:lvl>
-    <w:lvl w:ilvl="1" w:tplc="04090017" w:tentative="1">
-      <w:start w:val="1"/>
-      <w:numFmt w:val="aiueoFullWidth"/>
-      <w:lvlText w:val="(%2)"/>
-      <w:lvlJc w:val="left"/>
-      <w:pPr>
-        <w:ind w:left="880" w:hanging="440"/>
-      </w:pPr>
-    </w:lvl>
-    <w:lvl w:ilvl="2" w:tplc="04090011" w:tentative="1">
-      <w:start w:val="1"/>
-      <w:numFmt w:val="decimalEnclosedCircle"/>
-      <w:lvlText w:val="%3"/>
-      <w:lvlJc w:val="left"/>
-      <w:pPr>
-        <w:ind w:left="1320" w:hanging="440"/>
-      </w:pPr>
-    </w:lvl>
-    <w:lvl w:ilvl="3" w:tplc="0409000F" w:tentative="1">
-      <w:start w:val="1"/>
-      <w:numFmt w:val="decimal"/>
-      <w:lvlText w:val="%4."/>
-      <w:lvlJc w:val="left"/>
-      <w:pPr>
-        <w:ind w:left="1760" w:hanging="440"/>
-      </w:pPr>
-    </w:lvl>
-    <w:lvl w:ilvl="4" w:tplc="04090017" w:tentative="1">
-      <w:start w:val="1"/>
-      <w:numFmt w:val="aiueoFullWidth"/>
-      <w:lvlText w:val="(%5)"/>
-      <w:lvlJc w:val="left"/>
-      <w:pPr>
-        <w:ind w:left="2200" w:hanging="440"/>
-      </w:pPr>
-    </w:lvl>
-    <w:lvl w:ilvl="5" w:tplc="04090011" w:tentative="1">
-      <w:start w:val="1"/>
-      <w:numFmt w:val="decimalEnclosedCircle"/>
-      <w:lvlText w:val="%6"/>
-      <w:lvlJc w:val="left"/>
-      <w:pPr>
-        <w:ind w:left="2640" w:hanging="440"/>
-      </w:pPr>
-    </w:lvl>
-    <w:lvl w:ilvl="6" w:tplc="0409000F" w:tentative="1">
-      <w:start w:val="1"/>
-      <w:numFmt w:val="decimal"/>
-      <w:lvlText w:val="%7."/>
-      <w:lvlJc w:val="left"/>
-      <w:pPr>
-        <w:ind w:left="3080" w:hanging="440"/>
-      </w:pPr>
-    </w:lvl>
-    <w:lvl w:ilvl="7" w:tplc="04090017" w:tentative="1">
-      <w:start w:val="1"/>
-      <w:numFmt w:val="aiueoFullWidth"/>
-      <w:lvlText w:val="(%8)"/>
-      <w:lvlJc w:val="left"/>
-      <w:pPr>
-        <w:ind w:left="3520" w:hanging="440"/>
-      </w:pPr>
-    </w:lvl>
-    <w:lvl w:ilvl="8" w:tplc="04090011" w:tentative="1">
-      <w:start w:val="1"/>
-      <w:numFmt w:val="decimalEnclosedCircle"/>
-      <w:lvlText w:val="%9"/>
-      <w:lvlJc w:val="left"/>
-      <w:pPr>
-        <w:ind w:left="3960" w:hanging="440"/>
-      </w:pPr>
-    </w:lvl>
-  </w:abstractNum>
   <w:abstractNum w:abstractNumId="4" w15:restartNumberingAfterBreak="0">
-    <w:nsid w:val="63A04ED7"/>
-    <w:multiLevelType w:val="hybridMultilevel"/>
-    <w:tmpl w:val="84809D78"/>
-    <w:name w:val="__API_DOC_SQUARE_BULLET__22"/>
-    <w:lvl w:ilvl="0" w:tplc="0409000F">
-      <w:start w:val="1"/>
-      <w:numFmt w:val="decimal"/>
-      <w:lvlText w:val="%1."/>
-      <w:lvlJc w:val="left"/>
-      <w:pPr>
-        <w:ind w:left="440" w:hanging="440"/>
-      </w:pPr>
-    </w:lvl>
-    <w:lvl w:ilvl="1" w:tplc="04090017" w:tentative="1">
-      <w:start w:val="1"/>
-      <w:numFmt w:val="aiueoFullWidth"/>
-      <w:lvlText w:val="(%2)"/>
-      <w:lvlJc w:val="left"/>
-      <w:pPr>
-        <w:ind w:left="880" w:hanging="440"/>
-      </w:pPr>
-    </w:lvl>
-    <w:lvl w:ilvl="2" w:tplc="04090011" w:tentative="1">
-      <w:start w:val="1"/>
-      <w:numFmt w:val="decimalEnclosedCircle"/>
-      <w:lvlText w:val="%3"/>
-      <w:lvlJc w:val="left"/>
-      <w:pPr>
-        <w:ind w:left="1320" w:hanging="440"/>
-      </w:pPr>
-    </w:lvl>
-    <w:lvl w:ilvl="3" w:tplc="0409000F" w:tentative="1">
-      <w:start w:val="1"/>
-      <w:numFmt w:val="decimal"/>
-      <w:lvlText w:val="%4."/>
-      <w:lvlJc w:val="left"/>
-      <w:pPr>
-        <w:ind w:left="1760" w:hanging="440"/>
-      </w:pPr>
-    </w:lvl>
-    <w:lvl w:ilvl="4" w:tplc="04090017" w:tentative="1">
-      <w:start w:val="1"/>
-      <w:numFmt w:val="aiueoFullWidth"/>
-      <w:lvlText w:val="(%5)"/>
-      <w:lvlJc w:val="left"/>
-      <w:pPr>
-        <w:ind w:left="2200" w:hanging="440"/>
-      </w:pPr>
-    </w:lvl>
-    <w:lvl w:ilvl="5" w:tplc="04090011" w:tentative="1">
-      <w:start w:val="1"/>
-      <w:numFmt w:val="decimalEnclosedCircle"/>
-      <w:lvlText w:val="%6"/>
-      <w:lvlJc w:val="left"/>
-      <w:pPr>
-        <w:ind w:left="2640" w:hanging="440"/>
-      </w:pPr>
-    </w:lvl>
-    <w:lvl w:ilvl="6" w:tplc="0409000F" w:tentative="1">
-      <w:start w:val="1"/>
-      <w:numFmt w:val="decimal"/>
-      <w:lvlText w:val="%7."/>
-      <w:lvlJc w:val="left"/>
-      <w:pPr>
-        <w:ind w:left="3080" w:hanging="440"/>
-      </w:pPr>
-    </w:lvl>
-    <w:lvl w:ilvl="7" w:tplc="04090017" w:tentative="1">
-      <w:start w:val="1"/>
-      <w:numFmt w:val="aiueoFullWidth"/>
-      <w:lvlText w:val="(%8)"/>
-      <w:lvlJc w:val="left"/>
-      <w:pPr>
-        <w:ind w:left="3520" w:hanging="440"/>
-      </w:pPr>
-    </w:lvl>
-    <w:lvl w:ilvl="8" w:tplc="04090011" w:tentative="1">
-      <w:start w:val="1"/>
-      <w:numFmt w:val="decimalEnclosedCircle"/>
-      <w:lvlText w:val="%9"/>
-      <w:lvlJc w:val="left"/>
-      <w:pPr>
-        <w:ind w:left="3960" w:hanging="440"/>
-      </w:pPr>
-    </w:lvl>
-  </w:abstractNum>
-  <w:abstractNum w:abstractNumId="5" w15:restartNumberingAfterBreak="0">
-    <w:nsid w:val="6EFE42F5"/>
+    <w:nsid w:val="5041196C"/>
     <w:multiLevelType w:val="singleLevel"/>
     <w:tmpl w:val="04090001"/>
     <w:lvl w:ilvl="0">
@@ -25817,11 +26106,98 @@
       </w:rPr>
     </w:lvl>
   </w:abstractNum>
+  <w:abstractNum w:abstractNumId="5" w15:restartNumberingAfterBreak="0">
+    <w:nsid w:val="59736811"/>
+    <w:multiLevelType w:val="hybridMultilevel"/>
+    <w:tmpl w:val="56DA7BC8"/>
+    <w:name w:val="__API_DOC_SQUARE_BULLET__2222"/>
+    <w:lvl w:ilvl="0" w:tplc="0409000F">
+      <w:start w:val="1"/>
+      <w:numFmt w:val="decimal"/>
+      <w:lvlText w:val="%1."/>
+      <w:lvlJc w:val="left"/>
+      <w:pPr>
+        <w:ind w:left="440" w:hanging="440"/>
+      </w:pPr>
+    </w:lvl>
+    <w:lvl w:ilvl="1" w:tplc="04090017" w:tentative="1">
+      <w:start w:val="1"/>
+      <w:numFmt w:val="aiueoFullWidth"/>
+      <w:lvlText w:val="(%2)"/>
+      <w:lvlJc w:val="left"/>
+      <w:pPr>
+        <w:ind w:left="880" w:hanging="440"/>
+      </w:pPr>
+    </w:lvl>
+    <w:lvl w:ilvl="2" w:tplc="04090011" w:tentative="1">
+      <w:start w:val="1"/>
+      <w:numFmt w:val="decimalEnclosedCircle"/>
+      <w:lvlText w:val="%3"/>
+      <w:lvlJc w:val="left"/>
+      <w:pPr>
+        <w:ind w:left="1320" w:hanging="440"/>
+      </w:pPr>
+    </w:lvl>
+    <w:lvl w:ilvl="3" w:tplc="0409000F" w:tentative="1">
+      <w:start w:val="1"/>
+      <w:numFmt w:val="decimal"/>
+      <w:lvlText w:val="%4."/>
+      <w:lvlJc w:val="left"/>
+      <w:pPr>
+        <w:ind w:left="1760" w:hanging="440"/>
+      </w:pPr>
+    </w:lvl>
+    <w:lvl w:ilvl="4" w:tplc="04090017" w:tentative="1">
+      <w:start w:val="1"/>
+      <w:numFmt w:val="aiueoFullWidth"/>
+      <w:lvlText w:val="(%5)"/>
+      <w:lvlJc w:val="left"/>
+      <w:pPr>
+        <w:ind w:left="2200" w:hanging="440"/>
+      </w:pPr>
+    </w:lvl>
+    <w:lvl w:ilvl="5" w:tplc="04090011" w:tentative="1">
+      <w:start w:val="1"/>
+      <w:numFmt w:val="decimalEnclosedCircle"/>
+      <w:lvlText w:val="%6"/>
+      <w:lvlJc w:val="left"/>
+      <w:pPr>
+        <w:ind w:left="2640" w:hanging="440"/>
+      </w:pPr>
+    </w:lvl>
+    <w:lvl w:ilvl="6" w:tplc="0409000F" w:tentative="1">
+      <w:start w:val="1"/>
+      <w:numFmt w:val="decimal"/>
+      <w:lvlText w:val="%7."/>
+      <w:lvlJc w:val="left"/>
+      <w:pPr>
+        <w:ind w:left="3080" w:hanging="440"/>
+      </w:pPr>
+    </w:lvl>
+    <w:lvl w:ilvl="7" w:tplc="04090017" w:tentative="1">
+      <w:start w:val="1"/>
+      <w:numFmt w:val="aiueoFullWidth"/>
+      <w:lvlText w:val="(%8)"/>
+      <w:lvlJc w:val="left"/>
+      <w:pPr>
+        <w:ind w:left="3520" w:hanging="440"/>
+      </w:pPr>
+    </w:lvl>
+    <w:lvl w:ilvl="8" w:tplc="04090011" w:tentative="1">
+      <w:start w:val="1"/>
+      <w:numFmt w:val="decimalEnclosedCircle"/>
+      <w:lvlText w:val="%9"/>
+      <w:lvlJc w:val="left"/>
+      <w:pPr>
+        <w:ind w:left="3960" w:hanging="440"/>
+      </w:pPr>
+    </w:lvl>
+  </w:abstractNum>
   <w:abstractNum w:abstractNumId="6" w15:restartNumberingAfterBreak="0">
-    <w:nsid w:val="77C63E03"/>
+    <w:nsid w:val="5B687AD8"/>
     <w:multiLevelType w:val="hybridMultilevel"/>
-    <w:tmpl w:val="8F7AB066"/>
-    <w:name w:val="__API_DOC_SQUARE_BULLET__2222"/>
+    <w:tmpl w:val="1A36E9F8"/>
+    <w:name w:val="__API_DOC_SQUARE_BULLET__22"/>
     <w:lvl w:ilvl="0" w:tplc="0409000F">
       <w:start w:val="1"/>
       <w:numFmt w:val="decimal"/>
@@ -26021,26 +26397,26 @@
   <w:num w:numId="1" w16cid:durableId="296302402">
     <w:abstractNumId w:val="7"/>
   </w:num>
-  <w:num w:numId="2" w16cid:durableId="737366367">
+  <w:num w:numId="2" w16cid:durableId="1165589123">
+    <w:abstractNumId w:val="4"/>
+  </w:num>
+  <w:num w:numId="3" w16cid:durableId="1970041058">
+    <w:abstractNumId w:val="3"/>
+  </w:num>
+  <w:num w:numId="4" w16cid:durableId="1619533376">
+    <w:abstractNumId w:val="2"/>
+  </w:num>
+  <w:num w:numId="5" w16cid:durableId="642926785">
+    <w:abstractNumId w:val="6"/>
+  </w:num>
+  <w:num w:numId="6" w16cid:durableId="2065523561">
+    <w:abstractNumId w:val="1"/>
+  </w:num>
+  <w:num w:numId="7" w16cid:durableId="58208868">
     <w:abstractNumId w:val="5"/>
   </w:num>
-  <w:num w:numId="3" w16cid:durableId="1800948797">
+  <w:num w:numId="8" w16cid:durableId="2023587821">
     <w:abstractNumId w:val="0"/>
-  </w:num>
-  <w:num w:numId="4" w16cid:durableId="1267496308">
-    <w:abstractNumId w:val="2"/>
-  </w:num>
-  <w:num w:numId="5" w16cid:durableId="1356272856">
-    <w:abstractNumId w:val="4"/>
-  </w:num>
-  <w:num w:numId="6" w16cid:durableId="1892305254">
-    <w:abstractNumId w:val="1"/>
-  </w:num>
-  <w:num w:numId="7" w16cid:durableId="283851909">
-    <w:abstractNumId w:val="6"/>
-  </w:num>
-  <w:num w:numId="8" w16cid:durableId="1751735102">
-    <w:abstractNumId w:val="3"/>
   </w:num>
   <w:numIdMacAtCleanup w:val="8"/>
 </w:numbering>

--- a/taniguchi/api/Fix/API設計書_現有品調査.docx
+++ b/taniguchi/api/Fix/API設計書_現有品調査.docx
@@ -1002,7 +1002,7 @@
       <w:r>
         <w:fldChar w:fldCharType="separate"/>
       </w:r>
-      <w:hyperlink w:anchor="_Toc231306076" w:history="1">
+      <w:hyperlink w:anchor="_Toc231754517" w:history="1">
         <w:r>
           <w:rPr>
             <w:rStyle w:val="afffffff5"/>
@@ -1029,7 +1029,7 @@
             <w:noProof/>
             <w:webHidden/>
           </w:rPr>
-          <w:instrText xml:space="preserve"> PAGEREF _Toc231306076 \h </w:instrText>
+          <w:instrText xml:space="preserve"> PAGEREF _Toc231754517 \h </w:instrText>
         </w:r>
         <w:r>
           <w:rPr>
@@ -1077,7 +1077,7 @@
           <w14:ligatures w14:val="standardContextual"/>
         </w:rPr>
       </w:pPr>
-      <w:hyperlink w:anchor="_Toc231306077" w:history="1">
+      <w:hyperlink w:anchor="_Toc231754518" w:history="1">
         <w:r>
           <w:rPr>
             <w:rStyle w:val="afffffff5"/>
@@ -1104,7 +1104,7 @@
             <w:noProof/>
             <w:webHidden/>
           </w:rPr>
-          <w:instrText xml:space="preserve"> PAGEREF _Toc231306077 \h </w:instrText>
+          <w:instrText xml:space="preserve"> PAGEREF _Toc231754518 \h </w:instrText>
         </w:r>
         <w:r>
           <w:rPr>
@@ -1152,7 +1152,7 @@
           <w14:ligatures w14:val="standardContextual"/>
         </w:rPr>
       </w:pPr>
-      <w:hyperlink w:anchor="_Toc231306078" w:history="1">
+      <w:hyperlink w:anchor="_Toc231754519" w:history="1">
         <w:r>
           <w:rPr>
             <w:rStyle w:val="afffffff5"/>
@@ -1179,7 +1179,7 @@
             <w:noProof/>
             <w:webHidden/>
           </w:rPr>
-          <w:instrText xml:space="preserve"> PAGEREF _Toc231306078 \h </w:instrText>
+          <w:instrText xml:space="preserve"> PAGEREF _Toc231754519 \h </w:instrText>
         </w:r>
         <w:r>
           <w:rPr>
@@ -1227,7 +1227,7 @@
           <w14:ligatures w14:val="standardContextual"/>
         </w:rPr>
       </w:pPr>
-      <w:hyperlink w:anchor="_Toc231306079" w:history="1">
+      <w:hyperlink w:anchor="_Toc231754520" w:history="1">
         <w:r>
           <w:rPr>
             <w:rStyle w:val="afffffff5"/>
@@ -1254,7 +1254,7 @@
             <w:noProof/>
             <w:webHidden/>
           </w:rPr>
-          <w:instrText xml:space="preserve"> PAGEREF _Toc231306079 \h </w:instrText>
+          <w:instrText xml:space="preserve"> PAGEREF _Toc231754520 \h </w:instrText>
         </w:r>
         <w:r>
           <w:rPr>
@@ -1302,7 +1302,7 @@
           <w14:ligatures w14:val="standardContextual"/>
         </w:rPr>
       </w:pPr>
-      <w:hyperlink w:anchor="_Toc231306080" w:history="1">
+      <w:hyperlink w:anchor="_Toc231754521" w:history="1">
         <w:r>
           <w:rPr>
             <w:rStyle w:val="afffffff5"/>
@@ -1329,7 +1329,7 @@
             <w:noProof/>
             <w:webHidden/>
           </w:rPr>
-          <w:instrText xml:space="preserve"> PAGEREF _Toc231306080 \h </w:instrText>
+          <w:instrText xml:space="preserve"> PAGEREF _Toc231754521 \h </w:instrText>
         </w:r>
         <w:r>
           <w:rPr>
@@ -1378,7 +1378,7 @@
           <w14:ligatures w14:val="standardContextual"/>
         </w:rPr>
       </w:pPr>
-      <w:hyperlink w:anchor="_Toc231306081" w:history="1">
+      <w:hyperlink w:anchor="_Toc231754522" w:history="1">
         <w:r>
           <w:rPr>
             <w:rStyle w:val="afffffff5"/>
@@ -1405,7 +1405,7 @@
             <w:noProof/>
             <w:webHidden/>
           </w:rPr>
-          <w:instrText xml:space="preserve"> PAGEREF _Toc231306081 \h </w:instrText>
+          <w:instrText xml:space="preserve"> PAGEREF _Toc231754522 \h </w:instrText>
         </w:r>
         <w:r>
           <w:rPr>
@@ -1453,7 +1453,7 @@
           <w14:ligatures w14:val="standardContextual"/>
         </w:rPr>
       </w:pPr>
-      <w:hyperlink w:anchor="_Toc231306082" w:history="1">
+      <w:hyperlink w:anchor="_Toc231754523" w:history="1">
         <w:r>
           <w:rPr>
             <w:rStyle w:val="afffffff5"/>
@@ -1480,7 +1480,7 @@
             <w:noProof/>
             <w:webHidden/>
           </w:rPr>
-          <w:instrText xml:space="preserve"> PAGEREF _Toc231306082 \h </w:instrText>
+          <w:instrText xml:space="preserve"> PAGEREF _Toc231754523 \h </w:instrText>
         </w:r>
         <w:r>
           <w:rPr>
@@ -1528,7 +1528,7 @@
           <w14:ligatures w14:val="standardContextual"/>
         </w:rPr>
       </w:pPr>
-      <w:hyperlink w:anchor="_Toc231306083" w:history="1">
+      <w:hyperlink w:anchor="_Toc231754524" w:history="1">
         <w:r>
           <w:rPr>
             <w:rStyle w:val="afffffff5"/>
@@ -1555,7 +1555,7 @@
             <w:noProof/>
             <w:webHidden/>
           </w:rPr>
-          <w:instrText xml:space="preserve"> PAGEREF _Toc231306083 \h </w:instrText>
+          <w:instrText xml:space="preserve"> PAGEREF _Toc231754524 \h </w:instrText>
         </w:r>
         <w:r>
           <w:rPr>
@@ -1603,7 +1603,7 @@
           <w14:ligatures w14:val="standardContextual"/>
         </w:rPr>
       </w:pPr>
-      <w:hyperlink w:anchor="_Toc231306084" w:history="1">
+      <w:hyperlink w:anchor="_Toc231754525" w:history="1">
         <w:r>
           <w:rPr>
             <w:rStyle w:val="afffffff5"/>
@@ -1630,7 +1630,7 @@
             <w:noProof/>
             <w:webHidden/>
           </w:rPr>
-          <w:instrText xml:space="preserve"> PAGEREF _Toc231306084 \h </w:instrText>
+          <w:instrText xml:space="preserve"> PAGEREF _Toc231754525 \h </w:instrText>
         </w:r>
         <w:r>
           <w:rPr>
@@ -1679,7 +1679,7 @@
           <w14:ligatures w14:val="standardContextual"/>
         </w:rPr>
       </w:pPr>
-      <w:hyperlink w:anchor="_Toc231306085" w:history="1">
+      <w:hyperlink w:anchor="_Toc231754526" w:history="1">
         <w:r>
           <w:rPr>
             <w:rStyle w:val="afffffff5"/>
@@ -1706,7 +1706,7 @@
             <w:noProof/>
             <w:webHidden/>
           </w:rPr>
-          <w:instrText xml:space="preserve"> PAGEREF _Toc231306085 \h </w:instrText>
+          <w:instrText xml:space="preserve"> PAGEREF _Toc231754526 \h </w:instrText>
         </w:r>
         <w:r>
           <w:rPr>
@@ -1754,7 +1754,7 @@
           <w14:ligatures w14:val="standardContextual"/>
         </w:rPr>
       </w:pPr>
-      <w:hyperlink w:anchor="_Toc231306086" w:history="1">
+      <w:hyperlink w:anchor="_Toc231754527" w:history="1">
         <w:r>
           <w:rPr>
             <w:rStyle w:val="afffffff5"/>
@@ -1781,7 +1781,7 @@
             <w:noProof/>
             <w:webHidden/>
           </w:rPr>
-          <w:instrText xml:space="preserve"> PAGEREF _Toc231306086 \h </w:instrText>
+          <w:instrText xml:space="preserve"> PAGEREF _Toc231754527 \h </w:instrText>
         </w:r>
         <w:r>
           <w:rPr>
@@ -1829,7 +1829,7 @@
           <w14:ligatures w14:val="standardContextual"/>
         </w:rPr>
       </w:pPr>
-      <w:hyperlink w:anchor="_Toc231306087" w:history="1">
+      <w:hyperlink w:anchor="_Toc231754528" w:history="1">
         <w:r>
           <w:rPr>
             <w:rStyle w:val="afffffff5"/>
@@ -1856,7 +1856,7 @@
             <w:noProof/>
             <w:webHidden/>
           </w:rPr>
-          <w:instrText xml:space="preserve"> PAGEREF _Toc231306087 \h </w:instrText>
+          <w:instrText xml:space="preserve"> PAGEREF _Toc231754528 \h </w:instrText>
         </w:r>
         <w:r>
           <w:rPr>
@@ -1904,7 +1904,7 @@
           <w14:ligatures w14:val="standardContextual"/>
         </w:rPr>
       </w:pPr>
-      <w:hyperlink w:anchor="_Toc231306088" w:history="1">
+      <w:hyperlink w:anchor="_Toc231754529" w:history="1">
         <w:r>
           <w:rPr>
             <w:rStyle w:val="afffffff5"/>
@@ -1931,7 +1931,7 @@
             <w:noProof/>
             <w:webHidden/>
           </w:rPr>
-          <w:instrText xml:space="preserve"> PAGEREF _Toc231306088 \h </w:instrText>
+          <w:instrText xml:space="preserve"> PAGEREF _Toc231754529 \h </w:instrText>
         </w:r>
         <w:r>
           <w:rPr>
@@ -1979,7 +1979,7 @@
           <w14:ligatures w14:val="standardContextual"/>
         </w:rPr>
       </w:pPr>
-      <w:hyperlink w:anchor="_Toc231306089" w:history="1">
+      <w:hyperlink w:anchor="_Toc231754530" w:history="1">
         <w:r>
           <w:rPr>
             <w:rStyle w:val="afffffff5"/>
@@ -2006,7 +2006,7 @@
             <w:noProof/>
             <w:webHidden/>
           </w:rPr>
-          <w:instrText xml:space="preserve"> PAGEREF _Toc231306089 \h </w:instrText>
+          <w:instrText xml:space="preserve"> PAGEREF _Toc231754530 \h </w:instrText>
         </w:r>
         <w:r>
           <w:rPr>
@@ -2054,7 +2054,7 @@
           <w14:ligatures w14:val="standardContextual"/>
         </w:rPr>
       </w:pPr>
-      <w:hyperlink w:anchor="_Toc231306090" w:history="1">
+      <w:hyperlink w:anchor="_Toc231754531" w:history="1">
         <w:r>
           <w:rPr>
             <w:rStyle w:val="afffffff5"/>
@@ -2081,7 +2081,7 @@
             <w:noProof/>
             <w:webHidden/>
           </w:rPr>
-          <w:instrText xml:space="preserve"> PAGEREF _Toc231306090 \h </w:instrText>
+          <w:instrText xml:space="preserve"> PAGEREF _Toc231754531 \h </w:instrText>
         </w:r>
         <w:r>
           <w:rPr>
@@ -2129,7 +2129,7 @@
           <w14:ligatures w14:val="standardContextual"/>
         </w:rPr>
       </w:pPr>
-      <w:hyperlink w:anchor="_Toc231306091" w:history="1">
+      <w:hyperlink w:anchor="_Toc231754532" w:history="1">
         <w:r>
           <w:rPr>
             <w:rStyle w:val="afffffff5"/>
@@ -2156,7 +2156,7 @@
             <w:noProof/>
             <w:webHidden/>
           </w:rPr>
-          <w:instrText xml:space="preserve"> PAGEREF _Toc231306091 \h </w:instrText>
+          <w:instrText xml:space="preserve"> PAGEREF _Toc231754532 \h </w:instrText>
         </w:r>
         <w:r>
           <w:rPr>
@@ -2203,7 +2203,7 @@
           <w14:ligatures w14:val="standardContextual"/>
         </w:rPr>
       </w:pPr>
-      <w:hyperlink w:anchor="_Toc231306092" w:history="1">
+      <w:hyperlink w:anchor="_Toc231754533" w:history="1">
         <w:r>
           <w:rPr>
             <w:rStyle w:val="afffffff5"/>
@@ -2230,7 +2230,7 @@
             <w:noProof/>
             <w:webHidden/>
           </w:rPr>
-          <w:instrText xml:space="preserve"> PAGEREF _Toc231306092 \h </w:instrText>
+          <w:instrText xml:space="preserve"> PAGEREF _Toc231754533 \h </w:instrText>
         </w:r>
         <w:r>
           <w:rPr>
@@ -2279,7 +2279,7 @@
           <w14:ligatures w14:val="standardContextual"/>
         </w:rPr>
       </w:pPr>
-      <w:hyperlink w:anchor="_Toc231306093" w:history="1">
+      <w:hyperlink w:anchor="_Toc231754534" w:history="1">
         <w:r>
           <w:rPr>
             <w:rStyle w:val="afffffff5"/>
@@ -2306,7 +2306,7 @@
             <w:noProof/>
             <w:webHidden/>
           </w:rPr>
-          <w:instrText xml:space="preserve"> PAGEREF _Toc231306093 \h </w:instrText>
+          <w:instrText xml:space="preserve"> PAGEREF _Toc231754534 \h </w:instrText>
         </w:r>
         <w:r>
           <w:rPr>
@@ -2354,7 +2354,7 @@
           <w14:ligatures w14:val="standardContextual"/>
         </w:rPr>
       </w:pPr>
-      <w:hyperlink w:anchor="_Toc231306094" w:history="1">
+      <w:hyperlink w:anchor="_Toc231754535" w:history="1">
         <w:r>
           <w:rPr>
             <w:rStyle w:val="afffffff5"/>
@@ -2381,7 +2381,7 @@
             <w:noProof/>
             <w:webHidden/>
           </w:rPr>
-          <w:instrText xml:space="preserve"> PAGEREF _Toc231306094 \h </w:instrText>
+          <w:instrText xml:space="preserve"> PAGEREF _Toc231754535 \h </w:instrText>
         </w:r>
         <w:r>
           <w:rPr>
@@ -2429,7 +2429,7 @@
           <w14:ligatures w14:val="standardContextual"/>
         </w:rPr>
       </w:pPr>
-      <w:hyperlink w:anchor="_Toc231306095" w:history="1">
+      <w:hyperlink w:anchor="_Toc231754536" w:history="1">
         <w:r>
           <w:rPr>
             <w:rStyle w:val="afffffff5"/>
@@ -2456,7 +2456,7 @@
             <w:noProof/>
             <w:webHidden/>
           </w:rPr>
-          <w:instrText xml:space="preserve"> PAGEREF _Toc231306095 \h </w:instrText>
+          <w:instrText xml:space="preserve"> PAGEREF _Toc231754536 \h </w:instrText>
         </w:r>
         <w:r>
           <w:rPr>
@@ -2505,7 +2505,7 @@
           <w14:ligatures w14:val="standardContextual"/>
         </w:rPr>
       </w:pPr>
-      <w:hyperlink w:anchor="_Toc231306096" w:history="1">
+      <w:hyperlink w:anchor="_Toc231754537" w:history="1">
         <w:r>
           <w:rPr>
             <w:rStyle w:val="afffffff5"/>
@@ -2532,7 +2532,7 @@
             <w:noProof/>
             <w:webHidden/>
           </w:rPr>
-          <w:instrText xml:space="preserve"> PAGEREF _Toc231306096 \h </w:instrText>
+          <w:instrText xml:space="preserve"> PAGEREF _Toc231754537 \h </w:instrText>
         </w:r>
         <w:r>
           <w:rPr>
@@ -2580,7 +2580,7 @@
           <w14:ligatures w14:val="standardContextual"/>
         </w:rPr>
       </w:pPr>
-      <w:hyperlink w:anchor="_Toc231306097" w:history="1">
+      <w:hyperlink w:anchor="_Toc231754538" w:history="1">
         <w:r>
           <w:rPr>
             <w:rStyle w:val="afffffff5"/>
@@ -2607,7 +2607,7 @@
             <w:noProof/>
             <w:webHidden/>
           </w:rPr>
-          <w:instrText xml:space="preserve"> PAGEREF _Toc231306097 \h </w:instrText>
+          <w:instrText xml:space="preserve"> PAGEREF _Toc231754538 \h </w:instrText>
         </w:r>
         <w:r>
           <w:rPr>
@@ -2654,7 +2654,7 @@
           <w14:ligatures w14:val="standardContextual"/>
         </w:rPr>
       </w:pPr>
-      <w:hyperlink w:anchor="_Toc231306098" w:history="1">
+      <w:hyperlink w:anchor="_Toc231754539" w:history="1">
         <w:r>
           <w:rPr>
             <w:rStyle w:val="afffffff5"/>
@@ -2681,7 +2681,7 @@
             <w:noProof/>
             <w:webHidden/>
           </w:rPr>
-          <w:instrText xml:space="preserve"> PAGEREF _Toc231306098 \h </w:instrText>
+          <w:instrText xml:space="preserve"> PAGEREF _Toc231754539 \h </w:instrText>
         </w:r>
         <w:r>
           <w:rPr>
@@ -2728,7 +2728,7 @@
           <w14:ligatures w14:val="standardContextual"/>
         </w:rPr>
       </w:pPr>
-      <w:hyperlink w:anchor="_Toc231306099" w:history="1">
+      <w:hyperlink w:anchor="_Toc231754540" w:history="1">
         <w:r>
           <w:rPr>
             <w:rStyle w:val="afffffff5"/>
@@ -2755,7 +2755,7 @@
             <w:noProof/>
             <w:webHidden/>
           </w:rPr>
-          <w:instrText xml:space="preserve"> PAGEREF _Toc231306099 \h </w:instrText>
+          <w:instrText xml:space="preserve"> PAGEREF _Toc231754540 \h </w:instrText>
         </w:r>
         <w:r>
           <w:rPr>
@@ -2802,7 +2802,7 @@
           <w14:ligatures w14:val="standardContextual"/>
         </w:rPr>
       </w:pPr>
-      <w:hyperlink w:anchor="_Toc231306100" w:history="1">
+      <w:hyperlink w:anchor="_Toc231754541" w:history="1">
         <w:r>
           <w:rPr>
             <w:rStyle w:val="afffffff5"/>
@@ -2829,7 +2829,7 @@
             <w:noProof/>
             <w:webHidden/>
           </w:rPr>
-          <w:instrText xml:space="preserve"> PAGEREF _Toc231306100 \h </w:instrText>
+          <w:instrText xml:space="preserve"> PAGEREF _Toc231754541 \h </w:instrText>
         </w:r>
         <w:r>
           <w:rPr>
@@ -2877,7 +2877,7 @@
           <w14:ligatures w14:val="standardContextual"/>
         </w:rPr>
       </w:pPr>
-      <w:hyperlink w:anchor="_Toc231306101" w:history="1">
+      <w:hyperlink w:anchor="_Toc231754542" w:history="1">
         <w:r>
           <w:rPr>
             <w:rStyle w:val="afffffff5"/>
@@ -2904,7 +2904,7 @@
             <w:noProof/>
             <w:webHidden/>
           </w:rPr>
-          <w:instrText xml:space="preserve"> PAGEREF _Toc231306101 \h </w:instrText>
+          <w:instrText xml:space="preserve"> PAGEREF _Toc231754542 \h </w:instrText>
         </w:r>
         <w:r>
           <w:rPr>
@@ -2951,7 +2951,7 @@
           <w14:ligatures w14:val="standardContextual"/>
         </w:rPr>
       </w:pPr>
-      <w:hyperlink w:anchor="_Toc231306102" w:history="1">
+      <w:hyperlink w:anchor="_Toc231754543" w:history="1">
         <w:r>
           <w:rPr>
             <w:rStyle w:val="afffffff5"/>
@@ -2978,7 +2978,7 @@
             <w:noProof/>
             <w:webHidden/>
           </w:rPr>
-          <w:instrText xml:space="preserve"> PAGEREF _Toc231306102 \h </w:instrText>
+          <w:instrText xml:space="preserve"> PAGEREF _Toc231754543 \h </w:instrText>
         </w:r>
         <w:r>
           <w:rPr>
@@ -3025,7 +3025,7 @@
           <w14:ligatures w14:val="standardContextual"/>
         </w:rPr>
       </w:pPr>
-      <w:hyperlink w:anchor="_Toc231306103" w:history="1">
+      <w:hyperlink w:anchor="_Toc231754544" w:history="1">
         <w:r>
           <w:rPr>
             <w:rStyle w:val="afffffff5"/>
@@ -3052,7 +3052,7 @@
             <w:noProof/>
             <w:webHidden/>
           </w:rPr>
-          <w:instrText xml:space="preserve"> PAGEREF _Toc231306103 \h </w:instrText>
+          <w:instrText xml:space="preserve"> PAGEREF _Toc231754544 \h </w:instrText>
         </w:r>
         <w:r>
           <w:rPr>
@@ -3099,7 +3099,7 @@
           <w14:ligatures w14:val="standardContextual"/>
         </w:rPr>
       </w:pPr>
-      <w:hyperlink w:anchor="_Toc231306104" w:history="1">
+      <w:hyperlink w:anchor="_Toc231754545" w:history="1">
         <w:r>
           <w:rPr>
             <w:rStyle w:val="afffffff5"/>
@@ -3126,7 +3126,7 @@
             <w:noProof/>
             <w:webHidden/>
           </w:rPr>
-          <w:instrText xml:space="preserve"> PAGEREF _Toc231306104 \h </w:instrText>
+          <w:instrText xml:space="preserve"> PAGEREF _Toc231754545 \h </w:instrText>
         </w:r>
         <w:r>
           <w:rPr>
@@ -3174,7 +3174,7 @@
           <w14:ligatures w14:val="standardContextual"/>
         </w:rPr>
       </w:pPr>
-      <w:hyperlink w:anchor="_Toc231306105" w:history="1">
+      <w:hyperlink w:anchor="_Toc231754546" w:history="1">
         <w:r>
           <w:rPr>
             <w:rStyle w:val="afffffff5"/>
@@ -3201,7 +3201,7 @@
             <w:noProof/>
             <w:webHidden/>
           </w:rPr>
-          <w:instrText xml:space="preserve"> PAGEREF _Toc231306105 \h </w:instrText>
+          <w:instrText xml:space="preserve"> PAGEREF _Toc231754546 \h </w:instrText>
         </w:r>
         <w:r>
           <w:rPr>
@@ -3248,7 +3248,7 @@
           <w14:ligatures w14:val="standardContextual"/>
         </w:rPr>
       </w:pPr>
-      <w:hyperlink w:anchor="_Toc231306106" w:history="1">
+      <w:hyperlink w:anchor="_Toc231754547" w:history="1">
         <w:r>
           <w:rPr>
             <w:rStyle w:val="afffffff5"/>
@@ -3275,7 +3275,7 @@
             <w:noProof/>
             <w:webHidden/>
           </w:rPr>
-          <w:instrText xml:space="preserve"> PAGEREF _Toc231306106 \h </w:instrText>
+          <w:instrText xml:space="preserve"> PAGEREF _Toc231754547 \h </w:instrText>
         </w:r>
         <w:r>
           <w:rPr>
@@ -3322,7 +3322,7 @@
           <w14:ligatures w14:val="standardContextual"/>
         </w:rPr>
       </w:pPr>
-      <w:hyperlink w:anchor="_Toc231306107" w:history="1">
+      <w:hyperlink w:anchor="_Toc231754548" w:history="1">
         <w:r>
           <w:rPr>
             <w:rStyle w:val="afffffff5"/>
@@ -3349,7 +3349,7 @@
             <w:noProof/>
             <w:webHidden/>
           </w:rPr>
-          <w:instrText xml:space="preserve"> PAGEREF _Toc231306107 \h </w:instrText>
+          <w:instrText xml:space="preserve"> PAGEREF _Toc231754548 \h </w:instrText>
         </w:r>
         <w:r>
           <w:rPr>
@@ -3396,7 +3396,7 @@
           <w14:ligatures w14:val="standardContextual"/>
         </w:rPr>
       </w:pPr>
-      <w:hyperlink w:anchor="_Toc231306108" w:history="1">
+      <w:hyperlink w:anchor="_Toc231754549" w:history="1">
         <w:r>
           <w:rPr>
             <w:rStyle w:val="afffffff5"/>
@@ -3423,7 +3423,7 @@
             <w:noProof/>
             <w:webHidden/>
           </w:rPr>
-          <w:instrText xml:space="preserve"> PAGEREF _Toc231306108 \h </w:instrText>
+          <w:instrText xml:space="preserve"> PAGEREF _Toc231754549 \h </w:instrText>
         </w:r>
         <w:r>
           <w:rPr>
@@ -3471,7 +3471,7 @@
           <w14:ligatures w14:val="standardContextual"/>
         </w:rPr>
       </w:pPr>
-      <w:hyperlink w:anchor="_Toc231306109" w:history="1">
+      <w:hyperlink w:anchor="_Toc231754550" w:history="1">
         <w:r>
           <w:rPr>
             <w:rStyle w:val="afffffff5"/>
@@ -3498,7 +3498,7 @@
             <w:noProof/>
             <w:webHidden/>
           </w:rPr>
-          <w:instrText xml:space="preserve"> PAGEREF _Toc231306109 \h </w:instrText>
+          <w:instrText xml:space="preserve"> PAGEREF _Toc231754550 \h </w:instrText>
         </w:r>
         <w:r>
           <w:rPr>
@@ -3545,7 +3545,7 @@
           <w14:ligatures w14:val="standardContextual"/>
         </w:rPr>
       </w:pPr>
-      <w:hyperlink w:anchor="_Toc231306110" w:history="1">
+      <w:hyperlink w:anchor="_Toc231754551" w:history="1">
         <w:r>
           <w:rPr>
             <w:rStyle w:val="afffffff5"/>
@@ -3572,7 +3572,7 @@
             <w:noProof/>
             <w:webHidden/>
           </w:rPr>
-          <w:instrText xml:space="preserve"> PAGEREF _Toc231306110 \h </w:instrText>
+          <w:instrText xml:space="preserve"> PAGEREF _Toc231754551 \h </w:instrText>
         </w:r>
         <w:r>
           <w:rPr>
@@ -3619,7 +3619,7 @@
           <w14:ligatures w14:val="standardContextual"/>
         </w:rPr>
       </w:pPr>
-      <w:hyperlink w:anchor="_Toc231306111" w:history="1">
+      <w:hyperlink w:anchor="_Toc231754552" w:history="1">
         <w:r>
           <w:rPr>
             <w:rStyle w:val="afffffff5"/>
@@ -3646,7 +3646,7 @@
             <w:noProof/>
             <w:webHidden/>
           </w:rPr>
-          <w:instrText xml:space="preserve"> PAGEREF _Toc231306111 \h </w:instrText>
+          <w:instrText xml:space="preserve"> PAGEREF _Toc231754552 \h </w:instrText>
         </w:r>
         <w:r>
           <w:rPr>
@@ -3693,7 +3693,7 @@
           <w14:ligatures w14:val="standardContextual"/>
         </w:rPr>
       </w:pPr>
-      <w:hyperlink w:anchor="_Toc231306112" w:history="1">
+      <w:hyperlink w:anchor="_Toc231754553" w:history="1">
         <w:r>
           <w:rPr>
             <w:rStyle w:val="afffffff5"/>
@@ -3720,7 +3720,7 @@
             <w:noProof/>
             <w:webHidden/>
           </w:rPr>
-          <w:instrText xml:space="preserve"> PAGEREF _Toc231306112 \h </w:instrText>
+          <w:instrText xml:space="preserve"> PAGEREF _Toc231754553 \h </w:instrText>
         </w:r>
         <w:r>
           <w:rPr>
@@ -3768,7 +3768,7 @@
           <w14:ligatures w14:val="standardContextual"/>
         </w:rPr>
       </w:pPr>
-      <w:hyperlink w:anchor="_Toc231306113" w:history="1">
+      <w:hyperlink w:anchor="_Toc231754554" w:history="1">
         <w:r>
           <w:rPr>
             <w:rStyle w:val="afffffff5"/>
@@ -3795,7 +3795,7 @@
             <w:noProof/>
             <w:webHidden/>
           </w:rPr>
-          <w:instrText xml:space="preserve"> PAGEREF _Toc231306113 \h </w:instrText>
+          <w:instrText xml:space="preserve"> PAGEREF _Toc231754554 \h </w:instrText>
         </w:r>
         <w:r>
           <w:rPr>
@@ -3842,7 +3842,7 @@
           <w14:ligatures w14:val="standardContextual"/>
         </w:rPr>
       </w:pPr>
-      <w:hyperlink w:anchor="_Toc231306114" w:history="1">
+      <w:hyperlink w:anchor="_Toc231754555" w:history="1">
         <w:r>
           <w:rPr>
             <w:rStyle w:val="afffffff5"/>
@@ -3869,7 +3869,7 @@
             <w:noProof/>
             <w:webHidden/>
           </w:rPr>
-          <w:instrText xml:space="preserve"> PAGEREF _Toc231306114 \h </w:instrText>
+          <w:instrText xml:space="preserve"> PAGEREF _Toc231754555 \h </w:instrText>
         </w:r>
         <w:r>
           <w:rPr>
@@ -3916,7 +3916,7 @@
           <w14:ligatures w14:val="standardContextual"/>
         </w:rPr>
       </w:pPr>
-      <w:hyperlink w:anchor="_Toc231306115" w:history="1">
+      <w:hyperlink w:anchor="_Toc231754556" w:history="1">
         <w:r>
           <w:rPr>
             <w:rStyle w:val="afffffff5"/>
@@ -3943,7 +3943,7 @@
             <w:noProof/>
             <w:webHidden/>
           </w:rPr>
-          <w:instrText xml:space="preserve"> PAGEREF _Toc231306115 \h </w:instrText>
+          <w:instrText xml:space="preserve"> PAGEREF _Toc231754556 \h </w:instrText>
         </w:r>
         <w:r>
           <w:rPr>
@@ -3990,7 +3990,7 @@
           <w14:ligatures w14:val="standardContextual"/>
         </w:rPr>
       </w:pPr>
-      <w:hyperlink w:anchor="_Toc231306116" w:history="1">
+      <w:hyperlink w:anchor="_Toc231754557" w:history="1">
         <w:r>
           <w:rPr>
             <w:rStyle w:val="afffffff5"/>
@@ -4017,7 +4017,7 @@
             <w:noProof/>
             <w:webHidden/>
           </w:rPr>
-          <w:instrText xml:space="preserve"> PAGEREF _Toc231306116 \h </w:instrText>
+          <w:instrText xml:space="preserve"> PAGEREF _Toc231754557 \h </w:instrText>
         </w:r>
         <w:r>
           <w:rPr>
@@ -4064,7 +4064,7 @@
           <w14:ligatures w14:val="standardContextual"/>
         </w:rPr>
       </w:pPr>
-      <w:hyperlink w:anchor="_Toc231306117" w:history="1">
+      <w:hyperlink w:anchor="_Toc231754558" w:history="1">
         <w:r>
           <w:rPr>
             <w:rStyle w:val="afffffff5"/>
@@ -4091,7 +4091,7 @@
             <w:noProof/>
             <w:webHidden/>
           </w:rPr>
-          <w:instrText xml:space="preserve"> PAGEREF _Toc231306117 \h </w:instrText>
+          <w:instrText xml:space="preserve"> PAGEREF _Toc231754558 \h </w:instrText>
         </w:r>
         <w:r>
           <w:rPr>
@@ -4139,7 +4139,7 @@
           <w14:ligatures w14:val="standardContextual"/>
         </w:rPr>
       </w:pPr>
-      <w:hyperlink w:anchor="_Toc231306118" w:history="1">
+      <w:hyperlink w:anchor="_Toc231754559" w:history="1">
         <w:r>
           <w:rPr>
             <w:rStyle w:val="afffffff5"/>
@@ -4166,7 +4166,7 @@
             <w:noProof/>
             <w:webHidden/>
           </w:rPr>
-          <w:instrText xml:space="preserve"> PAGEREF _Toc231306118 \h </w:instrText>
+          <w:instrText xml:space="preserve"> PAGEREF _Toc231754559 \h </w:instrText>
         </w:r>
         <w:r>
           <w:rPr>
@@ -4213,7 +4213,7 @@
           <w14:ligatures w14:val="standardContextual"/>
         </w:rPr>
       </w:pPr>
-      <w:hyperlink w:anchor="_Toc231306119" w:history="1">
+      <w:hyperlink w:anchor="_Toc231754560" w:history="1">
         <w:r>
           <w:rPr>
             <w:rStyle w:val="afffffff5"/>
@@ -4240,7 +4240,7 @@
             <w:noProof/>
             <w:webHidden/>
           </w:rPr>
-          <w:instrText xml:space="preserve"> PAGEREF _Toc231306119 \h </w:instrText>
+          <w:instrText xml:space="preserve"> PAGEREF _Toc231754560 \h </w:instrText>
         </w:r>
         <w:r>
           <w:rPr>
@@ -4287,7 +4287,7 @@
           <w14:ligatures w14:val="standardContextual"/>
         </w:rPr>
       </w:pPr>
-      <w:hyperlink w:anchor="_Toc231306120" w:history="1">
+      <w:hyperlink w:anchor="_Toc231754561" w:history="1">
         <w:r>
           <w:rPr>
             <w:rStyle w:val="afffffff5"/>
@@ -4314,7 +4314,7 @@
             <w:noProof/>
             <w:webHidden/>
           </w:rPr>
-          <w:instrText xml:space="preserve"> PAGEREF _Toc231306120 \h </w:instrText>
+          <w:instrText xml:space="preserve"> PAGEREF _Toc231754561 \h </w:instrText>
         </w:r>
         <w:r>
           <w:rPr>
@@ -4361,7 +4361,7 @@
           <w14:ligatures w14:val="standardContextual"/>
         </w:rPr>
       </w:pPr>
-      <w:hyperlink w:anchor="_Toc231306121" w:history="1">
+      <w:hyperlink w:anchor="_Toc231754562" w:history="1">
         <w:r>
           <w:rPr>
             <w:rStyle w:val="afffffff5"/>
@@ -4388,7 +4388,7 @@
             <w:noProof/>
             <w:webHidden/>
           </w:rPr>
-          <w:instrText xml:space="preserve"> PAGEREF _Toc231306121 \h </w:instrText>
+          <w:instrText xml:space="preserve"> PAGEREF _Toc231754562 \h </w:instrText>
         </w:r>
         <w:r>
           <w:rPr>
@@ -4436,7 +4436,7 @@
           <w14:ligatures w14:val="standardContextual"/>
         </w:rPr>
       </w:pPr>
-      <w:hyperlink w:anchor="_Toc231306122" w:history="1">
+      <w:hyperlink w:anchor="_Toc231754563" w:history="1">
         <w:r>
           <w:rPr>
             <w:rStyle w:val="afffffff5"/>
@@ -4463,7 +4463,7 @@
             <w:noProof/>
             <w:webHidden/>
           </w:rPr>
-          <w:instrText xml:space="preserve"> PAGEREF _Toc231306122 \h </w:instrText>
+          <w:instrText xml:space="preserve"> PAGEREF _Toc231754563 \h </w:instrText>
         </w:r>
         <w:r>
           <w:rPr>
@@ -4510,7 +4510,7 @@
           <w14:ligatures w14:val="standardContextual"/>
         </w:rPr>
       </w:pPr>
-      <w:hyperlink w:anchor="_Toc231306123" w:history="1">
+      <w:hyperlink w:anchor="_Toc231754564" w:history="1">
         <w:r>
           <w:rPr>
             <w:rStyle w:val="afffffff5"/>
@@ -4537,7 +4537,7 @@
             <w:noProof/>
             <w:webHidden/>
           </w:rPr>
-          <w:instrText xml:space="preserve"> PAGEREF _Toc231306123 \h </w:instrText>
+          <w:instrText xml:space="preserve"> PAGEREF _Toc231754564 \h </w:instrText>
         </w:r>
         <w:r>
           <w:rPr>
@@ -4584,7 +4584,7 @@
           <w14:ligatures w14:val="standardContextual"/>
         </w:rPr>
       </w:pPr>
-      <w:hyperlink w:anchor="_Toc231306124" w:history="1">
+      <w:hyperlink w:anchor="_Toc231754565" w:history="1">
         <w:r>
           <w:rPr>
             <w:rStyle w:val="afffffff5"/>
@@ -4611,7 +4611,7 @@
             <w:noProof/>
             <w:webHidden/>
           </w:rPr>
-          <w:instrText xml:space="preserve"> PAGEREF _Toc231306124 \h </w:instrText>
+          <w:instrText xml:space="preserve"> PAGEREF _Toc231754565 \h </w:instrText>
         </w:r>
         <w:r>
           <w:rPr>
@@ -4658,7 +4658,7 @@
           <w14:ligatures w14:val="standardContextual"/>
         </w:rPr>
       </w:pPr>
-      <w:hyperlink w:anchor="_Toc231306125" w:history="1">
+      <w:hyperlink w:anchor="_Toc231754566" w:history="1">
         <w:r>
           <w:rPr>
             <w:rStyle w:val="afffffff5"/>
@@ -4685,7 +4685,7 @@
             <w:noProof/>
             <w:webHidden/>
           </w:rPr>
-          <w:instrText xml:space="preserve"> PAGEREF _Toc231306125 \h </w:instrText>
+          <w:instrText xml:space="preserve"> PAGEREF _Toc231754566 \h </w:instrText>
         </w:r>
         <w:r>
           <w:rPr>
@@ -4734,7 +4734,7 @@
           <w14:ligatures w14:val="standardContextual"/>
         </w:rPr>
       </w:pPr>
-      <w:hyperlink w:anchor="_Toc231306126" w:history="1">
+      <w:hyperlink w:anchor="_Toc231754567" w:history="1">
         <w:r>
           <w:rPr>
             <w:rStyle w:val="afffffff5"/>
@@ -4761,7 +4761,7 @@
             <w:noProof/>
             <w:webHidden/>
           </w:rPr>
-          <w:instrText xml:space="preserve"> PAGEREF _Toc231306126 \h </w:instrText>
+          <w:instrText xml:space="preserve"> PAGEREF _Toc231754567 \h </w:instrText>
         </w:r>
         <w:r>
           <w:rPr>
@@ -4809,7 +4809,7 @@
           <w14:ligatures w14:val="standardContextual"/>
         </w:rPr>
       </w:pPr>
-      <w:hyperlink w:anchor="_Toc231306127" w:history="1">
+      <w:hyperlink w:anchor="_Toc231754568" w:history="1">
         <w:r>
           <w:rPr>
             <w:rStyle w:val="afffffff5"/>
@@ -4836,7 +4836,7 @@
             <w:noProof/>
             <w:webHidden/>
           </w:rPr>
-          <w:instrText xml:space="preserve"> PAGEREF _Toc231306127 \h </w:instrText>
+          <w:instrText xml:space="preserve"> PAGEREF _Toc231754568 \h </w:instrText>
         </w:r>
         <w:r>
           <w:rPr>
@@ -4884,7 +4884,7 @@
           <w14:ligatures w14:val="standardContextual"/>
         </w:rPr>
       </w:pPr>
-      <w:hyperlink w:anchor="_Toc231306128" w:history="1">
+      <w:hyperlink w:anchor="_Toc231754569" w:history="1">
         <w:r>
           <w:rPr>
             <w:rStyle w:val="afffffff5"/>
@@ -4911,7 +4911,7 @@
             <w:noProof/>
             <w:webHidden/>
           </w:rPr>
-          <w:instrText xml:space="preserve"> PAGEREF _Toc231306128 \h </w:instrText>
+          <w:instrText xml:space="preserve"> PAGEREF _Toc231754569 \h </w:instrText>
         </w:r>
         <w:r>
           <w:rPr>
@@ -4959,7 +4959,7 @@
           <w14:ligatures w14:val="standardContextual"/>
         </w:rPr>
       </w:pPr>
-      <w:hyperlink w:anchor="_Toc231306129" w:history="1">
+      <w:hyperlink w:anchor="_Toc231754570" w:history="1">
         <w:r>
           <w:rPr>
             <w:rStyle w:val="afffffff5"/>
@@ -4986,7 +4986,7 @@
             <w:noProof/>
             <w:webHidden/>
           </w:rPr>
-          <w:instrText xml:space="preserve"> PAGEREF _Toc231306129 \h </w:instrText>
+          <w:instrText xml:space="preserve"> PAGEREF _Toc231754570 \h </w:instrText>
         </w:r>
         <w:r>
           <w:rPr>
@@ -5035,7 +5035,7 @@
           <w14:ligatures w14:val="standardContextual"/>
         </w:rPr>
       </w:pPr>
-      <w:hyperlink w:anchor="_Toc231306130" w:history="1">
+      <w:hyperlink w:anchor="_Toc231754571" w:history="1">
         <w:r>
           <w:rPr>
             <w:rStyle w:val="afffffff5"/>
@@ -5062,7 +5062,7 @@
             <w:noProof/>
             <w:webHidden/>
           </w:rPr>
-          <w:instrText xml:space="preserve"> PAGEREF _Toc231306130 \h </w:instrText>
+          <w:instrText xml:space="preserve"> PAGEREF _Toc231754571 \h </w:instrText>
         </w:r>
         <w:r>
           <w:rPr>
@@ -5111,7 +5111,7 @@
           <w14:ligatures w14:val="standardContextual"/>
         </w:rPr>
       </w:pPr>
-      <w:hyperlink w:anchor="_Toc231306131" w:history="1">
+      <w:hyperlink w:anchor="_Toc231754572" w:history="1">
         <w:r>
           <w:rPr>
             <w:rStyle w:val="afffffff5"/>
@@ -5138,7 +5138,7 @@
             <w:noProof/>
             <w:webHidden/>
           </w:rPr>
-          <w:instrText xml:space="preserve"> PAGEREF _Toc231306131 \h </w:instrText>
+          <w:instrText xml:space="preserve"> PAGEREF _Toc231754572 \h </w:instrText>
         </w:r>
         <w:r>
           <w:rPr>
@@ -5180,7 +5180,7 @@
         <w:lastRenderedPageBreak/>
         <w:fldChar w:fldCharType="end"/>
       </w:r>
-      <w:bookmarkStart w:id="1" w:name="_Toc231306076"/>
+      <w:bookmarkStart w:id="1" w:name="_Toc231754517"/>
       <w:r>
         <w:rPr>
           <w:rFonts w:hint="eastAsia"/>
@@ -5196,7 +5196,7 @@
           <w:rFonts w:hint="eastAsia"/>
         </w:rPr>
       </w:pPr>
-      <w:bookmarkStart w:id="2" w:name="_Toc231306077"/>
+      <w:bookmarkStart w:id="2" w:name="_Toc231754518"/>
       <w:r>
         <w:rPr>
           <w:rFonts w:hint="eastAsia"/>
@@ -5314,7 +5314,7 @@
           <w:rFonts w:hint="eastAsia"/>
         </w:rPr>
       </w:pPr>
-      <w:bookmarkStart w:id="3" w:name="_Toc231306078"/>
+      <w:bookmarkStart w:id="3" w:name="_Toc231754519"/>
       <w:r>
         <w:rPr>
           <w:rFonts w:hint="eastAsia"/>
@@ -5356,7 +5356,7 @@
           <w:rFonts w:hint="eastAsia"/>
         </w:rPr>
       </w:pPr>
-      <w:bookmarkStart w:id="4" w:name="_Toc231306079"/>
+      <w:bookmarkStart w:id="4" w:name="_Toc231754520"/>
       <w:r>
         <w:rPr>
           <w:rFonts w:hint="eastAsia"/>
@@ -5578,7 +5578,7 @@
           <w:rFonts w:hint="eastAsia"/>
         </w:rPr>
       </w:pPr>
-      <w:bookmarkStart w:id="5" w:name="_Toc231306080"/>
+      <w:bookmarkStart w:id="5" w:name="_Toc231754521"/>
       <w:r>
         <w:rPr>
           <w:rFonts w:hint="eastAsia"/>
@@ -5740,7 +5740,7 @@
           <w:rFonts w:hint="eastAsia"/>
         </w:rPr>
       </w:pPr>
-      <w:bookmarkStart w:id="6" w:name="_Toc231306081"/>
+      <w:bookmarkStart w:id="6" w:name="_Toc231754522"/>
       <w:r>
         <w:rPr>
           <w:rFonts w:hint="eastAsia"/>
@@ -5756,7 +5756,7 @@
           <w:rFonts w:hint="eastAsia"/>
         </w:rPr>
       </w:pPr>
-      <w:bookmarkStart w:id="7" w:name="_Toc231306082"/>
+      <w:bookmarkStart w:id="7" w:name="_Toc231754523"/>
       <w:r>
         <w:rPr>
           <w:rFonts w:hint="eastAsia"/>
@@ -5798,7 +5798,7 @@
           <w:rFonts w:hint="eastAsia"/>
         </w:rPr>
       </w:pPr>
-      <w:bookmarkStart w:id="8" w:name="_Toc231306083"/>
+      <w:bookmarkStart w:id="8" w:name="_Toc231754524"/>
       <w:r>
         <w:rPr>
           <w:rFonts w:hint="eastAsia"/>
@@ -5905,7 +5905,7 @@
           <w:rFonts w:hint="eastAsia"/>
         </w:rPr>
       </w:pPr>
-      <w:bookmarkStart w:id="9" w:name="_Toc231306084"/>
+      <w:bookmarkStart w:id="9" w:name="_Toc231754525"/>
       <w:r>
         <w:rPr>
           <w:rFonts w:hint="eastAsia"/>
@@ -6296,7 +6296,7 @@
           <w:rFonts w:hint="eastAsia"/>
         </w:rPr>
       </w:pPr>
-      <w:bookmarkStart w:id="10" w:name="_Toc231306085"/>
+      <w:bookmarkStart w:id="10" w:name="_Toc231754526"/>
       <w:r>
         <w:rPr>
           <w:rFonts w:hint="eastAsia"/>
@@ -6312,7 +6312,7 @@
           <w:rFonts w:hint="eastAsia"/>
         </w:rPr>
       </w:pPr>
-      <w:bookmarkStart w:id="11" w:name="_Toc231306086"/>
+      <w:bookmarkStart w:id="11" w:name="_Toc231754527"/>
       <w:r>
         <w:rPr>
           <w:rFonts w:hint="eastAsia"/>
@@ -6423,7 +6423,7 @@
           <w:rFonts w:hint="eastAsia"/>
         </w:rPr>
       </w:pPr>
-      <w:bookmarkStart w:id="12" w:name="_Toc231306087"/>
+      <w:bookmarkStart w:id="12" w:name="_Toc231754528"/>
       <w:r>
         <w:rPr>
           <w:rFonts w:hint="eastAsia"/>
@@ -6452,7 +6452,7 @@
           <w:rFonts w:hint="eastAsia"/>
         </w:rPr>
       </w:pPr>
-      <w:bookmarkStart w:id="13" w:name="_Toc231306088"/>
+      <w:bookmarkStart w:id="13" w:name="_Toc231754529"/>
       <w:r>
         <w:rPr>
           <w:rFonts w:hint="eastAsia"/>
@@ -6860,7 +6860,7 @@
           <w:rFonts w:hint="eastAsia"/>
         </w:rPr>
       </w:pPr>
-      <w:bookmarkStart w:id="14" w:name="_Toc231306089"/>
+      <w:bookmarkStart w:id="14" w:name="_Toc231754530"/>
       <w:r>
         <w:rPr>
           <w:rFonts w:hint="eastAsia"/>
@@ -6990,7 +6990,7 @@
           <w:rFonts w:hint="eastAsia"/>
         </w:rPr>
       </w:pPr>
-      <w:bookmarkStart w:id="15" w:name="_Toc231306090"/>
+      <w:bookmarkStart w:id="15" w:name="_Toc231754531"/>
       <w:r>
         <w:rPr>
           <w:rFonts w:hint="eastAsia"/>
@@ -7121,7 +7121,7 @@
           <w:rFonts w:hint="eastAsia"/>
         </w:rPr>
       </w:pPr>
-      <w:bookmarkStart w:id="16" w:name="_Toc231306091"/>
+      <w:bookmarkStart w:id="16" w:name="_Toc231754532"/>
       <w:r>
         <w:rPr>
           <w:rFonts w:hint="eastAsia"/>
@@ -7137,7 +7137,7 @@
           <w:rFonts w:hint="eastAsia"/>
         </w:rPr>
       </w:pPr>
-      <w:bookmarkStart w:id="17" w:name="_Toc231306092"/>
+      <w:bookmarkStart w:id="17" w:name="_Toc231754533"/>
       <w:r>
         <w:rPr>
           <w:rFonts w:hint="eastAsia"/>
@@ -7395,7 +7395,7 @@
           <w:rFonts w:hint="eastAsia"/>
         </w:rPr>
       </w:pPr>
-      <w:bookmarkStart w:id="18" w:name="_Toc231306093"/>
+      <w:bookmarkStart w:id="18" w:name="_Toc231754534"/>
       <w:r>
         <w:rPr>
           <w:rFonts w:hint="eastAsia"/>
@@ -7411,7 +7411,7 @@
           <w:rFonts w:hint="eastAsia"/>
         </w:rPr>
       </w:pPr>
-      <w:bookmarkStart w:id="19" w:name="_Toc231306094"/>
+      <w:bookmarkStart w:id="19" w:name="_Toc231754535"/>
       <w:r>
         <w:rPr>
           <w:rFonts w:hint="eastAsia"/>
@@ -7675,7 +7675,7 @@
           <w:rFonts w:hint="eastAsia"/>
         </w:rPr>
       </w:pPr>
-      <w:bookmarkStart w:id="20" w:name="_Toc231306095"/>
+      <w:bookmarkStart w:id="20" w:name="_Toc231754536"/>
       <w:r>
         <w:rPr>
           <w:rFonts w:hint="eastAsia"/>
@@ -8123,7 +8123,7 @@
           <w:rFonts w:hint="eastAsia"/>
         </w:rPr>
       </w:pPr>
-      <w:bookmarkStart w:id="21" w:name="_Toc231306096"/>
+      <w:bookmarkStart w:id="21" w:name="_Toc231754537"/>
       <w:r>
         <w:rPr>
           <w:rFonts w:hint="eastAsia"/>
@@ -8139,7 +8139,7 @@
           <w:rFonts w:hint="eastAsia"/>
         </w:rPr>
       </w:pPr>
-      <w:bookmarkStart w:id="22" w:name="_Toc231306097"/>
+      <w:bookmarkStart w:id="22" w:name="_Toc231754538"/>
       <w:r>
         <w:rPr>
           <w:rFonts w:hint="eastAsia"/>
@@ -8205,7 +8205,7 @@
           <w:rFonts w:hint="eastAsia"/>
         </w:rPr>
       </w:pPr>
-      <w:bookmarkStart w:id="23" w:name="_Toc231306098"/>
+      <w:bookmarkStart w:id="23" w:name="_Toc231754539"/>
       <w:r>
         <w:rPr>
           <w:rFonts w:hint="eastAsia"/>
@@ -8536,7 +8536,7 @@
           <w:rFonts w:hint="eastAsia"/>
         </w:rPr>
       </w:pPr>
-      <w:bookmarkStart w:id="24" w:name="_Toc231306099"/>
+      <w:bookmarkStart w:id="24" w:name="_Toc231754540"/>
       <w:r>
         <w:rPr>
           <w:rFonts w:hint="eastAsia"/>
@@ -9667,7 +9667,7 @@
           <w:rFonts w:hint="eastAsia"/>
         </w:rPr>
       </w:pPr>
-      <w:bookmarkStart w:id="25" w:name="_Toc231306100"/>
+      <w:bookmarkStart w:id="25" w:name="_Toc231754541"/>
       <w:r>
         <w:rPr>
           <w:rFonts w:hint="eastAsia"/>
@@ -9986,7 +9986,7 @@
           <w:rFonts w:hint="eastAsia"/>
         </w:rPr>
       </w:pPr>
-      <w:bookmarkStart w:id="26" w:name="_Toc231306101"/>
+      <w:bookmarkStart w:id="26" w:name="_Toc231754542"/>
       <w:r>
         <w:rPr>
           <w:rFonts w:hint="eastAsia"/>
@@ -10052,7 +10052,7 @@
           <w:rFonts w:hint="eastAsia"/>
         </w:rPr>
       </w:pPr>
-      <w:bookmarkStart w:id="27" w:name="_Toc231306102"/>
+      <w:bookmarkStart w:id="27" w:name="_Toc231754543"/>
       <w:r>
         <w:rPr>
           <w:rFonts w:hint="eastAsia"/>
@@ -12453,7 +12453,7 @@
         <w:rPr>
           <w:rFonts w:hint="eastAsia"/>
         </w:rPr>
-        <w:t>写真保存時の `file_path` は S3 オブジェクトキーとして `asset-survey/{facility_id}/{YYYY}/{MM}/{local_photo_uuid}.{拡張子}` 形式で生成し、バケット名や HTTPS URL は保存しない</w:t>
+        <w:t>写真保存時の `file_path` は S3 オブジェクトキーとして `application-documents/facility-{facilityId}/{yyyy}/{mm}/{localPhotoUuid}.{拡張子}` 形式で生成し、バケット名や HTTPS URL は保存しない。`localPhotoUuid` はオフライン撮影時点で採番済みの写真UUIDを利用し、S3キーに業務DB採番IDを含めない</w:t>
       </w:r>
     </w:p>
     <w:p>
@@ -12506,6 +12506,7 @@
         <w:rPr>
           <w:rFonts w:hint="eastAsia"/>
         </w:rPr>
+        <w:lastRenderedPageBreak/>
         <w:t>永続化マッピング（調査セッション）</w:t>
       </w:r>
     </w:p>
@@ -12669,7 +12670,6 @@
           </w:tcPr>
           <w:p>
             <w:r>
-              <w:lastRenderedPageBreak/>
               <w:t>`asset_survey_sessions`</w:t>
             </w:r>
           </w:p>
@@ -13137,27 +13137,32 @@
           </w:tcPr>
           <w:p>
             <w:r>
-              <w:t>`facility_location_id` / `building` / `floor` / `department_name` / `section_name` / `room_name`</w:t>
-            </w:r>
-          </w:p>
-        </w:tc>
-        <w:tc>
-          <w:tcPr>
-            <w:tcW w:w="1250" w:type="pct"/>
-          </w:tcPr>
-          <w:p>
-            <w:r>
-              <w:rPr>
-                <w:rFonts w:hint="eastAsia"/>
-              </w:rPr>
-              <w:t>`records[].facilityLocationId` がある場合は当該 `facility_locations` 行の正本スナップショットを保存し、未指定時はリクエスト `building` / `floor` / `departmentName` / `section</w:t>
-            </w:r>
-            <w:r>
-              <w:rPr>
-                <w:rFonts w:hint="eastAsia"/>
-              </w:rPr>
+              <w:t>`facility_location_id` / `building` / `floor` / `department_name` / `secti</w:t>
+            </w:r>
+            <w:r>
               <w:lastRenderedPageBreak/>
-              <w:t>Name` / `roomName` を保存する</w:t>
+              <w:t>on_name` / `room_name`</w:t>
+            </w:r>
+          </w:p>
+        </w:tc>
+        <w:tc>
+          <w:tcPr>
+            <w:tcW w:w="1250" w:type="pct"/>
+          </w:tcPr>
+          <w:p>
+            <w:r>
+              <w:rPr>
+                <w:rFonts w:hint="eastAsia"/>
+              </w:rPr>
+              <w:lastRenderedPageBreak/>
+              <w:t>`records[].facilityLocationId` がある場合は当該 `facility_locations` 行の正本スナップショットを保存</w:t>
+            </w:r>
+            <w:r>
+              <w:rPr>
+                <w:rFonts w:hint="eastAsia"/>
+              </w:rPr>
+              <w:lastRenderedPageBreak/>
+              <w:t>し、未指定時はリクエスト `building` / `floor` / `departmentName` / `sectionName` / `roomName` を保存する</w:t>
             </w:r>
           </w:p>
         </w:tc>
@@ -13375,6 +13380,7 @@
           </w:tcPr>
           <w:p>
             <w:r>
+              <w:lastRenderedPageBreak/>
               <w:t>`asset_survey_records`</w:t>
             </w:r>
           </w:p>
@@ -13423,7 +13429,6 @@
           </w:tcPr>
           <w:p>
             <w:r>
-              <w:lastRenderedPageBreak/>
               <w:t>`asset_survey_records`</w:t>
             </w:r>
           </w:p>
@@ -13791,6 +13796,7 @@
           </w:tcPr>
           <w:p>
             <w:r>
+              <w:lastRenderedPageBreak/>
               <w:t>`application_documents`</w:t>
             </w:r>
           </w:p>
@@ -13814,198 +13820,190 @@
               <w:rPr>
                 <w:rFonts w:hint="eastAsia"/>
               </w:rPr>
-              <w:t>システム生成ファイル名 `survey-photo_YYYYMMDD_HHMMSS_{local_photo_uuid先頭8桁}.{拡張子}` と S3 オブジェク</w:t>
-            </w:r>
-            <w:r>
-              <w:rPr>
-                <w:rFonts w:hint="eastAsia"/>
-              </w:rPr>
+              <w:t>システム生成ファイル名 `survey-photo_YYYYMMDD_HHMMSS_{local_photo_uuid先頭8桁}.{拡張子}` と S3 オブジェクトキー `application-documents/facility-{facilityId}/{yyyy}/{mm}/{localPhotoUuid}.{拡張子}` を保存する</w:t>
+            </w:r>
+          </w:p>
+        </w:tc>
+        <w:tc>
+          <w:tcPr>
+            <w:tcW w:w="1250" w:type="pct"/>
+          </w:tcPr>
+          <w:p>
+            <w:r>
+              <w:rPr>
+                <w:rFonts w:hint="eastAsia"/>
+              </w:rPr>
+              <w:t>`file_path` は S3 キーであり、バケット名や HTTPS URL は保存しない。S3キーに業務DB採番IDを含めない</w:t>
+            </w:r>
+          </w:p>
+        </w:tc>
+      </w:tr>
+      <w:tr>
+        <w:tc>
+          <w:tcPr>
+            <w:tcW w:w="1250" w:type="pct"/>
+          </w:tcPr>
+          <w:p>
+            <w:r>
+              <w:t>`application_documents`</w:t>
+            </w:r>
+          </w:p>
+        </w:tc>
+        <w:tc>
+          <w:tcPr>
+            <w:tcW w:w="1250" w:type="pct"/>
+          </w:tcPr>
+          <w:p>
+            <w:r>
+              <w:t>`mime_type` / `file_size_bytes` / `content_hash` / `storage_format`</w:t>
+            </w:r>
+          </w:p>
+        </w:tc>
+        <w:tc>
+          <w:tcPr>
+            <w:tcW w:w="1250" w:type="pct"/>
+          </w:tcPr>
+          <w:p>
+            <w:r>
+              <w:rPr>
+                <w:rFonts w:hint="eastAsia"/>
+              </w:rPr>
+              <w:t>リクエスト `photos[].contentType`、復号後バイト数、サーバー計算ハッシュ、`NULL` を保存する</w:t>
+            </w:r>
+          </w:p>
+        </w:tc>
+        <w:tc>
+          <w:tcPr>
+            <w:tcW w:w="1250" w:type="pct"/>
+          </w:tcPr>
+          <w:p>
+            <w:r>
+              <w:rPr>
+                <w:rFonts w:hint="eastAsia"/>
+              </w:rPr>
+              <w:t>`storage_format` は現有品調査写真では未使用。S3 利用有無は `file_path` の S3 オブジェクトキーで表す</w:t>
+            </w:r>
+          </w:p>
+        </w:tc>
+      </w:tr>
+      <w:tr>
+        <w:tc>
+          <w:tcPr>
+            <w:tcW w:w="1250" w:type="pct"/>
+          </w:tcPr>
+          <w:p>
+            <w:r>
+              <w:t>`application_documents`</w:t>
+            </w:r>
+          </w:p>
+        </w:tc>
+        <w:tc>
+          <w:tcPr>
+            <w:tcW w:w="1250" w:type="pct"/>
+          </w:tcPr>
+          <w:p>
+            <w:r>
+              <w:t>`taken_at` / `taken_by_user_id` / `uploaded_by_user_id` / `uploaded_at`</w:t>
+            </w:r>
+          </w:p>
+        </w:tc>
+        <w:tc>
+          <w:tcPr>
+            <w:tcW w:w="1250" w:type="pct"/>
+          </w:tcPr>
+          <w:p>
+            <w:r>
+              <w:rPr>
+                <w:rFonts w:hint="eastAsia"/>
+              </w:rPr>
+              <w:t>リクエスト `photos[].takenAt`、認証ユーザーID、認証ユーザーID、サーバー受信時刻を保存する</w:t>
+            </w:r>
+          </w:p>
+        </w:tc>
+        <w:tc>
+          <w:tcPr>
+            <w:tcW w:w="1250" w:type="pct"/>
+          </w:tcPr>
+          <w:p>
+            <w:r>
+              <w:rPr>
+                <w:rFonts w:hint="eastAsia"/>
+              </w:rPr>
+              <w:t>`takenAt` 未指定時は `uploaded_at` を正本時刻として扱える状態にする</w:t>
+            </w:r>
+          </w:p>
+        </w:tc>
+      </w:tr>
+      <w:tr>
+        <w:tc>
+          <w:tcPr>
+            <w:tcW w:w="1250" w:type="pct"/>
+          </w:tcPr>
+          <w:p>
+            <w:r>
+              <w:t>`application_documents`</w:t>
+            </w:r>
+          </w:p>
+        </w:tc>
+        <w:tc>
+          <w:tcPr>
+            <w:tcW w:w="1250" w:type="pct"/>
+          </w:tcPr>
+          <w:p>
+            <w:r>
+              <w:t>`is_primary` / `sort_order`</w:t>
+            </w:r>
+          </w:p>
+        </w:tc>
+        <w:tc>
+          <w:tcPr>
+            <w:tcW w:w="1250" w:type="pct"/>
+          </w:tcPr>
+          <w:p>
+            <w:r>
+              <w:rPr>
+                <w:rFonts w:hint="eastAsia"/>
+              </w:rPr>
+              <w:t>レコード配下で `photos[].isPrimary=true` の写真を 1 件だけ `true` とし、未指定時は先頭写真を `true` にする。`sort_order` は `photos[]` の並び順を保存する</w:t>
+            </w:r>
+          </w:p>
+        </w:tc>
+        <w:tc>
+          <w:tcPr>
+            <w:tcW w:w="1250" w:type="pct"/>
+          </w:tcPr>
+          <w:p>
+            <w:r>
+              <w:rPr>
+                <w:rFonts w:hint="eastAsia"/>
+              </w:rPr>
+              <w:t>同一 `asset_survey_record_id` で代表写真は必ず 1 件だけ</w:t>
+            </w:r>
+          </w:p>
+        </w:tc>
+      </w:tr>
+      <w:tr>
+        <w:tc>
+          <w:tcPr>
+            <w:tcW w:w="1250" w:type="pct"/>
+          </w:tcPr>
+          <w:p>
+            <w:r>
+              <w:t>`application_documents`</w:t>
+            </w:r>
+          </w:p>
+        </w:tc>
+        <w:tc>
+          <w:tcPr>
+            <w:tcW w:w="1250" w:type="pct"/>
+          </w:tcPr>
+          <w:p>
+            <w:r>
+              <w:t xml:space="preserve">`application_id` / `application_asset_id` / `edit_list_item_id` / `rfq_id` / `rfq_vendor_id` / `quotation_id` / </w:t>
+            </w:r>
+            <w:r>
               <w:lastRenderedPageBreak/>
-              <w:t>トキー `asset-survey/{facility_id}/{YYYY}/{MM}/{local_photo_uuid}.{拡張子}` を保存する</w:t>
-            </w:r>
-          </w:p>
-        </w:tc>
-        <w:tc>
-          <w:tcPr>
-            <w:tcW w:w="1250" w:type="pct"/>
-          </w:tcPr>
-          <w:p>
-            <w:r>
-              <w:rPr>
-                <w:rFonts w:hint="eastAsia"/>
-              </w:rPr>
-              <w:lastRenderedPageBreak/>
-              <w:t>`file_path` は S3 キーであり、バケット名や HTTPS URL は保存しない</w:t>
-            </w:r>
-          </w:p>
-        </w:tc>
-      </w:tr>
-      <w:tr>
-        <w:tc>
-          <w:tcPr>
-            <w:tcW w:w="1250" w:type="pct"/>
-          </w:tcPr>
-          <w:p>
-            <w:r>
-              <w:t>`application_documents`</w:t>
-            </w:r>
-          </w:p>
-        </w:tc>
-        <w:tc>
-          <w:tcPr>
-            <w:tcW w:w="1250" w:type="pct"/>
-          </w:tcPr>
-          <w:p>
-            <w:r>
-              <w:t>`mime_type` / `file_size_bytes` / `content_hash` / `storage_format`</w:t>
-            </w:r>
-          </w:p>
-        </w:tc>
-        <w:tc>
-          <w:tcPr>
-            <w:tcW w:w="1250" w:type="pct"/>
-          </w:tcPr>
-          <w:p>
-            <w:r>
-              <w:rPr>
-                <w:rFonts w:hint="eastAsia"/>
-              </w:rPr>
-              <w:t>リクエスト `photos[].contentType`、復号後バイト数、サーバー計算ハッシュ、`NULL` を保存する</w:t>
-            </w:r>
-          </w:p>
-        </w:tc>
-        <w:tc>
-          <w:tcPr>
-            <w:tcW w:w="1250" w:type="pct"/>
-          </w:tcPr>
-          <w:p>
-            <w:r>
-              <w:rPr>
-                <w:rFonts w:hint="eastAsia"/>
-              </w:rPr>
-              <w:t>`storage_format` は現有品調査写真では未使用。S3 利用有無は `file_path` の S3 オブジェクトキーで表す</w:t>
-            </w:r>
-          </w:p>
-        </w:tc>
-      </w:tr>
-      <w:tr>
-        <w:tc>
-          <w:tcPr>
-            <w:tcW w:w="1250" w:type="pct"/>
-          </w:tcPr>
-          <w:p>
-            <w:r>
-              <w:t>`application_documents`</w:t>
-            </w:r>
-          </w:p>
-        </w:tc>
-        <w:tc>
-          <w:tcPr>
-            <w:tcW w:w="1250" w:type="pct"/>
-          </w:tcPr>
-          <w:p>
-            <w:r>
-              <w:t>`taken_at` / `taken_by_user_id` / `uploaded_by_user_id` / `uploaded_at`</w:t>
-            </w:r>
-          </w:p>
-        </w:tc>
-        <w:tc>
-          <w:tcPr>
-            <w:tcW w:w="1250" w:type="pct"/>
-          </w:tcPr>
-          <w:p>
-            <w:r>
-              <w:rPr>
-                <w:rFonts w:hint="eastAsia"/>
-              </w:rPr>
-              <w:t>リクエスト `photos[].takenAt`、認証ユーザーID、認証ユーザーID、サーバー受信時刻を保存する</w:t>
-            </w:r>
-          </w:p>
-        </w:tc>
-        <w:tc>
-          <w:tcPr>
-            <w:tcW w:w="1250" w:type="pct"/>
-          </w:tcPr>
-          <w:p>
-            <w:r>
-              <w:rPr>
-                <w:rFonts w:hint="eastAsia"/>
-              </w:rPr>
-              <w:t>`takenAt` 未指定時は `uploaded_at` を正本時刻として扱える状態にする</w:t>
-            </w:r>
-          </w:p>
-        </w:tc>
-      </w:tr>
-      <w:tr>
-        <w:tc>
-          <w:tcPr>
-            <w:tcW w:w="1250" w:type="pct"/>
-          </w:tcPr>
-          <w:p>
-            <w:r>
-              <w:t>`application_documents`</w:t>
-            </w:r>
-          </w:p>
-        </w:tc>
-        <w:tc>
-          <w:tcPr>
-            <w:tcW w:w="1250" w:type="pct"/>
-          </w:tcPr>
-          <w:p>
-            <w:r>
-              <w:t>`is_primary` / `sort_order`</w:t>
-            </w:r>
-          </w:p>
-        </w:tc>
-        <w:tc>
-          <w:tcPr>
-            <w:tcW w:w="1250" w:type="pct"/>
-          </w:tcPr>
-          <w:p>
-            <w:r>
-              <w:rPr>
-                <w:rFonts w:hint="eastAsia"/>
-              </w:rPr>
-              <w:t>レコード配下で `photos[].isPrimary=true` の写真を 1 件だけ `true` とし、未指定時は先頭写真を `true` にする。`sort_order` は `photos[]` の並び順を保存する</w:t>
-            </w:r>
-          </w:p>
-        </w:tc>
-        <w:tc>
-          <w:tcPr>
-            <w:tcW w:w="1250" w:type="pct"/>
-          </w:tcPr>
-          <w:p>
-            <w:r>
-              <w:rPr>
-                <w:rFonts w:hint="eastAsia"/>
-              </w:rPr>
-              <w:t>同一 `asset_survey_record_id` で代表写真は必ず 1 件だけ</w:t>
-            </w:r>
-          </w:p>
-        </w:tc>
-      </w:tr>
-      <w:tr>
-        <w:tc>
-          <w:tcPr>
-            <w:tcW w:w="1250" w:type="pct"/>
-          </w:tcPr>
-          <w:p>
-            <w:r>
-              <w:t>`application_documents`</w:t>
-            </w:r>
-          </w:p>
-        </w:tc>
-        <w:tc>
-          <w:tcPr>
-            <w:tcW w:w="1250" w:type="pct"/>
-          </w:tcPr>
-          <w:p>
-            <w:r>
-              <w:t xml:space="preserve">`application_id` / `application_asset_id` / `edit_list_item_id` / `rfq_id` / `rfq_vendor_id` / `quotation_id` / `inspection_result_id` / `asset_ledger_id` / `step_code` / `document_type` / `title` / `document_date` / `account_type` / </w:t>
-            </w:r>
-            <w:r>
-              <w:lastRenderedPageBreak/>
-              <w:t>`account_other_text` / `deleted_at`</w:t>
+              <w:t>`inspection_result_id` / `asset_ledger_id` / `step_code` / `document_type` / `title` / `document_date` / `account_type` / `account_other_text` / `deleted_at`</w:t>
             </w:r>
           </w:p>
         </w:tc>
@@ -14094,7 +14092,7 @@
           <w:rFonts w:hint="eastAsia"/>
         </w:rPr>
       </w:pPr>
-      <w:bookmarkStart w:id="28" w:name="_Toc231306103"/>
+      <w:bookmarkStart w:id="28" w:name="_Toc231754544"/>
       <w:r>
         <w:rPr>
           <w:rFonts w:hint="eastAsia"/>
@@ -14397,7 +14395,7 @@
           <w:rFonts w:hint="eastAsia"/>
         </w:rPr>
       </w:pPr>
-      <w:bookmarkStart w:id="29" w:name="_Toc231306104"/>
+      <w:bookmarkStart w:id="29" w:name="_Toc231754545"/>
       <w:r>
         <w:rPr>
           <w:rFonts w:hint="eastAsia"/>
@@ -14636,6 +14634,7 @@
           </w:tcPr>
           <w:p>
             <w:r>
+              <w:lastRenderedPageBreak/>
               <w:t>404</w:t>
             </w:r>
           </w:p>
@@ -14741,7 +14740,6 @@
           </w:tcPr>
           <w:p>
             <w:r>
-              <w:lastRenderedPageBreak/>
               <w:t>500</w:t>
             </w:r>
           </w:p>
@@ -14779,7 +14777,7 @@
           <w:rFonts w:hint="eastAsia"/>
         </w:rPr>
       </w:pPr>
-      <w:bookmarkStart w:id="30" w:name="_Toc231306105"/>
+      <w:bookmarkStart w:id="30" w:name="_Toc231754546"/>
       <w:r>
         <w:rPr>
           <w:rFonts w:hint="eastAsia"/>
@@ -14845,7 +14843,7 @@
           <w:rFonts w:hint="eastAsia"/>
         </w:rPr>
       </w:pPr>
-      <w:bookmarkStart w:id="31" w:name="_Toc231306106"/>
+      <w:bookmarkStart w:id="31" w:name="_Toc231754547"/>
       <w:r>
         <w:rPr>
           <w:rFonts w:hint="eastAsia"/>
@@ -15487,6 +15485,7 @@
         <w:rPr>
           <w:rFonts w:hint="eastAsia"/>
         </w:rPr>
+        <w:lastRenderedPageBreak/>
         <w:t>権限チェック</w:t>
       </w:r>
     </w:p>
@@ -15526,7 +15525,6 @@
         <w:rPr>
           <w:rFonts w:hint="eastAsia"/>
         </w:rPr>
-        <w:lastRenderedPageBreak/>
         <w:t>認可条件: 通常アカウントの場合、Bearer トークン上の作業対象施設について `facility_feature_settings` と `user_facility_feature_settings` の両方で `survey_data_edit` が有効であること</w:t>
       </w:r>
     </w:p>
@@ -15655,7 +15653,7 @@
           <w:rFonts w:hint="eastAsia"/>
         </w:rPr>
       </w:pPr>
-      <w:bookmarkStart w:id="32" w:name="_Toc231306107"/>
+      <w:bookmarkStart w:id="32" w:name="_Toc231754548"/>
       <w:r>
         <w:rPr>
           <w:rFonts w:hint="eastAsia"/>
@@ -15872,6 +15870,7 @@
         <w:rPr>
           <w:rFonts w:hint="eastAsia"/>
         </w:rPr>
+        <w:lastRenderedPageBreak/>
         <w:t>items要素（RegistrationEditRecordSummary）</w:t>
       </w:r>
     </w:p>
@@ -16257,1120 +16256,1120 @@
           </w:tcPr>
           <w:p>
             <w:r>
+              <w:t>roomName</w:t>
+            </w:r>
+          </w:p>
+        </w:tc>
+        <w:tc>
+          <w:tcPr>
+            <w:tcW w:w="1250" w:type="pct"/>
+          </w:tcPr>
+          <w:p>
+            <w:r>
+              <w:t>string</w:t>
+            </w:r>
+          </w:p>
+        </w:tc>
+        <w:tc>
+          <w:tcPr>
+            <w:tcW w:w="1250" w:type="pct"/>
+          </w:tcPr>
+          <w:p>
+            <w:r>
+              <w:t>-</w:t>
+            </w:r>
+          </w:p>
+        </w:tc>
+        <w:tc>
+          <w:tcPr>
+            <w:tcW w:w="1250" w:type="pct"/>
+          </w:tcPr>
+          <w:p>
+            <w:r>
+              <w:rPr>
+                <w:rFonts w:hint="eastAsia"/>
+              </w:rPr>
+              <w:t>室名称</w:t>
+            </w:r>
+          </w:p>
+        </w:tc>
+      </w:tr>
+      <w:tr>
+        <w:tc>
+          <w:tcPr>
+            <w:tcW w:w="1250" w:type="pct"/>
+          </w:tcPr>
+          <w:p>
+            <w:r>
+              <w:t>categoryId</w:t>
+            </w:r>
+          </w:p>
+        </w:tc>
+        <w:tc>
+          <w:tcPr>
+            <w:tcW w:w="1250" w:type="pct"/>
+          </w:tcPr>
+          <w:p>
+            <w:r>
+              <w:t>int64</w:t>
+            </w:r>
+          </w:p>
+        </w:tc>
+        <w:tc>
+          <w:tcPr>
+            <w:tcW w:w="1250" w:type="pct"/>
+          </w:tcPr>
+          <w:p>
+            <w:r>
+              <w:t>-</w:t>
+            </w:r>
+          </w:p>
+        </w:tc>
+        <w:tc>
+          <w:tcPr>
+            <w:tcW w:w="1250" w:type="pct"/>
+          </w:tcPr>
+          <w:p>
+            <w:r>
+              <w:t>Category ID</w:t>
+            </w:r>
+          </w:p>
+        </w:tc>
+      </w:tr>
+      <w:tr>
+        <w:tc>
+          <w:tcPr>
+            <w:tcW w:w="1250" w:type="pct"/>
+          </w:tcPr>
+          <w:p>
+            <w:r>
+              <w:t>largeClassId</w:t>
+            </w:r>
+          </w:p>
+        </w:tc>
+        <w:tc>
+          <w:tcPr>
+            <w:tcW w:w="1250" w:type="pct"/>
+          </w:tcPr>
+          <w:p>
+            <w:r>
+              <w:t>int64</w:t>
+            </w:r>
+          </w:p>
+        </w:tc>
+        <w:tc>
+          <w:tcPr>
+            <w:tcW w:w="1250" w:type="pct"/>
+          </w:tcPr>
+          <w:p>
+            <w:r>
+              <w:t>-</w:t>
+            </w:r>
+          </w:p>
+        </w:tc>
+        <w:tc>
+          <w:tcPr>
+            <w:tcW w:w="1250" w:type="pct"/>
+          </w:tcPr>
+          <w:p>
+            <w:r>
+              <w:rPr>
+                <w:rFonts w:hint="eastAsia"/>
+              </w:rPr>
+              <w:t>大分類ID</w:t>
+            </w:r>
+          </w:p>
+        </w:tc>
+      </w:tr>
+      <w:tr>
+        <w:tc>
+          <w:tcPr>
+            <w:tcW w:w="1250" w:type="pct"/>
+          </w:tcPr>
+          <w:p>
+            <w:r>
+              <w:t>mediumClassId</w:t>
+            </w:r>
+          </w:p>
+        </w:tc>
+        <w:tc>
+          <w:tcPr>
+            <w:tcW w:w="1250" w:type="pct"/>
+          </w:tcPr>
+          <w:p>
+            <w:r>
+              <w:t>int64</w:t>
+            </w:r>
+          </w:p>
+        </w:tc>
+        <w:tc>
+          <w:tcPr>
+            <w:tcW w:w="1250" w:type="pct"/>
+          </w:tcPr>
+          <w:p>
+            <w:r>
+              <w:t>-</w:t>
+            </w:r>
+          </w:p>
+        </w:tc>
+        <w:tc>
+          <w:tcPr>
+            <w:tcW w:w="1250" w:type="pct"/>
+          </w:tcPr>
+          <w:p>
+            <w:r>
+              <w:rPr>
+                <w:rFonts w:hint="eastAsia"/>
+              </w:rPr>
+              <w:t>中分類ID</w:t>
+            </w:r>
+          </w:p>
+        </w:tc>
+      </w:tr>
+      <w:tr>
+        <w:tc>
+          <w:tcPr>
+            <w:tcW w:w="1250" w:type="pct"/>
+          </w:tcPr>
+          <w:p>
+            <w:r>
+              <w:t>assetItemId</w:t>
+            </w:r>
+          </w:p>
+        </w:tc>
+        <w:tc>
+          <w:tcPr>
+            <w:tcW w:w="1250" w:type="pct"/>
+          </w:tcPr>
+          <w:p>
+            <w:r>
+              <w:t>int64</w:t>
+            </w:r>
+          </w:p>
+        </w:tc>
+        <w:tc>
+          <w:tcPr>
+            <w:tcW w:w="1250" w:type="pct"/>
+          </w:tcPr>
+          <w:p>
+            <w:r>
+              <w:t>-</w:t>
+            </w:r>
+          </w:p>
+        </w:tc>
+        <w:tc>
+          <w:tcPr>
+            <w:tcW w:w="1250" w:type="pct"/>
+          </w:tcPr>
+          <w:p>
+            <w:r>
+              <w:rPr>
+                <w:rFonts w:hint="eastAsia"/>
+              </w:rPr>
+              <w:t>品目ID</w:t>
+            </w:r>
+          </w:p>
+        </w:tc>
+      </w:tr>
+      <w:tr>
+        <w:tc>
+          <w:tcPr>
+            <w:tcW w:w="1250" w:type="pct"/>
+          </w:tcPr>
+          <w:p>
+            <w:r>
+              <w:t>manufacturerId</w:t>
+            </w:r>
+          </w:p>
+        </w:tc>
+        <w:tc>
+          <w:tcPr>
+            <w:tcW w:w="1250" w:type="pct"/>
+          </w:tcPr>
+          <w:p>
+            <w:r>
+              <w:t>int64</w:t>
+            </w:r>
+          </w:p>
+        </w:tc>
+        <w:tc>
+          <w:tcPr>
+            <w:tcW w:w="1250" w:type="pct"/>
+          </w:tcPr>
+          <w:p>
+            <w:r>
+              <w:t>-</w:t>
+            </w:r>
+          </w:p>
+        </w:tc>
+        <w:tc>
+          <w:tcPr>
+            <w:tcW w:w="1250" w:type="pct"/>
+          </w:tcPr>
+          <w:p>
+            <w:r>
+              <w:rPr>
+                <w:rFonts w:hint="eastAsia"/>
+              </w:rPr>
+              <w:t>メーカーID</w:t>
+            </w:r>
+          </w:p>
+        </w:tc>
+      </w:tr>
+      <w:tr>
+        <w:tc>
+          <w:tcPr>
+            <w:tcW w:w="1250" w:type="pct"/>
+          </w:tcPr>
+          <w:p>
+            <w:r>
+              <w:t>modelId</w:t>
+            </w:r>
+          </w:p>
+        </w:tc>
+        <w:tc>
+          <w:tcPr>
+            <w:tcW w:w="1250" w:type="pct"/>
+          </w:tcPr>
+          <w:p>
+            <w:r>
+              <w:t>int64</w:t>
+            </w:r>
+          </w:p>
+        </w:tc>
+        <w:tc>
+          <w:tcPr>
+            <w:tcW w:w="1250" w:type="pct"/>
+          </w:tcPr>
+          <w:p>
+            <w:r>
+              <w:t>-</w:t>
+            </w:r>
+          </w:p>
+        </w:tc>
+        <w:tc>
+          <w:tcPr>
+            <w:tcW w:w="1250" w:type="pct"/>
+          </w:tcPr>
+          <w:p>
+            <w:r>
+              <w:rPr>
+                <w:rFonts w:hint="eastAsia"/>
+              </w:rPr>
+              <w:t>型式ID</w:t>
+            </w:r>
+          </w:p>
+        </w:tc>
+      </w:tr>
+      <w:tr>
+        <w:tc>
+          <w:tcPr>
+            <w:tcW w:w="1250" w:type="pct"/>
+          </w:tcPr>
+          <w:p>
+            <w:r>
+              <w:t>categoryName</w:t>
+            </w:r>
+          </w:p>
+        </w:tc>
+        <w:tc>
+          <w:tcPr>
+            <w:tcW w:w="1250" w:type="pct"/>
+          </w:tcPr>
+          <w:p>
+            <w:r>
+              <w:t>string</w:t>
+            </w:r>
+          </w:p>
+        </w:tc>
+        <w:tc>
+          <w:tcPr>
+            <w:tcW w:w="1250" w:type="pct"/>
+          </w:tcPr>
+          <w:p>
+            <w:r>
+              <w:t>-</w:t>
+            </w:r>
+          </w:p>
+        </w:tc>
+        <w:tc>
+          <w:tcPr>
+            <w:tcW w:w="1250" w:type="pct"/>
+          </w:tcPr>
+          <w:p>
+            <w:r>
+              <w:rPr>
+                <w:rFonts w:hint="eastAsia"/>
+              </w:rPr>
+              <w:t>Category表示値</w:t>
+            </w:r>
+          </w:p>
+        </w:tc>
+      </w:tr>
+      <w:tr>
+        <w:tc>
+          <w:tcPr>
+            <w:tcW w:w="1250" w:type="pct"/>
+          </w:tcPr>
+          <w:p>
+            <w:r>
+              <w:t>largeClassName</w:t>
+            </w:r>
+          </w:p>
+        </w:tc>
+        <w:tc>
+          <w:tcPr>
+            <w:tcW w:w="1250" w:type="pct"/>
+          </w:tcPr>
+          <w:p>
+            <w:r>
+              <w:t>string</w:t>
+            </w:r>
+          </w:p>
+        </w:tc>
+        <w:tc>
+          <w:tcPr>
+            <w:tcW w:w="1250" w:type="pct"/>
+          </w:tcPr>
+          <w:p>
+            <w:r>
+              <w:t>-</w:t>
+            </w:r>
+          </w:p>
+        </w:tc>
+        <w:tc>
+          <w:tcPr>
+            <w:tcW w:w="1250" w:type="pct"/>
+          </w:tcPr>
+          <w:p>
+            <w:r>
+              <w:rPr>
+                <w:rFonts w:hint="eastAsia"/>
+              </w:rPr>
+              <w:t>大分類表示値</w:t>
+            </w:r>
+          </w:p>
+        </w:tc>
+      </w:tr>
+      <w:tr>
+        <w:tc>
+          <w:tcPr>
+            <w:tcW w:w="1250" w:type="pct"/>
+          </w:tcPr>
+          <w:p>
+            <w:r>
+              <w:t>mediumClassName</w:t>
+            </w:r>
+          </w:p>
+        </w:tc>
+        <w:tc>
+          <w:tcPr>
+            <w:tcW w:w="1250" w:type="pct"/>
+          </w:tcPr>
+          <w:p>
+            <w:r>
+              <w:t>string</w:t>
+            </w:r>
+          </w:p>
+        </w:tc>
+        <w:tc>
+          <w:tcPr>
+            <w:tcW w:w="1250" w:type="pct"/>
+          </w:tcPr>
+          <w:p>
+            <w:r>
+              <w:t>-</w:t>
+            </w:r>
+          </w:p>
+        </w:tc>
+        <w:tc>
+          <w:tcPr>
+            <w:tcW w:w="1250" w:type="pct"/>
+          </w:tcPr>
+          <w:p>
+            <w:r>
+              <w:rPr>
+                <w:rFonts w:hint="eastAsia"/>
+              </w:rPr>
+              <w:t>中分類表示値</w:t>
+            </w:r>
+          </w:p>
+        </w:tc>
+      </w:tr>
+      <w:tr>
+        <w:tc>
+          <w:tcPr>
+            <w:tcW w:w="1250" w:type="pct"/>
+          </w:tcPr>
+          <w:p>
+            <w:r>
+              <w:t>assetItemName</w:t>
+            </w:r>
+          </w:p>
+        </w:tc>
+        <w:tc>
+          <w:tcPr>
+            <w:tcW w:w="1250" w:type="pct"/>
+          </w:tcPr>
+          <w:p>
+            <w:r>
+              <w:t>string</w:t>
+            </w:r>
+          </w:p>
+        </w:tc>
+        <w:tc>
+          <w:tcPr>
+            <w:tcW w:w="1250" w:type="pct"/>
+          </w:tcPr>
+          <w:p>
+            <w:r>
+              <w:t>-</w:t>
+            </w:r>
+          </w:p>
+        </w:tc>
+        <w:tc>
+          <w:tcPr>
+            <w:tcW w:w="1250" w:type="pct"/>
+          </w:tcPr>
+          <w:p>
+            <w:r>
+              <w:rPr>
+                <w:rFonts w:hint="eastAsia"/>
+              </w:rPr>
+              <w:t>品目表示値</w:t>
+            </w:r>
+          </w:p>
+        </w:tc>
+      </w:tr>
+      <w:tr>
+        <w:tc>
+          <w:tcPr>
+            <w:tcW w:w="1250" w:type="pct"/>
+          </w:tcPr>
+          <w:p>
+            <w:r>
+              <w:t>manufacturerName</w:t>
+            </w:r>
+          </w:p>
+        </w:tc>
+        <w:tc>
+          <w:tcPr>
+            <w:tcW w:w="1250" w:type="pct"/>
+          </w:tcPr>
+          <w:p>
+            <w:r>
+              <w:t>string</w:t>
+            </w:r>
+          </w:p>
+        </w:tc>
+        <w:tc>
+          <w:tcPr>
+            <w:tcW w:w="1250" w:type="pct"/>
+          </w:tcPr>
+          <w:p>
+            <w:r>
+              <w:t>-</w:t>
+            </w:r>
+          </w:p>
+        </w:tc>
+        <w:tc>
+          <w:tcPr>
+            <w:tcW w:w="1250" w:type="pct"/>
+          </w:tcPr>
+          <w:p>
+            <w:r>
+              <w:rPr>
+                <w:rFonts w:hint="eastAsia"/>
+              </w:rPr>
+              <w:t>メーカー表示値</w:t>
+            </w:r>
+          </w:p>
+        </w:tc>
+      </w:tr>
+      <w:tr>
+        <w:tc>
+          <w:tcPr>
+            <w:tcW w:w="1250" w:type="pct"/>
+          </w:tcPr>
+          <w:p>
+            <w:r>
+              <w:t>modelName</w:t>
+            </w:r>
+          </w:p>
+        </w:tc>
+        <w:tc>
+          <w:tcPr>
+            <w:tcW w:w="1250" w:type="pct"/>
+          </w:tcPr>
+          <w:p>
+            <w:r>
+              <w:t>string</w:t>
+            </w:r>
+          </w:p>
+        </w:tc>
+        <w:tc>
+          <w:tcPr>
+            <w:tcW w:w="1250" w:type="pct"/>
+          </w:tcPr>
+          <w:p>
+            <w:r>
+              <w:t>-</w:t>
+            </w:r>
+          </w:p>
+        </w:tc>
+        <w:tc>
+          <w:tcPr>
+            <w:tcW w:w="1250" w:type="pct"/>
+          </w:tcPr>
+          <w:p>
+            <w:r>
+              <w:rPr>
+                <w:rFonts w:hint="eastAsia"/>
+              </w:rPr>
+              <w:t>型式表示値</w:t>
+            </w:r>
+          </w:p>
+        </w:tc>
+      </w:tr>
+      <w:tr>
+        <w:tc>
+          <w:tcPr>
+            <w:tcW w:w="1250" w:type="pct"/>
+          </w:tcPr>
+          <w:p>
+            <w:r>
+              <w:t>widthMm</w:t>
+            </w:r>
+          </w:p>
+        </w:tc>
+        <w:tc>
+          <w:tcPr>
+            <w:tcW w:w="1250" w:type="pct"/>
+          </w:tcPr>
+          <w:p>
+            <w:r>
+              <w:t>string</w:t>
+            </w:r>
+          </w:p>
+        </w:tc>
+        <w:tc>
+          <w:tcPr>
+            <w:tcW w:w="1250" w:type="pct"/>
+          </w:tcPr>
+          <w:p>
+            <w:r>
+              <w:t>-</w:t>
+            </w:r>
+          </w:p>
+        </w:tc>
+        <w:tc>
+          <w:tcPr>
+            <w:tcW w:w="1250" w:type="pct"/>
+          </w:tcPr>
+          <w:p>
+            <w:r>
+              <w:t>W</w:t>
+            </w:r>
+          </w:p>
+        </w:tc>
+      </w:tr>
+      <w:tr>
+        <w:tc>
+          <w:tcPr>
+            <w:tcW w:w="1250" w:type="pct"/>
+          </w:tcPr>
+          <w:p>
+            <w:r>
+              <w:t>depthMm</w:t>
+            </w:r>
+          </w:p>
+        </w:tc>
+        <w:tc>
+          <w:tcPr>
+            <w:tcW w:w="1250" w:type="pct"/>
+          </w:tcPr>
+          <w:p>
+            <w:r>
+              <w:t>string</w:t>
+            </w:r>
+          </w:p>
+        </w:tc>
+        <w:tc>
+          <w:tcPr>
+            <w:tcW w:w="1250" w:type="pct"/>
+          </w:tcPr>
+          <w:p>
+            <w:r>
+              <w:t>-</w:t>
+            </w:r>
+          </w:p>
+        </w:tc>
+        <w:tc>
+          <w:tcPr>
+            <w:tcW w:w="1250" w:type="pct"/>
+          </w:tcPr>
+          <w:p>
+            <w:r>
+              <w:t>D</w:t>
+            </w:r>
+          </w:p>
+        </w:tc>
+      </w:tr>
+      <w:tr>
+        <w:tc>
+          <w:tcPr>
+            <w:tcW w:w="1250" w:type="pct"/>
+          </w:tcPr>
+          <w:p>
+            <w:r>
+              <w:t>heightMm</w:t>
+            </w:r>
+          </w:p>
+        </w:tc>
+        <w:tc>
+          <w:tcPr>
+            <w:tcW w:w="1250" w:type="pct"/>
+          </w:tcPr>
+          <w:p>
+            <w:r>
+              <w:t>string</w:t>
+            </w:r>
+          </w:p>
+        </w:tc>
+        <w:tc>
+          <w:tcPr>
+            <w:tcW w:w="1250" w:type="pct"/>
+          </w:tcPr>
+          <w:p>
+            <w:r>
+              <w:t>-</w:t>
+            </w:r>
+          </w:p>
+        </w:tc>
+        <w:tc>
+          <w:tcPr>
+            <w:tcW w:w="1250" w:type="pct"/>
+          </w:tcPr>
+          <w:p>
+            <w:r>
+              <w:t>H</w:t>
+            </w:r>
+          </w:p>
+        </w:tc>
+      </w:tr>
+      <w:tr>
+        <w:tc>
+          <w:tcPr>
+            <w:tcW w:w="1250" w:type="pct"/>
+          </w:tcPr>
+          <w:p>
+            <w:r>
+              <w:t>assetNo</w:t>
+            </w:r>
+          </w:p>
+        </w:tc>
+        <w:tc>
+          <w:tcPr>
+            <w:tcW w:w="1250" w:type="pct"/>
+          </w:tcPr>
+          <w:p>
+            <w:r>
+              <w:t>string</w:t>
+            </w:r>
+          </w:p>
+        </w:tc>
+        <w:tc>
+          <w:tcPr>
+            <w:tcW w:w="1250" w:type="pct"/>
+          </w:tcPr>
+          <w:p>
+            <w:r>
+              <w:t>-</w:t>
+            </w:r>
+          </w:p>
+        </w:tc>
+        <w:tc>
+          <w:tcPr>
+            <w:tcW w:w="1250" w:type="pct"/>
+          </w:tcPr>
+          <w:p>
+            <w:r>
+              <w:rPr>
+                <w:rFonts w:hint="eastAsia"/>
+              </w:rPr>
+              <w:t>資産番号</w:t>
+            </w:r>
+          </w:p>
+        </w:tc>
+      </w:tr>
+      <w:tr>
+        <w:tc>
+          <w:tcPr>
+            <w:tcW w:w="1250" w:type="pct"/>
+          </w:tcPr>
+          <w:p>
+            <w:r>
+              <w:t>equipmentNo</w:t>
+            </w:r>
+          </w:p>
+        </w:tc>
+        <w:tc>
+          <w:tcPr>
+            <w:tcW w:w="1250" w:type="pct"/>
+          </w:tcPr>
+          <w:p>
+            <w:r>
+              <w:t>string</w:t>
+            </w:r>
+          </w:p>
+        </w:tc>
+        <w:tc>
+          <w:tcPr>
+            <w:tcW w:w="1250" w:type="pct"/>
+          </w:tcPr>
+          <w:p>
+            <w:r>
+              <w:t>-</w:t>
+            </w:r>
+          </w:p>
+        </w:tc>
+        <w:tc>
+          <w:tcPr>
+            <w:tcW w:w="1250" w:type="pct"/>
+          </w:tcPr>
+          <w:p>
+            <w:r>
+              <w:rPr>
+                <w:rFonts w:hint="eastAsia"/>
+              </w:rPr>
+              <w:t>ME番号</w:t>
+            </w:r>
+          </w:p>
+        </w:tc>
+      </w:tr>
+      <w:tr>
+        <w:tc>
+          <w:tcPr>
+            <w:tcW w:w="1250" w:type="pct"/>
+          </w:tcPr>
+          <w:p>
+            <w:r>
+              <w:t>serialNo</w:t>
+            </w:r>
+          </w:p>
+        </w:tc>
+        <w:tc>
+          <w:tcPr>
+            <w:tcW w:w="1250" w:type="pct"/>
+          </w:tcPr>
+          <w:p>
+            <w:r>
+              <w:t>string</w:t>
+            </w:r>
+          </w:p>
+        </w:tc>
+        <w:tc>
+          <w:tcPr>
+            <w:tcW w:w="1250" w:type="pct"/>
+          </w:tcPr>
+          <w:p>
+            <w:r>
+              <w:t>-</w:t>
+            </w:r>
+          </w:p>
+        </w:tc>
+        <w:tc>
+          <w:tcPr>
+            <w:tcW w:w="1250" w:type="pct"/>
+          </w:tcPr>
+          <w:p>
+            <w:r>
+              <w:rPr>
+                <w:rFonts w:hint="eastAsia"/>
+              </w:rPr>
+              <w:t>シリアル番号</w:t>
+            </w:r>
+          </w:p>
+        </w:tc>
+      </w:tr>
+      <w:tr>
+        <w:tc>
+          <w:tcPr>
+            <w:tcW w:w="1250" w:type="pct"/>
+          </w:tcPr>
+          <w:p>
+            <w:r>
+              <w:t>purchasedOn</w:t>
+            </w:r>
+          </w:p>
+        </w:tc>
+        <w:tc>
+          <w:tcPr>
+            <w:tcW w:w="1250" w:type="pct"/>
+          </w:tcPr>
+          <w:p>
+            <w:r>
+              <w:t>date</w:t>
+            </w:r>
+          </w:p>
+        </w:tc>
+        <w:tc>
+          <w:tcPr>
+            <w:tcW w:w="1250" w:type="pct"/>
+          </w:tcPr>
+          <w:p>
+            <w:r>
+              <w:t>-</w:t>
+            </w:r>
+          </w:p>
+        </w:tc>
+        <w:tc>
+          <w:tcPr>
+            <w:tcW w:w="1250" w:type="pct"/>
+          </w:tcPr>
+          <w:p>
+            <w:r>
+              <w:rPr>
+                <w:rFonts w:hint="eastAsia"/>
+              </w:rPr>
+              <w:t>購入年月日</w:t>
+            </w:r>
+          </w:p>
+        </w:tc>
+      </w:tr>
+      <w:tr>
+        <w:tc>
+          <w:tcPr>
+            <w:tcW w:w="1250" w:type="pct"/>
+          </w:tcPr>
+          <w:p>
+            <w:r>
+              <w:t>remarks</w:t>
+            </w:r>
+          </w:p>
+        </w:tc>
+        <w:tc>
+          <w:tcPr>
+            <w:tcW w:w="1250" w:type="pct"/>
+          </w:tcPr>
+          <w:p>
+            <w:r>
+              <w:t>string</w:t>
+            </w:r>
+          </w:p>
+        </w:tc>
+        <w:tc>
+          <w:tcPr>
+            <w:tcW w:w="1250" w:type="pct"/>
+          </w:tcPr>
+          <w:p>
+            <w:r>
+              <w:t>-</w:t>
+            </w:r>
+          </w:p>
+        </w:tc>
+        <w:tc>
+          <w:tcPr>
+            <w:tcW w:w="1250" w:type="pct"/>
+          </w:tcPr>
+          <w:p>
+            <w:r>
+              <w:rPr>
+                <w:rFonts w:hint="eastAsia"/>
+              </w:rPr>
+              <w:t>備考</w:t>
+            </w:r>
+          </w:p>
+        </w:tc>
+      </w:tr>
+      <w:tr>
+        <w:tc>
+          <w:tcPr>
+            <w:tcW w:w="1250" w:type="pct"/>
+          </w:tcPr>
+          <w:p>
+            <w:r>
+              <w:t>surveyDate</w:t>
+            </w:r>
+          </w:p>
+        </w:tc>
+        <w:tc>
+          <w:tcPr>
+            <w:tcW w:w="1250" w:type="pct"/>
+          </w:tcPr>
+          <w:p>
+            <w:r>
+              <w:t>date</w:t>
+            </w:r>
+          </w:p>
+        </w:tc>
+        <w:tc>
+          <w:tcPr>
+            <w:tcW w:w="1250" w:type="pct"/>
+          </w:tcPr>
+          <w:p>
+            <w:r>
+              <w:t>-</w:t>
+            </w:r>
+          </w:p>
+        </w:tc>
+        <w:tc>
+          <w:tcPr>
+            <w:tcW w:w="1250" w:type="pct"/>
+          </w:tcPr>
+          <w:p>
+            <w:r>
+              <w:rPr>
+                <w:rFonts w:hint="eastAsia"/>
+              </w:rPr>
+              <w:t>調査日</w:t>
+            </w:r>
+          </w:p>
+        </w:tc>
+      </w:tr>
+      <w:tr>
+        <w:tc>
+          <w:tcPr>
+            <w:tcW w:w="1250" w:type="pct"/>
+          </w:tcPr>
+          <w:p>
+            <w:r>
+              <w:t>surveyorUserId</w:t>
+            </w:r>
+          </w:p>
+        </w:tc>
+        <w:tc>
+          <w:tcPr>
+            <w:tcW w:w="1250" w:type="pct"/>
+          </w:tcPr>
+          <w:p>
+            <w:r>
+              <w:t>int64</w:t>
+            </w:r>
+          </w:p>
+        </w:tc>
+        <w:tc>
+          <w:tcPr>
+            <w:tcW w:w="1250" w:type="pct"/>
+          </w:tcPr>
+          <w:p>
+            <w:r>
+              <w:t>✓</w:t>
+            </w:r>
+          </w:p>
+        </w:tc>
+        <w:tc>
+          <w:tcPr>
+            <w:tcW w:w="1250" w:type="pct"/>
+          </w:tcPr>
+          <w:p>
+            <w:r>
+              <w:rPr>
+                <w:rFonts w:hint="eastAsia"/>
+              </w:rPr>
+              <w:t>調査担当者ユーザーID</w:t>
+            </w:r>
+          </w:p>
+        </w:tc>
+      </w:tr>
+      <w:tr>
+        <w:tc>
+          <w:tcPr>
+            <w:tcW w:w="1250" w:type="pct"/>
+          </w:tcPr>
+          <w:p>
+            <w:r>
+              <w:t>surveyorName</w:t>
+            </w:r>
+          </w:p>
+        </w:tc>
+        <w:tc>
+          <w:tcPr>
+            <w:tcW w:w="1250" w:type="pct"/>
+          </w:tcPr>
+          <w:p>
+            <w:r>
+              <w:t>string</w:t>
+            </w:r>
+          </w:p>
+        </w:tc>
+        <w:tc>
+          <w:tcPr>
+            <w:tcW w:w="1250" w:type="pct"/>
+          </w:tcPr>
+          <w:p>
+            <w:r>
+              <w:t>✓</w:t>
+            </w:r>
+          </w:p>
+        </w:tc>
+        <w:tc>
+          <w:tcPr>
+            <w:tcW w:w="1250" w:type="pct"/>
+          </w:tcPr>
+          <w:p>
+            <w:r>
+              <w:rPr>
+                <w:rFonts w:hint="eastAsia"/>
+              </w:rPr>
+              <w:t>調査担当者表示名</w:t>
+            </w:r>
+          </w:p>
+        </w:tc>
+      </w:tr>
+      <w:tr>
+        <w:tc>
+          <w:tcPr>
+            <w:tcW w:w="1250" w:type="pct"/>
+          </w:tcPr>
+          <w:p>
+            <w:r>
+              <w:t>photoCount</w:t>
+            </w:r>
+          </w:p>
+        </w:tc>
+        <w:tc>
+          <w:tcPr>
+            <w:tcW w:w="1250" w:type="pct"/>
+          </w:tcPr>
+          <w:p>
+            <w:r>
+              <w:t>int32</w:t>
+            </w:r>
+          </w:p>
+        </w:tc>
+        <w:tc>
+          <w:tcPr>
+            <w:tcW w:w="1250" w:type="pct"/>
+          </w:tcPr>
+          <w:p>
+            <w:r>
+              <w:t>✓</w:t>
+            </w:r>
+          </w:p>
+        </w:tc>
+        <w:tc>
+          <w:tcPr>
+            <w:tcW w:w="1250" w:type="pct"/>
+          </w:tcPr>
+          <w:p>
+            <w:r>
+              <w:rPr>
+                <w:rFonts w:hint="eastAsia"/>
+              </w:rPr>
+              <w:t>写真枚数</w:t>
+            </w:r>
+          </w:p>
+        </w:tc>
+      </w:tr>
+      <w:tr>
+        <w:tc>
+          <w:tcPr>
+            <w:tcW w:w="1250" w:type="pct"/>
+          </w:tcPr>
+          <w:p>
+            <w:r>
               <w:lastRenderedPageBreak/>
-              <w:t>roomName</w:t>
-            </w:r>
-          </w:p>
-        </w:tc>
-        <w:tc>
-          <w:tcPr>
-            <w:tcW w:w="1250" w:type="pct"/>
-          </w:tcPr>
-          <w:p>
-            <w:r>
-              <w:t>string</w:t>
-            </w:r>
-          </w:p>
-        </w:tc>
-        <w:tc>
-          <w:tcPr>
-            <w:tcW w:w="1250" w:type="pct"/>
-          </w:tcPr>
-          <w:p>
-            <w:r>
-              <w:t>-</w:t>
-            </w:r>
-          </w:p>
-        </w:tc>
-        <w:tc>
-          <w:tcPr>
-            <w:tcW w:w="1250" w:type="pct"/>
-          </w:tcPr>
-          <w:p>
-            <w:r>
-              <w:rPr>
-                <w:rFonts w:hint="eastAsia"/>
-              </w:rPr>
-              <w:t>室名称</w:t>
-            </w:r>
-          </w:p>
-        </w:tc>
-      </w:tr>
-      <w:tr>
-        <w:tc>
-          <w:tcPr>
-            <w:tcW w:w="1250" w:type="pct"/>
-          </w:tcPr>
-          <w:p>
-            <w:r>
-              <w:t>categoryId</w:t>
-            </w:r>
-          </w:p>
-        </w:tc>
-        <w:tc>
-          <w:tcPr>
-            <w:tcW w:w="1250" w:type="pct"/>
-          </w:tcPr>
-          <w:p>
-            <w:r>
-              <w:t>int64</w:t>
-            </w:r>
-          </w:p>
-        </w:tc>
-        <w:tc>
-          <w:tcPr>
-            <w:tcW w:w="1250" w:type="pct"/>
-          </w:tcPr>
-          <w:p>
-            <w:r>
-              <w:t>-</w:t>
-            </w:r>
-          </w:p>
-        </w:tc>
-        <w:tc>
-          <w:tcPr>
-            <w:tcW w:w="1250" w:type="pct"/>
-          </w:tcPr>
-          <w:p>
-            <w:r>
-              <w:t>Category ID</w:t>
-            </w:r>
-          </w:p>
-        </w:tc>
-      </w:tr>
-      <w:tr>
-        <w:tc>
-          <w:tcPr>
-            <w:tcW w:w="1250" w:type="pct"/>
-          </w:tcPr>
-          <w:p>
-            <w:r>
-              <w:t>largeClassId</w:t>
-            </w:r>
-          </w:p>
-        </w:tc>
-        <w:tc>
-          <w:tcPr>
-            <w:tcW w:w="1250" w:type="pct"/>
-          </w:tcPr>
-          <w:p>
-            <w:r>
-              <w:t>int64</w:t>
-            </w:r>
-          </w:p>
-        </w:tc>
-        <w:tc>
-          <w:tcPr>
-            <w:tcW w:w="1250" w:type="pct"/>
-          </w:tcPr>
-          <w:p>
-            <w:r>
-              <w:t>-</w:t>
-            </w:r>
-          </w:p>
-        </w:tc>
-        <w:tc>
-          <w:tcPr>
-            <w:tcW w:w="1250" w:type="pct"/>
-          </w:tcPr>
-          <w:p>
-            <w:r>
-              <w:rPr>
-                <w:rFonts w:hint="eastAsia"/>
-              </w:rPr>
-              <w:t>大分類ID</w:t>
-            </w:r>
-          </w:p>
-        </w:tc>
-      </w:tr>
-      <w:tr>
-        <w:tc>
-          <w:tcPr>
-            <w:tcW w:w="1250" w:type="pct"/>
-          </w:tcPr>
-          <w:p>
-            <w:r>
-              <w:t>mediumClassId</w:t>
-            </w:r>
-          </w:p>
-        </w:tc>
-        <w:tc>
-          <w:tcPr>
-            <w:tcW w:w="1250" w:type="pct"/>
-          </w:tcPr>
-          <w:p>
-            <w:r>
-              <w:t>int64</w:t>
-            </w:r>
-          </w:p>
-        </w:tc>
-        <w:tc>
-          <w:tcPr>
-            <w:tcW w:w="1250" w:type="pct"/>
-          </w:tcPr>
-          <w:p>
-            <w:r>
-              <w:t>-</w:t>
-            </w:r>
-          </w:p>
-        </w:tc>
-        <w:tc>
-          <w:tcPr>
-            <w:tcW w:w="1250" w:type="pct"/>
-          </w:tcPr>
-          <w:p>
-            <w:r>
-              <w:rPr>
-                <w:rFonts w:hint="eastAsia"/>
-              </w:rPr>
-              <w:t>中分類ID</w:t>
-            </w:r>
-          </w:p>
-        </w:tc>
-      </w:tr>
-      <w:tr>
-        <w:tc>
-          <w:tcPr>
-            <w:tcW w:w="1250" w:type="pct"/>
-          </w:tcPr>
-          <w:p>
-            <w:r>
-              <w:t>assetItemId</w:t>
-            </w:r>
-          </w:p>
-        </w:tc>
-        <w:tc>
-          <w:tcPr>
-            <w:tcW w:w="1250" w:type="pct"/>
-          </w:tcPr>
-          <w:p>
-            <w:r>
-              <w:t>int64</w:t>
-            </w:r>
-          </w:p>
-        </w:tc>
-        <w:tc>
-          <w:tcPr>
-            <w:tcW w:w="1250" w:type="pct"/>
-          </w:tcPr>
-          <w:p>
-            <w:r>
-              <w:t>-</w:t>
-            </w:r>
-          </w:p>
-        </w:tc>
-        <w:tc>
-          <w:tcPr>
-            <w:tcW w:w="1250" w:type="pct"/>
-          </w:tcPr>
-          <w:p>
-            <w:r>
-              <w:rPr>
-                <w:rFonts w:hint="eastAsia"/>
-              </w:rPr>
-              <w:t>品目ID</w:t>
-            </w:r>
-          </w:p>
-        </w:tc>
-      </w:tr>
-      <w:tr>
-        <w:tc>
-          <w:tcPr>
-            <w:tcW w:w="1250" w:type="pct"/>
-          </w:tcPr>
-          <w:p>
-            <w:r>
-              <w:t>manufacturerId</w:t>
-            </w:r>
-          </w:p>
-        </w:tc>
-        <w:tc>
-          <w:tcPr>
-            <w:tcW w:w="1250" w:type="pct"/>
-          </w:tcPr>
-          <w:p>
-            <w:r>
-              <w:t>int64</w:t>
-            </w:r>
-          </w:p>
-        </w:tc>
-        <w:tc>
-          <w:tcPr>
-            <w:tcW w:w="1250" w:type="pct"/>
-          </w:tcPr>
-          <w:p>
-            <w:r>
-              <w:t>-</w:t>
-            </w:r>
-          </w:p>
-        </w:tc>
-        <w:tc>
-          <w:tcPr>
-            <w:tcW w:w="1250" w:type="pct"/>
-          </w:tcPr>
-          <w:p>
-            <w:r>
-              <w:rPr>
-                <w:rFonts w:hint="eastAsia"/>
-              </w:rPr>
-              <w:t>メーカーID</w:t>
-            </w:r>
-          </w:p>
-        </w:tc>
-      </w:tr>
-      <w:tr>
-        <w:tc>
-          <w:tcPr>
-            <w:tcW w:w="1250" w:type="pct"/>
-          </w:tcPr>
-          <w:p>
-            <w:r>
-              <w:t>modelId</w:t>
-            </w:r>
-          </w:p>
-        </w:tc>
-        <w:tc>
-          <w:tcPr>
-            <w:tcW w:w="1250" w:type="pct"/>
-          </w:tcPr>
-          <w:p>
-            <w:r>
-              <w:t>int64</w:t>
-            </w:r>
-          </w:p>
-        </w:tc>
-        <w:tc>
-          <w:tcPr>
-            <w:tcW w:w="1250" w:type="pct"/>
-          </w:tcPr>
-          <w:p>
-            <w:r>
-              <w:t>-</w:t>
-            </w:r>
-          </w:p>
-        </w:tc>
-        <w:tc>
-          <w:tcPr>
-            <w:tcW w:w="1250" w:type="pct"/>
-          </w:tcPr>
-          <w:p>
-            <w:r>
-              <w:rPr>
-                <w:rFonts w:hint="eastAsia"/>
-              </w:rPr>
-              <w:t>型式ID</w:t>
-            </w:r>
-          </w:p>
-        </w:tc>
-      </w:tr>
-      <w:tr>
-        <w:tc>
-          <w:tcPr>
-            <w:tcW w:w="1250" w:type="pct"/>
-          </w:tcPr>
-          <w:p>
-            <w:r>
-              <w:t>categoryName</w:t>
-            </w:r>
-          </w:p>
-        </w:tc>
-        <w:tc>
-          <w:tcPr>
-            <w:tcW w:w="1250" w:type="pct"/>
-          </w:tcPr>
-          <w:p>
-            <w:r>
-              <w:t>string</w:t>
-            </w:r>
-          </w:p>
-        </w:tc>
-        <w:tc>
-          <w:tcPr>
-            <w:tcW w:w="1250" w:type="pct"/>
-          </w:tcPr>
-          <w:p>
-            <w:r>
-              <w:t>-</w:t>
-            </w:r>
-          </w:p>
-        </w:tc>
-        <w:tc>
-          <w:tcPr>
-            <w:tcW w:w="1250" w:type="pct"/>
-          </w:tcPr>
-          <w:p>
-            <w:r>
-              <w:rPr>
-                <w:rFonts w:hint="eastAsia"/>
-              </w:rPr>
-              <w:t>Category表示値</w:t>
-            </w:r>
-          </w:p>
-        </w:tc>
-      </w:tr>
-      <w:tr>
-        <w:tc>
-          <w:tcPr>
-            <w:tcW w:w="1250" w:type="pct"/>
-          </w:tcPr>
-          <w:p>
-            <w:r>
-              <w:t>largeClassName</w:t>
-            </w:r>
-          </w:p>
-        </w:tc>
-        <w:tc>
-          <w:tcPr>
-            <w:tcW w:w="1250" w:type="pct"/>
-          </w:tcPr>
-          <w:p>
-            <w:r>
-              <w:t>string</w:t>
-            </w:r>
-          </w:p>
-        </w:tc>
-        <w:tc>
-          <w:tcPr>
-            <w:tcW w:w="1250" w:type="pct"/>
-          </w:tcPr>
-          <w:p>
-            <w:r>
-              <w:t>-</w:t>
-            </w:r>
-          </w:p>
-        </w:tc>
-        <w:tc>
-          <w:tcPr>
-            <w:tcW w:w="1250" w:type="pct"/>
-          </w:tcPr>
-          <w:p>
-            <w:r>
-              <w:rPr>
-                <w:rFonts w:hint="eastAsia"/>
-              </w:rPr>
-              <w:t>大分類表示値</w:t>
-            </w:r>
-          </w:p>
-        </w:tc>
-      </w:tr>
-      <w:tr>
-        <w:tc>
-          <w:tcPr>
-            <w:tcW w:w="1250" w:type="pct"/>
-          </w:tcPr>
-          <w:p>
-            <w:r>
-              <w:t>mediumClassName</w:t>
-            </w:r>
-          </w:p>
-        </w:tc>
-        <w:tc>
-          <w:tcPr>
-            <w:tcW w:w="1250" w:type="pct"/>
-          </w:tcPr>
-          <w:p>
-            <w:r>
-              <w:t>string</w:t>
-            </w:r>
-          </w:p>
-        </w:tc>
-        <w:tc>
-          <w:tcPr>
-            <w:tcW w:w="1250" w:type="pct"/>
-          </w:tcPr>
-          <w:p>
-            <w:r>
-              <w:t>-</w:t>
-            </w:r>
-          </w:p>
-        </w:tc>
-        <w:tc>
-          <w:tcPr>
-            <w:tcW w:w="1250" w:type="pct"/>
-          </w:tcPr>
-          <w:p>
-            <w:r>
-              <w:rPr>
-                <w:rFonts w:hint="eastAsia"/>
-              </w:rPr>
-              <w:t>中分類表示値</w:t>
-            </w:r>
-          </w:p>
-        </w:tc>
-      </w:tr>
-      <w:tr>
-        <w:tc>
-          <w:tcPr>
-            <w:tcW w:w="1250" w:type="pct"/>
-          </w:tcPr>
-          <w:p>
-            <w:r>
-              <w:t>assetItemName</w:t>
-            </w:r>
-          </w:p>
-        </w:tc>
-        <w:tc>
-          <w:tcPr>
-            <w:tcW w:w="1250" w:type="pct"/>
-          </w:tcPr>
-          <w:p>
-            <w:r>
-              <w:t>string</w:t>
-            </w:r>
-          </w:p>
-        </w:tc>
-        <w:tc>
-          <w:tcPr>
-            <w:tcW w:w="1250" w:type="pct"/>
-          </w:tcPr>
-          <w:p>
-            <w:r>
-              <w:t>-</w:t>
-            </w:r>
-          </w:p>
-        </w:tc>
-        <w:tc>
-          <w:tcPr>
-            <w:tcW w:w="1250" w:type="pct"/>
-          </w:tcPr>
-          <w:p>
-            <w:r>
-              <w:rPr>
-                <w:rFonts w:hint="eastAsia"/>
-              </w:rPr>
-              <w:t>品目表示値</w:t>
-            </w:r>
-          </w:p>
-        </w:tc>
-      </w:tr>
-      <w:tr>
-        <w:tc>
-          <w:tcPr>
-            <w:tcW w:w="1250" w:type="pct"/>
-          </w:tcPr>
-          <w:p>
-            <w:r>
-              <w:t>manufacturerName</w:t>
-            </w:r>
-          </w:p>
-        </w:tc>
-        <w:tc>
-          <w:tcPr>
-            <w:tcW w:w="1250" w:type="pct"/>
-          </w:tcPr>
-          <w:p>
-            <w:r>
-              <w:t>string</w:t>
-            </w:r>
-          </w:p>
-        </w:tc>
-        <w:tc>
-          <w:tcPr>
-            <w:tcW w:w="1250" w:type="pct"/>
-          </w:tcPr>
-          <w:p>
-            <w:r>
-              <w:t>-</w:t>
-            </w:r>
-          </w:p>
-        </w:tc>
-        <w:tc>
-          <w:tcPr>
-            <w:tcW w:w="1250" w:type="pct"/>
-          </w:tcPr>
-          <w:p>
-            <w:r>
-              <w:rPr>
-                <w:rFonts w:hint="eastAsia"/>
-              </w:rPr>
-              <w:t>メーカー表示値</w:t>
-            </w:r>
-          </w:p>
-        </w:tc>
-      </w:tr>
-      <w:tr>
-        <w:tc>
-          <w:tcPr>
-            <w:tcW w:w="1250" w:type="pct"/>
-          </w:tcPr>
-          <w:p>
-            <w:r>
-              <w:t>modelName</w:t>
-            </w:r>
-          </w:p>
-        </w:tc>
-        <w:tc>
-          <w:tcPr>
-            <w:tcW w:w="1250" w:type="pct"/>
-          </w:tcPr>
-          <w:p>
-            <w:r>
-              <w:t>string</w:t>
-            </w:r>
-          </w:p>
-        </w:tc>
-        <w:tc>
-          <w:tcPr>
-            <w:tcW w:w="1250" w:type="pct"/>
-          </w:tcPr>
-          <w:p>
-            <w:r>
-              <w:t>-</w:t>
-            </w:r>
-          </w:p>
-        </w:tc>
-        <w:tc>
-          <w:tcPr>
-            <w:tcW w:w="1250" w:type="pct"/>
-          </w:tcPr>
-          <w:p>
-            <w:r>
-              <w:rPr>
-                <w:rFonts w:hint="eastAsia"/>
-              </w:rPr>
-              <w:t>型式表示値</w:t>
-            </w:r>
-          </w:p>
-        </w:tc>
-      </w:tr>
-      <w:tr>
-        <w:tc>
-          <w:tcPr>
-            <w:tcW w:w="1250" w:type="pct"/>
-          </w:tcPr>
-          <w:p>
-            <w:r>
-              <w:t>widthMm</w:t>
-            </w:r>
-          </w:p>
-        </w:tc>
-        <w:tc>
-          <w:tcPr>
-            <w:tcW w:w="1250" w:type="pct"/>
-          </w:tcPr>
-          <w:p>
-            <w:r>
-              <w:t>string</w:t>
-            </w:r>
-          </w:p>
-        </w:tc>
-        <w:tc>
-          <w:tcPr>
-            <w:tcW w:w="1250" w:type="pct"/>
-          </w:tcPr>
-          <w:p>
-            <w:r>
-              <w:t>-</w:t>
-            </w:r>
-          </w:p>
-        </w:tc>
-        <w:tc>
-          <w:tcPr>
-            <w:tcW w:w="1250" w:type="pct"/>
-          </w:tcPr>
-          <w:p>
-            <w:r>
-              <w:t>W</w:t>
-            </w:r>
-          </w:p>
-        </w:tc>
-      </w:tr>
-      <w:tr>
-        <w:tc>
-          <w:tcPr>
-            <w:tcW w:w="1250" w:type="pct"/>
-          </w:tcPr>
-          <w:p>
-            <w:r>
-              <w:t>depthMm</w:t>
-            </w:r>
-          </w:p>
-        </w:tc>
-        <w:tc>
-          <w:tcPr>
-            <w:tcW w:w="1250" w:type="pct"/>
-          </w:tcPr>
-          <w:p>
-            <w:r>
-              <w:t>string</w:t>
-            </w:r>
-          </w:p>
-        </w:tc>
-        <w:tc>
-          <w:tcPr>
-            <w:tcW w:w="1250" w:type="pct"/>
-          </w:tcPr>
-          <w:p>
-            <w:r>
-              <w:t>-</w:t>
-            </w:r>
-          </w:p>
-        </w:tc>
-        <w:tc>
-          <w:tcPr>
-            <w:tcW w:w="1250" w:type="pct"/>
-          </w:tcPr>
-          <w:p>
-            <w:r>
-              <w:t>D</w:t>
-            </w:r>
-          </w:p>
-        </w:tc>
-      </w:tr>
-      <w:tr>
-        <w:tc>
-          <w:tcPr>
-            <w:tcW w:w="1250" w:type="pct"/>
-          </w:tcPr>
-          <w:p>
-            <w:r>
-              <w:t>heightMm</w:t>
-            </w:r>
-          </w:p>
-        </w:tc>
-        <w:tc>
-          <w:tcPr>
-            <w:tcW w:w="1250" w:type="pct"/>
-          </w:tcPr>
-          <w:p>
-            <w:r>
-              <w:t>string</w:t>
-            </w:r>
-          </w:p>
-        </w:tc>
-        <w:tc>
-          <w:tcPr>
-            <w:tcW w:w="1250" w:type="pct"/>
-          </w:tcPr>
-          <w:p>
-            <w:r>
-              <w:t>-</w:t>
-            </w:r>
-          </w:p>
-        </w:tc>
-        <w:tc>
-          <w:tcPr>
-            <w:tcW w:w="1250" w:type="pct"/>
-          </w:tcPr>
-          <w:p>
-            <w:r>
-              <w:t>H</w:t>
-            </w:r>
-          </w:p>
-        </w:tc>
-      </w:tr>
-      <w:tr>
-        <w:tc>
-          <w:tcPr>
-            <w:tcW w:w="1250" w:type="pct"/>
-          </w:tcPr>
-          <w:p>
-            <w:r>
-              <w:t>assetNo</w:t>
-            </w:r>
-          </w:p>
-        </w:tc>
-        <w:tc>
-          <w:tcPr>
-            <w:tcW w:w="1250" w:type="pct"/>
-          </w:tcPr>
-          <w:p>
-            <w:r>
-              <w:t>string</w:t>
-            </w:r>
-          </w:p>
-        </w:tc>
-        <w:tc>
-          <w:tcPr>
-            <w:tcW w:w="1250" w:type="pct"/>
-          </w:tcPr>
-          <w:p>
-            <w:r>
-              <w:t>-</w:t>
-            </w:r>
-          </w:p>
-        </w:tc>
-        <w:tc>
-          <w:tcPr>
-            <w:tcW w:w="1250" w:type="pct"/>
-          </w:tcPr>
-          <w:p>
-            <w:r>
-              <w:rPr>
-                <w:rFonts w:hint="eastAsia"/>
-              </w:rPr>
-              <w:t>資産番号</w:t>
-            </w:r>
-          </w:p>
-        </w:tc>
-      </w:tr>
-      <w:tr>
-        <w:tc>
-          <w:tcPr>
-            <w:tcW w:w="1250" w:type="pct"/>
-          </w:tcPr>
-          <w:p>
-            <w:r>
-              <w:t>equipmentNo</w:t>
-            </w:r>
-          </w:p>
-        </w:tc>
-        <w:tc>
-          <w:tcPr>
-            <w:tcW w:w="1250" w:type="pct"/>
-          </w:tcPr>
-          <w:p>
-            <w:r>
-              <w:t>string</w:t>
-            </w:r>
-          </w:p>
-        </w:tc>
-        <w:tc>
-          <w:tcPr>
-            <w:tcW w:w="1250" w:type="pct"/>
-          </w:tcPr>
-          <w:p>
-            <w:r>
-              <w:t>-</w:t>
-            </w:r>
-          </w:p>
-        </w:tc>
-        <w:tc>
-          <w:tcPr>
-            <w:tcW w:w="1250" w:type="pct"/>
-          </w:tcPr>
-          <w:p>
-            <w:r>
-              <w:rPr>
-                <w:rFonts w:hint="eastAsia"/>
-              </w:rPr>
-              <w:t>ME番号</w:t>
-            </w:r>
-          </w:p>
-        </w:tc>
-      </w:tr>
-      <w:tr>
-        <w:tc>
-          <w:tcPr>
-            <w:tcW w:w="1250" w:type="pct"/>
-          </w:tcPr>
-          <w:p>
-            <w:r>
-              <w:t>serialNo</w:t>
-            </w:r>
-          </w:p>
-        </w:tc>
-        <w:tc>
-          <w:tcPr>
-            <w:tcW w:w="1250" w:type="pct"/>
-          </w:tcPr>
-          <w:p>
-            <w:r>
-              <w:t>string</w:t>
-            </w:r>
-          </w:p>
-        </w:tc>
-        <w:tc>
-          <w:tcPr>
-            <w:tcW w:w="1250" w:type="pct"/>
-          </w:tcPr>
-          <w:p>
-            <w:r>
-              <w:t>-</w:t>
-            </w:r>
-          </w:p>
-        </w:tc>
-        <w:tc>
-          <w:tcPr>
-            <w:tcW w:w="1250" w:type="pct"/>
-          </w:tcPr>
-          <w:p>
-            <w:r>
-              <w:rPr>
-                <w:rFonts w:hint="eastAsia"/>
-              </w:rPr>
-              <w:t>シリアル番号</w:t>
-            </w:r>
-          </w:p>
-        </w:tc>
-      </w:tr>
-      <w:tr>
-        <w:tc>
-          <w:tcPr>
-            <w:tcW w:w="1250" w:type="pct"/>
-          </w:tcPr>
-          <w:p>
-            <w:r>
-              <w:t>purchasedOn</w:t>
-            </w:r>
-          </w:p>
-        </w:tc>
-        <w:tc>
-          <w:tcPr>
-            <w:tcW w:w="1250" w:type="pct"/>
-          </w:tcPr>
-          <w:p>
-            <w:r>
-              <w:t>date</w:t>
-            </w:r>
-          </w:p>
-        </w:tc>
-        <w:tc>
-          <w:tcPr>
-            <w:tcW w:w="1250" w:type="pct"/>
-          </w:tcPr>
-          <w:p>
-            <w:r>
-              <w:t>-</w:t>
-            </w:r>
-          </w:p>
-        </w:tc>
-        <w:tc>
-          <w:tcPr>
-            <w:tcW w:w="1250" w:type="pct"/>
-          </w:tcPr>
-          <w:p>
-            <w:r>
-              <w:rPr>
-                <w:rFonts w:hint="eastAsia"/>
-              </w:rPr>
-              <w:t>購入年月日</w:t>
-            </w:r>
-          </w:p>
-        </w:tc>
-      </w:tr>
-      <w:tr>
-        <w:tc>
-          <w:tcPr>
-            <w:tcW w:w="1250" w:type="pct"/>
-          </w:tcPr>
-          <w:p>
-            <w:r>
-              <w:t>remarks</w:t>
-            </w:r>
-          </w:p>
-        </w:tc>
-        <w:tc>
-          <w:tcPr>
-            <w:tcW w:w="1250" w:type="pct"/>
-          </w:tcPr>
-          <w:p>
-            <w:r>
-              <w:t>string</w:t>
-            </w:r>
-          </w:p>
-        </w:tc>
-        <w:tc>
-          <w:tcPr>
-            <w:tcW w:w="1250" w:type="pct"/>
-          </w:tcPr>
-          <w:p>
-            <w:r>
-              <w:t>-</w:t>
-            </w:r>
-          </w:p>
-        </w:tc>
-        <w:tc>
-          <w:tcPr>
-            <w:tcW w:w="1250" w:type="pct"/>
-          </w:tcPr>
-          <w:p>
-            <w:r>
-              <w:rPr>
-                <w:rFonts w:hint="eastAsia"/>
-              </w:rPr>
-              <w:t>備考</w:t>
-            </w:r>
-          </w:p>
-        </w:tc>
-      </w:tr>
-      <w:tr>
-        <w:tc>
-          <w:tcPr>
-            <w:tcW w:w="1250" w:type="pct"/>
-          </w:tcPr>
-          <w:p>
-            <w:r>
-              <w:t>surveyDate</w:t>
-            </w:r>
-          </w:p>
-        </w:tc>
-        <w:tc>
-          <w:tcPr>
-            <w:tcW w:w="1250" w:type="pct"/>
-          </w:tcPr>
-          <w:p>
-            <w:r>
-              <w:t>date</w:t>
-            </w:r>
-          </w:p>
-        </w:tc>
-        <w:tc>
-          <w:tcPr>
-            <w:tcW w:w="1250" w:type="pct"/>
-          </w:tcPr>
-          <w:p>
-            <w:r>
-              <w:t>-</w:t>
-            </w:r>
-          </w:p>
-        </w:tc>
-        <w:tc>
-          <w:tcPr>
-            <w:tcW w:w="1250" w:type="pct"/>
-          </w:tcPr>
-          <w:p>
-            <w:r>
-              <w:rPr>
-                <w:rFonts w:hint="eastAsia"/>
-              </w:rPr>
-              <w:t>調査日</w:t>
-            </w:r>
-          </w:p>
-        </w:tc>
-      </w:tr>
-      <w:tr>
-        <w:tc>
-          <w:tcPr>
-            <w:tcW w:w="1250" w:type="pct"/>
-          </w:tcPr>
-          <w:p>
-            <w:r>
-              <w:t>surveyorUserId</w:t>
-            </w:r>
-          </w:p>
-        </w:tc>
-        <w:tc>
-          <w:tcPr>
-            <w:tcW w:w="1250" w:type="pct"/>
-          </w:tcPr>
-          <w:p>
-            <w:r>
-              <w:t>int64</w:t>
-            </w:r>
-          </w:p>
-        </w:tc>
-        <w:tc>
-          <w:tcPr>
-            <w:tcW w:w="1250" w:type="pct"/>
-          </w:tcPr>
-          <w:p>
-            <w:r>
-              <w:t>✓</w:t>
-            </w:r>
-          </w:p>
-        </w:tc>
-        <w:tc>
-          <w:tcPr>
-            <w:tcW w:w="1250" w:type="pct"/>
-          </w:tcPr>
-          <w:p>
-            <w:r>
-              <w:rPr>
-                <w:rFonts w:hint="eastAsia"/>
-              </w:rPr>
-              <w:t>調査担当者ユーザーID</w:t>
-            </w:r>
-          </w:p>
-        </w:tc>
-      </w:tr>
-      <w:tr>
-        <w:tc>
-          <w:tcPr>
-            <w:tcW w:w="1250" w:type="pct"/>
-          </w:tcPr>
-          <w:p>
-            <w:r>
-              <w:t>surveyorName</w:t>
-            </w:r>
-          </w:p>
-        </w:tc>
-        <w:tc>
-          <w:tcPr>
-            <w:tcW w:w="1250" w:type="pct"/>
-          </w:tcPr>
-          <w:p>
-            <w:r>
-              <w:t>string</w:t>
-            </w:r>
-          </w:p>
-        </w:tc>
-        <w:tc>
-          <w:tcPr>
-            <w:tcW w:w="1250" w:type="pct"/>
-          </w:tcPr>
-          <w:p>
-            <w:r>
-              <w:t>✓</w:t>
-            </w:r>
-          </w:p>
-        </w:tc>
-        <w:tc>
-          <w:tcPr>
-            <w:tcW w:w="1250" w:type="pct"/>
-          </w:tcPr>
-          <w:p>
-            <w:r>
-              <w:rPr>
-                <w:rFonts w:hint="eastAsia"/>
-              </w:rPr>
-              <w:t>調査担当者表示名</w:t>
-            </w:r>
-          </w:p>
-        </w:tc>
-      </w:tr>
-      <w:tr>
-        <w:tc>
-          <w:tcPr>
-            <w:tcW w:w="1250" w:type="pct"/>
-          </w:tcPr>
-          <w:p>
-            <w:r>
-              <w:t>photoCount</w:t>
-            </w:r>
-          </w:p>
-        </w:tc>
-        <w:tc>
-          <w:tcPr>
-            <w:tcW w:w="1250" w:type="pct"/>
-          </w:tcPr>
-          <w:p>
-            <w:r>
-              <w:t>int32</w:t>
-            </w:r>
-          </w:p>
-        </w:tc>
-        <w:tc>
-          <w:tcPr>
-            <w:tcW w:w="1250" w:type="pct"/>
-          </w:tcPr>
-          <w:p>
-            <w:r>
-              <w:t>✓</w:t>
-            </w:r>
-          </w:p>
-        </w:tc>
-        <w:tc>
-          <w:tcPr>
-            <w:tcW w:w="1250" w:type="pct"/>
-          </w:tcPr>
-          <w:p>
-            <w:r>
-              <w:rPr>
-                <w:rFonts w:hint="eastAsia"/>
-              </w:rPr>
-              <w:t>写真枚数</w:t>
-            </w:r>
-          </w:p>
-        </w:tc>
-      </w:tr>
-      <w:tr>
-        <w:tc>
-          <w:tcPr>
-            <w:tcW w:w="1250" w:type="pct"/>
-          </w:tcPr>
-          <w:p>
-            <w:r>
               <w:t>detailType</w:t>
             </w:r>
           </w:p>
@@ -17463,12 +17462,11 @@
           <w:rFonts w:hint="eastAsia"/>
         </w:rPr>
       </w:pPr>
-      <w:bookmarkStart w:id="33" w:name="_Toc231306108"/>
+      <w:bookmarkStart w:id="33" w:name="_Toc231754549"/>
       <w:r>
         <w:rPr>
           <w:rFonts w:hint="eastAsia"/>
         </w:rPr>
-        <w:lastRenderedPageBreak/>
         <w:t>ステータスコード</w:t>
       </w:r>
       <w:bookmarkEnd w:id="33"/>
@@ -17740,7 +17738,7 @@
           <w:rFonts w:hint="eastAsia"/>
         </w:rPr>
       </w:pPr>
-      <w:bookmarkStart w:id="34" w:name="_Toc231306109"/>
+      <w:bookmarkStart w:id="34" w:name="_Toc231754550"/>
       <w:r>
         <w:rPr>
           <w:rFonts w:hint="eastAsia"/>
@@ -17806,7 +17804,7 @@
           <w:rFonts w:hint="eastAsia"/>
         </w:rPr>
       </w:pPr>
-      <w:bookmarkStart w:id="35" w:name="_Toc231306110"/>
+      <w:bookmarkStart w:id="35" w:name="_Toc231754551"/>
       <w:r>
         <w:rPr>
           <w:rFonts w:hint="eastAsia"/>
@@ -18008,6 +18006,7 @@
         <w:rPr>
           <w:rFonts w:hint="eastAsia"/>
         </w:rPr>
+        <w:lastRenderedPageBreak/>
         <w:t>権限チェック</w:t>
       </w:r>
     </w:p>
@@ -18034,7 +18033,6 @@
         <w:rPr>
           <w:rFonts w:hint="eastAsia"/>
         </w:rPr>
-        <w:lastRenderedPageBreak/>
         <w:t>認可条件: 通常アカウントの場合、Bearer トークン上の作業対象施設について `user_facility_assignments` に有効割当があること</w:t>
       </w:r>
     </w:p>
@@ -18137,7 +18135,7 @@
           <w:rFonts w:hint="eastAsia"/>
         </w:rPr>
       </w:pPr>
-      <w:bookmarkStart w:id="36" w:name="_Toc231306111"/>
+      <w:bookmarkStart w:id="36" w:name="_Toc231754552"/>
       <w:r>
         <w:rPr>
           <w:rFonts w:hint="eastAsia"/>
@@ -18604,6 +18602,7 @@
           </w:tcPr>
           <w:p>
             <w:r>
+              <w:lastRenderedPageBreak/>
               <w:t>takenByUserId</w:t>
             </w:r>
           </w:p>
@@ -18696,12 +18695,11 @@
           <w:rFonts w:hint="eastAsia"/>
         </w:rPr>
       </w:pPr>
-      <w:bookmarkStart w:id="37" w:name="_Toc231306112"/>
+      <w:bookmarkStart w:id="37" w:name="_Toc231754553"/>
       <w:r>
         <w:rPr>
           <w:rFonts w:hint="eastAsia"/>
         </w:rPr>
-        <w:lastRenderedPageBreak/>
         <w:t>ステータスコード</w:t>
       </w:r>
       <w:bookmarkEnd w:id="37"/>
@@ -19008,7 +19006,7 @@
           <w:rFonts w:hint="eastAsia"/>
         </w:rPr>
       </w:pPr>
-      <w:bookmarkStart w:id="38" w:name="_Toc231306113"/>
+      <w:bookmarkStart w:id="38" w:name="_Toc231754554"/>
       <w:r>
         <w:rPr>
           <w:rFonts w:hint="eastAsia"/>
@@ -19074,7 +19072,7 @@
           <w:rFonts w:hint="eastAsia"/>
         </w:rPr>
       </w:pPr>
-      <w:bookmarkStart w:id="39" w:name="_Toc231306114"/>
+      <w:bookmarkStart w:id="39" w:name="_Toc231754555"/>
       <w:r>
         <w:rPr>
           <w:rFonts w:hint="eastAsia"/>
@@ -19272,12 +19270,11 @@
           <w:rFonts w:hint="eastAsia"/>
         </w:rPr>
       </w:pPr>
-      <w:bookmarkStart w:id="40" w:name="_Toc231306115"/>
+      <w:bookmarkStart w:id="40" w:name="_Toc231754556"/>
       <w:r>
         <w:rPr>
           <w:rFonts w:hint="eastAsia"/>
         </w:rPr>
-        <w:lastRenderedPageBreak/>
         <w:t>リクエスト（RegistrationEditRecordUpdateRequest）</w:t>
       </w:r>
       <w:bookmarkEnd w:id="40"/>
@@ -21283,7 +21280,7 @@
           <w:rFonts w:hint="eastAsia"/>
         </w:rPr>
       </w:pPr>
-      <w:bookmarkStart w:id="41" w:name="_Toc231306116"/>
+      <w:bookmarkStart w:id="41" w:name="_Toc231754557"/>
       <w:r>
         <w:rPr>
           <w:rFonts w:hint="eastAsia"/>
@@ -21451,7 +21448,7 @@
           <w:rFonts w:hint="eastAsia"/>
         </w:rPr>
       </w:pPr>
-      <w:bookmarkStart w:id="42" w:name="_Toc231306117"/>
+      <w:bookmarkStart w:id="42" w:name="_Toc231754558"/>
       <w:r>
         <w:rPr>
           <w:rFonts w:hint="eastAsia"/>
@@ -21833,7 +21830,7 @@
           <w:rFonts w:hint="eastAsia"/>
         </w:rPr>
       </w:pPr>
-      <w:bookmarkStart w:id="43" w:name="_Toc231306118"/>
+      <w:bookmarkStart w:id="43" w:name="_Toc231754559"/>
       <w:r>
         <w:rPr>
           <w:rFonts w:hint="eastAsia"/>
@@ -21899,7 +21896,7 @@
           <w:rFonts w:hint="eastAsia"/>
         </w:rPr>
       </w:pPr>
-      <w:bookmarkStart w:id="44" w:name="_Toc231306119"/>
+      <w:bookmarkStart w:id="44" w:name="_Toc231754560"/>
       <w:r>
         <w:rPr>
           <w:rFonts w:hint="eastAsia"/>
@@ -22778,7 +22775,7 @@
           <w:rFonts w:hint="eastAsia"/>
         </w:rPr>
       </w:pPr>
-      <w:bookmarkStart w:id="45" w:name="_Toc231306120"/>
+      <w:bookmarkStart w:id="45" w:name="_Toc231754561"/>
       <w:r>
         <w:rPr>
           <w:rFonts w:hint="eastAsia"/>
@@ -22991,7 +22988,7 @@
           <w:rFonts w:hint="eastAsia"/>
         </w:rPr>
       </w:pPr>
-      <w:bookmarkStart w:id="46" w:name="_Toc231306121"/>
+      <w:bookmarkStart w:id="46" w:name="_Toc231754562"/>
       <w:r>
         <w:rPr>
           <w:rFonts w:hint="eastAsia"/>
@@ -23338,7 +23335,7 @@
           <w:rFonts w:hint="eastAsia"/>
         </w:rPr>
       </w:pPr>
-      <w:bookmarkStart w:id="47" w:name="_Toc231306122"/>
+      <w:bookmarkStart w:id="47" w:name="_Toc231754563"/>
       <w:r>
         <w:rPr>
           <w:rFonts w:hint="eastAsia"/>
@@ -23404,7 +23401,7 @@
           <w:rFonts w:hint="eastAsia"/>
         </w:rPr>
       </w:pPr>
-      <w:bookmarkStart w:id="48" w:name="_Toc231306123"/>
+      <w:bookmarkStart w:id="48" w:name="_Toc231754564"/>
       <w:r>
         <w:rPr>
           <w:rFonts w:hint="eastAsia"/>
@@ -24077,7 +24074,7 @@
           <w:rFonts w:hint="eastAsia"/>
         </w:rPr>
       </w:pPr>
-      <w:bookmarkStart w:id="49" w:name="_Toc231306124"/>
+      <w:bookmarkStart w:id="49" w:name="_Toc231754565"/>
       <w:r>
         <w:rPr>
           <w:rFonts w:hint="eastAsia"/>
@@ -24290,7 +24287,7 @@
           <w:rFonts w:hint="eastAsia"/>
         </w:rPr>
       </w:pPr>
-      <w:bookmarkStart w:id="50" w:name="_Toc231306125"/>
+      <w:bookmarkStart w:id="50" w:name="_Toc231754566"/>
       <w:r>
         <w:rPr>
           <w:rFonts w:hint="eastAsia"/>
@@ -24609,7 +24606,7 @@
           <w:rFonts w:hint="eastAsia"/>
         </w:rPr>
       </w:pPr>
-      <w:bookmarkStart w:id="51" w:name="_Toc231306126"/>
+      <w:bookmarkStart w:id="51" w:name="_Toc231754567"/>
       <w:r>
         <w:rPr>
           <w:rFonts w:hint="eastAsia"/>
@@ -24625,7 +24622,7 @@
           <w:rFonts w:hint="eastAsia"/>
         </w:rPr>
       </w:pPr>
-      <w:bookmarkStart w:id="52" w:name="_Toc231306127"/>
+      <w:bookmarkStart w:id="52" w:name="_Toc231754568"/>
       <w:r>
         <w:rPr>
           <w:rFonts w:hint="eastAsia"/>
@@ -24850,7 +24847,7 @@
           <w:rFonts w:hint="eastAsia"/>
         </w:rPr>
       </w:pPr>
-      <w:bookmarkStart w:id="53" w:name="_Toc231306128"/>
+      <w:bookmarkStart w:id="53" w:name="_Toc231754569"/>
       <w:r>
         <w:rPr>
           <w:rFonts w:hint="eastAsia"/>
@@ -24962,7 +24959,7 @@
           <w:rFonts w:hint="eastAsia"/>
         </w:rPr>
       </w:pPr>
-      <w:bookmarkStart w:id="54" w:name="_Toc231306129"/>
+      <w:bookmarkStart w:id="54" w:name="_Toc231754570"/>
       <w:r>
         <w:rPr>
           <w:rFonts w:hint="eastAsia"/>
@@ -25035,7 +25032,7 @@
           <w:rFonts w:hint="eastAsia"/>
         </w:rPr>
       </w:pPr>
-      <w:bookmarkStart w:id="55" w:name="_Toc231306130"/>
+      <w:bookmarkStart w:id="55" w:name="_Toc231754571"/>
       <w:r>
         <w:rPr>
           <w:rFonts w:hint="eastAsia"/>
@@ -25662,7 +25659,7 @@
           <w:rFonts w:hint="eastAsia"/>
         </w:rPr>
       </w:pPr>
-      <w:bookmarkStart w:id="56" w:name="_Toc231306131"/>
+      <w:bookmarkStart w:id="56" w:name="_Toc231754572"/>
       <w:r>
         <w:rPr>
           <w:rFonts w:hint="eastAsia"/>
@@ -25814,9 +25811,200 @@
 <file path=word/numbering.xml><?xml version="1.0" encoding="utf-8"?>
 <w:numbering xmlns:wpc="http://schemas.microsoft.com/office/word/2010/wordprocessingCanvas" xmlns:cx="http://schemas.microsoft.com/office/drawing/2014/chartex" xmlns:cx1="http://schemas.microsoft.com/office/drawing/2015/9/8/chartex" xmlns:cx2="http://schemas.microsoft.com/office/drawing/2015/10/21/chartex" xmlns:cx3="http://schemas.microsoft.com/office/drawing/2016/5/9/chartex" xmlns:cx4="http://schemas.microsoft.com/office/drawing/2016/5/10/chartex" xmlns:cx5="http://schemas.microsoft.com/office/drawing/2016/5/11/chartex" xmlns:cx6="http://schemas.microsoft.com/office/drawing/2016/5/12/chartex" xmlns:cx7="http://schemas.microsoft.com/office/drawing/2016/5/13/chartex" xmlns:cx8="http://schemas.microsoft.com/office/drawing/2016/5/14/chartex" xmlns:mc="http://schemas.openxmlformats.org/markup-compatibility/2006" xmlns:aink="http://schemas.microsoft.com/office/drawing/2016/ink" xmlns:am3d="http://schemas.microsoft.com/office/drawing/2017/model3d" xmlns:o="urn:schemas-microsoft-com:office:office" xmlns:oel="http://schemas.microsoft.com/office/2019/extlst" xmlns:r="http://schemas.openxmlformats.org/officeDocument/2006/relationships" xmlns:m="http://schemas.openxmlformats.org/officeDocument/2006/math" xmlns:v="urn:schemas-microsoft-com:vml" xmlns:wp14="http://schemas.microsoft.com/office/word/2010/wordprocessingDrawing" xmlns:wp="http://schemas.openxmlformats.org/drawingml/2006/wordprocessingDrawing" xmlns:w10="urn:schemas-microsoft-com:office:word" xmlns:w="http://schemas.openxmlformats.org/wordprocessingml/2006/main" xmlns:w14="http://schemas.microsoft.com/office/word/2010/wordml" xmlns:w15="http://schemas.microsoft.com/office/word/2012/wordml" xmlns:w16cex="http://schemas.microsoft.com/office/word/2018/wordml/cex" xmlns:w16cid="http://schemas.microsoft.com/office/word/2016/wordml/cid" xmlns:w16="http://schemas.microsoft.com/office/word/2018/wordml" xmlns:w16du="http://schemas.microsoft.com/office/word/2023/wordml/word16du" xmlns:w16sdtdh="http://schemas.microsoft.com/office/word/2020/wordml/sdtdatahash" xmlns:w16sdtfl="http://schemas.microsoft.com/office/word/2024/wordml/sdtformatlock" xmlns:w16se="http://schemas.microsoft.com/office/word/2015/wordml/symex" xmlns:wpg="http://schemas.microsoft.com/office/word/2010/wordprocessingGroup" xmlns:wpi="http://schemas.microsoft.com/office/word/2010/wordprocessingInk" xmlns:wne="http://schemas.microsoft.com/office/word/2006/wordml" xmlns:wps="http://schemas.microsoft.com/office/word/2010/wordprocessingShape" mc:Ignorable="w14 w15 w16se w16cid w16 w16cex w16sdtdh w16sdtfl w16du wp14">
   <w:abstractNum w:abstractNumId="0" w15:restartNumberingAfterBreak="0">
-    <w:nsid w:val="06E07EE4"/>
+    <w:nsid w:val="18A76B82"/>
+    <w:multiLevelType w:val="singleLevel"/>
+    <w:tmpl w:val="04090001"/>
+    <w:lvl w:ilvl="0">
+      <w:start w:val="1"/>
+      <w:numFmt w:val="bullet"/>
+      <w:lvlText w:val="■"/>
+      <w:lvlJc w:val="left"/>
+      <w:pPr>
+        <w:ind w:left="440" w:hanging="440"/>
+      </w:pPr>
+      <w:rPr>
+        <w:rFonts w:ascii="Meiryo UI" w:hAnsi="Meiryo UI" w:eastAsia="Meiryo UI" w:cs="Meiryo UI" w:hint="default"/>
+      </w:rPr>
+    </w:lvl>
+  </w:abstractNum>
+  <w:abstractNum w:abstractNumId="1" w15:restartNumberingAfterBreak="0">
+    <w:nsid w:val="218A5A0D"/>
     <w:multiLevelType w:val="hybridMultilevel"/>
-    <w:tmpl w:val="A2AE6254"/>
+    <w:tmpl w:val="B9AA32FA"/>
+    <w:name w:val="__API_DOC_SQUARE_BULLET__22"/>
+    <w:lvl w:ilvl="0" w:tplc="0409000F">
+      <w:start w:val="1"/>
+      <w:numFmt w:val="decimal"/>
+      <w:lvlText w:val="%1."/>
+      <w:lvlJc w:val="left"/>
+      <w:pPr>
+        <w:ind w:left="440" w:hanging="440"/>
+      </w:pPr>
+    </w:lvl>
+    <w:lvl w:ilvl="1" w:tplc="04090017" w:tentative="1">
+      <w:start w:val="1"/>
+      <w:numFmt w:val="aiueoFullWidth"/>
+      <w:lvlText w:val="(%2)"/>
+      <w:lvlJc w:val="left"/>
+      <w:pPr>
+        <w:ind w:left="880" w:hanging="440"/>
+      </w:pPr>
+    </w:lvl>
+    <w:lvl w:ilvl="2" w:tplc="04090011" w:tentative="1">
+      <w:start w:val="1"/>
+      <w:numFmt w:val="decimalEnclosedCircle"/>
+      <w:lvlText w:val="%3"/>
+      <w:lvlJc w:val="left"/>
+      <w:pPr>
+        <w:ind w:left="1320" w:hanging="440"/>
+      </w:pPr>
+    </w:lvl>
+    <w:lvl w:ilvl="3" w:tplc="0409000F" w:tentative="1">
+      <w:start w:val="1"/>
+      <w:numFmt w:val="decimal"/>
+      <w:lvlText w:val="%4."/>
+      <w:lvlJc w:val="left"/>
+      <w:pPr>
+        <w:ind w:left="1760" w:hanging="440"/>
+      </w:pPr>
+    </w:lvl>
+    <w:lvl w:ilvl="4" w:tplc="04090017" w:tentative="1">
+      <w:start w:val="1"/>
+      <w:numFmt w:val="aiueoFullWidth"/>
+      <w:lvlText w:val="(%5)"/>
+      <w:lvlJc w:val="left"/>
+      <w:pPr>
+        <w:ind w:left="2200" w:hanging="440"/>
+      </w:pPr>
+    </w:lvl>
+    <w:lvl w:ilvl="5" w:tplc="04090011" w:tentative="1">
+      <w:start w:val="1"/>
+      <w:numFmt w:val="decimalEnclosedCircle"/>
+      <w:lvlText w:val="%6"/>
+      <w:lvlJc w:val="left"/>
+      <w:pPr>
+        <w:ind w:left="2640" w:hanging="440"/>
+      </w:pPr>
+    </w:lvl>
+    <w:lvl w:ilvl="6" w:tplc="0409000F" w:tentative="1">
+      <w:start w:val="1"/>
+      <w:numFmt w:val="decimal"/>
+      <w:lvlText w:val="%7."/>
+      <w:lvlJc w:val="left"/>
+      <w:pPr>
+        <w:ind w:left="3080" w:hanging="440"/>
+      </w:pPr>
+    </w:lvl>
+    <w:lvl w:ilvl="7" w:tplc="04090017" w:tentative="1">
+      <w:start w:val="1"/>
+      <w:numFmt w:val="aiueoFullWidth"/>
+      <w:lvlText w:val="(%8)"/>
+      <w:lvlJc w:val="left"/>
+      <w:pPr>
+        <w:ind w:left="3520" w:hanging="440"/>
+      </w:pPr>
+    </w:lvl>
+    <w:lvl w:ilvl="8" w:tplc="04090011" w:tentative="1">
+      <w:start w:val="1"/>
+      <w:numFmt w:val="decimalEnclosedCircle"/>
+      <w:lvlText w:val="%9"/>
+      <w:lvlJc w:val="left"/>
+      <w:pPr>
+        <w:ind w:left="3960" w:hanging="440"/>
+      </w:pPr>
+    </w:lvl>
+  </w:abstractNum>
+  <w:abstractNum w:abstractNumId="2" w15:restartNumberingAfterBreak="0">
+    <w:nsid w:val="2A4E1C3C"/>
+    <w:multiLevelType w:val="hybridMultilevel"/>
+    <w:tmpl w:val="AA447EDE"/>
+    <w:name w:val="__API_DOC_SQUARE_BULLET__222"/>
+    <w:lvl w:ilvl="0" w:tplc="0409000F">
+      <w:start w:val="1"/>
+      <w:numFmt w:val="decimal"/>
+      <w:lvlText w:val="%1."/>
+      <w:lvlJc w:val="left"/>
+      <w:pPr>
+        <w:ind w:left="440" w:hanging="440"/>
+      </w:pPr>
+    </w:lvl>
+    <w:lvl w:ilvl="1" w:tplc="04090017" w:tentative="1">
+      <w:start w:val="1"/>
+      <w:numFmt w:val="aiueoFullWidth"/>
+      <w:lvlText w:val="(%2)"/>
+      <w:lvlJc w:val="left"/>
+      <w:pPr>
+        <w:ind w:left="880" w:hanging="440"/>
+      </w:pPr>
+    </w:lvl>
+    <w:lvl w:ilvl="2" w:tplc="04090011" w:tentative="1">
+      <w:start w:val="1"/>
+      <w:numFmt w:val="decimalEnclosedCircle"/>
+      <w:lvlText w:val="%3"/>
+      <w:lvlJc w:val="left"/>
+      <w:pPr>
+        <w:ind w:left="1320" w:hanging="440"/>
+      </w:pPr>
+    </w:lvl>
+    <w:lvl w:ilvl="3" w:tplc="0409000F" w:tentative="1">
+      <w:start w:val="1"/>
+      <w:numFmt w:val="decimal"/>
+      <w:lvlText w:val="%4."/>
+      <w:lvlJc w:val="left"/>
+      <w:pPr>
+        <w:ind w:left="1760" w:hanging="440"/>
+      </w:pPr>
+    </w:lvl>
+    <w:lvl w:ilvl="4" w:tplc="04090017" w:tentative="1">
+      <w:start w:val="1"/>
+      <w:numFmt w:val="aiueoFullWidth"/>
+      <w:lvlText w:val="(%5)"/>
+      <w:lvlJc w:val="left"/>
+      <w:pPr>
+        <w:ind w:left="2200" w:hanging="440"/>
+      </w:pPr>
+    </w:lvl>
+    <w:lvl w:ilvl="5" w:tplc="04090011" w:tentative="1">
+      <w:start w:val="1"/>
+      <w:numFmt w:val="decimalEnclosedCircle"/>
+      <w:lvlText w:val="%6"/>
+      <w:lvlJc w:val="left"/>
+      <w:pPr>
+        <w:ind w:left="2640" w:hanging="440"/>
+      </w:pPr>
+    </w:lvl>
+    <w:lvl w:ilvl="6" w:tplc="0409000F" w:tentative="1">
+      <w:start w:val="1"/>
+      <w:numFmt w:val="decimal"/>
+      <w:lvlText w:val="%7."/>
+      <w:lvlJc w:val="left"/>
+      <w:pPr>
+        <w:ind w:left="3080" w:hanging="440"/>
+      </w:pPr>
+    </w:lvl>
+    <w:lvl w:ilvl="7" w:tplc="04090017" w:tentative="1">
+      <w:start w:val="1"/>
+      <w:numFmt w:val="aiueoFullWidth"/>
+      <w:lvlText w:val="(%8)"/>
+      <w:lvlJc w:val="left"/>
+      <w:pPr>
+        <w:ind w:left="3520" w:hanging="440"/>
+      </w:pPr>
+    </w:lvl>
+    <w:lvl w:ilvl="8" w:tplc="04090011" w:tentative="1">
+      <w:start w:val="1"/>
+      <w:numFmt w:val="decimalEnclosedCircle"/>
+      <w:lvlText w:val="%9"/>
+      <w:lvlJc w:val="left"/>
+      <w:pPr>
+        <w:ind w:left="3960" w:hanging="440"/>
+      </w:pPr>
+    </w:lvl>
+  </w:abstractNum>
+  <w:abstractNum w:abstractNumId="3" w15:restartNumberingAfterBreak="0">
+    <w:nsid w:val="2D1C52C2"/>
+    <w:multiLevelType w:val="hybridMultilevel"/>
+    <w:tmpl w:val="2526A1A8"/>
     <w:name w:val="__API_DOC_SQUARE_BULLET__22222"/>
     <w:lvl w:ilvl="0" w:tplc="0409000F">
       <w:start w:val="1"/>
@@ -25900,11 +26088,11 @@
       </w:pPr>
     </w:lvl>
   </w:abstractNum>
-  <w:abstractNum w:abstractNumId="1" w15:restartNumberingAfterBreak="0">
-    <w:nsid w:val="0D151712"/>
+  <w:abstractNum w:abstractNumId="4" w15:restartNumberingAfterBreak="0">
+    <w:nsid w:val="56704242"/>
     <w:multiLevelType w:val="hybridMultilevel"/>
-    <w:tmpl w:val="76EA71D6"/>
-    <w:name w:val="__API_DOC_SQUARE_BULLET__222"/>
+    <w:tmpl w:val="47002A9A"/>
+    <w:name w:val="__API_DOC_SQUARE_BULLET__2"/>
     <w:lvl w:ilvl="0" w:tplc="0409000F">
       <w:start w:val="1"/>
       <w:numFmt w:val="decimal"/>
@@ -25987,95 +26175,8 @@
       </w:pPr>
     </w:lvl>
   </w:abstractNum>
-  <w:abstractNum w:abstractNumId="2" w15:restartNumberingAfterBreak="0">
-    <w:nsid w:val="3505427A"/>
-    <w:multiLevelType w:val="hybridMultilevel"/>
-    <w:tmpl w:val="0FC2D57A"/>
-    <w:name w:val="__API_DOC_SQUARE_BULLET__2"/>
-    <w:lvl w:ilvl="0" w:tplc="0409000F">
-      <w:start w:val="1"/>
-      <w:numFmt w:val="decimal"/>
-      <w:lvlText w:val="%1."/>
-      <w:lvlJc w:val="left"/>
-      <w:pPr>
-        <w:ind w:left="440" w:hanging="440"/>
-      </w:pPr>
-    </w:lvl>
-    <w:lvl w:ilvl="1" w:tplc="04090017" w:tentative="1">
-      <w:start w:val="1"/>
-      <w:numFmt w:val="aiueoFullWidth"/>
-      <w:lvlText w:val="(%2)"/>
-      <w:lvlJc w:val="left"/>
-      <w:pPr>
-        <w:ind w:left="880" w:hanging="440"/>
-      </w:pPr>
-    </w:lvl>
-    <w:lvl w:ilvl="2" w:tplc="04090011" w:tentative="1">
-      <w:start w:val="1"/>
-      <w:numFmt w:val="decimalEnclosedCircle"/>
-      <w:lvlText w:val="%3"/>
-      <w:lvlJc w:val="left"/>
-      <w:pPr>
-        <w:ind w:left="1320" w:hanging="440"/>
-      </w:pPr>
-    </w:lvl>
-    <w:lvl w:ilvl="3" w:tplc="0409000F" w:tentative="1">
-      <w:start w:val="1"/>
-      <w:numFmt w:val="decimal"/>
-      <w:lvlText w:val="%4."/>
-      <w:lvlJc w:val="left"/>
-      <w:pPr>
-        <w:ind w:left="1760" w:hanging="440"/>
-      </w:pPr>
-    </w:lvl>
-    <w:lvl w:ilvl="4" w:tplc="04090017" w:tentative="1">
-      <w:start w:val="1"/>
-      <w:numFmt w:val="aiueoFullWidth"/>
-      <w:lvlText w:val="(%5)"/>
-      <w:lvlJc w:val="left"/>
-      <w:pPr>
-        <w:ind w:left="2200" w:hanging="440"/>
-      </w:pPr>
-    </w:lvl>
-    <w:lvl w:ilvl="5" w:tplc="04090011" w:tentative="1">
-      <w:start w:val="1"/>
-      <w:numFmt w:val="decimalEnclosedCircle"/>
-      <w:lvlText w:val="%6"/>
-      <w:lvlJc w:val="left"/>
-      <w:pPr>
-        <w:ind w:left="2640" w:hanging="440"/>
-      </w:pPr>
-    </w:lvl>
-    <w:lvl w:ilvl="6" w:tplc="0409000F" w:tentative="1">
-      <w:start w:val="1"/>
-      <w:numFmt w:val="decimal"/>
-      <w:lvlText w:val="%7."/>
-      <w:lvlJc w:val="left"/>
-      <w:pPr>
-        <w:ind w:left="3080" w:hanging="440"/>
-      </w:pPr>
-    </w:lvl>
-    <w:lvl w:ilvl="7" w:tplc="04090017" w:tentative="1">
-      <w:start w:val="1"/>
-      <w:numFmt w:val="aiueoFullWidth"/>
-      <w:lvlText w:val="(%8)"/>
-      <w:lvlJc w:val="left"/>
-      <w:pPr>
-        <w:ind w:left="3520" w:hanging="440"/>
-      </w:pPr>
-    </w:lvl>
-    <w:lvl w:ilvl="8" w:tplc="04090011" w:tentative="1">
-      <w:start w:val="1"/>
-      <w:numFmt w:val="decimalEnclosedCircle"/>
-      <w:lvlText w:val="%9"/>
-      <w:lvlJc w:val="left"/>
-      <w:pPr>
-        <w:ind w:left="3960" w:hanging="440"/>
-      </w:pPr>
-    </w:lvl>
-  </w:abstractNum>
-  <w:abstractNum w:abstractNumId="3" w15:restartNumberingAfterBreak="0">
-    <w:nsid w:val="3D022525"/>
+  <w:abstractNum w:abstractNumId="5" w15:restartNumberingAfterBreak="0">
+    <w:nsid w:val="66760F25"/>
     <w:multiLevelType w:val="singleLevel"/>
     <w:tmpl w:val="0409000F"/>
     <w:name w:val="__API_DOC_SQUARE_BULLET__"/>
@@ -26089,115 +26190,11 @@
       </w:pPr>
     </w:lvl>
   </w:abstractNum>
-  <w:abstractNum w:abstractNumId="4" w15:restartNumberingAfterBreak="0">
-    <w:nsid w:val="5041196C"/>
-    <w:multiLevelType w:val="singleLevel"/>
-    <w:tmpl w:val="04090001"/>
-    <w:lvl w:ilvl="0">
-      <w:start w:val="1"/>
-      <w:numFmt w:val="bullet"/>
-      <w:lvlText w:val="■"/>
-      <w:lvlJc w:val="left"/>
-      <w:pPr>
-        <w:ind w:left="440" w:hanging="440"/>
-      </w:pPr>
-      <w:rPr>
-        <w:rFonts w:ascii="Meiryo UI" w:hAnsi="Meiryo UI" w:eastAsia="Meiryo UI" w:cs="Meiryo UI" w:hint="default"/>
-      </w:rPr>
-    </w:lvl>
-  </w:abstractNum>
-  <w:abstractNum w:abstractNumId="5" w15:restartNumberingAfterBreak="0">
-    <w:nsid w:val="59736811"/>
+  <w:abstractNum w:abstractNumId="6" w15:restartNumberingAfterBreak="0">
+    <w:nsid w:val="6CED0AC1"/>
     <w:multiLevelType w:val="hybridMultilevel"/>
-    <w:tmpl w:val="56DA7BC8"/>
+    <w:tmpl w:val="83AA8DB6"/>
     <w:name w:val="__API_DOC_SQUARE_BULLET__2222"/>
-    <w:lvl w:ilvl="0" w:tplc="0409000F">
-      <w:start w:val="1"/>
-      <w:numFmt w:val="decimal"/>
-      <w:lvlText w:val="%1."/>
-      <w:lvlJc w:val="left"/>
-      <w:pPr>
-        <w:ind w:left="440" w:hanging="440"/>
-      </w:pPr>
-    </w:lvl>
-    <w:lvl w:ilvl="1" w:tplc="04090017" w:tentative="1">
-      <w:start w:val="1"/>
-      <w:numFmt w:val="aiueoFullWidth"/>
-      <w:lvlText w:val="(%2)"/>
-      <w:lvlJc w:val="left"/>
-      <w:pPr>
-        <w:ind w:left="880" w:hanging="440"/>
-      </w:pPr>
-    </w:lvl>
-    <w:lvl w:ilvl="2" w:tplc="04090011" w:tentative="1">
-      <w:start w:val="1"/>
-      <w:numFmt w:val="decimalEnclosedCircle"/>
-      <w:lvlText w:val="%3"/>
-      <w:lvlJc w:val="left"/>
-      <w:pPr>
-        <w:ind w:left="1320" w:hanging="440"/>
-      </w:pPr>
-    </w:lvl>
-    <w:lvl w:ilvl="3" w:tplc="0409000F" w:tentative="1">
-      <w:start w:val="1"/>
-      <w:numFmt w:val="decimal"/>
-      <w:lvlText w:val="%4."/>
-      <w:lvlJc w:val="left"/>
-      <w:pPr>
-        <w:ind w:left="1760" w:hanging="440"/>
-      </w:pPr>
-    </w:lvl>
-    <w:lvl w:ilvl="4" w:tplc="04090017" w:tentative="1">
-      <w:start w:val="1"/>
-      <w:numFmt w:val="aiueoFullWidth"/>
-      <w:lvlText w:val="(%5)"/>
-      <w:lvlJc w:val="left"/>
-      <w:pPr>
-        <w:ind w:left="2200" w:hanging="440"/>
-      </w:pPr>
-    </w:lvl>
-    <w:lvl w:ilvl="5" w:tplc="04090011" w:tentative="1">
-      <w:start w:val="1"/>
-      <w:numFmt w:val="decimalEnclosedCircle"/>
-      <w:lvlText w:val="%6"/>
-      <w:lvlJc w:val="left"/>
-      <w:pPr>
-        <w:ind w:left="2640" w:hanging="440"/>
-      </w:pPr>
-    </w:lvl>
-    <w:lvl w:ilvl="6" w:tplc="0409000F" w:tentative="1">
-      <w:start w:val="1"/>
-      <w:numFmt w:val="decimal"/>
-      <w:lvlText w:val="%7."/>
-      <w:lvlJc w:val="left"/>
-      <w:pPr>
-        <w:ind w:left="3080" w:hanging="440"/>
-      </w:pPr>
-    </w:lvl>
-    <w:lvl w:ilvl="7" w:tplc="04090017" w:tentative="1">
-      <w:start w:val="1"/>
-      <w:numFmt w:val="aiueoFullWidth"/>
-      <w:lvlText w:val="(%8)"/>
-      <w:lvlJc w:val="left"/>
-      <w:pPr>
-        <w:ind w:left="3520" w:hanging="440"/>
-      </w:pPr>
-    </w:lvl>
-    <w:lvl w:ilvl="8" w:tplc="04090011" w:tentative="1">
-      <w:start w:val="1"/>
-      <w:numFmt w:val="decimalEnclosedCircle"/>
-      <w:lvlText w:val="%9"/>
-      <w:lvlJc w:val="left"/>
-      <w:pPr>
-        <w:ind w:left="3960" w:hanging="440"/>
-      </w:pPr>
-    </w:lvl>
-  </w:abstractNum>
-  <w:abstractNum w:abstractNumId="6" w15:restartNumberingAfterBreak="0">
-    <w:nsid w:val="5B687AD8"/>
-    <w:multiLevelType w:val="hybridMultilevel"/>
-    <w:tmpl w:val="1A36E9F8"/>
-    <w:name w:val="__API_DOC_SQUARE_BULLET__22"/>
     <w:lvl w:ilvl="0" w:tplc="0409000F">
       <w:start w:val="1"/>
       <w:numFmt w:val="decimal"/>
@@ -26397,26 +26394,26 @@
   <w:num w:numId="1" w16cid:durableId="296302402">
     <w:abstractNumId w:val="7"/>
   </w:num>
-  <w:num w:numId="2" w16cid:durableId="1165589123">
+  <w:num w:numId="2" w16cid:durableId="137769480">
+    <w:abstractNumId w:val="0"/>
+  </w:num>
+  <w:num w:numId="3" w16cid:durableId="1408649491">
+    <w:abstractNumId w:val="5"/>
+  </w:num>
+  <w:num w:numId="4" w16cid:durableId="997617896">
     <w:abstractNumId w:val="4"/>
   </w:num>
-  <w:num w:numId="3" w16cid:durableId="1970041058">
-    <w:abstractNumId w:val="3"/>
+  <w:num w:numId="5" w16cid:durableId="256252236">
+    <w:abstractNumId w:val="1"/>
   </w:num>
-  <w:num w:numId="4" w16cid:durableId="1619533376">
+  <w:num w:numId="6" w16cid:durableId="888765672">
     <w:abstractNumId w:val="2"/>
   </w:num>
-  <w:num w:numId="5" w16cid:durableId="642926785">
+  <w:num w:numId="7" w16cid:durableId="1096630909">
     <w:abstractNumId w:val="6"/>
   </w:num>
-  <w:num w:numId="6" w16cid:durableId="2065523561">
-    <w:abstractNumId w:val="1"/>
-  </w:num>
-  <w:num w:numId="7" w16cid:durableId="58208868">
-    <w:abstractNumId w:val="5"/>
-  </w:num>
-  <w:num w:numId="8" w16cid:durableId="2023587821">
-    <w:abstractNumId w:val="0"/>
+  <w:num w:numId="8" w16cid:durableId="139078979">
+    <w:abstractNumId w:val="3"/>
   </w:num>
   <w:numIdMacAtCleanup w:val="8"/>
 </w:numbering>
